--- a/docs/Vol01_基礎編/Project_Sakura_Vol1.docx
+++ b/docs/Vol01_基礎編/Project_Sakura_Vol1.docx
@@ -8,3235 +8,1624 @@
       </w:pPr>
       <w:r>
         <w:rPr>
-          <w:rFonts w:ascii="Yu Gothic" w:hAnsi="Yu Gothic" w:eastAsia="Yu Gothic"/>
           <w:b/>
-          <w:sz w:val="44"/>
+          <w:sz w:val="36"/>
         </w:rPr>
         <w:t>Project Sakura 第1巻 基礎編 v0.1</w:t>
       </w:r>
     </w:p>
-    <w:p/>
-    <w:p/>
-    <w:p>
-      <w:pPr>
-        <w:pStyle w:val="Heading1"/>
-      </w:pPr>
+    <w:p>
+      <w:r>
+        <w:br w:type="page"/>
+      </w:r>
+    </w:p>
+    <w:p>
       <w:r>
         <w:rPr>
-          <w:rFonts w:ascii="Yu Gothic" w:hAnsi="Yu Gothic" w:eastAsia="Yu Gothic"/>
-          <w:b w:val="0"/>
+          <w:b/>
+          <w:sz w:val="32"/>
         </w:rPr>
-        <w:t>第1章　Project Sakuraとは</w:t>
-      </w:r>
-    </w:p>
-    <w:p/>
-    <w:p>
-      <w:pPr>
-        <w:pStyle w:val="Heading2"/>
-      </w:pPr>
+        <w:t>Project Sakura 第1巻 基礎編 v0.1</w:t>
+      </w:r>
+    </w:p>
+    <w:p/>
+    <w:p>
       <w:r>
         <w:rPr>
-          <w:rFonts w:ascii="Yu Gothic" w:hAnsi="Yu Gothic" w:eastAsia="Yu Gothic"/>
-          <w:b w:val="0"/>
+          <w:b/>
+          <w:sz w:val="32"/>
         </w:rPr>
-        <w:t>1.1　はじめに</w:t>
+        <w:t>第1章 Project Sakuraとは</w:t>
+      </w:r>
+    </w:p>
+    <w:p/>
+    <w:p>
+      <w:r>
+        <w:t>AIを活用した資産ブログと運営システムを構築するための設計書兼教材です。</w:t>
       </w:r>
     </w:p>
     <w:p/>
     <w:p>
       <w:r>
         <w:rPr>
-          <w:rFonts w:ascii="Yu Gothic" w:hAnsi="Yu Gothic" w:eastAsia="Yu Gothic"/>
-          <w:b w:val="0"/>
+          <w:b/>
+          <w:sz w:val="26"/>
         </w:rPr>
-        <w:t>Project Sakuraは、AIを活用して資産ブログを構築・運営するためのプロジェクトです。</w:t>
+        <w:t>1.1 Project Sakuraとは</w:t>
+      </w:r>
+    </w:p>
+    <w:p/>
+    <w:p>
+      <w:r>
+        <w:t>Project Sakuraは、AIを活用しながら資産ブログを構築し、その運営作業も少しずつ仕組み化していくプロジェクトです。</w:t>
+      </w:r>
+    </w:p>
+    <w:p/>
+    <w:p>
+      <w:r>
+        <w:t>単にブログ記事を書くことだけを目的とするのではありません。</w:t>
+      </w:r>
+    </w:p>
+    <w:p/>
+    <w:p>
+      <w:r>
+        <w:t>企画、調査、記事作成、画像作成、公開、アクセス確認、改善、データ蓄積という一連の流れを整理し、継続的に運営できる仕組みを作ることを目指します。</w:t>
       </w:r>
     </w:p>
     <w:p/>
     <w:p>
       <w:r>
         <w:rPr>
-          <w:rFonts w:ascii="Yu Gothic" w:hAnsi="Yu Gothic" w:eastAsia="Yu Gothic"/>
-          <w:b w:val="0"/>
+          <w:b/>
+          <w:sz w:val="26"/>
         </w:rPr>
-        <w:t>本書では単なるブログの作り方ではなく、GitHubによるバージョン管理、Pythonによる自動化、WordPressとの連携までを一つの流れとして学びます。</w:t>
-      </w:r>
-    </w:p>
-    <w:p/>
-    <w:p>
-      <w:pPr>
-        <w:spacing w:after="80"/>
-      </w:pPr>
+        <w:t>1.2 Project Sakuraの目的</w:t>
+      </w:r>
+    </w:p>
+    <w:p/>
+    <w:p>
+      <w:r>
+        <w:t>Project Sakuraの目的は、長期的に育てていける資産ブログと、その運営を支援するシステムを構築することです。</w:t>
+      </w:r>
+    </w:p>
+    <w:p/>
+    <w:p>
+      <w:r>
+        <w:t>最初から大きなシステムを完成させるのではなく、小さな機能を一つずつ作り、実際に動かしながら改善していきます。</w:t>
+      </w:r>
+    </w:p>
+    <w:p/>
+    <w:p>
       <w:r>
         <w:rPr>
-          <w:rFonts w:ascii="Yu Gothic" w:hAnsi="Yu Gothic" w:eastAsia="Yu Gothic"/>
+          <w:b/>
+          <w:sz w:val="26"/>
         </w:rPr>
-        <w:t>―――――――――――――――――――――――――――――――――――</w:t>
-      </w:r>
-    </w:p>
-    <w:p/>
-    <w:p>
-      <w:pPr>
-        <w:pStyle w:val="Heading2"/>
-      </w:pPr>
+        <w:t>1.3 AIを活用する</w:t>
+      </w:r>
+    </w:p>
+    <w:p/>
+    <w:p>
+      <w:r>
+        <w:t>Project Sakuraでは、AIを作業を支援するための重要な道具として利用します。</w:t>
+      </w:r>
+    </w:p>
+    <w:p/>
+    <w:p>
+      <w:r>
+        <w:t>AIには、アイデア出し、情報整理、文章構成、下書き作成、表現改善、プログラム作成支援、エラー原因の整理などを担当させます。</w:t>
+      </w:r>
+    </w:p>
+    <w:p/>
+    <w:p>
+      <w:r>
+        <w:t>ただし、AIにすべてを任せることが目的ではありません。</w:t>
+      </w:r>
+    </w:p>
+    <w:p/>
+    <w:p>
+      <w:r>
+        <w:t>AIが提案する</w:t>
+      </w:r>
+    </w:p>
+    <w:p>
+      <w:r>
+        <w:t>↓</w:t>
+      </w:r>
+    </w:p>
+    <w:p>
+      <w:r>
+        <w:t>人が確認する</w:t>
+      </w:r>
+    </w:p>
+    <w:p>
+      <w:r>
+        <w:t>↓</w:t>
+      </w:r>
+    </w:p>
+    <w:p>
+      <w:r>
+        <w:t>必要なら修正する</w:t>
+      </w:r>
+    </w:p>
+    <w:p>
+      <w:r>
+        <w:t>↓</w:t>
+      </w:r>
+    </w:p>
+    <w:p>
+      <w:r>
+        <w:t>採用する</w:t>
+      </w:r>
+    </w:p>
+    <w:p/>
+    <w:p>
+      <w:r>
+        <w:t>という流れを基本とします。</w:t>
+      </w:r>
+    </w:p>
+    <w:p/>
+    <w:p>
       <w:r>
         <w:rPr>
-          <w:rFonts w:ascii="Yu Gothic" w:hAnsi="Yu Gothic" w:eastAsia="Yu Gothic"/>
-          <w:b w:val="0"/>
+          <w:b/>
+          <w:sz w:val="26"/>
         </w:rPr>
-        <w:t>1.2　Project Sakuraの目的</w:t>
+        <w:t>1.4 Pythonを学ぶ</w:t>
+      </w:r>
+    </w:p>
+    <w:p/>
+    <w:p>
+      <w:r>
+        <w:t>Project Sakuraでは、Pythonを使って少しずつ自動化を進めます。</w:t>
+      </w:r>
+    </w:p>
+    <w:p/>
+    <w:p>
+      <w:r>
+        <w:t>最初は、</w:t>
+      </w:r>
+    </w:p>
+    <w:p/>
+    <w:p>
+      <w:r>
+        <w:t>print("こんにちは！Project Sakuraへようこそ！")</w:t>
+      </w:r>
+    </w:p>
+    <w:p/>
+    <w:p>
+      <w:r>
+        <w:t>という非常に小さなプログラムから始めます。</w:t>
+      </w:r>
+    </w:p>
+    <w:p/>
+    <w:p>
+      <w:r>
+        <w:t>このプログラムは、画面に文字を表示するだけの非常に小さなプログラムです。</w:t>
+      </w:r>
+    </w:p>
+    <w:p/>
+    <w:p>
+      <w:r>
+        <w:t>しかし、プログラミングでは、このような小さな処理を組み合わせることで大きな仕組みを作ることができます。</w:t>
+      </w:r>
+    </w:p>
+    <w:p/>
+    <w:p>
+      <w:r>
+        <w:t>Project Sakuraでは、</w:t>
+      </w:r>
+    </w:p>
+    <w:p/>
+    <w:p>
+      <w:r>
+        <w:t>文字を表示する</w:t>
+      </w:r>
+    </w:p>
+    <w:p>
+      <w:r>
+        <w:t>↓</w:t>
+      </w:r>
+    </w:p>
+    <w:p>
+      <w:r>
+        <w:t>ファイルを扱う</w:t>
+      </w:r>
+    </w:p>
+    <w:p>
+      <w:r>
+        <w:t>↓</w:t>
+      </w:r>
+    </w:p>
+    <w:p>
+      <w:r>
+        <w:t>データを扱う</w:t>
+      </w:r>
+    </w:p>
+    <w:p>
+      <w:r>
+        <w:t>↓</w:t>
+      </w:r>
+    </w:p>
+    <w:p>
+      <w:r>
+        <w:t>処理を自動化する</w:t>
+      </w:r>
+    </w:p>
+    <w:p>
+      <w:r>
+        <w:t>↓</w:t>
+      </w:r>
+    </w:p>
+    <w:p>
+      <w:r>
+        <w:t>Webサービスと連携する</w:t>
+      </w:r>
+    </w:p>
+    <w:p>
+      <w:r>
+        <w:t>↓</w:t>
+      </w:r>
+    </w:p>
+    <w:p>
+      <w:r>
+        <w:t>ブログ運営を支援する</w:t>
+      </w:r>
+    </w:p>
+    <w:p/>
+    <w:p>
+      <w:r>
+        <w:t>というように、少しずつ発展させていきます。</w:t>
+      </w:r>
+    </w:p>
+    <w:p/>
+    <w:p>
+      <w:r>
+        <w:t>プログラミング未経験者でも理解できるように、実際に動かしながら学ぶことを基本とします。</w:t>
       </w:r>
     </w:p>
     <w:p/>
     <w:p>
       <w:r>
         <w:rPr>
-          <w:rFonts w:ascii="Yu Gothic" w:hAnsi="Yu Gothic" w:eastAsia="Yu Gothic"/>
-          <w:b w:val="0"/>
+          <w:b/>
+          <w:sz w:val="26"/>
         </w:rPr>
-        <w:t>Project Sakuraの目的は、AIを活用しながらブログを構築し、そのブログを継続的に育てていくことです。</w:t>
+        <w:t>1.5 GitHubは何のために使うのか</w:t>
+      </w:r>
+    </w:p>
+    <w:p/>
+    <w:p>
+      <w:r>
+        <w:t>Project SakuraではGitHubを利用して、プロジェクトのファイルを管理します。</w:t>
+      </w:r>
+    </w:p>
+    <w:p/>
+    <w:p>
+      <w:r>
+        <w:t>GitHubには、ファイルを保存するだけではなく、変更履歴を残せるという大きな特徴があります。</w:t>
+      </w:r>
+    </w:p>
+    <w:p/>
+    <w:p>
+      <w:r>
+        <w:t>例えば、</w:t>
+      </w:r>
+    </w:p>
+    <w:p/>
+    <w:p>
+      <w:r>
+        <w:t>Version 0.1</w:t>
+      </w:r>
+    </w:p>
+    <w:p>
+      <w:r>
+        <w:t>↓</w:t>
+      </w:r>
+    </w:p>
+    <w:p>
+      <w:r>
+        <w:t>Version 0.2</w:t>
+      </w:r>
+    </w:p>
+    <w:p>
+      <w:r>
+        <w:t>↓</w:t>
+      </w:r>
+    </w:p>
+    <w:p>
+      <w:r>
+        <w:t>Version 0.3</w:t>
+      </w:r>
+    </w:p>
+    <w:p/>
+    <w:p>
+      <w:r>
+        <w:t>というように、プロジェクトがどのように変化したのかを記録できます。</w:t>
+      </w:r>
+    </w:p>
+    <w:p/>
+    <w:p>
+      <w:r>
+        <w:t>もし途中でファイルを変更して問題が発生した場合でも、以前の状態を確認したり、変更内容を調べたりできます。</w:t>
+      </w:r>
+    </w:p>
+    <w:p/>
+    <w:p>
+      <w:r>
+        <w:t>今回作成した、</w:t>
+      </w:r>
+    </w:p>
+    <w:p/>
+    <w:p>
+      <w:r>
+        <w:t>project-sakura</w:t>
+      </w:r>
+    </w:p>
+    <w:p/>
+    <w:p>
+      <w:r>
+        <w:t>というリポジトリも、Project Sakuraの開発記録を管理するために利用します。</w:t>
+      </w:r>
+    </w:p>
+    <w:p/>
+    <w:p>
+      <w:r>
+        <w:t>GitHub Desktopを利用することで、Gitのコマンドを最初から覚えなくても、画面上の操作でファイルの変更を確認し、保存できます。</w:t>
       </w:r>
     </w:p>
     <w:p/>
     <w:p>
       <w:r>
         <w:rPr>
-          <w:rFonts w:ascii="Yu Gothic" w:hAnsi="Yu Gothic" w:eastAsia="Yu Gothic"/>
-          <w:b w:val="0"/>
+          <w:b/>
+          <w:sz w:val="26"/>
         </w:rPr>
-        <w:t>単に記事を作って公開するだけではなく、</w:t>
+        <w:t>1.6 現在のProject Sakura</w:t>
+      </w:r>
+    </w:p>
+    <w:p/>
+    <w:p>
+      <w:r>
+        <w:t>本書の作成開始時点で、基本的な開発環境の準備は完了しています。</w:t>
+      </w:r>
+    </w:p>
+    <w:p/>
+    <w:p>
+      <w:r>
+        <w:t>現在使用する主な環境は次のとおりです。</w:t>
+      </w:r>
+    </w:p>
+    <w:p/>
+    <w:p>
+      <w:r>
+        <w:t>項目　状態</w:t>
+      </w:r>
+    </w:p>
+    <w:p>
+      <w:r>
+        <w:t>GitHubアカウント　作成完了</w:t>
+      </w:r>
+    </w:p>
+    <w:p>
+      <w:r>
+        <w:t>GitHub Desktop　インストール完了</w:t>
+      </w:r>
+    </w:p>
+    <w:p>
+      <w:r>
+        <w:t>VS Code　インストール完了</w:t>
+      </w:r>
+    </w:p>
+    <w:p>
+      <w:r>
+        <w:t>Python　インストール完了</w:t>
+      </w:r>
+    </w:p>
+    <w:p>
+      <w:r>
+        <w:t>project-sakura　作成済み</w:t>
+      </w:r>
+    </w:p>
+    <w:p>
+      <w:r>
+        <w:t>GitHubへの保存　確認済み</w:t>
+      </w:r>
+    </w:p>
+    <w:p>
+      <w:r>
+        <w:t>Pythonプログラムの実行　確認済み</w:t>
+      </w:r>
+    </w:p>
+    <w:p>
+      <w:r>
+        <w:t>第1章原稿　作成中</w:t>
+      </w:r>
+    </w:p>
+    <w:p/>
+    <w:p>
+      <w:r>
+        <w:t>Project Sakuraの基本的なフォルダ構成は、次のように整理していきます。</w:t>
+      </w:r>
+    </w:p>
+    <w:p/>
+    <w:p>
+      <w:r>
+        <w:t>project-sakura</w:t>
+      </w:r>
+    </w:p>
+    <w:p>
+      <w:r>
+        <w:t>│</w:t>
+      </w:r>
+    </w:p>
+    <w:p>
+      <w:r>
+        <w:t>├─ docs</w:t>
+      </w:r>
+    </w:p>
+    <w:p>
+      <w:r>
+        <w:t>│ │</w:t>
+      </w:r>
+    </w:p>
+    <w:p>
+      <w:r>
+        <w:t>│ ├─ CHANGELOG.md</w:t>
+      </w:r>
+    </w:p>
+    <w:p>
+      <w:r>
+        <w:t>│ │</w:t>
+      </w:r>
+    </w:p>
+    <w:p>
+      <w:r>
+        <w:t>│ └─ Vol01_基礎編</w:t>
+      </w:r>
+    </w:p>
+    <w:p>
+      <w:r>
+        <w:t>│ │</w:t>
+      </w:r>
+    </w:p>
+    <w:p>
+      <w:r>
+        <w:t>│ ├─ images</w:t>
+      </w:r>
+    </w:p>
+    <w:p>
+      <w:r>
+        <w:t>│ │</w:t>
+      </w:r>
+    </w:p>
+    <w:p>
+      <w:r>
+        <w:t>│ ├─ source</w:t>
+      </w:r>
+    </w:p>
+    <w:p>
+      <w:r>
+        <w:t>│ │ └─ Chapter01.md</w:t>
+      </w:r>
+    </w:p>
+    <w:p>
+      <w:r>
+        <w:t>│ │</w:t>
+      </w:r>
+    </w:p>
+    <w:p>
+      <w:r>
+        <w:t>│ └─ README.md</w:t>
+      </w:r>
+    </w:p>
+    <w:p>
+      <w:r>
+        <w:t>│</w:t>
+      </w:r>
+    </w:p>
+    <w:p>
+      <w:r>
+        <w:t>├─ python</w:t>
+      </w:r>
+    </w:p>
+    <w:p>
+      <w:r>
+        <w:t>│ └─ lesson01.py</w:t>
+      </w:r>
+    </w:p>
+    <w:p>
+      <w:r>
+        <w:t>│</w:t>
+      </w:r>
+    </w:p>
+    <w:p>
+      <w:r>
+        <w:t>├─ .gitattributes</w:t>
+      </w:r>
+    </w:p>
+    <w:p>
+      <w:r>
+        <w:t>│</w:t>
+      </w:r>
+    </w:p>
+    <w:p>
+      <w:r>
+        <w:t>└─ README.md</w:t>
       </w:r>
     </w:p>
     <w:p/>
     <w:p>
       <w:r>
         <w:rPr>
-          <w:rFonts w:ascii="Yu Gothic" w:hAnsi="Yu Gothic" w:eastAsia="Yu Gothic"/>
-          <w:b w:val="0"/>
+          <w:b/>
+          <w:sz w:val="26"/>
         </w:rPr>
+        <w:t>1.7 本書の進め方</w:t>
+      </w:r>
+    </w:p>
+    <w:p/>
+    <w:p>
+      <w:r>
+        <w:t>本書では、最初から高度な知識を必要としません。</w:t>
+      </w:r>
+    </w:p>
+    <w:p/>
+    <w:p>
+      <w:r>
+        <w:t>基本的には、</w:t>
+      </w:r>
+    </w:p>
+    <w:p/>
+    <w:p>
+      <w:r>
+        <w:t>説明</w:t>
+      </w:r>
+    </w:p>
+    <w:p>
+      <w:r>
+        <w:t>↓</w:t>
+      </w:r>
+    </w:p>
+    <w:p>
+      <w:r>
+        <w:t>実際に操作</w:t>
+      </w:r>
+    </w:p>
+    <w:p>
+      <w:r>
+        <w:t>↓</w:t>
+      </w:r>
+    </w:p>
+    <w:p>
+      <w:r>
+        <w:t>結果を確認</w:t>
+      </w:r>
+    </w:p>
+    <w:p>
+      <w:r>
+        <w:t>↓</w:t>
+      </w:r>
+    </w:p>
+    <w:p>
+      <w:r>
+        <w:t>問題があれば修正</w:t>
+      </w:r>
+    </w:p>
+    <w:p>
+      <w:r>
+        <w:t>↓</w:t>
+      </w:r>
+    </w:p>
+    <w:p>
+      <w:r>
+        <w:t>次へ進む</w:t>
+      </w:r>
+    </w:p>
+    <w:p/>
+    <w:p>
+      <w:r>
+        <w:t>という流れで進めます。</w:t>
+      </w:r>
+    </w:p>
+    <w:p/>
+    <w:p>
+      <w:r>
+        <w:t>分からない用語が出てきた場合は、その都度説明します。</w:t>
+      </w:r>
+    </w:p>
+    <w:p/>
+    <w:p>
+      <w:r>
+        <w:t>操作についても、</w:t>
+      </w:r>
+    </w:p>
+    <w:p/>
+    <w:p>
+      <w:r>
+        <w:t>「どこをクリックするのか」</w:t>
+      </w:r>
+    </w:p>
+    <w:p/>
+    <w:p>
+      <w:r>
+        <w:t>「何を入力するのか」</w:t>
+      </w:r>
+    </w:p>
+    <w:p/>
+    <w:p>
+      <w:r>
+        <w:t>「何が表示されれば成功なのか」</w:t>
+      </w:r>
+    </w:p>
+    <w:p/>
+    <w:p>
+      <w:r>
+        <w:t>まで、できるだけ具体的に説明します。</w:t>
+      </w:r>
+    </w:p>
+    <w:p/>
+    <w:p>
+      <w:r>
+        <w:t>本書は、プログラマーだけを対象とした専門書ではありません。</w:t>
+      </w:r>
+    </w:p>
+    <w:p/>
+    <w:p>
+      <w:r>
+        <w:t>プログラミング未経験者でも、Project Sakuraを少しずつ作れることを目標とします。</w:t>
+      </w:r>
+    </w:p>
+    <w:p/>
+    <w:p>
+      <w:r>
+        <w:rPr>
+          <w:b/>
+          <w:sz w:val="26"/>
+        </w:rPr>
+        <w:t>1.8 Project Sakuraの最終目標</w:t>
+      </w:r>
+    </w:p>
+    <w:p/>
+    <w:p>
+      <w:r>
+        <w:t>Project Sakuraの最終目標は、単にブログを1つ作ることではありません。</w:t>
+      </w:r>
+    </w:p>
+    <w:p/>
+    <w:p>
+      <w:r>
+        <w:t>目指しているのは、</w:t>
+      </w:r>
+    </w:p>
+    <w:p/>
+    <w:p>
+      <w:r>
         <w:t>企画</w:t>
       </w:r>
     </w:p>
     <w:p>
       <w:r>
+        <w:t>↓</w:t>
+      </w:r>
+    </w:p>
+    <w:p>
+      <w:r>
+        <w:t>調査</w:t>
+      </w:r>
+    </w:p>
+    <w:p>
+      <w:r>
+        <w:t>↓</w:t>
+      </w:r>
+    </w:p>
+    <w:p>
+      <w:r>
+        <w:t>AIによる支援</w:t>
+      </w:r>
+    </w:p>
+    <w:p>
+      <w:r>
+        <w:t>↓</w:t>
+      </w:r>
+    </w:p>
+    <w:p>
+      <w:r>
+        <w:t>記事作成</w:t>
+      </w:r>
+    </w:p>
+    <w:p>
+      <w:r>
+        <w:t>↓</w:t>
+      </w:r>
+    </w:p>
+    <w:p>
+      <w:r>
+        <w:t>画像作成</w:t>
+      </w:r>
+    </w:p>
+    <w:p>
+      <w:r>
+        <w:t>↓</w:t>
+      </w:r>
+    </w:p>
+    <w:p>
+      <w:r>
+        <w:t>公開</w:t>
+      </w:r>
+    </w:p>
+    <w:p>
+      <w:r>
+        <w:t>↓</w:t>
+      </w:r>
+    </w:p>
+    <w:p>
+      <w:r>
+        <w:t>アクセス確認</w:t>
+      </w:r>
+    </w:p>
+    <w:p>
+      <w:r>
+        <w:t>↓</w:t>
+      </w:r>
+    </w:p>
+    <w:p>
+      <w:r>
+        <w:t>改善</w:t>
+      </w:r>
+    </w:p>
+    <w:p>
+      <w:r>
+        <w:t>↓</w:t>
+      </w:r>
+    </w:p>
+    <w:p>
+      <w:r>
+        <w:t>データ蓄積</w:t>
+      </w:r>
+    </w:p>
+    <w:p>
+      <w:r>
+        <w:t>↓</w:t>
+      </w:r>
+    </w:p>
+    <w:p>
+      <w:r>
+        <w:t>次の記事へ</w:t>
+      </w:r>
+    </w:p>
+    <w:p/>
+    <w:p>
+      <w:r>
+        <w:t>という一連の流れを、継続的に回せる仕組みです。</w:t>
+      </w:r>
+    </w:p>
+    <w:p/>
+    <w:p>
+      <w:r>
+        <w:t>さらに、その仕組み自体も改善していきます。</w:t>
+      </w:r>
+    </w:p>
+    <w:p/>
+    <w:p>
+      <w:r>
+        <w:t>最初は手作業だった作業を、</w:t>
+      </w:r>
+    </w:p>
+    <w:p/>
+    <w:p>
+      <w:r>
+        <w:t>手作業</w:t>
+      </w:r>
+    </w:p>
+    <w:p>
+      <w:r>
+        <w:t>↓</w:t>
+      </w:r>
+    </w:p>
+    <w:p>
+      <w:r>
+        <w:t>手順化</w:t>
+      </w:r>
+    </w:p>
+    <w:p>
+      <w:r>
+        <w:t>↓</w:t>
+      </w:r>
+    </w:p>
+    <w:p>
+      <w:r>
+        <w:t>半自動化</w:t>
+      </w:r>
+    </w:p>
+    <w:p>
+      <w:r>
+        <w:t>↓</w:t>
+      </w:r>
+    </w:p>
+    <w:p>
+      <w:r>
+        <w:t>自動化</w:t>
+      </w:r>
+    </w:p>
+    <w:p/>
+    <w:p>
+      <w:r>
+        <w:t>へと発展させていきます。</w:t>
+      </w:r>
+    </w:p>
+    <w:p/>
+    <w:p>
+      <w:r>
+        <w:t>これがProject Sakuraの大きなテーマです。</w:t>
+      </w:r>
+    </w:p>
+    <w:p/>
+    <w:p>
+      <w:r>
         <w:rPr>
-          <w:rFonts w:ascii="Yu Gothic" w:hAnsi="Yu Gothic" w:eastAsia="Yu Gothic"/>
-          <w:b w:val="0"/>
+          <w:b/>
+          <w:sz w:val="26"/>
         </w:rPr>
+        <w:t>1.9 このプロジェクトで大切にすること</w:t>
+      </w:r>
+    </w:p>
+    <w:p/>
+    <w:p>
+      <w:r>
+        <w:t>Project Sakuraでは、次の5つを大切にします。</w:t>
+      </w:r>
+    </w:p>
+    <w:p/>
+    <w:p>
+      <w:r>
+        <w:t>1．小さく始める</w:t>
+      </w:r>
+    </w:p>
+    <w:p/>
+    <w:p>
+      <w:r>
+        <w:t>最初から完璧なシステムを作ろうとしません。</w:t>
+      </w:r>
+    </w:p>
+    <w:p/>
+    <w:p>
+      <w:r>
+        <w:t>小さな機能を一つずつ作ります。</w:t>
+      </w:r>
+    </w:p>
+    <w:p/>
+    <w:p>
+      <w:r>
+        <w:t>2．実際に動かして確認する</w:t>
+      </w:r>
+    </w:p>
+    <w:p/>
+    <w:p>
+      <w:r>
+        <w:t>説明を読むだけではなく、実際に操作して結果を確認します。</w:t>
+      </w:r>
+    </w:p>
+    <w:p/>
+    <w:p>
+      <w:r>
+        <w:t>3．失敗も記録する</w:t>
+      </w:r>
+    </w:p>
+    <w:p/>
+    <w:p>
+      <w:r>
+        <w:t>エラーや失敗も重要な情報です。</w:t>
+      </w:r>
+    </w:p>
+    <w:p/>
+    <w:p>
+      <w:r>
+        <w:t>同じ問題を繰り返さないために、原因や解決方法を記録します。</w:t>
+      </w:r>
+    </w:p>
+    <w:p/>
+    <w:p>
+      <w:r>
+        <w:t>4．作ったものを残す</w:t>
+      </w:r>
+    </w:p>
+    <w:p/>
+    <w:p>
+      <w:r>
+        <w:t>記事、コード、設計、手順などをGitHubに保存します。</w:t>
+      </w:r>
+    </w:p>
+    <w:p/>
+    <w:p>
+      <w:r>
+        <w:t>5．継続できる仕組みにする</w:t>
+      </w:r>
+    </w:p>
+    <w:p/>
+    <w:p>
+      <w:r>
+        <w:t>一時的に大量の作業をするのではなく、無理なく長期間続けられる仕組みを目指します。</w:t>
+      </w:r>
+    </w:p>
+    <w:p/>
+    <w:p>
+      <w:r>
+        <w:rPr>
+          <w:b/>
+          <w:sz w:val="26"/>
+        </w:rPr>
+        <w:t>1.10 初心者から始めるということ</w:t>
+      </w:r>
+    </w:p>
+    <w:p/>
+    <w:p>
+      <w:r>
+        <w:t>Project Sakuraでは、最初から専門知識を持っている必要はありません。</w:t>
+      </w:r>
+    </w:p>
+    <w:p/>
+    <w:p>
+      <w:r>
+        <w:t>分からないことがあれば、その都度調べます。</w:t>
+      </w:r>
+    </w:p>
+    <w:p/>
+    <w:p>
+      <w:r>
+        <w:t>エラーが出たら、その原因を確認します。</w:t>
+      </w:r>
+    </w:p>
+    <w:p/>
+    <w:p>
+      <w:r>
+        <w:t>操作を間違えたら、戻してやり直します。</w:t>
+      </w:r>
+    </w:p>
+    <w:p/>
+    <w:p>
+      <w:r>
+        <w:t>重要なのは、</w:t>
+      </w:r>
+    </w:p>
+    <w:p/>
+    <w:p>
+      <w:r>
+        <w:t>「分からないから進めない」</w:t>
+      </w:r>
+    </w:p>
+    <w:p/>
+    <w:p>
+      <w:r>
+        <w:t>ではなく、</w:t>
+      </w:r>
+    </w:p>
+    <w:p/>
+    <w:p>
+      <w:r>
+        <w:t>「分からないところを一つずつ解決する」</w:t>
+      </w:r>
+    </w:p>
+    <w:p/>
+    <w:p>
+      <w:r>
+        <w:t>という進め方です。</w:t>
+      </w:r>
+    </w:p>
+    <w:p/>
+    <w:p>
+      <w:r>
+        <w:t>プログラムもブログも、一度に完成するものではありません。</w:t>
+      </w:r>
+    </w:p>
+    <w:p/>
+    <w:p>
+      <w:r>
+        <w:t>小さな完成を積み重ねることで、最終的に大きなシステムになります。</w:t>
+      </w:r>
+    </w:p>
+    <w:p/>
+    <w:p>
+      <w:r>
+        <w:rPr>
+          <w:b/>
+          <w:sz w:val="26"/>
+        </w:rPr>
+        <w:t>1.11 現在までに行ったこと</w:t>
+      </w:r>
+    </w:p>
+    <w:p/>
+    <w:p>
+      <w:r>
+        <w:t>Project Sakuraを開始するために、これまでに次の環境を準備しました。</w:t>
+      </w:r>
+    </w:p>
+    <w:p/>
+    <w:p>
+      <w:r>
+        <w:t>GitHub</w:t>
+      </w:r>
+    </w:p>
+    <w:p/>
+    <w:p>
+      <w:r>
+        <w:t>GitHubアカウントを作成しました。</w:t>
+      </w:r>
+    </w:p>
+    <w:p/>
+    <w:p>
+      <w:r>
+        <w:t>Googleアカウントを利用して登録を行い、Project Sakuraの保存場所となるGitHub環境を準備しました。</w:t>
+      </w:r>
+    </w:p>
+    <w:p/>
+    <w:p>
+      <w:r>
+        <w:t>GitHub Desktop</w:t>
+      </w:r>
+    </w:p>
+    <w:p/>
+    <w:p>
+      <w:r>
+        <w:t>WindowsでGitHubを扱いやすくするため、GitHub Desktopをインストールしました。</w:t>
+      </w:r>
+    </w:p>
+    <w:p/>
+    <w:p>
+      <w:r>
+        <w:t>GitHub Desktopを利用することで、コマンドを大量に入力しなくても、</w:t>
+      </w:r>
+    </w:p>
+    <w:p/>
+    <w:p>
+      <w:r>
+        <w:t>変更されたファイルを確認する</w:t>
+      </w:r>
+    </w:p>
+    <w:p>
+      <w:r>
+        <w:t>変更内容を確認する</w:t>
+      </w:r>
+    </w:p>
+    <w:p>
+      <w:r>
+        <w:t>Commitする</w:t>
+      </w:r>
+    </w:p>
+    <w:p>
+      <w:r>
+        <w:t>GitHubへ送信する</w:t>
+      </w:r>
+    </w:p>
+    <w:p>
+      <w:r>
+        <w:t>過去の変更履歴を見る</w:t>
+      </w:r>
+    </w:p>
+    <w:p/>
+    <w:p>
+      <w:r>
+        <w:t>といった操作ができます。</w:t>
+      </w:r>
+    </w:p>
+    <w:p/>
+    <w:p>
+      <w:r>
+        <w:t>VS Code</w:t>
+      </w:r>
+    </w:p>
+    <w:p/>
+    <w:p>
+      <w:r>
+        <w:t>プログラムや文章ファイルを編集するため、Visual Studio Codeをインストールしました。</w:t>
+      </w:r>
+    </w:p>
+    <w:p/>
+    <w:p>
+      <w:r>
+        <w:t>Project Sakuraでは、Pythonプログラムだけではなく、Markdown形式の原稿もVS Codeで編集します。</w:t>
+      </w:r>
+    </w:p>
+    <w:p/>
+    <w:p>
+      <w:r>
+        <w:t>Python</w:t>
+      </w:r>
+    </w:p>
+    <w:p/>
+    <w:p>
+      <w:r>
+        <w:t>Pythonをインストールしました。</w:t>
+      </w:r>
+    </w:p>
+    <w:p/>
+    <w:p>
+      <w:r>
+        <w:t>そして最初のプログラムとして、</w:t>
+      </w:r>
+    </w:p>
+    <w:p/>
+    <w:p>
+      <w:r>
+        <w:t>print("こんにちは！Project Sakuraへようこそ！")</w:t>
+      </w:r>
+    </w:p>
+    <w:p/>
+    <w:p>
+      <w:r>
+        <w:t>を作成し、実際に実行できることを確認しました。</w:t>
+      </w:r>
+    </w:p>
+    <w:p/>
+    <w:p>
+      <w:r>
+        <w:t>これは小さな一歩ですが、Project Sakuraで初めて動かしたプログラムです。</w:t>
+      </w:r>
+    </w:p>
+    <w:p/>
+    <w:p>
+      <w:r>
+        <w:rPr>
+          <w:b/>
+          <w:sz w:val="26"/>
+        </w:rPr>
+        <w:t>1.12 ドキュメント管理</w:t>
+      </w:r>
+    </w:p>
+    <w:p/>
+    <w:p>
+      <w:r>
+        <w:t>Project Sakuraでは、ドキュメントを整理して保存します。</w:t>
+      </w:r>
+    </w:p>
+    <w:p/>
+    <w:p>
+      <w:r>
+        <w:t>現在は、</w:t>
+      </w:r>
+    </w:p>
+    <w:p/>
+    <w:p>
+      <w:r>
+        <w:t>project-sakura/docs/</w:t>
+      </w:r>
+    </w:p>
+    <w:p/>
+    <w:p>
+      <w:r>
+        <w:t>をドキュメント管理用の場所として使用しています。</w:t>
+      </w:r>
+    </w:p>
+    <w:p/>
+    <w:p>
+      <w:r>
+        <w:t>第1巻の基礎編については、</w:t>
+      </w:r>
+    </w:p>
+    <w:p/>
+    <w:p>
+      <w:r>
+        <w:t>project-sakura/docs/Vol01_基礎編/</w:t>
+      </w:r>
+    </w:p>
+    <w:p/>
+    <w:p>
+      <w:r>
+        <w:t>の中に原稿を保存します。</w:t>
+      </w:r>
+    </w:p>
+    <w:p/>
+    <w:p>
+      <w:r>
+        <w:t>さらに、</w:t>
+      </w:r>
+    </w:p>
+    <w:p/>
+    <w:p>
+      <w:r>
+        <w:t>source</w:t>
+      </w:r>
+    </w:p>
+    <w:p/>
+    <w:p>
+      <w:r>
+        <w:t>フォルダには、各章のMarkdown原稿を保存します。</w:t>
+      </w:r>
+    </w:p>
+    <w:p/>
+    <w:p>
+      <w:r>
+        <w:t>例えば第1章は、</w:t>
+      </w:r>
+    </w:p>
+    <w:p/>
+    <w:p>
+      <w:r>
+        <w:t>Chapter01.md</w:t>
+      </w:r>
+    </w:p>
+    <w:p/>
+    <w:p>
+      <w:r>
+        <w:t>として管理します。</w:t>
+      </w:r>
+    </w:p>
+    <w:p/>
+    <w:p>
+      <w:r>
+        <w:t>このMarkdown原稿を元にして、最終的にはWord版やPDF版などの正式なドキュメントへ展開していきます。</w:t>
+      </w:r>
+    </w:p>
+    <w:p/>
+    <w:p>
+      <w:r>
+        <w:rPr>
+          <w:b/>
+          <w:sz w:val="26"/>
+        </w:rPr>
+        <w:t>1.13 原稿と正式版の関係</w:t>
+      </w:r>
+    </w:p>
+    <w:p/>
+    <w:p>
+      <w:r>
+        <w:t>Project Sakuraでは、チャットの内容をそのまま本にするのではありません。</w:t>
+      </w:r>
+    </w:p>
+    <w:p/>
+    <w:p>
+      <w:r>
+        <w:t>まず原稿を作ります。</w:t>
+      </w:r>
+    </w:p>
+    <w:p/>
+    <w:p>
+      <w:r>
+        <w:t>その原稿を確認します。</w:t>
+      </w:r>
+    </w:p>
+    <w:p/>
+    <w:p>
+      <w:r>
+        <w:t>必要な修正を行います。</w:t>
+      </w:r>
+    </w:p>
+    <w:p/>
+    <w:p>
+      <w:r>
+        <w:t>内容が確定した段階で正式版として保存します。</w:t>
+      </w:r>
+    </w:p>
+    <w:p/>
+    <w:p>
+      <w:r>
+        <w:t>基本的な流れは、</w:t>
+      </w:r>
+    </w:p>
+    <w:p/>
+    <w:p>
+      <w:r>
+        <w:t>原稿作成</w:t>
+      </w:r>
+    </w:p>
+    <w:p>
+      <w:r>
         <w:t>↓</w:t>
       </w:r>
     </w:p>
     <w:p>
       <w:r>
+        <w:t>内容確認</w:t>
+      </w:r>
+    </w:p>
+    <w:p>
+      <w:r>
+        <w:t>↓</w:t>
+      </w:r>
+    </w:p>
+    <w:p>
+      <w:r>
+        <w:t>修正</w:t>
+      </w:r>
+    </w:p>
+    <w:p>
+      <w:r>
+        <w:t>↓</w:t>
+      </w:r>
+    </w:p>
+    <w:p>
+      <w:r>
+        <w:t>章の完成</w:t>
+      </w:r>
+    </w:p>
+    <w:p>
+      <w:r>
+        <w:t>↓</w:t>
+      </w:r>
+    </w:p>
+    <w:p>
+      <w:r>
+        <w:t>正式版へ反映</w:t>
+      </w:r>
+    </w:p>
+    <w:p>
+      <w:r>
+        <w:t>↓</w:t>
+      </w:r>
+    </w:p>
+    <w:p>
+      <w:r>
+        <w:t>GitHubへ保存</w:t>
+      </w:r>
+    </w:p>
+    <w:p/>
+    <w:p>
+      <w:r>
+        <w:t>とします。</w:t>
+      </w:r>
+    </w:p>
+    <w:p/>
+    <w:p>
+      <w:r>
+        <w:t>これにより、Project Sakuraの本そのものも、バージョン管理された成果物として残すことができます。</w:t>
+      </w:r>
+    </w:p>
+    <w:p/>
+    <w:p>
+      <w:r>
         <w:rPr>
-          <w:rFonts w:ascii="Yu Gothic" w:hAnsi="Yu Gothic" w:eastAsia="Yu Gothic"/>
-          <w:b w:val="0"/>
+          <w:b/>
+          <w:sz w:val="26"/>
         </w:rPr>
-        <w:t>調査</w:t>
-      </w:r>
-    </w:p>
+        <w:t>1.14 Project Sakuraは「本」と「システム」を同時に作る</w:t>
+      </w:r>
+    </w:p>
+    <w:p/>
+    <w:p>
+      <w:r>
+        <w:t>Project Sakuraには、2つの側面があります。</w:t>
+      </w:r>
+    </w:p>
+    <w:p/>
+    <w:p>
+      <w:r>
+        <w:t>1つ目は、ブログを運営するためのシステムを作ることです。</w:t>
+      </w:r>
+    </w:p>
+    <w:p/>
+    <w:p>
+      <w:r>
+        <w:t>2つ目は、そのシステムを作る過程を本として記録することです。</w:t>
+      </w:r>
+    </w:p>
+    <w:p/>
+    <w:p>
+      <w:r>
+        <w:t>つまり、</w:t>
+      </w:r>
+    </w:p>
+    <w:p/>
+    <w:p>
+      <w:r>
+        <w:t>ブログ</w:t>
+      </w:r>
+    </w:p>
+    <w:p>
+      <w:r>
+        <w:t>＋</w:t>
+      </w:r>
+    </w:p>
+    <w:p>
+      <w:r>
+        <w:t>AI</w:t>
+      </w:r>
+    </w:p>
+    <w:p>
+      <w:r>
+        <w:t>＋</w:t>
+      </w:r>
+    </w:p>
+    <w:p>
+      <w:r>
+        <w:t>Python</w:t>
+      </w:r>
+    </w:p>
+    <w:p>
+      <w:r>
+        <w:t>＋</w:t>
+      </w:r>
+    </w:p>
+    <w:p>
+      <w:r>
+        <w:t>GitHub</w:t>
+      </w:r>
+    </w:p>
+    <w:p>
+      <w:r>
+        <w:t>＋</w:t>
+      </w:r>
+    </w:p>
+    <w:p>
+      <w:r>
+        <w:t>WordPress</w:t>
+      </w:r>
+    </w:p>
+    <w:p>
+      <w:r>
+        <w:t>＋</w:t>
+      </w:r>
+    </w:p>
+    <w:p>
+      <w:r>
+        <w:t>運営ノウハウ</w:t>
+      </w:r>
+    </w:p>
+    <w:p/>
+    <w:p>
+      <w:r>
+        <w:t>を一つのプロジェクトとしてまとめます。</w:t>
+      </w:r>
+    </w:p>
+    <w:p/>
+    <w:p>
+      <w:r>
+        <w:t>そのため、本書は単なる操作マニュアルではありません。</w:t>
+      </w:r>
+    </w:p>
+    <w:p/>
+    <w:p>
+      <w:r>
+        <w:t>Project Sakuraが成長していく過程そのものを記録する「開発記録」であり、「教材」であり、「設計書」でもあります。</w:t>
+      </w:r>
+    </w:p>
+    <w:p/>
     <w:p>
       <w:r>
         <w:rPr>
-          <w:rFonts w:ascii="Yu Gothic" w:hAnsi="Yu Gothic" w:eastAsia="Yu Gothic"/>
-          <w:b w:val="0"/>
+          <w:b/>
+          <w:sz w:val="26"/>
         </w:rPr>
-        <w:t>↓</w:t>
-      </w:r>
-    </w:p>
+        <w:t>1.15 第1章まとめ</w:t>
+      </w:r>
+    </w:p>
+    <w:p/>
+    <w:p>
+      <w:r>
+        <w:t>Project Sakuraは、AIを活用しながら資産ブログを構築・運営し、その運営作業も少しずつ仕組み化していくプロジェクトです。</w:t>
+      </w:r>
+    </w:p>
+    <w:p/>
+    <w:p>
+      <w:r>
+        <w:t>本プロジェクトでは、</w:t>
+      </w:r>
+    </w:p>
+    <w:p/>
+    <w:p>
+      <w:r>
+        <w:t>AIを活用する</w:t>
+      </w:r>
+    </w:p>
+    <w:p>
+      <w:r>
+        <w:t>Pythonで自動化する</w:t>
+      </w:r>
+    </w:p>
+    <w:p>
+      <w:r>
+        <w:t>GitHubで管理する</w:t>
+      </w:r>
+    </w:p>
+    <w:p>
+      <w:r>
+        <w:t>VS Codeで編集する</w:t>
+      </w:r>
+    </w:p>
+    <w:p>
+      <w:r>
+        <w:t>WordPressで公開する</w:t>
+      </w:r>
+    </w:p>
+    <w:p>
+      <w:r>
+        <w:t>データを蓄積する</w:t>
+      </w:r>
+    </w:p>
+    <w:p>
+      <w:r>
+        <w:t>改善を繰り返す</w:t>
+      </w:r>
+    </w:p>
+    <w:p/>
+    <w:p>
+      <w:r>
+        <w:t>という流れを作っていきます。</w:t>
+      </w:r>
+    </w:p>
+    <w:p/>
+    <w:p>
+      <w:r>
+        <w:t>そして、作成したものだけではなく、作業方法や失敗、改善方法についても記録していきます。</w:t>
+      </w:r>
+    </w:p>
+    <w:p/>
+    <w:p>
+      <w:r>
+        <w:t>Project Sakuraは、</w:t>
+      </w:r>
+    </w:p>
+    <w:p/>
+    <w:p>
+      <w:r>
+        <w:t>「ブログを作るプロジェクト」</w:t>
+      </w:r>
+    </w:p>
+    <w:p/>
+    <w:p>
+      <w:r>
+        <w:t>であると同時に、</w:t>
+      </w:r>
+    </w:p>
+    <w:p/>
+    <w:p>
+      <w:r>
+        <w:t>「ブログを育てる仕組みを作るプロジェクト」</w:t>
+      </w:r>
+    </w:p>
+    <w:p/>
+    <w:p>
+      <w:r>
+        <w:t>でもあります。</w:t>
+      </w:r>
+    </w:p>
+    <w:p/>
+    <w:p>
+      <w:r>
+        <w:t>最初から大きなシステムを完成させる必要はありません。</w:t>
+      </w:r>
+    </w:p>
+    <w:p/>
+    <w:p>
+      <w:r>
+        <w:t>小さなプログラムを動かす。</w:t>
+      </w:r>
+    </w:p>
+    <w:p/>
+    <w:p>
+      <w:r>
+        <w:t>小さな記事を作る。</w:t>
+      </w:r>
+    </w:p>
+    <w:p/>
+    <w:p>
+      <w:r>
+        <w:t>小さな改善を行う。</w:t>
+      </w:r>
+    </w:p>
+    <w:p/>
+    <w:p>
+      <w:r>
+        <w:t>その一つ一つを保存する。</w:t>
+      </w:r>
+    </w:p>
+    <w:p/>
+    <w:p>
+      <w:r>
+        <w:t>そして、それらを積み重ねていきます。</w:t>
+      </w:r>
+    </w:p>
+    <w:p/>
+    <w:p>
+      <w:r>
+        <w:t>これがProject Sakuraの基本的な進め方です。</w:t>
+      </w:r>
+    </w:p>
+    <w:p/>
     <w:p>
       <w:r>
         <w:rPr>
-          <w:rFonts w:ascii="Yu Gothic" w:hAnsi="Yu Gothic" w:eastAsia="Yu Gothic"/>
-          <w:b w:val="0"/>
-        </w:rPr>
-        <w:t>記事作成</w:t>
-      </w:r>
-    </w:p>
-    <w:p>
-      <w:r>
-        <w:rPr>
-          <w:rFonts w:ascii="Yu Gothic" w:hAnsi="Yu Gothic" w:eastAsia="Yu Gothic"/>
-          <w:b w:val="0"/>
-        </w:rPr>
-        <w:t>↓</w:t>
-      </w:r>
-    </w:p>
-    <w:p>
-      <w:r>
-        <w:rPr>
-          <w:rFonts w:ascii="Yu Gothic" w:hAnsi="Yu Gothic" w:eastAsia="Yu Gothic"/>
-          <w:b w:val="0"/>
-        </w:rPr>
-        <w:t>画像作成</w:t>
-      </w:r>
-    </w:p>
-    <w:p>
-      <w:r>
-        <w:rPr>
-          <w:rFonts w:ascii="Yu Gothic" w:hAnsi="Yu Gothic" w:eastAsia="Yu Gothic"/>
-          <w:b w:val="0"/>
-        </w:rPr>
-        <w:t>↓</w:t>
-      </w:r>
-    </w:p>
-    <w:p>
-      <w:r>
-        <w:rPr>
-          <w:rFonts w:ascii="Yu Gothic" w:hAnsi="Yu Gothic" w:eastAsia="Yu Gothic"/>
-          <w:b w:val="0"/>
-        </w:rPr>
-        <w:t>公開</w:t>
-      </w:r>
-    </w:p>
-    <w:p>
-      <w:r>
-        <w:rPr>
-          <w:rFonts w:ascii="Yu Gothic" w:hAnsi="Yu Gothic" w:eastAsia="Yu Gothic"/>
-          <w:b w:val="0"/>
-        </w:rPr>
-        <w:t>↓</w:t>
-      </w:r>
-    </w:p>
-    <w:p>
-      <w:r>
-        <w:rPr>
-          <w:rFonts w:ascii="Yu Gothic" w:hAnsi="Yu Gothic" w:eastAsia="Yu Gothic"/>
-          <w:b w:val="0"/>
-        </w:rPr>
-        <w:t>アクセス確認</w:t>
-      </w:r>
-    </w:p>
-    <w:p>
-      <w:r>
-        <w:rPr>
-          <w:rFonts w:ascii="Yu Gothic" w:hAnsi="Yu Gothic" w:eastAsia="Yu Gothic"/>
-          <w:b w:val="0"/>
-        </w:rPr>
-        <w:t>↓</w:t>
-      </w:r>
-    </w:p>
-    <w:p>
-      <w:r>
-        <w:rPr>
-          <w:rFonts w:ascii="Yu Gothic" w:hAnsi="Yu Gothic" w:eastAsia="Yu Gothic"/>
-          <w:b w:val="0"/>
-        </w:rPr>
-        <w:t>改善</w:t>
-      </w:r>
-    </w:p>
-    <w:p/>
-    <w:p>
-      <w:r>
-        <w:rPr>
-          <w:rFonts w:ascii="Yu Gothic" w:hAnsi="Yu Gothic" w:eastAsia="Yu Gothic"/>
-          <w:b w:val="0"/>
-        </w:rPr>
-        <w:t>という流れを作り、少しずつ運営を効率化していきます。</w:t>
-      </w:r>
-    </w:p>
-    <w:p/>
-    <w:p>
-      <w:r>
-        <w:rPr>
-          <w:rFonts w:ascii="Yu Gothic" w:hAnsi="Yu Gothic" w:eastAsia="Yu Gothic"/>
-          <w:b w:val="0"/>
-        </w:rPr>
-        <w:t>さらに、Pythonなどを利用して、繰り返し行う作業を自動化していきます。</w:t>
-      </w:r>
-    </w:p>
-    <w:p/>
-    <w:p>
-      <w:r>
-        <w:rPr>
-          <w:rFonts w:ascii="Yu Gothic" w:hAnsi="Yu Gothic" w:eastAsia="Yu Gothic"/>
-          <w:b w:val="0"/>
-        </w:rPr>
-        <w:t>最終的には、ブログ運営そのものを「仕組み」として構築することを目指します。</w:t>
-      </w:r>
-    </w:p>
-    <w:p/>
-    <w:p>
-      <w:pPr>
-        <w:spacing w:after="80"/>
-      </w:pPr>
-      <w:r>
-        <w:rPr>
-          <w:rFonts w:ascii="Yu Gothic" w:hAnsi="Yu Gothic" w:eastAsia="Yu Gothic"/>
-        </w:rPr>
-        <w:t>―――――――――――――――――――――――――――――――――――</w:t>
-      </w:r>
-    </w:p>
-    <w:p/>
-    <w:p>
-      <w:pPr>
-        <w:pStyle w:val="Heading2"/>
-      </w:pPr>
-      <w:r>
-        <w:rPr>
-          <w:rFonts w:ascii="Yu Gothic" w:hAnsi="Yu Gothic" w:eastAsia="Yu Gothic"/>
-          <w:b w:val="0"/>
-        </w:rPr>
-        <w:t>1.3　AIを活用する理由</w:t>
-      </w:r>
-    </w:p>
-    <w:p/>
-    <w:p>
-      <w:r>
-        <w:rPr>
-          <w:rFonts w:ascii="Yu Gothic" w:hAnsi="Yu Gothic" w:eastAsia="Yu Gothic"/>
-          <w:b w:val="0"/>
-        </w:rPr>
-        <w:t>Project Sakuraでは、AIを単なる文章作成ツールとしてではなく、プロジェクト全体を支援するための道具として利用します。</w:t>
-      </w:r>
-    </w:p>
-    <w:p/>
-    <w:p>
-      <w:r>
-        <w:rPr>
-          <w:rFonts w:ascii="Yu Gothic" w:hAnsi="Yu Gothic" w:eastAsia="Yu Gothic"/>
-          <w:b w:val="0"/>
-        </w:rPr>
-        <w:t>例えば、</w:t>
-      </w:r>
-    </w:p>
-    <w:p/>
-    <w:p>
-      <w:r>
-        <w:rPr>
-          <w:rFonts w:ascii="Yu Gothic" w:hAnsi="Yu Gothic" w:eastAsia="Yu Gothic"/>
-          <w:b w:val="0"/>
-        </w:rPr>
-        <w:t>・アイデアの整理</w:t>
-      </w:r>
-    </w:p>
-    <w:p>
-      <w:r>
-        <w:rPr>
-          <w:rFonts w:ascii="Yu Gothic" w:hAnsi="Yu Gothic" w:eastAsia="Yu Gothic"/>
-          <w:b w:val="0"/>
-        </w:rPr>
-        <w:t>・情報の整理</w:t>
-      </w:r>
-    </w:p>
-    <w:p>
-      <w:r>
-        <w:rPr>
-          <w:rFonts w:ascii="Yu Gothic" w:hAnsi="Yu Gothic" w:eastAsia="Yu Gothic"/>
-          <w:b w:val="0"/>
-        </w:rPr>
-        <w:t>・記事構成の作成</w:t>
-      </w:r>
-    </w:p>
-    <w:p>
-      <w:r>
-        <w:rPr>
-          <w:rFonts w:ascii="Yu Gothic" w:hAnsi="Yu Gothic" w:eastAsia="Yu Gothic"/>
-          <w:b w:val="0"/>
-        </w:rPr>
-        <w:t>・文章作成の支援</w:t>
-      </w:r>
-    </w:p>
-    <w:p>
-      <w:r>
-        <w:rPr>
-          <w:rFonts w:ascii="Yu Gothic" w:hAnsi="Yu Gothic" w:eastAsia="Yu Gothic"/>
-          <w:b w:val="0"/>
-        </w:rPr>
-        <w:t>・タイトル案の作成</w:t>
-      </w:r>
-    </w:p>
-    <w:p>
-      <w:r>
-        <w:rPr>
-          <w:rFonts w:ascii="Yu Gothic" w:hAnsi="Yu Gothic" w:eastAsia="Yu Gothic"/>
-          <w:b w:val="0"/>
-        </w:rPr>
-        <w:t>・画像制作の支援</w:t>
-      </w:r>
-    </w:p>
-    <w:p>
-      <w:r>
-        <w:rPr>
-          <w:rFonts w:ascii="Yu Gothic" w:hAnsi="Yu Gothic" w:eastAsia="Yu Gothic"/>
-          <w:b w:val="0"/>
-        </w:rPr>
-        <w:t>・プログラム作成の支援</w:t>
-      </w:r>
-    </w:p>
-    <w:p>
-      <w:r>
-        <w:rPr>
-          <w:rFonts w:ascii="Yu Gothic" w:hAnsi="Yu Gothic" w:eastAsia="Yu Gothic"/>
-          <w:b w:val="0"/>
-        </w:rPr>
-        <w:t>・エラーの原因調査</w:t>
-      </w:r>
-    </w:p>
-    <w:p>
-      <w:r>
-        <w:rPr>
-          <w:rFonts w:ascii="Yu Gothic" w:hAnsi="Yu Gothic" w:eastAsia="Yu Gothic"/>
-          <w:b w:val="0"/>
-        </w:rPr>
-        <w:t>・作業手順の整理</w:t>
-      </w:r>
-    </w:p>
-    <w:p/>
-    <w:p>
-      <w:r>
-        <w:rPr>
-          <w:rFonts w:ascii="Yu Gothic" w:hAnsi="Yu Gothic" w:eastAsia="Yu Gothic"/>
-          <w:b w:val="0"/>
-        </w:rPr>
-        <w:t>などにAIを活用します。</w:t>
-      </w:r>
-    </w:p>
-    <w:p/>
-    <w:p>
-      <w:r>
-        <w:rPr>
-          <w:rFonts w:ascii="Yu Gothic" w:hAnsi="Yu Gothic" w:eastAsia="Yu Gothic"/>
-          <w:b w:val="0"/>
-        </w:rPr>
-        <w:t>ただし、AIが作ったものをそのまま使用するのではありません。</w:t>
-      </w:r>
-    </w:p>
-    <w:p/>
-    <w:p>
-      <w:r>
-        <w:rPr>
-          <w:rFonts w:ascii="Yu Gothic" w:hAnsi="Yu Gothic" w:eastAsia="Yu Gothic"/>
-          <w:b w:val="0"/>
-        </w:rPr>
-        <w:t>内容を確認し、必要に応じて修正し、自分のプロジェクトに適した形へ整えていきます。</w:t>
-      </w:r>
-    </w:p>
-    <w:p/>
-    <w:p>
-      <w:r>
-        <w:rPr>
-          <w:rFonts w:ascii="Yu Gothic" w:hAnsi="Yu Gothic" w:eastAsia="Yu Gothic"/>
-          <w:b w:val="0"/>
-        </w:rPr>
-        <w:t>AIを「全部やってくれる魔法の箱」として使うのではなく、「作業を一緒に進めるアシスタント」として活用することが重要です。</w:t>
-      </w:r>
-    </w:p>
-    <w:p/>
-    <w:p>
-      <w:pPr>
-        <w:spacing w:after="80"/>
-      </w:pPr>
-      <w:r>
-        <w:rPr>
-          <w:rFonts w:ascii="Yu Gothic" w:hAnsi="Yu Gothic" w:eastAsia="Yu Gothic"/>
-        </w:rPr>
-        <w:t>―――――――――――――――――――――――――――――――――――</w:t>
-      </w:r>
-    </w:p>
-    <w:p/>
-    <w:p>
-      <w:pPr>
-        <w:pStyle w:val="Heading2"/>
-      </w:pPr>
-      <w:r>
-        <w:rPr>
-          <w:rFonts w:ascii="Yu Gothic" w:hAnsi="Yu Gothic" w:eastAsia="Yu Gothic"/>
-          <w:b w:val="0"/>
-        </w:rPr>
-        <w:t>1.4　Pythonを利用する理由</w:t>
-      </w:r>
-    </w:p>
-    <w:p/>
-    <w:p>
-      <w:r>
-        <w:rPr>
-          <w:rFonts w:ascii="Yu Gothic" w:hAnsi="Yu Gothic" w:eastAsia="Yu Gothic"/>
-          <w:b w:val="0"/>
-        </w:rPr>
-        <w:t>Project Sakuraでは、Pythonを自動化のための主要なプログラミング言語として利用します。</w:t>
-      </w:r>
-    </w:p>
-    <w:p/>
-    <w:p>
-      <w:r>
-        <w:rPr>
-          <w:rFonts w:ascii="Yu Gothic" w:hAnsi="Yu Gothic" w:eastAsia="Yu Gothic"/>
-          <w:b w:val="0"/>
-        </w:rPr>
-        <w:t>Pythonは比較的分かりやすい文法を持っており、初心者がプログラミングを学ぶ場合にも適しています。</w:t>
-      </w:r>
-    </w:p>
-    <w:p/>
-    <w:p>
-      <w:r>
-        <w:rPr>
-          <w:rFonts w:ascii="Yu Gothic" w:hAnsi="Yu Gothic" w:eastAsia="Yu Gothic"/>
-          <w:b w:val="0"/>
-        </w:rPr>
-        <w:t>また、ファイル操作、データ処理、Webサービスとの連携など、さまざまな用途に利用できます。</w:t>
-      </w:r>
-    </w:p>
-    <w:p/>
-    <w:p>
-      <w:r>
-        <w:rPr>
-          <w:rFonts w:ascii="Yu Gothic" w:hAnsi="Yu Gothic" w:eastAsia="Yu Gothic"/>
-          <w:b w:val="0"/>
-        </w:rPr>
-        <w:t>Project Sakuraでは、最初から難しいプログラムを作ることはしません。</w:t>
-      </w:r>
-    </w:p>
-    <w:p/>
-    <w:p>
-      <w:r>
-        <w:rPr>
-          <w:rFonts w:ascii="Yu Gothic" w:hAnsi="Yu Gothic" w:eastAsia="Yu Gothic"/>
-          <w:b w:val="0"/>
-        </w:rPr>
-        <w:t>まずは、</w:t>
-      </w:r>
-    </w:p>
-    <w:p/>
-    <w:p>
-      <w:r>
-        <w:rPr>
-          <w:rFonts w:ascii="Yu Gothic" w:hAnsi="Yu Gothic" w:eastAsia="Yu Gothic"/>
-          <w:b w:val="0"/>
-        </w:rPr>
-        <w:t>```python</w:t>
-      </w:r>
-    </w:p>
-    <w:p>
-      <w:pPr>
-        <w:ind w:left="567"/>
-      </w:pPr>
-      <w:r>
-        <w:rPr>
-          <w:rFonts w:ascii="Consolas" w:hAnsi="Consolas"/>
-          <w:sz w:val="20"/>
-        </w:rPr>
-        <w:t>print("こんにちは！Project Sakuraへようこそ！")</w:t>
-      </w:r>
-    </w:p>
-    <w:p>
-      <w:r>
-        <w:rPr>
-          <w:rFonts w:ascii="Yu Gothic" w:hAnsi="Yu Gothic" w:eastAsia="Yu Gothic"/>
-          <w:b w:val="0"/>
-        </w:rPr>
-        <w:t>```</w:t>
-      </w:r>
-    </w:p>
-    <w:p/>
-    <w:p>
-      <w:r>
-        <w:rPr>
-          <w:rFonts w:ascii="Yu Gothic" w:hAnsi="Yu Gothic" w:eastAsia="Yu Gothic"/>
-          <w:b w:val="0"/>
-        </w:rPr>
-        <w:t>という簡単なプログラムから始めます。</w:t>
-      </w:r>
-    </w:p>
-    <w:p/>
-    <w:p>
-      <w:r>
-        <w:rPr>
-          <w:rFonts w:ascii="Yu Gothic" w:hAnsi="Yu Gothic" w:eastAsia="Yu Gothic"/>
-          <w:b w:val="0"/>
-        </w:rPr>
-        <w:t>このプログラムは、画面に文字を表示するだけの非常に小さなプログラムです。</w:t>
-      </w:r>
-    </w:p>
-    <w:p/>
-    <w:p>
-      <w:r>
-        <w:rPr>
-          <w:rFonts w:ascii="Yu Gothic" w:hAnsi="Yu Gothic" w:eastAsia="Yu Gothic"/>
-          <w:b w:val="0"/>
-        </w:rPr>
-        <w:t>しかし、プログラミングでは、このような小さな処理を組み合わせることで大きな仕組みを作ることができます。</w:t>
-      </w:r>
-    </w:p>
-    <w:p/>
-    <w:p>
-      <w:r>
-        <w:rPr>
-          <w:rFonts w:ascii="Yu Gothic" w:hAnsi="Yu Gothic" w:eastAsia="Yu Gothic"/>
-          <w:b w:val="0"/>
-        </w:rPr>
-        <w:t>Project Sakuraでは、</w:t>
-      </w:r>
-    </w:p>
-    <w:p/>
-    <w:p>
-      <w:r>
-        <w:rPr>
-          <w:rFonts w:ascii="Yu Gothic" w:hAnsi="Yu Gothic" w:eastAsia="Yu Gothic"/>
-          <w:b w:val="0"/>
-        </w:rPr>
-        <w:t>文字を表示する</w:t>
-      </w:r>
-    </w:p>
-    <w:p>
-      <w:r>
-        <w:rPr>
-          <w:rFonts w:ascii="Yu Gothic" w:hAnsi="Yu Gothic" w:eastAsia="Yu Gothic"/>
-          <w:b w:val="0"/>
-        </w:rPr>
-        <w:t>↓</w:t>
-      </w:r>
-    </w:p>
-    <w:p>
-      <w:r>
-        <w:rPr>
-          <w:rFonts w:ascii="Yu Gothic" w:hAnsi="Yu Gothic" w:eastAsia="Yu Gothic"/>
-          <w:b w:val="0"/>
-        </w:rPr>
-        <w:t>ファイルを扱う</w:t>
-      </w:r>
-    </w:p>
-    <w:p>
-      <w:r>
-        <w:rPr>
-          <w:rFonts w:ascii="Yu Gothic" w:hAnsi="Yu Gothic" w:eastAsia="Yu Gothic"/>
-          <w:b w:val="0"/>
-        </w:rPr>
-        <w:t>↓</w:t>
-      </w:r>
-    </w:p>
-    <w:p>
-      <w:r>
-        <w:rPr>
-          <w:rFonts w:ascii="Yu Gothic" w:hAnsi="Yu Gothic" w:eastAsia="Yu Gothic"/>
-          <w:b w:val="0"/>
-        </w:rPr>
-        <w:t>データを扱う</w:t>
-      </w:r>
-    </w:p>
-    <w:p>
-      <w:r>
-        <w:rPr>
-          <w:rFonts w:ascii="Yu Gothic" w:hAnsi="Yu Gothic" w:eastAsia="Yu Gothic"/>
-          <w:b w:val="0"/>
-        </w:rPr>
-        <w:t>↓</w:t>
-      </w:r>
-    </w:p>
-    <w:p>
-      <w:r>
-        <w:rPr>
-          <w:rFonts w:ascii="Yu Gothic" w:hAnsi="Yu Gothic" w:eastAsia="Yu Gothic"/>
-          <w:b w:val="0"/>
-        </w:rPr>
-        <w:t>処理を自動化する</w:t>
-      </w:r>
-    </w:p>
-    <w:p>
-      <w:r>
-        <w:rPr>
-          <w:rFonts w:ascii="Yu Gothic" w:hAnsi="Yu Gothic" w:eastAsia="Yu Gothic"/>
-          <w:b w:val="0"/>
-        </w:rPr>
-        <w:t>↓</w:t>
-      </w:r>
-    </w:p>
-    <w:p>
-      <w:r>
-        <w:rPr>
-          <w:rFonts w:ascii="Yu Gothic" w:hAnsi="Yu Gothic" w:eastAsia="Yu Gothic"/>
-          <w:b w:val="0"/>
-        </w:rPr>
-        <w:t>Webサービスと連携する</w:t>
-      </w:r>
-    </w:p>
-    <w:p>
-      <w:r>
-        <w:rPr>
-          <w:rFonts w:ascii="Yu Gothic" w:hAnsi="Yu Gothic" w:eastAsia="Yu Gothic"/>
-          <w:b w:val="0"/>
-        </w:rPr>
-        <w:t>↓</w:t>
-      </w:r>
-    </w:p>
-    <w:p>
-      <w:r>
-        <w:rPr>
-          <w:rFonts w:ascii="Yu Gothic" w:hAnsi="Yu Gothic" w:eastAsia="Yu Gothic"/>
-          <w:b w:val="0"/>
-        </w:rPr>
-        <w:t>ブログ運営を支援する</w:t>
-      </w:r>
-    </w:p>
-    <w:p/>
-    <w:p>
-      <w:r>
-        <w:rPr>
-          <w:rFonts w:ascii="Yu Gothic" w:hAnsi="Yu Gothic" w:eastAsia="Yu Gothic"/>
-          <w:b w:val="0"/>
-        </w:rPr>
-        <w:t>というように、少しずつ発展させていきます。</w:t>
-      </w:r>
-    </w:p>
-    <w:p/>
-    <w:p>
-      <w:r>
-        <w:rPr>
-          <w:rFonts w:ascii="Yu Gothic" w:hAnsi="Yu Gothic" w:eastAsia="Yu Gothic"/>
-          <w:b w:val="0"/>
-        </w:rPr>
-        <w:t>プログラミング未経験者でも理解できるように、実際に動かしながら学ぶことを基本とします。</w:t>
-      </w:r>
-    </w:p>
-    <w:p/>
-    <w:p>
-      <w:pPr>
-        <w:spacing w:after="80"/>
-      </w:pPr>
-      <w:r>
-        <w:rPr>
-          <w:rFonts w:ascii="Yu Gothic" w:hAnsi="Yu Gothic" w:eastAsia="Yu Gothic"/>
-        </w:rPr>
-        <w:t>―――――――――――――――――――――――――――――――――――</w:t>
-      </w:r>
-    </w:p>
-    <w:p/>
-    <w:p>
-      <w:pPr>
-        <w:pStyle w:val="Heading2"/>
-      </w:pPr>
-      <w:r>
-        <w:rPr>
-          <w:rFonts w:ascii="Yu Gothic" w:hAnsi="Yu Gothic" w:eastAsia="Yu Gothic"/>
-          <w:b w:val="0"/>
-        </w:rPr>
-        <w:t>1.5　GitHubは何のために使うのか</w:t>
-      </w:r>
-    </w:p>
-    <w:p/>
-    <w:p>
-      <w:r>
-        <w:rPr>
-          <w:rFonts w:ascii="Yu Gothic" w:hAnsi="Yu Gothic" w:eastAsia="Yu Gothic"/>
-          <w:b w:val="0"/>
-        </w:rPr>
-        <w:t>Project SakuraではGitHubを利用して、プロジェクトのファイルを管理します。</w:t>
-      </w:r>
-    </w:p>
-    <w:p/>
-    <w:p>
-      <w:r>
-        <w:rPr>
-          <w:rFonts w:ascii="Yu Gothic" w:hAnsi="Yu Gothic" w:eastAsia="Yu Gothic"/>
-          <w:b w:val="0"/>
-        </w:rPr>
-        <w:t>GitHubには、ファイルを保存するだけではなく、変更履歴を残せるという大きな特徴があります。</w:t>
-      </w:r>
-    </w:p>
-    <w:p/>
-    <w:p>
-      <w:r>
-        <w:rPr>
-          <w:rFonts w:ascii="Yu Gothic" w:hAnsi="Yu Gothic" w:eastAsia="Yu Gothic"/>
-          <w:b w:val="0"/>
-        </w:rPr>
-        <w:t>例えば、</w:t>
-      </w:r>
-    </w:p>
-    <w:p/>
-    <w:p>
-      <w:r>
-        <w:rPr>
-          <w:rFonts w:ascii="Yu Gothic" w:hAnsi="Yu Gothic" w:eastAsia="Yu Gothic"/>
-          <w:b w:val="0"/>
-        </w:rPr>
-        <w:t>Version 0.1</w:t>
-      </w:r>
-    </w:p>
-    <w:p>
-      <w:r>
-        <w:rPr>
-          <w:rFonts w:ascii="Yu Gothic" w:hAnsi="Yu Gothic" w:eastAsia="Yu Gothic"/>
-          <w:b w:val="0"/>
-        </w:rPr>
-        <w:t>↓</w:t>
-      </w:r>
-    </w:p>
-    <w:p>
-      <w:r>
-        <w:rPr>
-          <w:rFonts w:ascii="Yu Gothic" w:hAnsi="Yu Gothic" w:eastAsia="Yu Gothic"/>
-          <w:b w:val="0"/>
-        </w:rPr>
-        <w:t>Version 0.2</w:t>
-      </w:r>
-    </w:p>
-    <w:p>
-      <w:r>
-        <w:rPr>
-          <w:rFonts w:ascii="Yu Gothic" w:hAnsi="Yu Gothic" w:eastAsia="Yu Gothic"/>
-          <w:b w:val="0"/>
-        </w:rPr>
-        <w:t>↓</w:t>
-      </w:r>
-    </w:p>
-    <w:p>
-      <w:r>
-        <w:rPr>
-          <w:rFonts w:ascii="Yu Gothic" w:hAnsi="Yu Gothic" w:eastAsia="Yu Gothic"/>
-          <w:b w:val="0"/>
-        </w:rPr>
-        <w:t>Version 0.3</w:t>
-      </w:r>
-    </w:p>
-    <w:p/>
-    <w:p>
-      <w:r>
-        <w:rPr>
-          <w:rFonts w:ascii="Yu Gothic" w:hAnsi="Yu Gothic" w:eastAsia="Yu Gothic"/>
-          <w:b w:val="0"/>
-        </w:rPr>
-        <w:t>というように、プロジェクトがどのように変化したのかを記録できます。</w:t>
-      </w:r>
-    </w:p>
-    <w:p/>
-    <w:p>
-      <w:r>
-        <w:rPr>
-          <w:rFonts w:ascii="Yu Gothic" w:hAnsi="Yu Gothic" w:eastAsia="Yu Gothic"/>
-          <w:b w:val="0"/>
-        </w:rPr>
-        <w:t>もし途中でファイルを変更して問題が発生した場合でも、以前の状態を確認したり、変更内容を調べたりできます。</w:t>
-      </w:r>
-    </w:p>
-    <w:p/>
-    <w:p>
-      <w:r>
-        <w:rPr>
-          <w:rFonts w:ascii="Yu Gothic" w:hAnsi="Yu Gothic" w:eastAsia="Yu Gothic"/>
-          <w:b w:val="0"/>
-        </w:rPr>
-        <w:t>今回作成した、</w:t>
-      </w:r>
-    </w:p>
-    <w:p/>
-    <w:p>
-      <w:r>
-        <w:rPr>
-          <w:rFonts w:ascii="Yu Gothic" w:hAnsi="Yu Gothic" w:eastAsia="Yu Gothic"/>
-          <w:b w:val="0"/>
-        </w:rPr>
-        <w:t>project-sakura</w:t>
-      </w:r>
-    </w:p>
-    <w:p/>
-    <w:p>
-      <w:r>
-        <w:rPr>
-          <w:rFonts w:ascii="Yu Gothic" w:hAnsi="Yu Gothic" w:eastAsia="Yu Gothic"/>
-          <w:b w:val="0"/>
-        </w:rPr>
-        <w:t>というリポジトリも、Project Sakuraの開発記録を管理するために利用します。</w:t>
-      </w:r>
-    </w:p>
-    <w:p/>
-    <w:p>
-      <w:r>
-        <w:rPr>
-          <w:rFonts w:ascii="Yu Gothic" w:hAnsi="Yu Gothic" w:eastAsia="Yu Gothic"/>
-          <w:b w:val="0"/>
-        </w:rPr>
-        <w:t>GitHub Desktopを利用することで、Gitのコマンドを最初から覚えなくても、画面上の操作でファイルの変更を確認し、保存できます。</w:t>
-      </w:r>
-    </w:p>
-    <w:p/>
-    <w:p>
-      <w:pPr>
-        <w:spacing w:after="80"/>
-      </w:pPr>
-      <w:r>
-        <w:rPr>
-          <w:rFonts w:ascii="Yu Gothic" w:hAnsi="Yu Gothic" w:eastAsia="Yu Gothic"/>
-        </w:rPr>
-        <w:t>―――――――――――――――――――――――――――――――――――</w:t>
-      </w:r>
-    </w:p>
-    <w:p/>
-    <w:p>
-      <w:pPr>
-        <w:pStyle w:val="Heading2"/>
-      </w:pPr>
-      <w:r>
-        <w:rPr>
-          <w:rFonts w:ascii="Yu Gothic" w:hAnsi="Yu Gothic" w:eastAsia="Yu Gothic"/>
-          <w:b w:val="0"/>
-        </w:rPr>
-        <w:t>1.6　現在のProject Sakura</w:t>
-      </w:r>
-    </w:p>
-    <w:p/>
-    <w:p>
-      <w:r>
-        <w:rPr>
-          <w:rFonts w:ascii="Yu Gothic" w:hAnsi="Yu Gothic" w:eastAsia="Yu Gothic"/>
-          <w:b w:val="0"/>
-        </w:rPr>
-        <w:t>本書の作成開始時点で、基本的な開発環境の準備は完了しています。</w:t>
-      </w:r>
-    </w:p>
-    <w:p/>
-    <w:p>
-      <w:r>
-        <w:rPr>
-          <w:rFonts w:ascii="Yu Gothic" w:hAnsi="Yu Gothic" w:eastAsia="Yu Gothic"/>
-          <w:b w:val="0"/>
-        </w:rPr>
-        <w:t>現在使用する主な環境は次のとおりです。</w:t>
-      </w:r>
-    </w:p>
-    <w:p/>
-    <w:p>
-      <w:r>
-        <w:rPr>
-          <w:rFonts w:ascii="Yu Gothic" w:hAnsi="Yu Gothic" w:eastAsia="Yu Gothic"/>
-          <w:b w:val="0"/>
-        </w:rPr>
-        <w:t>| 項目 | 状態 |</w:t>
-      </w:r>
-    </w:p>
-    <w:p>
-      <w:r>
-        <w:rPr>
-          <w:rFonts w:ascii="Yu Gothic" w:hAnsi="Yu Gothic" w:eastAsia="Yu Gothic"/>
-          <w:b w:val="0"/>
-        </w:rPr>
-        <w:t>|---|---|</w:t>
-      </w:r>
-    </w:p>
-    <w:p>
-      <w:r>
-        <w:rPr>
-          <w:rFonts w:ascii="Yu Gothic" w:hAnsi="Yu Gothic" w:eastAsia="Yu Gothic"/>
-          <w:b w:val="0"/>
-        </w:rPr>
-        <w:t>| GitHubアカウント | 作成完了 |</w:t>
-      </w:r>
-    </w:p>
-    <w:p>
-      <w:r>
-        <w:rPr>
-          <w:rFonts w:ascii="Yu Gothic" w:hAnsi="Yu Gothic" w:eastAsia="Yu Gothic"/>
-          <w:b w:val="0"/>
-        </w:rPr>
-        <w:t>| GitHub Desktop | インストール完了 |</w:t>
-      </w:r>
-    </w:p>
-    <w:p>
-      <w:r>
-        <w:rPr>
-          <w:rFonts w:ascii="Yu Gothic" w:hAnsi="Yu Gothic" w:eastAsia="Yu Gothic"/>
-          <w:b w:val="0"/>
-        </w:rPr>
-        <w:t>| VS Code | インストール完了 |</w:t>
-      </w:r>
-    </w:p>
-    <w:p>
-      <w:r>
-        <w:rPr>
-          <w:rFonts w:ascii="Yu Gothic" w:hAnsi="Yu Gothic" w:eastAsia="Yu Gothic"/>
-          <w:b w:val="0"/>
-        </w:rPr>
-        <w:t>| Python | インストール完了 |</w:t>
-      </w:r>
-    </w:p>
-    <w:p>
-      <w:r>
-        <w:rPr>
-          <w:rFonts w:ascii="Yu Gothic" w:hAnsi="Yu Gothic" w:eastAsia="Yu Gothic"/>
-          <w:b w:val="0"/>
-        </w:rPr>
-        <w:t>| project-sakura | 作成済み |</w:t>
-      </w:r>
-    </w:p>
-    <w:p>
-      <w:r>
-        <w:rPr>
-          <w:rFonts w:ascii="Yu Gothic" w:hAnsi="Yu Gothic" w:eastAsia="Yu Gothic"/>
-          <w:b w:val="0"/>
-        </w:rPr>
-        <w:t>| GitHubへの保存 | 確認済み |</w:t>
-      </w:r>
-    </w:p>
-    <w:p>
-      <w:r>
-        <w:rPr>
-          <w:rFonts w:ascii="Yu Gothic" w:hAnsi="Yu Gothic" w:eastAsia="Yu Gothic"/>
-          <w:b w:val="0"/>
-        </w:rPr>
-        <w:t>| Pythonプログラムの実行 | 確認済み |</w:t>
-      </w:r>
-    </w:p>
-    <w:p>
-      <w:r>
-        <w:rPr>
-          <w:rFonts w:ascii="Yu Gothic" w:hAnsi="Yu Gothic" w:eastAsia="Yu Gothic"/>
-          <w:b w:val="0"/>
-        </w:rPr>
-        <w:t>| 第1章原稿 | 作成中 |</w:t>
-      </w:r>
-    </w:p>
-    <w:p/>
-    <w:p>
-      <w:r>
-        <w:rPr>
-          <w:rFonts w:ascii="Yu Gothic" w:hAnsi="Yu Gothic" w:eastAsia="Yu Gothic"/>
-          <w:b w:val="0"/>
-        </w:rPr>
-        <w:t>Project Sakuraの基本的なフォルダ構成は、次のように整理していきます。</w:t>
-      </w:r>
-    </w:p>
-    <w:p/>
-    <w:p>
-      <w:r>
-        <w:rPr>
-          <w:rFonts w:ascii="Yu Gothic" w:hAnsi="Yu Gothic" w:eastAsia="Yu Gothic"/>
-          <w:b w:val="0"/>
-        </w:rPr>
-        <w:t>```text</w:t>
-      </w:r>
-    </w:p>
-    <w:p>
-      <w:r>
-        <w:rPr>
-          <w:rFonts w:ascii="Yu Gothic" w:hAnsi="Yu Gothic" w:eastAsia="Yu Gothic"/>
-          <w:b w:val="0"/>
-        </w:rPr>
-        <w:t>project-sakura</w:t>
-      </w:r>
-    </w:p>
-    <w:p>
-      <w:r>
-        <w:rPr>
-          <w:rFonts w:ascii="Yu Gothic" w:hAnsi="Yu Gothic" w:eastAsia="Yu Gothic"/>
-          <w:b w:val="0"/>
-        </w:rPr>
-        <w:t>│</w:t>
-      </w:r>
-    </w:p>
-    <w:p>
-      <w:r>
-        <w:rPr>
-          <w:rFonts w:ascii="Yu Gothic" w:hAnsi="Yu Gothic" w:eastAsia="Yu Gothic"/>
-          <w:b w:val="0"/>
-        </w:rPr>
-        <w:t>├─ docs</w:t>
-      </w:r>
-    </w:p>
-    <w:p>
-      <w:r>
-        <w:rPr>
-          <w:rFonts w:ascii="Yu Gothic" w:hAnsi="Yu Gothic" w:eastAsia="Yu Gothic"/>
-          <w:b w:val="0"/>
-        </w:rPr>
-        <w:t>│  │</w:t>
-      </w:r>
-    </w:p>
-    <w:p>
-      <w:r>
-        <w:rPr>
-          <w:rFonts w:ascii="Yu Gothic" w:hAnsi="Yu Gothic" w:eastAsia="Yu Gothic"/>
-          <w:b w:val="0"/>
-        </w:rPr>
-        <w:t>│  ├─ CHANGELOG.md</w:t>
-      </w:r>
-    </w:p>
-    <w:p>
-      <w:r>
-        <w:rPr>
-          <w:rFonts w:ascii="Yu Gothic" w:hAnsi="Yu Gothic" w:eastAsia="Yu Gothic"/>
-          <w:b w:val="0"/>
-        </w:rPr>
-        <w:t>│  │</w:t>
-      </w:r>
-    </w:p>
-    <w:p>
-      <w:r>
-        <w:rPr>
-          <w:rFonts w:ascii="Yu Gothic" w:hAnsi="Yu Gothic" w:eastAsia="Yu Gothic"/>
-          <w:b w:val="0"/>
-        </w:rPr>
-        <w:t>│  └─ Vol01_基礎編</w:t>
-      </w:r>
-    </w:p>
-    <w:p>
-      <w:r>
-        <w:rPr>
-          <w:rFonts w:ascii="Yu Gothic" w:hAnsi="Yu Gothic" w:eastAsia="Yu Gothic"/>
-          <w:b w:val="0"/>
-        </w:rPr>
-        <w:t>│     │</w:t>
-      </w:r>
-    </w:p>
-    <w:p>
-      <w:r>
-        <w:rPr>
-          <w:rFonts w:ascii="Yu Gothic" w:hAnsi="Yu Gothic" w:eastAsia="Yu Gothic"/>
-          <w:b w:val="0"/>
-        </w:rPr>
-        <w:t>│     ├─ images</w:t>
-      </w:r>
-    </w:p>
-    <w:p>
-      <w:r>
-        <w:rPr>
-          <w:rFonts w:ascii="Yu Gothic" w:hAnsi="Yu Gothic" w:eastAsia="Yu Gothic"/>
-          <w:b w:val="0"/>
-        </w:rPr>
-        <w:t>│     │</w:t>
-      </w:r>
-    </w:p>
-    <w:p>
-      <w:r>
-        <w:rPr>
-          <w:rFonts w:ascii="Yu Gothic" w:hAnsi="Yu Gothic" w:eastAsia="Yu Gothic"/>
-          <w:b w:val="0"/>
-        </w:rPr>
-        <w:t>│     ├─ source</w:t>
-      </w:r>
-    </w:p>
-    <w:p>
-      <w:r>
-        <w:rPr>
-          <w:rFonts w:ascii="Yu Gothic" w:hAnsi="Yu Gothic" w:eastAsia="Yu Gothic"/>
-          <w:b w:val="0"/>
-        </w:rPr>
-        <w:t>│     │  └─ Chapter01.md</w:t>
-      </w:r>
-    </w:p>
-    <w:p>
-      <w:r>
-        <w:rPr>
-          <w:rFonts w:ascii="Yu Gothic" w:hAnsi="Yu Gothic" w:eastAsia="Yu Gothic"/>
-          <w:b w:val="0"/>
-        </w:rPr>
-        <w:t>│     │</w:t>
-      </w:r>
-    </w:p>
-    <w:p>
-      <w:r>
-        <w:rPr>
-          <w:rFonts w:ascii="Yu Gothic" w:hAnsi="Yu Gothic" w:eastAsia="Yu Gothic"/>
-          <w:b w:val="0"/>
-        </w:rPr>
-        <w:t>│     └─ README.md</w:t>
-      </w:r>
-    </w:p>
-    <w:p>
-      <w:r>
-        <w:rPr>
-          <w:rFonts w:ascii="Yu Gothic" w:hAnsi="Yu Gothic" w:eastAsia="Yu Gothic"/>
-          <w:b w:val="0"/>
-        </w:rPr>
-        <w:t>│</w:t>
-      </w:r>
-    </w:p>
-    <w:p>
-      <w:r>
-        <w:rPr>
-          <w:rFonts w:ascii="Yu Gothic" w:hAnsi="Yu Gothic" w:eastAsia="Yu Gothic"/>
-          <w:b w:val="0"/>
-        </w:rPr>
-        <w:t>├─ python</w:t>
-      </w:r>
-    </w:p>
-    <w:p>
-      <w:r>
-        <w:rPr>
-          <w:rFonts w:ascii="Yu Gothic" w:hAnsi="Yu Gothic" w:eastAsia="Yu Gothic"/>
-          <w:b w:val="0"/>
-        </w:rPr>
-        <w:t>│  └─ lesson01.py</w:t>
-      </w:r>
-    </w:p>
-    <w:p>
-      <w:r>
-        <w:rPr>
-          <w:rFonts w:ascii="Yu Gothic" w:hAnsi="Yu Gothic" w:eastAsia="Yu Gothic"/>
-          <w:b w:val="0"/>
-        </w:rPr>
-        <w:t>│</w:t>
-      </w:r>
-    </w:p>
-    <w:p>
-      <w:r>
-        <w:rPr>
-          <w:rFonts w:ascii="Yu Gothic" w:hAnsi="Yu Gothic" w:eastAsia="Yu Gothic"/>
-          <w:b w:val="0"/>
-        </w:rPr>
-        <w:t>├─ .gitattributes</w:t>
-      </w:r>
-    </w:p>
-    <w:p>
-      <w:r>
-        <w:rPr>
-          <w:rFonts w:ascii="Yu Gothic" w:hAnsi="Yu Gothic" w:eastAsia="Yu Gothic"/>
-          <w:b w:val="0"/>
-        </w:rPr>
-        <w:t>│</w:t>
-      </w:r>
-    </w:p>
-    <w:p>
-      <w:r>
-        <w:rPr>
-          <w:rFonts w:ascii="Yu Gothic" w:hAnsi="Yu Gothic" w:eastAsia="Yu Gothic"/>
-          <w:b w:val="0"/>
-        </w:rPr>
-        <w:t>└─ README.md</w:t>
-      </w:r>
-    </w:p>
-    <w:p>
-      <w:r>
-        <w:rPr>
-          <w:rFonts w:ascii="Yu Gothic" w:hAnsi="Yu Gothic" w:eastAsia="Yu Gothic"/>
-          <w:b w:val="0"/>
-        </w:rPr>
-        <w:t>```</w:t>
-      </w:r>
-    </w:p>
-    <w:p/>
-    <w:p>
-      <w:pPr>
-        <w:spacing w:after="80"/>
-      </w:pPr>
-      <w:r>
-        <w:rPr>
-          <w:rFonts w:ascii="Yu Gothic" w:hAnsi="Yu Gothic" w:eastAsia="Yu Gothic"/>
-        </w:rPr>
-        <w:t>―――――――――――――――――――――――――――――――――――</w:t>
-      </w:r>
-    </w:p>
-    <w:p/>
-    <w:p>
-      <w:pPr>
-        <w:pStyle w:val="Heading2"/>
-      </w:pPr>
-      <w:r>
-        <w:rPr>
-          <w:rFonts w:ascii="Yu Gothic" w:hAnsi="Yu Gothic" w:eastAsia="Yu Gothic"/>
-          <w:b w:val="0"/>
-        </w:rPr>
-        <w:t>1.7　本書の進め方</w:t>
-      </w:r>
-    </w:p>
-    <w:p/>
-    <w:p>
-      <w:r>
-        <w:rPr>
-          <w:rFonts w:ascii="Yu Gothic" w:hAnsi="Yu Gothic" w:eastAsia="Yu Gothic"/>
-          <w:b w:val="0"/>
-        </w:rPr>
-        <w:t>本書では、最初から高度な知識を必要としません。</w:t>
-      </w:r>
-    </w:p>
-    <w:p/>
-    <w:p>
-      <w:r>
-        <w:rPr>
-          <w:rFonts w:ascii="Yu Gothic" w:hAnsi="Yu Gothic" w:eastAsia="Yu Gothic"/>
-          <w:b w:val="0"/>
-        </w:rPr>
-        <w:t>基本的には、</w:t>
-      </w:r>
-    </w:p>
-    <w:p/>
-    <w:p>
-      <w:r>
-        <w:rPr>
-          <w:rFonts w:ascii="Yu Gothic" w:hAnsi="Yu Gothic" w:eastAsia="Yu Gothic"/>
-          <w:b w:val="0"/>
-        </w:rPr>
-        <w:t>説明</w:t>
-      </w:r>
-    </w:p>
-    <w:p>
-      <w:r>
-        <w:rPr>
-          <w:rFonts w:ascii="Yu Gothic" w:hAnsi="Yu Gothic" w:eastAsia="Yu Gothic"/>
-          <w:b w:val="0"/>
-        </w:rPr>
-        <w:t>↓</w:t>
-      </w:r>
-    </w:p>
-    <w:p>
-      <w:r>
-        <w:rPr>
-          <w:rFonts w:ascii="Yu Gothic" w:hAnsi="Yu Gothic" w:eastAsia="Yu Gothic"/>
-          <w:b w:val="0"/>
-        </w:rPr>
-        <w:t>実際に操作</w:t>
-      </w:r>
-    </w:p>
-    <w:p>
-      <w:r>
-        <w:rPr>
-          <w:rFonts w:ascii="Yu Gothic" w:hAnsi="Yu Gothic" w:eastAsia="Yu Gothic"/>
-          <w:b w:val="0"/>
-        </w:rPr>
-        <w:t>↓</w:t>
-      </w:r>
-    </w:p>
-    <w:p>
-      <w:r>
-        <w:rPr>
-          <w:rFonts w:ascii="Yu Gothic" w:hAnsi="Yu Gothic" w:eastAsia="Yu Gothic"/>
-          <w:b w:val="0"/>
-        </w:rPr>
-        <w:t>結果を確認</w:t>
-      </w:r>
-    </w:p>
-    <w:p>
-      <w:r>
-        <w:rPr>
-          <w:rFonts w:ascii="Yu Gothic" w:hAnsi="Yu Gothic" w:eastAsia="Yu Gothic"/>
-          <w:b w:val="0"/>
-        </w:rPr>
-        <w:t>↓</w:t>
-      </w:r>
-    </w:p>
-    <w:p>
-      <w:r>
-        <w:rPr>
-          <w:rFonts w:ascii="Yu Gothic" w:hAnsi="Yu Gothic" w:eastAsia="Yu Gothic"/>
-          <w:b w:val="0"/>
-        </w:rPr>
-        <w:t>問題があれば修正</w:t>
-      </w:r>
-    </w:p>
-    <w:p>
-      <w:r>
-        <w:rPr>
-          <w:rFonts w:ascii="Yu Gothic" w:hAnsi="Yu Gothic" w:eastAsia="Yu Gothic"/>
-          <w:b w:val="0"/>
-        </w:rPr>
-        <w:t>↓</w:t>
-      </w:r>
-    </w:p>
-    <w:p>
-      <w:r>
-        <w:rPr>
-          <w:rFonts w:ascii="Yu Gothic" w:hAnsi="Yu Gothic" w:eastAsia="Yu Gothic"/>
-          <w:b w:val="0"/>
-        </w:rPr>
-        <w:t>次へ進む</w:t>
-      </w:r>
-    </w:p>
-    <w:p/>
-    <w:p>
-      <w:r>
-        <w:rPr>
-          <w:rFonts w:ascii="Yu Gothic" w:hAnsi="Yu Gothic" w:eastAsia="Yu Gothic"/>
-          <w:b w:val="0"/>
-        </w:rPr>
-        <w:t>という流れで進めます。</w:t>
-      </w:r>
-    </w:p>
-    <w:p/>
-    <w:p>
-      <w:r>
-        <w:rPr>
-          <w:rFonts w:ascii="Yu Gothic" w:hAnsi="Yu Gothic" w:eastAsia="Yu Gothic"/>
-          <w:b w:val="0"/>
-        </w:rPr>
-        <w:t>分からない用語が出てきた場合は、その都度説明します。</w:t>
-      </w:r>
-    </w:p>
-    <w:p/>
-    <w:p>
-      <w:r>
-        <w:rPr>
-          <w:rFonts w:ascii="Yu Gothic" w:hAnsi="Yu Gothic" w:eastAsia="Yu Gothic"/>
-          <w:b w:val="0"/>
-        </w:rPr>
-        <w:t>操作についても、</w:t>
-      </w:r>
-    </w:p>
-    <w:p/>
-    <w:p>
-      <w:r>
-        <w:rPr>
-          <w:rFonts w:ascii="Yu Gothic" w:hAnsi="Yu Gothic" w:eastAsia="Yu Gothic"/>
-          <w:b w:val="0"/>
-        </w:rPr>
-        <w:t>「どこをクリックするのか」</w:t>
-      </w:r>
-    </w:p>
-    <w:p/>
-    <w:p>
-      <w:r>
-        <w:rPr>
-          <w:rFonts w:ascii="Yu Gothic" w:hAnsi="Yu Gothic" w:eastAsia="Yu Gothic"/>
-          <w:b w:val="0"/>
-        </w:rPr>
-        <w:t>「何を入力するのか」</w:t>
-      </w:r>
-    </w:p>
-    <w:p/>
-    <w:p>
-      <w:r>
-        <w:rPr>
-          <w:rFonts w:ascii="Yu Gothic" w:hAnsi="Yu Gothic" w:eastAsia="Yu Gothic"/>
-          <w:b w:val="0"/>
-        </w:rPr>
-        <w:t>「何が表示されれば成功なのか」</w:t>
-      </w:r>
-    </w:p>
-    <w:p/>
-    <w:p>
-      <w:r>
-        <w:rPr>
-          <w:rFonts w:ascii="Yu Gothic" w:hAnsi="Yu Gothic" w:eastAsia="Yu Gothic"/>
-          <w:b w:val="0"/>
-        </w:rPr>
-        <w:t>まで、できるだけ具体的に説明します。</w:t>
-      </w:r>
-    </w:p>
-    <w:p/>
-    <w:p>
-      <w:r>
-        <w:rPr>
-          <w:rFonts w:ascii="Yu Gothic" w:hAnsi="Yu Gothic" w:eastAsia="Yu Gothic"/>
-          <w:b w:val="0"/>
-        </w:rPr>
-        <w:t>本書は、プログラマーだけを対象とした専門書ではありません。</w:t>
-      </w:r>
-    </w:p>
-    <w:p/>
-    <w:p>
-      <w:r>
-        <w:rPr>
-          <w:rFonts w:ascii="Yu Gothic" w:hAnsi="Yu Gothic" w:eastAsia="Yu Gothic"/>
-          <w:b w:val="0"/>
-        </w:rPr>
-        <w:t>プログラミング未経験者でも、Project Sakuraを少しずつ作れることを目標とします。</w:t>
-      </w:r>
-    </w:p>
-    <w:p/>
-    <w:p>
-      <w:pPr>
-        <w:spacing w:after="80"/>
-      </w:pPr>
-      <w:r>
-        <w:rPr>
-          <w:rFonts w:ascii="Yu Gothic" w:hAnsi="Yu Gothic" w:eastAsia="Yu Gothic"/>
-        </w:rPr>
-        <w:t>―――――――――――――――――――――――――――――――――――</w:t>
-      </w:r>
-    </w:p>
-    <w:p/>
-    <w:p>
-      <w:pPr>
-        <w:pStyle w:val="Heading2"/>
-      </w:pPr>
-      <w:r>
-        <w:rPr>
-          <w:rFonts w:ascii="Yu Gothic" w:hAnsi="Yu Gothic" w:eastAsia="Yu Gothic"/>
-          <w:b w:val="0"/>
-        </w:rPr>
-        <w:t>1.8　Project Sakuraの最終目標</w:t>
-      </w:r>
-    </w:p>
-    <w:p/>
-    <w:p>
-      <w:r>
-        <w:rPr>
-          <w:rFonts w:ascii="Yu Gothic" w:hAnsi="Yu Gothic" w:eastAsia="Yu Gothic"/>
-          <w:b w:val="0"/>
-        </w:rPr>
-        <w:t>Project Sakuraの最終目標は、単にブログを1つ作ることではありません。</w:t>
-      </w:r>
-    </w:p>
-    <w:p/>
-    <w:p>
-      <w:r>
-        <w:rPr>
-          <w:rFonts w:ascii="Yu Gothic" w:hAnsi="Yu Gothic" w:eastAsia="Yu Gothic"/>
-          <w:b w:val="0"/>
-        </w:rPr>
-        <w:t>目指しているのは、</w:t>
-      </w:r>
-    </w:p>
-    <w:p/>
-    <w:p>
-      <w:r>
-        <w:rPr>
-          <w:rFonts w:ascii="Yu Gothic" w:hAnsi="Yu Gothic" w:eastAsia="Yu Gothic"/>
-          <w:b w:val="0"/>
-        </w:rPr>
-        <w:t>企画</w:t>
-      </w:r>
-    </w:p>
-    <w:p>
-      <w:r>
-        <w:rPr>
-          <w:rFonts w:ascii="Yu Gothic" w:hAnsi="Yu Gothic" w:eastAsia="Yu Gothic"/>
-          <w:b w:val="0"/>
-        </w:rPr>
-        <w:t>↓</w:t>
-      </w:r>
-    </w:p>
-    <w:p>
-      <w:r>
-        <w:rPr>
-          <w:rFonts w:ascii="Yu Gothic" w:hAnsi="Yu Gothic" w:eastAsia="Yu Gothic"/>
-          <w:b w:val="0"/>
-        </w:rPr>
-        <w:t>調査</w:t>
-      </w:r>
-    </w:p>
-    <w:p>
-      <w:r>
-        <w:rPr>
-          <w:rFonts w:ascii="Yu Gothic" w:hAnsi="Yu Gothic" w:eastAsia="Yu Gothic"/>
-          <w:b w:val="0"/>
-        </w:rPr>
-        <w:t>↓</w:t>
-      </w:r>
-    </w:p>
-    <w:p>
-      <w:r>
-        <w:rPr>
-          <w:rFonts w:ascii="Yu Gothic" w:hAnsi="Yu Gothic" w:eastAsia="Yu Gothic"/>
-          <w:b w:val="0"/>
-        </w:rPr>
-        <w:t>AIによる支援</w:t>
-      </w:r>
-    </w:p>
-    <w:p>
-      <w:r>
-        <w:rPr>
-          <w:rFonts w:ascii="Yu Gothic" w:hAnsi="Yu Gothic" w:eastAsia="Yu Gothic"/>
-          <w:b w:val="0"/>
-        </w:rPr>
-        <w:t>↓</w:t>
-      </w:r>
-    </w:p>
-    <w:p>
-      <w:r>
-        <w:rPr>
-          <w:rFonts w:ascii="Yu Gothic" w:hAnsi="Yu Gothic" w:eastAsia="Yu Gothic"/>
-          <w:b w:val="0"/>
-        </w:rPr>
-        <w:t>記事作成</w:t>
-      </w:r>
-    </w:p>
-    <w:p>
-      <w:r>
-        <w:rPr>
-          <w:rFonts w:ascii="Yu Gothic" w:hAnsi="Yu Gothic" w:eastAsia="Yu Gothic"/>
-          <w:b w:val="0"/>
-        </w:rPr>
-        <w:t>↓</w:t>
-      </w:r>
-    </w:p>
-    <w:p>
-      <w:r>
-        <w:rPr>
-          <w:rFonts w:ascii="Yu Gothic" w:hAnsi="Yu Gothic" w:eastAsia="Yu Gothic"/>
-          <w:b w:val="0"/>
-        </w:rPr>
-        <w:t>画像作成</w:t>
-      </w:r>
-    </w:p>
-    <w:p>
-      <w:r>
-        <w:rPr>
-          <w:rFonts w:ascii="Yu Gothic" w:hAnsi="Yu Gothic" w:eastAsia="Yu Gothic"/>
-          <w:b w:val="0"/>
-        </w:rPr>
-        <w:t>↓</w:t>
-      </w:r>
-    </w:p>
-    <w:p>
-      <w:r>
-        <w:rPr>
-          <w:rFonts w:ascii="Yu Gothic" w:hAnsi="Yu Gothic" w:eastAsia="Yu Gothic"/>
-          <w:b w:val="0"/>
-        </w:rPr>
-        <w:t>公開</w:t>
-      </w:r>
-    </w:p>
-    <w:p>
-      <w:r>
-        <w:rPr>
-          <w:rFonts w:ascii="Yu Gothic" w:hAnsi="Yu Gothic" w:eastAsia="Yu Gothic"/>
-          <w:b w:val="0"/>
-        </w:rPr>
-        <w:t>↓</w:t>
-      </w:r>
-    </w:p>
-    <w:p>
-      <w:r>
-        <w:rPr>
-          <w:rFonts w:ascii="Yu Gothic" w:hAnsi="Yu Gothic" w:eastAsia="Yu Gothic"/>
-          <w:b w:val="0"/>
-        </w:rPr>
-        <w:t>アクセス確認</w:t>
-      </w:r>
-    </w:p>
-    <w:p>
-      <w:r>
-        <w:rPr>
-          <w:rFonts w:ascii="Yu Gothic" w:hAnsi="Yu Gothic" w:eastAsia="Yu Gothic"/>
-          <w:b w:val="0"/>
-        </w:rPr>
-        <w:t>↓</w:t>
-      </w:r>
-    </w:p>
-    <w:p>
-      <w:r>
-        <w:rPr>
-          <w:rFonts w:ascii="Yu Gothic" w:hAnsi="Yu Gothic" w:eastAsia="Yu Gothic"/>
-          <w:b w:val="0"/>
-        </w:rPr>
-        <w:t>改善</w:t>
-      </w:r>
-    </w:p>
-    <w:p>
-      <w:r>
-        <w:rPr>
-          <w:rFonts w:ascii="Yu Gothic" w:hAnsi="Yu Gothic" w:eastAsia="Yu Gothic"/>
-          <w:b w:val="0"/>
-        </w:rPr>
-        <w:t>↓</w:t>
-      </w:r>
-    </w:p>
-    <w:p>
-      <w:r>
-        <w:rPr>
-          <w:rFonts w:ascii="Yu Gothic" w:hAnsi="Yu Gothic" w:eastAsia="Yu Gothic"/>
-          <w:b w:val="0"/>
-        </w:rPr>
-        <w:t>データ蓄積</w:t>
-      </w:r>
-    </w:p>
-    <w:p>
-      <w:r>
-        <w:rPr>
-          <w:rFonts w:ascii="Yu Gothic" w:hAnsi="Yu Gothic" w:eastAsia="Yu Gothic"/>
-          <w:b w:val="0"/>
-        </w:rPr>
-        <w:t>↓</w:t>
-      </w:r>
-    </w:p>
-    <w:p>
-      <w:r>
-        <w:rPr>
-          <w:rFonts w:ascii="Yu Gothic" w:hAnsi="Yu Gothic" w:eastAsia="Yu Gothic"/>
-          <w:b w:val="0"/>
-        </w:rPr>
-        <w:t>次の記事へ</w:t>
-      </w:r>
-    </w:p>
-    <w:p/>
-    <w:p>
-      <w:r>
-        <w:rPr>
-          <w:rFonts w:ascii="Yu Gothic" w:hAnsi="Yu Gothic" w:eastAsia="Yu Gothic"/>
-          <w:b w:val="0"/>
-        </w:rPr>
-        <w:t>という一連の流れを、継続的に回せる仕組みです。</w:t>
-      </w:r>
-    </w:p>
-    <w:p/>
-    <w:p>
-      <w:r>
-        <w:rPr>
-          <w:rFonts w:ascii="Yu Gothic" w:hAnsi="Yu Gothic" w:eastAsia="Yu Gothic"/>
-          <w:b w:val="0"/>
-        </w:rPr>
-        <w:t>さらに、その仕組み自体も改善していきます。</w:t>
-      </w:r>
-    </w:p>
-    <w:p/>
-    <w:p>
-      <w:r>
-        <w:rPr>
-          <w:rFonts w:ascii="Yu Gothic" w:hAnsi="Yu Gothic" w:eastAsia="Yu Gothic"/>
-          <w:b w:val="0"/>
-        </w:rPr>
-        <w:t>最初は手作業だった作業を、</w:t>
-      </w:r>
-    </w:p>
-    <w:p/>
-    <w:p>
-      <w:r>
-        <w:rPr>
-          <w:rFonts w:ascii="Yu Gothic" w:hAnsi="Yu Gothic" w:eastAsia="Yu Gothic"/>
-          <w:b w:val="0"/>
-        </w:rPr>
-        <w:t>手作業</w:t>
-      </w:r>
-    </w:p>
-    <w:p>
-      <w:r>
-        <w:rPr>
-          <w:rFonts w:ascii="Yu Gothic" w:hAnsi="Yu Gothic" w:eastAsia="Yu Gothic"/>
-          <w:b w:val="0"/>
-        </w:rPr>
-        <w:t>↓</w:t>
-      </w:r>
-    </w:p>
-    <w:p>
-      <w:r>
-        <w:rPr>
-          <w:rFonts w:ascii="Yu Gothic" w:hAnsi="Yu Gothic" w:eastAsia="Yu Gothic"/>
-          <w:b w:val="0"/>
-        </w:rPr>
-        <w:t>手順化</w:t>
-      </w:r>
-    </w:p>
-    <w:p>
-      <w:r>
-        <w:rPr>
-          <w:rFonts w:ascii="Yu Gothic" w:hAnsi="Yu Gothic" w:eastAsia="Yu Gothic"/>
-          <w:b w:val="0"/>
-        </w:rPr>
-        <w:t>↓</w:t>
-      </w:r>
-    </w:p>
-    <w:p>
-      <w:r>
-        <w:rPr>
-          <w:rFonts w:ascii="Yu Gothic" w:hAnsi="Yu Gothic" w:eastAsia="Yu Gothic"/>
-          <w:b w:val="0"/>
-        </w:rPr>
-        <w:t>半自動化</w:t>
-      </w:r>
-    </w:p>
-    <w:p>
-      <w:r>
-        <w:rPr>
-          <w:rFonts w:ascii="Yu Gothic" w:hAnsi="Yu Gothic" w:eastAsia="Yu Gothic"/>
-          <w:b w:val="0"/>
-        </w:rPr>
-        <w:t>↓</w:t>
-      </w:r>
-    </w:p>
-    <w:p>
-      <w:r>
-        <w:rPr>
-          <w:rFonts w:ascii="Yu Gothic" w:hAnsi="Yu Gothic" w:eastAsia="Yu Gothic"/>
-          <w:b w:val="0"/>
-        </w:rPr>
-        <w:t>自動化</w:t>
-      </w:r>
-    </w:p>
-    <w:p/>
-    <w:p>
-      <w:r>
-        <w:rPr>
-          <w:rFonts w:ascii="Yu Gothic" w:hAnsi="Yu Gothic" w:eastAsia="Yu Gothic"/>
-          <w:b w:val="0"/>
-        </w:rPr>
-        <w:t>へと発展させていきます。</w:t>
-      </w:r>
-    </w:p>
-    <w:p/>
-    <w:p>
-      <w:r>
-        <w:rPr>
-          <w:rFonts w:ascii="Yu Gothic" w:hAnsi="Yu Gothic" w:eastAsia="Yu Gothic"/>
-          <w:b w:val="0"/>
-        </w:rPr>
-        <w:t>これがProject Sakuraの大きなテーマです。</w:t>
-      </w:r>
-    </w:p>
-    <w:p/>
-    <w:p>
-      <w:pPr>
-        <w:spacing w:after="80"/>
-      </w:pPr>
-      <w:r>
-        <w:rPr>
-          <w:rFonts w:ascii="Yu Gothic" w:hAnsi="Yu Gothic" w:eastAsia="Yu Gothic"/>
-        </w:rPr>
-        <w:t>―――――――――――――――――――――――――――――――――――</w:t>
-      </w:r>
-    </w:p>
-    <w:p/>
-    <w:p>
-      <w:pPr>
-        <w:pStyle w:val="Heading2"/>
-      </w:pPr>
-      <w:r>
-        <w:rPr>
-          <w:rFonts w:ascii="Yu Gothic" w:hAnsi="Yu Gothic" w:eastAsia="Yu Gothic"/>
-          <w:b w:val="0"/>
-        </w:rPr>
-        <w:t>1.9　このプロジェクトで大切にすること</w:t>
-      </w:r>
-    </w:p>
-    <w:p/>
-    <w:p>
-      <w:r>
-        <w:rPr>
-          <w:rFonts w:ascii="Yu Gothic" w:hAnsi="Yu Gothic" w:eastAsia="Yu Gothic"/>
-          <w:b w:val="0"/>
-        </w:rPr>
-        <w:t>Project Sakuraでは、次の5つを大切にします。</w:t>
-      </w:r>
-    </w:p>
-    <w:p/>
-    <w:p>
-      <w:pPr>
-        <w:pStyle w:val="Heading3"/>
-      </w:pPr>
-      <w:r>
-        <w:rPr>
-          <w:rFonts w:ascii="Yu Gothic" w:hAnsi="Yu Gothic" w:eastAsia="Yu Gothic"/>
-          <w:b w:val="0"/>
-        </w:rPr>
-        <w:t>1．小さく始める</w:t>
-      </w:r>
-    </w:p>
-    <w:p/>
-    <w:p>
-      <w:r>
-        <w:rPr>
-          <w:rFonts w:ascii="Yu Gothic" w:hAnsi="Yu Gothic" w:eastAsia="Yu Gothic"/>
-          <w:b w:val="0"/>
-        </w:rPr>
-        <w:t>最初から完璧なシステムを作ろうとしません。</w:t>
-      </w:r>
-    </w:p>
-    <w:p/>
-    <w:p>
-      <w:r>
-        <w:rPr>
-          <w:rFonts w:ascii="Yu Gothic" w:hAnsi="Yu Gothic" w:eastAsia="Yu Gothic"/>
-          <w:b w:val="0"/>
-        </w:rPr>
-        <w:t>小さな機能を一つずつ作ります。</w:t>
-      </w:r>
-    </w:p>
-    <w:p/>
-    <w:p>
-      <w:pPr>
-        <w:pStyle w:val="Heading3"/>
-      </w:pPr>
-      <w:r>
-        <w:rPr>
-          <w:rFonts w:ascii="Yu Gothic" w:hAnsi="Yu Gothic" w:eastAsia="Yu Gothic"/>
-          <w:b w:val="0"/>
-        </w:rPr>
-        <w:t>2．実際に動かして確認する</w:t>
-      </w:r>
-    </w:p>
-    <w:p/>
-    <w:p>
-      <w:r>
-        <w:rPr>
-          <w:rFonts w:ascii="Yu Gothic" w:hAnsi="Yu Gothic" w:eastAsia="Yu Gothic"/>
-          <w:b w:val="0"/>
-        </w:rPr>
-        <w:t>説明を読むだけではなく、実際に操作して結果を確認します。</w:t>
-      </w:r>
-    </w:p>
-    <w:p/>
-    <w:p>
-      <w:pPr>
-        <w:pStyle w:val="Heading3"/>
-      </w:pPr>
-      <w:r>
-        <w:rPr>
-          <w:rFonts w:ascii="Yu Gothic" w:hAnsi="Yu Gothic" w:eastAsia="Yu Gothic"/>
-          <w:b w:val="0"/>
-        </w:rPr>
-        <w:t>3．失敗も記録する</w:t>
-      </w:r>
-    </w:p>
-    <w:p/>
-    <w:p>
-      <w:r>
-        <w:rPr>
-          <w:rFonts w:ascii="Yu Gothic" w:hAnsi="Yu Gothic" w:eastAsia="Yu Gothic"/>
-          <w:b w:val="0"/>
-        </w:rPr>
-        <w:t>エラーや失敗も重要な情報です。</w:t>
-      </w:r>
-    </w:p>
-    <w:p/>
-    <w:p>
-      <w:r>
-        <w:rPr>
-          <w:rFonts w:ascii="Yu Gothic" w:hAnsi="Yu Gothic" w:eastAsia="Yu Gothic"/>
-          <w:b w:val="0"/>
-        </w:rPr>
-        <w:t>同じ問題を繰り返さないために、原因や解決方法を記録します。</w:t>
-      </w:r>
-    </w:p>
-    <w:p/>
-    <w:p>
-      <w:pPr>
-        <w:pStyle w:val="Heading3"/>
-      </w:pPr>
-      <w:r>
-        <w:rPr>
-          <w:rFonts w:ascii="Yu Gothic" w:hAnsi="Yu Gothic" w:eastAsia="Yu Gothic"/>
-          <w:b w:val="0"/>
-        </w:rPr>
-        <w:t>4．作ったものを残す</w:t>
-      </w:r>
-    </w:p>
-    <w:p/>
-    <w:p>
-      <w:r>
-        <w:rPr>
-          <w:rFonts w:ascii="Yu Gothic" w:hAnsi="Yu Gothic" w:eastAsia="Yu Gothic"/>
-          <w:b w:val="0"/>
-        </w:rPr>
-        <w:t>記事、コード、設計、手順などをGitHubに保存します。</w:t>
-      </w:r>
-    </w:p>
-    <w:p/>
-    <w:p>
-      <w:pPr>
-        <w:pStyle w:val="Heading3"/>
-      </w:pPr>
-      <w:r>
-        <w:rPr>
-          <w:rFonts w:ascii="Yu Gothic" w:hAnsi="Yu Gothic" w:eastAsia="Yu Gothic"/>
-          <w:b w:val="0"/>
-        </w:rPr>
-        <w:t>5．継続できる仕組みにする</w:t>
-      </w:r>
-    </w:p>
-    <w:p/>
-    <w:p>
-      <w:r>
-        <w:rPr>
-          <w:rFonts w:ascii="Yu Gothic" w:hAnsi="Yu Gothic" w:eastAsia="Yu Gothic"/>
-          <w:b w:val="0"/>
-        </w:rPr>
-        <w:t>一時的に大量の作業をするのではなく、無理なく長期間続けられる仕組みを目指します。</w:t>
-      </w:r>
-    </w:p>
-    <w:p/>
-    <w:p>
-      <w:pPr>
-        <w:spacing w:after="80"/>
-      </w:pPr>
-      <w:r>
-        <w:rPr>
-          <w:rFonts w:ascii="Yu Gothic" w:hAnsi="Yu Gothic" w:eastAsia="Yu Gothic"/>
-        </w:rPr>
-        <w:t>―――――――――――――――――――――――――――――――――――</w:t>
-      </w:r>
-    </w:p>
-    <w:p/>
-    <w:p>
-      <w:pPr>
-        <w:pStyle w:val="Heading2"/>
-      </w:pPr>
-      <w:r>
-        <w:rPr>
-          <w:rFonts w:ascii="Yu Gothic" w:hAnsi="Yu Gothic" w:eastAsia="Yu Gothic"/>
-          <w:b w:val="0"/>
-        </w:rPr>
-        <w:t>1.10　初心者から始めるということ</w:t>
-      </w:r>
-    </w:p>
-    <w:p/>
-    <w:p>
-      <w:r>
-        <w:rPr>
-          <w:rFonts w:ascii="Yu Gothic" w:hAnsi="Yu Gothic" w:eastAsia="Yu Gothic"/>
-          <w:b w:val="0"/>
-        </w:rPr>
-        <w:t>Project Sakuraでは、最初から専門知識を持っている必要はありません。</w:t>
-      </w:r>
-    </w:p>
-    <w:p/>
-    <w:p>
-      <w:r>
-        <w:rPr>
-          <w:rFonts w:ascii="Yu Gothic" w:hAnsi="Yu Gothic" w:eastAsia="Yu Gothic"/>
-          <w:b w:val="0"/>
-        </w:rPr>
-        <w:t>分からないことがあれば、その都度調べます。</w:t>
-      </w:r>
-    </w:p>
-    <w:p/>
-    <w:p>
-      <w:r>
-        <w:rPr>
-          <w:rFonts w:ascii="Yu Gothic" w:hAnsi="Yu Gothic" w:eastAsia="Yu Gothic"/>
-          <w:b w:val="0"/>
-        </w:rPr>
-        <w:t>エラーが出たら、その原因を確認します。</w:t>
-      </w:r>
-    </w:p>
-    <w:p/>
-    <w:p>
-      <w:r>
-        <w:rPr>
-          <w:rFonts w:ascii="Yu Gothic" w:hAnsi="Yu Gothic" w:eastAsia="Yu Gothic"/>
-          <w:b w:val="0"/>
-        </w:rPr>
-        <w:t>操作を間違えたら、戻してやり直します。</w:t>
-      </w:r>
-    </w:p>
-    <w:p/>
-    <w:p>
-      <w:r>
-        <w:rPr>
-          <w:rFonts w:ascii="Yu Gothic" w:hAnsi="Yu Gothic" w:eastAsia="Yu Gothic"/>
-          <w:b w:val="0"/>
-        </w:rPr>
-        <w:t>重要なのは、</w:t>
-      </w:r>
-    </w:p>
-    <w:p/>
-    <w:p>
-      <w:r>
-        <w:rPr>
-          <w:rFonts w:ascii="Yu Gothic" w:hAnsi="Yu Gothic" w:eastAsia="Yu Gothic"/>
-          <w:b w:val="0"/>
-        </w:rPr>
-        <w:t>「分からないから進めない」</w:t>
-      </w:r>
-    </w:p>
-    <w:p/>
-    <w:p>
-      <w:r>
-        <w:rPr>
-          <w:rFonts w:ascii="Yu Gothic" w:hAnsi="Yu Gothic" w:eastAsia="Yu Gothic"/>
-          <w:b w:val="0"/>
-        </w:rPr>
-        <w:t>ではなく、</w:t>
-      </w:r>
-    </w:p>
-    <w:p/>
-    <w:p>
-      <w:r>
-        <w:rPr>
-          <w:rFonts w:ascii="Yu Gothic" w:hAnsi="Yu Gothic" w:eastAsia="Yu Gothic"/>
-          <w:b w:val="0"/>
-        </w:rPr>
-        <w:t>「分からないところを一つずつ解決する」</w:t>
-      </w:r>
-    </w:p>
-    <w:p/>
-    <w:p>
-      <w:r>
-        <w:rPr>
-          <w:rFonts w:ascii="Yu Gothic" w:hAnsi="Yu Gothic" w:eastAsia="Yu Gothic"/>
-          <w:b w:val="0"/>
-        </w:rPr>
-        <w:t>という進め方です。</w:t>
-      </w:r>
-    </w:p>
-    <w:p/>
-    <w:p>
-      <w:r>
-        <w:rPr>
-          <w:rFonts w:ascii="Yu Gothic" w:hAnsi="Yu Gothic" w:eastAsia="Yu Gothic"/>
-          <w:b w:val="0"/>
-        </w:rPr>
-        <w:t>プログラムもブログも、一度に完成するものではありません。</w:t>
-      </w:r>
-    </w:p>
-    <w:p/>
-    <w:p>
-      <w:r>
-        <w:rPr>
-          <w:rFonts w:ascii="Yu Gothic" w:hAnsi="Yu Gothic" w:eastAsia="Yu Gothic"/>
-          <w:b w:val="0"/>
-        </w:rPr>
-        <w:t>小さな完成を積み重ねることで、最終的に大きなシステムになります。</w:t>
-      </w:r>
-    </w:p>
-    <w:p/>
-    <w:p>
-      <w:pPr>
-        <w:spacing w:after="80"/>
-      </w:pPr>
-      <w:r>
-        <w:rPr>
-          <w:rFonts w:ascii="Yu Gothic" w:hAnsi="Yu Gothic" w:eastAsia="Yu Gothic"/>
-        </w:rPr>
-        <w:t>―――――――――――――――――――――――――――――――――――</w:t>
-      </w:r>
-    </w:p>
-    <w:p/>
-    <w:p>
-      <w:pPr>
-        <w:pStyle w:val="Heading2"/>
-      </w:pPr>
-      <w:r>
-        <w:rPr>
-          <w:rFonts w:ascii="Yu Gothic" w:hAnsi="Yu Gothic" w:eastAsia="Yu Gothic"/>
-          <w:b w:val="0"/>
-        </w:rPr>
-        <w:t>1.11　現在までに行ったこと</w:t>
-      </w:r>
-    </w:p>
-    <w:p/>
-    <w:p>
-      <w:r>
-        <w:rPr>
-          <w:rFonts w:ascii="Yu Gothic" w:hAnsi="Yu Gothic" w:eastAsia="Yu Gothic"/>
-          <w:b w:val="0"/>
-        </w:rPr>
-        <w:t>Project Sakuraを開始するために、これまでに次の環境を準備しました。</w:t>
-      </w:r>
-    </w:p>
-    <w:p/>
-    <w:p>
-      <w:pPr>
-        <w:pStyle w:val="Heading3"/>
-      </w:pPr>
-      <w:r>
-        <w:rPr>
-          <w:rFonts w:ascii="Yu Gothic" w:hAnsi="Yu Gothic" w:eastAsia="Yu Gothic"/>
-          <w:b w:val="0"/>
-        </w:rPr>
-        <w:t>GitHub</w:t>
-      </w:r>
-    </w:p>
-    <w:p/>
-    <w:p>
-      <w:r>
-        <w:rPr>
-          <w:rFonts w:ascii="Yu Gothic" w:hAnsi="Yu Gothic" w:eastAsia="Yu Gothic"/>
-          <w:b w:val="0"/>
-        </w:rPr>
-        <w:t>GitHubアカウントを作成しました。</w:t>
-      </w:r>
-    </w:p>
-    <w:p/>
-    <w:p>
-      <w:r>
-        <w:rPr>
-          <w:rFonts w:ascii="Yu Gothic" w:hAnsi="Yu Gothic" w:eastAsia="Yu Gothic"/>
-          <w:b w:val="0"/>
-        </w:rPr>
-        <w:t>Googleアカウントを利用して登録を行い、Project Sakuraの保存場所となるGitHub環境を準備しました。</w:t>
-      </w:r>
-    </w:p>
-    <w:p/>
-    <w:p>
-      <w:pPr>
-        <w:pStyle w:val="Heading3"/>
-      </w:pPr>
-      <w:r>
-        <w:rPr>
-          <w:rFonts w:ascii="Yu Gothic" w:hAnsi="Yu Gothic" w:eastAsia="Yu Gothic"/>
-          <w:b w:val="0"/>
-        </w:rPr>
-        <w:t>GitHub Desktop</w:t>
-      </w:r>
-    </w:p>
-    <w:p/>
-    <w:p>
-      <w:r>
-        <w:rPr>
-          <w:rFonts w:ascii="Yu Gothic" w:hAnsi="Yu Gothic" w:eastAsia="Yu Gothic"/>
-          <w:b w:val="0"/>
-        </w:rPr>
-        <w:t>WindowsでGitHubを扱いやすくするため、GitHub Desktopをインストールしました。</w:t>
-      </w:r>
-    </w:p>
-    <w:p/>
-    <w:p>
-      <w:r>
-        <w:rPr>
-          <w:rFonts w:ascii="Yu Gothic" w:hAnsi="Yu Gothic" w:eastAsia="Yu Gothic"/>
-          <w:b w:val="0"/>
-        </w:rPr>
-        <w:t>GitHub Desktopを利用することで、コマンドを大量に入力しなくても、</w:t>
-      </w:r>
-    </w:p>
-    <w:p/>
-    <w:p>
-      <w:r>
-        <w:rPr>
-          <w:rFonts w:ascii="Yu Gothic" w:hAnsi="Yu Gothic" w:eastAsia="Yu Gothic"/>
-          <w:b w:val="0"/>
-        </w:rPr>
-        <w:t>変更されたファイルを確認する</w:t>
-      </w:r>
-    </w:p>
-    <w:p>
-      <w:r>
-        <w:rPr>
-          <w:rFonts w:ascii="Yu Gothic" w:hAnsi="Yu Gothic" w:eastAsia="Yu Gothic"/>
-          <w:b w:val="0"/>
-        </w:rPr>
-        <w:t>変更内容を確認する</w:t>
-      </w:r>
-    </w:p>
-    <w:p>
-      <w:r>
-        <w:rPr>
-          <w:rFonts w:ascii="Yu Gothic" w:hAnsi="Yu Gothic" w:eastAsia="Yu Gothic"/>
-          <w:b w:val="0"/>
-        </w:rPr>
-        <w:t>Commitする</w:t>
-      </w:r>
-    </w:p>
-    <w:p>
-      <w:r>
-        <w:rPr>
-          <w:rFonts w:ascii="Yu Gothic" w:hAnsi="Yu Gothic" w:eastAsia="Yu Gothic"/>
-          <w:b w:val="0"/>
-        </w:rPr>
-        <w:t>GitHubへ送信する</w:t>
-      </w:r>
-    </w:p>
-    <w:p>
-      <w:r>
-        <w:rPr>
-          <w:rFonts w:ascii="Yu Gothic" w:hAnsi="Yu Gothic" w:eastAsia="Yu Gothic"/>
-          <w:b w:val="0"/>
-        </w:rPr>
-        <w:t>過去の変更履歴を見る</w:t>
-      </w:r>
-    </w:p>
-    <w:p/>
-    <w:p>
-      <w:r>
-        <w:rPr>
-          <w:rFonts w:ascii="Yu Gothic" w:hAnsi="Yu Gothic" w:eastAsia="Yu Gothic"/>
-          <w:b w:val="0"/>
-        </w:rPr>
-        <w:t>といった操作ができます。</w:t>
-      </w:r>
-    </w:p>
-    <w:p/>
-    <w:p>
-      <w:pPr>
-        <w:pStyle w:val="Heading3"/>
-      </w:pPr>
-      <w:r>
-        <w:rPr>
-          <w:rFonts w:ascii="Yu Gothic" w:hAnsi="Yu Gothic" w:eastAsia="Yu Gothic"/>
-          <w:b w:val="0"/>
-        </w:rPr>
-        <w:t>VS Code</w:t>
-      </w:r>
-    </w:p>
-    <w:p/>
-    <w:p>
-      <w:r>
-        <w:rPr>
-          <w:rFonts w:ascii="Yu Gothic" w:hAnsi="Yu Gothic" w:eastAsia="Yu Gothic"/>
-          <w:b w:val="0"/>
-        </w:rPr>
-        <w:t>プログラムや文章ファイルを編集するため、Visual Studio Codeをインストールしました。</w:t>
-      </w:r>
-    </w:p>
-    <w:p/>
-    <w:p>
-      <w:r>
-        <w:rPr>
-          <w:rFonts w:ascii="Yu Gothic" w:hAnsi="Yu Gothic" w:eastAsia="Yu Gothic"/>
-          <w:b w:val="0"/>
-        </w:rPr>
-        <w:t>Project Sakuraでは、Pythonプログラムだけではなく、Markdown形式の原稿もVS Codeで編集します。</w:t>
-      </w:r>
-    </w:p>
-    <w:p/>
-    <w:p>
-      <w:pPr>
-        <w:pStyle w:val="Heading3"/>
-      </w:pPr>
-      <w:r>
-        <w:rPr>
-          <w:rFonts w:ascii="Yu Gothic" w:hAnsi="Yu Gothic" w:eastAsia="Yu Gothic"/>
-          <w:b w:val="0"/>
-        </w:rPr>
-        <w:t>Python</w:t>
-      </w:r>
-    </w:p>
-    <w:p/>
-    <w:p>
-      <w:r>
-        <w:rPr>
-          <w:rFonts w:ascii="Yu Gothic" w:hAnsi="Yu Gothic" w:eastAsia="Yu Gothic"/>
-          <w:b w:val="0"/>
-        </w:rPr>
-        <w:t>Pythonをインストールしました。</w:t>
-      </w:r>
-    </w:p>
-    <w:p/>
-    <w:p>
-      <w:r>
-        <w:rPr>
-          <w:rFonts w:ascii="Yu Gothic" w:hAnsi="Yu Gothic" w:eastAsia="Yu Gothic"/>
-          <w:b w:val="0"/>
-        </w:rPr>
-        <w:t>そして最初のプログラムとして、</w:t>
-      </w:r>
-    </w:p>
-    <w:p/>
-    <w:p>
-      <w:r>
-        <w:rPr>
-          <w:rFonts w:ascii="Yu Gothic" w:hAnsi="Yu Gothic" w:eastAsia="Yu Gothic"/>
-          <w:b w:val="0"/>
-        </w:rPr>
-        <w:t>```python</w:t>
-      </w:r>
-    </w:p>
-    <w:p>
-      <w:pPr>
-        <w:ind w:left="567"/>
-      </w:pPr>
-      <w:r>
-        <w:rPr>
-          <w:rFonts w:ascii="Consolas" w:hAnsi="Consolas"/>
-          <w:sz w:val="20"/>
-        </w:rPr>
-        <w:t>print("こんにちは！Project Sakuraへようこそ！")</w:t>
-      </w:r>
-    </w:p>
-    <w:p>
-      <w:r>
-        <w:rPr>
-          <w:rFonts w:ascii="Yu Gothic" w:hAnsi="Yu Gothic" w:eastAsia="Yu Gothic"/>
-          <w:b w:val="0"/>
-        </w:rPr>
-        <w:t>```</w:t>
-      </w:r>
-    </w:p>
-    <w:p/>
-    <w:p>
-      <w:r>
-        <w:rPr>
-          <w:rFonts w:ascii="Yu Gothic" w:hAnsi="Yu Gothic" w:eastAsia="Yu Gothic"/>
-          <w:b w:val="0"/>
-        </w:rPr>
-        <w:t>を作成し、実際に実行できることを確認しました。</w:t>
-      </w:r>
-    </w:p>
-    <w:p/>
-    <w:p>
-      <w:r>
-        <w:rPr>
-          <w:rFonts w:ascii="Yu Gothic" w:hAnsi="Yu Gothic" w:eastAsia="Yu Gothic"/>
-          <w:b w:val="0"/>
-        </w:rPr>
-        <w:t>これは小さな一歩ですが、Project Sakuraで初めて動かしたプログラムです。</w:t>
-      </w:r>
-    </w:p>
-    <w:p/>
-    <w:p>
-      <w:pPr>
-        <w:spacing w:after="80"/>
-      </w:pPr>
-      <w:r>
-        <w:rPr>
-          <w:rFonts w:ascii="Yu Gothic" w:hAnsi="Yu Gothic" w:eastAsia="Yu Gothic"/>
-        </w:rPr>
-        <w:t>―――――――――――――――――――――――――――――――――――</w:t>
-      </w:r>
-    </w:p>
-    <w:p/>
-    <w:p>
-      <w:pPr>
-        <w:pStyle w:val="Heading2"/>
-      </w:pPr>
-      <w:r>
-        <w:rPr>
-          <w:rFonts w:ascii="Yu Gothic" w:hAnsi="Yu Gothic" w:eastAsia="Yu Gothic"/>
-          <w:b w:val="0"/>
-        </w:rPr>
-        <w:t>1.12　ドキュメント管理</w:t>
-      </w:r>
-    </w:p>
-    <w:p/>
-    <w:p>
-      <w:r>
-        <w:rPr>
-          <w:rFonts w:ascii="Yu Gothic" w:hAnsi="Yu Gothic" w:eastAsia="Yu Gothic"/>
-          <w:b w:val="0"/>
-        </w:rPr>
-        <w:t>Project Sakuraでは、ドキュメントを整理して保存します。</w:t>
-      </w:r>
-    </w:p>
-    <w:p/>
-    <w:p>
-      <w:r>
-        <w:rPr>
-          <w:rFonts w:ascii="Yu Gothic" w:hAnsi="Yu Gothic" w:eastAsia="Yu Gothic"/>
-          <w:b w:val="0"/>
-        </w:rPr>
-        <w:t>現在は、</w:t>
-      </w:r>
-    </w:p>
-    <w:p/>
-    <w:p>
-      <w:r>
-        <w:rPr>
-          <w:rFonts w:ascii="Yu Gothic" w:hAnsi="Yu Gothic" w:eastAsia="Yu Gothic"/>
-          <w:b w:val="0"/>
-        </w:rPr>
-        <w:t>```text</w:t>
-      </w:r>
-    </w:p>
-    <w:p>
-      <w:r>
-        <w:rPr>
-          <w:rFonts w:ascii="Yu Gothic" w:hAnsi="Yu Gothic" w:eastAsia="Yu Gothic"/>
-          <w:b w:val="0"/>
-        </w:rPr>
-        <w:t>project-sakura/docs/</w:t>
-      </w:r>
-    </w:p>
-    <w:p>
-      <w:r>
-        <w:rPr>
-          <w:rFonts w:ascii="Yu Gothic" w:hAnsi="Yu Gothic" w:eastAsia="Yu Gothic"/>
-          <w:b w:val="0"/>
-        </w:rPr>
-        <w:t>```</w:t>
-      </w:r>
-    </w:p>
-    <w:p/>
-    <w:p>
-      <w:r>
-        <w:rPr>
-          <w:rFonts w:ascii="Yu Gothic" w:hAnsi="Yu Gothic" w:eastAsia="Yu Gothic"/>
-          <w:b w:val="0"/>
-        </w:rPr>
-        <w:t>をドキュメント管理用の場所として使用しています。</w:t>
-      </w:r>
-    </w:p>
-    <w:p/>
-    <w:p>
-      <w:r>
-        <w:rPr>
-          <w:rFonts w:ascii="Yu Gothic" w:hAnsi="Yu Gothic" w:eastAsia="Yu Gothic"/>
-          <w:b w:val="0"/>
-        </w:rPr>
-        <w:t>第1巻の基礎編については、</w:t>
-      </w:r>
-    </w:p>
-    <w:p/>
-    <w:p>
-      <w:r>
-        <w:rPr>
-          <w:rFonts w:ascii="Yu Gothic" w:hAnsi="Yu Gothic" w:eastAsia="Yu Gothic"/>
-          <w:b w:val="0"/>
-        </w:rPr>
-        <w:t>```text</w:t>
-      </w:r>
-    </w:p>
-    <w:p>
-      <w:r>
-        <w:rPr>
-          <w:rFonts w:ascii="Yu Gothic" w:hAnsi="Yu Gothic" w:eastAsia="Yu Gothic"/>
-          <w:b w:val="0"/>
-        </w:rPr>
-        <w:t>project-sakura/docs/Vol01_基礎編/</w:t>
-      </w:r>
-    </w:p>
-    <w:p>
-      <w:r>
-        <w:rPr>
-          <w:rFonts w:ascii="Yu Gothic" w:hAnsi="Yu Gothic" w:eastAsia="Yu Gothic"/>
-          <w:b w:val="0"/>
-        </w:rPr>
-        <w:t>```</w:t>
-      </w:r>
-    </w:p>
-    <w:p/>
-    <w:p>
-      <w:r>
-        <w:rPr>
-          <w:rFonts w:ascii="Yu Gothic" w:hAnsi="Yu Gothic" w:eastAsia="Yu Gothic"/>
-          <w:b w:val="0"/>
-        </w:rPr>
-        <w:t>の中に原稿を保存します。</w:t>
-      </w:r>
-    </w:p>
-    <w:p/>
-    <w:p>
-      <w:r>
-        <w:rPr>
-          <w:rFonts w:ascii="Yu Gothic" w:hAnsi="Yu Gothic" w:eastAsia="Yu Gothic"/>
-          <w:b w:val="0"/>
-        </w:rPr>
-        <w:t>さらに、</w:t>
-      </w:r>
-    </w:p>
-    <w:p/>
-    <w:p>
-      <w:r>
-        <w:rPr>
-          <w:rFonts w:ascii="Yu Gothic" w:hAnsi="Yu Gothic" w:eastAsia="Yu Gothic"/>
-          <w:b w:val="0"/>
-        </w:rPr>
-        <w:t>```text</w:t>
-      </w:r>
-    </w:p>
-    <w:p>
-      <w:r>
-        <w:rPr>
-          <w:rFonts w:ascii="Yu Gothic" w:hAnsi="Yu Gothic" w:eastAsia="Yu Gothic"/>
-          <w:b w:val="0"/>
-        </w:rPr>
-        <w:t>source</w:t>
-      </w:r>
-    </w:p>
-    <w:p>
-      <w:r>
-        <w:rPr>
-          <w:rFonts w:ascii="Yu Gothic" w:hAnsi="Yu Gothic" w:eastAsia="Yu Gothic"/>
-          <w:b w:val="0"/>
-        </w:rPr>
-        <w:t>```</w:t>
-      </w:r>
-    </w:p>
-    <w:p/>
-    <w:p>
-      <w:r>
-        <w:rPr>
-          <w:rFonts w:ascii="Yu Gothic" w:hAnsi="Yu Gothic" w:eastAsia="Yu Gothic"/>
-          <w:b w:val="0"/>
-        </w:rPr>
-        <w:t>フォルダには、各章のMarkdown原稿を保存します。</w:t>
-      </w:r>
-    </w:p>
-    <w:p/>
-    <w:p>
-      <w:r>
-        <w:rPr>
-          <w:rFonts w:ascii="Yu Gothic" w:hAnsi="Yu Gothic" w:eastAsia="Yu Gothic"/>
-          <w:b w:val="0"/>
-        </w:rPr>
-        <w:t>例えば第1章は、</w:t>
-      </w:r>
-    </w:p>
-    <w:p/>
-    <w:p>
-      <w:r>
-        <w:rPr>
-          <w:rFonts w:ascii="Yu Gothic" w:hAnsi="Yu Gothic" w:eastAsia="Yu Gothic"/>
-          <w:b w:val="0"/>
-        </w:rPr>
-        <w:t>```text</w:t>
-      </w:r>
-    </w:p>
-    <w:p>
-      <w:r>
-        <w:rPr>
-          <w:rFonts w:ascii="Yu Gothic" w:hAnsi="Yu Gothic" w:eastAsia="Yu Gothic"/>
-          <w:b w:val="0"/>
-        </w:rPr>
-        <w:t>Chapter01.md</w:t>
-      </w:r>
-    </w:p>
-    <w:p>
-      <w:r>
-        <w:rPr>
-          <w:rFonts w:ascii="Yu Gothic" w:hAnsi="Yu Gothic" w:eastAsia="Yu Gothic"/>
-          <w:b w:val="0"/>
-        </w:rPr>
-        <w:t>```</w:t>
-      </w:r>
-    </w:p>
-    <w:p/>
-    <w:p>
-      <w:r>
-        <w:rPr>
-          <w:rFonts w:ascii="Yu Gothic" w:hAnsi="Yu Gothic" w:eastAsia="Yu Gothic"/>
-          <w:b w:val="0"/>
-        </w:rPr>
-        <w:t>として管理します。</w:t>
-      </w:r>
-    </w:p>
-    <w:p/>
-    <w:p>
-      <w:r>
-        <w:rPr>
-          <w:rFonts w:ascii="Yu Gothic" w:hAnsi="Yu Gothic" w:eastAsia="Yu Gothic"/>
-          <w:b w:val="0"/>
-        </w:rPr>
-        <w:t>このMarkdown原稿を元にして、最終的にはWord版やPDF版などの正式なドキュメントへ展開していきます。</w:t>
-      </w:r>
-    </w:p>
-    <w:p/>
-    <w:p>
-      <w:pPr>
-        <w:spacing w:after="80"/>
-      </w:pPr>
-      <w:r>
-        <w:rPr>
-          <w:rFonts w:ascii="Yu Gothic" w:hAnsi="Yu Gothic" w:eastAsia="Yu Gothic"/>
-        </w:rPr>
-        <w:t>―――――――――――――――――――――――――――――――――――</w:t>
-      </w:r>
-    </w:p>
-    <w:p/>
-    <w:p>
-      <w:pPr>
-        <w:pStyle w:val="Heading2"/>
-      </w:pPr>
-      <w:r>
-        <w:rPr>
-          <w:rFonts w:ascii="Yu Gothic" w:hAnsi="Yu Gothic" w:eastAsia="Yu Gothic"/>
-          <w:b w:val="0"/>
-        </w:rPr>
-        <w:t>1.13　原稿と正式版の関係</w:t>
-      </w:r>
-    </w:p>
-    <w:p/>
-    <w:p>
-      <w:r>
-        <w:rPr>
-          <w:rFonts w:ascii="Yu Gothic" w:hAnsi="Yu Gothic" w:eastAsia="Yu Gothic"/>
-          <w:b w:val="0"/>
-        </w:rPr>
-        <w:t>Project Sakuraでは、チャットの内容をそのまま本にするのではありません。</w:t>
-      </w:r>
-    </w:p>
-    <w:p/>
-    <w:p>
-      <w:r>
-        <w:rPr>
-          <w:rFonts w:ascii="Yu Gothic" w:hAnsi="Yu Gothic" w:eastAsia="Yu Gothic"/>
-          <w:b w:val="0"/>
-        </w:rPr>
-        <w:t>まず原稿を作ります。</w:t>
-      </w:r>
-    </w:p>
-    <w:p/>
-    <w:p>
-      <w:r>
-        <w:rPr>
-          <w:rFonts w:ascii="Yu Gothic" w:hAnsi="Yu Gothic" w:eastAsia="Yu Gothic"/>
-          <w:b w:val="0"/>
-        </w:rPr>
-        <w:t>その原稿を確認します。</w:t>
-      </w:r>
-    </w:p>
-    <w:p/>
-    <w:p>
-      <w:r>
-        <w:rPr>
-          <w:rFonts w:ascii="Yu Gothic" w:hAnsi="Yu Gothic" w:eastAsia="Yu Gothic"/>
-          <w:b w:val="0"/>
-        </w:rPr>
-        <w:t>必要な修正を行います。</w:t>
-      </w:r>
-    </w:p>
-    <w:p/>
-    <w:p>
-      <w:r>
-        <w:rPr>
-          <w:rFonts w:ascii="Yu Gothic" w:hAnsi="Yu Gothic" w:eastAsia="Yu Gothic"/>
-          <w:b w:val="0"/>
-        </w:rPr>
-        <w:t>内容が確定した段階で正式版として保存します。</w:t>
-      </w:r>
-    </w:p>
-    <w:p/>
-    <w:p>
-      <w:r>
-        <w:rPr>
-          <w:rFonts w:ascii="Yu Gothic" w:hAnsi="Yu Gothic" w:eastAsia="Yu Gothic"/>
-          <w:b w:val="0"/>
-        </w:rPr>
-        <w:t>基本的な流れは、</w:t>
-      </w:r>
-    </w:p>
-    <w:p/>
-    <w:p>
-      <w:r>
-        <w:rPr>
-          <w:rFonts w:ascii="Yu Gothic" w:hAnsi="Yu Gothic" w:eastAsia="Yu Gothic"/>
-          <w:b w:val="0"/>
-        </w:rPr>
-        <w:t>原稿作成</w:t>
-      </w:r>
-    </w:p>
-    <w:p>
-      <w:r>
-        <w:rPr>
-          <w:rFonts w:ascii="Yu Gothic" w:hAnsi="Yu Gothic" w:eastAsia="Yu Gothic"/>
-          <w:b w:val="0"/>
-        </w:rPr>
-        <w:t>↓</w:t>
-      </w:r>
-    </w:p>
-    <w:p>
-      <w:r>
-        <w:rPr>
-          <w:rFonts w:ascii="Yu Gothic" w:hAnsi="Yu Gothic" w:eastAsia="Yu Gothic"/>
-          <w:b w:val="0"/>
-        </w:rPr>
-        <w:t>内容確認</w:t>
-      </w:r>
-    </w:p>
-    <w:p>
-      <w:r>
-        <w:rPr>
-          <w:rFonts w:ascii="Yu Gothic" w:hAnsi="Yu Gothic" w:eastAsia="Yu Gothic"/>
-          <w:b w:val="0"/>
-        </w:rPr>
-        <w:t>↓</w:t>
-      </w:r>
-    </w:p>
-    <w:p>
-      <w:r>
-        <w:rPr>
-          <w:rFonts w:ascii="Yu Gothic" w:hAnsi="Yu Gothic" w:eastAsia="Yu Gothic"/>
-          <w:b w:val="0"/>
-        </w:rPr>
-        <w:t>修正</w:t>
-      </w:r>
-    </w:p>
-    <w:p>
-      <w:r>
-        <w:rPr>
-          <w:rFonts w:ascii="Yu Gothic" w:hAnsi="Yu Gothic" w:eastAsia="Yu Gothic"/>
-          <w:b w:val="0"/>
-        </w:rPr>
-        <w:t>↓</w:t>
-      </w:r>
-    </w:p>
-    <w:p>
-      <w:r>
-        <w:rPr>
-          <w:rFonts w:ascii="Yu Gothic" w:hAnsi="Yu Gothic" w:eastAsia="Yu Gothic"/>
-          <w:b w:val="0"/>
-        </w:rPr>
-        <w:t>章の完成</w:t>
-      </w:r>
-    </w:p>
-    <w:p>
-      <w:r>
-        <w:rPr>
-          <w:rFonts w:ascii="Yu Gothic" w:hAnsi="Yu Gothic" w:eastAsia="Yu Gothic"/>
-          <w:b w:val="0"/>
-        </w:rPr>
-        <w:t>↓</w:t>
-      </w:r>
-    </w:p>
-    <w:p>
-      <w:r>
-        <w:rPr>
-          <w:rFonts w:ascii="Yu Gothic" w:hAnsi="Yu Gothic" w:eastAsia="Yu Gothic"/>
-          <w:b w:val="0"/>
-        </w:rPr>
-        <w:t>正式版へ反映</w:t>
-      </w:r>
-    </w:p>
-    <w:p>
-      <w:r>
-        <w:rPr>
-          <w:rFonts w:ascii="Yu Gothic" w:hAnsi="Yu Gothic" w:eastAsia="Yu Gothic"/>
-          <w:b w:val="0"/>
-        </w:rPr>
-        <w:t>↓</w:t>
-      </w:r>
-    </w:p>
-    <w:p>
-      <w:r>
-        <w:rPr>
-          <w:rFonts w:ascii="Yu Gothic" w:hAnsi="Yu Gothic" w:eastAsia="Yu Gothic"/>
-          <w:b w:val="0"/>
-        </w:rPr>
-        <w:t>GitHubへ保存</w:t>
-      </w:r>
-    </w:p>
-    <w:p/>
-    <w:p>
-      <w:r>
-        <w:rPr>
-          <w:rFonts w:ascii="Yu Gothic" w:hAnsi="Yu Gothic" w:eastAsia="Yu Gothic"/>
-          <w:b w:val="0"/>
-        </w:rPr>
-        <w:t>とします。</w:t>
-      </w:r>
-    </w:p>
-    <w:p/>
-    <w:p>
-      <w:r>
-        <w:rPr>
-          <w:rFonts w:ascii="Yu Gothic" w:hAnsi="Yu Gothic" w:eastAsia="Yu Gothic"/>
-          <w:b w:val="0"/>
-        </w:rPr>
-        <w:t>これにより、Project Sakuraの本そのものも、バージョン管理された成果物として残すことができます。</w:t>
-      </w:r>
-    </w:p>
-    <w:p/>
-    <w:p>
-      <w:pPr>
-        <w:spacing w:after="80"/>
-      </w:pPr>
-      <w:r>
-        <w:rPr>
-          <w:rFonts w:ascii="Yu Gothic" w:hAnsi="Yu Gothic" w:eastAsia="Yu Gothic"/>
-        </w:rPr>
-        <w:t>―――――――――――――――――――――――――――――――――――</w:t>
-      </w:r>
-    </w:p>
-    <w:p/>
-    <w:p>
-      <w:pPr>
-        <w:pStyle w:val="Heading2"/>
-      </w:pPr>
-      <w:r>
-        <w:rPr>
-          <w:rFonts w:ascii="Yu Gothic" w:hAnsi="Yu Gothic" w:eastAsia="Yu Gothic"/>
-          <w:b w:val="0"/>
-        </w:rPr>
-        <w:t>1.14　Project Sakuraは「本」と「システム」を同時に作る</w:t>
-      </w:r>
-    </w:p>
-    <w:p/>
-    <w:p>
-      <w:r>
-        <w:rPr>
-          <w:rFonts w:ascii="Yu Gothic" w:hAnsi="Yu Gothic" w:eastAsia="Yu Gothic"/>
-          <w:b w:val="0"/>
-        </w:rPr>
-        <w:t>Project Sakuraには、2つの側面があります。</w:t>
-      </w:r>
-    </w:p>
-    <w:p/>
-    <w:p>
-      <w:r>
-        <w:rPr>
-          <w:rFonts w:ascii="Yu Gothic" w:hAnsi="Yu Gothic" w:eastAsia="Yu Gothic"/>
-          <w:b w:val="0"/>
-        </w:rPr>
-        <w:t>1つ目は、ブログを運営するためのシステムを作ることです。</w:t>
-      </w:r>
-    </w:p>
-    <w:p/>
-    <w:p>
-      <w:r>
-        <w:rPr>
-          <w:rFonts w:ascii="Yu Gothic" w:hAnsi="Yu Gothic" w:eastAsia="Yu Gothic"/>
-          <w:b w:val="0"/>
-        </w:rPr>
-        <w:t>2つ目は、そのシステムを作る過程を本として記録することです。</w:t>
-      </w:r>
-    </w:p>
-    <w:p/>
-    <w:p>
-      <w:r>
-        <w:rPr>
-          <w:rFonts w:ascii="Yu Gothic" w:hAnsi="Yu Gothic" w:eastAsia="Yu Gothic"/>
-          <w:b w:val="0"/>
-        </w:rPr>
-        <w:t>つまり、</w:t>
-      </w:r>
-    </w:p>
-    <w:p/>
-    <w:p>
-      <w:r>
-        <w:rPr>
-          <w:rFonts w:ascii="Yu Gothic" w:hAnsi="Yu Gothic" w:eastAsia="Yu Gothic"/>
-          <w:b w:val="0"/>
-        </w:rPr>
-        <w:t>ブログ</w:t>
-      </w:r>
-    </w:p>
-    <w:p>
-      <w:r>
-        <w:rPr>
-          <w:rFonts w:ascii="Yu Gothic" w:hAnsi="Yu Gothic" w:eastAsia="Yu Gothic"/>
-          <w:b w:val="0"/>
-        </w:rPr>
-        <w:t>＋</w:t>
-      </w:r>
-    </w:p>
-    <w:p>
-      <w:r>
-        <w:rPr>
-          <w:rFonts w:ascii="Yu Gothic" w:hAnsi="Yu Gothic" w:eastAsia="Yu Gothic"/>
-          <w:b w:val="0"/>
-        </w:rPr>
-        <w:t>AI</w:t>
-      </w:r>
-    </w:p>
-    <w:p>
-      <w:r>
-        <w:rPr>
-          <w:rFonts w:ascii="Yu Gothic" w:hAnsi="Yu Gothic" w:eastAsia="Yu Gothic"/>
-          <w:b w:val="0"/>
-        </w:rPr>
-        <w:t>＋</w:t>
-      </w:r>
-    </w:p>
-    <w:p>
-      <w:r>
-        <w:rPr>
-          <w:rFonts w:ascii="Yu Gothic" w:hAnsi="Yu Gothic" w:eastAsia="Yu Gothic"/>
-          <w:b w:val="0"/>
-        </w:rPr>
-        <w:t>Python</w:t>
-      </w:r>
-    </w:p>
-    <w:p>
-      <w:r>
-        <w:rPr>
-          <w:rFonts w:ascii="Yu Gothic" w:hAnsi="Yu Gothic" w:eastAsia="Yu Gothic"/>
-          <w:b w:val="0"/>
-        </w:rPr>
-        <w:t>＋</w:t>
-      </w:r>
-    </w:p>
-    <w:p>
-      <w:r>
-        <w:rPr>
-          <w:rFonts w:ascii="Yu Gothic" w:hAnsi="Yu Gothic" w:eastAsia="Yu Gothic"/>
-          <w:b w:val="0"/>
-        </w:rPr>
-        <w:t>GitHub</w:t>
-      </w:r>
-    </w:p>
-    <w:p>
-      <w:r>
-        <w:rPr>
-          <w:rFonts w:ascii="Yu Gothic" w:hAnsi="Yu Gothic" w:eastAsia="Yu Gothic"/>
-          <w:b w:val="0"/>
-        </w:rPr>
-        <w:t>＋</w:t>
-      </w:r>
-    </w:p>
-    <w:p>
-      <w:r>
-        <w:rPr>
-          <w:rFonts w:ascii="Yu Gothic" w:hAnsi="Yu Gothic" w:eastAsia="Yu Gothic"/>
-          <w:b w:val="0"/>
-        </w:rPr>
-        <w:t>WordPress</w:t>
-      </w:r>
-    </w:p>
-    <w:p>
-      <w:r>
-        <w:rPr>
-          <w:rFonts w:ascii="Yu Gothic" w:hAnsi="Yu Gothic" w:eastAsia="Yu Gothic"/>
-          <w:b w:val="0"/>
-        </w:rPr>
-        <w:t>＋</w:t>
-      </w:r>
-    </w:p>
-    <w:p>
-      <w:r>
-        <w:rPr>
-          <w:rFonts w:ascii="Yu Gothic" w:hAnsi="Yu Gothic" w:eastAsia="Yu Gothic"/>
-          <w:b w:val="0"/>
-        </w:rPr>
-        <w:t>運営ノウハウ</w:t>
-      </w:r>
-    </w:p>
-    <w:p/>
-    <w:p>
-      <w:r>
-        <w:rPr>
-          <w:rFonts w:ascii="Yu Gothic" w:hAnsi="Yu Gothic" w:eastAsia="Yu Gothic"/>
-          <w:b w:val="0"/>
-        </w:rPr>
-        <w:t>を一つのプロジェクトとしてまとめます。</w:t>
-      </w:r>
-    </w:p>
-    <w:p/>
-    <w:p>
-      <w:r>
-        <w:rPr>
-          <w:rFonts w:ascii="Yu Gothic" w:hAnsi="Yu Gothic" w:eastAsia="Yu Gothic"/>
-          <w:b w:val="0"/>
-        </w:rPr>
-        <w:t>そのため、本書は単なる操作マニュアルではありません。</w:t>
-      </w:r>
-    </w:p>
-    <w:p/>
-    <w:p>
-      <w:r>
-        <w:rPr>
-          <w:rFonts w:ascii="Yu Gothic" w:hAnsi="Yu Gothic" w:eastAsia="Yu Gothic"/>
-          <w:b w:val="0"/>
-        </w:rPr>
-        <w:t>Project Sakuraが成長していく過程そのものを記録する「開発記録」であり、「教材」であり、「設計書」でもあります。</w:t>
-      </w:r>
-    </w:p>
-    <w:p/>
-    <w:p>
-      <w:pPr>
-        <w:spacing w:after="80"/>
-      </w:pPr>
-      <w:r>
-        <w:rPr>
-          <w:rFonts w:ascii="Yu Gothic" w:hAnsi="Yu Gothic" w:eastAsia="Yu Gothic"/>
-        </w:rPr>
-        <w:t>―――――――――――――――――――――――――――――――――――</w:t>
-      </w:r>
-    </w:p>
-    <w:p/>
-    <w:p>
-      <w:pPr>
-        <w:pStyle w:val="Heading2"/>
-      </w:pPr>
-      <w:r>
-        <w:rPr>
-          <w:rFonts w:ascii="Yu Gothic" w:hAnsi="Yu Gothic" w:eastAsia="Yu Gothic"/>
-          <w:b w:val="0"/>
-        </w:rPr>
-        <w:t>1.15　第1章まとめ</w:t>
-      </w:r>
-    </w:p>
-    <w:p/>
-    <w:p>
-      <w:r>
-        <w:rPr>
-          <w:rFonts w:ascii="Yu Gothic" w:hAnsi="Yu Gothic" w:eastAsia="Yu Gothic"/>
-          <w:b w:val="0"/>
-        </w:rPr>
-        <w:t>Project Sakuraは、AIを活用しながら資産ブログを構築・運営し、その運営作業も少しずつ仕組み化していくプロジェクトです。</w:t>
-      </w:r>
-    </w:p>
-    <w:p/>
-    <w:p>
-      <w:r>
-        <w:rPr>
-          <w:rFonts w:ascii="Yu Gothic" w:hAnsi="Yu Gothic" w:eastAsia="Yu Gothic"/>
-          <w:b w:val="0"/>
-        </w:rPr>
-        <w:t>本プロジェクトでは、</w:t>
-      </w:r>
-    </w:p>
-    <w:p/>
-    <w:p>
-      <w:r>
-        <w:rPr>
-          <w:rFonts w:ascii="Yu Gothic" w:hAnsi="Yu Gothic" w:eastAsia="Yu Gothic"/>
-          <w:b w:val="0"/>
-        </w:rPr>
-        <w:t>AIを活用する</w:t>
-      </w:r>
-    </w:p>
-    <w:p>
-      <w:r>
-        <w:rPr>
-          <w:rFonts w:ascii="Yu Gothic" w:hAnsi="Yu Gothic" w:eastAsia="Yu Gothic"/>
-          <w:b w:val="0"/>
-        </w:rPr>
-        <w:t>Pythonで自動化する</w:t>
-      </w:r>
-    </w:p>
-    <w:p>
-      <w:r>
-        <w:rPr>
-          <w:rFonts w:ascii="Yu Gothic" w:hAnsi="Yu Gothic" w:eastAsia="Yu Gothic"/>
-          <w:b w:val="0"/>
-        </w:rPr>
-        <w:t>GitHubで管理する</w:t>
-      </w:r>
-    </w:p>
-    <w:p>
-      <w:r>
-        <w:rPr>
-          <w:rFonts w:ascii="Yu Gothic" w:hAnsi="Yu Gothic" w:eastAsia="Yu Gothic"/>
-          <w:b w:val="0"/>
-        </w:rPr>
-        <w:t>VS Codeで編集する</w:t>
-      </w:r>
-    </w:p>
-    <w:p>
-      <w:r>
-        <w:rPr>
-          <w:rFonts w:ascii="Yu Gothic" w:hAnsi="Yu Gothic" w:eastAsia="Yu Gothic"/>
-          <w:b w:val="0"/>
-        </w:rPr>
-        <w:t>WordPressで公開する</w:t>
-      </w:r>
-    </w:p>
-    <w:p>
-      <w:r>
-        <w:rPr>
-          <w:rFonts w:ascii="Yu Gothic" w:hAnsi="Yu Gothic" w:eastAsia="Yu Gothic"/>
-          <w:b w:val="0"/>
-        </w:rPr>
-        <w:t>データを蓄積する</w:t>
-      </w:r>
-    </w:p>
-    <w:p>
-      <w:r>
-        <w:rPr>
-          <w:rFonts w:ascii="Yu Gothic" w:hAnsi="Yu Gothic" w:eastAsia="Yu Gothic"/>
-          <w:b w:val="0"/>
-        </w:rPr>
-        <w:t>改善を繰り返す</w:t>
-      </w:r>
-    </w:p>
-    <w:p/>
-    <w:p>
-      <w:r>
-        <w:rPr>
-          <w:rFonts w:ascii="Yu Gothic" w:hAnsi="Yu Gothic" w:eastAsia="Yu Gothic"/>
-          <w:b w:val="0"/>
-        </w:rPr>
-        <w:t>という流れを作っていきます。</w:t>
-      </w:r>
-    </w:p>
-    <w:p/>
-    <w:p>
-      <w:r>
-        <w:rPr>
-          <w:rFonts w:ascii="Yu Gothic" w:hAnsi="Yu Gothic" w:eastAsia="Yu Gothic"/>
-          <w:b w:val="0"/>
-        </w:rPr>
-        <w:t>そして、作成したものだけではなく、作業方法や失敗、改善方法についても記録していきます。</w:t>
-      </w:r>
-    </w:p>
-    <w:p/>
-    <w:p>
-      <w:r>
-        <w:rPr>
-          <w:rFonts w:ascii="Yu Gothic" w:hAnsi="Yu Gothic" w:eastAsia="Yu Gothic"/>
-          <w:b w:val="0"/>
-        </w:rPr>
-        <w:t>Project Sakuraは、</w:t>
-      </w:r>
-    </w:p>
-    <w:p/>
-    <w:p>
-      <w:r>
-        <w:rPr>
-          <w:rFonts w:ascii="Yu Gothic" w:hAnsi="Yu Gothic" w:eastAsia="Yu Gothic"/>
-          <w:b w:val="0"/>
-        </w:rPr>
-        <w:t>「ブログを作るプロジェクト」</w:t>
-      </w:r>
-    </w:p>
-    <w:p/>
-    <w:p>
-      <w:r>
-        <w:rPr>
-          <w:rFonts w:ascii="Yu Gothic" w:hAnsi="Yu Gothic" w:eastAsia="Yu Gothic"/>
-          <w:b w:val="0"/>
-        </w:rPr>
-        <w:t>であると同時に、</w:t>
-      </w:r>
-    </w:p>
-    <w:p/>
-    <w:p>
-      <w:r>
-        <w:rPr>
-          <w:rFonts w:ascii="Yu Gothic" w:hAnsi="Yu Gothic" w:eastAsia="Yu Gothic"/>
-          <w:b w:val="0"/>
-        </w:rPr>
-        <w:t>「ブログを育てる仕組みを作るプロジェクト」</w:t>
-      </w:r>
-    </w:p>
-    <w:p/>
-    <w:p>
-      <w:r>
-        <w:rPr>
-          <w:rFonts w:ascii="Yu Gothic" w:hAnsi="Yu Gothic" w:eastAsia="Yu Gothic"/>
-          <w:b w:val="0"/>
-        </w:rPr>
-        <w:t>でもあります。</w:t>
-      </w:r>
-    </w:p>
-    <w:p/>
-    <w:p>
-      <w:r>
-        <w:rPr>
-          <w:rFonts w:ascii="Yu Gothic" w:hAnsi="Yu Gothic" w:eastAsia="Yu Gothic"/>
-          <w:b w:val="0"/>
-        </w:rPr>
-        <w:t>最初から大きなシステムを完成させる必要はありません。</w:t>
-      </w:r>
-    </w:p>
-    <w:p/>
-    <w:p>
-      <w:r>
-        <w:rPr>
-          <w:rFonts w:ascii="Yu Gothic" w:hAnsi="Yu Gothic" w:eastAsia="Yu Gothic"/>
-          <w:b w:val="0"/>
-        </w:rPr>
-        <w:t>小さなプログラムを動かす。</w:t>
-      </w:r>
-    </w:p>
-    <w:p/>
-    <w:p>
-      <w:r>
-        <w:rPr>
-          <w:rFonts w:ascii="Yu Gothic" w:hAnsi="Yu Gothic" w:eastAsia="Yu Gothic"/>
-          <w:b w:val="0"/>
-        </w:rPr>
-        <w:t>小さな記事を作る。</w:t>
-      </w:r>
-    </w:p>
-    <w:p/>
-    <w:p>
-      <w:r>
-        <w:rPr>
-          <w:rFonts w:ascii="Yu Gothic" w:hAnsi="Yu Gothic" w:eastAsia="Yu Gothic"/>
-          <w:b w:val="0"/>
-        </w:rPr>
-        <w:t>小さな改善を行う。</w:t>
-      </w:r>
-    </w:p>
-    <w:p/>
-    <w:p>
-      <w:r>
-        <w:rPr>
-          <w:rFonts w:ascii="Yu Gothic" w:hAnsi="Yu Gothic" w:eastAsia="Yu Gothic"/>
-          <w:b w:val="0"/>
-        </w:rPr>
-        <w:t>その一つ一つを保存する。</w:t>
-      </w:r>
-    </w:p>
-    <w:p/>
-    <w:p>
-      <w:r>
-        <w:rPr>
-          <w:rFonts w:ascii="Yu Gothic" w:hAnsi="Yu Gothic" w:eastAsia="Yu Gothic"/>
-          <w:b w:val="0"/>
-        </w:rPr>
-        <w:t>そして、それらを積み重ねていきます。</w:t>
-      </w:r>
-    </w:p>
-    <w:p/>
-    <w:p>
-      <w:r>
-        <w:rPr>
-          <w:rFonts w:ascii="Yu Gothic" w:hAnsi="Yu Gothic" w:eastAsia="Yu Gothic"/>
-          <w:b w:val="0"/>
-        </w:rPr>
-        <w:t>これがProject Sakuraの基本的な進め方です。</w:t>
-      </w:r>
-    </w:p>
-    <w:p/>
-    <w:p>
-      <w:pPr>
-        <w:spacing w:after="80"/>
-      </w:pPr>
-      <w:r>
-        <w:rPr>
-          <w:rFonts w:ascii="Yu Gothic" w:hAnsi="Yu Gothic" w:eastAsia="Yu Gothic"/>
-        </w:rPr>
-        <w:t>―――――――――――――――――――――――――――――――――――</w:t>
-      </w:r>
-    </w:p>
-    <w:p/>
-    <w:p>
-      <w:pPr>
-        <w:pStyle w:val="Heading1"/>
-      </w:pPr>
-      <w:r>
-        <w:rPr>
-          <w:rFonts w:ascii="Yu Gothic" w:hAnsi="Yu Gothic" w:eastAsia="Yu Gothic"/>
-          <w:b w:val="0"/>
+          <w:b/>
+          <w:sz w:val="26"/>
         </w:rPr>
         <w:t>Chapter Check</w:t>
       </w:r>
@@ -3244,172 +1633,87 @@
     <w:p/>
     <w:p>
       <w:r>
+        <w:t>第1章を読み終えたら、次の質問を確認してみましょう。</w:t>
+      </w:r>
+    </w:p>
+    <w:p/>
+    <w:p>
+      <w:r>
+        <w:t>Q1</w:t>
+      </w:r>
+    </w:p>
+    <w:p/>
+    <w:p>
+      <w:r>
+        <w:t>Project Sakuraの目的は何ですか？</w:t>
+      </w:r>
+    </w:p>
+    <w:p/>
+    <w:p>
+      <w:r>
+        <w:t>Q2</w:t>
+      </w:r>
+    </w:p>
+    <w:p/>
+    <w:p>
+      <w:r>
+        <w:t>AIはProject Sakuraでどのような役割を担当しますか？</w:t>
+      </w:r>
+    </w:p>
+    <w:p/>
+    <w:p>
+      <w:r>
+        <w:t>Q3</w:t>
+      </w:r>
+    </w:p>
+    <w:p/>
+    <w:p>
+      <w:r>
+        <w:t>Pythonは何のために利用しますか？</w:t>
+      </w:r>
+    </w:p>
+    <w:p/>
+    <w:p>
+      <w:r>
+        <w:t>Q4</w:t>
+      </w:r>
+    </w:p>
+    <w:p/>
+    <w:p>
+      <w:r>
+        <w:t>GitHubを利用する理由は何ですか？</w:t>
+      </w:r>
+    </w:p>
+    <w:p/>
+    <w:p>
+      <w:r>
+        <w:t>Q5</w:t>
+      </w:r>
+    </w:p>
+    <w:p/>
+    <w:p>
+      <w:r>
+        <w:t>Project Sakuraが目指している運営の循環とは何ですか？</w:t>
+      </w:r>
+    </w:p>
+    <w:p/>
+    <w:p>
+      <w:r>
+        <w:t>Q6</w:t>
+      </w:r>
+    </w:p>
+    <w:p/>
+    <w:p>
+      <w:r>
+        <w:t>なぜ作った記事やプログラムだけでなく、作業手順や失敗も記録するのでしょうか？</w:t>
+      </w:r>
+    </w:p>
+    <w:p/>
+    <w:p>
+      <w:r>
         <w:rPr>
-          <w:rFonts w:ascii="Yu Gothic" w:hAnsi="Yu Gothic" w:eastAsia="Yu Gothic"/>
-          <w:b w:val="0"/>
-        </w:rPr>
-        <w:t>第1章を読み終えたら、次の質問を確認してみましょう。</w:t>
-      </w:r>
-    </w:p>
-    <w:p/>
-    <w:p>
-      <w:pPr>
-        <w:pStyle w:val="Heading3"/>
-      </w:pPr>
-      <w:r>
-        <w:rPr>
-          <w:rFonts w:ascii="Yu Gothic" w:hAnsi="Yu Gothic" w:eastAsia="Yu Gothic"/>
-          <w:b w:val="0"/>
-        </w:rPr>
-        <w:t>Q1</w:t>
-      </w:r>
-    </w:p>
-    <w:p/>
-    <w:p>
-      <w:r>
-        <w:rPr>
-          <w:rFonts w:ascii="Yu Gothic" w:hAnsi="Yu Gothic" w:eastAsia="Yu Gothic"/>
-          <w:b w:val="0"/>
-        </w:rPr>
-        <w:t>Project Sakuraの目的は何ですか？</w:t>
-      </w:r>
-    </w:p>
-    <w:p/>
-    <w:p>
-      <w:pPr>
-        <w:pStyle w:val="Heading3"/>
-      </w:pPr>
-      <w:r>
-        <w:rPr>
-          <w:rFonts w:ascii="Yu Gothic" w:hAnsi="Yu Gothic" w:eastAsia="Yu Gothic"/>
-          <w:b w:val="0"/>
-        </w:rPr>
-        <w:t>Q2</w:t>
-      </w:r>
-    </w:p>
-    <w:p/>
-    <w:p>
-      <w:r>
-        <w:rPr>
-          <w:rFonts w:ascii="Yu Gothic" w:hAnsi="Yu Gothic" w:eastAsia="Yu Gothic"/>
-          <w:b w:val="0"/>
-        </w:rPr>
-        <w:t>AIはProject Sakuraでどのような役割を担当しますか？</w:t>
-      </w:r>
-    </w:p>
-    <w:p/>
-    <w:p>
-      <w:pPr>
-        <w:pStyle w:val="Heading3"/>
-      </w:pPr>
-      <w:r>
-        <w:rPr>
-          <w:rFonts w:ascii="Yu Gothic" w:hAnsi="Yu Gothic" w:eastAsia="Yu Gothic"/>
-          <w:b w:val="0"/>
-        </w:rPr>
-        <w:t>Q3</w:t>
-      </w:r>
-    </w:p>
-    <w:p/>
-    <w:p>
-      <w:r>
-        <w:rPr>
-          <w:rFonts w:ascii="Yu Gothic" w:hAnsi="Yu Gothic" w:eastAsia="Yu Gothic"/>
-          <w:b w:val="0"/>
-        </w:rPr>
-        <w:t>Pythonは何のために利用しますか？</w:t>
-      </w:r>
-    </w:p>
-    <w:p/>
-    <w:p>
-      <w:pPr>
-        <w:pStyle w:val="Heading3"/>
-      </w:pPr>
-      <w:r>
-        <w:rPr>
-          <w:rFonts w:ascii="Yu Gothic" w:hAnsi="Yu Gothic" w:eastAsia="Yu Gothic"/>
-          <w:b w:val="0"/>
-        </w:rPr>
-        <w:t>Q4</w:t>
-      </w:r>
-    </w:p>
-    <w:p/>
-    <w:p>
-      <w:r>
-        <w:rPr>
-          <w:rFonts w:ascii="Yu Gothic" w:hAnsi="Yu Gothic" w:eastAsia="Yu Gothic"/>
-          <w:b w:val="0"/>
-        </w:rPr>
-        <w:t>GitHubを利用する理由は何ですか？</w:t>
-      </w:r>
-    </w:p>
-    <w:p/>
-    <w:p>
-      <w:pPr>
-        <w:pStyle w:val="Heading3"/>
-      </w:pPr>
-      <w:r>
-        <w:rPr>
-          <w:rFonts w:ascii="Yu Gothic" w:hAnsi="Yu Gothic" w:eastAsia="Yu Gothic"/>
-          <w:b w:val="0"/>
-        </w:rPr>
-        <w:t>Q5</w:t>
-      </w:r>
-    </w:p>
-    <w:p/>
-    <w:p>
-      <w:r>
-        <w:rPr>
-          <w:rFonts w:ascii="Yu Gothic" w:hAnsi="Yu Gothic" w:eastAsia="Yu Gothic"/>
-          <w:b w:val="0"/>
-        </w:rPr>
-        <w:t>Project Sakuraが目指している運営の循環とは何ですか？</w:t>
-      </w:r>
-    </w:p>
-    <w:p/>
-    <w:p>
-      <w:pPr>
-        <w:pStyle w:val="Heading3"/>
-      </w:pPr>
-      <w:r>
-        <w:rPr>
-          <w:rFonts w:ascii="Yu Gothic" w:hAnsi="Yu Gothic" w:eastAsia="Yu Gothic"/>
-          <w:b w:val="0"/>
-        </w:rPr>
-        <w:t>Q6</w:t>
-      </w:r>
-    </w:p>
-    <w:p/>
-    <w:p>
-      <w:r>
-        <w:rPr>
-          <w:rFonts w:ascii="Yu Gothic" w:hAnsi="Yu Gothic" w:eastAsia="Yu Gothic"/>
-          <w:b w:val="0"/>
-        </w:rPr>
-        <w:t>なぜ作った記事やプログラムだけでなく、作業手順や失敗も記録するのでしょうか？</w:t>
-      </w:r>
-    </w:p>
-    <w:p/>
-    <w:p>
-      <w:pPr>
-        <w:spacing w:after="80"/>
-      </w:pPr>
-      <w:r>
-        <w:rPr>
-          <w:rFonts w:ascii="Yu Gothic" w:hAnsi="Yu Gothic" w:eastAsia="Yu Gothic"/>
-        </w:rPr>
-        <w:t>―――――――――――――――――――――――――――――――――――</w:t>
-      </w:r>
-    </w:p>
-    <w:p/>
-    <w:p>
-      <w:pPr>
-        <w:pStyle w:val="Heading1"/>
-      </w:pPr>
-      <w:r>
-        <w:rPr>
-          <w:rFonts w:ascii="Yu Gothic" w:hAnsi="Yu Gothic" w:eastAsia="Yu Gothic"/>
-          <w:b w:val="0"/>
+          <w:b/>
+          <w:sz w:val="26"/>
         </w:rPr>
         <w:t>第2章への予告</w:t>
       </w:r>
@@ -3417,75 +1721,2887 @@
     <w:p/>
     <w:p>
       <w:r>
+        <w:t>第1章では、Project Sakuraが何を目指しているのかを確認しました。</w:t>
+      </w:r>
+    </w:p>
+    <w:p/>
+    <w:p>
+      <w:r>
+        <w:t>第2章からは、いよいよ「何を作るのか」を具体的に設計していきます。</w:t>
+      </w:r>
+    </w:p>
+    <w:p/>
+    <w:p>
+      <w:r>
+        <w:t>ブログ、AI、Python、GitHub、WordPress、データ管理などが、それぞれどのようにつながるのかを整理します。</w:t>
+      </w:r>
+    </w:p>
+    <w:p/>
+    <w:p>
+      <w:r>
+        <w:t>そして、Project Sakura全体の構造を明確にします。</w:t>
+      </w:r>
+    </w:p>
+    <w:p/>
+    <w:p>
+      <w:r>
+        <w:t>第2章では、</w:t>
+      </w:r>
+    </w:p>
+    <w:p/>
+    <w:p>
+      <w:r>
+        <w:t>「Project Sakura全体設計」</w:t>
+      </w:r>
+    </w:p>
+    <w:p/>
+    <w:p>
+      <w:r>
+        <w:t>をテーマとして進めます。</w:t>
+      </w:r>
+    </w:p>
+    <w:p>
+      <w:r>
+        <w:br w:type="page"/>
+      </w:r>
+    </w:p>
+    <w:p>
+      <w:r>
         <w:rPr>
-          <w:rFonts w:ascii="Yu Gothic" w:hAnsi="Yu Gothic" w:eastAsia="Yu Gothic"/>
-          <w:b w:val="0"/>
+          <w:b/>
+          <w:sz w:val="32"/>
         </w:rPr>
+        <w:t>Project Sakura 第1巻 基礎編 v0.1</w:t>
+      </w:r>
+    </w:p>
+    <w:p/>
+    <w:p>
+      <w:r>
+        <w:rPr>
+          <w:b/>
+          <w:sz w:val="32"/>
+        </w:rPr>
+        <w:t>第2章 Project Sakura全体設計</w:t>
+      </w:r>
+    </w:p>
+    <w:p/>
+    <w:p>
+      <w:r>
+        <w:rPr>
+          <w:b/>
+          <w:sz w:val="26"/>
+        </w:rPr>
+        <w:t>2.1 はじめに</w:t>
+      </w:r>
+    </w:p>
+    <w:p/>
+    <w:p>
+      <w:r>
         <w:t>第1章では、Project Sakuraが何を目指しているのかを確認しました。</w:t>
       </w:r>
     </w:p>
     <w:p/>
     <w:p>
       <w:r>
+        <w:t>Project</w:t>
+      </w:r>
+    </w:p>
+    <w:p>
+      <w:r>
+        <w:t>Sakuraは、AIを活用しながら資産ブログを構築し、その運営作業も少しずつ仕組み化していくプロジェクトです。</w:t>
+      </w:r>
+    </w:p>
+    <w:p/>
+    <w:p>
+      <w:r>
+        <w:t>第2章では、その目的を実現するために、Project</w:t>
+      </w:r>
+    </w:p>
+    <w:p>
+      <w:r>
+        <w:t>Sakura全体をどのような仕組みにしていくのかを整理します。</w:t>
+      </w:r>
+    </w:p>
+    <w:p/>
+    <w:p>
+      <w:r>
+        <w:t>ここでは、いきなり細かいプログラムを作るのではなく、まず全体像を把握します。</w:t>
+      </w:r>
+    </w:p>
+    <w:p/>
+    <w:p>
+      <w:r>
+        <w:t>大きな仕組みを作るときには、最初に「何を作るのか」「それぞれの部品がどのようにつながるのか」を決めておくことが重要です。</w:t>
+      </w:r>
+    </w:p>
+    <w:p/>
+    <w:p>
+      <w:r>
+        <w:t>Project Sakuraでは、</w:t>
+      </w:r>
+    </w:p>
+    <w:p/>
+    <w:p>
+      <w:r>
+        <w:t>企画 ↓ 調査 ↓ AIによる支援 ↓ 記事作成 ↓ 画像作成 ↓ 公開 ↓ アクセス確認 ↓</w:t>
+      </w:r>
+    </w:p>
+    <w:p>
+      <w:r>
+        <w:t>改善 ↓ データ蓄積</w:t>
+      </w:r>
+    </w:p>
+    <w:p/>
+    <w:p>
+      <w:r>
+        <w:t>という流れを基本とします。</w:t>
+      </w:r>
+    </w:p>
+    <w:p/>
+    <w:p>
+      <w:r>
+        <w:t>そして、この流れを繰り返しながら、手作業だった部分を少しずつ仕組み化していきます。</w:t>
+      </w:r>
+    </w:p>
+    <w:p/>
+    <w:p>
+      <w:r>
+        <w:t>------------------------------------------------------------------------</w:t>
+      </w:r>
+    </w:p>
+    <w:p/>
+    <w:p>
+      <w:r>
         <w:rPr>
-          <w:rFonts w:ascii="Yu Gothic" w:hAnsi="Yu Gothic" w:eastAsia="Yu Gothic"/>
-          <w:b w:val="0"/>
+          <w:b/>
+          <w:sz w:val="26"/>
         </w:rPr>
-        <w:t>第2章からは、いよいよ「何を作るのか」を具体的に設計していきます。</w:t>
+        <w:t>2.2 Project Sakura全体の考え方</w:t>
+      </w:r>
+    </w:p>
+    <w:p/>
+    <w:p>
+      <w:r>
+        <w:t>Project Sakuraを一言で表すなら、</w:t>
+      </w:r>
+    </w:p>
+    <w:p/>
+    <w:p>
+      <w:r>
+        <w:t>「ブログ運営を継続できる仕組みを作るプロジェクト」</w:t>
+      </w:r>
+    </w:p>
+    <w:p/>
+    <w:p>
+      <w:r>
+        <w:t>です。</w:t>
+      </w:r>
+    </w:p>
+    <w:p/>
+    <w:p>
+      <w:r>
+        <w:t>単純にブログを作るだけなら、WordPressを用意して記事を書けば始めることができます。</w:t>
+      </w:r>
+    </w:p>
+    <w:p/>
+    <w:p>
+      <w:r>
+        <w:t>しかし、長期間ブログを運営する場合には、それだけでは十分ではありません。</w:t>
+      </w:r>
+    </w:p>
+    <w:p/>
+    <w:p>
+      <w:r>
+        <w:t>記事のテーマを考える必要があります。</w:t>
+      </w:r>
+    </w:p>
+    <w:p/>
+    <w:p>
+      <w:r>
+        <w:t>情報を調査する必要があります。</w:t>
+      </w:r>
+    </w:p>
+    <w:p/>
+    <w:p>
+      <w:r>
+        <w:t>記事を作成する必要があります。</w:t>
+      </w:r>
+    </w:p>
+    <w:p/>
+    <w:p>
+      <w:r>
+        <w:t>画像を準備する必要があります。</w:t>
+      </w:r>
+    </w:p>
+    <w:p/>
+    <w:p>
+      <w:r>
+        <w:t>公開後のアクセス状況を確認する必要があります。</w:t>
+      </w:r>
+    </w:p>
+    <w:p/>
+    <w:p>
+      <w:r>
+        <w:t>さらに、結果を見ながら次の記事を改善する必要があります。</w:t>
+      </w:r>
+    </w:p>
+    <w:p/>
+    <w:p>
+      <w:r>
+        <w:t>Project Sakuraでは、これらの作業を一つずつ整理します。</w:t>
+      </w:r>
+    </w:p>
+    <w:p/>
+    <w:p>
+      <w:r>
+        <w:t>そして、</w:t>
+      </w:r>
+    </w:p>
+    <w:p/>
+    <w:p>
+      <w:r>
+        <w:t>「人が判断する部分」</w:t>
+      </w:r>
+    </w:p>
+    <w:p/>
+    <w:p>
+      <w:r>
+        <w:t>と</w:t>
+      </w:r>
+    </w:p>
+    <w:p/>
+    <w:p>
+      <w:r>
+        <w:t>「コンピューターに任せられる部分」</w:t>
+      </w:r>
+    </w:p>
+    <w:p/>
+    <w:p>
+      <w:r>
+        <w:t>を分けて考えます。</w:t>
+      </w:r>
+    </w:p>
+    <w:p/>
+    <w:p>
+      <w:r>
+        <w:t>最終的には、人が重要な判断を行い、コンピューターやAIが繰り返し作業を支援する形を目指します。</w:t>
+      </w:r>
+    </w:p>
+    <w:p/>
+    <w:p>
+      <w:r>
+        <w:t>------------------------------------------------------------------------</w:t>
       </w:r>
     </w:p>
     <w:p/>
     <w:p>
       <w:r>
         <w:rPr>
-          <w:rFonts w:ascii="Yu Gothic" w:hAnsi="Yu Gothic" w:eastAsia="Yu Gothic"/>
-          <w:b w:val="0"/>
+          <w:b/>
+          <w:sz w:val="26"/>
         </w:rPr>
-        <w:t>ブログ、AI、Python、GitHub、WordPress、データ管理などが、それぞれどのようにつながるのかを整理します。</w:t>
+        <w:t>2.3 Project Sakuraを構成する主な要素</w:t>
+      </w:r>
+    </w:p>
+    <w:p/>
+    <w:p>
+      <w:r>
+        <w:t>Project Sakuraでは、主に次の要素を利用します。</w:t>
+      </w:r>
+    </w:p>
+    <w:p/>
+    <w:p>
+      <w:r>
+        <w:t>-   AI</w:t>
+      </w:r>
+    </w:p>
+    <w:p>
+      <w:r>
+        <w:t>-   Python</w:t>
+      </w:r>
+    </w:p>
+    <w:p>
+      <w:r>
+        <w:t>-   GitHub</w:t>
+      </w:r>
+    </w:p>
+    <w:p>
+      <w:r>
+        <w:t>-   GitHub Desktop</w:t>
+      </w:r>
+    </w:p>
+    <w:p>
+      <w:r>
+        <w:t>-   VS Code</w:t>
+      </w:r>
+    </w:p>
+    <w:p>
+      <w:r>
+        <w:t>-   WordPress</w:t>
+      </w:r>
+    </w:p>
+    <w:p>
+      <w:r>
+        <w:t>-   データ管理</w:t>
+      </w:r>
+    </w:p>
+    <w:p>
+      <w:r>
+        <w:t>-   画像作成</w:t>
+      </w:r>
+    </w:p>
+    <w:p>
+      <w:r>
+        <w:t>-   アクセス解析</w:t>
+      </w:r>
+    </w:p>
+    <w:p/>
+    <w:p>
+      <w:r>
+        <w:t>これらは、それぞれ別々のものとして存在するのではありません。</w:t>
+      </w:r>
+    </w:p>
+    <w:p/>
+    <w:p>
+      <w:r>
+        <w:t>役割を分担しながら、一つの運営システムとしてつなげていきます。</w:t>
+      </w:r>
+    </w:p>
+    <w:p/>
+    <w:p>
+      <w:r>
+        <w:t>例えば、</w:t>
+      </w:r>
+    </w:p>
+    <w:p/>
+    <w:p>
+      <w:r>
+        <w:t>AI ↓ 企画・調査・文章作成を支援</w:t>
+      </w:r>
+    </w:p>
+    <w:p/>
+    <w:p>
+      <w:r>
+        <w:t>Python ↓ 繰り返し作業やデータ処理を自動化</w:t>
+      </w:r>
+    </w:p>
+    <w:p/>
+    <w:p>
+      <w:r>
+        <w:t>GitHub ↓ プログラムやドキュメントを管理</w:t>
+      </w:r>
+    </w:p>
+    <w:p/>
+    <w:p>
+      <w:r>
+        <w:t>VS Code ↓ プログラムや原稿を編集</w:t>
+      </w:r>
+    </w:p>
+    <w:p/>
+    <w:p>
+      <w:r>
+        <w:t>WordPress ↓ 記事をWeb上へ公開</w:t>
+      </w:r>
+    </w:p>
+    <w:p/>
+    <w:p>
+      <w:r>
+        <w:t>アクセス解析 ↓ 公開後の結果を確認</w:t>
+      </w:r>
+    </w:p>
+    <w:p/>
+    <w:p>
+      <w:r>
+        <w:t>という関係になります。</w:t>
+      </w:r>
+    </w:p>
+    <w:p/>
+    <w:p>
+      <w:r>
+        <w:t>------------------------------------------------------------------------</w:t>
       </w:r>
     </w:p>
     <w:p/>
     <w:p>
       <w:r>
         <w:rPr>
-          <w:rFonts w:ascii="Yu Gothic" w:hAnsi="Yu Gothic" w:eastAsia="Yu Gothic"/>
-          <w:b w:val="0"/>
+          <w:b/>
+          <w:sz w:val="26"/>
         </w:rPr>
-        <w:t>そして、Project Sakura全体の構造を明確にします。</w:t>
+        <w:t>2.4 AIの役割</w:t>
+      </w:r>
+    </w:p>
+    <w:p/>
+    <w:p>
+      <w:r>
+        <w:t>Project Sakuraでは、AIを重要な支援役として利用します。</w:t>
+      </w:r>
+    </w:p>
+    <w:p/>
+    <w:p>
+      <w:r>
+        <w:t>ただし、AIにすべてを任せることを目的にはしません。</w:t>
+      </w:r>
+    </w:p>
+    <w:p/>
+    <w:p>
+      <w:r>
+        <w:t>AIには得意な作業があります。</w:t>
+      </w:r>
+    </w:p>
+    <w:p/>
+    <w:p>
+      <w:r>
+        <w:t>例えば、</w:t>
+      </w:r>
+    </w:p>
+    <w:p/>
+    <w:p>
+      <w:r>
+        <w:t>-   アイデアを出す</w:t>
+      </w:r>
+    </w:p>
+    <w:p>
+      <w:r>
+        <w:t>-   情報を整理する</w:t>
+      </w:r>
+    </w:p>
+    <w:p>
+      <w:r>
+        <w:t>-   文章の構成を考える</w:t>
+      </w:r>
+    </w:p>
+    <w:p>
+      <w:r>
+        <w:t>-   下書きを作る</w:t>
+      </w:r>
+    </w:p>
+    <w:p>
+      <w:r>
+        <w:t>-   表現を改善する</w:t>
+      </w:r>
+    </w:p>
+    <w:p>
+      <w:r>
+        <w:t>-   プログラム作成を支援する</w:t>
+      </w:r>
+    </w:p>
+    <w:p>
+      <w:r>
+        <w:t>-   エラーの原因を調べる</w:t>
+      </w:r>
+    </w:p>
+    <w:p>
+      <w:r>
+        <w:t>-   作業手順を整理する</w:t>
+      </w:r>
+    </w:p>
+    <w:p/>
+    <w:p>
+      <w:r>
+        <w:t>といった作業です。</w:t>
+      </w:r>
+    </w:p>
+    <w:p/>
+    <w:p>
+      <w:r>
+        <w:t>一方で、最終的な判断が必要な部分もあります。</w:t>
+      </w:r>
+    </w:p>
+    <w:p/>
+    <w:p>
+      <w:r>
+        <w:t>例えば、</w:t>
+      </w:r>
+    </w:p>
+    <w:p/>
+    <w:p>
+      <w:r>
+        <w:t>-   その情報を本当に公開してよいか</w:t>
+      </w:r>
+    </w:p>
+    <w:p>
+      <w:r>
+        <w:t>-   内容が正しいか</w:t>
+      </w:r>
+    </w:p>
+    <w:p>
+      <w:r>
+        <w:t>-   読者にとって役立つか</w:t>
+      </w:r>
+    </w:p>
+    <w:p>
+      <w:r>
+        <w:t>-   Project Sakuraの方針に合っているか</w:t>
+      </w:r>
+    </w:p>
+    <w:p>
+      <w:r>
+        <w:t>-   実際のサイトで公開するか</w:t>
+      </w:r>
+    </w:p>
+    <w:p/>
+    <w:p>
+      <w:r>
+        <w:t>といった判断です。</w:t>
+      </w:r>
+    </w:p>
+    <w:p/>
+    <w:p>
+      <w:r>
+        <w:t>そのため、Project Sakuraでは、</w:t>
+      </w:r>
+    </w:p>
+    <w:p/>
+    <w:p>
+      <w:r>
+        <w:t>AIが提案する ↓ 人が確認する ↓ 必要なら修正する ↓ 採用する</w:t>
+      </w:r>
+    </w:p>
+    <w:p/>
+    <w:p>
+      <w:r>
+        <w:t>という流れを基本とします。</w:t>
+      </w:r>
+    </w:p>
+    <w:p/>
+    <w:p>
+      <w:r>
+        <w:t>AIは「全部を任せる存在」ではなく、「作業を前に進めるための支援役」として利用します。</w:t>
+      </w:r>
+    </w:p>
+    <w:p/>
+    <w:p>
+      <w:r>
+        <w:t>------------------------------------------------------------------------</w:t>
       </w:r>
     </w:p>
     <w:p/>
     <w:p>
       <w:r>
         <w:rPr>
-          <w:rFonts w:ascii="Yu Gothic" w:hAnsi="Yu Gothic" w:eastAsia="Yu Gothic"/>
-          <w:b w:val="0"/>
+          <w:b/>
+          <w:sz w:val="26"/>
         </w:rPr>
-        <w:t>第2章では、</w:t>
+        <w:t>2.5 Pythonの役割</w:t>
+      </w:r>
+    </w:p>
+    <w:p/>
+    <w:p>
+      <w:r>
+        <w:t>Pythonは、Project Sakuraの自動化を担当する重要な要素です。</w:t>
+      </w:r>
+    </w:p>
+    <w:p/>
+    <w:p>
+      <w:r>
+        <w:t>最初は非常に簡単なプログラムから始めます。</w:t>
+      </w:r>
+    </w:p>
+    <w:p/>
+    <w:p>
+      <w:r>
+        <w:t>例えば、</w:t>
+      </w:r>
+    </w:p>
+    <w:p/>
+    <w:p>
+      <w:r>
+        <w:t>``` python</w:t>
+      </w:r>
+    </w:p>
+    <w:p>
+      <w:r>
+        <w:t>print("こんにちは！Project Sakuraへようこそ！")</w:t>
+      </w:r>
+    </w:p>
+    <w:p>
+      <w:r>
+        <w:t>```</w:t>
+      </w:r>
+    </w:p>
+    <w:p/>
+    <w:p>
+      <w:r>
+        <w:t>というプログラムです。</w:t>
+      </w:r>
+    </w:p>
+    <w:p/>
+    <w:p>
+      <w:r>
+        <w:t>このプログラムは画面に文字を表示するだけです。</w:t>
+      </w:r>
+    </w:p>
+    <w:p/>
+    <w:p>
+      <w:r>
+        <w:t>しかし、Pythonでは、このような小さな処理を組み合わせて、より大きな処理を作ることができます。</w:t>
+      </w:r>
+    </w:p>
+    <w:p/>
+    <w:p>
+      <w:r>
+        <w:t>Project Sakuraでは、今後、</w:t>
+      </w:r>
+    </w:p>
+    <w:p/>
+    <w:p>
+      <w:r>
+        <w:t>文字を表示する ↓ ファイルを読む ↓ ファイルへ保存する ↓ データを整理する</w:t>
+      </w:r>
+    </w:p>
+    <w:p>
+      <w:r>
+        <w:t>↓ 繰り返し処理する ↓ Webサービスと通信する ↓ ブログ運営を支援する</w:t>
+      </w:r>
+    </w:p>
+    <w:p/>
+    <w:p>
+      <w:r>
+        <w:t>という順番で、少しずつPythonの利用範囲を広げていきます。</w:t>
+      </w:r>
+    </w:p>
+    <w:p/>
+    <w:p>
+      <w:r>
+        <w:t>最初から難しい自動化を作るのではなく、動作を確認しながら段階的に発展させます。</w:t>
+      </w:r>
+    </w:p>
+    <w:p/>
+    <w:p>
+      <w:r>
+        <w:t>------------------------------------------------------------------------</w:t>
       </w:r>
     </w:p>
     <w:p/>
     <w:p>
       <w:r>
         <w:rPr>
-          <w:rFonts w:ascii="Yu Gothic" w:hAnsi="Yu Gothic" w:eastAsia="Yu Gothic"/>
-          <w:b w:val="0"/>
+          <w:b/>
+          <w:sz w:val="26"/>
         </w:rPr>
-        <w:t>「Project Sakura全体設計」</w:t>
+        <w:t>2.6 GitHubの役割</w:t>
+      </w:r>
+    </w:p>
+    <w:p/>
+    <w:p>
+      <w:r>
+        <w:t>GitHubは、Project Sakuraの「記録庫」として利用します。</w:t>
+      </w:r>
+    </w:p>
+    <w:p/>
+    <w:p>
+      <w:r>
+        <w:t>GitHubには、プログラムだけではなく、ドキュメントや設計資料なども保存します。</w:t>
+      </w:r>
+    </w:p>
+    <w:p/>
+    <w:p>
+      <w:r>
+        <w:t>例えば、</w:t>
+      </w:r>
+    </w:p>
+    <w:p/>
+    <w:p>
+      <w:r>
+        <w:t>-   Pythonプログラム</w:t>
+      </w:r>
+    </w:p>
+    <w:p>
+      <w:r>
+        <w:t>-   Markdown原稿</w:t>
+      </w:r>
+    </w:p>
+    <w:p>
+      <w:r>
+        <w:t>-   README</w:t>
+      </w:r>
+    </w:p>
+    <w:p>
+      <w:r>
+        <w:t>-   CHANGELOG</w:t>
+      </w:r>
+    </w:p>
+    <w:p>
+      <w:r>
+        <w:t>-   設計資料</w:t>
+      </w:r>
+    </w:p>
+    <w:p>
+      <w:r>
+        <w:t>-   画像</w:t>
+      </w:r>
+    </w:p>
+    <w:p>
+      <w:r>
+        <w:t>-   その他のプロジェクト関連ファイル</w:t>
+      </w:r>
+    </w:p>
+    <w:p/>
+    <w:p>
+      <w:r>
+        <w:t>などを管理します。</w:t>
+      </w:r>
+    </w:p>
+    <w:p/>
+    <w:p>
+      <w:r>
+        <w:t>GitHubを利用する大きな理由の一つが、変更履歴を残せることです。</w:t>
+      </w:r>
+    </w:p>
+    <w:p/>
+    <w:p>
+      <w:r>
+        <w:t>例えば、</w:t>
+      </w:r>
+    </w:p>
+    <w:p/>
+    <w:p>
+      <w:r>
+        <w:t>Version 0.1 ↓ Version 0.2 ↓ Version 0.3</w:t>
+      </w:r>
+    </w:p>
+    <w:p/>
+    <w:p>
+      <w:r>
+        <w:t>というように、Project Sakuraがどのように変化してきたのかを確認できます。</w:t>
+      </w:r>
+    </w:p>
+    <w:p/>
+    <w:p>
+      <w:r>
+        <w:t>間違ってファイルを変更した場合でも、以前の変更内容を確認できます。</w:t>
+      </w:r>
+    </w:p>
+    <w:p/>
+    <w:p>
+      <w:r>
+        <w:t>Project</w:t>
+      </w:r>
+    </w:p>
+    <w:p>
+      <w:r>
+        <w:t>Sakuraでは、GitHubを単なる「ファイル置き場」としてではなく、開発記録を残す場所として利用します。</w:t>
+      </w:r>
+    </w:p>
+    <w:p/>
+    <w:p>
+      <w:r>
+        <w:t>------------------------------------------------------------------------</w:t>
       </w:r>
     </w:p>
     <w:p/>
     <w:p>
       <w:r>
         <w:rPr>
-          <w:rFonts w:ascii="Yu Gothic" w:hAnsi="Yu Gothic" w:eastAsia="Yu Gothic"/>
-          <w:b w:val="0"/>
+          <w:b/>
+          <w:sz w:val="26"/>
         </w:rPr>
-        <w:t>をテーマとして進めます。</w:t>
+        <w:t>2.7 GitHub Desktopの役割</w:t>
+      </w:r>
+    </w:p>
+    <w:p/>
+    <w:p>
+      <w:r>
+        <w:t>GitHub Desktopは、GitHubを扱いやすくするためのツールです。</w:t>
+      </w:r>
+    </w:p>
+    <w:p/>
+    <w:p>
+      <w:r>
+        <w:t>Gitにはコマンドを入力して操作する方法があります。</w:t>
+      </w:r>
+    </w:p>
+    <w:p/>
+    <w:p>
+      <w:r>
+        <w:t>しかし、Project</w:t>
+      </w:r>
+    </w:p>
+    <w:p>
+      <w:r>
+        <w:t>Sakuraでは、最初からすべてのGitコマンドを覚える必要はありません。</w:t>
+      </w:r>
+    </w:p>
+    <w:p/>
+    <w:p>
+      <w:r>
+        <w:t>GitHub Desktopを使えば、</w:t>
+      </w:r>
+    </w:p>
+    <w:p/>
+    <w:p>
+      <w:r>
+        <w:t>変更されたファイルを確認する ↓ 変更内容を確認する ↓ Commitする ↓</w:t>
+      </w:r>
+    </w:p>
+    <w:p>
+      <w:r>
+        <w:t>GitHubへ送信する ↓ 履歴を確認する</w:t>
+      </w:r>
+    </w:p>
+    <w:p/>
+    <w:p>
+      <w:r>
+        <w:t>という作業を画面上で行うことができます。</w:t>
+      </w:r>
+    </w:p>
+    <w:p/>
+    <w:p>
+      <w:r>
+        <w:t>初心者の段階では、まずGitHub Desktopを利用して、</w:t>
+      </w:r>
+    </w:p>
+    <w:p/>
+    <w:p>
+      <w:r>
+        <w:t>「ファイルを変更したらCommitする」</w:t>
+      </w:r>
+    </w:p>
+    <w:p/>
+    <w:p>
+      <w:r>
+        <w:t>という基本的な習慣を身につけます。</w:t>
+      </w:r>
+    </w:p>
+    <w:p/>
+    <w:p>
+      <w:r>
+        <w:t>------------------------------------------------------------------------</w:t>
+      </w:r>
+    </w:p>
+    <w:p/>
+    <w:p>
+      <w:r>
+        <w:rPr>
+          <w:b/>
+          <w:sz w:val="26"/>
+        </w:rPr>
+        <w:t>2.8 VS Codeの役割</w:t>
+      </w:r>
+    </w:p>
+    <w:p/>
+    <w:p>
+      <w:r>
+        <w:t>Visual Studio Code、通称VS Codeは、Project Sakuraの主要な編集環境です。</w:t>
+      </w:r>
+    </w:p>
+    <w:p/>
+    <w:p>
+      <w:r>
+        <w:t>VS Codeでは、</w:t>
+      </w:r>
+    </w:p>
+    <w:p/>
+    <w:p>
+      <w:r>
+        <w:t>-   Python</w:t>
+      </w:r>
+    </w:p>
+    <w:p>
+      <w:r>
+        <w:t>-   Markdown</w:t>
+      </w:r>
+    </w:p>
+    <w:p>
+      <w:r>
+        <w:t>-   その他の設定ファイル</w:t>
+      </w:r>
+    </w:p>
+    <w:p/>
+    <w:p>
+      <w:r>
+        <w:t>などを編集します。</w:t>
+      </w:r>
+    </w:p>
+    <w:p/>
+    <w:p>
+      <w:r>
+        <w:t>Project Sakuraでは、プログラムだけではなく、本の原稿もVS</w:t>
+      </w:r>
+    </w:p>
+    <w:p>
+      <w:r>
+        <w:t>Codeで管理します。</w:t>
+      </w:r>
+    </w:p>
+    <w:p/>
+    <w:p>
+      <w:r>
+        <w:t>例えば第1章は、</w:t>
+      </w:r>
+    </w:p>
+    <w:p/>
+    <w:p>
+      <w:r>
+        <w:t>``` text</w:t>
+      </w:r>
+    </w:p>
+    <w:p>
+      <w:r>
+        <w:t>docs/Vol01_基礎編/source/Chapter01.md</w:t>
+      </w:r>
+    </w:p>
+    <w:p>
+      <w:r>
+        <w:t>```</w:t>
+      </w:r>
+    </w:p>
+    <w:p/>
+    <w:p>
+      <w:r>
+        <w:t>として保存しています。</w:t>
+      </w:r>
+    </w:p>
+    <w:p/>
+    <w:p>
+      <w:r>
+        <w:t>第2章は、</w:t>
+      </w:r>
+    </w:p>
+    <w:p/>
+    <w:p>
+      <w:r>
+        <w:t>``` text</w:t>
+      </w:r>
+    </w:p>
+    <w:p>
+      <w:r>
+        <w:t>docs/Vol01_基礎編/source/Chapter02.md</w:t>
+      </w:r>
+    </w:p>
+    <w:p>
+      <w:r>
+        <w:t>```</w:t>
+      </w:r>
+    </w:p>
+    <w:p/>
+    <w:p>
+      <w:r>
+        <w:t>として保存します。</w:t>
+      </w:r>
+    </w:p>
+    <w:p/>
+    <w:p>
+      <w:r>
+        <w:t>このように、各章を1つのMarkdownファイルとして管理します。</w:t>
+      </w:r>
+    </w:p>
+    <w:p/>
+    <w:p>
+      <w:r>
+        <w:t>これにより、章ごとの内容を分かりやすく管理できます。</w:t>
+      </w:r>
+    </w:p>
+    <w:p/>
+    <w:p>
+      <w:r>
+        <w:t>------------------------------------------------------------------------</w:t>
+      </w:r>
+    </w:p>
+    <w:p/>
+    <w:p>
+      <w:r>
+        <w:rPr>
+          <w:b/>
+          <w:sz w:val="26"/>
+        </w:rPr>
+        <w:t>2.9 WordPressの役割</w:t>
+      </w:r>
+    </w:p>
+    <w:p/>
+    <w:p>
+      <w:r>
+        <w:t>WordPressは、完成した記事をWeb上へ公開するための中心的な場所として利用します。</w:t>
+      </w:r>
+    </w:p>
+    <w:p/>
+    <w:p>
+      <w:r>
+        <w:t>Project</w:t>
+      </w:r>
+    </w:p>
+    <w:p>
+      <w:r>
+        <w:t>Sakuraでは、WordPressを単なるブログ画面としてではなく、記事を公開・管理するためのWebシステムとして考えます。</w:t>
+      </w:r>
+    </w:p>
+    <w:p/>
+    <w:p>
+      <w:r>
+        <w:t>基本的な流れは、</w:t>
+      </w:r>
+    </w:p>
+    <w:p/>
+    <w:p>
+      <w:r>
+        <w:t>記事を企画する ↓ 情報を調査する ↓ 記事を作成する ↓ 内容を確認する ↓</w:t>
+      </w:r>
+    </w:p>
+    <w:p>
+      <w:r>
+        <w:t>画像を準備する ↓ WordPressへ登録する ↓ 公開する ↓ 結果を確認する</w:t>
+      </w:r>
+    </w:p>
+    <w:p/>
+    <w:p>
+      <w:r>
+        <w:t>となります。</w:t>
+      </w:r>
+    </w:p>
+    <w:p/>
+    <w:p>
+      <w:r>
+        <w:t>将来的には、Pythonなどを利用して、WordPressとの連携も検討します。</w:t>
+      </w:r>
+    </w:p>
+    <w:p/>
+    <w:p>
+      <w:r>
+        <w:t>ただし、最初から自動投稿を行うのではありません。</w:t>
+      </w:r>
+    </w:p>
+    <w:p/>
+    <w:p>
+      <w:r>
+        <w:t>まずは手作業で仕組みを理解し、その後に自動化できる部分を探します。</w:t>
+      </w:r>
+    </w:p>
+    <w:p/>
+    <w:p>
+      <w:r>
+        <w:t>------------------------------------------------------------------------</w:t>
+      </w:r>
+    </w:p>
+    <w:p/>
+    <w:p>
+      <w:r>
+        <w:rPr>
+          <w:b/>
+          <w:sz w:val="26"/>
+        </w:rPr>
+        <w:t>2.10 データ管理の役割</w:t>
+      </w:r>
+    </w:p>
+    <w:p/>
+    <w:p>
+      <w:r>
+        <w:t>Project Sakuraでは、データを蓄積することも重要です。</w:t>
+      </w:r>
+    </w:p>
+    <w:p/>
+    <w:p>
+      <w:r>
+        <w:t>例えば、</w:t>
+      </w:r>
+    </w:p>
+    <w:p/>
+    <w:p>
+      <w:r>
+        <w:t>-   記事タイトル</w:t>
+      </w:r>
+    </w:p>
+    <w:p>
+      <w:r>
+        <w:t>-   URL</w:t>
+      </w:r>
+    </w:p>
+    <w:p>
+      <w:r>
+        <w:t>-   投稿日</w:t>
+      </w:r>
+    </w:p>
+    <w:p>
+      <w:r>
+        <w:t>-   カテゴリ</w:t>
+      </w:r>
+    </w:p>
+    <w:p>
+      <w:r>
+        <w:t>-   キーワード</w:t>
+      </w:r>
+    </w:p>
+    <w:p>
+      <w:r>
+        <w:t>-   記事作成状況</w:t>
+      </w:r>
+    </w:p>
+    <w:p>
+      <w:r>
+        <w:t>-   更新日</w:t>
+      </w:r>
+    </w:p>
+    <w:p>
+      <w:r>
+        <w:t>-   アクセス状況</w:t>
+      </w:r>
+    </w:p>
+    <w:p>
+      <w:r>
+        <w:t>-   改善内容</w:t>
+      </w:r>
+    </w:p>
+    <w:p/>
+    <w:p>
+      <w:r>
+        <w:t>などを記録できます。</w:t>
+      </w:r>
+    </w:p>
+    <w:p/>
+    <w:p>
+      <w:r>
+        <w:t>最初はExcelやCSV、Markdownなど、扱いやすい形式から始めても構いません。</w:t>
+      </w:r>
+    </w:p>
+    <w:p/>
+    <w:p>
+      <w:r>
+        <w:t>重要なのは、</w:t>
+      </w:r>
+    </w:p>
+    <w:p/>
+    <w:p>
+      <w:r>
+        <w:t>「作ったものを記録する」</w:t>
+      </w:r>
+    </w:p>
+    <w:p/>
+    <w:p>
+      <w:r>
+        <w:t>ことです。</w:t>
+      </w:r>
+    </w:p>
+    <w:p/>
+    <w:p>
+      <w:r>
+        <w:t>記録が残っていれば、</w:t>
+      </w:r>
+    </w:p>
+    <w:p/>
+    <w:p>
+      <w:r>
+        <w:t>どの記事を作ったのか ↓ どの記事が読まれたのか ↓ どの記事を改善したのか ↓</w:t>
+      </w:r>
+    </w:p>
+    <w:p>
+      <w:r>
+        <w:t>次に何を作るのか</w:t>
+      </w:r>
+    </w:p>
+    <w:p/>
+    <w:p>
+      <w:r>
+        <w:t>という判断につなげられます。</w:t>
+      </w:r>
+    </w:p>
+    <w:p/>
+    <w:p>
+      <w:r>
+        <w:t>------------------------------------------------------------------------</w:t>
+      </w:r>
+    </w:p>
+    <w:p/>
+    <w:p>
+      <w:r>
+        <w:rPr>
+          <w:b/>
+          <w:sz w:val="26"/>
+        </w:rPr>
+        <w:t>2.11 画像作成の役割</w:t>
+      </w:r>
+    </w:p>
+    <w:p/>
+    <w:p>
+      <w:r>
+        <w:t>ブログ記事では、文章だけではなく画像も重要になります。</w:t>
+      </w:r>
+    </w:p>
+    <w:p/>
+    <w:p>
+      <w:r>
+        <w:t>Project Sakuraでは、記事の内容に合わせて、</w:t>
+      </w:r>
+    </w:p>
+    <w:p/>
+    <w:p>
+      <w:r>
+        <w:t>-   アイキャッチ画像</w:t>
+      </w:r>
+    </w:p>
+    <w:p>
+      <w:r>
+        <w:t>-   説明用画像</w:t>
+      </w:r>
+    </w:p>
+    <w:p>
+      <w:r>
+        <w:t>-   図解</w:t>
+      </w:r>
+    </w:p>
+    <w:p>
+      <w:r>
+        <w:t>-   その他のブログ用素材</w:t>
+      </w:r>
+    </w:p>
+    <w:p/>
+    <w:p>
+      <w:r>
+        <w:t>などを準備します。</w:t>
+      </w:r>
+    </w:p>
+    <w:p/>
+    <w:p>
+      <w:r>
+        <w:t>画像についても、記事作成と同じように、</w:t>
+      </w:r>
+    </w:p>
+    <w:p/>
+    <w:p>
+      <w:r>
+        <w:t>企画 ↓ 作成 ↓ 確認 ↓ 保存 ↓ 公開</w:t>
+      </w:r>
+    </w:p>
+    <w:p/>
+    <w:p>
+      <w:r>
+        <w:t>という流れで管理します。</w:t>
+      </w:r>
+    </w:p>
+    <w:p/>
+    <w:p>
+      <w:r>
+        <w:t>画像ファイルについても、必要に応じてGitHubの管理対象として整理します。</w:t>
+      </w:r>
+    </w:p>
+    <w:p/>
+    <w:p>
+      <w:r>
+        <w:t>------------------------------------------------------------------------</w:t>
+      </w:r>
+    </w:p>
+    <w:p/>
+    <w:p>
+      <w:r>
+        <w:rPr>
+          <w:b/>
+          <w:sz w:val="26"/>
+        </w:rPr>
+        <w:t>2.12 Project Sakuraの基本ワークフロー</w:t>
+      </w:r>
+    </w:p>
+    <w:p/>
+    <w:p>
+      <w:r>
+        <w:t>Project Sakuraでは、ブログ運営を次のような流れで考えます。</w:t>
+      </w:r>
+    </w:p>
+    <w:p/>
+    <w:p>
+      <w:r>
+        <w:t>``` text</w:t>
+      </w:r>
+    </w:p>
+    <w:p>
+      <w:r>
+        <w:t>企画</w:t>
+      </w:r>
+    </w:p>
+    <w:p>
+      <w:r>
+        <w:t xml:space="preserve"> ↓</w:t>
+      </w:r>
+    </w:p>
+    <w:p>
+      <w:r>
+        <w:t>調査</w:t>
+      </w:r>
+    </w:p>
+    <w:p>
+      <w:r>
+        <w:t xml:space="preserve"> ↓</w:t>
+      </w:r>
+    </w:p>
+    <w:p>
+      <w:r>
+        <w:t>AIによる整理・支援</w:t>
+      </w:r>
+    </w:p>
+    <w:p>
+      <w:r>
+        <w:t xml:space="preserve"> ↓</w:t>
+      </w:r>
+    </w:p>
+    <w:p>
+      <w:r>
+        <w:t>記事作成</w:t>
+      </w:r>
+    </w:p>
+    <w:p>
+      <w:r>
+        <w:t xml:space="preserve"> ↓</w:t>
+      </w:r>
+    </w:p>
+    <w:p>
+      <w:r>
+        <w:t>内容確認</w:t>
+      </w:r>
+    </w:p>
+    <w:p>
+      <w:r>
+        <w:t xml:space="preserve"> ↓</w:t>
+      </w:r>
+    </w:p>
+    <w:p>
+      <w:r>
+        <w:t>画像作成</w:t>
+      </w:r>
+    </w:p>
+    <w:p>
+      <w:r>
+        <w:t xml:space="preserve"> ↓</w:t>
+      </w:r>
+    </w:p>
+    <w:p>
+      <w:r>
+        <w:t>WordPressへ登録</w:t>
+      </w:r>
+    </w:p>
+    <w:p>
+      <w:r>
+        <w:t xml:space="preserve"> ↓</w:t>
+      </w:r>
+    </w:p>
+    <w:p>
+      <w:r>
+        <w:t>公開</w:t>
+      </w:r>
+    </w:p>
+    <w:p>
+      <w:r>
+        <w:t xml:space="preserve"> ↓</w:t>
+      </w:r>
+    </w:p>
+    <w:p>
+      <w:r>
+        <w:t>アクセス確認</w:t>
+      </w:r>
+    </w:p>
+    <w:p>
+      <w:r>
+        <w:t xml:space="preserve"> ↓</w:t>
+      </w:r>
+    </w:p>
+    <w:p>
+      <w:r>
+        <w:t>改善</w:t>
+      </w:r>
+    </w:p>
+    <w:p>
+      <w:r>
+        <w:t xml:space="preserve"> ↓</w:t>
+      </w:r>
+    </w:p>
+    <w:p>
+      <w:r>
+        <w:t>データ蓄積</w:t>
+      </w:r>
+    </w:p>
+    <w:p>
+      <w:r>
+        <w:t xml:space="preserve"> ↓</w:t>
+      </w:r>
+    </w:p>
+    <w:p>
+      <w:r>
+        <w:t>次の企画</w:t>
+      </w:r>
+    </w:p>
+    <w:p>
+      <w:r>
+        <w:t>```</w:t>
+      </w:r>
+    </w:p>
+    <w:p/>
+    <w:p>
+      <w:r>
+        <w:t>この流れを繰り返すことがProject Sakuraの基本です。</w:t>
+      </w:r>
+    </w:p>
+    <w:p/>
+    <w:p>
+      <w:r>
+        <w:t>重要なのは、記事を1本公開して終わりにしないことです。</w:t>
+      </w:r>
+    </w:p>
+    <w:p/>
+    <w:p>
+      <w:r>
+        <w:t>公開後の結果を確認し、その結果を次の記事や既存記事の改善に利用します。</w:t>
+      </w:r>
+    </w:p>
+    <w:p/>
+    <w:p>
+      <w:r>
+        <w:t>------------------------------------------------------------------------</w:t>
+      </w:r>
+    </w:p>
+    <w:p/>
+    <w:p>
+      <w:r>
+        <w:rPr>
+          <w:b/>
+          <w:sz w:val="26"/>
+        </w:rPr>
+        <w:t>2.13 「作る」だけではなく「改善する」</w:t>
+      </w:r>
+    </w:p>
+    <w:p/>
+    <w:p>
+      <w:r>
+        <w:t>Project Sakuraでは、記事を作ることだけを成功としません。</w:t>
+      </w:r>
+    </w:p>
+    <w:p/>
+    <w:p>
+      <w:r>
+        <w:t>例えば、記事を公開しても、ほとんど読まれない場合があります。</w:t>
+      </w:r>
+    </w:p>
+    <w:p/>
+    <w:p>
+      <w:r>
+        <w:t>その場合、</w:t>
+      </w:r>
+    </w:p>
+    <w:p/>
+    <w:p>
+      <w:r>
+        <w:t>タイトルを変更する ↓ 見出しを改善する ↓ 内容を追加する ↓ 画像を改善する</w:t>
+      </w:r>
+    </w:p>
+    <w:p>
+      <w:r>
+        <w:t>↓ 内部リンクを見直す ↓ 再度結果を確認する</w:t>
+      </w:r>
+    </w:p>
+    <w:p/>
+    <w:p>
+      <w:r>
+        <w:t>という改善を行います。</w:t>
+      </w:r>
+    </w:p>
+    <w:p/>
+    <w:p>
+      <w:r>
+        <w:t>つまり、</w:t>
+      </w:r>
+    </w:p>
+    <w:p/>
+    <w:p>
+      <w:r>
+        <w:t>作る ↓ 公開する ↓ 確認する ↓ 改善する</w:t>
+      </w:r>
+    </w:p>
+    <w:p/>
+    <w:p>
+      <w:r>
+        <w:t>というサイクルを回します。</w:t>
+      </w:r>
+    </w:p>
+    <w:p/>
+    <w:p>
+      <w:r>
+        <w:t>この考え方は、Project Sakura全体に共通します。</w:t>
+      </w:r>
+    </w:p>
+    <w:p/>
+    <w:p>
+      <w:r>
+        <w:t>------------------------------------------------------------------------</w:t>
+      </w:r>
+    </w:p>
+    <w:p/>
+    <w:p>
+      <w:r>
+        <w:rPr>
+          <w:b/>
+          <w:sz w:val="26"/>
+        </w:rPr>
+        <w:t>2.14 手作業から自動化へ</w:t>
+      </w:r>
+    </w:p>
+    <w:p/>
+    <w:p>
+      <w:r>
+        <w:t>Project Sakuraでは、最初から完全自動化を目指しません。</w:t>
+      </w:r>
+    </w:p>
+    <w:p/>
+    <w:p>
+      <w:r>
+        <w:t>まずは手作業で実際の流れを経験します。</w:t>
+      </w:r>
+    </w:p>
+    <w:p/>
+    <w:p>
+      <w:r>
+        <w:t>例えば記事作成なら、</w:t>
+      </w:r>
+    </w:p>
+    <w:p/>
+    <w:p>
+      <w:r>
+        <w:t>### 段階1　手作業</w:t>
+      </w:r>
+    </w:p>
+    <w:p/>
+    <w:p>
+      <w:r>
+        <w:t>人がすべての作業を行います。</w:t>
+      </w:r>
+    </w:p>
+    <w:p/>
+    <w:p>
+      <w:r>
+        <w:t>### 段階2　手順化</w:t>
+      </w:r>
+    </w:p>
+    <w:p/>
+    <w:p>
+      <w:r>
+        <w:t>作業の順番を決めます。</w:t>
+      </w:r>
+    </w:p>
+    <w:p/>
+    <w:p>
+      <w:r>
+        <w:t>### 段階3　半自動化</w:t>
+      </w:r>
+    </w:p>
+    <w:p/>
+    <w:p>
+      <w:r>
+        <w:t>一部の作業をPythonなどで補助します。</w:t>
+      </w:r>
+    </w:p>
+    <w:p/>
+    <w:p>
+      <w:r>
+        <w:t>### 段階4　自動化</w:t>
+      </w:r>
+    </w:p>
+    <w:p/>
+    <w:p>
+      <w:r>
+        <w:t>繰り返し作業を可能な範囲で自動化します。</w:t>
+      </w:r>
+    </w:p>
+    <w:p/>
+    <w:p>
+      <w:r>
+        <w:t>この順番を大切にします。</w:t>
+      </w:r>
+    </w:p>
+    <w:p/>
+    <w:p>
+      <w:r>
+        <w:t>手順を理解しないまま自動化すると、問題が発生したときに原因が分からなくなる可能性があります。</w:t>
+      </w:r>
+    </w:p>
+    <w:p/>
+    <w:p>
+      <w:r>
+        <w:t>そのため、</w:t>
+      </w:r>
+    </w:p>
+    <w:p/>
+    <w:p>
+      <w:r>
+        <w:t>「まず自分でやってみる」</w:t>
+      </w:r>
+    </w:p>
+    <w:p/>
+    <w:p>
+      <w:r>
+        <w:t>ことを基本とします。</w:t>
+      </w:r>
+    </w:p>
+    <w:p/>
+    <w:p>
+      <w:r>
+        <w:t>------------------------------------------------------------------------</w:t>
+      </w:r>
+    </w:p>
+    <w:p/>
+    <w:p>
+      <w:r>
+        <w:rPr>
+          <w:b/>
+          <w:sz w:val="26"/>
+        </w:rPr>
+        <w:t>2.15 人が担当する部分</w:t>
+      </w:r>
+    </w:p>
+    <w:p/>
+    <w:p>
+      <w:r>
+        <w:t>Project Sakuraでは、人の判断を重要視します。</w:t>
+      </w:r>
+    </w:p>
+    <w:p/>
+    <w:p>
+      <w:r>
+        <w:t>例えば、</w:t>
+      </w:r>
+    </w:p>
+    <w:p/>
+    <w:p>
+      <w:r>
+        <w:t>-   ブログの方向性を決める</w:t>
+      </w:r>
+    </w:p>
+    <w:p>
+      <w:r>
+        <w:t>-   読者を考える</w:t>
+      </w:r>
+    </w:p>
+    <w:p>
+      <w:r>
+        <w:t>-   記事テーマを決める</w:t>
+      </w:r>
+    </w:p>
+    <w:p>
+      <w:r>
+        <w:t>-   情報の正確性を確認する</w:t>
+      </w:r>
+    </w:p>
+    <w:p>
+      <w:r>
+        <w:t>-   公開するか判断する</w:t>
+      </w:r>
+    </w:p>
+    <w:p>
+      <w:r>
+        <w:t>-   改善方針を決める</w:t>
+      </w:r>
+    </w:p>
+    <w:p/>
+    <w:p>
+      <w:r>
+        <w:t>といった部分です。</w:t>
+      </w:r>
+    </w:p>
+    <w:p/>
+    <w:p>
+      <w:r>
+        <w:t>これらは、単純に自動化すればよいものではありません。</w:t>
+      </w:r>
+    </w:p>
+    <w:p/>
+    <w:p>
+      <w:r>
+        <w:t>Project</w:t>
+      </w:r>
+    </w:p>
+    <w:p>
+      <w:r>
+        <w:t>Sakuraでは、人が考える部分と、コンピューターに任せる部分を整理します。</w:t>
+      </w:r>
+    </w:p>
+    <w:p/>
+    <w:p>
+      <w:r>
+        <w:t>------------------------------------------------------------------------</w:t>
+      </w:r>
+    </w:p>
+    <w:p/>
+    <w:p>
+      <w:r>
+        <w:rPr>
+          <w:b/>
+          <w:sz w:val="26"/>
+        </w:rPr>
+        <w:t>2.16 コンピューターに任せる部分</w:t>
+      </w:r>
+    </w:p>
+    <w:p/>
+    <w:p>
+      <w:r>
+        <w:t>一方で、繰り返し作業には自動化できるものがあります。</w:t>
+      </w:r>
+    </w:p>
+    <w:p/>
+    <w:p>
+      <w:r>
+        <w:t>例えば、</w:t>
+      </w:r>
+    </w:p>
+    <w:p/>
+    <w:p>
+      <w:r>
+        <w:t>-   ファイル名を整理する</w:t>
+      </w:r>
+    </w:p>
+    <w:p>
+      <w:r>
+        <w:t>-   データを並べ替える</w:t>
+      </w:r>
+    </w:p>
+    <w:p>
+      <w:r>
+        <w:t>-   CSVを読み込む</w:t>
+      </w:r>
+    </w:p>
+    <w:p>
+      <w:r>
+        <w:t>-   定型的な文章を生成する</w:t>
+      </w:r>
+    </w:p>
+    <w:p>
+      <w:r>
+        <w:t>-   データを集計する</w:t>
+      </w:r>
+    </w:p>
+    <w:p>
+      <w:r>
+        <w:t>-   ファイルをコピーする</w:t>
+      </w:r>
+    </w:p>
+    <w:p>
+      <w:r>
+        <w:t>-   定型処理を繰り返す</w:t>
+      </w:r>
+    </w:p>
+    <w:p/>
+    <w:p>
+      <w:r>
+        <w:t>などです。</w:t>
+      </w:r>
+    </w:p>
+    <w:p/>
+    <w:p>
+      <w:r>
+        <w:t>このような作業はPythonなどを使って自動化できる可能性があります。</w:t>
+      </w:r>
+    </w:p>
+    <w:p/>
+    <w:p>
+      <w:r>
+        <w:t>ただし、実際に自動化するかどうかは、作業量や安全性を確認した上で判断します。</w:t>
+      </w:r>
+    </w:p>
+    <w:p/>
+    <w:p>
+      <w:r>
+        <w:t>------------------------------------------------------------------------</w:t>
+      </w:r>
+    </w:p>
+    <w:p/>
+    <w:p>
+      <w:r>
+        <w:rPr>
+          <w:b/>
+          <w:sz w:val="26"/>
+        </w:rPr>
+        <w:t>2.17 Project Sakuraの全体構造</w:t>
+      </w:r>
+    </w:p>
+    <w:p/>
+    <w:p>
+      <w:r>
+        <w:t>Project Sakuraの全体構造を簡単に表すと、次のようになります。</w:t>
+      </w:r>
+    </w:p>
+    <w:p/>
+    <w:p>
+      <w:r>
+        <w:t>``` text</w:t>
+      </w:r>
+    </w:p>
+    <w:p>
+      <w:r>
+        <w:t xml:space="preserve">                    Project Sakura</w:t>
+      </w:r>
+    </w:p>
+    <w:p>
+      <w:r>
+        <w:t xml:space="preserve">                           │</w:t>
+      </w:r>
+    </w:p>
+    <w:p>
+      <w:r>
+        <w:t xml:space="preserve">          ┌────────────────┼────────────────┐</w:t>
+      </w:r>
+    </w:p>
+    <w:p>
+      <w:r>
+        <w:t xml:space="preserve">          │                │                │</w:t>
+      </w:r>
+    </w:p>
+    <w:p>
+      <w:r>
+        <w:t xml:space="preserve">         AI              Python          ドキュメント</w:t>
+      </w:r>
+    </w:p>
+    <w:p>
+      <w:r>
+        <w:t xml:space="preserve">          │                │                │</w:t>
+      </w:r>
+    </w:p>
+    <w:p>
+      <w:r>
+        <w:t xml:space="preserve">     企画・調査         自動化・処理       原稿・設計</w:t>
+      </w:r>
+    </w:p>
+    <w:p>
+      <w:r>
+        <w:t xml:space="preserve">          │                │                │</w:t>
+      </w:r>
+    </w:p>
+    <w:p>
+      <w:r>
+        <w:t xml:space="preserve">          └────────────────┼────────────────┘</w:t>
+      </w:r>
+    </w:p>
+    <w:p>
+      <w:r>
+        <w:t xml:space="preserve">                           │</w:t>
+      </w:r>
+    </w:p>
+    <w:p>
+      <w:r>
+        <w:t xml:space="preserve">                       WordPress</w:t>
+      </w:r>
+    </w:p>
+    <w:p>
+      <w:r>
+        <w:t xml:space="preserve">                           │</w:t>
+      </w:r>
+    </w:p>
+    <w:p>
+      <w:r>
+        <w:t xml:space="preserve">                         公開</w:t>
+      </w:r>
+    </w:p>
+    <w:p>
+      <w:r>
+        <w:t xml:space="preserve">                           │</w:t>
+      </w:r>
+    </w:p>
+    <w:p>
+      <w:r>
+        <w:t xml:space="preserve">                      アクセス解析</w:t>
+      </w:r>
+    </w:p>
+    <w:p>
+      <w:r>
+        <w:t xml:space="preserve">                           │</w:t>
+      </w:r>
+    </w:p>
+    <w:p>
+      <w:r>
+        <w:t xml:space="preserve">                         改善</w:t>
+      </w:r>
+    </w:p>
+    <w:p>
+      <w:r>
+        <w:t xml:space="preserve">                           │</w:t>
+      </w:r>
+    </w:p>
+    <w:p>
+      <w:r>
+        <w:t xml:space="preserve">                       データ蓄積</w:t>
+      </w:r>
+    </w:p>
+    <w:p>
+      <w:r>
+        <w:t xml:space="preserve">                           │</w:t>
+      </w:r>
+    </w:p>
+    <w:p>
+      <w:r>
+        <w:t xml:space="preserve">                         次の企画</w:t>
+      </w:r>
+    </w:p>
+    <w:p>
+      <w:r>
+        <w:t>```</w:t>
+      </w:r>
+    </w:p>
+    <w:p/>
+    <w:p>
+      <w:r>
+        <w:t>この構造を基本として、今後少しずつ具体的な機能を追加していきます。</w:t>
+      </w:r>
+    </w:p>
+    <w:p/>
+    <w:p>
+      <w:r>
+        <w:t>------------------------------------------------------------------------</w:t>
+      </w:r>
+    </w:p>
+    <w:p/>
+    <w:p>
+      <w:r>
+        <w:rPr>
+          <w:b/>
+          <w:sz w:val="26"/>
+        </w:rPr>
+        <w:t>2.18 Project Sakuraのドキュメント構成</w:t>
+      </w:r>
+    </w:p>
+    <w:p/>
+    <w:p>
+      <w:r>
+        <w:t>Project Sakuraでは、本書そのものもプロジェクトの一部として管理します。</w:t>
+      </w:r>
+    </w:p>
+    <w:p/>
+    <w:p>
+      <w:r>
+        <w:t>現在の基本構成は次のとおりです。</w:t>
+      </w:r>
+    </w:p>
+    <w:p/>
+    <w:p>
+      <w:r>
+        <w:t>``` text</w:t>
+      </w:r>
+    </w:p>
+    <w:p>
+      <w:r>
+        <w:t>project-sakura</w:t>
+      </w:r>
+    </w:p>
+    <w:p>
+      <w:r>
+        <w:t>│</w:t>
+      </w:r>
+    </w:p>
+    <w:p>
+      <w:r>
+        <w:t>├─ docs</w:t>
+      </w:r>
+    </w:p>
+    <w:p>
+      <w:r>
+        <w:t>│  │</w:t>
+      </w:r>
+    </w:p>
+    <w:p>
+      <w:r>
+        <w:t>│  ├─ CHANGELOG.md</w:t>
+      </w:r>
+    </w:p>
+    <w:p>
+      <w:r>
+        <w:t>│  │</w:t>
+      </w:r>
+    </w:p>
+    <w:p>
+      <w:r>
+        <w:t>│  └─ Vol01_基礎編</w:t>
+      </w:r>
+    </w:p>
+    <w:p>
+      <w:r>
+        <w:t>│     │</w:t>
+      </w:r>
+    </w:p>
+    <w:p>
+      <w:r>
+        <w:t>│     ├─ images</w:t>
+      </w:r>
+    </w:p>
+    <w:p>
+      <w:r>
+        <w:t>│     │</w:t>
+      </w:r>
+    </w:p>
+    <w:p>
+      <w:r>
+        <w:t>│     ├─ source</w:t>
+      </w:r>
+    </w:p>
+    <w:p>
+      <w:r>
+        <w:t>│     │  ├─ Chapter01.md</w:t>
+      </w:r>
+    </w:p>
+    <w:p>
+      <w:r>
+        <w:t>│     │  └─ Chapter02.md</w:t>
+      </w:r>
+    </w:p>
+    <w:p>
+      <w:r>
+        <w:t>│     │</w:t>
+      </w:r>
+    </w:p>
+    <w:p>
+      <w:r>
+        <w:t>│     ├─ Project_Sakura_Vol1.docx</w:t>
+      </w:r>
+    </w:p>
+    <w:p>
+      <w:r>
+        <w:t>│     ├─ Project_Sakura_Vol1.pdf</w:t>
+      </w:r>
+    </w:p>
+    <w:p>
+      <w:r>
+        <w:t>│     └─ README.md</w:t>
+      </w:r>
+    </w:p>
+    <w:p>
+      <w:r>
+        <w:t>│</w:t>
+      </w:r>
+    </w:p>
+    <w:p>
+      <w:r>
+        <w:t>├─ python</w:t>
+      </w:r>
+    </w:p>
+    <w:p>
+      <w:r>
+        <w:t>│  └─ lesson01.py</w:t>
+      </w:r>
+    </w:p>
+    <w:p>
+      <w:r>
+        <w:t>│</w:t>
+      </w:r>
+    </w:p>
+    <w:p>
+      <w:r>
+        <w:t>├─ .gitattributes</w:t>
+      </w:r>
+    </w:p>
+    <w:p>
+      <w:r>
+        <w:t>│</w:t>
+      </w:r>
+    </w:p>
+    <w:p>
+      <w:r>
+        <w:t>└─ README.md</w:t>
+      </w:r>
+    </w:p>
+    <w:p>
+      <w:r>
+        <w:t>```</w:t>
+      </w:r>
+    </w:p>
+    <w:p/>
+    <w:p>
+      <w:r>
+        <w:t>第1章、第2章というように、各章をそれぞれ1つのMarkdownファイルとして管理します。</w:t>
+      </w:r>
+    </w:p>
+    <w:p/>
+    <w:p>
+      <w:r>
+        <w:t>これにより、原稿を修正した場合でも、どの章が変更されたのか分かりやすくなります。</w:t>
+      </w:r>
+    </w:p>
+    <w:p/>
+    <w:p>
+      <w:r>
+        <w:t>------------------------------------------------------------------------</w:t>
+      </w:r>
+    </w:p>
+    <w:p/>
+    <w:p>
+      <w:r>
+        <w:rPr>
+          <w:b/>
+          <w:sz w:val="26"/>
+        </w:rPr>
+        <w:t>2.19 本書の制作方法</w:t>
+      </w:r>
+    </w:p>
+    <w:p/>
+    <w:p>
+      <w:r>
+        <w:t>Project</w:t>
+      </w:r>
+    </w:p>
+    <w:p>
+      <w:r>
+        <w:t>Sakuraでは、本書も通常のプログラム開発と同じように、段階的に作成します。</w:t>
+      </w:r>
+    </w:p>
+    <w:p/>
+    <w:p>
+      <w:r>
+        <w:t>基本的な流れは、</w:t>
+      </w:r>
+    </w:p>
+    <w:p/>
+    <w:p>
+      <w:r>
+        <w:t>原稿を作る ↓ 内容を確認する ↓ 修正する ↓ 章を完成させる ↓</w:t>
+      </w:r>
+    </w:p>
+    <w:p>
+      <w:r>
+        <w:t>GitHubへ保存する ↓ 正式版のWord・PDFへ反映する</w:t>
+      </w:r>
+    </w:p>
+    <w:p/>
+    <w:p>
+      <w:r>
+        <w:t>という流れです。</w:t>
+      </w:r>
+    </w:p>
+    <w:p/>
+    <w:p>
+      <w:r>
+        <w:t>各章を個別に管理することで、後から内容を修正しやすくします。</w:t>
+      </w:r>
+    </w:p>
+    <w:p/>
+    <w:p>
+      <w:r>
+        <w:t>また、正式版のWord・PDFは、確定した原稿から作成します。</w:t>
+      </w:r>
+    </w:p>
+    <w:p/>
+    <w:p>
+      <w:r>
+        <w:t>------------------------------------------------------------------------</w:t>
+      </w:r>
+    </w:p>
+    <w:p/>
+    <w:p>
+      <w:r>
+        <w:rPr>
+          <w:b/>
+          <w:sz w:val="26"/>
+        </w:rPr>
+        <w:t>2.20 バージョン管理</w:t>
+      </w:r>
+    </w:p>
+    <w:p/>
+    <w:p>
+      <w:r>
+        <w:t>Project Sakuraでは、文章もプログラムと同じようにバージョンを管理します。</w:t>
+      </w:r>
+    </w:p>
+    <w:p/>
+    <w:p>
+      <w:r>
+        <w:t>例えば、</w:t>
+      </w:r>
+    </w:p>
+    <w:p/>
+    <w:p>
+      <w:r>
+        <w:t>``` text</w:t>
+      </w:r>
+    </w:p>
+    <w:p>
+      <w:r>
+        <w:t>v0.1</w:t>
+      </w:r>
+    </w:p>
+    <w:p>
+      <w:r>
+        <w:t>↓</w:t>
+      </w:r>
+    </w:p>
+    <w:p>
+      <w:r>
+        <w:t>v0.2</w:t>
+      </w:r>
+    </w:p>
+    <w:p>
+      <w:r>
+        <w:t>↓</w:t>
+      </w:r>
+    </w:p>
+    <w:p>
+      <w:r>
+        <w:t>v0.3</w:t>
+      </w:r>
+    </w:p>
+    <w:p>
+      <w:r>
+        <w:t>↓</w:t>
+      </w:r>
+    </w:p>
+    <w:p>
+      <w:r>
+        <w:t>v1.0</w:t>
+      </w:r>
+    </w:p>
+    <w:p>
+      <w:r>
+        <w:t>```</w:t>
+      </w:r>
+    </w:p>
+    <w:p/>
+    <w:p>
+      <w:r>
+        <w:t>というように、内容が成長していきます。</w:t>
+      </w:r>
+    </w:p>
+    <w:p/>
+    <w:p>
+      <w:r>
+        <w:t>最初の段階では、完璧な本を作る必要はありません。</w:t>
+      </w:r>
+    </w:p>
+    <w:p/>
+    <w:p>
+      <w:r>
+        <w:t>まずはv0.1として完成させます。</w:t>
+      </w:r>
+    </w:p>
+    <w:p/>
+    <w:p>
+      <w:r>
+        <w:t>その後、内容を追加したり、説明を改善したりしながら、次のバージョンへ進めます。</w:t>
+      </w:r>
+    </w:p>
+    <w:p/>
+    <w:p>
+      <w:r>
+        <w:t>------------------------------------------------------------------------</w:t>
+      </w:r>
+    </w:p>
+    <w:p/>
+    <w:p>
+      <w:r>
+        <w:rPr>
+          <w:b/>
+          <w:sz w:val="26"/>
+        </w:rPr>
+        <w:t>2.21 エラーや失敗も資産にする</w:t>
+      </w:r>
+    </w:p>
+    <w:p/>
+    <w:p>
+      <w:r>
+        <w:t>Project Sakuraでは、失敗も記録します。</w:t>
+      </w:r>
+    </w:p>
+    <w:p/>
+    <w:p>
+      <w:r>
+        <w:t>例えば、</w:t>
+      </w:r>
+    </w:p>
+    <w:p/>
+    <w:p>
+      <w:r>
+        <w:t>-   ファイルの保存場所を間違えた</w:t>
+      </w:r>
+    </w:p>
+    <w:p>
+      <w:r>
+        <w:t>-   Pythonが実行できなかった</w:t>
+      </w:r>
+    </w:p>
+    <w:p>
+      <w:r>
+        <w:t>-   GitHubへの保存方法が分からなかった</w:t>
+      </w:r>
+    </w:p>
+    <w:p>
+      <w:r>
+        <w:t>-   PDFを作成したが表示できなかった</w:t>
+      </w:r>
+    </w:p>
+    <w:p>
+      <w:r>
+        <w:t>-   Markdownの書式が崩れた</w:t>
+      </w:r>
+    </w:p>
+    <w:p/>
+    <w:p>
+      <w:r>
+        <w:t>といった問題が発生することがあります。</w:t>
+      </w:r>
+    </w:p>
+    <w:p/>
+    <w:p>
+      <w:r>
+        <w:t>これらは無駄ではありません。</w:t>
+      </w:r>
+    </w:p>
+    <w:p/>
+    <w:p>
+      <w:r>
+        <w:t>問題が発生したときに、</w:t>
+      </w:r>
+    </w:p>
+    <w:p/>
+    <w:p>
+      <w:r>
+        <w:t>何が起きたのか ↓ 原因は何だったのか ↓ どうやって解決したのか ↓</w:t>
+      </w:r>
+    </w:p>
+    <w:p>
+      <w:r>
+        <w:t>次回どうすればよいのか</w:t>
+      </w:r>
+    </w:p>
+    <w:p/>
+    <w:p>
+      <w:r>
+        <w:t>を記録しておけば、今後の作業に役立ちます。</w:t>
+      </w:r>
+    </w:p>
+    <w:p/>
+    <w:p>
+      <w:r>
+        <w:t>Project Sakuraでは、こうした経験も開発記録として残します。</w:t>
+      </w:r>
+    </w:p>
+    <w:p/>
+    <w:p>
+      <w:r>
+        <w:t>------------------------------------------------------------------------</w:t>
+      </w:r>
+    </w:p>
+    <w:p/>
+    <w:p>
+      <w:r>
+        <w:rPr>
+          <w:b/>
+          <w:sz w:val="26"/>
+        </w:rPr>
+        <w:t>2.22 初心者でも進められる設計</w:t>
+      </w:r>
+    </w:p>
+    <w:p/>
+    <w:p>
+      <w:r>
+        <w:t>Project Sakuraでは、初心者でも作業を進められることを重視します。</w:t>
+      </w:r>
+    </w:p>
+    <w:p/>
+    <w:p>
+      <w:r>
+        <w:t>そのため、難しい機能を一気に作るのではなく、</w:t>
+      </w:r>
+    </w:p>
+    <w:p/>
+    <w:p>
+      <w:r>
+        <w:t>小さな作業 ↓ 動作確認 ↓ 理解 ↓ 次の作業</w:t>
+      </w:r>
+    </w:p>
+    <w:p/>
+    <w:p>
+      <w:r>
+        <w:t>という流れを繰り返します。</w:t>
+      </w:r>
+    </w:p>
+    <w:p/>
+    <w:p>
+      <w:r>
+        <w:t>例えばPythonなら、</w:t>
+      </w:r>
+    </w:p>
+    <w:p/>
+    <w:p>
+      <w:r>
+        <w:t>文字を表示する ↓ 変数を使う ↓ 条件分岐を使う ↓ 繰り返し処理を使う ↓</w:t>
+      </w:r>
+    </w:p>
+    <w:p>
+      <w:r>
+        <w:t>ファイルを扱う ↓ データを扱う ↓ Webと連携する</w:t>
+      </w:r>
+    </w:p>
+    <w:p/>
+    <w:p>
+      <w:r>
+        <w:t>というように段階的に進めます。</w:t>
+      </w:r>
+    </w:p>
+    <w:p/>
+    <w:p>
+      <w:r>
+        <w:t>分からない部分があれば、その部分まで戻って確認します。</w:t>
+      </w:r>
+    </w:p>
+    <w:p/>
+    <w:p>
+      <w:r>
+        <w:t>------------------------------------------------------------------------</w:t>
+      </w:r>
+    </w:p>
+    <w:p/>
+    <w:p>
+      <w:r>
+        <w:rPr>
+          <w:b/>
+          <w:sz w:val="26"/>
+        </w:rPr>
+        <w:t>2.23 Project Sakuraの成長イメージ</w:t>
+      </w:r>
+    </w:p>
+    <w:p/>
+    <w:p>
+      <w:r>
+        <w:t>Project Sakuraは、最初は非常に小さなプロジェクトです。</w:t>
+      </w:r>
+    </w:p>
+    <w:p/>
+    <w:p>
+      <w:r>
+        <w:t>最初に作ったPythonプログラムも、画面に文字を表示するだけでした。</w:t>
+      </w:r>
+    </w:p>
+    <w:p/>
+    <w:p>
+      <w:r>
+        <w:t>しかし、</w:t>
+      </w:r>
+    </w:p>
+    <w:p/>
+    <w:p>
+      <w:r>
+        <w:t>小さなプログラム ↓ 小さな自動化 ↓ 複数の処理 ↓ ブログ運営支援 ↓</w:t>
+      </w:r>
+    </w:p>
+    <w:p>
+      <w:r>
+        <w:t>データ管理 ↓ 運営システム</w:t>
+      </w:r>
+    </w:p>
+    <w:p/>
+    <w:p>
+      <w:r>
+        <w:t>というように、少しずつ大きくしていきます。</w:t>
+      </w:r>
+    </w:p>
+    <w:p/>
+    <w:p>
+      <w:r>
+        <w:t>重要なのは、最初から大きなものを作ろうとしないことです。</w:t>
+      </w:r>
+    </w:p>
+    <w:p/>
+    <w:p>
+      <w:r>
+        <w:t>一つの小さな機能を完成させ、それを積み重ねます。</w:t>
+      </w:r>
+    </w:p>
+    <w:p/>
+    <w:p>
+      <w:r>
+        <w:t>------------------------------------------------------------------------</w:t>
+      </w:r>
+    </w:p>
+    <w:p/>
+    <w:p>
+      <w:r>
+        <w:rPr>
+          <w:b/>
+          <w:sz w:val="26"/>
+        </w:rPr>
+        <w:t>2.24 第2章まとめ</w:t>
+      </w:r>
+    </w:p>
+    <w:p/>
+    <w:p>
+      <w:r>
+        <w:t>Project Sakuraは、</w:t>
+      </w:r>
+    </w:p>
+    <w:p/>
+    <w:p>
+      <w:r>
+        <w:t>AI ＋ Python ＋ GitHub ＋ VS Code ＋ WordPress ＋ データ管理</w:t>
+      </w:r>
+    </w:p>
+    <w:p/>
+    <w:p>
+      <w:r>
+        <w:t>などを組み合わせて、ブログ運営を継続的に改善する仕組みを作るプロジェクトです。</w:t>
+      </w:r>
+    </w:p>
+    <w:p/>
+    <w:p>
+      <w:r>
+        <w:t>それぞれの役割を整理すると、</w:t>
+      </w:r>
+    </w:p>
+    <w:p/>
+    <w:p>
+      <w:r>
+        <w:t>AI → 企画・調査・文章作成などを支援する</w:t>
+      </w:r>
+    </w:p>
+    <w:p/>
+    <w:p>
+      <w:r>
+        <w:t>Python → 繰り返し作業やデータ処理を自動化する</w:t>
+      </w:r>
+    </w:p>
+    <w:p/>
+    <w:p>
+      <w:r>
+        <w:t>GitHub → プログラムや原稿、変更履歴を管理する</w:t>
+      </w:r>
+    </w:p>
+    <w:p/>
+    <w:p>
+      <w:r>
+        <w:t>VS Code → プログラムやMarkdown原稿を編集する</w:t>
+      </w:r>
+    </w:p>
+    <w:p/>
+    <w:p>
+      <w:r>
+        <w:t>WordPress → 記事をWeb上へ公開する</w:t>
+      </w:r>
+    </w:p>
+    <w:p/>
+    <w:p>
+      <w:r>
+        <w:t>データ管理 → 作ったものや結果を記録する</w:t>
+      </w:r>
+    </w:p>
+    <w:p/>
+    <w:p>
+      <w:r>
+        <w:t>という関係になります。</w:t>
+      </w:r>
+    </w:p>
+    <w:p/>
+    <w:p>
+      <w:r>
+        <w:t>そして、これらを一つの流れとしてつなげます。</w:t>
+      </w:r>
+    </w:p>
+    <w:p/>
+    <w:p>
+      <w:r>
+        <w:t>``` text</w:t>
+      </w:r>
+    </w:p>
+    <w:p>
+      <w:r>
+        <w:t>企画</w:t>
+      </w:r>
+    </w:p>
+    <w:p>
+      <w:r>
+        <w:t>↓</w:t>
+      </w:r>
+    </w:p>
+    <w:p>
+      <w:r>
+        <w:t>調査</w:t>
+      </w:r>
+    </w:p>
+    <w:p>
+      <w:r>
+        <w:t>↓</w:t>
+      </w:r>
+    </w:p>
+    <w:p>
+      <w:r>
+        <w:t>AI支援</w:t>
+      </w:r>
+    </w:p>
+    <w:p>
+      <w:r>
+        <w:t>↓</w:t>
+      </w:r>
+    </w:p>
+    <w:p>
+      <w:r>
+        <w:t>記事作成</w:t>
+      </w:r>
+    </w:p>
+    <w:p>
+      <w:r>
+        <w:t>↓</w:t>
+      </w:r>
+    </w:p>
+    <w:p>
+      <w:r>
+        <w:t>画像作成</w:t>
+      </w:r>
+    </w:p>
+    <w:p>
+      <w:r>
+        <w:t>↓</w:t>
+      </w:r>
+    </w:p>
+    <w:p>
+      <w:r>
+        <w:t>公開</w:t>
+      </w:r>
+    </w:p>
+    <w:p>
+      <w:r>
+        <w:t>↓</w:t>
+      </w:r>
+    </w:p>
+    <w:p>
+      <w:r>
+        <w:t>アクセス確認</w:t>
+      </w:r>
+    </w:p>
+    <w:p>
+      <w:r>
+        <w:t>↓</w:t>
+      </w:r>
+    </w:p>
+    <w:p>
+      <w:r>
+        <w:t>改善</w:t>
+      </w:r>
+    </w:p>
+    <w:p>
+      <w:r>
+        <w:t>↓</w:t>
+      </w:r>
+    </w:p>
+    <w:p>
+      <w:r>
+        <w:t>データ蓄積</w:t>
+      </w:r>
+    </w:p>
+    <w:p>
+      <w:r>
+        <w:t>↓</w:t>
+      </w:r>
+    </w:p>
+    <w:p>
+      <w:r>
+        <w:t>次の企画</w:t>
+      </w:r>
+    </w:p>
+    <w:p>
+      <w:r>
+        <w:t>```</w:t>
+      </w:r>
+    </w:p>
+    <w:p/>
+    <w:p>
+      <w:r>
+        <w:t>Project Sakuraでは、この循環を少しずつ改善していきます。</w:t>
+      </w:r>
+    </w:p>
+    <w:p/>
+    <w:p>
+      <w:r>
+        <w:t>最初は手作業でも構いません。</w:t>
+      </w:r>
+    </w:p>
+    <w:p/>
+    <w:p>
+      <w:r>
+        <w:t>作業を理解し、手順を整理し、その後で自動化します。</w:t>
+      </w:r>
+    </w:p>
+    <w:p/>
+    <w:p>
+      <w:r>
+        <w:t>この考え方を基本として、次の章から具体的な設計へ進みます。</w:t>
+      </w:r>
+    </w:p>
+    <w:p/>
+    <w:p>
+      <w:r>
+        <w:t>------------------------------------------------------------------------</w:t>
+      </w:r>
+    </w:p>
+    <w:p/>
+    <w:p>
+      <w:r>
+        <w:rPr>
+          <w:b/>
+          <w:sz w:val="32"/>
+        </w:rPr>
+        <w:t>Chapter Check</w:t>
+      </w:r>
+    </w:p>
+    <w:p/>
+    <w:p>
+      <w:r>
+        <w:t>第2章を読み終えたら、次の質問を確認してみましょう。</w:t>
+      </w:r>
+    </w:p>
+    <w:p/>
+    <w:p>
+      <w:r>
+        <w:t>### Q1</w:t>
+      </w:r>
+    </w:p>
+    <w:p/>
+    <w:p>
+      <w:r>
+        <w:t>Project</w:t>
+      </w:r>
+    </w:p>
+    <w:p>
+      <w:r>
+        <w:t>Sakuraでは、なぜブログを作るだけではなく、運営の仕組みまで作ろうとしているのでしょうか？</w:t>
+      </w:r>
+    </w:p>
+    <w:p/>
+    <w:p>
+      <w:r>
+        <w:t>### Q2</w:t>
+      </w:r>
+    </w:p>
+    <w:p/>
+    <w:p>
+      <w:r>
+        <w:t>AIはProject Sakuraでどのような役割を担当しますか？</w:t>
+      </w:r>
+    </w:p>
+    <w:p/>
+    <w:p>
+      <w:r>
+        <w:t>### Q3</w:t>
+      </w:r>
+    </w:p>
+    <w:p/>
+    <w:p>
+      <w:r>
+        <w:t>PythonはProject Sakuraで何を自動化するために利用しますか？</w:t>
+      </w:r>
+    </w:p>
+    <w:p/>
+    <w:p>
+      <w:r>
+        <w:t>### Q4</w:t>
+      </w:r>
+    </w:p>
+    <w:p/>
+    <w:p>
+      <w:r>
+        <w:t>GitHubを利用する主な理由は何ですか？</w:t>
+      </w:r>
+    </w:p>
+    <w:p/>
+    <w:p>
+      <w:r>
+        <w:t>### Q5</w:t>
+      </w:r>
+    </w:p>
+    <w:p/>
+    <w:p>
+      <w:r>
+        <w:t>VS Codeは何を編集するために利用しますか？</w:t>
+      </w:r>
+    </w:p>
+    <w:p/>
+    <w:p>
+      <w:r>
+        <w:t>### Q6</w:t>
+      </w:r>
+    </w:p>
+    <w:p/>
+    <w:p>
+      <w:r>
+        <w:t>WordPressはProject Sakuraの中でどのような役割を担当しますか？</w:t>
+      </w:r>
+    </w:p>
+    <w:p/>
+    <w:p>
+      <w:r>
+        <w:t>### Q7</w:t>
+      </w:r>
+    </w:p>
+    <w:p/>
+    <w:p>
+      <w:r>
+        <w:t>なぜ最初から完全自動化を目指さないのでしょうか？</w:t>
+      </w:r>
+    </w:p>
+    <w:p/>
+    <w:p>
+      <w:r>
+        <w:t>### Q8</w:t>
+      </w:r>
+    </w:p>
+    <w:p/>
+    <w:p>
+      <w:r>
+        <w:t>Project Sakuraの基本的な運営サイクルを説明してください。</w:t>
+      </w:r>
+    </w:p>
+    <w:p/>
+    <w:p>
+      <w:r>
+        <w:t>------------------------------------------------------------------------</w:t>
+      </w:r>
+    </w:p>
+    <w:p/>
+    <w:p>
+      <w:r>
+        <w:rPr>
+          <w:b/>
+          <w:sz w:val="32"/>
+        </w:rPr>
+        <w:t>第3章への予告</w:t>
+      </w:r>
+    </w:p>
+    <w:p/>
+    <w:p>
+      <w:r>
+        <w:t>第2章では、Project</w:t>
+      </w:r>
+    </w:p>
+    <w:p>
+      <w:r>
+        <w:t>Sakuraを構成する主要な要素と、それぞれの役割を整理しました。</w:t>
+      </w:r>
+    </w:p>
+    <w:p/>
+    <w:p>
+      <w:r>
+        <w:t>次の章では、さらに具体的な設計へ進みます。</w:t>
+      </w:r>
+    </w:p>
+    <w:p/>
+    <w:p>
+      <w:r>
+        <w:t>ブログの目的、読者、ブログのテーマ、カテゴリ、記事構成、キーワード、コンテンツ管理、収益化、運営方法などについて整理します。</w:t>
+      </w:r>
+    </w:p>
+    <w:p/>
+    <w:p>
+      <w:r>
+        <w:t>Project</w:t>
+      </w:r>
+    </w:p>
+    <w:p>
+      <w:r>
+        <w:t>Sakuraという「仕組み」を実際に動かすためには、まず「何を発信するブログなのか」を明確にする必要があります。</w:t>
+      </w:r>
+    </w:p>
+    <w:p/>
+    <w:p>
+      <w:r>
+        <w:t>第3章では、</w:t>
+      </w:r>
+    </w:p>
+    <w:p/>
+    <w:p>
+      <w:r>
+        <w:t>**「ブログ設計とコンテンツ戦略」**</w:t>
+      </w:r>
+    </w:p>
+    <w:p/>
+    <w:p>
+      <w:r>
+        <w:t>をテーマとして、Project Sakuraのブログ部分を具体的に設計していきます。</w:t>
       </w:r>
     </w:p>
     <w:sectPr>
-      <w:footerReference w:type="default" r:id="rId9"/>
       <w:pgSz w:w="12240" w:h="15840"/>
       <w:pgMar w:top="1134" w:right="1134" w:bottom="1134" w:left="1134" w:header="720" w:footer="720" w:gutter="0"/>
       <w:cols w:space="720"/>
@@ -3493,24 +4609,6 @@
     </w:sectPr>
   </w:body>
 </w:document>
-</file>
-
-<file path=word/footer1.xml><?xml version="1.0" encoding="utf-8"?>
-<w:ftr xmlns:m="http://schemas.openxmlformats.org/officeDocument/2006/math" xmlns:mc="http://schemas.openxmlformats.org/markup-compatibility/2006" xmlns:mo="http://schemas.microsoft.com/office/mac/office/2008/main" xmlns:mv="urn:schemas-microsoft-com:mac:vml" xmlns:o="urn:schemas-microsoft-com:office:office" xmlns:r="http://schemas.openxmlformats.org/officeDocument/2006/relationships" xmlns:v="urn:schemas-microsoft-com:vml" xmlns:w10="urn:schemas-microsoft-com:office:word" xmlns:w14="http://schemas.microsoft.com/office/word/2010/wordml" xmlns:w="http://schemas.openxmlformats.org/wordprocessingml/2006/main" xmlns:wne="http://schemas.microsoft.com/office/word/2006/wordml" xmlns:wp14="http://schemas.microsoft.com/office/word/2010/wordprocessingDrawing" xmlns:wp="http://schemas.openxmlformats.org/drawingml/2006/wordprocessingDrawing" xmlns:wpc="http://schemas.microsoft.com/office/word/2010/wordprocessingCanvas" xmlns:wpg="http://schemas.microsoft.com/office/word/2010/wordprocessingGroup" xmlns:wpi="http://schemas.microsoft.com/office/word/2010/wordprocessingInk" xmlns:wps="http://schemas.microsoft.com/office/word/2010/wordprocessingShape" mc:Ignorable="w14 wp14">
-  <w:p>
-    <w:pPr>
-      <w:pStyle w:val="Footer"/>
-      <w:jc w:val="center"/>
-    </w:pPr>
-    <w:r>
-      <w:rPr>
-        <w:rFonts w:ascii="Yu Gothic" w:hAnsi="Yu Gothic" w:eastAsia="Yu Gothic"/>
-        <w:sz w:val="16"/>
-      </w:rPr>
-      <w:t>Project Sakura 第1巻 基礎編 v0.1</w:t>
-    </w:r>
-  </w:p>
-</w:ftr>
 </file>
 
 <file path=word/numbering.xml><?xml version="1.0" encoding="utf-8"?>
@@ -3940,11 +5038,11 @@
       <w:outlineLvl w:val="0"/>
     </w:pPr>
     <w:rPr>
-      <w:rFonts w:asciiTheme="majorHAnsi" w:eastAsiaTheme="majorEastAsia" w:hAnsiTheme="majorHAnsi" w:cstheme="majorBidi" w:ascii="Yu Gothic" w:hAnsi="Yu Gothic" w:eastAsia="Yu Gothic"/>
+      <w:rFonts w:asciiTheme="majorHAnsi" w:eastAsiaTheme="majorEastAsia" w:hAnsiTheme="majorHAnsi" w:cstheme="majorBidi"/>
       <w:b/>
       <w:bCs/>
       <w:color w:val="365F91" w:themeColor="accent1" w:themeShade="BF"/>
-      <w:sz w:val="36"/>
+      <w:sz w:val="28"/>
       <w:szCs w:val="28"/>
     </w:rPr>
   </w:style>
@@ -3964,11 +5062,11 @@
       <w:outlineLvl w:val="1"/>
     </w:pPr>
     <w:rPr>
-      <w:rFonts w:asciiTheme="majorHAnsi" w:eastAsiaTheme="majorEastAsia" w:hAnsiTheme="majorHAnsi" w:cstheme="majorBidi" w:ascii="Yu Gothic" w:hAnsi="Yu Gothic" w:eastAsia="Yu Gothic"/>
+      <w:rFonts w:asciiTheme="majorHAnsi" w:eastAsiaTheme="majorEastAsia" w:hAnsiTheme="majorHAnsi" w:cstheme="majorBidi"/>
       <w:b/>
       <w:bCs/>
       <w:color w:val="4F81BD" w:themeColor="accent1"/>
-      <w:sz w:val="28"/>
+      <w:sz w:val="26"/>
       <w:szCs w:val="26"/>
     </w:rPr>
   </w:style>
@@ -3988,11 +5086,10 @@
       <w:outlineLvl w:val="2"/>
     </w:pPr>
     <w:rPr>
-      <w:rFonts w:asciiTheme="majorHAnsi" w:eastAsiaTheme="majorEastAsia" w:hAnsiTheme="majorHAnsi" w:cstheme="majorBidi" w:ascii="Yu Gothic" w:hAnsi="Yu Gothic" w:eastAsia="Yu Gothic"/>
+      <w:rFonts w:asciiTheme="majorHAnsi" w:eastAsiaTheme="majorEastAsia" w:hAnsiTheme="majorHAnsi" w:cstheme="majorBidi"/>
       <w:b/>
       <w:bCs/>
       <w:color w:val="4F81BD" w:themeColor="accent1"/>
-      <w:sz w:val="24"/>
     </w:rPr>
   </w:style>
   <w:style w:type="paragraph" w:styleId="Heading4">
@@ -4230,11 +5327,11 @@
       <w:contextualSpacing/>
     </w:pPr>
     <w:rPr>
-      <w:rFonts w:asciiTheme="majorHAnsi" w:eastAsiaTheme="majorEastAsia" w:hAnsiTheme="majorHAnsi" w:cstheme="majorBidi" w:ascii="Yu Gothic" w:hAnsi="Yu Gothic" w:eastAsia="Yu Gothic"/>
+      <w:rFonts w:asciiTheme="majorHAnsi" w:eastAsiaTheme="majorEastAsia" w:hAnsiTheme="majorHAnsi" w:cstheme="majorBidi"/>
       <w:color w:val="17365D" w:themeColor="text2" w:themeShade="BF"/>
       <w:spacing w:val="5"/>
       <w:kern w:val="28"/>
-      <w:sz w:val="48"/>
+      <w:sz w:val="52"/>
       <w:szCs w:val="52"/>
     </w:rPr>
   </w:style>

--- a/docs/Vol01_基礎編/Project_Sakura_Vol1.docx
+++ b/docs/Vol01_基礎編/Project_Sakura_Vol1.docx
@@ -4,18 +4,47 @@
   <w:body>
     <w:p>
       <w:pPr>
-        <w:pStyle w:val="Heading1"/>
+        <w:jc w:val="center"/>
       </w:pPr>
       <w:r>
-        <w:t>Project Sakura 第1巻 基礎編 v0.1</w:t>
-      </w:r>
-    </w:p>
-    <w:p/>
+        <w:rPr>
+          <w:b/>
+          <w:sz w:val="40"/>
+        </w:rPr>
+        <w:t>Project Sakura 第1巻 基礎編</w:t>
+      </w:r>
+    </w:p>
+    <w:p>
+      <w:pPr>
+        <w:jc w:val="center"/>
+      </w:pPr>
+      <w:r>
+        <w:rPr>
+          <w:b/>
+          <w:sz w:val="28"/>
+        </w:rPr>
+        <w:t>第1章～第4章 正式版</w:t>
+      </w:r>
+    </w:p>
+    <w:p>
+      <w:r>
+        <w:br w:type="page"/>
+      </w:r>
+    </w:p>
     <w:p>
       <w:pPr>
         <w:pStyle w:val="Heading1"/>
       </w:pPr>
       <w:r>
+        <w:t>Project Sakura 第1巻 基礎編 v0.1</w:t>
+      </w:r>
+    </w:p>
+    <w:p/>
+    <w:p>
+      <w:pPr>
+        <w:pStyle w:val="Heading1"/>
+      </w:pPr>
+      <w:r>
         <w:t>第1章　Project Sakuraとは</w:t>
       </w:r>
     </w:p>
@@ -41,7 +70,11 @@
       </w:r>
     </w:p>
     <w:p/>
-    <w:p/>
+    <w:p>
+      <w:r>
+        <w:br w:type="page"/>
+      </w:r>
+    </w:p>
     <w:p/>
     <w:p>
       <w:pPr>
@@ -148,7 +181,11 @@
       </w:r>
     </w:p>
     <w:p/>
-    <w:p/>
+    <w:p>
+      <w:r>
+        <w:br w:type="page"/>
+      </w:r>
+    </w:p>
     <w:p/>
     <w:p>
       <w:pPr>
@@ -241,7 +278,11 @@
       </w:r>
     </w:p>
     <w:p/>
-    <w:p/>
+    <w:p>
+      <w:r>
+        <w:br w:type="page"/>
+      </w:r>
+    </w:p>
     <w:p/>
     <w:p>
       <w:pPr>
@@ -284,19 +325,13 @@
     <w:p/>
     <w:p>
       <w:r>
-        <w:t>```python</w:t>
-      </w:r>
-    </w:p>
-    <w:p>
-      <w:r>
+        <w:rPr>
+          <w:rFonts w:ascii="Consolas" w:hAnsi="Consolas"/>
+          <w:sz w:val="18"/>
+        </w:rPr>
         <w:t>print("こんにちは！Project Sakuraへようこそ！")</w:t>
       </w:r>
     </w:p>
-    <w:p>
-      <w:r>
-        <w:t>```</w:t>
-      </w:r>
-    </w:p>
     <w:p/>
     <w:p>
       <w:r>
@@ -390,7 +425,11 @@
       </w:r>
     </w:p>
     <w:p/>
-    <w:p/>
+    <w:p>
+      <w:r>
+        <w:br w:type="page"/>
+      </w:r>
+    </w:p>
     <w:p/>
     <w:p>
       <w:pPr>
@@ -481,7 +520,11 @@
       </w:r>
     </w:p>
     <w:p/>
-    <w:p/>
+    <w:p>
+      <w:r>
+        <w:br w:type="page"/>
+      </w:r>
+    </w:p>
     <w:p/>
     <w:p>
       <w:pPr>
@@ -563,121 +606,199 @@
     <w:p/>
     <w:p>
       <w:r>
-        <w:t>```text</w:t>
-      </w:r>
-    </w:p>
-    <w:p>
-      <w:r>
+        <w:rPr>
+          <w:rFonts w:ascii="Consolas" w:hAnsi="Consolas"/>
+          <w:sz w:val="18"/>
+        </w:rPr>
         <w:t>project-sakura</w:t>
       </w:r>
     </w:p>
     <w:p>
       <w:r>
+        <w:rPr>
+          <w:rFonts w:ascii="Consolas" w:hAnsi="Consolas"/>
+          <w:sz w:val="18"/>
+        </w:rPr>
         <w:t>│</w:t>
       </w:r>
     </w:p>
     <w:p>
       <w:r>
+        <w:rPr>
+          <w:rFonts w:ascii="Consolas" w:hAnsi="Consolas"/>
+          <w:sz w:val="18"/>
+        </w:rPr>
         <w:t>├─ docs</w:t>
       </w:r>
     </w:p>
     <w:p>
       <w:r>
+        <w:rPr>
+          <w:rFonts w:ascii="Consolas" w:hAnsi="Consolas"/>
+          <w:sz w:val="18"/>
+        </w:rPr>
         <w:t>│  │</w:t>
       </w:r>
     </w:p>
     <w:p>
       <w:r>
+        <w:rPr>
+          <w:rFonts w:ascii="Consolas" w:hAnsi="Consolas"/>
+          <w:sz w:val="18"/>
+        </w:rPr>
         <w:t>│  ├─ CHANGELOG.md</w:t>
       </w:r>
     </w:p>
     <w:p>
       <w:r>
+        <w:rPr>
+          <w:rFonts w:ascii="Consolas" w:hAnsi="Consolas"/>
+          <w:sz w:val="18"/>
+        </w:rPr>
         <w:t>│  │</w:t>
       </w:r>
     </w:p>
     <w:p>
       <w:r>
+        <w:rPr>
+          <w:rFonts w:ascii="Consolas" w:hAnsi="Consolas"/>
+          <w:sz w:val="18"/>
+        </w:rPr>
         <w:t>│  └─ Vol01_基礎編</w:t>
       </w:r>
     </w:p>
     <w:p>
       <w:r>
+        <w:rPr>
+          <w:rFonts w:ascii="Consolas" w:hAnsi="Consolas"/>
+          <w:sz w:val="18"/>
+        </w:rPr>
         <w:t>│     │</w:t>
       </w:r>
     </w:p>
     <w:p>
       <w:r>
+        <w:rPr>
+          <w:rFonts w:ascii="Consolas" w:hAnsi="Consolas"/>
+          <w:sz w:val="18"/>
+        </w:rPr>
         <w:t>│     ├─ images</w:t>
       </w:r>
     </w:p>
     <w:p>
       <w:r>
+        <w:rPr>
+          <w:rFonts w:ascii="Consolas" w:hAnsi="Consolas"/>
+          <w:sz w:val="18"/>
+        </w:rPr>
         <w:t>│     │</w:t>
       </w:r>
     </w:p>
     <w:p>
       <w:r>
+        <w:rPr>
+          <w:rFonts w:ascii="Consolas" w:hAnsi="Consolas"/>
+          <w:sz w:val="18"/>
+        </w:rPr>
         <w:t>│     ├─ source</w:t>
       </w:r>
     </w:p>
     <w:p>
       <w:r>
+        <w:rPr>
+          <w:rFonts w:ascii="Consolas" w:hAnsi="Consolas"/>
+          <w:sz w:val="18"/>
+        </w:rPr>
         <w:t>│     │  └─ Chapter01.md</w:t>
       </w:r>
     </w:p>
     <w:p>
       <w:r>
+        <w:rPr>
+          <w:rFonts w:ascii="Consolas" w:hAnsi="Consolas"/>
+          <w:sz w:val="18"/>
+        </w:rPr>
         <w:t>│     │</w:t>
       </w:r>
     </w:p>
     <w:p>
       <w:r>
+        <w:rPr>
+          <w:rFonts w:ascii="Consolas" w:hAnsi="Consolas"/>
+          <w:sz w:val="18"/>
+        </w:rPr>
         <w:t>│     └─ README.md</w:t>
       </w:r>
     </w:p>
     <w:p>
       <w:r>
+        <w:rPr>
+          <w:rFonts w:ascii="Consolas" w:hAnsi="Consolas"/>
+          <w:sz w:val="18"/>
+        </w:rPr>
         <w:t>│</w:t>
       </w:r>
     </w:p>
     <w:p>
       <w:r>
+        <w:rPr>
+          <w:rFonts w:ascii="Consolas" w:hAnsi="Consolas"/>
+          <w:sz w:val="18"/>
+        </w:rPr>
         <w:t>├─ python</w:t>
       </w:r>
     </w:p>
     <w:p>
       <w:r>
+        <w:rPr>
+          <w:rFonts w:ascii="Consolas" w:hAnsi="Consolas"/>
+          <w:sz w:val="18"/>
+        </w:rPr>
         <w:t>│  └─ lesson01.py</w:t>
       </w:r>
     </w:p>
     <w:p>
       <w:r>
+        <w:rPr>
+          <w:rFonts w:ascii="Consolas" w:hAnsi="Consolas"/>
+          <w:sz w:val="18"/>
+        </w:rPr>
         <w:t>│</w:t>
       </w:r>
     </w:p>
     <w:p>
       <w:r>
+        <w:rPr>
+          <w:rFonts w:ascii="Consolas" w:hAnsi="Consolas"/>
+          <w:sz w:val="18"/>
+        </w:rPr>
         <w:t>├─ .gitattributes</w:t>
       </w:r>
     </w:p>
     <w:p>
       <w:r>
+        <w:rPr>
+          <w:rFonts w:ascii="Consolas" w:hAnsi="Consolas"/>
+          <w:sz w:val="18"/>
+        </w:rPr>
         <w:t>│</w:t>
       </w:r>
     </w:p>
     <w:p>
       <w:r>
+        <w:rPr>
+          <w:rFonts w:ascii="Consolas" w:hAnsi="Consolas"/>
+          <w:sz w:val="18"/>
+        </w:rPr>
         <w:t>└─ README.md</w:t>
       </w:r>
     </w:p>
-    <w:p>
-      <w:r>
-        <w:t>```</w:t>
-      </w:r>
-    </w:p>
-    <w:p/>
-    <w:p/>
+    <w:p/>
+    <w:p>
+      <w:r>
+        <w:br w:type="page"/>
+      </w:r>
+    </w:p>
     <w:p/>
     <w:p>
       <w:pPr>
@@ -800,7 +921,11 @@
       </w:r>
     </w:p>
     <w:p/>
-    <w:p/>
+    <w:p>
+      <w:r>
+        <w:br w:type="page"/>
+      </w:r>
+    </w:p>
     <w:p/>
     <w:p>
       <w:pPr>
@@ -985,7 +1110,11 @@
       </w:r>
     </w:p>
     <w:p/>
-    <w:p/>
+    <w:p>
+      <w:r>
+        <w:br w:type="page"/>
+      </w:r>
+    </w:p>
     <w:p/>
     <w:p>
       <w:pPr>
@@ -1089,7 +1218,11 @@
       </w:r>
     </w:p>
     <w:p/>
-    <w:p/>
+    <w:p>
+      <w:r>
+        <w:br w:type="page"/>
+      </w:r>
+    </w:p>
     <w:p/>
     <w:p>
       <w:pPr>
@@ -1166,7 +1299,11 @@
       </w:r>
     </w:p>
     <w:p/>
-    <w:p/>
+    <w:p>
+      <w:r>
+        <w:br w:type="page"/>
+      </w:r>
+    </w:p>
     <w:p/>
     <w:p>
       <w:pPr>
@@ -1301,19 +1438,13 @@
     <w:p/>
     <w:p>
       <w:r>
-        <w:t>```python</w:t>
-      </w:r>
-    </w:p>
-    <w:p>
-      <w:r>
+        <w:rPr>
+          <w:rFonts w:ascii="Consolas" w:hAnsi="Consolas"/>
+          <w:sz w:val="18"/>
+        </w:rPr>
         <w:t>print("こんにちは！Project Sakuraへようこそ！")</w:t>
       </w:r>
     </w:p>
-    <w:p>
-      <w:r>
-        <w:t>```</w:t>
-      </w:r>
-    </w:p>
     <w:p/>
     <w:p>
       <w:r>
@@ -1327,7 +1458,11 @@
       </w:r>
     </w:p>
     <w:p/>
-    <w:p/>
+    <w:p>
+      <w:r>
+        <w:br w:type="page"/>
+      </w:r>
+    </w:p>
     <w:p/>
     <w:p>
       <w:pPr>
@@ -1352,19 +1487,13 @@
     <w:p/>
     <w:p>
       <w:r>
-        <w:t>```text</w:t>
-      </w:r>
-    </w:p>
-    <w:p>
-      <w:r>
+        <w:rPr>
+          <w:rFonts w:ascii="Consolas" w:hAnsi="Consolas"/>
+          <w:sz w:val="18"/>
+        </w:rPr>
         <w:t>project-sakura/docs/</w:t>
       </w:r>
     </w:p>
-    <w:p>
-      <w:r>
-        <w:t>```</w:t>
-      </w:r>
-    </w:p>
     <w:p/>
     <w:p>
       <w:r>
@@ -1380,19 +1509,13 @@
     <w:p/>
     <w:p>
       <w:r>
-        <w:t>```text</w:t>
-      </w:r>
-    </w:p>
-    <w:p>
-      <w:r>
+        <w:rPr>
+          <w:rFonts w:ascii="Consolas" w:hAnsi="Consolas"/>
+          <w:sz w:val="18"/>
+        </w:rPr>
         <w:t>project-sakura/docs/Vol01_基礎編/</w:t>
       </w:r>
     </w:p>
-    <w:p>
-      <w:r>
-        <w:t>```</w:t>
-      </w:r>
-    </w:p>
     <w:p/>
     <w:p>
       <w:r>
@@ -1408,19 +1531,13 @@
     <w:p/>
     <w:p>
       <w:r>
-        <w:t>```text</w:t>
-      </w:r>
-    </w:p>
-    <w:p>
-      <w:r>
+        <w:rPr>
+          <w:rFonts w:ascii="Consolas" w:hAnsi="Consolas"/>
+          <w:sz w:val="18"/>
+        </w:rPr>
         <w:t>source</w:t>
       </w:r>
     </w:p>
-    <w:p>
-      <w:r>
-        <w:t>```</w:t>
-      </w:r>
-    </w:p>
     <w:p/>
     <w:p>
       <w:r>
@@ -1436,19 +1553,13 @@
     <w:p/>
     <w:p>
       <w:r>
-        <w:t>```text</w:t>
-      </w:r>
-    </w:p>
-    <w:p>
-      <w:r>
+        <w:rPr>
+          <w:rFonts w:ascii="Consolas" w:hAnsi="Consolas"/>
+          <w:sz w:val="18"/>
+        </w:rPr>
         <w:t>Chapter01.md</w:t>
       </w:r>
     </w:p>
-    <w:p>
-      <w:r>
-        <w:t>```</w:t>
-      </w:r>
-    </w:p>
     <w:p/>
     <w:p>
       <w:r>
@@ -1462,7 +1573,11 @@
       </w:r>
     </w:p>
     <w:p/>
-    <w:p/>
+    <w:p>
+      <w:r>
+        <w:br w:type="page"/>
+      </w:r>
+    </w:p>
     <w:p/>
     <w:p>
       <w:pPr>
@@ -1577,7 +1692,11 @@
       </w:r>
     </w:p>
     <w:p/>
-    <w:p/>
+    <w:p>
+      <w:r>
+        <w:br w:type="page"/>
+      </w:r>
+    </w:p>
     <w:p/>
     <w:p>
       <w:pPr>
@@ -1686,7 +1805,11 @@
       </w:r>
     </w:p>
     <w:p/>
-    <w:p/>
+    <w:p>
+      <w:r>
+        <w:br w:type="page"/>
+      </w:r>
+    </w:p>
     <w:p/>
     <w:p>
       <w:pPr>
@@ -1829,7 +1952,11 @@
       </w:r>
     </w:p>
     <w:p/>
-    <w:p/>
+    <w:p>
+      <w:r>
+        <w:br w:type="page"/>
+      </w:r>
+    </w:p>
     <w:p/>
     <w:p>
       <w:pPr>
@@ -1936,7 +2063,11 @@
       </w:r>
     </w:p>
     <w:p/>
-    <w:p/>
+    <w:p>
+      <w:r>
+        <w:br w:type="page"/>
+      </w:r>
+    </w:p>
     <w:p/>
     <w:p>
       <w:pPr>
@@ -2528,17 +2659,11 @@
     <w:p/>
     <w:p>
       <w:r>
-        <w:t>``` python</w:t>
-      </w:r>
-    </w:p>
-    <w:p>
-      <w:r>
+        <w:rPr>
+          <w:rFonts w:ascii="Consolas" w:hAnsi="Consolas"/>
+          <w:sz w:val="18"/>
+        </w:rPr>
         <w:t>print("こんにちは！Project Sakuraへようこそ！")</w:t>
-      </w:r>
-    </w:p>
-    <w:p>
-      <w:r>
-        <w:t>```</w:t>
       </w:r>
     </w:p>
     <w:p/>
@@ -2852,19 +2977,13 @@
     <w:p/>
     <w:p>
       <w:r>
-        <w:t>``` text</w:t>
-      </w:r>
-    </w:p>
-    <w:p>
-      <w:r>
+        <w:rPr>
+          <w:rFonts w:ascii="Consolas" w:hAnsi="Consolas"/>
+          <w:sz w:val="18"/>
+        </w:rPr>
         <w:t>docs/Vol01_基礎編/source/Chapter01.md</w:t>
       </w:r>
     </w:p>
-    <w:p>
-      <w:r>
-        <w:t>```</w:t>
-      </w:r>
-    </w:p>
     <w:p/>
     <w:p>
       <w:r>
@@ -2880,17 +2999,11 @@
     <w:p/>
     <w:p>
       <w:r>
-        <w:t>``` text</w:t>
-      </w:r>
-    </w:p>
-    <w:p>
-      <w:r>
+        <w:rPr>
+          <w:rFonts w:ascii="Consolas" w:hAnsi="Consolas"/>
+          <w:sz w:val="18"/>
+        </w:rPr>
         <w:t>docs/Vol01_基礎編/source/Chapter02.md</w:t>
-      </w:r>
-    </w:p>
-    <w:p>
-      <w:r>
-        <w:t>```</w:t>
       </w:r>
     </w:p>
     <w:p/>
@@ -3212,127 +3325,209 @@
     <w:p/>
     <w:p>
       <w:r>
-        <w:t>``` text</w:t>
-      </w:r>
-    </w:p>
-    <w:p>
-      <w:r>
+        <w:rPr>
+          <w:rFonts w:ascii="Consolas" w:hAnsi="Consolas"/>
+          <w:sz w:val="18"/>
+        </w:rPr>
         <w:t>企画</w:t>
       </w:r>
     </w:p>
     <w:p>
       <w:r>
+        <w:rPr>
+          <w:rFonts w:ascii="Consolas" w:hAnsi="Consolas"/>
+          <w:sz w:val="18"/>
+        </w:rPr>
         <w:t xml:space="preserve"> ↓</w:t>
       </w:r>
     </w:p>
     <w:p>
       <w:r>
+        <w:rPr>
+          <w:rFonts w:ascii="Consolas" w:hAnsi="Consolas"/>
+          <w:sz w:val="18"/>
+        </w:rPr>
         <w:t>調査</w:t>
       </w:r>
     </w:p>
     <w:p>
       <w:r>
+        <w:rPr>
+          <w:rFonts w:ascii="Consolas" w:hAnsi="Consolas"/>
+          <w:sz w:val="18"/>
+        </w:rPr>
         <w:t xml:space="preserve"> ↓</w:t>
       </w:r>
     </w:p>
     <w:p>
       <w:r>
+        <w:rPr>
+          <w:rFonts w:ascii="Consolas" w:hAnsi="Consolas"/>
+          <w:sz w:val="18"/>
+        </w:rPr>
         <w:t>AIによる整理・支援</w:t>
       </w:r>
     </w:p>
     <w:p>
       <w:r>
+        <w:rPr>
+          <w:rFonts w:ascii="Consolas" w:hAnsi="Consolas"/>
+          <w:sz w:val="18"/>
+        </w:rPr>
         <w:t xml:space="preserve"> ↓</w:t>
       </w:r>
     </w:p>
     <w:p>
       <w:r>
+        <w:rPr>
+          <w:rFonts w:ascii="Consolas" w:hAnsi="Consolas"/>
+          <w:sz w:val="18"/>
+        </w:rPr>
         <w:t>記事作成</w:t>
       </w:r>
     </w:p>
     <w:p>
       <w:r>
+        <w:rPr>
+          <w:rFonts w:ascii="Consolas" w:hAnsi="Consolas"/>
+          <w:sz w:val="18"/>
+        </w:rPr>
         <w:t xml:space="preserve"> ↓</w:t>
       </w:r>
     </w:p>
     <w:p>
       <w:r>
+        <w:rPr>
+          <w:rFonts w:ascii="Consolas" w:hAnsi="Consolas"/>
+          <w:sz w:val="18"/>
+        </w:rPr>
         <w:t>内容確認</w:t>
       </w:r>
     </w:p>
     <w:p>
       <w:r>
+        <w:rPr>
+          <w:rFonts w:ascii="Consolas" w:hAnsi="Consolas"/>
+          <w:sz w:val="18"/>
+        </w:rPr>
         <w:t xml:space="preserve"> ↓</w:t>
       </w:r>
     </w:p>
     <w:p>
       <w:r>
+        <w:rPr>
+          <w:rFonts w:ascii="Consolas" w:hAnsi="Consolas"/>
+          <w:sz w:val="18"/>
+        </w:rPr>
         <w:t>画像作成</w:t>
       </w:r>
     </w:p>
     <w:p>
       <w:r>
+        <w:rPr>
+          <w:rFonts w:ascii="Consolas" w:hAnsi="Consolas"/>
+          <w:sz w:val="18"/>
+        </w:rPr>
         <w:t xml:space="preserve"> ↓</w:t>
       </w:r>
     </w:p>
     <w:p>
       <w:r>
+        <w:rPr>
+          <w:rFonts w:ascii="Consolas" w:hAnsi="Consolas"/>
+          <w:sz w:val="18"/>
+        </w:rPr>
         <w:t>WordPressへ登録</w:t>
       </w:r>
     </w:p>
     <w:p>
       <w:r>
+        <w:rPr>
+          <w:rFonts w:ascii="Consolas" w:hAnsi="Consolas"/>
+          <w:sz w:val="18"/>
+        </w:rPr>
         <w:t xml:space="preserve"> ↓</w:t>
       </w:r>
     </w:p>
     <w:p>
       <w:r>
+        <w:rPr>
+          <w:rFonts w:ascii="Consolas" w:hAnsi="Consolas"/>
+          <w:sz w:val="18"/>
+        </w:rPr>
         <w:t>公開</w:t>
       </w:r>
     </w:p>
     <w:p>
       <w:r>
+        <w:rPr>
+          <w:rFonts w:ascii="Consolas" w:hAnsi="Consolas"/>
+          <w:sz w:val="18"/>
+        </w:rPr>
         <w:t xml:space="preserve"> ↓</w:t>
       </w:r>
     </w:p>
     <w:p>
       <w:r>
+        <w:rPr>
+          <w:rFonts w:ascii="Consolas" w:hAnsi="Consolas"/>
+          <w:sz w:val="18"/>
+        </w:rPr>
         <w:t>アクセス確認</w:t>
       </w:r>
     </w:p>
     <w:p>
       <w:r>
+        <w:rPr>
+          <w:rFonts w:ascii="Consolas" w:hAnsi="Consolas"/>
+          <w:sz w:val="18"/>
+        </w:rPr>
         <w:t xml:space="preserve"> ↓</w:t>
       </w:r>
     </w:p>
     <w:p>
       <w:r>
+        <w:rPr>
+          <w:rFonts w:ascii="Consolas" w:hAnsi="Consolas"/>
+          <w:sz w:val="18"/>
+        </w:rPr>
         <w:t>改善</w:t>
       </w:r>
     </w:p>
     <w:p>
       <w:r>
+        <w:rPr>
+          <w:rFonts w:ascii="Consolas" w:hAnsi="Consolas"/>
+          <w:sz w:val="18"/>
+        </w:rPr>
         <w:t xml:space="preserve"> ↓</w:t>
       </w:r>
     </w:p>
     <w:p>
       <w:r>
+        <w:rPr>
+          <w:rFonts w:ascii="Consolas" w:hAnsi="Consolas"/>
+          <w:sz w:val="18"/>
+        </w:rPr>
         <w:t>データ蓄積</w:t>
       </w:r>
     </w:p>
     <w:p>
       <w:r>
+        <w:rPr>
+          <w:rFonts w:ascii="Consolas" w:hAnsi="Consolas"/>
+          <w:sz w:val="18"/>
+        </w:rPr>
         <w:t xml:space="preserve"> ↓</w:t>
       </w:r>
     </w:p>
     <w:p>
       <w:r>
+        <w:rPr>
+          <w:rFonts w:ascii="Consolas" w:hAnsi="Consolas"/>
+          <w:sz w:val="18"/>
+        </w:rPr>
         <w:t>次の企画</w:t>
-      </w:r>
-    </w:p>
-    <w:p>
-      <w:r>
-        <w:t>```</w:t>
       </w:r>
     </w:p>
     <w:p/>
@@ -3736,117 +3931,191 @@
     <w:p/>
     <w:p>
       <w:r>
-        <w:t>``` text</w:t>
-      </w:r>
-    </w:p>
-    <w:p>
-      <w:r>
+        <w:rPr>
+          <w:rFonts w:ascii="Consolas" w:hAnsi="Consolas"/>
+          <w:sz w:val="18"/>
+        </w:rPr>
         <w:t xml:space="preserve">                    Project Sakura</w:t>
       </w:r>
     </w:p>
     <w:p>
       <w:r>
+        <w:rPr>
+          <w:rFonts w:ascii="Consolas" w:hAnsi="Consolas"/>
+          <w:sz w:val="18"/>
+        </w:rPr>
         <w:t xml:space="preserve">                           │</w:t>
       </w:r>
     </w:p>
     <w:p>
       <w:r>
+        <w:rPr>
+          <w:rFonts w:ascii="Consolas" w:hAnsi="Consolas"/>
+          <w:sz w:val="18"/>
+        </w:rPr>
         <w:t xml:space="preserve">          ┌────────────────┼────────────────┐</w:t>
       </w:r>
     </w:p>
     <w:p>
       <w:r>
+        <w:rPr>
+          <w:rFonts w:ascii="Consolas" w:hAnsi="Consolas"/>
+          <w:sz w:val="18"/>
+        </w:rPr>
         <w:t xml:space="preserve">          │                │                │</w:t>
       </w:r>
     </w:p>
     <w:p>
       <w:r>
+        <w:rPr>
+          <w:rFonts w:ascii="Consolas" w:hAnsi="Consolas"/>
+          <w:sz w:val="18"/>
+        </w:rPr>
         <w:t xml:space="preserve">         AI              Python          ドキュメント</w:t>
       </w:r>
     </w:p>
     <w:p>
       <w:r>
+        <w:rPr>
+          <w:rFonts w:ascii="Consolas" w:hAnsi="Consolas"/>
+          <w:sz w:val="18"/>
+        </w:rPr>
         <w:t xml:space="preserve">          │                │                │</w:t>
       </w:r>
     </w:p>
     <w:p>
       <w:r>
+        <w:rPr>
+          <w:rFonts w:ascii="Consolas" w:hAnsi="Consolas"/>
+          <w:sz w:val="18"/>
+        </w:rPr>
         <w:t xml:space="preserve">     企画・調査         自動化・処理       原稿・設計</w:t>
       </w:r>
     </w:p>
     <w:p>
       <w:r>
+        <w:rPr>
+          <w:rFonts w:ascii="Consolas" w:hAnsi="Consolas"/>
+          <w:sz w:val="18"/>
+        </w:rPr>
         <w:t xml:space="preserve">          │                │                │</w:t>
       </w:r>
     </w:p>
     <w:p>
       <w:r>
+        <w:rPr>
+          <w:rFonts w:ascii="Consolas" w:hAnsi="Consolas"/>
+          <w:sz w:val="18"/>
+        </w:rPr>
         <w:t xml:space="preserve">          └────────────────┼────────────────┘</w:t>
       </w:r>
     </w:p>
     <w:p>
       <w:r>
+        <w:rPr>
+          <w:rFonts w:ascii="Consolas" w:hAnsi="Consolas"/>
+          <w:sz w:val="18"/>
+        </w:rPr>
         <w:t xml:space="preserve">                           │</w:t>
       </w:r>
     </w:p>
     <w:p>
       <w:r>
+        <w:rPr>
+          <w:rFonts w:ascii="Consolas" w:hAnsi="Consolas"/>
+          <w:sz w:val="18"/>
+        </w:rPr>
         <w:t xml:space="preserve">                       WordPress</w:t>
       </w:r>
     </w:p>
     <w:p>
       <w:r>
+        <w:rPr>
+          <w:rFonts w:ascii="Consolas" w:hAnsi="Consolas"/>
+          <w:sz w:val="18"/>
+        </w:rPr>
         <w:t xml:space="preserve">                           │</w:t>
       </w:r>
     </w:p>
     <w:p>
       <w:r>
+        <w:rPr>
+          <w:rFonts w:ascii="Consolas" w:hAnsi="Consolas"/>
+          <w:sz w:val="18"/>
+        </w:rPr>
         <w:t xml:space="preserve">                         公開</w:t>
       </w:r>
     </w:p>
     <w:p>
       <w:r>
+        <w:rPr>
+          <w:rFonts w:ascii="Consolas" w:hAnsi="Consolas"/>
+          <w:sz w:val="18"/>
+        </w:rPr>
         <w:t xml:space="preserve">                           │</w:t>
       </w:r>
     </w:p>
     <w:p>
       <w:r>
+        <w:rPr>
+          <w:rFonts w:ascii="Consolas" w:hAnsi="Consolas"/>
+          <w:sz w:val="18"/>
+        </w:rPr>
         <w:t xml:space="preserve">                      アクセス解析</w:t>
       </w:r>
     </w:p>
     <w:p>
       <w:r>
+        <w:rPr>
+          <w:rFonts w:ascii="Consolas" w:hAnsi="Consolas"/>
+          <w:sz w:val="18"/>
+        </w:rPr>
         <w:t xml:space="preserve">                           │</w:t>
       </w:r>
     </w:p>
     <w:p>
       <w:r>
+        <w:rPr>
+          <w:rFonts w:ascii="Consolas" w:hAnsi="Consolas"/>
+          <w:sz w:val="18"/>
+        </w:rPr>
         <w:t xml:space="preserve">                         改善</w:t>
       </w:r>
     </w:p>
     <w:p>
       <w:r>
+        <w:rPr>
+          <w:rFonts w:ascii="Consolas" w:hAnsi="Consolas"/>
+          <w:sz w:val="18"/>
+        </w:rPr>
         <w:t xml:space="preserve">                           │</w:t>
       </w:r>
     </w:p>
     <w:p>
       <w:r>
+        <w:rPr>
+          <w:rFonts w:ascii="Consolas" w:hAnsi="Consolas"/>
+          <w:sz w:val="18"/>
+        </w:rPr>
         <w:t xml:space="preserve">                       データ蓄積</w:t>
       </w:r>
     </w:p>
     <w:p>
       <w:r>
+        <w:rPr>
+          <w:rFonts w:ascii="Consolas" w:hAnsi="Consolas"/>
+          <w:sz w:val="18"/>
+        </w:rPr>
         <w:t xml:space="preserve">                           │</w:t>
       </w:r>
     </w:p>
     <w:p>
       <w:r>
+        <w:rPr>
+          <w:rFonts w:ascii="Consolas" w:hAnsi="Consolas"/>
+          <w:sz w:val="18"/>
+        </w:rPr>
         <w:t xml:space="preserve">                         次の企画</w:t>
-      </w:r>
-    </w:p>
-    <w:p>
-      <w:r>
-        <w:t>```</w:t>
       </w:r>
     </w:p>
     <w:p/>
@@ -3885,132 +4154,218 @@
     <w:p/>
     <w:p>
       <w:r>
-        <w:t>``` text</w:t>
-      </w:r>
-    </w:p>
-    <w:p>
-      <w:r>
+        <w:rPr>
+          <w:rFonts w:ascii="Consolas" w:hAnsi="Consolas"/>
+          <w:sz w:val="18"/>
+        </w:rPr>
         <w:t>project-sakura</w:t>
       </w:r>
     </w:p>
     <w:p>
       <w:r>
+        <w:rPr>
+          <w:rFonts w:ascii="Consolas" w:hAnsi="Consolas"/>
+          <w:sz w:val="18"/>
+        </w:rPr>
         <w:t>│</w:t>
       </w:r>
     </w:p>
     <w:p>
       <w:r>
+        <w:rPr>
+          <w:rFonts w:ascii="Consolas" w:hAnsi="Consolas"/>
+          <w:sz w:val="18"/>
+        </w:rPr>
         <w:t>├─ docs</w:t>
       </w:r>
     </w:p>
     <w:p>
       <w:r>
+        <w:rPr>
+          <w:rFonts w:ascii="Consolas" w:hAnsi="Consolas"/>
+          <w:sz w:val="18"/>
+        </w:rPr>
         <w:t>│  │</w:t>
       </w:r>
     </w:p>
     <w:p>
       <w:r>
+        <w:rPr>
+          <w:rFonts w:ascii="Consolas" w:hAnsi="Consolas"/>
+          <w:sz w:val="18"/>
+        </w:rPr>
         <w:t>│  ├─ CHANGELOG.md</w:t>
       </w:r>
     </w:p>
     <w:p>
       <w:r>
+        <w:rPr>
+          <w:rFonts w:ascii="Consolas" w:hAnsi="Consolas"/>
+          <w:sz w:val="18"/>
+        </w:rPr>
         <w:t>│  │</w:t>
       </w:r>
     </w:p>
     <w:p>
       <w:r>
+        <w:rPr>
+          <w:rFonts w:ascii="Consolas" w:hAnsi="Consolas"/>
+          <w:sz w:val="18"/>
+        </w:rPr>
         <w:t>│  └─ Vol01_基礎編</w:t>
       </w:r>
     </w:p>
     <w:p>
       <w:r>
+        <w:rPr>
+          <w:rFonts w:ascii="Consolas" w:hAnsi="Consolas"/>
+          <w:sz w:val="18"/>
+        </w:rPr>
         <w:t>│     │</w:t>
       </w:r>
     </w:p>
     <w:p>
       <w:r>
+        <w:rPr>
+          <w:rFonts w:ascii="Consolas" w:hAnsi="Consolas"/>
+          <w:sz w:val="18"/>
+        </w:rPr>
         <w:t>│     ├─ images</w:t>
       </w:r>
     </w:p>
     <w:p>
       <w:r>
+        <w:rPr>
+          <w:rFonts w:ascii="Consolas" w:hAnsi="Consolas"/>
+          <w:sz w:val="18"/>
+        </w:rPr>
         <w:t>│     │</w:t>
       </w:r>
     </w:p>
     <w:p>
       <w:r>
+        <w:rPr>
+          <w:rFonts w:ascii="Consolas" w:hAnsi="Consolas"/>
+          <w:sz w:val="18"/>
+        </w:rPr>
         <w:t>│     ├─ source</w:t>
       </w:r>
     </w:p>
     <w:p>
       <w:r>
+        <w:rPr>
+          <w:rFonts w:ascii="Consolas" w:hAnsi="Consolas"/>
+          <w:sz w:val="18"/>
+        </w:rPr>
         <w:t>│     │  ├─ Chapter01.md</w:t>
       </w:r>
     </w:p>
     <w:p>
       <w:r>
+        <w:rPr>
+          <w:rFonts w:ascii="Consolas" w:hAnsi="Consolas"/>
+          <w:sz w:val="18"/>
+        </w:rPr>
         <w:t>│     │  └─ Chapter02.md</w:t>
       </w:r>
     </w:p>
     <w:p>
       <w:r>
+        <w:rPr>
+          <w:rFonts w:ascii="Consolas" w:hAnsi="Consolas"/>
+          <w:sz w:val="18"/>
+        </w:rPr>
         <w:t>│     │</w:t>
       </w:r>
     </w:p>
     <w:p>
       <w:r>
+        <w:rPr>
+          <w:rFonts w:ascii="Consolas" w:hAnsi="Consolas"/>
+          <w:sz w:val="18"/>
+        </w:rPr>
         <w:t>│     ├─ Project_Sakura_Vol1.docx</w:t>
       </w:r>
     </w:p>
     <w:p>
       <w:r>
+        <w:rPr>
+          <w:rFonts w:ascii="Consolas" w:hAnsi="Consolas"/>
+          <w:sz w:val="18"/>
+        </w:rPr>
         <w:t>│     ├─ Project_Sakura_Vol1.pdf</w:t>
       </w:r>
     </w:p>
     <w:p>
       <w:r>
+        <w:rPr>
+          <w:rFonts w:ascii="Consolas" w:hAnsi="Consolas"/>
+          <w:sz w:val="18"/>
+        </w:rPr>
         <w:t>│     └─ README.md</w:t>
       </w:r>
     </w:p>
     <w:p>
       <w:r>
+        <w:rPr>
+          <w:rFonts w:ascii="Consolas" w:hAnsi="Consolas"/>
+          <w:sz w:val="18"/>
+        </w:rPr>
         <w:t>│</w:t>
       </w:r>
     </w:p>
     <w:p>
       <w:r>
+        <w:rPr>
+          <w:rFonts w:ascii="Consolas" w:hAnsi="Consolas"/>
+          <w:sz w:val="18"/>
+        </w:rPr>
         <w:t>├─ python</w:t>
       </w:r>
     </w:p>
     <w:p>
       <w:r>
+        <w:rPr>
+          <w:rFonts w:ascii="Consolas" w:hAnsi="Consolas"/>
+          <w:sz w:val="18"/>
+        </w:rPr>
         <w:t>│  └─ lesson01.py</w:t>
       </w:r>
     </w:p>
     <w:p>
       <w:r>
+        <w:rPr>
+          <w:rFonts w:ascii="Consolas" w:hAnsi="Consolas"/>
+          <w:sz w:val="18"/>
+        </w:rPr>
         <w:t>│</w:t>
       </w:r>
     </w:p>
     <w:p>
       <w:r>
+        <w:rPr>
+          <w:rFonts w:ascii="Consolas" w:hAnsi="Consolas"/>
+          <w:sz w:val="18"/>
+        </w:rPr>
         <w:t>├─ .gitattributes</w:t>
       </w:r>
     </w:p>
     <w:p>
       <w:r>
+        <w:rPr>
+          <w:rFonts w:ascii="Consolas" w:hAnsi="Consolas"/>
+          <w:sz w:val="18"/>
+        </w:rPr>
         <w:t>│</w:t>
       </w:r>
     </w:p>
     <w:p>
       <w:r>
+        <w:rPr>
+          <w:rFonts w:ascii="Consolas" w:hAnsi="Consolas"/>
+          <w:sz w:val="18"/>
+        </w:rPr>
         <w:t>└─ README.md</w:t>
-      </w:r>
-    </w:p>
-    <w:p>
-      <w:r>
-        <w:t>```</w:t>
       </w:r>
     </w:p>
     <w:p/>
@@ -4116,47 +4471,65 @@
     <w:p/>
     <w:p>
       <w:r>
-        <w:t>``` text</w:t>
-      </w:r>
-    </w:p>
-    <w:p>
-      <w:r>
+        <w:rPr>
+          <w:rFonts w:ascii="Consolas" w:hAnsi="Consolas"/>
+          <w:sz w:val="18"/>
+        </w:rPr>
         <w:t>v0.1</w:t>
       </w:r>
     </w:p>
     <w:p>
       <w:r>
+        <w:rPr>
+          <w:rFonts w:ascii="Consolas" w:hAnsi="Consolas"/>
+          <w:sz w:val="18"/>
+        </w:rPr>
         <w:t>↓</w:t>
       </w:r>
     </w:p>
     <w:p>
       <w:r>
+        <w:rPr>
+          <w:rFonts w:ascii="Consolas" w:hAnsi="Consolas"/>
+          <w:sz w:val="18"/>
+        </w:rPr>
         <w:t>v0.2</w:t>
       </w:r>
     </w:p>
     <w:p>
       <w:r>
+        <w:rPr>
+          <w:rFonts w:ascii="Consolas" w:hAnsi="Consolas"/>
+          <w:sz w:val="18"/>
+        </w:rPr>
         <w:t>↓</w:t>
       </w:r>
     </w:p>
     <w:p>
       <w:r>
+        <w:rPr>
+          <w:rFonts w:ascii="Consolas" w:hAnsi="Consolas"/>
+          <w:sz w:val="18"/>
+        </w:rPr>
         <w:t>v0.3</w:t>
       </w:r>
     </w:p>
     <w:p>
       <w:r>
+        <w:rPr>
+          <w:rFonts w:ascii="Consolas" w:hAnsi="Consolas"/>
+          <w:sz w:val="18"/>
+        </w:rPr>
         <w:t>↓</w:t>
       </w:r>
     </w:p>
     <w:p>
       <w:r>
+        <w:rPr>
+          <w:rFonts w:ascii="Consolas" w:hAnsi="Consolas"/>
+          <w:sz w:val="18"/>
+        </w:rPr>
         <w:t>v1.0</w:t>
-      </w:r>
-    </w:p>
-    <w:p>
-      <w:r>
-        <w:t>```</w:t>
       </w:r>
     </w:p>
     <w:p/>
@@ -4497,107 +4870,173 @@
     <w:p/>
     <w:p>
       <w:r>
-        <w:t>``` text</w:t>
-      </w:r>
-    </w:p>
-    <w:p>
-      <w:r>
+        <w:rPr>
+          <w:rFonts w:ascii="Consolas" w:hAnsi="Consolas"/>
+          <w:sz w:val="18"/>
+        </w:rPr>
         <w:t>企画</w:t>
       </w:r>
     </w:p>
     <w:p>
       <w:r>
+        <w:rPr>
+          <w:rFonts w:ascii="Consolas" w:hAnsi="Consolas"/>
+          <w:sz w:val="18"/>
+        </w:rPr>
         <w:t>↓</w:t>
       </w:r>
     </w:p>
     <w:p>
       <w:r>
+        <w:rPr>
+          <w:rFonts w:ascii="Consolas" w:hAnsi="Consolas"/>
+          <w:sz w:val="18"/>
+        </w:rPr>
         <w:t>調査</w:t>
       </w:r>
     </w:p>
     <w:p>
       <w:r>
+        <w:rPr>
+          <w:rFonts w:ascii="Consolas" w:hAnsi="Consolas"/>
+          <w:sz w:val="18"/>
+        </w:rPr>
         <w:t>↓</w:t>
       </w:r>
     </w:p>
     <w:p>
       <w:r>
+        <w:rPr>
+          <w:rFonts w:ascii="Consolas" w:hAnsi="Consolas"/>
+          <w:sz w:val="18"/>
+        </w:rPr>
         <w:t>AI支援</w:t>
       </w:r>
     </w:p>
     <w:p>
       <w:r>
+        <w:rPr>
+          <w:rFonts w:ascii="Consolas" w:hAnsi="Consolas"/>
+          <w:sz w:val="18"/>
+        </w:rPr>
         <w:t>↓</w:t>
       </w:r>
     </w:p>
     <w:p>
       <w:r>
+        <w:rPr>
+          <w:rFonts w:ascii="Consolas" w:hAnsi="Consolas"/>
+          <w:sz w:val="18"/>
+        </w:rPr>
         <w:t>記事作成</w:t>
       </w:r>
     </w:p>
     <w:p>
       <w:r>
+        <w:rPr>
+          <w:rFonts w:ascii="Consolas" w:hAnsi="Consolas"/>
+          <w:sz w:val="18"/>
+        </w:rPr>
         <w:t>↓</w:t>
       </w:r>
     </w:p>
     <w:p>
       <w:r>
+        <w:rPr>
+          <w:rFonts w:ascii="Consolas" w:hAnsi="Consolas"/>
+          <w:sz w:val="18"/>
+        </w:rPr>
         <w:t>画像作成</w:t>
       </w:r>
     </w:p>
     <w:p>
       <w:r>
+        <w:rPr>
+          <w:rFonts w:ascii="Consolas" w:hAnsi="Consolas"/>
+          <w:sz w:val="18"/>
+        </w:rPr>
         <w:t>↓</w:t>
       </w:r>
     </w:p>
     <w:p>
       <w:r>
+        <w:rPr>
+          <w:rFonts w:ascii="Consolas" w:hAnsi="Consolas"/>
+          <w:sz w:val="18"/>
+        </w:rPr>
         <w:t>公開</w:t>
       </w:r>
     </w:p>
     <w:p>
       <w:r>
+        <w:rPr>
+          <w:rFonts w:ascii="Consolas" w:hAnsi="Consolas"/>
+          <w:sz w:val="18"/>
+        </w:rPr>
         <w:t>↓</w:t>
       </w:r>
     </w:p>
     <w:p>
       <w:r>
+        <w:rPr>
+          <w:rFonts w:ascii="Consolas" w:hAnsi="Consolas"/>
+          <w:sz w:val="18"/>
+        </w:rPr>
         <w:t>アクセス確認</w:t>
       </w:r>
     </w:p>
     <w:p>
       <w:r>
+        <w:rPr>
+          <w:rFonts w:ascii="Consolas" w:hAnsi="Consolas"/>
+          <w:sz w:val="18"/>
+        </w:rPr>
         <w:t>↓</w:t>
       </w:r>
     </w:p>
     <w:p>
       <w:r>
+        <w:rPr>
+          <w:rFonts w:ascii="Consolas" w:hAnsi="Consolas"/>
+          <w:sz w:val="18"/>
+        </w:rPr>
         <w:t>改善</w:t>
       </w:r>
     </w:p>
     <w:p>
       <w:r>
+        <w:rPr>
+          <w:rFonts w:ascii="Consolas" w:hAnsi="Consolas"/>
+          <w:sz w:val="18"/>
+        </w:rPr>
         <w:t>↓</w:t>
       </w:r>
     </w:p>
     <w:p>
       <w:r>
+        <w:rPr>
+          <w:rFonts w:ascii="Consolas" w:hAnsi="Consolas"/>
+          <w:sz w:val="18"/>
+        </w:rPr>
         <w:t>データ蓄積</w:t>
       </w:r>
     </w:p>
     <w:p>
       <w:r>
+        <w:rPr>
+          <w:rFonts w:ascii="Consolas" w:hAnsi="Consolas"/>
+          <w:sz w:val="18"/>
+        </w:rPr>
         <w:t>↓</w:t>
       </w:r>
     </w:p>
     <w:p>
       <w:r>
+        <w:rPr>
+          <w:rFonts w:ascii="Consolas" w:hAnsi="Consolas"/>
+          <w:sz w:val="18"/>
+        </w:rPr>
         <w:t>次の企画</w:t>
-      </w:r>
-    </w:p>
-    <w:p>
-      <w:r>
-        <w:t>```</w:t>
       </w:r>
     </w:p>
     <w:p/>
@@ -5004,7 +5443,11 @@
       </w:r>
     </w:p>
     <w:p/>
-    <w:p/>
+    <w:p>
+      <w:r>
+        <w:br w:type="page"/>
+      </w:r>
+    </w:p>
     <w:p/>
     <w:p>
       <w:pPr>
@@ -6242,7 +6685,11 @@
       </w:r>
     </w:p>
     <w:p/>
-    <w:p/>
+    <w:p>
+      <w:r>
+        <w:br w:type="page"/>
+      </w:r>
+    </w:p>
     <w:p/>
     <w:p>
       <w:pPr>
@@ -6409,7 +6856,11 @@
       </w:r>
     </w:p>
     <w:p/>
-    <w:p/>
+    <w:p>
+      <w:r>
+        <w:br w:type="page"/>
+      </w:r>
+    </w:p>
     <w:p/>
     <w:p>
       <w:pPr>
@@ -6467,9 +6918,3729 @@
         <w:t>をテーマとして、Project Sakuraで実際に記事を1本作るための流れを具体化していきます。</w:t>
       </w:r>
     </w:p>
+    <w:p>
+      <w:r>
+        <w:br w:type="page"/>
+      </w:r>
+    </w:p>
+    <w:p>
+      <w:pPr>
+        <w:pStyle w:val="Heading1"/>
+      </w:pPr>
+      <w:r>
+        <w:t>Project Sakura 第1巻 基礎編 v0.1</w:t>
+      </w:r>
+    </w:p>
+    <w:p/>
+    <w:p>
+      <w:pPr>
+        <w:pStyle w:val="Heading1"/>
+      </w:pPr>
+      <w:r>
+        <w:t>第4章 記事制作ワークフロー</w:t>
+      </w:r>
+    </w:p>
+    <w:p/>
+    <w:p>
+      <w:r>
+        <w:t>第3章では、Project Sakuraのブログについて、「何を発信するのか」「誰に届けるのか」「記事をどのように整理するのか」「どのように制作し、公開し、改善するのか」という基本設計を整理しました。</w:t>
+      </w:r>
+    </w:p>
+    <w:p/>
+    <w:p>
+      <w:r>
+        <w:t>第4章では、その設計を実際の作業へ落とし込みます。</w:t>
+      </w:r>
+    </w:p>
+    <w:p/>
+    <w:p>
+      <w:r>
+        <w:t>Project Sakuraでは、ブログ運営を、</w:t>
+      </w:r>
+    </w:p>
+    <w:p/>
+    <w:p>
+      <w:r>
+        <w:t>企画</w:t>
+      </w:r>
+    </w:p>
+    <w:p>
+      <w:r>
+        <w:t>↓</w:t>
+      </w:r>
+    </w:p>
+    <w:p>
+      <w:r>
+        <w:t>調査</w:t>
+      </w:r>
+    </w:p>
+    <w:p>
+      <w:r>
+        <w:t>↓</w:t>
+      </w:r>
+    </w:p>
+    <w:p>
+      <w:r>
+        <w:t>AIによる整理・支援</w:t>
+      </w:r>
+    </w:p>
+    <w:p>
+      <w:r>
+        <w:t>↓</w:t>
+      </w:r>
+    </w:p>
+    <w:p>
+      <w:r>
+        <w:t>記事作成</w:t>
+      </w:r>
+    </w:p>
+    <w:p>
+      <w:r>
+        <w:t>↓</w:t>
+      </w:r>
+    </w:p>
+    <w:p>
+      <w:r>
+        <w:t>内容確認</w:t>
+      </w:r>
+    </w:p>
+    <w:p>
+      <w:r>
+        <w:t>↓</w:t>
+      </w:r>
+    </w:p>
+    <w:p>
+      <w:r>
+        <w:t>画像作成</w:t>
+      </w:r>
+    </w:p>
+    <w:p>
+      <w:r>
+        <w:t>↓</w:t>
+      </w:r>
+    </w:p>
+    <w:p>
+      <w:r>
+        <w:t>WordPressへ登録</w:t>
+      </w:r>
+    </w:p>
+    <w:p>
+      <w:r>
+        <w:t>↓</w:t>
+      </w:r>
+    </w:p>
+    <w:p>
+      <w:r>
+        <w:t>公開</w:t>
+      </w:r>
+    </w:p>
+    <w:p>
+      <w:r>
+        <w:t>↓</w:t>
+      </w:r>
+    </w:p>
+    <w:p>
+      <w:r>
+        <w:t>アクセス確認</w:t>
+      </w:r>
+    </w:p>
+    <w:p>
+      <w:r>
+        <w:t>↓</w:t>
+      </w:r>
+    </w:p>
+    <w:p>
+      <w:r>
+        <w:t>改善</w:t>
+      </w:r>
+    </w:p>
+    <w:p>
+      <w:r>
+        <w:t>↓</w:t>
+      </w:r>
+    </w:p>
+    <w:p>
+      <w:r>
+        <w:t>データ蓄積</w:t>
+      </w:r>
+    </w:p>
+    <w:p>
+      <w:r>
+        <w:t>↓</w:t>
+      </w:r>
+    </w:p>
+    <w:p>
+      <w:r>
+        <w:t>次の企画</w:t>
+      </w:r>
+    </w:p>
+    <w:p/>
+    <w:p>
+      <w:r>
+        <w:t>という循環として考えます。</w:t>
+      </w:r>
+    </w:p>
+    <w:p/>
+    <w:p>
+      <w:r>
+        <w:t>この流れは、第2章で整理したProject Sakuraの基本ワークフローそのものです。</w:t>
+      </w:r>
+    </w:p>
+    <w:p/>
+    <w:p>
+      <w:r>
+        <w:t>本章では、この一連の流れを「記事を1本完成させる」という視点から、順番に確認します。</w:t>
+      </w:r>
+    </w:p>
+    <w:p/>
+    <w:p>
+      <w:r>
+        <w:t>最初からすべてを自動化する必要はありません。</w:t>
+      </w:r>
+    </w:p>
+    <w:p/>
+    <w:p>
+      <w:r>
+        <w:t>まずは一つの記事を手作業で完成させます。</w:t>
+      </w:r>
+    </w:p>
+    <w:p/>
+    <w:p>
+      <w:r>
+        <w:t>その作業を理解し、手順を整理します。</w:t>
+      </w:r>
+    </w:p>
+    <w:p/>
+    <w:p>
+      <w:r>
+        <w:t>その後で、時間のかかる作業や繰り返し作業を見つけ、必要な部分から少しずつ仕組み化していきます。</w:t>
+      </w:r>
+    </w:p>
+    <w:p/>
+    <w:p>
+      <w:r>
+        <w:br w:type="page"/>
+      </w:r>
+    </w:p>
+    <w:p/>
+    <w:p>
+      <w:pPr>
+        <w:pStyle w:val="Heading2"/>
+      </w:pPr>
+      <w:r>
+        <w:t>4.1 記事制作を一つの流れとして考える</w:t>
+      </w:r>
+    </w:p>
+    <w:p/>
+    <w:p>
+      <w:r>
+        <w:t>記事を書くと聞くと、「文章を書く」ことだけを想像するかもしれません。</w:t>
+      </w:r>
+    </w:p>
+    <w:p/>
+    <w:p>
+      <w:r>
+        <w:t>しかし、Project Sakuraでは、記事制作を文章を書く作業だけとは考えません。</w:t>
+      </w:r>
+    </w:p>
+    <w:p/>
+    <w:p>
+      <w:r>
+        <w:t>一つの記事を公開するまでには、</w:t>
+      </w:r>
+    </w:p>
+    <w:p/>
+    <w:p>
+      <w:r>
+        <w:t>テーマを決める</w:t>
+      </w:r>
+    </w:p>
+    <w:p>
+      <w:r>
+        <w:t>↓</w:t>
+      </w:r>
+    </w:p>
+    <w:p>
+      <w:r>
+        <w:t>情報を集める</w:t>
+      </w:r>
+    </w:p>
+    <w:p>
+      <w:r>
+        <w:t>↓</w:t>
+      </w:r>
+    </w:p>
+    <w:p>
+      <w:r>
+        <w:t>構成を考える</w:t>
+      </w:r>
+    </w:p>
+    <w:p>
+      <w:r>
+        <w:t>↓</w:t>
+      </w:r>
+    </w:p>
+    <w:p>
+      <w:r>
+        <w:t>記事を書く</w:t>
+      </w:r>
+    </w:p>
+    <w:p>
+      <w:r>
+        <w:t>↓</w:t>
+      </w:r>
+    </w:p>
+    <w:p>
+      <w:r>
+        <w:t>内容を確認する</w:t>
+      </w:r>
+    </w:p>
+    <w:p>
+      <w:r>
+        <w:t>↓</w:t>
+      </w:r>
+    </w:p>
+    <w:p>
+      <w:r>
+        <w:t>画像を準備する</w:t>
+      </w:r>
+    </w:p>
+    <w:p>
+      <w:r>
+        <w:t>↓</w:t>
+      </w:r>
+    </w:p>
+    <w:p>
+      <w:r>
+        <w:t>WordPressへ登録する</w:t>
+      </w:r>
+    </w:p>
+    <w:p>
+      <w:r>
+        <w:t>↓</w:t>
+      </w:r>
+    </w:p>
+    <w:p>
+      <w:r>
+        <w:t>公開する</w:t>
+      </w:r>
+    </w:p>
+    <w:p/>
+    <w:p>
+      <w:r>
+        <w:t>という複数の作業があります。</w:t>
+      </w:r>
+    </w:p>
+    <w:p/>
+    <w:p>
+      <w:r>
+        <w:t>さらに、公開した後には、</w:t>
+      </w:r>
+    </w:p>
+    <w:p/>
+    <w:p>
+      <w:r>
+        <w:t>アクセスを確認する</w:t>
+      </w:r>
+    </w:p>
+    <w:p>
+      <w:r>
+        <w:t>↓</w:t>
+      </w:r>
+    </w:p>
+    <w:p>
+      <w:r>
+        <w:t>必要な部分を改善する</w:t>
+      </w:r>
+    </w:p>
+    <w:p>
+      <w:r>
+        <w:t>↓</w:t>
+      </w:r>
+    </w:p>
+    <w:p>
+      <w:r>
+        <w:t>結果を記録する</w:t>
+      </w:r>
+    </w:p>
+    <w:p/>
+    <w:p>
+      <w:r>
+        <w:t>という作業があります。</w:t>
+      </w:r>
+    </w:p>
+    <w:p/>
+    <w:p>
+      <w:r>
+        <w:t>そのため、Project Sakuraでは「記事を書く」ではなく、「記事を完成させて公開し、その後の改善まで行う」ことを一つの制作サイクルとして扱います。</w:t>
+      </w:r>
+    </w:p>
+    <w:p/>
+    <w:p>
+      <w:r>
+        <w:br w:type="page"/>
+      </w:r>
+    </w:p>
+    <w:p/>
+    <w:p>
+      <w:pPr>
+        <w:pStyle w:val="Heading2"/>
+      </w:pPr>
+      <w:r>
+        <w:t>4.2 最初に記事の目的を確認する</w:t>
+      </w:r>
+    </w:p>
+    <w:p/>
+    <w:p>
+      <w:r>
+        <w:t>記事を作る前に、その記事を作る目的を確認します。</w:t>
+      </w:r>
+    </w:p>
+    <w:p/>
+    <w:p>
+      <w:r>
+        <w:t>第3章では、ブログの目的や読者、テーマを考えることが重要だと整理しました。</w:t>
+      </w:r>
+    </w:p>
+    <w:p/>
+    <w:p>
+      <w:r>
+        <w:t>そのため、記事ごとにも、「この記事は何のために作るのか」を確認します。</w:t>
+      </w:r>
+    </w:p>
+    <w:p/>
+    <w:p>
+      <w:r>
+        <w:t>例えば、</w:t>
+      </w:r>
+    </w:p>
+    <w:p/>
+    <w:p>
+      <w:r>
+        <w:t>読者の疑問を解決する</w:t>
+      </w:r>
+    </w:p>
+    <w:p>
+      <w:r>
+        <w:t>↓</w:t>
+      </w:r>
+    </w:p>
+    <w:p>
+      <w:r>
+        <w:t>必要な情報を分かりやすく説明する</w:t>
+      </w:r>
+    </w:p>
+    <w:p>
+      <w:r>
+        <w:t>↓</w:t>
+      </w:r>
+    </w:p>
+    <w:p>
+      <w:r>
+        <w:t>関連する記事へ案内する</w:t>
+      </w:r>
+    </w:p>
+    <w:p/>
+    <w:p>
+      <w:r>
+        <w:t>というように、記事の役割を決めます。</w:t>
+      </w:r>
+    </w:p>
+    <w:p/>
+    <w:p>
+      <w:r>
+        <w:t>目的が決まっていれば、記事の構成を考えるときにも判断しやすくなります。</w:t>
+      </w:r>
+    </w:p>
+    <w:p/>
+    <w:p>
+      <w:r>
+        <w:t>文章を書くこと自体が目的にならないようにすることが重要です。</w:t>
+      </w:r>
+    </w:p>
+    <w:p/>
+    <w:p>
+      <w:r>
+        <w:br w:type="page"/>
+      </w:r>
+    </w:p>
+    <w:p/>
+    <w:p>
+      <w:pPr>
+        <w:pStyle w:val="Heading2"/>
+      </w:pPr>
+      <w:r>
+        <w:t>4.3 記事のテーマを決める</w:t>
+      </w:r>
+    </w:p>
+    <w:p/>
+    <w:p>
+      <w:r>
+        <w:t>目的を確認したら、記事のテーマを決めます。</w:t>
+      </w:r>
+    </w:p>
+    <w:p/>
+    <w:p>
+      <w:r>
+        <w:t>第3章では、ブログ全体のテーマと、そこから継続的に記事を作れることが重要だと整理しました。</w:t>
+      </w:r>
+    </w:p>
+    <w:p/>
+    <w:p>
+      <w:r>
+        <w:t>一つの記事についても、「このテーマについて何を説明するのか」を具体化します。</w:t>
+      </w:r>
+    </w:p>
+    <w:p/>
+    <w:p>
+      <w:r>
+        <w:t>テーマが広すぎる場合は、いくつかの記事に分けます。</w:t>
+      </w:r>
+    </w:p>
+    <w:p/>
+    <w:p>
+      <w:r>
+        <w:t>逆に、内容が少なすぎる場合は、関連する内容と組み合わせることも考えます。</w:t>
+      </w:r>
+    </w:p>
+    <w:p/>
+    <w:p>
+      <w:r>
+        <w:t>最初から完璧な答えを出す必要はありません。</w:t>
+      </w:r>
+    </w:p>
+    <w:p/>
+    <w:p>
+      <w:r>
+        <w:t>記事を作りながら、どこまで説明するのが適切なのかを確認していきます。</w:t>
+      </w:r>
+    </w:p>
+    <w:p/>
+    <w:p>
+      <w:r>
+        <w:br w:type="page"/>
+      </w:r>
+    </w:p>
+    <w:p/>
+    <w:p>
+      <w:pPr>
+        <w:pStyle w:val="Heading2"/>
+      </w:pPr>
+      <w:r>
+        <w:t>4.4 読者が知りたいことを整理する</w:t>
+      </w:r>
+    </w:p>
+    <w:p/>
+    <w:p>
+      <w:r>
+        <w:t>テーマが決まったら、その記事を読む人が何を知りたいのかを考えます。</w:t>
+      </w:r>
+    </w:p>
+    <w:p/>
+    <w:p>
+      <w:r>
+        <w:t>読者が初心者なのか、ある程度知識を持っているのかによって、必要な説明は変わります。</w:t>
+      </w:r>
+    </w:p>
+    <w:p/>
+    <w:p>
+      <w:r>
+        <w:t>そのため、</w:t>
+      </w:r>
+    </w:p>
+    <w:p/>
+    <w:p>
+      <w:r>
+        <w:t>「読者は何に困っているのか」</w:t>
+      </w:r>
+    </w:p>
+    <w:p>
+      <w:r>
+        <w:t>「何を知りたいのか」</w:t>
+      </w:r>
+    </w:p>
+    <w:p>
+      <w:r>
+        <w:t>「どこで迷うのか」</w:t>
+      </w:r>
+    </w:p>
+    <w:p/>
+    <w:p>
+      <w:r>
+        <w:t>を整理します。</w:t>
+      </w:r>
+    </w:p>
+    <w:p/>
+    <w:p>
+      <w:r>
+        <w:t>記事の内容を考えるときは、自分が説明したいことだけではなく、読者が必要としている情報を基準にします。</w:t>
+      </w:r>
+    </w:p>
+    <w:p/>
+    <w:p>
+      <w:r>
+        <w:br w:type="page"/>
+      </w:r>
+    </w:p>
+    <w:p/>
+    <w:p>
+      <w:pPr>
+        <w:pStyle w:val="Heading2"/>
+      </w:pPr>
+      <w:r>
+        <w:t>4.5 キーワードを整理する</w:t>
+      </w:r>
+    </w:p>
+    <w:p/>
+    <w:p>
+      <w:r>
+        <w:t>読者が情報を探すときに使う言葉も確認します。</w:t>
+      </w:r>
+    </w:p>
+    <w:p/>
+    <w:p>
+      <w:r>
+        <w:t>第3章では、キーワードは記事タイトル、見出し、本文、関連コンテンツなどを考える際の参考になると整理しました。</w:t>
+      </w:r>
+    </w:p>
+    <w:p/>
+    <w:p>
+      <w:r>
+        <w:t>ここでは、「この記事を必要としている人は、どのような言葉で情報を探すのか」を考えます。</w:t>
+      </w:r>
+    </w:p>
+    <w:p/>
+    <w:p>
+      <w:r>
+        <w:t>キーワードを整理することは、単に検索される言葉を並べるためではありません。</w:t>
+      </w:r>
+    </w:p>
+    <w:p/>
+    <w:p>
+      <w:r>
+        <w:t>読者が何を求めているのかを考えるための材料として利用します。</w:t>
+      </w:r>
+    </w:p>
+    <w:p/>
+    <w:p>
+      <w:r>
+        <w:br w:type="page"/>
+      </w:r>
+    </w:p>
+    <w:p/>
+    <w:p>
+      <w:pPr>
+        <w:pStyle w:val="Heading2"/>
+      </w:pPr>
+      <w:r>
+        <w:t>4.6 情報を調査する</w:t>
+      </w:r>
+    </w:p>
+    <w:p/>
+    <w:p>
+      <w:r>
+        <w:t>テーマと読者を整理したら、必要な情報を調査します。</w:t>
+      </w:r>
+    </w:p>
+    <w:p/>
+    <w:p>
+      <w:r>
+        <w:t>Project Sakuraでは、</w:t>
+      </w:r>
+    </w:p>
+    <w:p/>
+    <w:p>
+      <w:r>
+        <w:t>企画</w:t>
+      </w:r>
+    </w:p>
+    <w:p>
+      <w:r>
+        <w:t>↓</w:t>
+      </w:r>
+    </w:p>
+    <w:p>
+      <w:r>
+        <w:t>調査</w:t>
+      </w:r>
+    </w:p>
+    <w:p>
+      <w:r>
+        <w:t>↓</w:t>
+      </w:r>
+    </w:p>
+    <w:p>
+      <w:r>
+        <w:t>AIによる整理・支援</w:t>
+      </w:r>
+    </w:p>
+    <w:p>
+      <w:r>
+        <w:t>↓</w:t>
+      </w:r>
+    </w:p>
+    <w:p>
+      <w:r>
+        <w:t>記事作成</w:t>
+      </w:r>
+    </w:p>
+    <w:p>
+      <w:r>
+        <w:t>↓</w:t>
+      </w:r>
+    </w:p>
+    <w:p>
+      <w:r>
+        <w:t>内容確認</w:t>
+      </w:r>
+    </w:p>
+    <w:p/>
+    <w:p>
+      <w:r>
+        <w:t>という順番を基本とします。</w:t>
+      </w:r>
+    </w:p>
+    <w:p/>
+    <w:p>
+      <w:r>
+        <w:t>文章を書く前に必要な情報を集めておくことで、記事の構成を考えやすくなります。</w:t>
+      </w:r>
+    </w:p>
+    <w:p/>
+    <w:p>
+      <w:r>
+        <w:t>調査では、</w:t>
+      </w:r>
+    </w:p>
+    <w:p/>
+    <w:p>
+      <w:r>
+        <w:t>・基本的な情報</w:t>
+      </w:r>
+    </w:p>
+    <w:p>
+      <w:r>
+        <w:t>・具体例</w:t>
+      </w:r>
+    </w:p>
+    <w:p>
+      <w:r>
+        <w:t>・必要な手順</w:t>
+      </w:r>
+    </w:p>
+    <w:p>
+      <w:r>
+        <w:t>・注意点</w:t>
+      </w:r>
+    </w:p>
+    <w:p>
+      <w:r>
+        <w:t>・関連する情報</w:t>
+      </w:r>
+    </w:p>
+    <w:p/>
+    <w:p>
+      <w:r>
+        <w:t>などを整理します。</w:t>
+      </w:r>
+    </w:p>
+    <w:p/>
+    <w:p>
+      <w:r>
+        <w:t>ただし、集めた情報をすべて記事に入れる必要はありません。</w:t>
+      </w:r>
+    </w:p>
+    <w:p/>
+    <w:p>
+      <w:r>
+        <w:t>記事の目的と読者に必要な情報を選びます。</w:t>
+      </w:r>
+    </w:p>
+    <w:p/>
+    <w:p>
+      <w:r>
+        <w:br w:type="page"/>
+      </w:r>
+    </w:p>
+    <w:p/>
+    <w:p>
+      <w:pPr>
+        <w:pStyle w:val="Heading2"/>
+      </w:pPr>
+      <w:r>
+        <w:t>4.7 情報の正確性を確認する</w:t>
+      </w:r>
+    </w:p>
+    <w:p/>
+    <w:p>
+      <w:r>
+        <w:t>調査した情報については、内容が正しいか確認します。</w:t>
+      </w:r>
+    </w:p>
+    <w:p/>
+    <w:p>
+      <w:r>
+        <w:t>特に、</w:t>
+      </w:r>
+    </w:p>
+    <w:p/>
+    <w:p>
+      <w:r>
+        <w:t>数字</w:t>
+      </w:r>
+    </w:p>
+    <w:p>
+      <w:r>
+        <w:t>サービスの仕様</w:t>
+      </w:r>
+    </w:p>
+    <w:p>
+      <w:r>
+        <w:t>料金</w:t>
+      </w:r>
+    </w:p>
+    <w:p>
+      <w:r>
+        <w:t>制度</w:t>
+      </w:r>
+    </w:p>
+    <w:p>
+      <w:r>
+        <w:t>日付</w:t>
+      </w:r>
+    </w:p>
+    <w:p/>
+    <w:p>
+      <w:r>
+        <w:t>など、変更される可能性がある情報には注意します。</w:t>
+      </w:r>
+    </w:p>
+    <w:p/>
+    <w:p>
+      <w:r>
+        <w:t>AIが提示した情報についても、そのまま正しいとは限りません。</w:t>
+      </w:r>
+    </w:p>
+    <w:p/>
+    <w:p>
+      <w:r>
+        <w:t>そのため、</w:t>
+      </w:r>
+    </w:p>
+    <w:p/>
+    <w:p>
+      <w:r>
+        <w:t>情報を調べる</w:t>
+      </w:r>
+    </w:p>
+    <w:p>
+      <w:r>
+        <w:t>↓</w:t>
+      </w:r>
+    </w:p>
+    <w:p>
+      <w:r>
+        <w:t>内容を整理する</w:t>
+      </w:r>
+    </w:p>
+    <w:p>
+      <w:r>
+        <w:t>↓</w:t>
+      </w:r>
+    </w:p>
+    <w:p>
+      <w:r>
+        <w:t>必要に応じて元となる情報を確認する</w:t>
+      </w:r>
+    </w:p>
+    <w:p>
+      <w:r>
+        <w:t>↓</w:t>
+      </w:r>
+    </w:p>
+    <w:p>
+      <w:r>
+        <w:t>記事に利用する</w:t>
+      </w:r>
+    </w:p>
+    <w:p/>
+    <w:p>
+      <w:r>
+        <w:t>という考え方を基本とします。</w:t>
+      </w:r>
+    </w:p>
+    <w:p/>
+    <w:p>
+      <w:r>
+        <w:t>Project Sakuraでは、AIを便利な支援役として利用しますが、最終的な内容確認は人間が担当します。</w:t>
+      </w:r>
+    </w:p>
+    <w:p/>
+    <w:p>
+      <w:r>
+        <w:br w:type="page"/>
+      </w:r>
+    </w:p>
+    <w:p/>
+    <w:p>
+      <w:pPr>
+        <w:pStyle w:val="Heading2"/>
+      </w:pPr>
+      <w:r>
+        <w:t>4.8 記事の構成を作る</w:t>
+      </w:r>
+    </w:p>
+    <w:p/>
+    <w:p>
+      <w:r>
+        <w:t>情報を集めたら、いきなり本文を書き始めるのではなく、まず構成を作ります。</w:t>
+      </w:r>
+    </w:p>
+    <w:p/>
+    <w:p>
+      <w:r>
+        <w:t>基本的な構成として、</w:t>
+      </w:r>
+    </w:p>
+    <w:p/>
+    <w:p>
+      <w:r>
+        <w:t>タイトル</w:t>
+      </w:r>
+    </w:p>
+    <w:p>
+      <w:r>
+        <w:t>↓</w:t>
+      </w:r>
+    </w:p>
+    <w:p>
+      <w:r>
+        <w:t>導入</w:t>
+      </w:r>
+    </w:p>
+    <w:p>
+      <w:r>
+        <w:t>↓</w:t>
+      </w:r>
+    </w:p>
+    <w:p>
+      <w:r>
+        <w:t>本文</w:t>
+      </w:r>
+    </w:p>
+    <w:p>
+      <w:r>
+        <w:t>↓</w:t>
+      </w:r>
+    </w:p>
+    <w:p>
+      <w:r>
+        <w:t>まとめ</w:t>
+      </w:r>
+    </w:p>
+    <w:p/>
+    <w:p>
+      <w:r>
+        <w:t>を考えます。</w:t>
+      </w:r>
+    </w:p>
+    <w:p/>
+    <w:p>
+      <w:r>
+        <w:t>必要に応じて、</w:t>
+      </w:r>
+    </w:p>
+    <w:p/>
+    <w:p>
+      <w:r>
+        <w:t>見出し</w:t>
+      </w:r>
+    </w:p>
+    <w:p>
+      <w:r>
+        <w:t>↓</w:t>
+      </w:r>
+    </w:p>
+    <w:p>
+      <w:r>
+        <w:t>説明</w:t>
+      </w:r>
+    </w:p>
+    <w:p>
+      <w:r>
+        <w:t>↓</w:t>
+      </w:r>
+    </w:p>
+    <w:p>
+      <w:r>
+        <w:t>具体例</w:t>
+      </w:r>
+    </w:p>
+    <w:p>
+      <w:r>
+        <w:t>↓</w:t>
+      </w:r>
+    </w:p>
+    <w:p>
+      <w:r>
+        <w:t>手順</w:t>
+      </w:r>
+    </w:p>
+    <w:p>
+      <w:r>
+        <w:t>↓</w:t>
+      </w:r>
+    </w:p>
+    <w:p>
+      <w:r>
+        <w:t>注意点</w:t>
+      </w:r>
+    </w:p>
+    <w:p/>
+    <w:p>
+      <w:r>
+        <w:t>などを組み合わせます。</w:t>
+      </w:r>
+    </w:p>
+    <w:p/>
+    <w:p>
+      <w:r>
+        <w:t>構成を先に作っておけば、文章を書くときに内容が途中で大きく脱線しにくくなります。</w:t>
+      </w:r>
+    </w:p>
+    <w:p/>
+    <w:p>
+      <w:r>
+        <w:t>また、情報の抜けや重複も確認しやすくなります。</w:t>
+      </w:r>
+    </w:p>
+    <w:p/>
+    <w:p>
+      <w:r>
+        <w:br w:type="page"/>
+      </w:r>
+    </w:p>
+    <w:p/>
+    <w:p>
+      <w:pPr>
+        <w:pStyle w:val="Heading2"/>
+      </w:pPr>
+      <w:r>
+        <w:t>4.9 AIに支援してもらう</w:t>
+      </w:r>
+    </w:p>
+    <w:p/>
+    <w:p>
+      <w:r>
+        <w:t>構成ができたら、AIを利用して記事制作を支援します。</w:t>
+      </w:r>
+    </w:p>
+    <w:p/>
+    <w:p>
+      <w:r>
+        <w:t>Project Sakuraでは、AIに、</w:t>
+      </w:r>
+    </w:p>
+    <w:p/>
+    <w:p>
+      <w:r>
+        <w:t>・記事のアイデア整理</w:t>
+      </w:r>
+    </w:p>
+    <w:p>
+      <w:r>
+        <w:t>・構成案の作成</w:t>
+      </w:r>
+    </w:p>
+    <w:p>
+      <w:r>
+        <w:t>・情報の整理</w:t>
+      </w:r>
+    </w:p>
+    <w:p>
+      <w:r>
+        <w:t>・文章の下書き</w:t>
+      </w:r>
+    </w:p>
+    <w:p>
+      <w:r>
+        <w:t>・表現の改善</w:t>
+      </w:r>
+    </w:p>
+    <w:p>
+      <w:r>
+        <w:t>・関連する項目の洗い出し</w:t>
+      </w:r>
+    </w:p>
+    <w:p/>
+    <w:p>
+      <w:r>
+        <w:t>などを支援してもらいます。</w:t>
+      </w:r>
+    </w:p>
+    <w:p/>
+    <w:p>
+      <w:r>
+        <w:t>ここで重要なのは、AIにすべてを任せることではありません。</w:t>
+      </w:r>
+    </w:p>
+    <w:p/>
+    <w:p>
+      <w:r>
+        <w:t>AIが作成する</w:t>
+      </w:r>
+    </w:p>
+    <w:p>
+      <w:r>
+        <w:t>↓</w:t>
+      </w:r>
+    </w:p>
+    <w:p>
+      <w:r>
+        <w:t>人が確認する</w:t>
+      </w:r>
+    </w:p>
+    <w:p>
+      <w:r>
+        <w:t>↓</w:t>
+      </w:r>
+    </w:p>
+    <w:p>
+      <w:r>
+        <w:t>必要な情報を追加する</w:t>
+      </w:r>
+    </w:p>
+    <w:p>
+      <w:r>
+        <w:t>↓</w:t>
+      </w:r>
+    </w:p>
+    <w:p>
+      <w:r>
+        <w:t>表現を修正する</w:t>
+      </w:r>
+    </w:p>
+    <w:p>
+      <w:r>
+        <w:t>↓</w:t>
+      </w:r>
+    </w:p>
+    <w:p>
+      <w:r>
+        <w:t>公開する</w:t>
+      </w:r>
+    </w:p>
+    <w:p/>
+    <w:p>
+      <w:r>
+        <w:t>という流れを基本とします。</w:t>
+      </w:r>
+    </w:p>
+    <w:p/>
+    <w:p>
+      <w:r>
+        <w:t>AIは記事制作を支援する道具です。</w:t>
+      </w:r>
+    </w:p>
+    <w:p/>
+    <w:p>
+      <w:r>
+        <w:t>記事の内容に責任を持ち、最終的に公開する文章を確認するのは人間です。</w:t>
+      </w:r>
+    </w:p>
+    <w:p/>
+    <w:p>
+      <w:r>
+        <w:br w:type="page"/>
+      </w:r>
+    </w:p>
+    <w:p/>
+    <w:p>
+      <w:pPr>
+        <w:pStyle w:val="Heading2"/>
+      </w:pPr>
+      <w:r>
+        <w:t>4.10 本文を作成する</w:t>
+      </w:r>
+    </w:p>
+    <w:p/>
+    <w:p>
+      <w:r>
+        <w:t>構成と必要な情報が整理できたら、本文を作成します。</w:t>
+      </w:r>
+    </w:p>
+    <w:p/>
+    <w:p>
+      <w:r>
+        <w:t>本文では、読者が最初から最後まで内容を追えるようにします。</w:t>
+      </w:r>
+    </w:p>
+    <w:p/>
+    <w:p>
+      <w:r>
+        <w:t>基本的には、</w:t>
+      </w:r>
+    </w:p>
+    <w:p/>
+    <w:p>
+      <w:r>
+        <w:t>導入</w:t>
+      </w:r>
+    </w:p>
+    <w:p>
+      <w:r>
+        <w:t>↓</w:t>
+      </w:r>
+    </w:p>
+    <w:p>
+      <w:r>
+        <w:t>問題やテーマの説明</w:t>
+      </w:r>
+    </w:p>
+    <w:p>
+      <w:r>
+        <w:t>↓</w:t>
+      </w:r>
+    </w:p>
+    <w:p>
+      <w:r>
+        <w:t>具体的な内容</w:t>
+      </w:r>
+    </w:p>
+    <w:p>
+      <w:r>
+        <w:t>↓</w:t>
+      </w:r>
+    </w:p>
+    <w:p>
+      <w:r>
+        <w:t>必要な手順</w:t>
+      </w:r>
+    </w:p>
+    <w:p>
+      <w:r>
+        <w:t>↓</w:t>
+      </w:r>
+    </w:p>
+    <w:p>
+      <w:r>
+        <w:t>注意点</w:t>
+      </w:r>
+    </w:p>
+    <w:p>
+      <w:r>
+        <w:t>↓</w:t>
+      </w:r>
+    </w:p>
+    <w:p>
+      <w:r>
+        <w:t>まとめ</w:t>
+      </w:r>
+    </w:p>
+    <w:p/>
+    <w:p>
+      <w:r>
+        <w:t>という流れを意識します。</w:t>
+      </w:r>
+    </w:p>
+    <w:p/>
+    <w:p>
+      <w:r>
+        <w:t>ただし、すべての記事を同じ構成にする必要はありません。</w:t>
+      </w:r>
+    </w:p>
+    <w:p/>
+    <w:p>
+      <w:r>
+        <w:t>記事の目的に合わせて構成を変えます。</w:t>
+      </w:r>
+    </w:p>
+    <w:p/>
+    <w:p>
+      <w:r>
+        <w:t>重要なのは、読者が「今、何について説明されているのか」を理解できることです。</w:t>
+      </w:r>
+    </w:p>
+    <w:p/>
+    <w:p>
+      <w:r>
+        <w:br w:type="page"/>
+      </w:r>
+    </w:p>
+    <w:p/>
+    <w:p>
+      <w:pPr>
+        <w:pStyle w:val="Heading2"/>
+      </w:pPr>
+      <w:r>
+        <w:t>4.11 初心者向けの記事では説明を省略しない</w:t>
+      </w:r>
+    </w:p>
+    <w:p/>
+    <w:p>
+      <w:r>
+        <w:t>Project Sakuraでは、初心者にも理解できる記事を作ることを大切にします。</w:t>
+      </w:r>
+    </w:p>
+    <w:p/>
+    <w:p>
+      <w:r>
+        <w:t>そのため、専門用語を使う場合には、必要に応じて説明します。</w:t>
+      </w:r>
+    </w:p>
+    <w:p/>
+    <w:p>
+      <w:r>
+        <w:t>例えば、</w:t>
+      </w:r>
+    </w:p>
+    <w:p/>
+    <w:p>
+      <w:r>
+        <w:t>「これは何なのか」</w:t>
+      </w:r>
+    </w:p>
+    <w:p>
+      <w:r>
+        <w:t>「なぜ必要なのか」</w:t>
+      </w:r>
+    </w:p>
+    <w:p>
+      <w:r>
+        <w:t>「どこを操作するのか」</w:t>
+      </w:r>
+    </w:p>
+    <w:p>
+      <w:r>
+        <w:t>「何が表示されれば成功なのか」</w:t>
+      </w:r>
+    </w:p>
+    <w:p/>
+    <w:p>
+      <w:r>
+        <w:t>まで説明することを意識します。</w:t>
+      </w:r>
+    </w:p>
+    <w:p/>
+    <w:p>
+      <w:r>
+        <w:t>知識がある人にとっては当たり前のことでも、初心者にとっては重要な情報になる場合があります。</w:t>
+      </w:r>
+    </w:p>
+    <w:p/>
+    <w:p>
+      <w:r>
+        <w:t>読者が途中で止まらないように、必要なところでは説明を追加します。</w:t>
+      </w:r>
+    </w:p>
+    <w:p/>
+    <w:p>
+      <w:r>
+        <w:br w:type="page"/>
+      </w:r>
+    </w:p>
+    <w:p/>
+    <w:p>
+      <w:pPr>
+        <w:pStyle w:val="Heading2"/>
+      </w:pPr>
+      <w:r>
+        <w:t>4.12 記事を確認する</w:t>
+      </w:r>
+    </w:p>
+    <w:p/>
+    <w:p>
+      <w:r>
+        <w:t>本文が完成したら、公開前に確認します。</w:t>
+      </w:r>
+    </w:p>
+    <w:p/>
+    <w:p>
+      <w:r>
+        <w:t>確認する項目として、</w:t>
+      </w:r>
+    </w:p>
+    <w:p/>
+    <w:p>
+      <w:r>
+        <w:t>・記事の目的と内容が一致しているか</w:t>
+      </w:r>
+    </w:p>
+    <w:p>
+      <w:r>
+        <w:t>・必要な情報が入っているか</w:t>
+      </w:r>
+    </w:p>
+    <w:p>
+      <w:r>
+        <w:t>・説明が分かりやすいか</w:t>
+      </w:r>
+    </w:p>
+    <w:p>
+      <w:r>
+        <w:t>・誤った情報がないか</w:t>
+      </w:r>
+    </w:p>
+    <w:p>
+      <w:r>
+        <w:t>・古い情報が混ざっていないか</w:t>
+      </w:r>
+    </w:p>
+    <w:p>
+      <w:r>
+        <w:t>・文章に不自然な部分がないか</w:t>
+      </w:r>
+    </w:p>
+    <w:p>
+      <w:r>
+        <w:t>・見出しの順番が分かりやすいか</w:t>
+      </w:r>
+    </w:p>
+    <w:p/>
+    <w:p>
+      <w:r>
+        <w:t>などを確認します。</w:t>
+      </w:r>
+    </w:p>
+    <w:p/>
+    <w:p>
+      <w:r>
+        <w:t>特にAIを利用した記事では、人間による確認を必ず行います。</w:t>
+      </w:r>
+    </w:p>
+    <w:p/>
+    <w:p>
+      <w:r>
+        <w:t>AIが作成した文章だから正しい、とは考えません。</w:t>
+      </w:r>
+    </w:p>
+    <w:p/>
+    <w:p>
+      <w:r>
+        <w:br w:type="page"/>
+      </w:r>
+    </w:p>
+    <w:p/>
+    <w:p>
+      <w:pPr>
+        <w:pStyle w:val="Heading2"/>
+      </w:pPr>
+      <w:r>
+        <w:t>4.13 記事の状態を管理する</w:t>
+      </w:r>
+    </w:p>
+    <w:p/>
+    <w:p>
+      <w:r>
+        <w:t>記事を複数作るようになると、どの記事がどこまで進んでいるのかを管理する必要があります。</w:t>
+      </w:r>
+    </w:p>
+    <w:p/>
+    <w:p>
+      <w:r>
+        <w:t>Project Sakuraでは、例えば、</w:t>
+      </w:r>
+    </w:p>
+    <w:p/>
+    <w:p>
+      <w:r>
+        <w:t>企画中</w:t>
+      </w:r>
+    </w:p>
+    <w:p>
+      <w:r>
+        <w:t>↓</w:t>
+      </w:r>
+    </w:p>
+    <w:p>
+      <w:r>
+        <w:t>調査中</w:t>
+      </w:r>
+    </w:p>
+    <w:p>
+      <w:r>
+        <w:t>↓</w:t>
+      </w:r>
+    </w:p>
+    <w:p>
+      <w:r>
+        <w:t>構成作成中</w:t>
+      </w:r>
+    </w:p>
+    <w:p>
+      <w:r>
+        <w:t>↓</w:t>
+      </w:r>
+    </w:p>
+    <w:p>
+      <w:r>
+        <w:t>執筆中</w:t>
+      </w:r>
+    </w:p>
+    <w:p>
+      <w:r>
+        <w:t>↓</w:t>
+      </w:r>
+    </w:p>
+    <w:p>
+      <w:r>
+        <w:t>確認中</w:t>
+      </w:r>
+    </w:p>
+    <w:p>
+      <w:r>
+        <w:t>↓</w:t>
+      </w:r>
+    </w:p>
+    <w:p>
+      <w:r>
+        <w:t>画像準備中</w:t>
+      </w:r>
+    </w:p>
+    <w:p>
+      <w:r>
+        <w:t>↓</w:t>
+      </w:r>
+    </w:p>
+    <w:p>
+      <w:r>
+        <w:t>公開準備完了</w:t>
+      </w:r>
+    </w:p>
+    <w:p>
+      <w:r>
+        <w:t>↓</w:t>
+      </w:r>
+    </w:p>
+    <w:p>
+      <w:r>
+        <w:t>公開済み</w:t>
+      </w:r>
+    </w:p>
+    <w:p>
+      <w:r>
+        <w:t>↓</w:t>
+      </w:r>
+    </w:p>
+    <w:p>
+      <w:r>
+        <w:t>改善中</w:t>
+      </w:r>
+    </w:p>
+    <w:p/>
+    <w:p>
+      <w:r>
+        <w:t>という状態を設定できます。</w:t>
+      </w:r>
+    </w:p>
+    <w:p/>
+    <w:p>
+      <w:r>
+        <w:t>この状態を記録しておけば、作業の途中で、「今どこまで進んでいたのか」が分からなくなることを防げます。</w:t>
+      </w:r>
+    </w:p>
+    <w:p/>
+    <w:p>
+      <w:r>
+        <w:t>最初は手作業で管理します。</w:t>
+      </w:r>
+    </w:p>
+    <w:p/>
+    <w:p>
+      <w:r>
+        <w:t>実際の運用を理解した後で、Pythonなどを利用した効率化を検討します。</w:t>
+      </w:r>
+    </w:p>
+    <w:p/>
+    <w:p>
+      <w:r>
+        <w:br w:type="page"/>
+      </w:r>
+    </w:p>
+    <w:p/>
+    <w:p>
+      <w:pPr>
+        <w:pStyle w:val="Heading2"/>
+      </w:pPr>
+      <w:r>
+        <w:t>4.14 画像を準備する</w:t>
+      </w:r>
+    </w:p>
+    <w:p/>
+    <w:p>
+      <w:r>
+        <w:t>記事の内容が固まったら、必要な画像を準備します。</w:t>
+      </w:r>
+    </w:p>
+    <w:p/>
+    <w:p>
+      <w:r>
+        <w:t>第2章では、</w:t>
+      </w:r>
+    </w:p>
+    <w:p/>
+    <w:p>
+      <w:r>
+        <w:t>・アイキャッチ画像</w:t>
+      </w:r>
+    </w:p>
+    <w:p>
+      <w:r>
+        <w:t>・説明用画像</w:t>
+      </w:r>
+    </w:p>
+    <w:p>
+      <w:r>
+        <w:t>・図解</w:t>
+      </w:r>
+    </w:p>
+    <w:p>
+      <w:r>
+        <w:t>・その他のブログ用素材</w:t>
+      </w:r>
+    </w:p>
+    <w:p/>
+    <w:p>
+      <w:r>
+        <w:t>を準備する方針を整理しました。</w:t>
+      </w:r>
+    </w:p>
+    <w:p/>
+    <w:p>
+      <w:r>
+        <w:t>画像も記事と同じように、</w:t>
+      </w:r>
+    </w:p>
+    <w:p/>
+    <w:p>
+      <w:r>
+        <w:t>企画</w:t>
+      </w:r>
+    </w:p>
+    <w:p>
+      <w:r>
+        <w:t>↓</w:t>
+      </w:r>
+    </w:p>
+    <w:p>
+      <w:r>
+        <w:t>作成</w:t>
+      </w:r>
+    </w:p>
+    <w:p>
+      <w:r>
+        <w:t>↓</w:t>
+      </w:r>
+    </w:p>
+    <w:p>
+      <w:r>
+        <w:t>確認</w:t>
+      </w:r>
+    </w:p>
+    <w:p>
+      <w:r>
+        <w:t>↓</w:t>
+      </w:r>
+    </w:p>
+    <w:p>
+      <w:r>
+        <w:t>保存</w:t>
+      </w:r>
+    </w:p>
+    <w:p>
+      <w:r>
+        <w:t>↓</w:t>
+      </w:r>
+    </w:p>
+    <w:p>
+      <w:r>
+        <w:t>公開</w:t>
+      </w:r>
+    </w:p>
+    <w:p/>
+    <w:p>
+      <w:r>
+        <w:t>という流れで管理します。</w:t>
+      </w:r>
+    </w:p>
+    <w:p/>
+    <w:p>
+      <w:r>
+        <w:t>重要なのは、画像を記事の最後に付け足すだけにしないことです。</w:t>
+      </w:r>
+    </w:p>
+    <w:p/>
+    <w:p>
+      <w:r>
+        <w:t>記事を設計する段階から、「この記事にはどのような画像が必要なのか」を考えます。</w:t>
+      </w:r>
+    </w:p>
+    <w:p/>
+    <w:p>
+      <w:r>
+        <w:t>文章だけでは分かりにくい内容については、説明用画像や図解を利用します。</w:t>
+      </w:r>
+    </w:p>
+    <w:p/>
+    <w:p>
+      <w:r>
+        <w:br w:type="page"/>
+      </w:r>
+    </w:p>
+    <w:p/>
+    <w:p>
+      <w:pPr>
+        <w:pStyle w:val="Heading2"/>
+      </w:pPr>
+      <w:r>
+        <w:t>4.15 WordPressへ登録する</w:t>
+      </w:r>
+    </w:p>
+    <w:p/>
+    <w:p>
+      <w:r>
+        <w:t>記事と画像の準備が完了したら、WordPressへ登録します。</w:t>
+      </w:r>
+    </w:p>
+    <w:p/>
+    <w:p>
+      <w:r>
+        <w:t>Project Sakuraでは、WordPressを単なるブログ画面ではなく、記事を公開・管理するためのWebシステムとして考えます。</w:t>
+      </w:r>
+    </w:p>
+    <w:p/>
+    <w:p>
+      <w:r>
+        <w:t>基本的な登録作業として、</w:t>
+      </w:r>
+    </w:p>
+    <w:p/>
+    <w:p>
+      <w:r>
+        <w:t>記事本文を登録する</w:t>
+      </w:r>
+    </w:p>
+    <w:p>
+      <w:r>
+        <w:t>↓</w:t>
+      </w:r>
+    </w:p>
+    <w:p>
+      <w:r>
+        <w:t>タイトルを設定する</w:t>
+      </w:r>
+    </w:p>
+    <w:p>
+      <w:r>
+        <w:t>↓</w:t>
+      </w:r>
+    </w:p>
+    <w:p>
+      <w:r>
+        <w:t>カテゴリを設定する</w:t>
+      </w:r>
+    </w:p>
+    <w:p>
+      <w:r>
+        <w:t>↓</w:t>
+      </w:r>
+    </w:p>
+    <w:p>
+      <w:r>
+        <w:t>画像を設定する</w:t>
+      </w:r>
+    </w:p>
+    <w:p>
+      <w:r>
+        <w:t>↓</w:t>
+      </w:r>
+    </w:p>
+    <w:p>
+      <w:r>
+        <w:t>必要な情報を確認する</w:t>
+      </w:r>
+    </w:p>
+    <w:p>
+      <w:r>
+        <w:t>↓</w:t>
+      </w:r>
+    </w:p>
+    <w:p>
+      <w:r>
+        <w:t>公開する</w:t>
+      </w:r>
+    </w:p>
+    <w:p/>
+    <w:p>
+      <w:r>
+        <w:t>という流れを取ります。</w:t>
+      </w:r>
+    </w:p>
+    <w:p/>
+    <w:p>
+      <w:r>
+        <w:t>最初は手作業で行います。</w:t>
+      </w:r>
+    </w:p>
+    <w:p/>
+    <w:p>
+      <w:r>
+        <w:t>手作業で一連の流れを経験することで、どの作業に時間がかかるのか、どこに間違いが起きやすいのかを確認できます。</w:t>
+      </w:r>
+    </w:p>
+    <w:p/>
+    <w:p>
+      <w:r>
+        <w:br w:type="page"/>
+      </w:r>
+    </w:p>
+    <w:p/>
+    <w:p>
+      <w:pPr>
+        <w:pStyle w:val="Heading2"/>
+      </w:pPr>
+      <w:r>
+        <w:t>4.16 公開前の最終確認</w:t>
+      </w:r>
+    </w:p>
+    <w:p/>
+    <w:p>
+      <w:r>
+        <w:t>WordPressへ登録した後も、公開前に最終確認を行います。</w:t>
+      </w:r>
+    </w:p>
+    <w:p/>
+    <w:p>
+      <w:r>
+        <w:t>確認する内容は、</w:t>
+      </w:r>
+    </w:p>
+    <w:p/>
+    <w:p>
+      <w:r>
+        <w:t>・タイトル</w:t>
+      </w:r>
+    </w:p>
+    <w:p>
+      <w:r>
+        <w:t>・本文</w:t>
+      </w:r>
+    </w:p>
+    <w:p>
+      <w:r>
+        <w:t>・見出し</w:t>
+      </w:r>
+    </w:p>
+    <w:p>
+      <w:r>
+        <w:t>・画像</w:t>
+      </w:r>
+    </w:p>
+    <w:p>
+      <w:r>
+        <w:t>・カテゴリ</w:t>
+      </w:r>
+    </w:p>
+    <w:p>
+      <w:r>
+        <w:t>・リンク</w:t>
+      </w:r>
+    </w:p>
+    <w:p>
+      <w:r>
+        <w:t>・表示内容</w:t>
+      </w:r>
+    </w:p>
+    <w:p>
+      <w:r>
+        <w:t>・必要な情報</w:t>
+      </w:r>
+    </w:p>
+    <w:p/>
+    <w:p>
+      <w:r>
+        <w:t>などです。</w:t>
+      </w:r>
+    </w:p>
+    <w:p/>
+    <w:p>
+      <w:r>
+        <w:t>記事の原稿上では問題なくても、Webページとして表示したときに問題が見つかる場合があります。</w:t>
+      </w:r>
+    </w:p>
+    <w:p/>
+    <w:p>
+      <w:r>
+        <w:t>そのため、公開ボタンを押す前に、最終確認を行います。</w:t>
+      </w:r>
+    </w:p>
+    <w:p/>
+    <w:p>
+      <w:r>
+        <w:br w:type="page"/>
+      </w:r>
+    </w:p>
+    <w:p/>
+    <w:p>
+      <w:pPr>
+        <w:pStyle w:val="Heading2"/>
+      </w:pPr>
+      <w:r>
+        <w:t>4.17 公開する</w:t>
+      </w:r>
+    </w:p>
+    <w:p/>
+    <w:p>
+      <w:r>
+        <w:t>確認が完了したら、記事を公開します。</w:t>
+      </w:r>
+    </w:p>
+    <w:p/>
+    <w:p>
+      <w:r>
+        <w:t>ここで一つの記事制作サイクルが一区切りになります。</w:t>
+      </w:r>
+    </w:p>
+    <w:p/>
+    <w:p>
+      <w:r>
+        <w:t>しかし、Project Sakuraでは、公開を最終地点とは考えません。</w:t>
+      </w:r>
+    </w:p>
+    <w:p/>
+    <w:p>
+      <w:r>
+        <w:t>公開した後には、</w:t>
+      </w:r>
+    </w:p>
+    <w:p/>
+    <w:p>
+      <w:r>
+        <w:t>アクセス確認</w:t>
+      </w:r>
+    </w:p>
+    <w:p>
+      <w:r>
+        <w:t>↓</w:t>
+      </w:r>
+    </w:p>
+    <w:p>
+      <w:r>
+        <w:t>改善</w:t>
+      </w:r>
+    </w:p>
+    <w:p>
+      <w:r>
+        <w:t>↓</w:t>
+      </w:r>
+    </w:p>
+    <w:p>
+      <w:r>
+        <w:t>データ蓄積</w:t>
+      </w:r>
+    </w:p>
+    <w:p/>
+    <w:p>
+      <w:r>
+        <w:t>という次の作業があります。</w:t>
+      </w:r>
+    </w:p>
+    <w:p/>
+    <w:p>
+      <w:r>
+        <w:t>つまり、「公開したら終了」ではなく、「公開したところから次の改善が始まる」と考えます。</w:t>
+      </w:r>
+    </w:p>
+    <w:p/>
+    <w:p>
+      <w:r>
+        <w:br w:type="page"/>
+      </w:r>
+    </w:p>
+    <w:p/>
+    <w:p>
+      <w:pPr>
+        <w:pStyle w:val="Heading2"/>
+      </w:pPr>
+      <w:r>
+        <w:t>4.18 公開後のアクセス確認</w:t>
+      </w:r>
+    </w:p>
+    <w:p/>
+    <w:p>
+      <w:r>
+        <w:t>記事を公開したら、結果を確認します。</w:t>
+      </w:r>
+    </w:p>
+    <w:p/>
+    <w:p>
+      <w:r>
+        <w:t>例えば、</w:t>
+      </w:r>
+    </w:p>
+    <w:p/>
+    <w:p>
+      <w:r>
+        <w:t>どの記事が読まれたのか</w:t>
+      </w:r>
+    </w:p>
+    <w:p>
+      <w:r>
+        <w:t>どの記事が読まれなかったのか</w:t>
+      </w:r>
+    </w:p>
+    <w:p>
+      <w:r>
+        <w:t>どの記事から次の記事へ進んだのか</w:t>
+      </w:r>
+    </w:p>
+    <w:p>
+      <w:r>
+        <w:t>どのような検索から訪問されたのか</w:t>
+      </w:r>
+    </w:p>
+    <w:p/>
+    <w:p>
+      <w:r>
+        <w:t>などを確認します。</w:t>
+      </w:r>
+    </w:p>
+    <w:p/>
+    <w:p>
+      <w:r>
+        <w:t>最初から高度な分析を行う必要はありません。</w:t>
+      </w:r>
+    </w:p>
+    <w:p/>
+    <w:p>
+      <w:r>
+        <w:t>まずは確認できる情報を記録します。</w:t>
+      </w:r>
+    </w:p>
+    <w:p/>
+    <w:p>
+      <w:r>
+        <w:t>結果を記録することで、次の記事を作るときの判断材料になります。</w:t>
+      </w:r>
+    </w:p>
+    <w:p/>
+    <w:p>
+      <w:r>
+        <w:br w:type="page"/>
+      </w:r>
+    </w:p>
+    <w:p/>
+    <w:p>
+      <w:pPr>
+        <w:pStyle w:val="Heading2"/>
+      </w:pPr>
+      <w:r>
+        <w:t>4.19 記事を改善する</w:t>
+      </w:r>
+    </w:p>
+    <w:p/>
+    <w:p>
+      <w:r>
+        <w:t>アクセス状況や記事の内容を確認したら、必要に応じて改善します。</w:t>
+      </w:r>
+    </w:p>
+    <w:p/>
+    <w:p>
+      <w:r>
+        <w:t>例えば、</w:t>
+      </w:r>
+    </w:p>
+    <w:p/>
+    <w:p>
+      <w:r>
+        <w:t>タイトルを見直す</w:t>
+      </w:r>
+    </w:p>
+    <w:p>
+      <w:r>
+        <w:t>↓</w:t>
+      </w:r>
+    </w:p>
+    <w:p>
+      <w:r>
+        <w:t>説明を追加する</w:t>
+      </w:r>
+    </w:p>
+    <w:p>
+      <w:r>
+        <w:t>↓</w:t>
+      </w:r>
+    </w:p>
+    <w:p>
+      <w:r>
+        <w:t>見出しを整理する</w:t>
+      </w:r>
+    </w:p>
+    <w:p>
+      <w:r>
+        <w:t>↓</w:t>
+      </w:r>
+    </w:p>
+    <w:p>
+      <w:r>
+        <w:t>画像を改善する</w:t>
+      </w:r>
+    </w:p>
+    <w:p>
+      <w:r>
+        <w:t>↓</w:t>
+      </w:r>
+    </w:p>
+    <w:p>
+      <w:r>
+        <w:t>古くなった情報を更新する</w:t>
+      </w:r>
+    </w:p>
+    <w:p>
+      <w:r>
+        <w:t>↓</w:t>
+      </w:r>
+    </w:p>
+    <w:p>
+      <w:r>
+        <w:t>関連する記事へのリンクを追加する</w:t>
+      </w:r>
+    </w:p>
+    <w:p/>
+    <w:p>
+      <w:r>
+        <w:t>などの改善が考えられます。</w:t>
+      </w:r>
+    </w:p>
+    <w:p/>
+    <w:p>
+      <w:r>
+        <w:t>改善した内容も記録します。</w:t>
+      </w:r>
+    </w:p>
+    <w:p/>
+    <w:p>
+      <w:r>
+        <w:t>何を変更したのか。</w:t>
+      </w:r>
+    </w:p>
+    <w:p/>
+    <w:p>
+      <w:r>
+        <w:t>変更後にどうなったのか。</w:t>
+      </w:r>
+    </w:p>
+    <w:p/>
+    <w:p>
+      <w:r>
+        <w:t>次に何を改善するのか。</w:t>
+      </w:r>
+    </w:p>
+    <w:p/>
+    <w:p>
+      <w:r>
+        <w:t>これらを記録しておけば、ブログ運営を感覚だけに頼らず、少しずつ改善できます。</w:t>
+      </w:r>
+    </w:p>
+    <w:p/>
+    <w:p>
+      <w:r>
+        <w:br w:type="page"/>
+      </w:r>
+    </w:p>
+    <w:p/>
+    <w:p>
+      <w:pPr>
+        <w:pStyle w:val="Heading2"/>
+      </w:pPr>
+      <w:r>
+        <w:t>4.20 データを記録する</w:t>
+      </w:r>
+    </w:p>
+    <w:p/>
+    <w:p>
+      <w:r>
+        <w:t>Project Sakuraでは、「作ったものを記録する」ことを重要視します。</w:t>
+      </w:r>
+    </w:p>
+    <w:p/>
+    <w:p>
+      <w:r>
+        <w:t>記事については、</w:t>
+      </w:r>
+    </w:p>
+    <w:p/>
+    <w:p>
+      <w:r>
+        <w:t>・記事タイトル</w:t>
+      </w:r>
+    </w:p>
+    <w:p>
+      <w:r>
+        <w:t>・URL</w:t>
+      </w:r>
+    </w:p>
+    <w:p>
+      <w:r>
+        <w:t>・投稿日</w:t>
+      </w:r>
+    </w:p>
+    <w:p>
+      <w:r>
+        <w:t>・カテゴリ</w:t>
+      </w:r>
+    </w:p>
+    <w:p>
+      <w:r>
+        <w:t>・キーワード</w:t>
+      </w:r>
+    </w:p>
+    <w:p>
+      <w:r>
+        <w:t>・記事作成状況</w:t>
+      </w:r>
+    </w:p>
+    <w:p>
+      <w:r>
+        <w:t>・更新日</w:t>
+      </w:r>
+    </w:p>
+    <w:p>
+      <w:r>
+        <w:t>・アクセス状況</w:t>
+      </w:r>
+    </w:p>
+    <w:p>
+      <w:r>
+        <w:t>・改善内容</w:t>
+      </w:r>
+    </w:p>
+    <w:p/>
+    <w:p>
+      <w:r>
+        <w:t>などを記録できます。</w:t>
+      </w:r>
+    </w:p>
+    <w:p/>
+    <w:p>
+      <w:r>
+        <w:t>最初はExcel、CSV、Markdownなど、扱いやすい形式から始めても構いません。</w:t>
+      </w:r>
+    </w:p>
+    <w:p/>
+    <w:p>
+      <w:r>
+        <w:t>重要なのは、作った記事と、その結果を残すことです。</w:t>
+      </w:r>
+    </w:p>
+    <w:p/>
+    <w:p>
+      <w:r>
+        <w:t>記録が残っていれば、</w:t>
+      </w:r>
+    </w:p>
+    <w:p/>
+    <w:p>
+      <w:r>
+        <w:t>どの記事を作ったのか</w:t>
+      </w:r>
+    </w:p>
+    <w:p>
+      <w:r>
+        <w:t>↓</w:t>
+      </w:r>
+    </w:p>
+    <w:p>
+      <w:r>
+        <w:t>どの記事が読まれたのか</w:t>
+      </w:r>
+    </w:p>
+    <w:p>
+      <w:r>
+        <w:t>↓</w:t>
+      </w:r>
+    </w:p>
+    <w:p>
+      <w:r>
+        <w:t>どの記事を改善したのか</w:t>
+      </w:r>
+    </w:p>
+    <w:p>
+      <w:r>
+        <w:t>↓</w:t>
+      </w:r>
+    </w:p>
+    <w:p>
+      <w:r>
+        <w:t>次に何を作るのか</w:t>
+      </w:r>
+    </w:p>
+    <w:p/>
+    <w:p>
+      <w:r>
+        <w:t>という判断につなげることができます。</w:t>
+      </w:r>
+    </w:p>
+    <w:p/>
+    <w:p>
+      <w:r>
+        <w:br w:type="page"/>
+      </w:r>
+    </w:p>
+    <w:p/>
+    <w:p>
+      <w:pPr>
+        <w:pStyle w:val="Heading2"/>
+      </w:pPr>
+      <w:r>
+        <w:t>4.21 記事制作の一連の流れ</w:t>
+      </w:r>
+    </w:p>
+    <w:p/>
+    <w:p>
+      <w:r>
+        <w:t>ここまでの内容をまとめると、Project Sakuraで記事を1本作る流れは次のようになります。</w:t>
+      </w:r>
+    </w:p>
+    <w:p/>
+    <w:p>
+      <w:r>
+        <w:t>企画</w:t>
+      </w:r>
+    </w:p>
+    <w:p>
+      <w:r>
+        <w:t>↓</w:t>
+      </w:r>
+    </w:p>
+    <w:p>
+      <w:r>
+        <w:t>記事の目的を確認</w:t>
+      </w:r>
+    </w:p>
+    <w:p>
+      <w:r>
+        <w:t>↓</w:t>
+      </w:r>
+    </w:p>
+    <w:p>
+      <w:r>
+        <w:t>テーマを決める</w:t>
+      </w:r>
+    </w:p>
+    <w:p>
+      <w:r>
+        <w:t>↓</w:t>
+      </w:r>
+    </w:p>
+    <w:p>
+      <w:r>
+        <w:t>読者を考える</w:t>
+      </w:r>
+    </w:p>
+    <w:p>
+      <w:r>
+        <w:t>↓</w:t>
+      </w:r>
+    </w:p>
+    <w:p>
+      <w:r>
+        <w:t>キーワードを整理する</w:t>
+      </w:r>
+    </w:p>
+    <w:p>
+      <w:r>
+        <w:t>↓</w:t>
+      </w:r>
+    </w:p>
+    <w:p>
+      <w:r>
+        <w:t>情報を調査する</w:t>
+      </w:r>
+    </w:p>
+    <w:p>
+      <w:r>
+        <w:t>↓</w:t>
+      </w:r>
+    </w:p>
+    <w:p>
+      <w:r>
+        <w:t>情報の正確性を確認する</w:t>
+      </w:r>
+    </w:p>
+    <w:p>
+      <w:r>
+        <w:t>↓</w:t>
+      </w:r>
+    </w:p>
+    <w:p>
+      <w:r>
+        <w:t>記事構成を作る</w:t>
+      </w:r>
+    </w:p>
+    <w:p>
+      <w:r>
+        <w:t>↓</w:t>
+      </w:r>
+    </w:p>
+    <w:p>
+      <w:r>
+        <w:t>AIによる整理・支援</w:t>
+      </w:r>
+    </w:p>
+    <w:p>
+      <w:r>
+        <w:t>↓</w:t>
+      </w:r>
+    </w:p>
+    <w:p>
+      <w:r>
+        <w:t>本文を作成する</w:t>
+      </w:r>
+    </w:p>
+    <w:p>
+      <w:r>
+        <w:t>↓</w:t>
+      </w:r>
+    </w:p>
+    <w:p>
+      <w:r>
+        <w:t>内容を確認する</w:t>
+      </w:r>
+    </w:p>
+    <w:p>
+      <w:r>
+        <w:t>↓</w:t>
+      </w:r>
+    </w:p>
+    <w:p>
+      <w:r>
+        <w:t>画像を準備する</w:t>
+      </w:r>
+    </w:p>
+    <w:p>
+      <w:r>
+        <w:t>↓</w:t>
+      </w:r>
+    </w:p>
+    <w:p>
+      <w:r>
+        <w:t>WordPressへ登録する</w:t>
+      </w:r>
+    </w:p>
+    <w:p>
+      <w:r>
+        <w:t>↓</w:t>
+      </w:r>
+    </w:p>
+    <w:p>
+      <w:r>
+        <w:t>公開前に最終確認する</w:t>
+      </w:r>
+    </w:p>
+    <w:p>
+      <w:r>
+        <w:t>↓</w:t>
+      </w:r>
+    </w:p>
+    <w:p>
+      <w:r>
+        <w:t>公開する</w:t>
+      </w:r>
+    </w:p>
+    <w:p>
+      <w:r>
+        <w:t>↓</w:t>
+      </w:r>
+    </w:p>
+    <w:p>
+      <w:r>
+        <w:t>アクセスを確認する</w:t>
+      </w:r>
+    </w:p>
+    <w:p>
+      <w:r>
+        <w:t>↓</w:t>
+      </w:r>
+    </w:p>
+    <w:p>
+      <w:r>
+        <w:t>改善する</w:t>
+      </w:r>
+    </w:p>
+    <w:p>
+      <w:r>
+        <w:t>↓</w:t>
+      </w:r>
+    </w:p>
+    <w:p>
+      <w:r>
+        <w:t>データを記録する</w:t>
+      </w:r>
+    </w:p>
+    <w:p>
+      <w:r>
+        <w:t>↓</w:t>
+      </w:r>
+    </w:p>
+    <w:p>
+      <w:r>
+        <w:t>次の記事を企画する</w:t>
+      </w:r>
+    </w:p>
+    <w:p/>
+    <w:p>
+      <w:r>
+        <w:t>この流れを一つの基本手順として扱います。</w:t>
+      </w:r>
+    </w:p>
+    <w:p/>
+    <w:p>
+      <w:r>
+        <w:br w:type="page"/>
+      </w:r>
+    </w:p>
+    <w:p/>
+    <w:p>
+      <w:pPr>
+        <w:pStyle w:val="Heading2"/>
+      </w:pPr>
+      <w:r>
+        <w:t>4.22 最初は手作業で行う</w:t>
+      </w:r>
+    </w:p>
+    <w:p/>
+    <w:p>
+      <w:r>
+        <w:t>Project Sakuraでは、この一連の作業を最初から自動化しません。</w:t>
+      </w:r>
+    </w:p>
+    <w:p/>
+    <w:p>
+      <w:r>
+        <w:t>理由は、実際の作業を理解することが重要だからです。</w:t>
+      </w:r>
+    </w:p>
+    <w:p/>
+    <w:p>
+      <w:r>
+        <w:t>例えば、</w:t>
+      </w:r>
+    </w:p>
+    <w:p/>
+    <w:p>
+      <w:r>
+        <w:t>記事の構成を作る</w:t>
+      </w:r>
+    </w:p>
+    <w:p>
+      <w:r>
+        <w:t>↓</w:t>
+      </w:r>
+    </w:p>
+    <w:p>
+      <w:r>
+        <w:t>AIに支援してもらう</w:t>
+      </w:r>
+    </w:p>
+    <w:p>
+      <w:r>
+        <w:t>↓</w:t>
+      </w:r>
+    </w:p>
+    <w:p>
+      <w:r>
+        <w:t>文章を確認する</w:t>
+      </w:r>
+    </w:p>
+    <w:p>
+      <w:r>
+        <w:t>↓</w:t>
+      </w:r>
+    </w:p>
+    <w:p>
+      <w:r>
+        <w:t>WordPressへ登録する</w:t>
+      </w:r>
+    </w:p>
+    <w:p/>
+    <w:p>
+      <w:r>
+        <w:t>という作業を実際に行えば、</w:t>
+      </w:r>
+    </w:p>
+    <w:p/>
+    <w:p>
+      <w:r>
+        <w:t>「ここは時間がかかる」</w:t>
+      </w:r>
+    </w:p>
+    <w:p>
+      <w:r>
+        <w:t>「ここは何度も同じ操作をしている」</w:t>
+      </w:r>
+    </w:p>
+    <w:p>
+      <w:r>
+        <w:t>「ここは間違えやすい」</w:t>
+      </w:r>
+    </w:p>
+    <w:p/>
+    <w:p>
+      <w:r>
+        <w:t>という問題が見えてきます。</w:t>
+      </w:r>
+    </w:p>
+    <w:p/>
+    <w:p>
+      <w:r>
+        <w:t>問題が分かれば、自動化する場所も判断できます。</w:t>
+      </w:r>
+    </w:p>
+    <w:p/>
+    <w:p>
+      <w:r>
+        <w:t>そのため、</w:t>
+      </w:r>
+    </w:p>
+    <w:p/>
+    <w:p>
+      <w:r>
+        <w:t>手作業</w:t>
+      </w:r>
+    </w:p>
+    <w:p>
+      <w:r>
+        <w:t>↓</w:t>
+      </w:r>
+    </w:p>
+    <w:p>
+      <w:r>
+        <w:t>手順化</w:t>
+      </w:r>
+    </w:p>
+    <w:p>
+      <w:r>
+        <w:t>↓</w:t>
+      </w:r>
+    </w:p>
+    <w:p>
+      <w:r>
+        <w:t>半自動化</w:t>
+      </w:r>
+    </w:p>
+    <w:p>
+      <w:r>
+        <w:t>↓</w:t>
+      </w:r>
+    </w:p>
+    <w:p>
+      <w:r>
+        <w:t>自動化</w:t>
+      </w:r>
+    </w:p>
+    <w:p/>
+    <w:p>
+      <w:r>
+        <w:t>という順番で進めます。</w:t>
+      </w:r>
+    </w:p>
+    <w:p/>
+    <w:p>
+      <w:r>
+        <w:br w:type="page"/>
+      </w:r>
+    </w:p>
+    <w:p/>
+    <w:p>
+      <w:pPr>
+        <w:pStyle w:val="Heading2"/>
+      </w:pPr>
+      <w:r>
+        <w:t>4.23 Pythonによる効率化につなげる</w:t>
+      </w:r>
+    </w:p>
+    <w:p/>
+    <w:p>
+      <w:r>
+        <w:t>Project Sakuraでは、Pythonを利用して作業を少しずつ効率化していきます。</w:t>
+      </w:r>
+    </w:p>
+    <w:p/>
+    <w:p>
+      <w:r>
+        <w:t>例えば、</w:t>
+      </w:r>
+    </w:p>
+    <w:p/>
+    <w:p>
+      <w:r>
+        <w:t>記事データを読み込む</w:t>
+      </w:r>
+    </w:p>
+    <w:p>
+      <w:r>
+        <w:t>↓</w:t>
+      </w:r>
+    </w:p>
+    <w:p>
+      <w:r>
+        <w:t>記事の状態を一覧表示する</w:t>
+      </w:r>
+    </w:p>
+    <w:p>
+      <w:r>
+        <w:t>↓</w:t>
+      </w:r>
+    </w:p>
+    <w:p>
+      <w:r>
+        <w:t>必要な情報を整理する</w:t>
+      </w:r>
+    </w:p>
+    <w:p>
+      <w:r>
+        <w:t>↓</w:t>
+      </w:r>
+    </w:p>
+    <w:p>
+      <w:r>
+        <w:t>繰り返し作業を補助する</w:t>
+      </w:r>
+    </w:p>
+    <w:p/>
+    <w:p>
+      <w:r>
+        <w:t>といった処理をPythonで作ることができます。</w:t>
+      </w:r>
+    </w:p>
+    <w:p/>
+    <w:p>
+      <w:r>
+        <w:t>ただし、どの作業を自動化するのかは、実際の運用を経験した後で判断します。</w:t>
+      </w:r>
+    </w:p>
+    <w:p/>
+    <w:p>
+      <w:r>
+        <w:t>最初から複雑なプログラムを作るのではありません。</w:t>
+      </w:r>
+    </w:p>
+    <w:p/>
+    <w:p>
+      <w:r>
+        <w:t>まず人間が作業を行います。</w:t>
+      </w:r>
+    </w:p>
+    <w:p/>
+    <w:p>
+      <w:r>
+        <w:t>その作業を記録します。</w:t>
+      </w:r>
+    </w:p>
+    <w:p/>
+    <w:p>
+      <w:r>
+        <w:t>そして、繰り返し発生する作業を見つけます。</w:t>
+      </w:r>
+    </w:p>
+    <w:p/>
+    <w:p>
+      <w:r>
+        <w:t>その後でPythonによる効率化を検討します。</w:t>
+      </w:r>
+    </w:p>
+    <w:p/>
+    <w:p>
+      <w:r>
+        <w:br w:type="page"/>
+      </w:r>
+    </w:p>
+    <w:p/>
+    <w:p>
+      <w:pPr>
+        <w:pStyle w:val="Heading2"/>
+      </w:pPr>
+      <w:r>
+        <w:t>4.24 AIと人間の役割を分ける</w:t>
+      </w:r>
+    </w:p>
+    <w:p/>
+    <w:p>
+      <w:r>
+        <w:t>Project Sakuraでは、AIと人間の役割を分けて考えます。</w:t>
+      </w:r>
+    </w:p>
+    <w:p/>
+    <w:p>
+      <w:r>
+        <w:t>AIは、</w:t>
+      </w:r>
+    </w:p>
+    <w:p/>
+    <w:p>
+      <w:r>
+        <w:t>情報整理</w:t>
+      </w:r>
+    </w:p>
+    <w:p>
+      <w:r>
+        <w:t>↓</w:t>
+      </w:r>
+    </w:p>
+    <w:p>
+      <w:r>
+        <w:t>アイデア整理</w:t>
+      </w:r>
+    </w:p>
+    <w:p>
+      <w:r>
+        <w:t>↓</w:t>
+      </w:r>
+    </w:p>
+    <w:p>
+      <w:r>
+        <w:t>構成案</w:t>
+      </w:r>
+    </w:p>
+    <w:p>
+      <w:r>
+        <w:t>↓</w:t>
+      </w:r>
+    </w:p>
+    <w:p>
+      <w:r>
+        <w:t>下書き</w:t>
+      </w:r>
+    </w:p>
+    <w:p>
+      <w:r>
+        <w:t>↓</w:t>
+      </w:r>
+    </w:p>
+    <w:p>
+      <w:r>
+        <w:t>表現改善</w:t>
+      </w:r>
+    </w:p>
+    <w:p>
+      <w:r>
+        <w:t>↓</w:t>
+      </w:r>
+    </w:p>
+    <w:p>
+      <w:r>
+        <w:t>関連項目の整理</w:t>
+      </w:r>
+    </w:p>
+    <w:p/>
+    <w:p>
+      <w:r>
+        <w:t>などを支援します。</w:t>
+      </w:r>
+    </w:p>
+    <w:p/>
+    <w:p>
+      <w:r>
+        <w:t>人間は、</w:t>
+      </w:r>
+    </w:p>
+    <w:p/>
+    <w:p>
+      <w:r>
+        <w:t>目的の確認</w:t>
+      </w:r>
+    </w:p>
+    <w:p>
+      <w:r>
+        <w:t>↓</w:t>
+      </w:r>
+    </w:p>
+    <w:p>
+      <w:r>
+        <w:t>情報の確認</w:t>
+      </w:r>
+    </w:p>
+    <w:p>
+      <w:r>
+        <w:t>↓</w:t>
+      </w:r>
+    </w:p>
+    <w:p>
+      <w:r>
+        <w:t>内容の判断</w:t>
+      </w:r>
+    </w:p>
+    <w:p>
+      <w:r>
+        <w:t>↓</w:t>
+      </w:r>
+    </w:p>
+    <w:p>
+      <w:r>
+        <w:t>必要な修正</w:t>
+      </w:r>
+    </w:p>
+    <w:p>
+      <w:r>
+        <w:t>↓</w:t>
+      </w:r>
+    </w:p>
+    <w:p>
+      <w:r>
+        <w:t>最終確認</w:t>
+      </w:r>
+    </w:p>
+    <w:p>
+      <w:r>
+        <w:t>↓</w:t>
+      </w:r>
+    </w:p>
+    <w:p>
+      <w:r>
+        <w:t>公開</w:t>
+      </w:r>
+    </w:p>
+    <w:p/>
+    <w:p>
+      <w:r>
+        <w:t>を担当します。</w:t>
+      </w:r>
+    </w:p>
+    <w:p/>
+    <w:p>
+      <w:r>
+        <w:t>AIを使うこと自体が目的ではありません。</w:t>
+      </w:r>
+    </w:p>
+    <w:p/>
+    <w:p>
+      <w:r>
+        <w:t>AIを利用することで、記事制作を効率化しながら、最終的な品質を確認できる仕組みを作ることが目的です。</w:t>
+      </w:r>
+    </w:p>
+    <w:p/>
+    <w:p>
+      <w:r>
+        <w:br w:type="page"/>
+      </w:r>
+    </w:p>
+    <w:p/>
+    <w:p>
+      <w:pPr>
+        <w:pStyle w:val="Heading2"/>
+      </w:pPr>
+      <w:r>
+        <w:t>4.25 一つの記事から次の記事へつなげる</w:t>
+      </w:r>
+    </w:p>
+    <w:p/>
+    <w:p>
+      <w:r>
+        <w:t>記事を公開して終わりにしないことも重要です。</w:t>
+      </w:r>
+    </w:p>
+    <w:p/>
+    <w:p>
+      <w:r>
+        <w:t>一つの記事を作ると、そのテーマから新しい記事のアイデアが見つかる場合があります。</w:t>
+      </w:r>
+    </w:p>
+    <w:p/>
+    <w:p>
+      <w:r>
+        <w:t>例えば、</w:t>
+      </w:r>
+    </w:p>
+    <w:p/>
+    <w:p>
+      <w:r>
+        <w:t>基本を説明する記事</w:t>
+      </w:r>
+    </w:p>
+    <w:p>
+      <w:r>
+        <w:t>↓</w:t>
+      </w:r>
+    </w:p>
+    <w:p>
+      <w:r>
+        <w:t>応用を説明する記事</w:t>
+      </w:r>
+    </w:p>
+    <w:p>
+      <w:r>
+        <w:t>↓</w:t>
+      </w:r>
+    </w:p>
+    <w:p>
+      <w:r>
+        <w:t>実践方法を説明する記事</w:t>
+      </w:r>
+    </w:p>
+    <w:p>
+      <w:r>
+        <w:t>↓</w:t>
+      </w:r>
+    </w:p>
+    <w:p>
+      <w:r>
+        <w:t>よくある問題を解決する記事</w:t>
+      </w:r>
+    </w:p>
+    <w:p/>
+    <w:p>
+      <w:r>
+        <w:t>というように発展できます。</w:t>
+      </w:r>
+    </w:p>
+    <w:p/>
+    <w:p>
+      <w:r>
+        <w:t>さらに、公開後のアクセス状況から、「読者が次に何を知りたいのか」を考えることもできます。</w:t>
+      </w:r>
+    </w:p>
+    <w:p/>
+    <w:p>
+      <w:r>
+        <w:t>このように、一つの記事を次の記事の企画につなげます。</w:t>
+      </w:r>
+    </w:p>
+    <w:p/>
+    <w:p>
+      <w:r>
+        <w:br w:type="page"/>
+      </w:r>
+    </w:p>
+    <w:p/>
+    <w:p>
+      <w:pPr>
+        <w:pStyle w:val="Heading2"/>
+      </w:pPr>
+      <w:r>
+        <w:t>4.26 記事制作を継続できる仕組みにする</w:t>
+      </w:r>
+    </w:p>
+    <w:p/>
+    <w:p>
+      <w:r>
+        <w:t>Project Sakuraの目的は、一時的に大量の記事を作ることではありません。</w:t>
+      </w:r>
+    </w:p>
+    <w:p/>
+    <w:p>
+      <w:r>
+        <w:t>長期間にわたって、無理なく記事を作り続けられる仕組みを作ることです。</w:t>
+      </w:r>
+    </w:p>
+    <w:p/>
+    <w:p>
+      <w:r>
+        <w:t>そのためには、</w:t>
+      </w:r>
+    </w:p>
+    <w:p/>
+    <w:p>
+      <w:r>
+        <w:t>記事を企画する</w:t>
+      </w:r>
+    </w:p>
+    <w:p>
+      <w:r>
+        <w:t>↓</w:t>
+      </w:r>
+    </w:p>
+    <w:p>
+      <w:r>
+        <w:t>記事を作る</w:t>
+      </w:r>
+    </w:p>
+    <w:p>
+      <w:r>
+        <w:t>↓</w:t>
+      </w:r>
+    </w:p>
+    <w:p>
+      <w:r>
+        <w:t>公開する</w:t>
+      </w:r>
+    </w:p>
+    <w:p>
+      <w:r>
+        <w:t>↓</w:t>
+      </w:r>
+    </w:p>
+    <w:p>
+      <w:r>
+        <w:t>結果を確認する</w:t>
+      </w:r>
+    </w:p>
+    <w:p>
+      <w:r>
+        <w:t>↓</w:t>
+      </w:r>
+    </w:p>
+    <w:p>
+      <w:r>
+        <w:t>改善する</w:t>
+      </w:r>
+    </w:p>
+    <w:p>
+      <w:r>
+        <w:t>↓</w:t>
+      </w:r>
+    </w:p>
+    <w:p>
+      <w:r>
+        <w:t>記録する</w:t>
+      </w:r>
+    </w:p>
+    <w:p>
+      <w:r>
+        <w:t>↓</w:t>
+      </w:r>
+    </w:p>
+    <w:p>
+      <w:r>
+        <w:t>次の記事を企画する</w:t>
+      </w:r>
+    </w:p>
+    <w:p/>
+    <w:p>
+      <w:r>
+        <w:t>という循環を維持する必要があります。</w:t>
+      </w:r>
+    </w:p>
+    <w:p/>
+    <w:p>
+      <w:r>
+        <w:t>作業量が大きくなったら、手順を見直します。</w:t>
+      </w:r>
+    </w:p>
+    <w:p/>
+    <w:p>
+      <w:r>
+        <w:t>繰り返し作業が増えたら、自動化できる部分を探します。</w:t>
+      </w:r>
+    </w:p>
+    <w:p/>
+    <w:p>
+      <w:r>
+        <w:t>このようにして、ブログ運営そのものを少しずつ改善します。</w:t>
+      </w:r>
+    </w:p>
+    <w:p/>
+    <w:p>
+      <w:r>
+        <w:br w:type="page"/>
+      </w:r>
+    </w:p>
+    <w:p/>
+    <w:p>
+      <w:pPr>
+        <w:pStyle w:val="Heading2"/>
+      </w:pPr>
+      <w:r>
+        <w:t>4.27 第4章で決めた基本方針</w:t>
+      </w:r>
+    </w:p>
+    <w:p/>
+    <w:p>
+      <w:r>
+        <w:t>第4章では、記事制作について次の基本方針を決めました。</w:t>
+      </w:r>
+    </w:p>
+    <w:p/>
+    <w:p>
+      <w:r>
+        <w:t>1．記事を作る前に目的を確認する</w:t>
+      </w:r>
+    </w:p>
+    <w:p/>
+    <w:p>
+      <w:r>
+        <w:t>2．読者が必要としている情報を考える</w:t>
+      </w:r>
+    </w:p>
+    <w:p/>
+    <w:p>
+      <w:r>
+        <w:t>3．キーワードを整理する</w:t>
+      </w:r>
+    </w:p>
+    <w:p/>
+    <w:p>
+      <w:r>
+        <w:t>4．必要な情報を調査する</w:t>
+      </w:r>
+    </w:p>
+    <w:p/>
+    <w:p>
+      <w:r>
+        <w:t>5．情報の正確性を確認する</w:t>
+      </w:r>
+    </w:p>
+    <w:p/>
+    <w:p>
+      <w:r>
+        <w:t>6．本文を書く前に構成を作る</w:t>
+      </w:r>
+    </w:p>
+    <w:p/>
+    <w:p>
+      <w:r>
+        <w:t>7．AIは記事制作の支援役として利用する</w:t>
+      </w:r>
+    </w:p>
+    <w:p/>
+    <w:p>
+      <w:r>
+        <w:t>8．AIが作った内容を人間が確認する</w:t>
+      </w:r>
+    </w:p>
+    <w:p/>
+    <w:p>
+      <w:r>
+        <w:t>9．記事の状態を管理する</w:t>
+      </w:r>
+    </w:p>
+    <w:p/>
+    <w:p>
+      <w:r>
+        <w:t>10．記事に必要な画像を準備する</w:t>
+      </w:r>
+    </w:p>
+    <w:p/>
+    <w:p>
+      <w:r>
+        <w:t>11．WordPressへ登録する</w:t>
+      </w:r>
+    </w:p>
+    <w:p/>
+    <w:p>
+      <w:r>
+        <w:t>12．公開前に最終確認する</w:t>
+      </w:r>
+    </w:p>
+    <w:p/>
+    <w:p>
+      <w:r>
+        <w:t>13．公開後のアクセスを確認する</w:t>
+      </w:r>
+    </w:p>
+    <w:p/>
+    <w:p>
+      <w:r>
+        <w:t>14．必要に応じて記事を改善する</w:t>
+      </w:r>
+    </w:p>
+    <w:p/>
+    <w:p>
+      <w:r>
+        <w:t>15．作ったものと結果を記録する</w:t>
+      </w:r>
+    </w:p>
+    <w:p/>
+    <w:p>
+      <w:r>
+        <w:t>16．最初は手作業で行い、その後に自動化する</w:t>
+      </w:r>
+    </w:p>
+    <w:p/>
+    <w:p>
+      <w:r>
+        <w:br w:type="page"/>
+      </w:r>
+    </w:p>
+    <w:p/>
+    <w:p>
+      <w:pPr>
+        <w:pStyle w:val="Heading2"/>
+      </w:pPr>
+      <w:r>
+        <w:t>4.28 第4章まとめ</w:t>
+      </w:r>
+    </w:p>
+    <w:p/>
+    <w:p>
+      <w:r>
+        <w:t>Project Sakuraの記事制作は、単に文章を書く作業ではありません。</w:t>
+      </w:r>
+    </w:p>
+    <w:p/>
+    <w:p>
+      <w:r>
+        <w:t>企画</w:t>
+      </w:r>
+    </w:p>
+    <w:p>
+      <w:r>
+        <w:t>↓</w:t>
+      </w:r>
+    </w:p>
+    <w:p>
+      <w:r>
+        <w:t>調査</w:t>
+      </w:r>
+    </w:p>
+    <w:p>
+      <w:r>
+        <w:t>↓</w:t>
+      </w:r>
+    </w:p>
+    <w:p>
+      <w:r>
+        <w:t>AIによる整理・支援</w:t>
+      </w:r>
+    </w:p>
+    <w:p>
+      <w:r>
+        <w:t>↓</w:t>
+      </w:r>
+    </w:p>
+    <w:p>
+      <w:r>
+        <w:t>記事作成</w:t>
+      </w:r>
+    </w:p>
+    <w:p>
+      <w:r>
+        <w:t>↓</w:t>
+      </w:r>
+    </w:p>
+    <w:p>
+      <w:r>
+        <w:t>内容確認</w:t>
+      </w:r>
+    </w:p>
+    <w:p>
+      <w:r>
+        <w:t>↓</w:t>
+      </w:r>
+    </w:p>
+    <w:p>
+      <w:r>
+        <w:t>画像作成</w:t>
+      </w:r>
+    </w:p>
+    <w:p>
+      <w:r>
+        <w:t>↓</w:t>
+      </w:r>
+    </w:p>
+    <w:p>
+      <w:r>
+        <w:t>WordPressへ登録</w:t>
+      </w:r>
+    </w:p>
+    <w:p>
+      <w:r>
+        <w:t>↓</w:t>
+      </w:r>
+    </w:p>
+    <w:p>
+      <w:r>
+        <w:t>公開</w:t>
+      </w:r>
+    </w:p>
+    <w:p>
+      <w:r>
+        <w:t>↓</w:t>
+      </w:r>
+    </w:p>
+    <w:p>
+      <w:r>
+        <w:t>アクセス確認</w:t>
+      </w:r>
+    </w:p>
+    <w:p>
+      <w:r>
+        <w:t>↓</w:t>
+      </w:r>
+    </w:p>
+    <w:p>
+      <w:r>
+        <w:t>改善</w:t>
+      </w:r>
+    </w:p>
+    <w:p>
+      <w:r>
+        <w:t>↓</w:t>
+      </w:r>
+    </w:p>
+    <w:p>
+      <w:r>
+        <w:t>データ蓄積</w:t>
+      </w:r>
+    </w:p>
+    <w:p>
+      <w:r>
+        <w:t>↓</w:t>
+      </w:r>
+    </w:p>
+    <w:p>
+      <w:r>
+        <w:t>次の企画</w:t>
+      </w:r>
+    </w:p>
+    <w:p/>
+    <w:p>
+      <w:r>
+        <w:t>という一連の流れとして考えます。</w:t>
+      </w:r>
+    </w:p>
+    <w:p/>
+    <w:p>
+      <w:r>
+        <w:t>この流れを実際に行うことで、どこに時間がかかるのか、どこで問題が起きるのか、どの作業を改善できるのかが分かります。</w:t>
+      </w:r>
+    </w:p>
+    <w:p/>
+    <w:p>
+      <w:r>
+        <w:t>そのため、Project Sakuraでは最初から完全自動化を目指しません。</w:t>
+      </w:r>
+    </w:p>
+    <w:p/>
+    <w:p>
+      <w:r>
+        <w:t>まず手作業で実際に運営します。</w:t>
+      </w:r>
+    </w:p>
+    <w:p/>
+    <w:p>
+      <w:r>
+        <w:t>作業を理解します。</w:t>
+      </w:r>
+    </w:p>
+    <w:p/>
+    <w:p>
+      <w:r>
+        <w:t>手順を整理します。</w:t>
+      </w:r>
+    </w:p>
+    <w:p/>
+    <w:p>
+      <w:r>
+        <w:t>問題を記録します。</w:t>
+      </w:r>
+    </w:p>
+    <w:p/>
+    <w:p>
+      <w:r>
+        <w:t>そして、必要な部分から少しずつ自動化します。</w:t>
+      </w:r>
+    </w:p>
+    <w:p/>
+    <w:p>
+      <w:r>
+        <w:t>AIは記事制作を支援し、Pythonは繰り返し作業の効率化を支援します。</w:t>
+      </w:r>
+    </w:p>
+    <w:p/>
+    <w:p>
+      <w:r>
+        <w:t>WordPressは記事を公開・管理する場所として利用します。</w:t>
+      </w:r>
+    </w:p>
+    <w:p/>
+    <w:p>
+      <w:r>
+        <w:t>そして、GitHubなどを利用して、作ったものや作業記録を残します。</w:t>
+      </w:r>
+    </w:p>
+    <w:p/>
+    <w:p>
+      <w:r>
+        <w:t>一つの記事を完成させることは、小さな作業に見えるかもしれません。</w:t>
+      </w:r>
+    </w:p>
+    <w:p/>
+    <w:p>
+      <w:r>
+        <w:t>しかし、その一つの記事を作る流れを整理し、記録し、改善できるようにすることが、Project Sakura全体の仕組み作りにつながります。</w:t>
+      </w:r>
+    </w:p>
+    <w:p/>
+    <w:p>
+      <w:r>
+        <w:br w:type="page"/>
+      </w:r>
+    </w:p>
+    <w:p/>
+    <w:p>
+      <w:pPr>
+        <w:pStyle w:val="Heading1"/>
+      </w:pPr>
+      <w:r>
+        <w:t>Chapter Check</w:t>
+      </w:r>
+    </w:p>
+    <w:p/>
+    <w:p>
+      <w:r>
+        <w:t>第4章を読み終えたら、次の質問を確認してみましょう。</w:t>
+      </w:r>
+    </w:p>
+    <w:p/>
+    <w:p>
+      <w:pPr>
+        <w:pStyle w:val="Heading3"/>
+      </w:pPr>
+      <w:r>
+        <w:t>Q1</w:t>
+      </w:r>
+    </w:p>
+    <w:p/>
+    <w:p>
+      <w:r>
+        <w:t>Project Sakuraでは、なぜ記事制作を「文章を書く作業」だけとは考えないのでしょうか？</w:t>
+      </w:r>
+    </w:p>
+    <w:p/>
+    <w:p>
+      <w:pPr>
+        <w:pStyle w:val="Heading3"/>
+      </w:pPr>
+      <w:r>
+        <w:t>Q2</w:t>
+      </w:r>
+    </w:p>
+    <w:p/>
+    <w:p>
+      <w:r>
+        <w:t>記事を作る前に、記事の目的を確認するのはなぜですか？</w:t>
+      </w:r>
+    </w:p>
+    <w:p/>
+    <w:p>
+      <w:pPr>
+        <w:pStyle w:val="Heading3"/>
+      </w:pPr>
+      <w:r>
+        <w:t>Q3</w:t>
+      </w:r>
+    </w:p>
+    <w:p/>
+    <w:p>
+      <w:r>
+        <w:t>記事を作成する前に情報を調査する目的は何ですか？</w:t>
+      </w:r>
+    </w:p>
+    <w:p/>
+    <w:p>
+      <w:pPr>
+        <w:pStyle w:val="Heading3"/>
+      </w:pPr>
+      <w:r>
+        <w:t>Q4</w:t>
+      </w:r>
+    </w:p>
+    <w:p/>
+    <w:p>
+      <w:r>
+        <w:t>AIが作成した文章を、そのまま公開しないのはなぜですか？</w:t>
+      </w:r>
+    </w:p>
+    <w:p/>
+    <w:p>
+      <w:pPr>
+        <w:pStyle w:val="Heading3"/>
+      </w:pPr>
+      <w:r>
+        <w:t>Q5</w:t>
+      </w:r>
+    </w:p>
+    <w:p/>
+    <w:p>
+      <w:r>
+        <w:t>本文を書く前に記事構成を作るメリットは何ですか？</w:t>
+      </w:r>
+    </w:p>
+    <w:p/>
+    <w:p>
+      <w:pPr>
+        <w:pStyle w:val="Heading3"/>
+      </w:pPr>
+      <w:r>
+        <w:t>Q6</w:t>
+      </w:r>
+    </w:p>
+    <w:p/>
+    <w:p>
+      <w:r>
+        <w:t>記事の状態を管理すると、どのようなことが分かるようになりますか？</w:t>
+      </w:r>
+    </w:p>
+    <w:p/>
+    <w:p>
+      <w:pPr>
+        <w:pStyle w:val="Heading3"/>
+      </w:pPr>
+      <w:r>
+        <w:t>Q7</w:t>
+      </w:r>
+    </w:p>
+    <w:p/>
+    <w:p>
+      <w:r>
+        <w:t>画像を記事制作のどの段階から考えるべきでしょうか？</w:t>
+      </w:r>
+    </w:p>
+    <w:p/>
+    <w:p>
+      <w:pPr>
+        <w:pStyle w:val="Heading3"/>
+      </w:pPr>
+      <w:r>
+        <w:t>Q8</w:t>
+      </w:r>
+    </w:p>
+    <w:p/>
+    <w:p>
+      <w:r>
+        <w:t>WordPressへ登録した後、公開前に最終確認を行うのはなぜですか？</w:t>
+      </w:r>
+    </w:p>
+    <w:p/>
+    <w:p>
+      <w:pPr>
+        <w:pStyle w:val="Heading3"/>
+      </w:pPr>
+      <w:r>
+        <w:t>Q9</w:t>
+      </w:r>
+    </w:p>
+    <w:p/>
+    <w:p>
+      <w:r>
+        <w:t>公開後にアクセスを確認する目的は何ですか？</w:t>
+      </w:r>
+    </w:p>
+    <w:p/>
+    <w:p>
+      <w:pPr>
+        <w:pStyle w:val="Heading3"/>
+      </w:pPr>
+      <w:r>
+        <w:t>Q10</w:t>
+      </w:r>
+    </w:p>
+    <w:p/>
+    <w:p>
+      <w:r>
+        <w:t>Project Sakuraでは、なぜ最初から完全自動化を目指さないのでしょうか？</w:t>
+      </w:r>
+    </w:p>
+    <w:p/>
+    <w:p>
+      <w:r>
+        <w:br w:type="page"/>
+      </w:r>
+    </w:p>
+    <w:p/>
+    <w:p>
+      <w:pPr>
+        <w:pStyle w:val="Heading1"/>
+      </w:pPr>
+      <w:r>
+        <w:t>第5章への予告</w:t>
+      </w:r>
+    </w:p>
+    <w:p/>
+    <w:p>
+      <w:r>
+        <w:t>第4章では、Project Sakuraで記事を1本完成させるための基本的なワークフローを整理しました。</w:t>
+      </w:r>
+    </w:p>
+    <w:p/>
+    <w:p>
+      <w:r>
+        <w:t>次の段階では、このワークフローを実際の作業環境へ落とし込んでいきます。</w:t>
+      </w:r>
+    </w:p>
+    <w:p/>
+    <w:p>
+      <w:r>
+        <w:t>記事を作るためには、原稿だけではなく、</w:t>
+      </w:r>
+    </w:p>
+    <w:p/>
+    <w:p>
+      <w:r>
+        <w:t>記事データ</w:t>
+      </w:r>
+    </w:p>
+    <w:p>
+      <w:r>
+        <w:t>画像</w:t>
+      </w:r>
+    </w:p>
+    <w:p>
+      <w:r>
+        <w:t>作業状態</w:t>
+      </w:r>
+    </w:p>
+    <w:p>
+      <w:r>
+        <w:t>更新履歴</w:t>
+      </w:r>
+    </w:p>
+    <w:p>
+      <w:r>
+        <w:t>関連資料</w:t>
+      </w:r>
+    </w:p>
+    <w:p>
+      <w:r>
+        <w:t>制作記録</w:t>
+      </w:r>
+    </w:p>
+    <w:p/>
+    <w:p>
+      <w:r>
+        <w:t>なども管理する必要があります。</w:t>
+      </w:r>
+    </w:p>
+    <w:p/>
+    <w:p>
+      <w:r>
+        <w:t>また、Project Sakuraでは、これらの情報を後からPythonなどで扱えるようにしていきます。</w:t>
+      </w:r>
+    </w:p>
+    <w:p/>
+    <w:p>
+      <w:r>
+        <w:t>そのためには、最初に「どこへ、何を保存するのか」を決めておく必要があります。</w:t>
+      </w:r>
+    </w:p>
+    <w:p/>
+    <w:p>
+      <w:r>
+        <w:t>第5章では、</w:t>
+      </w:r>
+    </w:p>
+    <w:p/>
+    <w:p>
+      <w:r>
+        <w:t>**「Project Sakuraのファイル・データ管理」**</w:t>
+      </w:r>
+    </w:p>
+    <w:p/>
+    <w:p>
+      <w:r>
+        <w:t>をテーマとして、原稿、画像、プログラム、データ、ドキュメントなどをどのように整理していくのかを具体化します。</w:t>
+      </w:r>
+    </w:p>
+    <w:p/>
+    <w:p>
+      <w:r>
+        <w:t>そして、GitHub上のProject Sakuraを、単なるファイル置き場ではなく、プロジェクト全体の記録を管理する場所として、さらに具体的に活用していきます。</w:t>
+      </w:r>
+    </w:p>
     <w:sectPr>
       <w:pgSz w:w="12240" w:h="15840"/>
-      <w:pgMar w:top="1440" w:right="1800" w:bottom="1440" w:left="1800" w:header="720" w:footer="720" w:gutter="0"/>
+      <w:pgMar w:top="1134" w:right="1134" w:bottom="1134" w:left="1134" w:header="720" w:footer="720" w:gutter="0"/>
       <w:cols w:space="720"/>
       <w:docGrid w:linePitch="360"/>
     </w:sectPr>

--- a/docs/Vol01_基礎編/Project_Sakura_Vol1.docx
+++ b/docs/Vol01_基礎編/Project_Sakura_Vol1.docx
@@ -23,7 +23,7 @@
           <w:b/>
           <w:sz w:val="28"/>
         </w:rPr>
-        <w:t>第1章～第4章 正式版</w:t>
+        <w:t>第1章～第5章 正式版</w:t>
       </w:r>
     </w:p>
     <w:p>
@@ -10636,6 +10636,4239 @@
     <w:p>
       <w:r>
         <w:t>そして、GitHub上のProject Sakuraを、単なるファイル置き場ではなく、プロジェクト全体の記録を管理する場所として、さらに具体的に活用していきます。</w:t>
+      </w:r>
+    </w:p>
+    <w:p>
+      <w:r>
+        <w:br w:type="page"/>
+      </w:r>
+    </w:p>
+    <w:p>
+      <w:pPr>
+        <w:pStyle w:val="Heading1"/>
+      </w:pPr>
+      <w:r>
+        <w:t>Project Sakura 第1巻 基礎編 v0.1</w:t>
+      </w:r>
+    </w:p>
+    <w:p/>
+    <w:p>
+      <w:pPr>
+        <w:pStyle w:val="Heading1"/>
+      </w:pPr>
+      <w:r>
+        <w:t>第5章 Project Sakuraのファイル・データ管理</w:t>
+      </w:r>
+    </w:p>
+    <w:p/>
+    <w:p>
+      <w:r>
+        <w:t>第4章では、Project Sakuraで記事を1本完成させるための基本的なワークフローを整理しました。</w:t>
+      </w:r>
+    </w:p>
+    <w:p/>
+    <w:p>
+      <w:r>
+        <w:t>企画</w:t>
+      </w:r>
+    </w:p>
+    <w:p>
+      <w:r>
+        <w:t>↓</w:t>
+      </w:r>
+    </w:p>
+    <w:p>
+      <w:r>
+        <w:t>調査</w:t>
+      </w:r>
+    </w:p>
+    <w:p>
+      <w:r>
+        <w:t>↓</w:t>
+      </w:r>
+    </w:p>
+    <w:p>
+      <w:r>
+        <w:t>AIによる整理・支援</w:t>
+      </w:r>
+    </w:p>
+    <w:p>
+      <w:r>
+        <w:t>↓</w:t>
+      </w:r>
+    </w:p>
+    <w:p>
+      <w:r>
+        <w:t>記事作成</w:t>
+      </w:r>
+    </w:p>
+    <w:p>
+      <w:r>
+        <w:t>↓</w:t>
+      </w:r>
+    </w:p>
+    <w:p>
+      <w:r>
+        <w:t>内容確認</w:t>
+      </w:r>
+    </w:p>
+    <w:p>
+      <w:r>
+        <w:t>↓</w:t>
+      </w:r>
+    </w:p>
+    <w:p>
+      <w:r>
+        <w:t>画像作成</w:t>
+      </w:r>
+    </w:p>
+    <w:p>
+      <w:r>
+        <w:t>↓</w:t>
+      </w:r>
+    </w:p>
+    <w:p>
+      <w:r>
+        <w:t>WordPressへ登録</w:t>
+      </w:r>
+    </w:p>
+    <w:p>
+      <w:r>
+        <w:t>↓</w:t>
+      </w:r>
+    </w:p>
+    <w:p>
+      <w:r>
+        <w:t>公開</w:t>
+      </w:r>
+    </w:p>
+    <w:p>
+      <w:r>
+        <w:t>↓</w:t>
+      </w:r>
+    </w:p>
+    <w:p>
+      <w:r>
+        <w:t>アクセス確認</w:t>
+      </w:r>
+    </w:p>
+    <w:p>
+      <w:r>
+        <w:t>↓</w:t>
+      </w:r>
+    </w:p>
+    <w:p>
+      <w:r>
+        <w:t>改善</w:t>
+      </w:r>
+    </w:p>
+    <w:p>
+      <w:r>
+        <w:t>↓</w:t>
+      </w:r>
+    </w:p>
+    <w:p>
+      <w:r>
+        <w:t>データ蓄積</w:t>
+      </w:r>
+    </w:p>
+    <w:p>
+      <w:r>
+        <w:t>↓</w:t>
+      </w:r>
+    </w:p>
+    <w:p>
+      <w:r>
+        <w:t>次の企画</w:t>
+      </w:r>
+    </w:p>
+    <w:p/>
+    <w:p>
+      <w:r>
+        <w:t>という流れです。</w:t>
+      </w:r>
+    </w:p>
+    <w:p/>
+    <w:p>
+      <w:r>
+        <w:t>しかし、記事を作る数が増えてくると、文章を書くだけでは管理できなくなります。</w:t>
+      </w:r>
+    </w:p>
+    <w:p/>
+    <w:p>
+      <w:r>
+        <w:t>記事の原稿、画像、Pythonプログラム、設定ファイル、作業記録、設計書など、さまざまなファイルが増えていくからです。</w:t>
+      </w:r>
+    </w:p>
+    <w:p/>
+    <w:p>
+      <w:r>
+        <w:t>そこで第5章では、Project Sakuraで扱うファイルやデータをどのように整理するのかを決めます。</w:t>
+      </w:r>
+    </w:p>
+    <w:p/>
+    <w:p>
+      <w:r>
+        <w:t>最初から複雑なデータベースを作る必要はありません。</w:t>
+      </w:r>
+    </w:p>
+    <w:p/>
+    <w:p>
+      <w:r>
+        <w:t>まずは「どこに何を保存するのか」を分かりやすく決めます。</w:t>
+      </w:r>
+    </w:p>
+    <w:p/>
+    <w:p>
+      <w:r>
+        <w:t>そして、将来的にPythonなどから扱いやすい構造へ少しずつ発展させていきます。</w:t>
+      </w:r>
+    </w:p>
+    <w:p/>
+    <w:p>
+      <w:r>
+        <w:br w:type="page"/>
+      </w:r>
+    </w:p>
+    <w:p/>
+    <w:p>
+      <w:pPr>
+        <w:pStyle w:val="Heading2"/>
+      </w:pPr>
+      <w:r>
+        <w:t>5.1 なぜファイル管理が必要なのか</w:t>
+      </w:r>
+    </w:p>
+    <w:p/>
+    <w:p>
+      <w:r>
+        <w:t>Project Sakuraを始めたばかりの段階では、ファイルの数はそれほど多くありません。</w:t>
+      </w:r>
+    </w:p>
+    <w:p/>
+    <w:p>
+      <w:r>
+        <w:t>例えば、</w:t>
+      </w:r>
+    </w:p>
+    <w:p/>
+    <w:p>
+      <w:r>
+        <w:t>Chapter01.md</w:t>
+      </w:r>
+    </w:p>
+    <w:p>
+      <w:r>
+        <w:t>Chapter02.md</w:t>
+      </w:r>
+    </w:p>
+    <w:p>
+      <w:r>
+        <w:t>lesson01.py</w:t>
+      </w:r>
+    </w:p>
+    <w:p/>
+    <w:p>
+      <w:r>
+        <w:t>程度であれば、どこにあるのかすぐに分かります。</w:t>
+      </w:r>
+    </w:p>
+    <w:p/>
+    <w:p>
+      <w:r>
+        <w:t>しかし、プロジェクトが成長すると、</w:t>
+      </w:r>
+    </w:p>
+    <w:p/>
+    <w:p>
+      <w:r>
+        <w:t>Chapter01.md</w:t>
+      </w:r>
+    </w:p>
+    <w:p>
+      <w:r>
+        <w:t>Chapter02.md</w:t>
+      </w:r>
+    </w:p>
+    <w:p>
+      <w:r>
+        <w:t>Chapter03.md</w:t>
+      </w:r>
+    </w:p>
+    <w:p>
+      <w:r>
+        <w:t>Chapter04.md</w:t>
+      </w:r>
+    </w:p>
+    <w:p>
+      <w:r>
+        <w:t>Chapter05.md</w:t>
+      </w:r>
+    </w:p>
+    <w:p>
+      <w:r>
+        <w:t>article001.md</w:t>
+      </w:r>
+    </w:p>
+    <w:p>
+      <w:r>
+        <w:t>article002.md</w:t>
+      </w:r>
+    </w:p>
+    <w:p>
+      <w:r>
+        <w:t>article003.md</w:t>
+      </w:r>
+    </w:p>
+    <w:p>
+      <w:r>
+        <w:t>image001.png</w:t>
+      </w:r>
+    </w:p>
+    <w:p>
+      <w:r>
+        <w:t>image002.png</w:t>
+      </w:r>
+    </w:p>
+    <w:p>
+      <w:r>
+        <w:t>image003.png</w:t>
+      </w:r>
+    </w:p>
+    <w:p/>
+    <w:p>
+      <w:r>
+        <w:t>というように、ファイルが増えていきます。</w:t>
+      </w:r>
+    </w:p>
+    <w:p/>
+    <w:p>
+      <w:r>
+        <w:t>さらに、</w:t>
+      </w:r>
+    </w:p>
+    <w:p/>
+    <w:p>
+      <w:r>
+        <w:t>Pythonプログラム</w:t>
+      </w:r>
+    </w:p>
+    <w:p>
+      <w:r>
+        <w:t>設定ファイル</w:t>
+      </w:r>
+    </w:p>
+    <w:p>
+      <w:r>
+        <w:t>CSV</w:t>
+      </w:r>
+    </w:p>
+    <w:p>
+      <w:r>
+        <w:t>JSON</w:t>
+      </w:r>
+    </w:p>
+    <w:p>
+      <w:r>
+        <w:t>Word</w:t>
+      </w:r>
+    </w:p>
+    <w:p>
+      <w:r>
+        <w:t>PDF</w:t>
+      </w:r>
+    </w:p>
+    <w:p>
+      <w:r>
+        <w:t>画像</w:t>
+      </w:r>
+    </w:p>
+    <w:p>
+      <w:r>
+        <w:t>資料</w:t>
+      </w:r>
+    </w:p>
+    <w:p/>
+    <w:p>
+      <w:r>
+        <w:t>なども加わります。</w:t>
+      </w:r>
+    </w:p>
+    <w:p/>
+    <w:p>
+      <w:r>
+        <w:t>何でも一つのフォルダへ保存してしまうと、必要なファイルを探すだけで時間がかかります。</w:t>
+      </w:r>
+    </w:p>
+    <w:p/>
+    <w:p>
+      <w:r>
+        <w:t>そのため、Project Sakuraでは、ファイルの種類や役割ごとに保存場所を分けます。</w:t>
+      </w:r>
+    </w:p>
+    <w:p/>
+    <w:p>
+      <w:r>
+        <w:br w:type="page"/>
+      </w:r>
+    </w:p>
+    <w:p/>
+    <w:p>
+      <w:pPr>
+        <w:pStyle w:val="Heading2"/>
+      </w:pPr>
+      <w:r>
+        <w:t>5.2 Project Sakuraの基本フォルダ構成</w:t>
+      </w:r>
+    </w:p>
+    <w:p/>
+    <w:p>
+      <w:r>
+        <w:t>Project Sakuraでは、基本的に次のような構造で管理します。</w:t>
+      </w:r>
+    </w:p>
+    <w:p/>
+    <w:p>
+      <w:r>
+        <w:t>project-sakura</w:t>
+      </w:r>
+    </w:p>
+    <w:p>
+      <w:r>
+        <w:t>│</w:t>
+      </w:r>
+    </w:p>
+    <w:p>
+      <w:r>
+        <w:t>├─ docs</w:t>
+      </w:r>
+    </w:p>
+    <w:p>
+      <w:r>
+        <w:t>│  │</w:t>
+      </w:r>
+    </w:p>
+    <w:p>
+      <w:r>
+        <w:t>│  ├─ CHANGELOG.md</w:t>
+      </w:r>
+    </w:p>
+    <w:p>
+      <w:r>
+        <w:t>│  │</w:t>
+      </w:r>
+    </w:p>
+    <w:p>
+      <w:r>
+        <w:t>│  └─ Vol01_基礎編</w:t>
+      </w:r>
+    </w:p>
+    <w:p>
+      <w:r>
+        <w:t>│     │</w:t>
+      </w:r>
+    </w:p>
+    <w:p>
+      <w:r>
+        <w:t>│     ├─ images</w:t>
+      </w:r>
+    </w:p>
+    <w:p>
+      <w:r>
+        <w:t>│     │</w:t>
+      </w:r>
+    </w:p>
+    <w:p>
+      <w:r>
+        <w:t>│     ├─ source</w:t>
+      </w:r>
+    </w:p>
+    <w:p>
+      <w:r>
+        <w:t>│     │  ├─ Chapter01.md</w:t>
+      </w:r>
+    </w:p>
+    <w:p>
+      <w:r>
+        <w:t>│     │  ├─ Chapter02.md</w:t>
+      </w:r>
+    </w:p>
+    <w:p>
+      <w:r>
+        <w:t>│     │  ├─ Chapter03.md</w:t>
+      </w:r>
+    </w:p>
+    <w:p>
+      <w:r>
+        <w:t>│     │  ├─ Chapter04.md</w:t>
+      </w:r>
+    </w:p>
+    <w:p>
+      <w:r>
+        <w:t>│     │  └─ Chapter05.md</w:t>
+      </w:r>
+    </w:p>
+    <w:p>
+      <w:r>
+        <w:t>│     │</w:t>
+      </w:r>
+    </w:p>
+    <w:p>
+      <w:r>
+        <w:t>│     └─ README.md</w:t>
+      </w:r>
+    </w:p>
+    <w:p>
+      <w:r>
+        <w:t>│</w:t>
+      </w:r>
+    </w:p>
+    <w:p>
+      <w:r>
+        <w:t>├─ python</w:t>
+      </w:r>
+    </w:p>
+    <w:p>
+      <w:r>
+        <w:t>│  └─ lesson01.py</w:t>
+      </w:r>
+    </w:p>
+    <w:p>
+      <w:r>
+        <w:t>│</w:t>
+      </w:r>
+    </w:p>
+    <w:p>
+      <w:r>
+        <w:t>├─ .gitattributes</w:t>
+      </w:r>
+    </w:p>
+    <w:p>
+      <w:r>
+        <w:t>│</w:t>
+      </w:r>
+    </w:p>
+    <w:p>
+      <w:r>
+        <w:t>└─ README.md</w:t>
+      </w:r>
+    </w:p>
+    <w:p/>
+    <w:p>
+      <w:r>
+        <w:t>この構造は、ファイルを見たときに「これは何のためのファイルなのか」が分かることを目的としています。</w:t>
+      </w:r>
+    </w:p>
+    <w:p/>
+    <w:p>
+      <w:r>
+        <w:br w:type="page"/>
+      </w:r>
+    </w:p>
+    <w:p/>
+    <w:p>
+      <w:pPr>
+        <w:pStyle w:val="Heading2"/>
+      </w:pPr>
+      <w:r>
+        <w:t>5.3 docsフォルダ</w:t>
+      </w:r>
+    </w:p>
+    <w:p/>
+    <w:p>
+      <w:r>
+        <w:t>`docs` は、Project Sakuraのドキュメントを保存する場所です。</w:t>
+      </w:r>
+    </w:p>
+    <w:p/>
+    <w:p>
+      <w:r>
+        <w:t>例えば、</w:t>
+      </w:r>
+    </w:p>
+    <w:p/>
+    <w:p>
+      <w:r>
+        <w:t>設計書</w:t>
+      </w:r>
+    </w:p>
+    <w:p>
+      <w:r>
+        <w:t>教材</w:t>
+      </w:r>
+    </w:p>
+    <w:p>
+      <w:r>
+        <w:t>操作手順</w:t>
+      </w:r>
+    </w:p>
+    <w:p>
+      <w:r>
+        <w:t>開発記録</w:t>
+      </w:r>
+    </w:p>
+    <w:p>
+      <w:r>
+        <w:t>各巻の原稿</w:t>
+      </w:r>
+    </w:p>
+    <w:p/>
+    <w:p>
+      <w:r>
+        <w:t>などを保存します。</w:t>
+      </w:r>
+    </w:p>
+    <w:p/>
+    <w:p>
+      <w:r>
+        <w:t>Project Sakuraでは、ブログ運営システムそのものだけではなく、その作り方や考え方も記録します。</w:t>
+      </w:r>
+    </w:p>
+    <w:p/>
+    <w:p>
+      <w:r>
+        <w:t>そのため、ドキュメント管理はプロジェクトの重要な部分です。</w:t>
+      </w:r>
+    </w:p>
+    <w:p/>
+    <w:p>
+      <w:r>
+        <w:br w:type="page"/>
+      </w:r>
+    </w:p>
+    <w:p/>
+    <w:p>
+      <w:pPr>
+        <w:pStyle w:val="Heading2"/>
+      </w:pPr>
+      <w:r>
+        <w:t>5.4 Vol01_基礎編フォルダ</w:t>
+      </w:r>
+    </w:p>
+    <w:p/>
+    <w:p>
+      <w:r>
+        <w:t>第1巻の基礎編に関するファイルは、</w:t>
+      </w:r>
+    </w:p>
+    <w:p/>
+    <w:p>
+      <w:r>
+        <w:t>`docs/Vol01_基礎編/`</w:t>
+      </w:r>
+    </w:p>
+    <w:p/>
+    <w:p>
+      <w:r>
+        <w:t>にまとめます。</w:t>
+      </w:r>
+    </w:p>
+    <w:p/>
+    <w:p>
+      <w:r>
+        <w:t>ここには、第1巻に関係する原稿や画像、READMEなどを保存します。</w:t>
+      </w:r>
+    </w:p>
+    <w:p/>
+    <w:p>
+      <w:r>
+        <w:t>第1巻が完成した後も、内容を更新する可能性があります。</w:t>
+      </w:r>
+    </w:p>
+    <w:p/>
+    <w:p>
+      <w:r>
+        <w:t>そのため、章ごとの原稿と正式版のファイルを整理して保存します。</w:t>
+      </w:r>
+    </w:p>
+    <w:p/>
+    <w:p>
+      <w:r>
+        <w:br w:type="page"/>
+      </w:r>
+    </w:p>
+    <w:p/>
+    <w:p>
+      <w:pPr>
+        <w:pStyle w:val="Heading2"/>
+      </w:pPr>
+      <w:r>
+        <w:t>5.5 sourceフォルダ</w:t>
+      </w:r>
+    </w:p>
+    <w:p/>
+    <w:p>
+      <w:r>
+        <w:t>`source` は、正式版を作るための元原稿を保存する場所です。</w:t>
+      </w:r>
+    </w:p>
+    <w:p/>
+    <w:p>
+      <w:r>
+        <w:t>例えば、</w:t>
+      </w:r>
+    </w:p>
+    <w:p/>
+    <w:p>
+      <w:r>
+        <w:t>Chapter01.md</w:t>
+      </w:r>
+    </w:p>
+    <w:p>
+      <w:r>
+        <w:t>Chapter02.md</w:t>
+      </w:r>
+    </w:p>
+    <w:p>
+      <w:r>
+        <w:t>Chapter03.md</w:t>
+      </w:r>
+    </w:p>
+    <w:p>
+      <w:r>
+        <w:t>Chapter04.md</w:t>
+      </w:r>
+    </w:p>
+    <w:p>
+      <w:r>
+        <w:t>Chapter05.md</w:t>
+      </w:r>
+    </w:p>
+    <w:p/>
+    <w:p>
+      <w:r>
+        <w:t>というように、各章をMarkdownファイルとして保存します。</w:t>
+      </w:r>
+    </w:p>
+    <w:p/>
+    <w:p>
+      <w:r>
+        <w:t>Project Sakuraでは、これらのMarkdown原稿を基本となる原稿として扱います。</w:t>
+      </w:r>
+    </w:p>
+    <w:p/>
+    <w:p>
+      <w:r>
+        <w:t>この方法には大きなメリットがあります。</w:t>
+      </w:r>
+    </w:p>
+    <w:p/>
+    <w:p>
+      <w:r>
+        <w:t>原稿をテキストとして管理できるため、VS Codeで編集しやすく、GitHubで変更履歴も確認できます。</w:t>
+      </w:r>
+    </w:p>
+    <w:p/>
+    <w:p>
+      <w:r>
+        <w:t>さらに、後からWordやPDFへ変換することもできます。</w:t>
+      </w:r>
+    </w:p>
+    <w:p/>
+    <w:p>
+      <w:r>
+        <w:br w:type="page"/>
+      </w:r>
+    </w:p>
+    <w:p/>
+    <w:p>
+      <w:pPr>
+        <w:pStyle w:val="Heading2"/>
+      </w:pPr>
+      <w:r>
+        <w:t>5.6 なぜMarkdownを使うのか</w:t>
+      </w:r>
+    </w:p>
+    <w:p/>
+    <w:p>
+      <w:r>
+        <w:t>Project Sakuraでは、章の原稿にMarkdownを利用します。</w:t>
+      </w:r>
+    </w:p>
+    <w:p/>
+    <w:p>
+      <w:r>
+        <w:t>Markdownは、特別なソフトがなくても比較的簡単に編集できる文章形式です。</w:t>
+      </w:r>
+    </w:p>
+    <w:p/>
+    <w:p>
+      <w:r>
+        <w:t>例えば、</w:t>
+      </w:r>
+    </w:p>
+    <w:p/>
+    <w:p>
+      <w:r>
+        <w:t>`# 第5章`</w:t>
+      </w:r>
+    </w:p>
+    <w:p/>
+    <w:p>
+      <w:r>
+        <w:t>と書けば大きな見出しとして扱うことができます。</w:t>
+      </w:r>
+    </w:p>
+    <w:p/>
+    <w:p>
+      <w:r>
+        <w:t>`## 5.1 なぜファイル管理が必要なのか`</w:t>
+      </w:r>
+    </w:p>
+    <w:p/>
+    <w:p>
+      <w:r>
+        <w:t>と書けば、その下の見出しとして整理できます。</w:t>
+      </w:r>
+    </w:p>
+    <w:p/>
+    <w:p>
+      <w:r>
+        <w:t>Markdownの良いところは、文章そのものと構造が一緒に管理できることです。</w:t>
+      </w:r>
+    </w:p>
+    <w:p/>
+    <w:p>
+      <w:r>
+        <w:t>また、GitHubとの相性も良く、変更履歴を確認しやすくなります。</w:t>
+      </w:r>
+    </w:p>
+    <w:p/>
+    <w:p>
+      <w:r>
+        <w:t>Project Sakuraでは、Markdownを「本の元原稿」として利用します。</w:t>
+      </w:r>
+    </w:p>
+    <w:p/>
+    <w:p>
+      <w:r>
+        <w:br w:type="page"/>
+      </w:r>
+    </w:p>
+    <w:p/>
+    <w:p>
+      <w:pPr>
+        <w:pStyle w:val="Heading2"/>
+      </w:pPr>
+      <w:r>
+        <w:t>5.7 正式版と元原稿を分ける</w:t>
+      </w:r>
+    </w:p>
+    <w:p/>
+    <w:p>
+      <w:r>
+        <w:t>Project Sakuraでは、</w:t>
+      </w:r>
+    </w:p>
+    <w:p/>
+    <w:p>
+      <w:r>
+        <w:t>元原稿</w:t>
+      </w:r>
+    </w:p>
+    <w:p>
+      <w:r>
+        <w:t>↓</w:t>
+      </w:r>
+    </w:p>
+    <w:p>
+      <w:r>
+        <w:t>確認</w:t>
+      </w:r>
+    </w:p>
+    <w:p>
+      <w:r>
+        <w:t>↓</w:t>
+      </w:r>
+    </w:p>
+    <w:p>
+      <w:r>
+        <w:t>完成</w:t>
+      </w:r>
+    </w:p>
+    <w:p>
+      <w:r>
+        <w:t>↓</w:t>
+      </w:r>
+    </w:p>
+    <w:p>
+      <w:r>
+        <w:t>Word / PDF</w:t>
+      </w:r>
+    </w:p>
+    <w:p/>
+    <w:p>
+      <w:r>
+        <w:t>という流れで正式版を作ります。</w:t>
+      </w:r>
+    </w:p>
+    <w:p/>
+    <w:p>
+      <w:r>
+        <w:t>そのため、Markdown原稿とWord/PDFを同じ役割のファイルとして考えません。</w:t>
+      </w:r>
+    </w:p>
+    <w:p/>
+    <w:p>
+      <w:r>
+        <w:t>Markdownは編集しやすい元原稿です。</w:t>
+      </w:r>
+    </w:p>
+    <w:p/>
+    <w:p>
+      <w:r>
+        <w:t>Wordは読みやすい文書として利用します。</w:t>
+      </w:r>
+    </w:p>
+    <w:p/>
+    <w:p>
+      <w:r>
+        <w:t>PDFは配布・閲覧しやすい正式版として利用します。</w:t>
+      </w:r>
+    </w:p>
+    <w:p/>
+    <w:p>
+      <w:r>
+        <w:t>それぞれ役割が違います。</w:t>
+      </w:r>
+    </w:p>
+    <w:p/>
+    <w:p>
+      <w:r>
+        <w:br w:type="page"/>
+      </w:r>
+    </w:p>
+    <w:p/>
+    <w:p>
+      <w:pPr>
+        <w:pStyle w:val="Heading2"/>
+      </w:pPr>
+      <w:r>
+        <w:t>5.8 imagesフォルダ</w:t>
+      </w:r>
+    </w:p>
+    <w:p/>
+    <w:p>
+      <w:r>
+        <w:t>`images` フォルダには、ドキュメントやブログ制作で利用する画像を保存します。</w:t>
+      </w:r>
+    </w:p>
+    <w:p/>
+    <w:p>
+      <w:r>
+        <w:t>例えば、</w:t>
+      </w:r>
+    </w:p>
+    <w:p/>
+    <w:p>
+      <w:r>
+        <w:t>アイキャッチ画像</w:t>
+      </w:r>
+    </w:p>
+    <w:p>
+      <w:r>
+        <w:t>説明用画像</w:t>
+      </w:r>
+    </w:p>
+    <w:p>
+      <w:r>
+        <w:t>図解</w:t>
+      </w:r>
+    </w:p>
+    <w:p>
+      <w:r>
+        <w:t>スクリーンショット</w:t>
+      </w:r>
+    </w:p>
+    <w:p>
+      <w:r>
+        <w:t>操作説明用画像</w:t>
+      </w:r>
+    </w:p>
+    <w:p/>
+    <w:p>
+      <w:r>
+        <w:t>などです。</w:t>
+      </w:r>
+    </w:p>
+    <w:p/>
+    <w:p>
+      <w:r>
+        <w:t>画像が増えると、ファイル名だけでは何の画像なのか分からなくなる場合があります。</w:t>
+      </w:r>
+    </w:p>
+    <w:p/>
+    <w:p>
+      <w:r>
+        <w:t>そのため、画像についても、できるだけ分かりやすい名前を付けます。</w:t>
+      </w:r>
+    </w:p>
+    <w:p/>
+    <w:p>
+      <w:r>
+        <w:t>例えば、</w:t>
+      </w:r>
+    </w:p>
+    <w:p/>
+    <w:p>
+      <w:r>
+        <w:t>chapter05_folder_structure.png</w:t>
+      </w:r>
+    </w:p>
+    <w:p/>
+    <w:p>
+      <w:r>
+        <w:t>のように、用途が分かる名前にします。</w:t>
+      </w:r>
+    </w:p>
+    <w:p/>
+    <w:p>
+      <w:r>
+        <w:br w:type="page"/>
+      </w:r>
+    </w:p>
+    <w:p/>
+    <w:p>
+      <w:pPr>
+        <w:pStyle w:val="Heading2"/>
+      </w:pPr>
+      <w:r>
+        <w:t>5.9 ファイル名を分かりやすくする</w:t>
+      </w:r>
+    </w:p>
+    <w:p/>
+    <w:p>
+      <w:r>
+        <w:t>ファイル名は、後から見たときに内容が分かるようにします。</w:t>
+      </w:r>
+    </w:p>
+    <w:p/>
+    <w:p>
+      <w:r>
+        <w:t>例えば、</w:t>
+      </w:r>
+    </w:p>
+    <w:p/>
+    <w:p>
+      <w:r>
+        <w:t>test.png</w:t>
+      </w:r>
+    </w:p>
+    <w:p/>
+    <w:p>
+      <w:r>
+        <w:t>だけでは、何の画像なのか分かりません。</w:t>
+      </w:r>
+    </w:p>
+    <w:p/>
+    <w:p>
+      <w:r>
+        <w:t>一方、</w:t>
+      </w:r>
+    </w:p>
+    <w:p/>
+    <w:p>
+      <w:r>
+        <w:t>chapter05_folder_structure.png</w:t>
+      </w:r>
+    </w:p>
+    <w:p/>
+    <w:p>
+      <w:r>
+        <w:t>なら、第5章のフォルダ構成に関する画像だと分かります。</w:t>
+      </w:r>
+    </w:p>
+    <w:p/>
+    <w:p>
+      <w:r>
+        <w:t>同じように、</w:t>
+      </w:r>
+    </w:p>
+    <w:p/>
+    <w:p>
+      <w:r>
+        <w:t>article_001.md</w:t>
+      </w:r>
+    </w:p>
+    <w:p/>
+    <w:p>
+      <w:r>
+        <w:t>chapter05.md</w:t>
+      </w:r>
+    </w:p>
+    <w:p/>
+    <w:p>
+      <w:r>
+        <w:t>など、一定のルールを決めておくと管理しやすくなります。</w:t>
+      </w:r>
+    </w:p>
+    <w:p/>
+    <w:p>
+      <w:r>
+        <w:t>ファイル名のルールは、プロジェクトが大きくなるほど重要になります。</w:t>
+      </w:r>
+    </w:p>
+    <w:p/>
+    <w:p>
+      <w:r>
+        <w:br w:type="page"/>
+      </w:r>
+    </w:p>
+    <w:p/>
+    <w:p>
+      <w:pPr>
+        <w:pStyle w:val="Heading2"/>
+      </w:pPr>
+      <w:r>
+        <w:t>5.10 Pythonフォルダ</w:t>
+      </w:r>
+    </w:p>
+    <w:p/>
+    <w:p>
+      <w:r>
+        <w:t>`python` フォルダには、Project Sakuraで利用するPythonプログラムを保存します。</w:t>
+      </w:r>
+    </w:p>
+    <w:p/>
+    <w:p>
+      <w:r>
+        <w:t>現在は学習用の小さなプログラムから始めています。</w:t>
+      </w:r>
+    </w:p>
+    <w:p/>
+    <w:p>
+      <w:r>
+        <w:t>例えば、</w:t>
+      </w:r>
+    </w:p>
+    <w:p/>
+    <w:p>
+      <w:r>
+        <w:t>lesson01.py</w:t>
+      </w:r>
+    </w:p>
+    <w:p/>
+    <w:p>
+      <w:r>
+        <w:t>のようなファイルです。</w:t>
+      </w:r>
+    </w:p>
+    <w:p/>
+    <w:p>
+      <w:r>
+        <w:t>今後、Pythonを利用して、</w:t>
+      </w:r>
+    </w:p>
+    <w:p/>
+    <w:p>
+      <w:r>
+        <w:t>記事データの整理</w:t>
+      </w:r>
+    </w:p>
+    <w:p>
+      <w:r>
+        <w:t>↓</w:t>
+      </w:r>
+    </w:p>
+    <w:p>
+      <w:r>
+        <w:t>ファイルの確認</w:t>
+      </w:r>
+    </w:p>
+    <w:p>
+      <w:r>
+        <w:t>↓</w:t>
+      </w:r>
+    </w:p>
+    <w:p>
+      <w:r>
+        <w:t>データの集計</w:t>
+      </w:r>
+    </w:p>
+    <w:p>
+      <w:r>
+        <w:t>↓</w:t>
+      </w:r>
+    </w:p>
+    <w:p>
+      <w:r>
+        <w:t>繰り返し作業の補助</w:t>
+      </w:r>
+    </w:p>
+    <w:p/>
+    <w:p>
+      <w:r>
+        <w:t>などを行えるように発展させます。</w:t>
+      </w:r>
+    </w:p>
+    <w:p/>
+    <w:p>
+      <w:r>
+        <w:t>最初からブログ全体を自動化するのではありません。</w:t>
+      </w:r>
+    </w:p>
+    <w:p/>
+    <w:p>
+      <w:r>
+        <w:t>小さなプログラムを作り、動作を確認しながら少しずつ発展させます。</w:t>
+      </w:r>
+    </w:p>
+    <w:p/>
+    <w:p>
+      <w:r>
+        <w:br w:type="page"/>
+      </w:r>
+    </w:p>
+    <w:p/>
+    <w:p>
+      <w:pPr>
+        <w:pStyle w:val="Heading2"/>
+      </w:pPr>
+      <w:r>
+        <w:t>5.11 データとプログラムを分ける</w:t>
+      </w:r>
+    </w:p>
+    <w:p/>
+    <w:p>
+      <w:r>
+        <w:t>Pythonのプログラムと、プログラムが扱うデータは、できるだけ役割を分けます。</w:t>
+      </w:r>
+    </w:p>
+    <w:p/>
+    <w:p>
+      <w:r>
+        <w:t>例えば、</w:t>
+      </w:r>
+    </w:p>
+    <w:p/>
+    <w:p>
+      <w:r>
+        <w:t>python</w:t>
+      </w:r>
+    </w:p>
+    <w:p>
+      <w:r>
+        <w:t>↓</w:t>
+      </w:r>
+    </w:p>
+    <w:p>
+      <w:r>
+        <w:t>処理を行うプログラム</w:t>
+      </w:r>
+    </w:p>
+    <w:p/>
+    <w:p>
+      <w:r>
+        <w:t>data</w:t>
+      </w:r>
+    </w:p>
+    <w:p>
+      <w:r>
+        <w:t>↓</w:t>
+      </w:r>
+    </w:p>
+    <w:p>
+      <w:r>
+        <w:t>処理対象となるデータ</w:t>
+      </w:r>
+    </w:p>
+    <w:p/>
+    <w:p>
+      <w:r>
+        <w:t>という考え方です。</w:t>
+      </w:r>
+    </w:p>
+    <w:p/>
+    <w:p>
+      <w:r>
+        <w:t>現段階では必要なフォルダだけを作り、プロジェクトが大きくなった段階でデータ用フォルダを追加していきます。</w:t>
+      </w:r>
+    </w:p>
+    <w:p/>
+    <w:p>
+      <w:r>
+        <w:t>重要なのは、「プログラムの中にすべてのデータを書き込む」という構造にしないことです。</w:t>
+      </w:r>
+    </w:p>
+    <w:p/>
+    <w:p>
+      <w:r>
+        <w:t>データと処理を分けておくと、後から変更しやすくなります。</w:t>
+      </w:r>
+    </w:p>
+    <w:p/>
+    <w:p>
+      <w:r>
+        <w:br w:type="page"/>
+      </w:r>
+    </w:p>
+    <w:p/>
+    <w:p>
+      <w:pPr>
+        <w:pStyle w:val="Heading2"/>
+      </w:pPr>
+      <w:r>
+        <w:t>5.12 CSVとは何か</w:t>
+      </w:r>
+    </w:p>
+    <w:p/>
+    <w:p>
+      <w:r>
+        <w:t>Project Sakuraでは、将来的に記事や作業データをCSV形式で扱うことも考えます。</w:t>
+      </w:r>
+    </w:p>
+    <w:p/>
+    <w:p>
+      <w:r>
+        <w:t>CSVは、表形式のデータを保存するためのシンプルな形式です。</w:t>
+      </w:r>
+    </w:p>
+    <w:p/>
+    <w:p>
+      <w:r>
+        <w:t>例えば、</w:t>
+      </w:r>
+    </w:p>
+    <w:p/>
+    <w:p>
+      <w:r>
+        <w:t>記事ID,タイトル,状態</w:t>
+      </w:r>
+    </w:p>
+    <w:p>
+      <w:r>
+        <w:t>001,Python入門,公開済み</w:t>
+      </w:r>
+    </w:p>
+    <w:p>
+      <w:r>
+        <w:t>002,GitHub入門,執筆中</w:t>
+      </w:r>
+    </w:p>
+    <w:p>
+      <w:r>
+        <w:t>003,WordPress入門,企画中</w:t>
+      </w:r>
+    </w:p>
+    <w:p/>
+    <w:p>
+      <w:r>
+        <w:t>のように、行と列で情報を管理できます。</w:t>
+      </w:r>
+    </w:p>
+    <w:p/>
+    <w:p>
+      <w:r>
+        <w:t>Excelなどでも開くことができます。</w:t>
+      </w:r>
+    </w:p>
+    <w:p/>
+    <w:p>
+      <w:r>
+        <w:t>最初は手作業で管理していても、データ量が増えたらCSVなどを利用することで、Pythonから扱いやすくなります。</w:t>
+      </w:r>
+    </w:p>
+    <w:p/>
+    <w:p>
+      <w:r>
+        <w:br w:type="page"/>
+      </w:r>
+    </w:p>
+    <w:p/>
+    <w:p>
+      <w:pPr>
+        <w:pStyle w:val="Heading2"/>
+      </w:pPr>
+      <w:r>
+        <w:t>5.13 JSONとは何か</w:t>
+      </w:r>
+    </w:p>
+    <w:p/>
+    <w:p>
+      <w:r>
+        <w:t>JSONも、Project Sakuraで将来的に利用する可能性があるデータ形式です。</w:t>
+      </w:r>
+    </w:p>
+    <w:p/>
+    <w:p>
+      <w:r>
+        <w:t>JSONは、設定や構造化されたデータを保存するのに向いています。</w:t>
+      </w:r>
+    </w:p>
+    <w:p/>
+    <w:p>
+      <w:r>
+        <w:t>例えば、</w:t>
+      </w:r>
+    </w:p>
+    <w:p/>
+    <w:p>
+      <w:r>
+        <w:t>{</w:t>
+      </w:r>
+    </w:p>
+    <w:p>
+      <w:r>
+        <w:t>"title": "Python入門",</w:t>
+      </w:r>
+    </w:p>
+    <w:p>
+      <w:r>
+        <w:t>"status": "published"</w:t>
+      </w:r>
+    </w:p>
+    <w:p>
+      <w:r>
+        <w:t>}</w:t>
+      </w:r>
+    </w:p>
+    <w:p/>
+    <w:p>
+      <w:r>
+        <w:t>のように情報を保存できます。</w:t>
+      </w:r>
+    </w:p>
+    <w:p/>
+    <w:p>
+      <w:r>
+        <w:t>CSVは表形式のデータに向いています。</w:t>
+      </w:r>
+    </w:p>
+    <w:p/>
+    <w:p>
+      <w:r>
+        <w:t>JSONは、項目が増えたり、階層構造を持ったデータを扱ったりするときに便利です。</w:t>
+      </w:r>
+    </w:p>
+    <w:p/>
+    <w:p>
+      <w:r>
+        <w:t>どちらを使うかは、保存するデータの種類によって判断します。</w:t>
+      </w:r>
+    </w:p>
+    <w:p/>
+    <w:p>
+      <w:r>
+        <w:br w:type="page"/>
+      </w:r>
+    </w:p>
+    <w:p/>
+    <w:p>
+      <w:pPr>
+        <w:pStyle w:val="Heading2"/>
+      </w:pPr>
+      <w:r>
+        <w:t>5.14 データ形式は目的に合わせる</w:t>
+      </w:r>
+    </w:p>
+    <w:p/>
+    <w:p>
+      <w:r>
+        <w:t>Project Sakuraでは、すべてのデータを一つの形式で保存する必要はありません。</w:t>
+      </w:r>
+    </w:p>
+    <w:p/>
+    <w:p>
+      <w:r>
+        <w:t>文章</w:t>
+      </w:r>
+    </w:p>
+    <w:p>
+      <w:r>
+        <w:t>→ Markdown</w:t>
+      </w:r>
+    </w:p>
+    <w:p/>
+    <w:p>
+      <w:r>
+        <w:t>表形式のデータ</w:t>
+      </w:r>
+    </w:p>
+    <w:p>
+      <w:r>
+        <w:t>→ CSV</w:t>
+      </w:r>
+    </w:p>
+    <w:p/>
+    <w:p>
+      <w:r>
+        <w:t>設定や構造化データ</w:t>
+      </w:r>
+    </w:p>
+    <w:p>
+      <w:r>
+        <w:t>→ JSON</w:t>
+      </w:r>
+    </w:p>
+    <w:p/>
+    <w:p>
+      <w:r>
+        <w:t>プログラム</w:t>
+      </w:r>
+    </w:p>
+    <w:p>
+      <w:r>
+        <w:t>→ Python</w:t>
+      </w:r>
+    </w:p>
+    <w:p/>
+    <w:p>
+      <w:r>
+        <w:t>正式な文書</w:t>
+      </w:r>
+    </w:p>
+    <w:p>
+      <w:r>
+        <w:t>→ Word / PDF</w:t>
+      </w:r>
+    </w:p>
+    <w:p/>
+    <w:p>
+      <w:r>
+        <w:t>というように、用途に応じて使い分けます。</w:t>
+      </w:r>
+    </w:p>
+    <w:p/>
+    <w:p>
+      <w:r>
+        <w:t>重要なのは、ファイル形式そのものを覚えることではありません。</w:t>
+      </w:r>
+    </w:p>
+    <w:p/>
+    <w:p>
+      <w:r>
+        <w:t>「この情報は何なのか」</w:t>
+      </w:r>
+    </w:p>
+    <w:p/>
+    <w:p>
+      <w:r>
+        <w:t>「誰が使うのか」</w:t>
+      </w:r>
+    </w:p>
+    <w:p/>
+    <w:p>
+      <w:r>
+        <w:t>「後からどのように利用するのか」</w:t>
+      </w:r>
+    </w:p>
+    <w:p/>
+    <w:p>
+      <w:r>
+        <w:t>を考えて保存形式を決めることです。</w:t>
+      </w:r>
+    </w:p>
+    <w:p/>
+    <w:p>
+      <w:r>
+        <w:br w:type="page"/>
+      </w:r>
+    </w:p>
+    <w:p/>
+    <w:p>
+      <w:pPr>
+        <w:pStyle w:val="Heading2"/>
+      </w:pPr>
+      <w:r>
+        <w:t>5.15 GitHubで管理する理由</w:t>
+      </w:r>
+    </w:p>
+    <w:p/>
+    <w:p>
+      <w:r>
+        <w:t>Project Sakuraでは、作ったファイルをGitHubで管理します。</w:t>
+      </w:r>
+    </w:p>
+    <w:p/>
+    <w:p>
+      <w:r>
+        <w:t>GitHubを利用することで、ファイルの変更履歴を残すことができます。</w:t>
+      </w:r>
+    </w:p>
+    <w:p/>
+    <w:p>
+      <w:r>
+        <w:t>例えば、</w:t>
+      </w:r>
+    </w:p>
+    <w:p/>
+    <w:p>
+      <w:r>
+        <w:t>第1版</w:t>
+      </w:r>
+    </w:p>
+    <w:p>
+      <w:r>
+        <w:t>↓</w:t>
+      </w:r>
+    </w:p>
+    <w:p>
+      <w:r>
+        <w:t>修正版</w:t>
+      </w:r>
+    </w:p>
+    <w:p>
+      <w:r>
+        <w:t>↓</w:t>
+      </w:r>
+    </w:p>
+    <w:p>
+      <w:r>
+        <w:t>第2版</w:t>
+      </w:r>
+    </w:p>
+    <w:p>
+      <w:r>
+        <w:t>↓</w:t>
+      </w:r>
+    </w:p>
+    <w:p>
+      <w:r>
+        <w:t>正式版</w:t>
+      </w:r>
+    </w:p>
+    <w:p/>
+    <w:p>
+      <w:r>
+        <w:t>という変化を記録できます。</w:t>
+      </w:r>
+    </w:p>
+    <w:p/>
+    <w:p>
+      <w:r>
+        <w:t>これは文章だけではなく、Pythonプログラムや設定ファイルにも利用できます。</w:t>
+      </w:r>
+    </w:p>
+    <w:p/>
+    <w:p>
+      <w:r>
+        <w:t>何を変更したのかを確認できるため、プロジェクトが大きくなっても過去の状態を追跡できます。</w:t>
+      </w:r>
+    </w:p>
+    <w:p/>
+    <w:p>
+      <w:r>
+        <w:br w:type="page"/>
+      </w:r>
+    </w:p>
+    <w:p/>
+    <w:p>
+      <w:pPr>
+        <w:pStyle w:val="Heading2"/>
+      </w:pPr>
+      <w:r>
+        <w:t>5.16 Commitとは何か</w:t>
+      </w:r>
+    </w:p>
+    <w:p/>
+    <w:p>
+      <w:r>
+        <w:t>GitHubを利用すると、「Commit」という言葉が出てきます。</w:t>
+      </w:r>
+    </w:p>
+    <w:p/>
+    <w:p>
+      <w:r>
+        <w:t>Commitは、簡単に言えば、</w:t>
+      </w:r>
+    </w:p>
+    <w:p/>
+    <w:p>
+      <w:r>
+        <w:t>「今回行った変更を、一つの記録として保存する」</w:t>
+      </w:r>
+    </w:p>
+    <w:p/>
+    <w:p>
+      <w:r>
+        <w:t>という操作です。</w:t>
+      </w:r>
+    </w:p>
+    <w:p/>
+    <w:p>
+      <w:r>
+        <w:t>例えば、</w:t>
+      </w:r>
+    </w:p>
+    <w:p/>
+    <w:p>
+      <w:r>
+        <w:t>Chapter05.mdを追加した</w:t>
+      </w:r>
+    </w:p>
+    <w:p>
+      <w:r>
+        <w:t>↓</w:t>
+      </w:r>
+    </w:p>
+    <w:p>
+      <w:r>
+        <w:t>変更内容を確認する</w:t>
+      </w:r>
+    </w:p>
+    <w:p>
+      <w:r>
+        <w:t>↓</w:t>
+      </w:r>
+    </w:p>
+    <w:p>
+      <w:r>
+        <w:t>Commitする</w:t>
+      </w:r>
+    </w:p>
+    <w:p/>
+    <w:p>
+      <w:r>
+        <w:t>という流れです。</w:t>
+      </w:r>
+    </w:p>
+    <w:p/>
+    <w:p>
+      <w:r>
+        <w:t>Commitメッセージには、何を変更したのか分かる内容を書きます。</w:t>
+      </w:r>
+    </w:p>
+    <w:p/>
+    <w:p>
+      <w:r>
+        <w:t>例えば、</w:t>
+      </w:r>
+    </w:p>
+    <w:p/>
+    <w:p>
+      <w:r>
+        <w:t>`Add Chapter05`</w:t>
+      </w:r>
+    </w:p>
+    <w:p/>
+    <w:p>
+      <w:r>
+        <w:t>のように記録します。</w:t>
+      </w:r>
+    </w:p>
+    <w:p/>
+    <w:p>
+      <w:r>
+        <w:t>後から履歴を見たときに、何をしたのか分かりやすくなります。</w:t>
+      </w:r>
+    </w:p>
+    <w:p/>
+    <w:p>
+      <w:r>
+        <w:br w:type="page"/>
+      </w:r>
+    </w:p>
+    <w:p/>
+    <w:p>
+      <w:pPr>
+        <w:pStyle w:val="Heading2"/>
+      </w:pPr>
+      <w:r>
+        <w:t>5.17 Pushとは何か</w:t>
+      </w:r>
+    </w:p>
+    <w:p/>
+    <w:p>
+      <w:r>
+        <w:t>Commitしただけでは、変更内容がGitHub上のリポジトリに送信されていない場合があります。</w:t>
+      </w:r>
+    </w:p>
+    <w:p/>
+    <w:p>
+      <w:r>
+        <w:t>そこでPushを行います。</w:t>
+      </w:r>
+    </w:p>
+    <w:p/>
+    <w:p>
+      <w:r>
+        <w:t>イメージとしては、</w:t>
+      </w:r>
+    </w:p>
+    <w:p/>
+    <w:p>
+      <w:r>
+        <w:t>ファイルを変更</w:t>
+      </w:r>
+    </w:p>
+    <w:p>
+      <w:r>
+        <w:t>↓</w:t>
+      </w:r>
+    </w:p>
+    <w:p>
+      <w:r>
+        <w:t>Commit</w:t>
+      </w:r>
+    </w:p>
+    <w:p>
+      <w:r>
+        <w:t>↓</w:t>
+      </w:r>
+    </w:p>
+    <w:p>
+      <w:r>
+        <w:t>Push</w:t>
+      </w:r>
+    </w:p>
+    <w:p>
+      <w:r>
+        <w:t>↓</w:t>
+      </w:r>
+    </w:p>
+    <w:p>
+      <w:r>
+        <w:t>GitHubへ反映</w:t>
+      </w:r>
+    </w:p>
+    <w:p/>
+    <w:p>
+      <w:r>
+        <w:t>という流れです。</w:t>
+      </w:r>
+    </w:p>
+    <w:p/>
+    <w:p>
+      <w:r>
+        <w:t>GitHub Desktopを利用すれば、画面上の操作で行うことができます。</w:t>
+      </w:r>
+    </w:p>
+    <w:p/>
+    <w:p>
+      <w:r>
+        <w:t>最初は用語が分かりにくいかもしれません。</w:t>
+      </w:r>
+    </w:p>
+    <w:p/>
+    <w:p>
+      <w:r>
+        <w:t>しかし、</w:t>
+      </w:r>
+    </w:p>
+    <w:p/>
+    <w:p>
+      <w:r>
+        <w:t>Commit = 変更を記録する</w:t>
+      </w:r>
+    </w:p>
+    <w:p/>
+    <w:p>
+      <w:r>
+        <w:t>Push = GitHubへ送る</w:t>
+      </w:r>
+    </w:p>
+    <w:p/>
+    <w:p>
+      <w:r>
+        <w:t>と覚えておけば十分です。</w:t>
+      </w:r>
+    </w:p>
+    <w:p/>
+    <w:p>
+      <w:r>
+        <w:br w:type="page"/>
+      </w:r>
+    </w:p>
+    <w:p/>
+    <w:p>
+      <w:pPr>
+        <w:pStyle w:val="Heading2"/>
+      </w:pPr>
+      <w:r>
+        <w:t>5.18 GitHubに何でも保存すればよいわけではない</w:t>
+      </w:r>
+    </w:p>
+    <w:p/>
+    <w:p>
+      <w:r>
+        <w:t>GitHubは便利ですが、すべてのファイルを無条件に保存する場所ではありません。</w:t>
+      </w:r>
+    </w:p>
+    <w:p/>
+    <w:p>
+      <w:r>
+        <w:t>特に、</w:t>
+      </w:r>
+    </w:p>
+    <w:p/>
+    <w:p>
+      <w:r>
+        <w:t>パスワード</w:t>
+      </w:r>
+    </w:p>
+    <w:p>
+      <w:r>
+        <w:t>APIキー</w:t>
+      </w:r>
+    </w:p>
+    <w:p>
+      <w:r>
+        <w:t>秘密情報</w:t>
+      </w:r>
+    </w:p>
+    <w:p>
+      <w:r>
+        <w:t>個人情報</w:t>
+      </w:r>
+    </w:p>
+    <w:p>
+      <w:r>
+        <w:t>認証情報</w:t>
+      </w:r>
+    </w:p>
+    <w:p/>
+    <w:p>
+      <w:r>
+        <w:t>などは、公開リポジトリへ保存しないように注意します。</w:t>
+      </w:r>
+    </w:p>
+    <w:p/>
+    <w:p>
+      <w:r>
+        <w:t>Project Sakuraでは、GitHubへ保存するファイルと、保存してはいけない情報を区別します。</w:t>
+      </w:r>
+    </w:p>
+    <w:p/>
+    <w:p>
+      <w:r>
+        <w:t>今後、外部サービスと連携する場合には、この点が特に重要になります。</w:t>
+      </w:r>
+    </w:p>
+    <w:p/>
+    <w:p>
+      <w:r>
+        <w:br w:type="page"/>
+      </w:r>
+    </w:p>
+    <w:p/>
+    <w:p>
+      <w:pPr>
+        <w:pStyle w:val="Heading2"/>
+      </w:pPr>
+      <w:r>
+        <w:t>5.19 .gitignoreについて</w:t>
+      </w:r>
+    </w:p>
+    <w:p/>
+    <w:p>
+      <w:r>
+        <w:t>Gitでは、特定のファイルを管理対象から外すために `.gitignore` という仕組みを利用できます。</w:t>
+      </w:r>
+    </w:p>
+    <w:p/>
+    <w:p>
+      <w:r>
+        <w:t>例えば、</w:t>
+      </w:r>
+    </w:p>
+    <w:p/>
+    <w:p>
+      <w:r>
+        <w:t>一時ファイル</w:t>
+      </w:r>
+    </w:p>
+    <w:p>
+      <w:r>
+        <w:t>個人設定</w:t>
+      </w:r>
+    </w:p>
+    <w:p>
+      <w:r>
+        <w:t>秘密情報を含むファイル</w:t>
+      </w:r>
+    </w:p>
+    <w:p>
+      <w:r>
+        <w:t>実行時に生成されるファイル</w:t>
+      </w:r>
+    </w:p>
+    <w:p/>
+    <w:p>
+      <w:r>
+        <w:t>などをGitの管理対象から外すことができます。</w:t>
+      </w:r>
+    </w:p>
+    <w:p/>
+    <w:p>
+      <w:r>
+        <w:t>Project Sakuraでも、必要に応じて `.gitignore` を設定します。</w:t>
+      </w:r>
+    </w:p>
+    <w:p/>
+    <w:p>
+      <w:r>
+        <w:t>ただし、設定を理解せずに追加するのではなく、「なぜ除外するのか」を確認しながら利用します。</w:t>
+      </w:r>
+    </w:p>
+    <w:p/>
+    <w:p>
+      <w:r>
+        <w:br w:type="page"/>
+      </w:r>
+    </w:p>
+    <w:p/>
+    <w:p>
+      <w:pPr>
+        <w:pStyle w:val="Heading2"/>
+      </w:pPr>
+      <w:r>
+        <w:t>5.20 README.mdの役割</w:t>
+      </w:r>
+    </w:p>
+    <w:p/>
+    <w:p>
+      <w:r>
+        <w:t>Project Sakuraには、</w:t>
+      </w:r>
+    </w:p>
+    <w:p/>
+    <w:p>
+      <w:r>
+        <w:t>`README.md`</w:t>
+      </w:r>
+    </w:p>
+    <w:p/>
+    <w:p>
+      <w:r>
+        <w:t>を用意します。</w:t>
+      </w:r>
+    </w:p>
+    <w:p/>
+    <w:p>
+      <w:r>
+        <w:t>READMEは、そのフォルダやプロジェクトについて説明するためのファイルです。</w:t>
+      </w:r>
+    </w:p>
+    <w:p/>
+    <w:p>
+      <w:r>
+        <w:t>例えば、</w:t>
+      </w:r>
+    </w:p>
+    <w:p/>
+    <w:p>
+      <w:r>
+        <w:t>このプロジェクトは何なのか</w:t>
+      </w:r>
+    </w:p>
+    <w:p>
+      <w:r>
+        <w:t>↓</w:t>
+      </w:r>
+    </w:p>
+    <w:p>
+      <w:r>
+        <w:t>何が入っているのか</w:t>
+      </w:r>
+    </w:p>
+    <w:p>
+      <w:r>
+        <w:t>↓</w:t>
+      </w:r>
+    </w:p>
+    <w:p>
+      <w:r>
+        <w:t>どうやって使うのか</w:t>
+      </w:r>
+    </w:p>
+    <w:p>
+      <w:r>
+        <w:t>↓</w:t>
+      </w:r>
+    </w:p>
+    <w:p>
+      <w:r>
+        <w:t>現在どこまで進んでいるのか</w:t>
+      </w:r>
+    </w:p>
+    <w:p/>
+    <w:p>
+      <w:r>
+        <w:t>などを説明できます。</w:t>
+      </w:r>
+    </w:p>
+    <w:p/>
+    <w:p>
+      <w:r>
+        <w:t>初めてプロジェクトを見る人にとって、READMEは案内板のような役割を持ちます。</w:t>
+      </w:r>
+    </w:p>
+    <w:p/>
+    <w:p>
+      <w:r>
+        <w:br w:type="page"/>
+      </w:r>
+    </w:p>
+    <w:p/>
+    <w:p>
+      <w:pPr>
+        <w:pStyle w:val="Heading2"/>
+      </w:pPr>
+      <w:r>
+        <w:t>5.21 CHANGELOG.mdの役割</w:t>
+      </w:r>
+    </w:p>
+    <w:p/>
+    <w:p>
+      <w:r>
+        <w:t>Project Sakuraでは、変更履歴を整理するために、</w:t>
+      </w:r>
+    </w:p>
+    <w:p/>
+    <w:p>
+      <w:r>
+        <w:t>`CHANGELOG.md`</w:t>
+      </w:r>
+    </w:p>
+    <w:p/>
+    <w:p>
+      <w:r>
+        <w:t>も利用します。</w:t>
+      </w:r>
+    </w:p>
+    <w:p/>
+    <w:p>
+      <w:r>
+        <w:t>例えば、</w:t>
+      </w:r>
+    </w:p>
+    <w:p/>
+    <w:p>
+      <w:r>
+        <w:t>2026-XX-XX</w:t>
+      </w:r>
+    </w:p>
+    <w:p>
+      <w:r>
+        <w:t>・第5章を追加</w:t>
+      </w:r>
+    </w:p>
+    <w:p>
+      <w:r>
+        <w:t>・フォルダ構成を整理</w:t>
+      </w:r>
+    </w:p>
+    <w:p/>
+    <w:p>
+      <w:r>
+        <w:t>のように、プロジェクトに行った大きな変更を記録します。</w:t>
+      </w:r>
+    </w:p>
+    <w:p/>
+    <w:p>
+      <w:r>
+        <w:t>Gitの詳細な履歴とは別に、人間が読みやすい形で変更点をまとめることが目的です。</w:t>
+      </w:r>
+    </w:p>
+    <w:p/>
+    <w:p>
+      <w:r>
+        <w:br w:type="page"/>
+      </w:r>
+    </w:p>
+    <w:p/>
+    <w:p>
+      <w:pPr>
+        <w:pStyle w:val="Heading2"/>
+      </w:pPr>
+      <w:r>
+        <w:t>5.22 記事データを管理する</w:t>
+      </w:r>
+    </w:p>
+    <w:p/>
+    <w:p>
+      <w:r>
+        <w:t>記事が増えてきたら、記事そのものだけではなく、記事に関する情報も管理します。</w:t>
+      </w:r>
+    </w:p>
+    <w:p/>
+    <w:p>
+      <w:r>
+        <w:t>例えば、</w:t>
+      </w:r>
+    </w:p>
+    <w:p/>
+    <w:p>
+      <w:r>
+        <w:t>記事ID</w:t>
+      </w:r>
+    </w:p>
+    <w:p>
+      <w:r>
+        <w:t>タイトル</w:t>
+      </w:r>
+    </w:p>
+    <w:p>
+      <w:r>
+        <w:t>カテゴリ</w:t>
+      </w:r>
+    </w:p>
+    <w:p>
+      <w:r>
+        <w:t>キーワード</w:t>
+      </w:r>
+    </w:p>
+    <w:p>
+      <w:r>
+        <w:t>状態</w:t>
+      </w:r>
+    </w:p>
+    <w:p>
+      <w:r>
+        <w:t>公開日</w:t>
+      </w:r>
+    </w:p>
+    <w:p>
+      <w:r>
+        <w:t>更新日</w:t>
+      </w:r>
+    </w:p>
+    <w:p>
+      <w:r>
+        <w:t>URL</w:t>
+      </w:r>
+    </w:p>
+    <w:p/>
+    <w:p>
+      <w:r>
+        <w:t>などです。</w:t>
+      </w:r>
+    </w:p>
+    <w:p/>
+    <w:p>
+      <w:r>
+        <w:t>最初はMarkdownや表計算ソフトなどで管理しても構いません。</w:t>
+      </w:r>
+    </w:p>
+    <w:p/>
+    <w:p>
+      <w:r>
+        <w:t>重要なのは、記事の状態を把握できることです。</w:t>
+      </w:r>
+    </w:p>
+    <w:p/>
+    <w:p>
+      <w:r>
+        <w:t>例えば、</w:t>
+      </w:r>
+    </w:p>
+    <w:p/>
+    <w:p>
+      <w:r>
+        <w:t>企画中</w:t>
+      </w:r>
+    </w:p>
+    <w:p>
+      <w:r>
+        <w:t>↓</w:t>
+      </w:r>
+    </w:p>
+    <w:p>
+      <w:r>
+        <w:t>執筆中</w:t>
+      </w:r>
+    </w:p>
+    <w:p>
+      <w:r>
+        <w:t>↓</w:t>
+      </w:r>
+    </w:p>
+    <w:p>
+      <w:r>
+        <w:t>確認中</w:t>
+      </w:r>
+    </w:p>
+    <w:p>
+      <w:r>
+        <w:t>↓</w:t>
+      </w:r>
+    </w:p>
+    <w:p>
+      <w:r>
+        <w:t>公開済み</w:t>
+      </w:r>
+    </w:p>
+    <w:p/>
+    <w:p>
+      <w:r>
+        <w:t>という状態を管理できます。</w:t>
+      </w:r>
+    </w:p>
+    <w:p/>
+    <w:p>
+      <w:r>
+        <w:br w:type="page"/>
+      </w:r>
+    </w:p>
+    <w:p/>
+    <w:p>
+      <w:pPr>
+        <w:pStyle w:val="Heading2"/>
+      </w:pPr>
+      <w:r>
+        <w:t>5.23 記事IDを付ける</w:t>
+      </w:r>
+    </w:p>
+    <w:p/>
+    <w:p>
+      <w:r>
+        <w:t>記事数が増えると、タイトルだけで管理するのが難しくなります。</w:t>
+      </w:r>
+    </w:p>
+    <w:p/>
+    <w:p>
+      <w:r>
+        <w:t>そこで、記事にIDを付ける方法があります。</w:t>
+      </w:r>
+    </w:p>
+    <w:p/>
+    <w:p>
+      <w:r>
+        <w:t>例えば、</w:t>
+      </w:r>
+    </w:p>
+    <w:p/>
+    <w:p>
+      <w:r>
+        <w:t>ART-001</w:t>
+      </w:r>
+    </w:p>
+    <w:p>
+      <w:r>
+        <w:t>ART-002</w:t>
+      </w:r>
+    </w:p>
+    <w:p>
+      <w:r>
+        <w:t>ART-003</w:t>
+      </w:r>
+    </w:p>
+    <w:p/>
+    <w:p>
+      <w:r>
+        <w:t>のように番号を付けます。</w:t>
+      </w:r>
+    </w:p>
+    <w:p/>
+    <w:p>
+      <w:r>
+        <w:t>記事タイトルが変更されても、IDは変えないようにします。</w:t>
+      </w:r>
+    </w:p>
+    <w:p/>
+    <w:p>
+      <w:r>
+        <w:t>そうすることで、記事を管理するための固定された識別子として利用できます。</w:t>
+      </w:r>
+    </w:p>
+    <w:p/>
+    <w:p>
+      <w:r>
+        <w:t>ただし、最初から複雑なルールを作る必要はありません。</w:t>
+      </w:r>
+    </w:p>
+    <w:p/>
+    <w:p>
+      <w:r>
+        <w:t>必要になった段階で導入します。</w:t>
+      </w:r>
+    </w:p>
+    <w:p/>
+    <w:p>
+      <w:r>
+        <w:br w:type="page"/>
+      </w:r>
+    </w:p>
+    <w:p/>
+    <w:p>
+      <w:pPr>
+        <w:pStyle w:val="Heading2"/>
+      </w:pPr>
+      <w:r>
+        <w:t>5.24 作業状態を管理する</w:t>
+      </w:r>
+    </w:p>
+    <w:p/>
+    <w:p>
+      <w:r>
+        <w:t>記事には、</w:t>
+      </w:r>
+    </w:p>
+    <w:p/>
+    <w:p>
+      <w:r>
+        <w:t>企画中</w:t>
+      </w:r>
+    </w:p>
+    <w:p>
+      <w:r>
+        <w:t>調査中</w:t>
+      </w:r>
+    </w:p>
+    <w:p>
+      <w:r>
+        <w:t>執筆中</w:t>
+      </w:r>
+    </w:p>
+    <w:p>
+      <w:r>
+        <w:t>確認中</w:t>
+      </w:r>
+    </w:p>
+    <w:p>
+      <w:r>
+        <w:t>公開準備</w:t>
+      </w:r>
+    </w:p>
+    <w:p>
+      <w:r>
+        <w:t>公開済み</w:t>
+      </w:r>
+    </w:p>
+    <w:p>
+      <w:r>
+        <w:t>改善中</w:t>
+      </w:r>
+    </w:p>
+    <w:p/>
+    <w:p>
+      <w:r>
+        <w:t>などの状態があります。</w:t>
+      </w:r>
+    </w:p>
+    <w:p/>
+    <w:p>
+      <w:r>
+        <w:t>これを管理することで、「今どの記事を作業すべきなのか」が分かります。</w:t>
+      </w:r>
+    </w:p>
+    <w:p/>
+    <w:p>
+      <w:r>
+        <w:t>将来的にはPythonを使って、</w:t>
+      </w:r>
+    </w:p>
+    <w:p/>
+    <w:p>
+      <w:r>
+        <w:t>公開準備まで進んでいる記事</w:t>
+      </w:r>
+    </w:p>
+    <w:p>
+      <w:r>
+        <w:t>↓</w:t>
+      </w:r>
+    </w:p>
+    <w:p>
+      <w:r>
+        <w:t>確認が必要な記事</w:t>
+      </w:r>
+    </w:p>
+    <w:p>
+      <w:r>
+        <w:t>↓</w:t>
+      </w:r>
+    </w:p>
+    <w:p>
+      <w:r>
+        <w:t>更新時期が来た記事</w:t>
+      </w:r>
+    </w:p>
+    <w:p/>
+    <w:p>
+      <w:r>
+        <w:t>などを一覧表示することもできます。</w:t>
+      </w:r>
+    </w:p>
+    <w:p/>
+    <w:p>
+      <w:r>
+        <w:t>このような機能は、Project Sakuraの自動化につながっていきます。</w:t>
+      </w:r>
+    </w:p>
+    <w:p/>
+    <w:p>
+      <w:r>
+        <w:br w:type="page"/>
+      </w:r>
+    </w:p>
+    <w:p/>
+    <w:p>
+      <w:pPr>
+        <w:pStyle w:val="Heading2"/>
+      </w:pPr>
+      <w:r>
+        <w:t>5.25 ファイル管理からデータ管理へ</w:t>
+      </w:r>
+    </w:p>
+    <w:p/>
+    <w:p>
+      <w:r>
+        <w:t>最初は「ファイルを整理する」ことから始めます。</w:t>
+      </w:r>
+    </w:p>
+    <w:p/>
+    <w:p>
+      <w:r>
+        <w:t>しかし、Project Sakuraが成長すると、単なるファイル管理だけでは足りなくなります。</w:t>
+      </w:r>
+    </w:p>
+    <w:p/>
+    <w:p>
+      <w:r>
+        <w:t>例えば、</w:t>
+      </w:r>
+    </w:p>
+    <w:p/>
+    <w:p>
+      <w:r>
+        <w:t>記事</w:t>
+      </w:r>
+    </w:p>
+    <w:p>
+      <w:r>
+        <w:t>↓</w:t>
+      </w:r>
+    </w:p>
+    <w:p>
+      <w:r>
+        <w:t>記事の状態</w:t>
+      </w:r>
+    </w:p>
+    <w:p>
+      <w:r>
+        <w:t>↓</w:t>
+      </w:r>
+    </w:p>
+    <w:p>
+      <w:r>
+        <w:t>記事のURL</w:t>
+      </w:r>
+    </w:p>
+    <w:p>
+      <w:r>
+        <w:t>↓</w:t>
+      </w:r>
+    </w:p>
+    <w:p>
+      <w:r>
+        <w:t>アクセス情報</w:t>
+      </w:r>
+    </w:p>
+    <w:p>
+      <w:r>
+        <w:t>↓</w:t>
+      </w:r>
+    </w:p>
+    <w:p>
+      <w:r>
+        <w:t>更新履歴</w:t>
+      </w:r>
+    </w:p>
+    <w:p>
+      <w:r>
+        <w:t>↓</w:t>
+      </w:r>
+    </w:p>
+    <w:p>
+      <w:r>
+        <w:t>関連画像</w:t>
+      </w:r>
+    </w:p>
+    <w:p>
+      <w:r>
+        <w:t>↓</w:t>
+      </w:r>
+    </w:p>
+    <w:p>
+      <w:r>
+        <w:t>関連キーワード</w:t>
+      </w:r>
+    </w:p>
+    <w:p/>
+    <w:p>
+      <w:r>
+        <w:t>というように、複数の情報を関連付けて管理する必要が出てきます。</w:t>
+      </w:r>
+    </w:p>
+    <w:p/>
+    <w:p>
+      <w:r>
+        <w:t>これが「データ管理」です。</w:t>
+      </w:r>
+    </w:p>
+    <w:p/>
+    <w:p>
+      <w:r>
+        <w:t>ファイル管理からデータ管理へ発展させることで、後からPythonなどによる処理がしやすくなります。</w:t>
+      </w:r>
+    </w:p>
+    <w:p/>
+    <w:p>
+      <w:r>
+        <w:br w:type="page"/>
+      </w:r>
+    </w:p>
+    <w:p/>
+    <w:p>
+      <w:pPr>
+        <w:pStyle w:val="Heading2"/>
+      </w:pPr>
+      <w:r>
+        <w:t>5.26 最初からデータベースを作らない</w:t>
+      </w:r>
+    </w:p>
+    <w:p/>
+    <w:p>
+      <w:r>
+        <w:t>データ管理という言葉を聞くと、すぐにデータベースを作る必要があるように感じるかもしれません。</w:t>
+      </w:r>
+    </w:p>
+    <w:p/>
+    <w:p>
+      <w:r>
+        <w:t>しかし、Project Sakuraでは、最初から大きなデータベースを作りません。</w:t>
+      </w:r>
+    </w:p>
+    <w:p/>
+    <w:p>
+      <w:r>
+        <w:t>まず、</w:t>
+      </w:r>
+    </w:p>
+    <w:p/>
+    <w:p>
+      <w:r>
+        <w:t>何のデータが必要なのか</w:t>
+      </w:r>
+    </w:p>
+    <w:p>
+      <w:r>
+        <w:t>↓</w:t>
+      </w:r>
+    </w:p>
+    <w:p>
+      <w:r>
+        <w:t>どのように使うのか</w:t>
+      </w:r>
+    </w:p>
+    <w:p>
+      <w:r>
+        <w:t>↓</w:t>
+      </w:r>
+    </w:p>
+    <w:p>
+      <w:r>
+        <w:t>どのくらい増えるのか</w:t>
+      </w:r>
+    </w:p>
+    <w:p/>
+    <w:p>
+      <w:r>
+        <w:t>を確認します。</w:t>
+      </w:r>
+    </w:p>
+    <w:p/>
+    <w:p>
+      <w:r>
+        <w:t>実際に運用してから必要な仕組みを作ります。</w:t>
+      </w:r>
+    </w:p>
+    <w:p/>
+    <w:p>
+      <w:r>
+        <w:t>この考え方は、第4章で決めた、</w:t>
+      </w:r>
+    </w:p>
+    <w:p/>
+    <w:p>
+      <w:r>
+        <w:t>手作業</w:t>
+      </w:r>
+    </w:p>
+    <w:p>
+      <w:r>
+        <w:t>↓</w:t>
+      </w:r>
+    </w:p>
+    <w:p>
+      <w:r>
+        <w:t>手順化</w:t>
+      </w:r>
+    </w:p>
+    <w:p>
+      <w:r>
+        <w:t>↓</w:t>
+      </w:r>
+    </w:p>
+    <w:p>
+      <w:r>
+        <w:t>半自動化</w:t>
+      </w:r>
+    </w:p>
+    <w:p>
+      <w:r>
+        <w:t>↓</w:t>
+      </w:r>
+    </w:p>
+    <w:p>
+      <w:r>
+        <w:t>自動化</w:t>
+      </w:r>
+    </w:p>
+    <w:p/>
+    <w:p>
+      <w:r>
+        <w:t>という方針と同じです。</w:t>
+      </w:r>
+    </w:p>
+    <w:p/>
+    <w:p>
+      <w:r>
+        <w:br w:type="page"/>
+      </w:r>
+    </w:p>
+    <w:p/>
+    <w:p>
+      <w:pPr>
+        <w:pStyle w:val="Heading2"/>
+      </w:pPr>
+      <w:r>
+        <w:t>5.27 バックアップについて</w:t>
+      </w:r>
+    </w:p>
+    <w:p/>
+    <w:p>
+      <w:r>
+        <w:t>重要なファイルについては、バックアップも考えます。</w:t>
+      </w:r>
+    </w:p>
+    <w:p/>
+    <w:p>
+      <w:r>
+        <w:t>GitHubで管理しているからといって、すべての問題がなくなるわけではありません。</w:t>
+      </w:r>
+    </w:p>
+    <w:p/>
+    <w:p>
+      <w:r>
+        <w:t>また、ローカルPC上のファイルが誤って削除される可能性もあります。</w:t>
+      </w:r>
+    </w:p>
+    <w:p/>
+    <w:p>
+      <w:r>
+        <w:t>そのため、</w:t>
+      </w:r>
+    </w:p>
+    <w:p/>
+    <w:p>
+      <w:r>
+        <w:t>GitHub</w:t>
+      </w:r>
+    </w:p>
+    <w:p>
+      <w:r>
+        <w:t>＋</w:t>
+      </w:r>
+    </w:p>
+    <w:p>
+      <w:r>
+        <w:t>ローカル環境</w:t>
+      </w:r>
+    </w:p>
+    <w:p>
+      <w:r>
+        <w:t>＋</w:t>
+      </w:r>
+    </w:p>
+    <w:p>
+      <w:r>
+        <w:t>必要に応じたバックアップ</w:t>
+      </w:r>
+    </w:p>
+    <w:p/>
+    <w:p>
+      <w:r>
+        <w:t>というように、複数の保存先を考えます。</w:t>
+      </w:r>
+    </w:p>
+    <w:p/>
+    <w:p>
+      <w:r>
+        <w:t>ただし、バックアップ先にも秘密情報が含まれないように注意します。</w:t>
+      </w:r>
+    </w:p>
+    <w:p/>
+    <w:p>
+      <w:r>
+        <w:br w:type="page"/>
+      </w:r>
+    </w:p>
+    <w:p/>
+    <w:p>
+      <w:pPr>
+        <w:pStyle w:val="Heading2"/>
+      </w:pPr>
+      <w:r>
+        <w:t>5.28 フォルダを増やしすぎない</w:t>
+      </w:r>
+    </w:p>
+    <w:p/>
+    <w:p>
+      <w:r>
+        <w:t>整理するときに注意したいのが、フォルダを増やしすぎることです。</w:t>
+      </w:r>
+    </w:p>
+    <w:p/>
+    <w:p>
+      <w:r>
+        <w:t>例えば、</w:t>
+      </w:r>
+    </w:p>
+    <w:p/>
+    <w:p>
+      <w:r>
+        <w:t>docs</w:t>
+      </w:r>
+    </w:p>
+    <w:p>
+      <w:r>
+        <w:t>↓</w:t>
+      </w:r>
+    </w:p>
+    <w:p>
+      <w:r>
+        <w:t>book</w:t>
+      </w:r>
+    </w:p>
+    <w:p>
+      <w:r>
+        <w:t>↓</w:t>
+      </w:r>
+    </w:p>
+    <w:p>
+      <w:r>
+        <w:t>vol01</w:t>
+      </w:r>
+    </w:p>
+    <w:p>
+      <w:r>
+        <w:t>↓</w:t>
+      </w:r>
+    </w:p>
+    <w:p>
+      <w:r>
+        <w:t>basic</w:t>
+      </w:r>
+    </w:p>
+    <w:p>
+      <w:r>
+        <w:t>↓</w:t>
+      </w:r>
+    </w:p>
+    <w:p>
+      <w:r>
+        <w:t>chapters</w:t>
+      </w:r>
+    </w:p>
+    <w:p>
+      <w:r>
+        <w:t>↓</w:t>
+      </w:r>
+    </w:p>
+    <w:p>
+      <w:r>
+        <w:t>source</w:t>
+      </w:r>
+    </w:p>
+    <w:p>
+      <w:r>
+        <w:t>↓</w:t>
+      </w:r>
+    </w:p>
+    <w:p>
+      <w:r>
+        <w:t>chapter</w:t>
+      </w:r>
+    </w:p>
+    <w:p>
+      <w:r>
+        <w:t>↓</w:t>
+      </w:r>
+    </w:p>
+    <w:p>
+      <w:r>
+        <w:t>draft</w:t>
+      </w:r>
+    </w:p>
+    <w:p>
+      <w:r>
+        <w:t>↓</w:t>
+      </w:r>
+    </w:p>
+    <w:p>
+      <w:r>
+        <w:t>final</w:t>
+      </w:r>
+    </w:p>
+    <w:p/>
+    <w:p>
+      <w:r>
+        <w:t>というように、細かく分けすぎると、逆に探しにくくなります。</w:t>
+      </w:r>
+    </w:p>
+    <w:p/>
+    <w:p>
+      <w:r>
+        <w:t>最初は、</w:t>
+      </w:r>
+    </w:p>
+    <w:p/>
+    <w:p>
+      <w:r>
+        <w:t>「見れば分かる」</w:t>
+      </w:r>
+    </w:p>
+    <w:p/>
+    <w:p>
+      <w:r>
+        <w:t>程度のシンプルな構造を目指します。</w:t>
+      </w:r>
+    </w:p>
+    <w:p/>
+    <w:p>
+      <w:r>
+        <w:t>必要になったら、後から分割します。</w:t>
+      </w:r>
+    </w:p>
+    <w:p/>
+    <w:p>
+      <w:r>
+        <w:br w:type="page"/>
+      </w:r>
+    </w:p>
+    <w:p/>
+    <w:p>
+      <w:pPr>
+        <w:pStyle w:val="Heading2"/>
+      </w:pPr>
+      <w:r>
+        <w:t>5.29 フォルダ構成も改善する</w:t>
+      </w:r>
+    </w:p>
+    <w:p/>
+    <w:p>
+      <w:r>
+        <w:t>Project Sakuraのフォルダ構成は、最初に決めたものを永遠に固定する必要はありません。</w:t>
+      </w:r>
+    </w:p>
+    <w:p/>
+    <w:p>
+      <w:r>
+        <w:t>実際に運用して、</w:t>
+      </w:r>
+    </w:p>
+    <w:p/>
+    <w:p>
+      <w:r>
+        <w:t>「ここは分かりにくい」</w:t>
+      </w:r>
+    </w:p>
+    <w:p/>
+    <w:p>
+      <w:r>
+        <w:t>「このファイルが増えすぎた」</w:t>
+      </w:r>
+    </w:p>
+    <w:p/>
+    <w:p>
+      <w:r>
+        <w:t>「このデータは別にした方がいい」</w:t>
+      </w:r>
+    </w:p>
+    <w:p/>
+    <w:p>
+      <w:r>
+        <w:t>という問題が出てきたら改善します。</w:t>
+      </w:r>
+    </w:p>
+    <w:p/>
+    <w:p>
+      <w:r>
+        <w:t>フォルダ構成そのものも、Project Sakuraの成長に合わせて進化させます。</w:t>
+      </w:r>
+    </w:p>
+    <w:p/>
+    <w:p>
+      <w:r>
+        <w:br w:type="page"/>
+      </w:r>
+    </w:p>
+    <w:p/>
+    <w:p>
+      <w:pPr>
+        <w:pStyle w:val="Heading2"/>
+      </w:pPr>
+      <w:r>
+        <w:t>5.30 VS Codeでファイルを管理する</w:t>
+      </w:r>
+    </w:p>
+    <w:p/>
+    <w:p>
+      <w:r>
+        <w:t>VS Codeでは、左側のエクスプローラーからフォルダやファイルを確認できます。</w:t>
+      </w:r>
+    </w:p>
+    <w:p/>
+    <w:p>
+      <w:r>
+        <w:t>例えば、</w:t>
+      </w:r>
+    </w:p>
+    <w:p/>
+    <w:p>
+      <w:r>
+        <w:t>docs</w:t>
+      </w:r>
+    </w:p>
+    <w:p>
+      <w:r>
+        <w:t>python</w:t>
+      </w:r>
+    </w:p>
+    <w:p/>
+    <w:p>
+      <w:r>
+        <w:t>などのフォルダを開いて、必要なファイルを選択します。</w:t>
+      </w:r>
+    </w:p>
+    <w:p/>
+    <w:p>
+      <w:r>
+        <w:t>Project Sakuraでは、VS Codeを、</w:t>
+      </w:r>
+    </w:p>
+    <w:p/>
+    <w:p>
+      <w:r>
+        <w:t>原稿を書く</w:t>
+      </w:r>
+    </w:p>
+    <w:p>
+      <w:r>
+        <w:t>↓</w:t>
+      </w:r>
+    </w:p>
+    <w:p>
+      <w:r>
+        <w:t>Pythonを書く</w:t>
+      </w:r>
+    </w:p>
+    <w:p>
+      <w:r>
+        <w:t>↓</w:t>
+      </w:r>
+    </w:p>
+    <w:p>
+      <w:r>
+        <w:t>ファイルを確認する</w:t>
+      </w:r>
+    </w:p>
+    <w:p>
+      <w:r>
+        <w:t>↓</w:t>
+      </w:r>
+    </w:p>
+    <w:p>
+      <w:r>
+        <w:t>フォルダ構成を確認する</w:t>
+      </w:r>
+    </w:p>
+    <w:p/>
+    <w:p>
+      <w:r>
+        <w:t>ための中心的な編集環境として利用します。</w:t>
+      </w:r>
+    </w:p>
+    <w:p/>
+    <w:p>
+      <w:r>
+        <w:br w:type="page"/>
+      </w:r>
+    </w:p>
+    <w:p/>
+    <w:p>
+      <w:pPr>
+        <w:pStyle w:val="Heading2"/>
+      </w:pPr>
+      <w:r>
+        <w:t>5.31 GitHub Desktopで変更を確認する</w:t>
+      </w:r>
+    </w:p>
+    <w:p/>
+    <w:p>
+      <w:r>
+        <w:t>ファイルを変更したら、GitHub Desktopを開きます。</w:t>
+      </w:r>
+    </w:p>
+    <w:p/>
+    <w:p>
+      <w:r>
+        <w:t>すると、変更されたファイルが一覧に表示されます。</w:t>
+      </w:r>
+    </w:p>
+    <w:p/>
+    <w:p>
+      <w:r>
+        <w:t>例えば、</w:t>
+      </w:r>
+    </w:p>
+    <w:p/>
+    <w:p>
+      <w:r>
+        <w:t>Chapter05.md</w:t>
+      </w:r>
+    </w:p>
+    <w:p/>
+    <w:p>
+      <w:r>
+        <w:t>を追加した場合、そのファイルが変更として表示されます。</w:t>
+      </w:r>
+    </w:p>
+    <w:p/>
+    <w:p>
+      <w:r>
+        <w:t>そこで、</w:t>
+      </w:r>
+    </w:p>
+    <w:p/>
+    <w:p>
+      <w:r>
+        <w:t>変更されたファイルを確認する</w:t>
+      </w:r>
+    </w:p>
+    <w:p>
+      <w:r>
+        <w:t>↓</w:t>
+      </w:r>
+    </w:p>
+    <w:p>
+      <w:r>
+        <w:t>変更内容を確認する</w:t>
+      </w:r>
+    </w:p>
+    <w:p>
+      <w:r>
+        <w:t>↓</w:t>
+      </w:r>
+    </w:p>
+    <w:p>
+      <w:r>
+        <w:t>Commitする</w:t>
+      </w:r>
+    </w:p>
+    <w:p>
+      <w:r>
+        <w:t>↓</w:t>
+      </w:r>
+    </w:p>
+    <w:p>
+      <w:r>
+        <w:t>Pushする</w:t>
+      </w:r>
+    </w:p>
+    <w:p/>
+    <w:p>
+      <w:r>
+        <w:t>という流れでGitHubへ保存します。</w:t>
+      </w:r>
+    </w:p>
+    <w:p/>
+    <w:p>
+      <w:r>
+        <w:t>この操作を繰り返すことで、Project Sakuraの開発記録が残っていきます。</w:t>
+      </w:r>
+    </w:p>
+    <w:p/>
+    <w:p>
+      <w:r>
+        <w:br w:type="page"/>
+      </w:r>
+    </w:p>
+    <w:p/>
+    <w:p>
+      <w:pPr>
+        <w:pStyle w:val="Heading2"/>
+      </w:pPr>
+      <w:r>
+        <w:t>5.32 「保存」と「GitHubへの保存」は違う</w:t>
+      </w:r>
+    </w:p>
+    <w:p/>
+    <w:p>
+      <w:r>
+        <w:t>初心者のうちは、ここが混乱しやすいポイントです。</w:t>
+      </w:r>
+    </w:p>
+    <w:p/>
+    <w:p>
+      <w:r>
+        <w:t>VS Codeで、</w:t>
+      </w:r>
+    </w:p>
+    <w:p/>
+    <w:p>
+      <w:r>
+        <w:t>`Ctrl + S`</w:t>
+      </w:r>
+    </w:p>
+    <w:p/>
+    <w:p>
+      <w:r>
+        <w:t>を押すと、現在のファイルがPC上に保存されます。</w:t>
+      </w:r>
+    </w:p>
+    <w:p/>
+    <w:p>
+      <w:r>
+        <w:t>これは「ファイルを保存した」状態です。</w:t>
+      </w:r>
+    </w:p>
+    <w:p/>
+    <w:p>
+      <w:r>
+        <w:t>その後、</w:t>
+      </w:r>
+    </w:p>
+    <w:p/>
+    <w:p>
+      <w:r>
+        <w:t>GitHub Desktop</w:t>
+      </w:r>
+    </w:p>
+    <w:p>
+      <w:r>
+        <w:t>↓</w:t>
+      </w:r>
+    </w:p>
+    <w:p>
+      <w:r>
+        <w:t>Commit</w:t>
+      </w:r>
+    </w:p>
+    <w:p>
+      <w:r>
+        <w:t>↓</w:t>
+      </w:r>
+    </w:p>
+    <w:p>
+      <w:r>
+        <w:t>Push</w:t>
+      </w:r>
+    </w:p>
+    <w:p/>
+    <w:p>
+      <w:r>
+        <w:t>を行うことで、GitHub側にも変更が反映されます。</w:t>
+      </w:r>
+    </w:p>
+    <w:p/>
+    <w:p>
+      <w:r>
+        <w:t>つまり、</w:t>
+      </w:r>
+    </w:p>
+    <w:p/>
+    <w:p>
+      <w:r>
+        <w:t>Ctrl + S</w:t>
+      </w:r>
+    </w:p>
+    <w:p>
+      <w:r>
+        <w:t>↓</w:t>
+      </w:r>
+    </w:p>
+    <w:p>
+      <w:r>
+        <w:t>PCに保存</w:t>
+      </w:r>
+    </w:p>
+    <w:p/>
+    <w:p>
+      <w:r>
+        <w:t>Commit</w:t>
+      </w:r>
+    </w:p>
+    <w:p>
+      <w:r>
+        <w:t>↓</w:t>
+      </w:r>
+    </w:p>
+    <w:p>
+      <w:r>
+        <w:t>変更を記録</w:t>
+      </w:r>
+    </w:p>
+    <w:p/>
+    <w:p>
+      <w:r>
+        <w:t>Push</w:t>
+      </w:r>
+    </w:p>
+    <w:p>
+      <w:r>
+        <w:t>↓</w:t>
+      </w:r>
+    </w:p>
+    <w:p>
+      <w:r>
+        <w:t>GitHubへ送信</w:t>
+      </w:r>
+    </w:p>
+    <w:p/>
+    <w:p>
+      <w:r>
+        <w:t>という違いがあります。</w:t>
+      </w:r>
+    </w:p>
+    <w:p/>
+    <w:p>
+      <w:r>
+        <w:t>この3つを区別できるようになることは、Project Sakuraを進める上で重要です。</w:t>
+      </w:r>
+    </w:p>
+    <w:p/>
+    <w:p>
+      <w:r>
+        <w:br w:type="page"/>
+      </w:r>
+    </w:p>
+    <w:p/>
+    <w:p>
+      <w:pPr>
+        <w:pStyle w:val="Heading2"/>
+      </w:pPr>
+      <w:r>
+        <w:t>5.33 作業記録を残す</w:t>
+      </w:r>
+    </w:p>
+    <w:p/>
+    <w:p>
+      <w:r>
+        <w:t>Project Sakuraでは、完成したファイルだけではなく、作業記録も重要です。</w:t>
+      </w:r>
+    </w:p>
+    <w:p/>
+    <w:p>
+      <w:r>
+        <w:t>例えば、</w:t>
+      </w:r>
+    </w:p>
+    <w:p/>
+    <w:p>
+      <w:r>
+        <w:t>何を作ったのか</w:t>
+      </w:r>
+    </w:p>
+    <w:p>
+      <w:r>
+        <w:t>↓</w:t>
+      </w:r>
+    </w:p>
+    <w:p>
+      <w:r>
+        <w:t>どこでエラーが出たのか</w:t>
+      </w:r>
+    </w:p>
+    <w:p>
+      <w:r>
+        <w:t>↓</w:t>
+      </w:r>
+    </w:p>
+    <w:p>
+      <w:r>
+        <w:t>どう解決したのか</w:t>
+      </w:r>
+    </w:p>
+    <w:p>
+      <w:r>
+        <w:t>↓</w:t>
+      </w:r>
+    </w:p>
+    <w:p>
+      <w:r>
+        <w:t>何を変更したのか</w:t>
+      </w:r>
+    </w:p>
+    <w:p/>
+    <w:p>
+      <w:r>
+        <w:t>を記録します。</w:t>
+      </w:r>
+    </w:p>
+    <w:p/>
+    <w:p>
+      <w:r>
+        <w:t>これは将来、自分自身が同じ問題に遭遇したときにも役立ちます。</w:t>
+      </w:r>
+    </w:p>
+    <w:p/>
+    <w:p>
+      <w:r>
+        <w:t>また、Project Sakuraそのものが「開発記録」であるため、失敗も含めて記録することに価値があります。</w:t>
+      </w:r>
+    </w:p>
+    <w:p/>
+    <w:p>
+      <w:r>
+        <w:br w:type="page"/>
+      </w:r>
+    </w:p>
+    <w:p/>
+    <w:p>
+      <w:pPr>
+        <w:pStyle w:val="Heading2"/>
+      </w:pPr>
+      <w:r>
+        <w:t>5.34 初心者だからこそ記録する</w:t>
+      </w:r>
+    </w:p>
+    <w:p/>
+    <w:p>
+      <w:r>
+        <w:t>初心者の段階では、分からないことがたくさん出てきます。</w:t>
+      </w:r>
+    </w:p>
+    <w:p/>
+    <w:p>
+      <w:r>
+        <w:t>しかし、それは問題ではありません。</w:t>
+      </w:r>
+    </w:p>
+    <w:p/>
+    <w:p>
+      <w:r>
+        <w:t>むしろ、</w:t>
+      </w:r>
+    </w:p>
+    <w:p/>
+    <w:p>
+      <w:r>
+        <w:t>「何が分からなかったのか」</w:t>
+      </w:r>
+    </w:p>
+    <w:p>
+      <w:r>
+        <w:t>「どこでつまずいたのか」</w:t>
+      </w:r>
+    </w:p>
+    <w:p>
+      <w:r>
+        <w:t>「どう解決したのか」</w:t>
+      </w:r>
+    </w:p>
+    <w:p/>
+    <w:p>
+      <w:r>
+        <w:t>を記録しておけば、後から非常に価値のある教材になります。</w:t>
+      </w:r>
+    </w:p>
+    <w:p/>
+    <w:p>
+      <w:r>
+        <w:t>Project Sakuraでは、初心者が実際に作りながら学んでいく過程そのものも記録します。</w:t>
+      </w:r>
+    </w:p>
+    <w:p/>
+    <w:p>
+      <w:r>
+        <w:br w:type="page"/>
+      </w:r>
+    </w:p>
+    <w:p/>
+    <w:p>
+      <w:pPr>
+        <w:pStyle w:val="Heading2"/>
+      </w:pPr>
+      <w:r>
+        <w:t>5.35 第5章で決めた基本方針</w:t>
+      </w:r>
+    </w:p>
+    <w:p/>
+    <w:p>
+      <w:r>
+        <w:t>第5章では、ファイル・データ管理について次の基本方針を決めました。</w:t>
+      </w:r>
+    </w:p>
+    <w:p/>
+    <w:p>
+      <w:r>
+        <w:t>1．ファイルを役割ごとに整理する</w:t>
+      </w:r>
+    </w:p>
+    <w:p/>
+    <w:p>
+      <w:r>
+        <w:t>2．第1巻の原稿は `docs/Vol01_基礎編/source/` に保存する</w:t>
+      </w:r>
+    </w:p>
+    <w:p/>
+    <w:p>
+      <w:r>
+        <w:t>3．各章は一つのMarkdownファイルとして管理する</w:t>
+      </w:r>
+    </w:p>
+    <w:p/>
+    <w:p>
+      <w:r>
+        <w:t>4．画像はimagesフォルダで管理する</w:t>
+      </w:r>
+    </w:p>
+    <w:p/>
+    <w:p>
+      <w:r>
+        <w:t>5．Pythonプログラムはpythonフォルダで管理する</w:t>
+      </w:r>
+    </w:p>
+    <w:p/>
+    <w:p>
+      <w:r>
+        <w:t>6．Markdownを本の元原稿として利用する</w:t>
+      </w:r>
+    </w:p>
+    <w:p/>
+    <w:p>
+      <w:r>
+        <w:t>7．WordとPDFは正式版として扱う</w:t>
+      </w:r>
+    </w:p>
+    <w:p/>
+    <w:p>
+      <w:r>
+        <w:t>8．CSVやJSONは用途に応じて利用する</w:t>
+      </w:r>
+    </w:p>
+    <w:p/>
+    <w:p>
+      <w:r>
+        <w:t>9．GitHubで変更履歴を管理する</w:t>
+      </w:r>
+    </w:p>
+    <w:p/>
+    <w:p>
+      <w:r>
+        <w:t>10．CommitとPushの役割を理解して使う</w:t>
+      </w:r>
+    </w:p>
+    <w:p/>
+    <w:p>
+      <w:r>
+        <w:t>11．秘密情報をGitHubへ保存しない</w:t>
+      </w:r>
+    </w:p>
+    <w:p/>
+    <w:p>
+      <w:r>
+        <w:t>12．READMEとCHANGELOGを活用する</w:t>
+      </w:r>
+    </w:p>
+    <w:p/>
+    <w:p>
+      <w:r>
+        <w:t>13．記事データの状態を管理する</w:t>
+      </w:r>
+    </w:p>
+    <w:p/>
+    <w:p>
+      <w:r>
+        <w:t>14．必要になった段階でPythonによるデータ処理へ発展させる</w:t>
+      </w:r>
+    </w:p>
+    <w:p/>
+    <w:p>
+      <w:r>
+        <w:t>15．最初から複雑なデータベースを作らない</w:t>
+      </w:r>
+    </w:p>
+    <w:p/>
+    <w:p>
+      <w:r>
+        <w:t>16．フォルダ構成は実際の運用に合わせて改善する</w:t>
+      </w:r>
+    </w:p>
+    <w:p/>
+    <w:p>
+      <w:r>
+        <w:t>17．作業内容や失敗も記録する</w:t>
+      </w:r>
+    </w:p>
+    <w:p/>
+    <w:p>
+      <w:r>
+        <w:br w:type="page"/>
+      </w:r>
+    </w:p>
+    <w:p/>
+    <w:p>
+      <w:pPr>
+        <w:pStyle w:val="Heading2"/>
+      </w:pPr>
+      <w:r>
+        <w:t>5.36 第5章まとめ</w:t>
+      </w:r>
+    </w:p>
+    <w:p/>
+    <w:p>
+      <w:r>
+        <w:t>Project Sakuraが成長すると、文章だけではなく、画像、プログラム、データ、設定、作業記録など、多くのファイルを扱うようになります。</w:t>
+      </w:r>
+    </w:p>
+    <w:p/>
+    <w:p>
+      <w:r>
+        <w:t>そのため、最初の段階から「どこに何を保存するのか」を整理しておくことが重要です。</w:t>
+      </w:r>
+    </w:p>
+    <w:p/>
+    <w:p>
+      <w:r>
+        <w:t>Project Sakuraでは、</w:t>
+      </w:r>
+    </w:p>
+    <w:p/>
+    <w:p>
+      <w:r>
+        <w:t>docs</w:t>
+      </w:r>
+    </w:p>
+    <w:p>
+      <w:r>
+        <w:t>↓</w:t>
+      </w:r>
+    </w:p>
+    <w:p>
+      <w:r>
+        <w:t>ドキュメント</w:t>
+      </w:r>
+    </w:p>
+    <w:p/>
+    <w:p>
+      <w:r>
+        <w:t>source</w:t>
+      </w:r>
+    </w:p>
+    <w:p>
+      <w:r>
+        <w:t>↓</w:t>
+      </w:r>
+    </w:p>
+    <w:p>
+      <w:r>
+        <w:t>Markdown原稿</w:t>
+      </w:r>
+    </w:p>
+    <w:p/>
+    <w:p>
+      <w:r>
+        <w:t>images</w:t>
+      </w:r>
+    </w:p>
+    <w:p>
+      <w:r>
+        <w:t>↓</w:t>
+      </w:r>
+    </w:p>
+    <w:p>
+      <w:r>
+        <w:t>画像</w:t>
+      </w:r>
+    </w:p>
+    <w:p/>
+    <w:p>
+      <w:r>
+        <w:t>python</w:t>
+      </w:r>
+    </w:p>
+    <w:p>
+      <w:r>
+        <w:t>↓</w:t>
+      </w:r>
+    </w:p>
+    <w:p>
+      <w:r>
+        <w:t>Pythonプログラム</w:t>
+      </w:r>
+    </w:p>
+    <w:p/>
+    <w:p>
+      <w:r>
+        <w:t>というように、役割ごとにファイルを整理します。</w:t>
+      </w:r>
+    </w:p>
+    <w:p/>
+    <w:p>
+      <w:r>
+        <w:t>また、</w:t>
+      </w:r>
+    </w:p>
+    <w:p/>
+    <w:p>
+      <w:r>
+        <w:t>Markdown</w:t>
+      </w:r>
+    </w:p>
+    <w:p>
+      <w:r>
+        <w:t>↓</w:t>
+      </w:r>
+    </w:p>
+    <w:p>
+      <w:r>
+        <w:t>元原稿</w:t>
+      </w:r>
+    </w:p>
+    <w:p/>
+    <w:p>
+      <w:r>
+        <w:t>Word</w:t>
+      </w:r>
+    </w:p>
+    <w:p>
+      <w:r>
+        <w:t>↓</w:t>
+      </w:r>
+    </w:p>
+    <w:p>
+      <w:r>
+        <w:t>文書版</w:t>
+      </w:r>
+    </w:p>
+    <w:p/>
+    <w:p>
+      <w:r>
+        <w:t>PDF</w:t>
+      </w:r>
+    </w:p>
+    <w:p>
+      <w:r>
+        <w:t>↓</w:t>
+      </w:r>
+    </w:p>
+    <w:p>
+      <w:r>
+        <w:t>正式版</w:t>
+      </w:r>
+    </w:p>
+    <w:p/>
+    <w:p>
+      <w:r>
+        <w:t>というように、ファイル形式ごとの役割も分けます。</w:t>
+      </w:r>
+    </w:p>
+    <w:p/>
+    <w:p>
+      <w:r>
+        <w:t>さらに、GitHubを利用して変更履歴を残し、CommitとPushによって作業内容を保存します。</w:t>
+      </w:r>
+    </w:p>
+    <w:p/>
+    <w:p>
+      <w:r>
+        <w:t>記事数が増えれば、記事そのものだけではなく、</w:t>
+      </w:r>
+    </w:p>
+    <w:p/>
+    <w:p>
+      <w:r>
+        <w:t>記事ID</w:t>
+      </w:r>
+    </w:p>
+    <w:p>
+      <w:r>
+        <w:t>タイトル</w:t>
+      </w:r>
+    </w:p>
+    <w:p>
+      <w:r>
+        <w:t>状態</w:t>
+      </w:r>
+    </w:p>
+    <w:p>
+      <w:r>
+        <w:t>URL</w:t>
+      </w:r>
+    </w:p>
+    <w:p>
+      <w:r>
+        <w:t>公開日</w:t>
+      </w:r>
+    </w:p>
+    <w:p>
+      <w:r>
+        <w:t>更新日</w:t>
+      </w:r>
+    </w:p>
+    <w:p>
+      <w:r>
+        <w:t>アクセス情報</w:t>
+      </w:r>
+    </w:p>
+    <w:p/>
+    <w:p>
+      <w:r>
+        <w:t>などのデータも管理する必要があります。</w:t>
+      </w:r>
+    </w:p>
+    <w:p/>
+    <w:p>
+      <w:r>
+        <w:t>ただし、最初から複雑なシステムを作る必要はありません。</w:t>
+      </w:r>
+    </w:p>
+    <w:p/>
+    <w:p>
+      <w:r>
+        <w:t>まずは実際にファイルを作り、実際に記事を作り、実際に運用します。</w:t>
+      </w:r>
+    </w:p>
+    <w:p/>
+    <w:p>
+      <w:r>
+        <w:t>そこで発生した問題を記録します。</w:t>
+      </w:r>
+    </w:p>
+    <w:p/>
+    <w:p>
+      <w:r>
+        <w:t>そして、必要になったところからデータ管理やPythonによる自動化へ発展させます。</w:t>
+      </w:r>
+    </w:p>
+    <w:p/>
+    <w:p>
+      <w:r>
+        <w:t>Project Sakuraでは、</w:t>
+      </w:r>
+    </w:p>
+    <w:p/>
+    <w:p>
+      <w:r>
+        <w:t>小さく作る</w:t>
+      </w:r>
+    </w:p>
+    <w:p>
+      <w:r>
+        <w:t>↓</w:t>
+      </w:r>
+    </w:p>
+    <w:p>
+      <w:r>
+        <w:t>実際に使う</w:t>
+      </w:r>
+    </w:p>
+    <w:p>
+      <w:r>
+        <w:t>↓</w:t>
+      </w:r>
+    </w:p>
+    <w:p>
+      <w:r>
+        <w:t>問題を見つける</w:t>
+      </w:r>
+    </w:p>
+    <w:p>
+      <w:r>
+        <w:t>↓</w:t>
+      </w:r>
+    </w:p>
+    <w:p>
+      <w:r>
+        <w:t>整理する</w:t>
+      </w:r>
+    </w:p>
+    <w:p>
+      <w:r>
+        <w:t>↓</w:t>
+      </w:r>
+    </w:p>
+    <w:p>
+      <w:r>
+        <w:t>改善する</w:t>
+      </w:r>
+    </w:p>
+    <w:p>
+      <w:r>
+        <w:t>↓</w:t>
+      </w:r>
+    </w:p>
+    <w:p>
+      <w:r>
+        <w:t>自動化する</w:t>
+      </w:r>
+    </w:p>
+    <w:p/>
+    <w:p>
+      <w:r>
+        <w:t>という考え方を繰り返します。</w:t>
+      </w:r>
+    </w:p>
+    <w:p/>
+    <w:p>
+      <w:r>
+        <w:t>ファイル管理も、その一つです。</w:t>
+      </w:r>
+    </w:p>
+    <w:p/>
+    <w:p>
+      <w:r>
+        <w:t>最初は小さなフォルダ構成でも、ルールを守って整理していけば、Project Sakuraが大きくなったときにも管理しやすくなります。</w:t>
+      </w:r>
+    </w:p>
+    <w:p/>
+    <w:p>
+      <w:r>
+        <w:t>そして、その整理されたデータが、将来的なPythonによる自動化や、ブログ運営全体の仕組み化につながっていきます。</w:t>
+      </w:r>
+    </w:p>
+    <w:p/>
+    <w:p>
+      <w:r>
+        <w:br w:type="page"/>
+      </w:r>
+    </w:p>
+    <w:p/>
+    <w:p>
+      <w:pPr>
+        <w:pStyle w:val="Heading1"/>
+      </w:pPr>
+      <w:r>
+        <w:t>Chapter Check</w:t>
+      </w:r>
+    </w:p>
+    <w:p/>
+    <w:p>
+      <w:r>
+        <w:t>第5章を読み終えたら、次の質問を確認してみましょう。</w:t>
+      </w:r>
+    </w:p>
+    <w:p/>
+    <w:p>
+      <w:pPr>
+        <w:pStyle w:val="Heading3"/>
+      </w:pPr>
+      <w:r>
+        <w:t>Q1</w:t>
+      </w:r>
+    </w:p>
+    <w:p/>
+    <w:p>
+      <w:r>
+        <w:t>Project Sakuraでファイルを整理する必要があるのはなぜですか？</w:t>
+      </w:r>
+    </w:p>
+    <w:p/>
+    <w:p>
+      <w:pPr>
+        <w:pStyle w:val="Heading3"/>
+      </w:pPr>
+      <w:r>
+        <w:t>Q2</w:t>
+      </w:r>
+    </w:p>
+    <w:p/>
+    <w:p>
+      <w:r>
+        <w:t>`docs` フォルダには、どのようなファイルを保存しますか？</w:t>
+      </w:r>
+    </w:p>
+    <w:p/>
+    <w:p>
+      <w:pPr>
+        <w:pStyle w:val="Heading3"/>
+      </w:pPr>
+      <w:r>
+        <w:t>Q3</w:t>
+      </w:r>
+    </w:p>
+    <w:p/>
+    <w:p>
+      <w:r>
+        <w:t>`source` フォルダにMarkdown原稿を保存する理由は何ですか？</w:t>
+      </w:r>
+    </w:p>
+    <w:p/>
+    <w:p>
+      <w:pPr>
+        <w:pStyle w:val="Heading3"/>
+      </w:pPr>
+      <w:r>
+        <w:t>Q4</w:t>
+      </w:r>
+    </w:p>
+    <w:p/>
+    <w:p>
+      <w:r>
+        <w:t>Markdown、Word、PDFには、それぞれどのような役割がありますか？</w:t>
+      </w:r>
+    </w:p>
+    <w:p/>
+    <w:p>
+      <w:pPr>
+        <w:pStyle w:val="Heading3"/>
+      </w:pPr>
+      <w:r>
+        <w:t>Q5</w:t>
+      </w:r>
+    </w:p>
+    <w:p/>
+    <w:p>
+      <w:r>
+        <w:t>CSVはどのようなデータを扱うのに向いていますか？</w:t>
+      </w:r>
+    </w:p>
+    <w:p/>
+    <w:p>
+      <w:pPr>
+        <w:pStyle w:val="Heading3"/>
+      </w:pPr>
+      <w:r>
+        <w:t>Q6</w:t>
+      </w:r>
+    </w:p>
+    <w:p/>
+    <w:p>
+      <w:r>
+        <w:t>JSONはどのような用途で利用できますか？</w:t>
+      </w:r>
+    </w:p>
+    <w:p/>
+    <w:p>
+      <w:pPr>
+        <w:pStyle w:val="Heading3"/>
+      </w:pPr>
+      <w:r>
+        <w:t>Q7</w:t>
+      </w:r>
+    </w:p>
+    <w:p/>
+    <w:p>
+      <w:r>
+        <w:t>CommitとPushには、それぞれどのような役割がありますか？</w:t>
+      </w:r>
+    </w:p>
+    <w:p/>
+    <w:p>
+      <w:pPr>
+        <w:pStyle w:val="Heading3"/>
+      </w:pPr>
+      <w:r>
+        <w:t>Q8</w:t>
+      </w:r>
+    </w:p>
+    <w:p/>
+    <w:p>
+      <w:r>
+        <w:t>GitHubへ保存してはいけない情報には、どのようなものがありますか？</w:t>
+      </w:r>
+    </w:p>
+    <w:p/>
+    <w:p>
+      <w:pPr>
+        <w:pStyle w:val="Heading3"/>
+      </w:pPr>
+      <w:r>
+        <w:t>Q9</w:t>
+      </w:r>
+    </w:p>
+    <w:p/>
+    <w:p>
+      <w:r>
+        <w:t>記事IDや記事の状態を管理するメリットは何ですか？</w:t>
+      </w:r>
+    </w:p>
+    <w:p/>
+    <w:p>
+      <w:pPr>
+        <w:pStyle w:val="Heading3"/>
+      </w:pPr>
+      <w:r>
+        <w:t>Q10</w:t>
+      </w:r>
+    </w:p>
+    <w:p/>
+    <w:p>
+      <w:r>
+        <w:t>Project Sakuraでは、なぜ最初から複雑なデータベースを作らないのでしょうか？</w:t>
+      </w:r>
+    </w:p>
+    <w:p/>
+    <w:p>
+      <w:pPr>
+        <w:pStyle w:val="Heading3"/>
+      </w:pPr>
+      <w:r>
+        <w:t>Q11</w:t>
+      </w:r>
+    </w:p>
+    <w:p/>
+    <w:p>
+      <w:r>
+        <w:t>VS Codeで `Ctrl + S` を押すことと、GitHubへ保存することにはどのような違いがありますか？</w:t>
+      </w:r>
+    </w:p>
+    <w:p/>
+    <w:p>
+      <w:pPr>
+        <w:pStyle w:val="Heading3"/>
+      </w:pPr>
+      <w:r>
+        <w:t>Q12</w:t>
+      </w:r>
+    </w:p>
+    <w:p/>
+    <w:p>
+      <w:r>
+        <w:t>Project Sakuraで、作業中の失敗やエラーも記録するのはなぜですか？</w:t>
+      </w:r>
+    </w:p>
+    <w:p/>
+    <w:p>
+      <w:r>
+        <w:br w:type="page"/>
+      </w:r>
+    </w:p>
+    <w:p/>
+    <w:p>
+      <w:pPr>
+        <w:pStyle w:val="Heading1"/>
+      </w:pPr>
+      <w:r>
+        <w:t>第6章への予告</w:t>
+      </w:r>
+    </w:p>
+    <w:p/>
+    <w:p>
+      <w:r>
+        <w:t>第5章では、Project Sakuraで扱うファイルやデータを、どのように整理して管理するのかを確認しました。</w:t>
+      </w:r>
+    </w:p>
+    <w:p/>
+    <w:p>
+      <w:r>
+        <w:t>ここまでで、</w:t>
+      </w:r>
+    </w:p>
+    <w:p/>
+    <w:p>
+      <w:r>
+        <w:t>Project Sakuraとは何か</w:t>
+      </w:r>
+    </w:p>
+    <w:p>
+      <w:r>
+        <w:t>↓</w:t>
+      </w:r>
+    </w:p>
+    <w:p>
+      <w:r>
+        <w:t>Project Sakura全体の構造</w:t>
+      </w:r>
+    </w:p>
+    <w:p>
+      <w:r>
+        <w:t>↓</w:t>
+      </w:r>
+    </w:p>
+    <w:p>
+      <w:r>
+        <w:t>ブログをどのように設計するか</w:t>
+      </w:r>
+    </w:p>
+    <w:p>
+      <w:r>
+        <w:t>↓</w:t>
+      </w:r>
+    </w:p>
+    <w:p>
+      <w:r>
+        <w:t>記事をどのように制作するか</w:t>
+      </w:r>
+    </w:p>
+    <w:p>
+      <w:r>
+        <w:t>↓</w:t>
+      </w:r>
+    </w:p>
+    <w:p>
+      <w:r>
+        <w:t>ファイルやデータをどのように管理するか</w:t>
+      </w:r>
+    </w:p>
+    <w:p/>
+    <w:p>
+      <w:r>
+        <w:t>という基本的な土台ができました。</w:t>
+      </w:r>
+    </w:p>
+    <w:p/>
+    <w:p>
+      <w:r>
+        <w:t>第6章からは、いよいよProject Sakuraの中心的な道具の一つである**AIの活用方法**について、より具体的に考えていきます。</w:t>
+      </w:r>
+    </w:p>
+    <w:p/>
+    <w:p>
+      <w:r>
+        <w:t>AIに何を任せるのか。</w:t>
+      </w:r>
+    </w:p>
+    <w:p/>
+    <w:p>
+      <w:r>
+        <w:t>人間は何を判断するのか。</w:t>
+      </w:r>
+    </w:p>
+    <w:p/>
+    <w:p>
+      <w:r>
+        <w:t>どのような指示を出せばよいのか。</w:t>
+      </w:r>
+    </w:p>
+    <w:p/>
+    <w:p>
+      <w:r>
+        <w:t>AIが作った内容をどのように確認するのか。</w:t>
+      </w:r>
+    </w:p>
+    <w:p/>
+    <w:p>
+      <w:r>
+        <w:t>そして、AIを使うことで記事制作やブログ運営をどのように効率化できるのか。</w:t>
+      </w:r>
+    </w:p>
+    <w:p/>
+    <w:p>
+      <w:r>
+        <w:t>第6章では、</w:t>
+      </w:r>
+    </w:p>
+    <w:p/>
+    <w:p>
+      <w:r>
+        <w:t>**「Project SakuraにおけるAI活用」**</w:t>
+      </w:r>
+    </w:p>
+    <w:p/>
+    <w:p>
+      <w:r>
+        <w:t>をテーマとして進めます。</w:t>
+      </w:r>
+    </w:p>
+    <w:p/>
+    <w:p>
+      <w:r>
+        <w:t>AIを「全部やってくれる魔法の道具」として扱うのではなく、Project Sakuraを一緒に作っていくための「支援ツール」として、具体的な使い方を整理していきます。</w:t>
       </w:r>
     </w:p>
     <w:sectPr>

--- a/docs/Vol01_基礎編/Project_Sakura_Vol1.docx
+++ b/docs/Vol01_基礎編/Project_Sakura_Vol1.docx
@@ -23,7 +23,7 @@
           <w:b/>
           <w:sz w:val="28"/>
         </w:rPr>
-        <w:t>第1章～第5章 正式版</w:t>
+        <w:t>第1章～第6章 正式版</w:t>
       </w:r>
     </w:p>
     <w:p>
@@ -14869,6 +14869,5620 @@
     <w:p>
       <w:r>
         <w:t>AIを「全部やってくれる魔法の道具」として扱うのではなく、Project Sakuraを一緒に作っていくための「支援ツール」として、具体的な使い方を整理していきます。</w:t>
+      </w:r>
+    </w:p>
+    <w:p>
+      <w:r>
+        <w:br w:type="page"/>
+      </w:r>
+    </w:p>
+    <w:p>
+      <w:pPr>
+        <w:pStyle w:val="Heading1"/>
+      </w:pPr>
+      <w:r>
+        <w:t>Project Sakura 第1巻 基礎編 v0.1</w:t>
+      </w:r>
+    </w:p>
+    <w:p/>
+    <w:p>
+      <w:pPr>
+        <w:pStyle w:val="Heading1"/>
+      </w:pPr>
+      <w:r>
+        <w:t>第6章　Project SakuraにおけるAI活用</w:t>
+      </w:r>
+    </w:p>
+    <w:p/>
+    <w:p>
+      <w:pPr>
+        <w:pStyle w:val="Heading2"/>
+      </w:pPr>
+      <w:r>
+        <w:t>6.1　はじめに</w:t>
+      </w:r>
+    </w:p>
+    <w:p/>
+    <w:p>
+      <w:r>
+        <w:t>第5章までで、Project Sakuraの基本的な土台を整理しました。</w:t>
+      </w:r>
+    </w:p>
+    <w:p/>
+    <w:p>
+      <w:r>
+        <w:t>Project Sakuraとは何か。</w:t>
+      </w:r>
+    </w:p>
+    <w:p/>
+    <w:p>
+      <w:r>
+        <w:t>全体をどのような仕組みにするのか。</w:t>
+      </w:r>
+    </w:p>
+    <w:p/>
+    <w:p>
+      <w:r>
+        <w:t>ブログをどのように設計するのか。</w:t>
+      </w:r>
+    </w:p>
+    <w:p/>
+    <w:p>
+      <w:r>
+        <w:t>記事をどのように制作するのか。</w:t>
+      </w:r>
+    </w:p>
+    <w:p/>
+    <w:p>
+      <w:r>
+        <w:t>そして、原稿や画像、プログラム、データをどのように管理するのか。</w:t>
+      </w:r>
+    </w:p>
+    <w:p/>
+    <w:p>
+      <w:r>
+        <w:t>ここまでの章では、Project Sakuraを長く続けるための基本構造を作ってきました。</w:t>
+      </w:r>
+    </w:p>
+    <w:p/>
+    <w:p>
+      <w:r>
+        <w:t>第6章では、いよいよProject Sakuraの中心的な道具の一つであるAIについて、具体的に考えていきます。</w:t>
+      </w:r>
+    </w:p>
+    <w:p/>
+    <w:p>
+      <w:r>
+        <w:t>第1章でも説明したように、Project SakuraではAIを単なる文章作成ツールとして利用するわけではありません。</w:t>
+      </w:r>
+    </w:p>
+    <w:p/>
+    <w:p>
+      <w:r>
+        <w:t>AIは、</w:t>
+      </w:r>
+    </w:p>
+    <w:p/>
+    <w:p>
+      <w:r>
+        <w:t>・アイデアの整理</w:t>
+      </w:r>
+    </w:p>
+    <w:p>
+      <w:r>
+        <w:t>・情報の整理</w:t>
+      </w:r>
+    </w:p>
+    <w:p>
+      <w:r>
+        <w:t>・記事構成の作成</w:t>
+      </w:r>
+    </w:p>
+    <w:p>
+      <w:r>
+        <w:t>・文章作成の支援</w:t>
+      </w:r>
+    </w:p>
+    <w:p>
+      <w:r>
+        <w:t>・タイトル案の作成</w:t>
+      </w:r>
+    </w:p>
+    <w:p>
+      <w:r>
+        <w:t>・画像制作の支援</w:t>
+      </w:r>
+    </w:p>
+    <w:p>
+      <w:r>
+        <w:t>・プログラム作成の支援</w:t>
+      </w:r>
+    </w:p>
+    <w:p>
+      <w:r>
+        <w:t>・エラーの原因調査</w:t>
+      </w:r>
+    </w:p>
+    <w:p>
+      <w:r>
+        <w:t>・作業手順の整理</w:t>
+      </w:r>
+    </w:p>
+    <w:p/>
+    <w:p>
+      <w:r>
+        <w:t>など、さまざまな場面で利用します。</w:t>
+      </w:r>
+    </w:p>
+    <w:p/>
+    <w:p>
+      <w:r>
+        <w:t>ただし、AIが作ったものをそのまま使用するのではありません。</w:t>
+      </w:r>
+    </w:p>
+    <w:p/>
+    <w:p>
+      <w:r>
+        <w:t>内容を確認し、必要に応じて修正し、自分のプロジェクトに適した形へ整えていきます。</w:t>
+      </w:r>
+    </w:p>
+    <w:p/>
+    <w:p>
+      <w:r>
+        <w:t>Project Sakuraでは、AIを「全部やってくれる魔法の箱」として扱うのではなく、「作業を一緒に進めるアシスタント」として利用します。</w:t>
+      </w:r>
+    </w:p>
+    <w:p/>
+    <w:p>
+      <w:r>
+        <w:t>この考え方を、第6章ではもう少し具体的に整理していきます。</w:t>
+      </w:r>
+    </w:p>
+    <w:p/>
+    <w:p>
+      <w:r>
+        <w:br w:type="page"/>
+      </w:r>
+    </w:p>
+    <w:p/>
+    <w:p>
+      <w:pPr>
+        <w:pStyle w:val="Heading2"/>
+      </w:pPr>
+      <w:r>
+        <w:t>6.2　AIは何のために使うのか</w:t>
+      </w:r>
+    </w:p>
+    <w:p/>
+    <w:p>
+      <w:r>
+        <w:t>AIを使う目的を一言で表すなら、</w:t>
+      </w:r>
+    </w:p>
+    <w:p/>
+    <w:p>
+      <w:r>
+        <w:t>「作業を効率化しながら、考えるための支援を受ける」</w:t>
+      </w:r>
+    </w:p>
+    <w:p/>
+    <w:p>
+      <w:r>
+        <w:t>ことです。</w:t>
+      </w:r>
+    </w:p>
+    <w:p/>
+    <w:p>
+      <w:r>
+        <w:t>AIにすべてを任せることが目的ではありません。</w:t>
+      </w:r>
+    </w:p>
+    <w:p/>
+    <w:p>
+      <w:r>
+        <w:t>例えば、記事を書く場合でも、</w:t>
+      </w:r>
+    </w:p>
+    <w:p/>
+    <w:p>
+      <w:r>
+        <w:t>テーマを決める</w:t>
+      </w:r>
+    </w:p>
+    <w:p>
+      <w:r>
+        <w:t>↓</w:t>
+      </w:r>
+    </w:p>
+    <w:p>
+      <w:r>
+        <w:t>情報を整理する</w:t>
+      </w:r>
+    </w:p>
+    <w:p>
+      <w:r>
+        <w:t>↓</w:t>
+      </w:r>
+    </w:p>
+    <w:p>
+      <w:r>
+        <w:t>記事構成を考える</w:t>
+      </w:r>
+    </w:p>
+    <w:p>
+      <w:r>
+        <w:t>↓</w:t>
+      </w:r>
+    </w:p>
+    <w:p>
+      <w:r>
+        <w:t>文章を書く</w:t>
+      </w:r>
+    </w:p>
+    <w:p>
+      <w:r>
+        <w:t>↓</w:t>
+      </w:r>
+    </w:p>
+    <w:p>
+      <w:r>
+        <w:t>内容を確認する</w:t>
+      </w:r>
+    </w:p>
+    <w:p>
+      <w:r>
+        <w:t>↓</w:t>
+      </w:r>
+    </w:p>
+    <w:p>
+      <w:r>
+        <w:t>修正する</w:t>
+      </w:r>
+    </w:p>
+    <w:p>
+      <w:r>
+        <w:t>↓</w:t>
+      </w:r>
+    </w:p>
+    <w:p>
+      <w:r>
+        <w:t>公開する</w:t>
+      </w:r>
+    </w:p>
+    <w:p/>
+    <w:p>
+      <w:r>
+        <w:t>という流れがあります。</w:t>
+      </w:r>
+    </w:p>
+    <w:p/>
+    <w:p>
+      <w:r>
+        <w:t>この中のすべてをAIに任せる必要はありません。</w:t>
+      </w:r>
+    </w:p>
+    <w:p/>
+    <w:p>
+      <w:r>
+        <w:t>むしろ、</w:t>
+      </w:r>
+    </w:p>
+    <w:p/>
+    <w:p>
+      <w:r>
+        <w:t>「どこをAIに任せると効率が良くなるのか」</w:t>
+      </w:r>
+    </w:p>
+    <w:p/>
+    <w:p>
+      <w:r>
+        <w:t>を考えることが重要です。</w:t>
+      </w:r>
+    </w:p>
+    <w:p/>
+    <w:p>
+      <w:r>
+        <w:t>例えば、最初のアイデアを整理したり、複数の案を比較したり、文章の構成を考えたりする作業では、AIが役立つ場合があります。</w:t>
+      </w:r>
+    </w:p>
+    <w:p/>
+    <w:p>
+      <w:r>
+        <w:t>一方で、Project Sakuraとして本当に採用するかどうか、公開してよい内容なのか、自分のブログの目的に合っているか、といった判断は人間が行います。</w:t>
+      </w:r>
+    </w:p>
+    <w:p/>
+    <w:p>
+      <w:r>
+        <w:br w:type="page"/>
+      </w:r>
+    </w:p>
+    <w:p/>
+    <w:p>
+      <w:pPr>
+        <w:pStyle w:val="Heading2"/>
+      </w:pPr>
+      <w:r>
+        <w:t>6.3　AIと人間の役割を分ける</w:t>
+      </w:r>
+    </w:p>
+    <w:p/>
+    <w:p>
+      <w:r>
+        <w:t>Project Sakuraでは、AIと人間の役割を分けて考えます。</w:t>
+      </w:r>
+    </w:p>
+    <w:p/>
+    <w:p>
+      <w:r>
+        <w:t>AIが得意なことと、人間が判断すべきことは同じではありません。</w:t>
+      </w:r>
+    </w:p>
+    <w:p/>
+    <w:p>
+      <w:r>
+        <w:t>例えばAIには、</w:t>
+      </w:r>
+    </w:p>
+    <w:p/>
+    <w:p>
+      <w:r>
+        <w:t>情報を整理する</w:t>
+      </w:r>
+    </w:p>
+    <w:p>
+      <w:r>
+        <w:t>↓</w:t>
+      </w:r>
+    </w:p>
+    <w:p>
+      <w:r>
+        <w:t>複数の案を出す</w:t>
+      </w:r>
+    </w:p>
+    <w:p>
+      <w:r>
+        <w:t>↓</w:t>
+      </w:r>
+    </w:p>
+    <w:p>
+      <w:r>
+        <w:t>文章を作る</w:t>
+      </w:r>
+    </w:p>
+    <w:p>
+      <w:r>
+        <w:t>↓</w:t>
+      </w:r>
+    </w:p>
+    <w:p>
+      <w:r>
+        <w:t>構成を提案する</w:t>
+      </w:r>
+    </w:p>
+    <w:p>
+      <w:r>
+        <w:t>↓</w:t>
+      </w:r>
+    </w:p>
+    <w:p>
+      <w:r>
+        <w:t>表現を変える</w:t>
+      </w:r>
+    </w:p>
+    <w:p/>
+    <w:p>
+      <w:r>
+        <w:t>といった支援をしてもらいます。</w:t>
+      </w:r>
+    </w:p>
+    <w:p/>
+    <w:p>
+      <w:r>
+        <w:t>人間は、</w:t>
+      </w:r>
+    </w:p>
+    <w:p/>
+    <w:p>
+      <w:r>
+        <w:t>目的を決める</w:t>
+      </w:r>
+    </w:p>
+    <w:p>
+      <w:r>
+        <w:t>↓</w:t>
+      </w:r>
+    </w:p>
+    <w:p>
+      <w:r>
+        <w:t>採用する案を決める</w:t>
+      </w:r>
+    </w:p>
+    <w:p>
+      <w:r>
+        <w:t>↓</w:t>
+      </w:r>
+    </w:p>
+    <w:p>
+      <w:r>
+        <w:t>内容を確認する</w:t>
+      </w:r>
+    </w:p>
+    <w:p>
+      <w:r>
+        <w:t>↓</w:t>
+      </w:r>
+    </w:p>
+    <w:p>
+      <w:r>
+        <w:t>正しいか判断する</w:t>
+      </w:r>
+    </w:p>
+    <w:p>
+      <w:r>
+        <w:t>↓</w:t>
+      </w:r>
+    </w:p>
+    <w:p>
+      <w:r>
+        <w:t>公開するか決める</w:t>
+      </w:r>
+    </w:p>
+    <w:p/>
+    <w:p>
+      <w:r>
+        <w:t>という役割を担当します。</w:t>
+      </w:r>
+    </w:p>
+    <w:p/>
+    <w:p>
+      <w:r>
+        <w:t>このように役割を分けることで、AIを便利に使いながら、Project Sakuraそのものの方向性を人間が管理できます。</w:t>
+      </w:r>
+    </w:p>
+    <w:p/>
+    <w:p>
+      <w:r>
+        <w:br w:type="page"/>
+      </w:r>
+    </w:p>
+    <w:p/>
+    <w:p>
+      <w:pPr>
+        <w:pStyle w:val="Heading2"/>
+      </w:pPr>
+      <w:r>
+        <w:t>6.4　AIに丸投げしない</w:t>
+      </w:r>
+    </w:p>
+    <w:p/>
+    <w:p>
+      <w:r>
+        <w:t>AIを使い始めると、</w:t>
+      </w:r>
+    </w:p>
+    <w:p/>
+    <w:p>
+      <w:r>
+        <w:t>「全部作ってください」</w:t>
+      </w:r>
+    </w:p>
+    <w:p/>
+    <w:p>
+      <w:r>
+        <w:t>と依頼したくなるかもしれません。</w:t>
+      </w:r>
+    </w:p>
+    <w:p/>
+    <w:p>
+      <w:r>
+        <w:t>しかし、Project Sakuraでは、最初からすべてをAIに丸投げする方法は採用しません。</w:t>
+      </w:r>
+    </w:p>
+    <w:p/>
+    <w:p>
+      <w:r>
+        <w:t>理由は単純です。</w:t>
+      </w:r>
+    </w:p>
+    <w:p/>
+    <w:p>
+      <w:r>
+        <w:t>AIが作ったものが、</w:t>
+      </w:r>
+    </w:p>
+    <w:p/>
+    <w:p>
+      <w:r>
+        <w:t>Project Sakuraの目的に合っているのか。</w:t>
+      </w:r>
+    </w:p>
+    <w:p/>
+    <w:p>
+      <w:r>
+        <w:t>読者にとって役立つのか。</w:t>
+      </w:r>
+    </w:p>
+    <w:p/>
+    <w:p>
+      <w:r>
+        <w:t>内容に問題がないのか。</w:t>
+      </w:r>
+    </w:p>
+    <w:p/>
+    <w:p>
+      <w:r>
+        <w:t>実際の運営に使えるのか。</w:t>
+      </w:r>
+    </w:p>
+    <w:p/>
+    <w:p>
+      <w:r>
+        <w:t>ということを、人間が確認する必要があるからです。</w:t>
+      </w:r>
+    </w:p>
+    <w:p/>
+    <w:p>
+      <w:r>
+        <w:t>また、自分自身が内容を理解しないままAIに任せてしまうと、問題が発生したときに原因を確認できなくなります。</w:t>
+      </w:r>
+    </w:p>
+    <w:p/>
+    <w:p>
+      <w:r>
+        <w:t>Project Sakuraでは、</w:t>
+      </w:r>
+    </w:p>
+    <w:p/>
+    <w:p>
+      <w:r>
+        <w:t>AIに作ってもらう</w:t>
+      </w:r>
+    </w:p>
+    <w:p>
+      <w:r>
+        <w:t>↓</w:t>
+      </w:r>
+    </w:p>
+    <w:p>
+      <w:r>
+        <w:t>人間が確認する</w:t>
+      </w:r>
+    </w:p>
+    <w:p>
+      <w:r>
+        <w:t>↓</w:t>
+      </w:r>
+    </w:p>
+    <w:p>
+      <w:r>
+        <w:t>必要なら修正する</w:t>
+      </w:r>
+    </w:p>
+    <w:p>
+      <w:r>
+        <w:t>↓</w:t>
+      </w:r>
+    </w:p>
+    <w:p>
+      <w:r>
+        <w:t>完成させる</w:t>
+      </w:r>
+    </w:p>
+    <w:p/>
+    <w:p>
+      <w:r>
+        <w:t>という流れを基本とします。</w:t>
+      </w:r>
+    </w:p>
+    <w:p/>
+    <w:p>
+      <w:r>
+        <w:br w:type="page"/>
+      </w:r>
+    </w:p>
+    <w:p/>
+    <w:p>
+      <w:pPr>
+        <w:pStyle w:val="Heading2"/>
+      </w:pPr>
+      <w:r>
+        <w:t>6.5　AIを使う前に目的を決める</w:t>
+      </w:r>
+    </w:p>
+    <w:p/>
+    <w:p>
+      <w:r>
+        <w:t>AIに質問する前に、まず「何をしたいのか」を決めます。</w:t>
+      </w:r>
+    </w:p>
+    <w:p/>
+    <w:p>
+      <w:r>
+        <w:t>例えば、</w:t>
+      </w:r>
+    </w:p>
+    <w:p/>
+    <w:p>
+      <w:r>
+        <w:t>「ブログ記事を書きたい」</w:t>
+      </w:r>
+    </w:p>
+    <w:p/>
+    <w:p>
+      <w:r>
+        <w:t>だけでは、まだ少し曖昧です。</w:t>
+      </w:r>
+    </w:p>
+    <w:p/>
+    <w:p>
+      <w:r>
+        <w:t>より具体的に、</w:t>
+      </w:r>
+    </w:p>
+    <w:p/>
+    <w:p>
+      <w:r>
+        <w:t>「初心者向けにPythonの基本を説明する記事の構成を作りたい」</w:t>
+      </w:r>
+    </w:p>
+    <w:p/>
+    <w:p>
+      <w:r>
+        <w:t>とすれば、AIも目的を理解しやすくなります。</w:t>
+      </w:r>
+    </w:p>
+    <w:p/>
+    <w:p>
+      <w:r>
+        <w:t>さらに、</w:t>
+      </w:r>
+    </w:p>
+    <w:p/>
+    <w:p>
+      <w:r>
+        <w:t>誰向けなのか</w:t>
+      </w:r>
+    </w:p>
+    <w:p>
+      <w:r>
+        <w:t>↓</w:t>
+      </w:r>
+    </w:p>
+    <w:p>
+      <w:r>
+        <w:t>何を説明したいのか</w:t>
+      </w:r>
+    </w:p>
+    <w:p>
+      <w:r>
+        <w:t>↓</w:t>
+      </w:r>
+    </w:p>
+    <w:p>
+      <w:r>
+        <w:t>どの程度の難しさなのか</w:t>
+      </w:r>
+    </w:p>
+    <w:p>
+      <w:r>
+        <w:t>↓</w:t>
+      </w:r>
+    </w:p>
+    <w:p>
+      <w:r>
+        <w:t>どのような形式にしたいのか</w:t>
+      </w:r>
+    </w:p>
+    <w:p/>
+    <w:p>
+      <w:r>
+        <w:t>などを伝えると、より具体的な結果を得やすくなります。</w:t>
+      </w:r>
+    </w:p>
+    <w:p/>
+    <w:p>
+      <w:r>
+        <w:t>Project Sakuraでは、AIに質問する前に「目的」を整理することを大切にします。</w:t>
+      </w:r>
+    </w:p>
+    <w:p/>
+    <w:p>
+      <w:r>
+        <w:br w:type="page"/>
+      </w:r>
+    </w:p>
+    <w:p/>
+    <w:p>
+      <w:pPr>
+        <w:pStyle w:val="Heading2"/>
+      </w:pPr>
+      <w:r>
+        <w:t>6.6　良い指示とは何か</w:t>
+      </w:r>
+    </w:p>
+    <w:p/>
+    <w:p>
+      <w:r>
+        <w:t>AIに出す指示は、一般に「プロンプト」と呼ばれます。</w:t>
+      </w:r>
+    </w:p>
+    <w:p/>
+    <w:p>
+      <w:r>
+        <w:t>プロンプトとは、AIに対して、</w:t>
+      </w:r>
+    </w:p>
+    <w:p/>
+    <w:p>
+      <w:r>
+        <w:t>「何をしてほしいのか」</w:t>
+      </w:r>
+    </w:p>
+    <w:p/>
+    <w:p>
+      <w:r>
+        <w:t>を伝えるための指示です。</w:t>
+      </w:r>
+    </w:p>
+    <w:p/>
+    <w:p>
+      <w:r>
+        <w:t>例えば、</w:t>
+      </w:r>
+    </w:p>
+    <w:p/>
+    <w:p>
+      <w:r>
+        <w:t>「Pythonの記事を書いて」</w:t>
+      </w:r>
+    </w:p>
+    <w:p/>
+    <w:p>
+      <w:r>
+        <w:t>だけでもAIは文章を作れます。</w:t>
+      </w:r>
+    </w:p>
+    <w:p/>
+    <w:p>
+      <w:r>
+        <w:t>しかし、Project Sakuraでは、もう少し条件を具体化します。</w:t>
+      </w:r>
+    </w:p>
+    <w:p/>
+    <w:p>
+      <w:r>
+        <w:t>例えば、</w:t>
+      </w:r>
+    </w:p>
+    <w:p/>
+    <w:p>
+      <w:r>
+        <w:t>「Python未経験者向けの記事構成を作ってください。専門用語はできるだけ簡単に説明し、実際にプログラムを動かしながら学べる構成にしてください。」</w:t>
+      </w:r>
+    </w:p>
+    <w:p/>
+    <w:p>
+      <w:r>
+        <w:t>というようにします。</w:t>
+      </w:r>
+    </w:p>
+    <w:p/>
+    <w:p>
+      <w:r>
+        <w:t>このように、</w:t>
+      </w:r>
+    </w:p>
+    <w:p/>
+    <w:p>
+      <w:r>
+        <w:t>目的</w:t>
+      </w:r>
+    </w:p>
+    <w:p>
+      <w:r>
+        <w:t>↓</w:t>
+      </w:r>
+    </w:p>
+    <w:p>
+      <w:r>
+        <w:t>対象</w:t>
+      </w:r>
+    </w:p>
+    <w:p>
+      <w:r>
+        <w:t>↓</w:t>
+      </w:r>
+    </w:p>
+    <w:p>
+      <w:r>
+        <w:t>条件</w:t>
+      </w:r>
+    </w:p>
+    <w:p>
+      <w:r>
+        <w:t>↓</w:t>
+      </w:r>
+    </w:p>
+    <w:p>
+      <w:r>
+        <w:t>出力してほしいもの</w:t>
+      </w:r>
+    </w:p>
+    <w:p/>
+    <w:p>
+      <w:r>
+        <w:t>を伝えることで、AIとのやり取りを整理しやすくなります。</w:t>
+      </w:r>
+    </w:p>
+    <w:p/>
+    <w:p>
+      <w:r>
+        <w:br w:type="page"/>
+      </w:r>
+    </w:p>
+    <w:p/>
+    <w:p>
+      <w:pPr>
+        <w:pStyle w:val="Heading2"/>
+      </w:pPr>
+      <w:r>
+        <w:t>6.7　プロンプトの基本構造</w:t>
+      </w:r>
+    </w:p>
+    <w:p/>
+    <w:p>
+      <w:r>
+        <w:t>Project Sakuraでは、最初は次のような形で考えると分かりやすいでしょう。</w:t>
+      </w:r>
+    </w:p>
+    <w:p/>
+    <w:p>
+      <w:r>
+        <w:t>目的</w:t>
+      </w:r>
+    </w:p>
+    <w:p/>
+    <w:p>
+      <w:r>
+        <w:t>↓</w:t>
+      </w:r>
+    </w:p>
+    <w:p/>
+    <w:p>
+      <w:r>
+        <w:t>誰向けか</w:t>
+      </w:r>
+    </w:p>
+    <w:p/>
+    <w:p>
+      <w:r>
+        <w:t>↓</w:t>
+      </w:r>
+    </w:p>
+    <w:p/>
+    <w:p>
+      <w:r>
+        <w:t>何をしてほしいか</w:t>
+      </w:r>
+    </w:p>
+    <w:p/>
+    <w:p>
+      <w:r>
+        <w:t>↓</w:t>
+      </w:r>
+    </w:p>
+    <w:p/>
+    <w:p>
+      <w:r>
+        <w:t>条件</w:t>
+      </w:r>
+    </w:p>
+    <w:p/>
+    <w:p>
+      <w:r>
+        <w:t>↓</w:t>
+      </w:r>
+    </w:p>
+    <w:p/>
+    <w:p>
+      <w:r>
+        <w:t>出力形式</w:t>
+      </w:r>
+    </w:p>
+    <w:p/>
+    <w:p>
+      <w:r>
+        <w:t>例えば、</w:t>
+      </w:r>
+    </w:p>
+    <w:p/>
+    <w:p>
+      <w:r>
+        <w:t>目的：</w:t>
+      </w:r>
+    </w:p>
+    <w:p>
+      <w:r>
+        <w:t>初心者向けPython記事を作る</w:t>
+      </w:r>
+    </w:p>
+    <w:p/>
+    <w:p>
+      <w:r>
+        <w:t>対象：</w:t>
+      </w:r>
+    </w:p>
+    <w:p>
+      <w:r>
+        <w:t>プログラミング未経験者</w:t>
+      </w:r>
+    </w:p>
+    <w:p/>
+    <w:p>
+      <w:r>
+        <w:t>依頼：</w:t>
+      </w:r>
+    </w:p>
+    <w:p>
+      <w:r>
+        <w:t>記事構成を作る</w:t>
+      </w:r>
+    </w:p>
+    <w:p/>
+    <w:p>
+      <w:r>
+        <w:t>条件：</w:t>
+      </w:r>
+    </w:p>
+    <w:p>
+      <w:r>
+        <w:t>専門用語を分かりやすく説明する</w:t>
+      </w:r>
+    </w:p>
+    <w:p/>
+    <w:p>
+      <w:r>
+        <w:t>出力：</w:t>
+      </w:r>
+    </w:p>
+    <w:p>
+      <w:r>
+        <w:t>見出しと各見出しの説明</w:t>
+      </w:r>
+    </w:p>
+    <w:p/>
+    <w:p>
+      <w:r>
+        <w:t>という形です。</w:t>
+      </w:r>
+    </w:p>
+    <w:p/>
+    <w:p>
+      <w:r>
+        <w:t>すべてのプロンプトをこの形式にしなければならないわけではありません。</w:t>
+      </w:r>
+    </w:p>
+    <w:p/>
+    <w:p>
+      <w:r>
+        <w:t>しかし、AIへの依頼内容を整理する考え方として非常に役立ちます。</w:t>
+      </w:r>
+    </w:p>
+    <w:p/>
+    <w:p>
+      <w:r>
+        <w:br w:type="page"/>
+      </w:r>
+    </w:p>
+    <w:p/>
+    <w:p>
+      <w:pPr>
+        <w:pStyle w:val="Heading2"/>
+      </w:pPr>
+      <w:r>
+        <w:t>6.8　最初から完璧なプロンプトを作らない</w:t>
+      </w:r>
+    </w:p>
+    <w:p/>
+    <w:p>
+      <w:r>
+        <w:t>初心者のうちは、完璧なプロンプトを作ろうとする必要はありません。</w:t>
+      </w:r>
+    </w:p>
+    <w:p/>
+    <w:p>
+      <w:r>
+        <w:t>まず簡単な指示を出します。</w:t>
+      </w:r>
+    </w:p>
+    <w:p/>
+    <w:p>
+      <w:r>
+        <w:t>結果を確認します。</w:t>
+      </w:r>
+    </w:p>
+    <w:p/>
+    <w:p>
+      <w:r>
+        <w:t>「ここが足りない」</w:t>
+      </w:r>
+    </w:p>
+    <w:p/>
+    <w:p>
+      <w:r>
+        <w:t>「ここは難しすぎる」</w:t>
+      </w:r>
+    </w:p>
+    <w:p/>
+    <w:p>
+      <w:r>
+        <w:t>「もっと具体的にしてほしい」</w:t>
+      </w:r>
+    </w:p>
+    <w:p/>
+    <w:p>
+      <w:r>
+        <w:t>という部分があれば、追加で指示します。</w:t>
+      </w:r>
+    </w:p>
+    <w:p/>
+    <w:p>
+      <w:r>
+        <w:t>つまり、</w:t>
+      </w:r>
+    </w:p>
+    <w:p/>
+    <w:p>
+      <w:r>
+        <w:t>指示</w:t>
+      </w:r>
+    </w:p>
+    <w:p>
+      <w:r>
+        <w:t>↓</w:t>
+      </w:r>
+    </w:p>
+    <w:p>
+      <w:r>
+        <w:t>結果</w:t>
+      </w:r>
+    </w:p>
+    <w:p>
+      <w:r>
+        <w:t>↓</w:t>
+      </w:r>
+    </w:p>
+    <w:p>
+      <w:r>
+        <w:t>確認</w:t>
+      </w:r>
+    </w:p>
+    <w:p>
+      <w:r>
+        <w:t>↓</w:t>
+      </w:r>
+    </w:p>
+    <w:p>
+      <w:r>
+        <w:t>追加指示</w:t>
+      </w:r>
+    </w:p>
+    <w:p>
+      <w:r>
+        <w:t>↓</w:t>
+      </w:r>
+    </w:p>
+    <w:p>
+      <w:r>
+        <w:t>改善</w:t>
+      </w:r>
+    </w:p>
+    <w:p/>
+    <w:p>
+      <w:r>
+        <w:t>という会話を繰り返します。</w:t>
+      </w:r>
+    </w:p>
+    <w:p/>
+    <w:p>
+      <w:r>
+        <w:t>Project Sakuraでは、この繰り返しを重要な作業として扱います。</w:t>
+      </w:r>
+    </w:p>
+    <w:p/>
+    <w:p>
+      <w:r>
+        <w:t>AIとのやり取りは、一回の質問ですべてを完成させるものではありません。</w:t>
+      </w:r>
+    </w:p>
+    <w:p/>
+    <w:p>
+      <w:r>
+        <w:br w:type="page"/>
+      </w:r>
+    </w:p>
+    <w:p/>
+    <w:p>
+      <w:pPr>
+        <w:pStyle w:val="Heading2"/>
+      </w:pPr>
+      <w:r>
+        <w:t>6.9　AIに記事構成を作ってもらう</w:t>
+      </w:r>
+    </w:p>
+    <w:p/>
+    <w:p>
+      <w:r>
+        <w:t>記事を書くとき、いきなり本文を書き始めると、途中で内容が重複したり、必要な説明が抜けたりすることがあります。</w:t>
+      </w:r>
+    </w:p>
+    <w:p/>
+    <w:p>
+      <w:r>
+        <w:t>そこで、最初に記事構成を作ります。</w:t>
+      </w:r>
+    </w:p>
+    <w:p/>
+    <w:p>
+      <w:r>
+        <w:t>例えば、</w:t>
+      </w:r>
+    </w:p>
+    <w:p/>
+    <w:p>
+      <w:r>
+        <w:t>タイトル</w:t>
+      </w:r>
+    </w:p>
+    <w:p/>
+    <w:p>
+      <w:r>
+        <w:t>↓</w:t>
+      </w:r>
+    </w:p>
+    <w:p/>
+    <w:p>
+      <w:r>
+        <w:t>導入</w:t>
+      </w:r>
+    </w:p>
+    <w:p/>
+    <w:p>
+      <w:r>
+        <w:t>↓</w:t>
+      </w:r>
+    </w:p>
+    <w:p/>
+    <w:p>
+      <w:r>
+        <w:t>基礎知識</w:t>
+      </w:r>
+    </w:p>
+    <w:p/>
+    <w:p>
+      <w:r>
+        <w:t>↓</w:t>
+      </w:r>
+    </w:p>
+    <w:p/>
+    <w:p>
+      <w:r>
+        <w:t>具体例</w:t>
+      </w:r>
+    </w:p>
+    <w:p/>
+    <w:p>
+      <w:r>
+        <w:t>↓</w:t>
+      </w:r>
+    </w:p>
+    <w:p/>
+    <w:p>
+      <w:r>
+        <w:t>実際の手順</w:t>
+      </w:r>
+    </w:p>
+    <w:p/>
+    <w:p>
+      <w:r>
+        <w:t>↓</w:t>
+      </w:r>
+    </w:p>
+    <w:p/>
+    <w:p>
+      <w:r>
+        <w:t>注意点</w:t>
+      </w:r>
+    </w:p>
+    <w:p/>
+    <w:p>
+      <w:r>
+        <w:t>↓</w:t>
+      </w:r>
+    </w:p>
+    <w:p/>
+    <w:p>
+      <w:r>
+        <w:t>まとめ</w:t>
+      </w:r>
+    </w:p>
+    <w:p/>
+    <w:p>
+      <w:r>
+        <w:t>というように、記事全体の流れを決めます。</w:t>
+      </w:r>
+    </w:p>
+    <w:p/>
+    <w:p>
+      <w:r>
+        <w:t>AIには、この構成案を作る支援をしてもらえます。</w:t>
+      </w:r>
+    </w:p>
+    <w:p/>
+    <w:p>
+      <w:r>
+        <w:t>ただし、構成案をそのまま採用する必要はありません。</w:t>
+      </w:r>
+    </w:p>
+    <w:p/>
+    <w:p>
+      <w:r>
+        <w:t>Project Sakuraのブログ設計や読者に合っているかを確認します。</w:t>
+      </w:r>
+    </w:p>
+    <w:p/>
+    <w:p>
+      <w:r>
+        <w:br w:type="page"/>
+      </w:r>
+    </w:p>
+    <w:p/>
+    <w:p>
+      <w:pPr>
+        <w:pStyle w:val="Heading2"/>
+      </w:pPr>
+      <w:r>
+        <w:t>6.10　AIに文章作成を支援してもらう</w:t>
+      </w:r>
+    </w:p>
+    <w:p/>
+    <w:p>
+      <w:r>
+        <w:t>構成が決まったら、AIに本文作成を支援してもらうことができます。</w:t>
+      </w:r>
+    </w:p>
+    <w:p/>
+    <w:p>
+      <w:r>
+        <w:t>例えば、</w:t>
+      </w:r>
+    </w:p>
+    <w:p/>
+    <w:p>
+      <w:r>
+        <w:t>「この見出しについて初心者向けに説明してください」</w:t>
+      </w:r>
+    </w:p>
+    <w:p/>
+    <w:p>
+      <w:r>
+        <w:t>という依頼を出します。</w:t>
+      </w:r>
+    </w:p>
+    <w:p/>
+    <w:p>
+      <w:r>
+        <w:t>AIが文章を作ったら、</w:t>
+      </w:r>
+    </w:p>
+    <w:p/>
+    <w:p>
+      <w:r>
+        <w:t>内容を確認する</w:t>
+      </w:r>
+    </w:p>
+    <w:p>
+      <w:r>
+        <w:t>↓</w:t>
+      </w:r>
+    </w:p>
+    <w:p>
+      <w:r>
+        <w:t>分かりにくい部分を確認する</w:t>
+      </w:r>
+    </w:p>
+    <w:p>
+      <w:r>
+        <w:t>↓</w:t>
+      </w:r>
+    </w:p>
+    <w:p>
+      <w:r>
+        <w:t>事実関係を確認する</w:t>
+      </w:r>
+    </w:p>
+    <w:p>
+      <w:r>
+        <w:t>↓</w:t>
+      </w:r>
+    </w:p>
+    <w:p>
+      <w:r>
+        <w:t>Project Sakuraの文章として整える</w:t>
+      </w:r>
+    </w:p>
+    <w:p/>
+    <w:p>
+      <w:r>
+        <w:t>という作業を行います。</w:t>
+      </w:r>
+    </w:p>
+    <w:p/>
+    <w:p>
+      <w:r>
+        <w:t>ここで重要なのは、AIが作った文章を完成品として扱わないことです。</w:t>
+      </w:r>
+    </w:p>
+    <w:p/>
+    <w:p>
+      <w:r>
+        <w:t>AIは文章作成を支援する道具です。</w:t>
+      </w:r>
+    </w:p>
+    <w:p/>
+    <w:p>
+      <w:r>
+        <w:t>最終的な原稿を完成させる作業は、人間が確認しながら行います。</w:t>
+      </w:r>
+    </w:p>
+    <w:p/>
+    <w:p>
+      <w:r>
+        <w:br w:type="page"/>
+      </w:r>
+    </w:p>
+    <w:p/>
+    <w:p>
+      <w:pPr>
+        <w:pStyle w:val="Heading2"/>
+      </w:pPr>
+      <w:r>
+        <w:t>6.11　AIが作った情報を確認する</w:t>
+      </w:r>
+    </w:p>
+    <w:p/>
+    <w:p>
+      <w:r>
+        <w:t>AIを利用するときに特に重要なのが確認です。</w:t>
+      </w:r>
+    </w:p>
+    <w:p/>
+    <w:p>
+      <w:r>
+        <w:t>AIは自然な文章を作ることができます。</w:t>
+      </w:r>
+    </w:p>
+    <w:p/>
+    <w:p>
+      <w:r>
+        <w:t>しかし、自然な文章であることと、内容が正しいことは同じではありません。</w:t>
+      </w:r>
+    </w:p>
+    <w:p/>
+    <w:p>
+      <w:r>
+        <w:t>そのため、</w:t>
+      </w:r>
+    </w:p>
+    <w:p/>
+    <w:p>
+      <w:r>
+        <w:t>数字</w:t>
+      </w:r>
+    </w:p>
+    <w:p>
+      <w:r>
+        <w:t>↓</w:t>
+      </w:r>
+    </w:p>
+    <w:p>
+      <w:r>
+        <w:t>日付</w:t>
+      </w:r>
+    </w:p>
+    <w:p>
+      <w:r>
+        <w:t>↓</w:t>
+      </w:r>
+    </w:p>
+    <w:p>
+      <w:r>
+        <w:t>製品名</w:t>
+      </w:r>
+    </w:p>
+    <w:p>
+      <w:r>
+        <w:t>↓</w:t>
+      </w:r>
+    </w:p>
+    <w:p>
+      <w:r>
+        <w:t>サービス仕様</w:t>
+      </w:r>
+    </w:p>
+    <w:p>
+      <w:r>
+        <w:t>↓</w:t>
+      </w:r>
+    </w:p>
+    <w:p>
+      <w:r>
+        <w:t>プログラムの動作</w:t>
+      </w:r>
+    </w:p>
+    <w:p>
+      <w:r>
+        <w:t>↓</w:t>
+      </w:r>
+    </w:p>
+    <w:p>
+      <w:r>
+        <w:t>法律や規約などの重要情報</w:t>
+      </w:r>
+    </w:p>
+    <w:p/>
+    <w:p>
+      <w:r>
+        <w:t>など、確認が必要な情報については、元の情報を確認します。</w:t>
+      </w:r>
+    </w:p>
+    <w:p/>
+    <w:p>
+      <w:r>
+        <w:t>Project Sakuraでは、</w:t>
+      </w:r>
+    </w:p>
+    <w:p/>
+    <w:p>
+      <w:r>
+        <w:t>AIが言ったから正しい</w:t>
+      </w:r>
+    </w:p>
+    <w:p/>
+    <w:p>
+      <w:r>
+        <w:t>とは考えません。</w:t>
+      </w:r>
+    </w:p>
+    <w:p/>
+    <w:p>
+      <w:r>
+        <w:t>必要な情報について確認し、問題がないことを確認してから利用します。</w:t>
+      </w:r>
+    </w:p>
+    <w:p/>
+    <w:p>
+      <w:r>
+        <w:br w:type="page"/>
+      </w:r>
+    </w:p>
+    <w:p/>
+    <w:p>
+      <w:pPr>
+        <w:pStyle w:val="Heading2"/>
+      </w:pPr>
+      <w:r>
+        <w:t>6.12　AIの回答をそのまま引用しない</w:t>
+      </w:r>
+    </w:p>
+    <w:p/>
+    <w:p>
+      <w:r>
+        <w:t>AIに質問すると、詳しい説明が返ってくることがあります。</w:t>
+      </w:r>
+    </w:p>
+    <w:p/>
+    <w:p>
+      <w:r>
+        <w:t>しかし、その文章をそのまま記事に貼り付けるのではなく、自分のブログの目的に合わせて整理します。</w:t>
+      </w:r>
+    </w:p>
+    <w:p/>
+    <w:p>
+      <w:r>
+        <w:t>例えば、</w:t>
+      </w:r>
+    </w:p>
+    <w:p/>
+    <w:p>
+      <w:r>
+        <w:t>AIの回答</w:t>
+      </w:r>
+    </w:p>
+    <w:p>
+      <w:r>
+        <w:t>↓</w:t>
+      </w:r>
+    </w:p>
+    <w:p>
+      <w:r>
+        <w:t>必要な情報を確認</w:t>
+      </w:r>
+    </w:p>
+    <w:p>
+      <w:r>
+        <w:t>↓</w:t>
+      </w:r>
+    </w:p>
+    <w:p>
+      <w:r>
+        <w:t>重要な部分を整理</w:t>
+      </w:r>
+    </w:p>
+    <w:p>
+      <w:r>
+        <w:t>↓</w:t>
+      </w:r>
+    </w:p>
+    <w:p>
+      <w:r>
+        <w:t>自分の記事構成に合わせる</w:t>
+      </w:r>
+    </w:p>
+    <w:p>
+      <w:r>
+        <w:t>↓</w:t>
+      </w:r>
+    </w:p>
+    <w:p>
+      <w:r>
+        <w:t>文章を確認</w:t>
+      </w:r>
+    </w:p>
+    <w:p>
+      <w:r>
+        <w:t>↓</w:t>
+      </w:r>
+    </w:p>
+    <w:p>
+      <w:r>
+        <w:t>公開用原稿にする</w:t>
+      </w:r>
+    </w:p>
+    <w:p/>
+    <w:p>
+      <w:r>
+        <w:t>という流れです。</w:t>
+      </w:r>
+    </w:p>
+    <w:p/>
+    <w:p>
+      <w:r>
+        <w:t>こうすることで、AIとの会話とProject Sakuraの正式な原稿を区別できます。</w:t>
+      </w:r>
+    </w:p>
+    <w:p/>
+    <w:p>
+      <w:r>
+        <w:br w:type="page"/>
+      </w:r>
+    </w:p>
+    <w:p/>
+    <w:p>
+      <w:pPr>
+        <w:pStyle w:val="Heading2"/>
+      </w:pPr>
+      <w:r>
+        <w:t>6.13　AIによるアイデア整理</w:t>
+      </w:r>
+    </w:p>
+    <w:p/>
+    <w:p>
+      <w:r>
+        <w:t>AIは、記事を書く前のアイデア整理にも利用できます。</w:t>
+      </w:r>
+    </w:p>
+    <w:p/>
+    <w:p>
+      <w:r>
+        <w:t>例えば、</w:t>
+      </w:r>
+    </w:p>
+    <w:p/>
+    <w:p>
+      <w:r>
+        <w:t>「このテーマについて、記事にできそうな切り口を10個出してください」</w:t>
+      </w:r>
+    </w:p>
+    <w:p/>
+    <w:p>
+      <w:r>
+        <w:t>と依頼します。</w:t>
+      </w:r>
+    </w:p>
+    <w:p/>
+    <w:p>
+      <w:r>
+        <w:t>すると複数の案を得られます。</w:t>
+      </w:r>
+    </w:p>
+    <w:p/>
+    <w:p>
+      <w:r>
+        <w:t>その中から、</w:t>
+      </w:r>
+    </w:p>
+    <w:p/>
+    <w:p>
+      <w:r>
+        <w:t>ブログの目的に合うか</w:t>
+      </w:r>
+    </w:p>
+    <w:p>
+      <w:r>
+        <w:t>↓</w:t>
+      </w:r>
+    </w:p>
+    <w:p>
+      <w:r>
+        <w:t>読者に必要か</w:t>
+      </w:r>
+    </w:p>
+    <w:p>
+      <w:r>
+        <w:t>↓</w:t>
+      </w:r>
+    </w:p>
+    <w:p>
+      <w:r>
+        <w:t>既存記事と重複しないか</w:t>
+      </w:r>
+    </w:p>
+    <w:p>
+      <w:r>
+        <w:t>↓</w:t>
+      </w:r>
+    </w:p>
+    <w:p>
+      <w:r>
+        <w:t>実際に調査できるか</w:t>
+      </w:r>
+    </w:p>
+    <w:p/>
+    <w:p>
+      <w:r>
+        <w:t>などを確認します。</w:t>
+      </w:r>
+    </w:p>
+    <w:p/>
+    <w:p>
+      <w:r>
+        <w:t>重要なのは、AIが10個案を出したから10個全部採用するのではないことです。</w:t>
+      </w:r>
+    </w:p>
+    <w:p/>
+    <w:p>
+      <w:r>
+        <w:t>AIは選択肢を増やすために利用し、採用するかどうかは人間が判断します。</w:t>
+      </w:r>
+    </w:p>
+    <w:p/>
+    <w:p>
+      <w:r>
+        <w:br w:type="page"/>
+      </w:r>
+    </w:p>
+    <w:p/>
+    <w:p>
+      <w:pPr>
+        <w:pStyle w:val="Heading2"/>
+      </w:pPr>
+      <w:r>
+        <w:t>6.14　AIによるタイトル案作成</w:t>
+      </w:r>
+    </w:p>
+    <w:p/>
+    <w:p>
+      <w:r>
+        <w:t>記事タイトルもAIに案を出してもらえます。</w:t>
+      </w:r>
+    </w:p>
+    <w:p/>
+    <w:p>
+      <w:r>
+        <w:t>例えば、</w:t>
+      </w:r>
+    </w:p>
+    <w:p/>
+    <w:p>
+      <w:r>
+        <w:t>「初心者向けPython記事のタイトル案を10個作ってください」</w:t>
+      </w:r>
+    </w:p>
+    <w:p/>
+    <w:p>
+      <w:r>
+        <w:t>という依頼です。</w:t>
+      </w:r>
+    </w:p>
+    <w:p/>
+    <w:p>
+      <w:r>
+        <w:t>複数の候補を比較することで、タイトルを考える時間を短縮できます。</w:t>
+      </w:r>
+    </w:p>
+    <w:p/>
+    <w:p>
+      <w:r>
+        <w:t>ただし、</w:t>
+      </w:r>
+    </w:p>
+    <w:p/>
+    <w:p>
+      <w:r>
+        <w:t>内容とタイトルが一致しているか</w:t>
+      </w:r>
+    </w:p>
+    <w:p>
+      <w:r>
+        <w:t>↓</w:t>
+      </w:r>
+    </w:p>
+    <w:p>
+      <w:r>
+        <w:t>誇張していないか</w:t>
+      </w:r>
+    </w:p>
+    <w:p>
+      <w:r>
+        <w:t>↓</w:t>
+      </w:r>
+    </w:p>
+    <w:p>
+      <w:r>
+        <w:t>読者に分かりやすいか</w:t>
+      </w:r>
+    </w:p>
+    <w:p>
+      <w:r>
+        <w:t>↓</w:t>
+      </w:r>
+    </w:p>
+    <w:p>
+      <w:r>
+        <w:t>Project Sakuraのブログに合っているか</w:t>
+      </w:r>
+    </w:p>
+    <w:p/>
+    <w:p>
+      <w:r>
+        <w:t>を確認します。</w:t>
+      </w:r>
+    </w:p>
+    <w:p/>
+    <w:p>
+      <w:r>
+        <w:t>タイトルだけを強くして、本文の内容が追いつかない状態にはしません。</w:t>
+      </w:r>
+    </w:p>
+    <w:p/>
+    <w:p>
+      <w:r>
+        <w:br w:type="page"/>
+      </w:r>
+    </w:p>
+    <w:p/>
+    <w:p>
+      <w:pPr>
+        <w:pStyle w:val="Heading2"/>
+      </w:pPr>
+      <w:r>
+        <w:t>6.15　AIによる文章の改善</w:t>
+      </w:r>
+    </w:p>
+    <w:p/>
+    <w:p>
+      <w:r>
+        <w:t>AIは、新しく文章を書くときだけでなく、すでに書いた文章を改善する場合にも利用できます。</w:t>
+      </w:r>
+    </w:p>
+    <w:p/>
+    <w:p>
+      <w:r>
+        <w:t>例えば、</w:t>
+      </w:r>
+    </w:p>
+    <w:p/>
+    <w:p>
+      <w:r>
+        <w:t>「この文章を初心者にも分かりやすい表現にしてください」</w:t>
+      </w:r>
+    </w:p>
+    <w:p/>
+    <w:p>
+      <w:r>
+        <w:t>と依頼できます。</w:t>
+      </w:r>
+    </w:p>
+    <w:p/>
+    <w:p>
+      <w:r>
+        <w:t>また、</w:t>
+      </w:r>
+    </w:p>
+    <w:p/>
+    <w:p>
+      <w:r>
+        <w:t>「重複している部分を見つけてください」</w:t>
+      </w:r>
+    </w:p>
+    <w:p/>
+    <w:p>
+      <w:r>
+        <w:t>「見出しの順番を確認してください」</w:t>
+      </w:r>
+    </w:p>
+    <w:p/>
+    <w:p>
+      <w:r>
+        <w:t>「専門用語が難しい部分を指摘してください」</w:t>
+      </w:r>
+    </w:p>
+    <w:p/>
+    <w:p>
+      <w:r>
+        <w:t>といった使い方もできます。</w:t>
+      </w:r>
+    </w:p>
+    <w:p/>
+    <w:p>
+      <w:r>
+        <w:t>この場合も、AIの提案をそのまま採用するのではなく、人間が確認します。</w:t>
+      </w:r>
+    </w:p>
+    <w:p/>
+    <w:p>
+      <w:r>
+        <w:br w:type="page"/>
+      </w:r>
+    </w:p>
+    <w:p/>
+    <w:p>
+      <w:pPr>
+        <w:pStyle w:val="Heading2"/>
+      </w:pPr>
+      <w:r>
+        <w:t>6.16　AIによる画像制作の支援</w:t>
+      </w:r>
+    </w:p>
+    <w:p/>
+    <w:p>
+      <w:r>
+        <w:t>Project Sakuraでは、AIを画像制作の支援にも利用します。</w:t>
+      </w:r>
+    </w:p>
+    <w:p/>
+    <w:p>
+      <w:r>
+        <w:t>記事によっては、文章だけでは説明しにくい内容があります。</w:t>
+      </w:r>
+    </w:p>
+    <w:p/>
+    <w:p>
+      <w:r>
+        <w:t>その場合、</w:t>
+      </w:r>
+    </w:p>
+    <w:p/>
+    <w:p>
+      <w:r>
+        <w:t>図解</w:t>
+      </w:r>
+    </w:p>
+    <w:p>
+      <w:r>
+        <w:t>↓</w:t>
+      </w:r>
+    </w:p>
+    <w:p>
+      <w:r>
+        <w:t>イメージ画像</w:t>
+      </w:r>
+    </w:p>
+    <w:p>
+      <w:r>
+        <w:t>↓</w:t>
+      </w:r>
+    </w:p>
+    <w:p>
+      <w:r>
+        <w:t>説明用画像</w:t>
+      </w:r>
+    </w:p>
+    <w:p>
+      <w:r>
+        <w:t>↓</w:t>
+      </w:r>
+    </w:p>
+    <w:p>
+      <w:r>
+        <w:t>アイキャッチ</w:t>
+      </w:r>
+    </w:p>
+    <w:p/>
+    <w:p>
+      <w:r>
+        <w:t>などを用意します。</w:t>
+      </w:r>
+    </w:p>
+    <w:p/>
+    <w:p>
+      <w:r>
+        <w:t>AIに画像のアイデアや構図を考えてもらったり、画像生成のための指示を作ったりすることができます。</w:t>
+      </w:r>
+    </w:p>
+    <w:p/>
+    <w:p>
+      <w:r>
+        <w:t>ただし、画像についても、</w:t>
+      </w:r>
+    </w:p>
+    <w:p/>
+    <w:p>
+      <w:r>
+        <w:t>記事内容と合っているか</w:t>
+      </w:r>
+    </w:p>
+    <w:p>
+      <w:r>
+        <w:t>↓</w:t>
+      </w:r>
+    </w:p>
+    <w:p>
+      <w:r>
+        <w:t>誤解を招かないか</w:t>
+      </w:r>
+    </w:p>
+    <w:p>
+      <w:r>
+        <w:t>↓</w:t>
+      </w:r>
+    </w:p>
+    <w:p>
+      <w:r>
+        <w:t>必要な情報が伝わるか</w:t>
+      </w:r>
+    </w:p>
+    <w:p>
+      <w:r>
+        <w:t>↓</w:t>
+      </w:r>
+    </w:p>
+    <w:p>
+      <w:r>
+        <w:t>ブログ全体の雰囲気に合っているか</w:t>
+      </w:r>
+    </w:p>
+    <w:p/>
+    <w:p>
+      <w:r>
+        <w:t>を確認します。</w:t>
+      </w:r>
+    </w:p>
+    <w:p/>
+    <w:p>
+      <w:r>
+        <w:br w:type="page"/>
+      </w:r>
+    </w:p>
+    <w:p/>
+    <w:p>
+      <w:pPr>
+        <w:pStyle w:val="Heading2"/>
+      </w:pPr>
+      <w:r>
+        <w:t>6.17　AIによるPython作成支援</w:t>
+      </w:r>
+    </w:p>
+    <w:p/>
+    <w:p>
+      <w:r>
+        <w:t>Project Sakuraでは、Pythonによる自動化も進めていきます。</w:t>
+      </w:r>
+    </w:p>
+    <w:p/>
+    <w:p>
+      <w:r>
+        <w:t>Pythonを学ぶ途中では、AIにプログラム作成を支援してもらうこともできます。</w:t>
+      </w:r>
+    </w:p>
+    <w:p/>
+    <w:p>
+      <w:r>
+        <w:t>例えば、</w:t>
+      </w:r>
+    </w:p>
+    <w:p/>
+    <w:p>
+      <w:r>
+        <w:t>「このフォルダにあるMarkdownファイルを一覧表示するPythonプログラムを作ってください」</w:t>
+      </w:r>
+    </w:p>
+    <w:p/>
+    <w:p>
+      <w:r>
+        <w:t>という依頼ができます。</w:t>
+      </w:r>
+    </w:p>
+    <w:p/>
+    <w:p>
+      <w:r>
+        <w:t>AIからコードが出てきたら、そのまま使うのではなく、</w:t>
+      </w:r>
+    </w:p>
+    <w:p/>
+    <w:p>
+      <w:r>
+        <w:t>コードを読む</w:t>
+      </w:r>
+    </w:p>
+    <w:p>
+      <w:r>
+        <w:t>↓</w:t>
+      </w:r>
+    </w:p>
+    <w:p>
+      <w:r>
+        <w:t>何をしているか確認する</w:t>
+      </w:r>
+    </w:p>
+    <w:p>
+      <w:r>
+        <w:t>↓</w:t>
+      </w:r>
+    </w:p>
+    <w:p>
+      <w:r>
+        <w:t>実際に動かす</w:t>
+      </w:r>
+    </w:p>
+    <w:p>
+      <w:r>
+        <w:t>↓</w:t>
+      </w:r>
+    </w:p>
+    <w:p>
+      <w:r>
+        <w:t>結果を確認する</w:t>
+      </w:r>
+    </w:p>
+    <w:p>
+      <w:r>
+        <w:t>↓</w:t>
+      </w:r>
+    </w:p>
+    <w:p>
+      <w:r>
+        <w:t>必要なら修正する</w:t>
+      </w:r>
+    </w:p>
+    <w:p/>
+    <w:p>
+      <w:r>
+        <w:t>という流れで進めます。</w:t>
+      </w:r>
+    </w:p>
+    <w:p/>
+    <w:p>
+      <w:r>
+        <w:t>Project Sakuraでは、AIを使ってコードを書きながら、同時にPythonそのものも学んでいきます。</w:t>
+      </w:r>
+    </w:p>
+    <w:p/>
+    <w:p>
+      <w:r>
+        <w:br w:type="page"/>
+      </w:r>
+    </w:p>
+    <w:p/>
+    <w:p>
+      <w:pPr>
+        <w:pStyle w:val="Heading2"/>
+      </w:pPr>
+      <w:r>
+        <w:t>6.18　エラー調査にもAIを使う</w:t>
+      </w:r>
+    </w:p>
+    <w:p/>
+    <w:p>
+      <w:r>
+        <w:t>プログラムを作っていると、エラーが発生します。</w:t>
+      </w:r>
+    </w:p>
+    <w:p/>
+    <w:p>
+      <w:r>
+        <w:t>初心者の場合、エラーメッセージを見ても意味が分からないことがあります。</w:t>
+      </w:r>
+    </w:p>
+    <w:p/>
+    <w:p>
+      <w:r>
+        <w:t>その場合、エラー内容をAIに説明してもらうことができます。</w:t>
+      </w:r>
+    </w:p>
+    <w:p/>
+    <w:p>
+      <w:r>
+        <w:t>例えば、</w:t>
+      </w:r>
+    </w:p>
+    <w:p/>
+    <w:p>
+      <w:r>
+        <w:t>「このエラーは何を意味しますか？」</w:t>
+      </w:r>
+    </w:p>
+    <w:p/>
+    <w:p>
+      <w:r>
+        <w:t>「初心者向けに原因を説明してください」</w:t>
+      </w:r>
+    </w:p>
+    <w:p/>
+    <w:p>
+      <w:r>
+        <w:t>「どこを確認すればよいですか？」</w:t>
+      </w:r>
+    </w:p>
+    <w:p/>
+    <w:p>
+      <w:r>
+        <w:t>というように質問します。</w:t>
+      </w:r>
+    </w:p>
+    <w:p/>
+    <w:p>
+      <w:r>
+        <w:t>ここでも、AIの回答を確認しながら、一つずつ原因を調べます。</w:t>
+      </w:r>
+    </w:p>
+    <w:p/>
+    <w:p>
+      <w:r>
+        <w:t>エラーをなくすことだけが目的ではありません。</w:t>
+      </w:r>
+    </w:p>
+    <w:p/>
+    <w:p>
+      <w:r>
+        <w:t>「なぜエラーが出たのか」を理解することも重要です。</w:t>
+      </w:r>
+    </w:p>
+    <w:p/>
+    <w:p>
+      <w:r>
+        <w:br w:type="page"/>
+      </w:r>
+    </w:p>
+    <w:p/>
+    <w:p>
+      <w:pPr>
+        <w:pStyle w:val="Heading2"/>
+      </w:pPr>
+      <w:r>
+        <w:t>6.19　AIに作業手順を整理してもらう</w:t>
+      </w:r>
+    </w:p>
+    <w:p/>
+    <w:p>
+      <w:r>
+        <w:t>Project Sakuraでは、作業手順そのものも記録します。</w:t>
+      </w:r>
+    </w:p>
+    <w:p/>
+    <w:p>
+      <w:r>
+        <w:t>例えば、</w:t>
+      </w:r>
+    </w:p>
+    <w:p/>
+    <w:p>
+      <w:r>
+        <w:t>記事作成</w:t>
+      </w:r>
+    </w:p>
+    <w:p>
+      <w:r>
+        <w:t>↓</w:t>
+      </w:r>
+    </w:p>
+    <w:p>
+      <w:r>
+        <w:t>画像作成</w:t>
+      </w:r>
+    </w:p>
+    <w:p>
+      <w:r>
+        <w:t>↓</w:t>
+      </w:r>
+    </w:p>
+    <w:p>
+      <w:r>
+        <w:t>WordPress登録</w:t>
+      </w:r>
+    </w:p>
+    <w:p>
+      <w:r>
+        <w:t>↓</w:t>
+      </w:r>
+    </w:p>
+    <w:p>
+      <w:r>
+        <w:t>公開前確認</w:t>
+      </w:r>
+    </w:p>
+    <w:p/>
+    <w:p>
+      <w:r>
+        <w:t>という作業があります。</w:t>
+      </w:r>
+    </w:p>
+    <w:p/>
+    <w:p>
+      <w:r>
+        <w:t>AIに、</w:t>
+      </w:r>
+    </w:p>
+    <w:p/>
+    <w:p>
+      <w:r>
+        <w:t>「この作業を初心者でも実行できる手順に整理してください」</w:t>
+      </w:r>
+    </w:p>
+    <w:p/>
+    <w:p>
+      <w:r>
+        <w:t>と依頼することができます。</w:t>
+      </w:r>
+    </w:p>
+    <w:p/>
+    <w:p>
+      <w:r>
+        <w:t>その結果を実際の作業で試します。</w:t>
+      </w:r>
+    </w:p>
+    <w:p/>
+    <w:p>
+      <w:r>
+        <w:t>もし手順に問題があれば修正します。</w:t>
+      </w:r>
+    </w:p>
+    <w:p/>
+    <w:p>
+      <w:r>
+        <w:t>つまり、</w:t>
+      </w:r>
+    </w:p>
+    <w:p/>
+    <w:p>
+      <w:r>
+        <w:t>AIが手順案を作る</w:t>
+      </w:r>
+    </w:p>
+    <w:p>
+      <w:r>
+        <w:t>↓</w:t>
+      </w:r>
+    </w:p>
+    <w:p>
+      <w:r>
+        <w:t>実際に作業する</w:t>
+      </w:r>
+    </w:p>
+    <w:p>
+      <w:r>
+        <w:t>↓</w:t>
+      </w:r>
+    </w:p>
+    <w:p>
+      <w:r>
+        <w:t>問題を見つける</w:t>
+      </w:r>
+    </w:p>
+    <w:p>
+      <w:r>
+        <w:t>↓</w:t>
+      </w:r>
+    </w:p>
+    <w:p>
+      <w:r>
+        <w:t>手順を修正する</w:t>
+      </w:r>
+    </w:p>
+    <w:p>
+      <w:r>
+        <w:t>↓</w:t>
+      </w:r>
+    </w:p>
+    <w:p>
+      <w:r>
+        <w:t>正式な手順として保存する</w:t>
+      </w:r>
+    </w:p>
+    <w:p/>
+    <w:p>
+      <w:r>
+        <w:t>という流れです。</w:t>
+      </w:r>
+    </w:p>
+    <w:p/>
+    <w:p>
+      <w:r>
+        <w:t>これは第5章で説明した「作業記録」ともつながります。</w:t>
+      </w:r>
+    </w:p>
+    <w:p/>
+    <w:p>
+      <w:r>
+        <w:br w:type="page"/>
+      </w:r>
+    </w:p>
+    <w:p/>
+    <w:p>
+      <w:pPr>
+        <w:pStyle w:val="Heading2"/>
+      </w:pPr>
+      <w:r>
+        <w:t>6.20　AIとの会話をそのまま正式原稿にしない</w:t>
+      </w:r>
+    </w:p>
+    <w:p/>
+    <w:p>
+      <w:r>
+        <w:t>Project Sakuraでは、チャットの内容をそのまま本にするのではありません。</w:t>
+      </w:r>
+    </w:p>
+    <w:p/>
+    <w:p>
+      <w:r>
+        <w:t>第1章でも、</w:t>
+      </w:r>
+    </w:p>
+    <w:p/>
+    <w:p>
+      <w:r>
+        <w:t>原稿作成</w:t>
+      </w:r>
+    </w:p>
+    <w:p>
+      <w:r>
+        <w:t>↓</w:t>
+      </w:r>
+    </w:p>
+    <w:p>
+      <w:r>
+        <w:t>内容確認</w:t>
+      </w:r>
+    </w:p>
+    <w:p>
+      <w:r>
+        <w:t>↓</w:t>
+      </w:r>
+    </w:p>
+    <w:p>
+      <w:r>
+        <w:t>修正</w:t>
+      </w:r>
+    </w:p>
+    <w:p>
+      <w:r>
+        <w:t>↓</w:t>
+      </w:r>
+    </w:p>
+    <w:p>
+      <w:r>
+        <w:t>章の完成</w:t>
+      </w:r>
+    </w:p>
+    <w:p>
+      <w:r>
+        <w:t>↓</w:t>
+      </w:r>
+    </w:p>
+    <w:p>
+      <w:r>
+        <w:t>正式版へ反映</w:t>
+      </w:r>
+    </w:p>
+    <w:p>
+      <w:r>
+        <w:t>↓</w:t>
+      </w:r>
+    </w:p>
+    <w:p>
+      <w:r>
+        <w:t>GitHubへ保存</w:t>
+      </w:r>
+    </w:p>
+    <w:p/>
+    <w:p>
+      <w:r>
+        <w:t>という流れを決めています。</w:t>
+      </w:r>
+    </w:p>
+    <w:p/>
+    <w:p>
+      <w:r>
+        <w:t>AIとの会話も同じです。</w:t>
+      </w:r>
+    </w:p>
+    <w:p/>
+    <w:p>
+      <w:r>
+        <w:t>AIとの会話</w:t>
+      </w:r>
+    </w:p>
+    <w:p>
+      <w:r>
+        <w:t>↓</w:t>
+      </w:r>
+    </w:p>
+    <w:p>
+      <w:r>
+        <w:t>必要な情報を整理</w:t>
+      </w:r>
+    </w:p>
+    <w:p>
+      <w:r>
+        <w:t>↓</w:t>
+      </w:r>
+    </w:p>
+    <w:p>
+      <w:r>
+        <w:t>原稿として書き直す</w:t>
+      </w:r>
+    </w:p>
+    <w:p>
+      <w:r>
+        <w:t>↓</w:t>
+      </w:r>
+    </w:p>
+    <w:p>
+      <w:r>
+        <w:t>確認</w:t>
+      </w:r>
+    </w:p>
+    <w:p>
+      <w:r>
+        <w:t>↓</w:t>
+      </w:r>
+    </w:p>
+    <w:p>
+      <w:r>
+        <w:t>完成</w:t>
+      </w:r>
+    </w:p>
+    <w:p/>
+    <w:p>
+      <w:r>
+        <w:t>という工程を通します。</w:t>
+      </w:r>
+    </w:p>
+    <w:p/>
+    <w:p>
+      <w:r>
+        <w:t>これによって、本書の内容を統一した構成で管理できます。</w:t>
+      </w:r>
+    </w:p>
+    <w:p/>
+    <w:p>
+      <w:r>
+        <w:br w:type="page"/>
+      </w:r>
+    </w:p>
+    <w:p/>
+    <w:p>
+      <w:pPr>
+        <w:pStyle w:val="Heading2"/>
+      </w:pPr>
+      <w:r>
+        <w:t>6.21　AIを使った記事制作の基本フロー</w:t>
+      </w:r>
+    </w:p>
+    <w:p/>
+    <w:p>
+      <w:r>
+        <w:t>ここまでの内容を記事制作にまとめると、次のようになります。</w:t>
+      </w:r>
+    </w:p>
+    <w:p/>
+    <w:p>
+      <w:r>
+        <w:t>企画</w:t>
+      </w:r>
+    </w:p>
+    <w:p/>
+    <w:p>
+      <w:r>
+        <w:t>↓</w:t>
+      </w:r>
+    </w:p>
+    <w:p/>
+    <w:p>
+      <w:r>
+        <w:t>AIにアイデア整理を依頼</w:t>
+      </w:r>
+    </w:p>
+    <w:p/>
+    <w:p>
+      <w:r>
+        <w:t>↓</w:t>
+      </w:r>
+    </w:p>
+    <w:p/>
+    <w:p>
+      <w:r>
+        <w:t>テーマ決定</w:t>
+      </w:r>
+    </w:p>
+    <w:p/>
+    <w:p>
+      <w:r>
+        <w:t>↓</w:t>
+      </w:r>
+    </w:p>
+    <w:p/>
+    <w:p>
+      <w:r>
+        <w:t>情報調査</w:t>
+      </w:r>
+    </w:p>
+    <w:p/>
+    <w:p>
+      <w:r>
+        <w:t>↓</w:t>
+      </w:r>
+    </w:p>
+    <w:p/>
+    <w:p>
+      <w:r>
+        <w:t>AIに情報整理を依頼</w:t>
+      </w:r>
+    </w:p>
+    <w:p/>
+    <w:p>
+      <w:r>
+        <w:t>↓</w:t>
+      </w:r>
+    </w:p>
+    <w:p/>
+    <w:p>
+      <w:r>
+        <w:t>記事構成作成</w:t>
+      </w:r>
+    </w:p>
+    <w:p/>
+    <w:p>
+      <w:r>
+        <w:t>↓</w:t>
+      </w:r>
+    </w:p>
+    <w:p/>
+    <w:p>
+      <w:r>
+        <w:t>AIに構成案を確認してもらう</w:t>
+      </w:r>
+    </w:p>
+    <w:p/>
+    <w:p>
+      <w:r>
+        <w:t>↓</w:t>
+      </w:r>
+    </w:p>
+    <w:p/>
+    <w:p>
+      <w:r>
+        <w:t>本文作成</w:t>
+      </w:r>
+    </w:p>
+    <w:p/>
+    <w:p>
+      <w:r>
+        <w:t>↓</w:t>
+      </w:r>
+    </w:p>
+    <w:p/>
+    <w:p>
+      <w:r>
+        <w:t>AIによる文章改善</w:t>
+      </w:r>
+    </w:p>
+    <w:p/>
+    <w:p>
+      <w:r>
+        <w:t>↓</w:t>
+      </w:r>
+    </w:p>
+    <w:p/>
+    <w:p>
+      <w:r>
+        <w:t>人間による内容確認</w:t>
+      </w:r>
+    </w:p>
+    <w:p/>
+    <w:p>
+      <w:r>
+        <w:t>↓</w:t>
+      </w:r>
+    </w:p>
+    <w:p/>
+    <w:p>
+      <w:r>
+        <w:t>画像制作</w:t>
+      </w:r>
+    </w:p>
+    <w:p/>
+    <w:p>
+      <w:r>
+        <w:t>↓</w:t>
+      </w:r>
+    </w:p>
+    <w:p/>
+    <w:p>
+      <w:r>
+        <w:t>記事と画像の最終確認</w:t>
+      </w:r>
+    </w:p>
+    <w:p/>
+    <w:p>
+      <w:r>
+        <w:t>↓</w:t>
+      </w:r>
+    </w:p>
+    <w:p/>
+    <w:p>
+      <w:r>
+        <w:t>WordPressへ登録</w:t>
+      </w:r>
+    </w:p>
+    <w:p/>
+    <w:p>
+      <w:r>
+        <w:t>↓</w:t>
+      </w:r>
+    </w:p>
+    <w:p/>
+    <w:p>
+      <w:r>
+        <w:t>公開</w:t>
+      </w:r>
+    </w:p>
+    <w:p/>
+    <w:p>
+      <w:r>
+        <w:t>↓</w:t>
+      </w:r>
+    </w:p>
+    <w:p/>
+    <w:p>
+      <w:r>
+        <w:t>アクセス確認</w:t>
+      </w:r>
+    </w:p>
+    <w:p/>
+    <w:p>
+      <w:r>
+        <w:t>↓</w:t>
+      </w:r>
+    </w:p>
+    <w:p/>
+    <w:p>
+      <w:r>
+        <w:t>改善</w:t>
+      </w:r>
+    </w:p>
+    <w:p/>
+    <w:p>
+      <w:r>
+        <w:t>という流れです。</w:t>
+      </w:r>
+    </w:p>
+    <w:p/>
+    <w:p>
+      <w:r>
+        <w:t>AIはこの中の複数の場所で利用できます。</w:t>
+      </w:r>
+    </w:p>
+    <w:p/>
+    <w:p>
+      <w:r>
+        <w:t>しかし、すべてを自動的に実行するわけではありません。</w:t>
+      </w:r>
+    </w:p>
+    <w:p/>
+    <w:p>
+      <w:r>
+        <w:br w:type="page"/>
+      </w:r>
+    </w:p>
+    <w:p/>
+    <w:p>
+      <w:pPr>
+        <w:pStyle w:val="Heading2"/>
+      </w:pPr>
+      <w:r>
+        <w:t>6.22　人間による確認ポイント</w:t>
+      </w:r>
+    </w:p>
+    <w:p/>
+    <w:p>
+      <w:r>
+        <w:t>Project Sakuraでは、AIを利用するほど「確認」が重要になります。</w:t>
+      </w:r>
+    </w:p>
+    <w:p/>
+    <w:p>
+      <w:r>
+        <w:t>特に確認するポイントは、</w:t>
+      </w:r>
+    </w:p>
+    <w:p/>
+    <w:p>
+      <w:r>
+        <w:t>目的に合っているか</w:t>
+      </w:r>
+    </w:p>
+    <w:p/>
+    <w:p>
+      <w:r>
+        <w:t>↓</w:t>
+      </w:r>
+    </w:p>
+    <w:p/>
+    <w:p>
+      <w:r>
+        <w:t>読者に合っているか</w:t>
+      </w:r>
+    </w:p>
+    <w:p/>
+    <w:p>
+      <w:r>
+        <w:t>↓</w:t>
+      </w:r>
+    </w:p>
+    <w:p/>
+    <w:p>
+      <w:r>
+        <w:t>情報が正しいか</w:t>
+      </w:r>
+    </w:p>
+    <w:p/>
+    <w:p>
+      <w:r>
+        <w:t>↓</w:t>
+      </w:r>
+    </w:p>
+    <w:p/>
+    <w:p>
+      <w:r>
+        <w:t>内容に不足がないか</w:t>
+      </w:r>
+    </w:p>
+    <w:p/>
+    <w:p>
+      <w:r>
+        <w:t>↓</w:t>
+      </w:r>
+    </w:p>
+    <w:p/>
+    <w:p>
+      <w:r>
+        <w:t>重複がないか</w:t>
+      </w:r>
+    </w:p>
+    <w:p/>
+    <w:p>
+      <w:r>
+        <w:t>↓</w:t>
+      </w:r>
+    </w:p>
+    <w:p/>
+    <w:p>
+      <w:r>
+        <w:t>表現に問題がないか</w:t>
+      </w:r>
+    </w:p>
+    <w:p/>
+    <w:p>
+      <w:r>
+        <w:t>↓</w:t>
+      </w:r>
+    </w:p>
+    <w:p/>
+    <w:p>
+      <w:r>
+        <w:t>画像が内容に合っているか</w:t>
+      </w:r>
+    </w:p>
+    <w:p/>
+    <w:p>
+      <w:r>
+        <w:t>↓</w:t>
+      </w:r>
+    </w:p>
+    <w:p/>
+    <w:p>
+      <w:r>
+        <w:t>公開して問題ないか</w:t>
+      </w:r>
+    </w:p>
+    <w:p/>
+    <w:p>
+      <w:r>
+        <w:t>です。</w:t>
+      </w:r>
+    </w:p>
+    <w:p/>
+    <w:p>
+      <w:r>
+        <w:t>AIが文章を作る速度が速くても、確認を省略してはいけません。</w:t>
+      </w:r>
+    </w:p>
+    <w:p/>
+    <w:p>
+      <w:r>
+        <w:t>Project Sakuraでは、作成速度だけではなく、完成したものの品質も重視します。</w:t>
+      </w:r>
+    </w:p>
+    <w:p/>
+    <w:p>
+      <w:r>
+        <w:br w:type="page"/>
+      </w:r>
+    </w:p>
+    <w:p/>
+    <w:p>
+      <w:pPr>
+        <w:pStyle w:val="Heading2"/>
+      </w:pPr>
+      <w:r>
+        <w:t>6.23　AIに「確認役」をしてもらう</w:t>
+      </w:r>
+    </w:p>
+    <w:p/>
+    <w:p>
+      <w:r>
+        <w:t>AIは文章を作るだけではありません。</w:t>
+      </w:r>
+    </w:p>
+    <w:p/>
+    <w:p>
+      <w:r>
+        <w:t>確認役として利用することもできます。</w:t>
+      </w:r>
+    </w:p>
+    <w:p/>
+    <w:p>
+      <w:r>
+        <w:t>例えば、完成した記事に対して、</w:t>
+      </w:r>
+    </w:p>
+    <w:p/>
+    <w:p>
+      <w:r>
+        <w:t>「初心者が理解しにくい部分を指摘してください」</w:t>
+      </w:r>
+    </w:p>
+    <w:p/>
+    <w:p>
+      <w:r>
+        <w:t>「説明が不足している部分を指摘してください」</w:t>
+      </w:r>
+    </w:p>
+    <w:p/>
+    <w:p>
+      <w:r>
+        <w:t>「同じ内容を繰り返している部分を指摘してください」</w:t>
+      </w:r>
+    </w:p>
+    <w:p/>
+    <w:p>
+      <w:r>
+        <w:t>と依頼します。</w:t>
+      </w:r>
+    </w:p>
+    <w:p/>
+    <w:p>
+      <w:r>
+        <w:t>こうすることで、自分では気づかなかった問題を見つけるきっかけになります。</w:t>
+      </w:r>
+    </w:p>
+    <w:p/>
+    <w:p>
+      <w:r>
+        <w:t>ただし、AIの指摘も最終判断ではありません。</w:t>
+      </w:r>
+    </w:p>
+    <w:p/>
+    <w:p>
+      <w:r>
+        <w:t>AIの提案を見て、人間が必要性を判断します。</w:t>
+      </w:r>
+    </w:p>
+    <w:p/>
+    <w:p>
+      <w:r>
+        <w:br w:type="page"/>
+      </w:r>
+    </w:p>
+    <w:p/>
+    <w:p>
+      <w:pPr>
+        <w:pStyle w:val="Heading2"/>
+      </w:pPr>
+      <w:r>
+        <w:t>6.24　一つのAI回答だけを信じない</w:t>
+      </w:r>
+    </w:p>
+    <w:p/>
+    <w:p>
+      <w:r>
+        <w:t>AIから回答を得た場合でも、重要な情報については確認します。</w:t>
+      </w:r>
+    </w:p>
+    <w:p/>
+    <w:p>
+      <w:r>
+        <w:t>特に、</w:t>
+      </w:r>
+    </w:p>
+    <w:p/>
+    <w:p>
+      <w:r>
+        <w:t>現在のサービス仕様</w:t>
+      </w:r>
+    </w:p>
+    <w:p>
+      <w:r>
+        <w:t>↓</w:t>
+      </w:r>
+    </w:p>
+    <w:p>
+      <w:r>
+        <w:t>料金</w:t>
+      </w:r>
+    </w:p>
+    <w:p>
+      <w:r>
+        <w:t>↓</w:t>
+      </w:r>
+    </w:p>
+    <w:p>
+      <w:r>
+        <w:t>法律</w:t>
+      </w:r>
+    </w:p>
+    <w:p>
+      <w:r>
+        <w:t>↓</w:t>
+      </w:r>
+    </w:p>
+    <w:p>
+      <w:r>
+        <w:t>規約</w:t>
+      </w:r>
+    </w:p>
+    <w:p>
+      <w:r>
+        <w:t>↓</w:t>
+      </w:r>
+    </w:p>
+    <w:p>
+      <w:r>
+        <w:t>製品仕様</w:t>
+      </w:r>
+    </w:p>
+    <w:p>
+      <w:r>
+        <w:t>↓</w:t>
+      </w:r>
+    </w:p>
+    <w:p>
+      <w:r>
+        <w:t>技術仕様</w:t>
+      </w:r>
+    </w:p>
+    <w:p/>
+    <w:p>
+      <w:r>
+        <w:t>など、変更される可能性がある情報については注意が必要です。</w:t>
+      </w:r>
+    </w:p>
+    <w:p/>
+    <w:p>
+      <w:r>
+        <w:t>Project Sakuraでは、AIの回答を「確認するための材料」として扱います。</w:t>
+      </w:r>
+    </w:p>
+    <w:p/>
+    <w:p>
+      <w:r>
+        <w:t>必要に応じて公式情報や一次情報を確認し、記事に利用します。</w:t>
+      </w:r>
+    </w:p>
+    <w:p/>
+    <w:p>
+      <w:r>
+        <w:br w:type="page"/>
+      </w:r>
+    </w:p>
+    <w:p/>
+    <w:p>
+      <w:pPr>
+        <w:pStyle w:val="Heading2"/>
+      </w:pPr>
+      <w:r>
+        <w:t>6.25　AIに最新情報を確認させる場合の注意</w:t>
+      </w:r>
+    </w:p>
+    <w:p/>
+    <w:p>
+      <w:r>
+        <w:t>AIに「最新情報を教えてください」と依頼しただけで、必ず最新情報が得られるとは限りません。</w:t>
+      </w:r>
+    </w:p>
+    <w:p/>
+    <w:p>
+      <w:r>
+        <w:t>そのため、現在の情報が重要な記事では、</w:t>
+      </w:r>
+    </w:p>
+    <w:p/>
+    <w:p>
+      <w:r>
+        <w:t>いつの情報なのか</w:t>
+      </w:r>
+    </w:p>
+    <w:p>
+      <w:r>
+        <w:t>↓</w:t>
+      </w:r>
+    </w:p>
+    <w:p>
+      <w:r>
+        <w:t>どこから得た情報なのか</w:t>
+      </w:r>
+    </w:p>
+    <w:p>
+      <w:r>
+        <w:t>↓</w:t>
+      </w:r>
+    </w:p>
+    <w:p>
+      <w:r>
+        <w:t>現在も有効なのか</w:t>
+      </w:r>
+    </w:p>
+    <w:p/>
+    <w:p>
+      <w:r>
+        <w:t>を確認します。</w:t>
+      </w:r>
+    </w:p>
+    <w:p/>
+    <w:p>
+      <w:r>
+        <w:t>Project Sakuraでは、記事公開前に情報の状態を確認することを基本とします。</w:t>
+      </w:r>
+    </w:p>
+    <w:p/>
+    <w:p>
+      <w:r>
+        <w:t>特に、サービスの料金や機能、ソフトウェアの仕様などは変更される可能性があります。</w:t>
+      </w:r>
+    </w:p>
+    <w:p/>
+    <w:p>
+      <w:r>
+        <w:br w:type="page"/>
+      </w:r>
+    </w:p>
+    <w:p/>
+    <w:p>
+      <w:pPr>
+        <w:pStyle w:val="Heading2"/>
+      </w:pPr>
+      <w:r>
+        <w:t>6.26　AIの得意・不得意を理解する</w:t>
+      </w:r>
+    </w:p>
+    <w:p/>
+    <w:p>
+      <w:r>
+        <w:t>AIを上手に利用するには、AIが何でもできると考えないことが重要です。</w:t>
+      </w:r>
+    </w:p>
+    <w:p/>
+    <w:p>
+      <w:r>
+        <w:t>AIは、</w:t>
+      </w:r>
+    </w:p>
+    <w:p/>
+    <w:p>
+      <w:r>
+        <w:t>文章を整理する</w:t>
+      </w:r>
+    </w:p>
+    <w:p>
+      <w:r>
+        <w:t>↓</w:t>
+      </w:r>
+    </w:p>
+    <w:p>
+      <w:r>
+        <w:t>案を複数出す</w:t>
+      </w:r>
+    </w:p>
+    <w:p>
+      <w:r>
+        <w:t>↓</w:t>
+      </w:r>
+    </w:p>
+    <w:p>
+      <w:r>
+        <w:t>説明を分かりやすくする</w:t>
+      </w:r>
+    </w:p>
+    <w:p>
+      <w:r>
+        <w:t>↓</w:t>
+      </w:r>
+    </w:p>
+    <w:p>
+      <w:r>
+        <w:t>コード作成を支援する</w:t>
+      </w:r>
+    </w:p>
+    <w:p>
+      <w:r>
+        <w:t>↓</w:t>
+      </w:r>
+    </w:p>
+    <w:p>
+      <w:r>
+        <w:t>問題点を指摘する</w:t>
+      </w:r>
+    </w:p>
+    <w:p/>
+    <w:p>
+      <w:r>
+        <w:t>などに利用できます。</w:t>
+      </w:r>
+    </w:p>
+    <w:p/>
+    <w:p>
+      <w:r>
+        <w:t>一方で、</w:t>
+      </w:r>
+    </w:p>
+    <w:p/>
+    <w:p>
+      <w:r>
+        <w:t>Project Sakuraの最終的な目的</w:t>
+      </w:r>
+    </w:p>
+    <w:p>
+      <w:r>
+        <w:t>↓</w:t>
+      </w:r>
+    </w:p>
+    <w:p>
+      <w:r>
+        <w:t>実際の運営状況</w:t>
+      </w:r>
+    </w:p>
+    <w:p>
+      <w:r>
+        <w:t>↓</w:t>
+      </w:r>
+    </w:p>
+    <w:p>
+      <w:r>
+        <w:t>本当に公開してよいか</w:t>
+      </w:r>
+    </w:p>
+    <w:p>
+      <w:r>
+        <w:t>↓</w:t>
+      </w:r>
+    </w:p>
+    <w:p>
+      <w:r>
+        <w:t>最終的な責任</w:t>
+      </w:r>
+    </w:p>
+    <w:p/>
+    <w:p>
+      <w:r>
+        <w:t>などをすべてAIに任せるわけではありません。</w:t>
+      </w:r>
+    </w:p>
+    <w:p/>
+    <w:p>
+      <w:r>
+        <w:t>AIの能力を過大評価せず、道具として使います。</w:t>
+      </w:r>
+    </w:p>
+    <w:p/>
+    <w:p>
+      <w:r>
+        <w:br w:type="page"/>
+      </w:r>
+    </w:p>
+    <w:p/>
+    <w:p>
+      <w:pPr>
+        <w:pStyle w:val="Heading2"/>
+      </w:pPr>
+      <w:r>
+        <w:t>6.27　プロンプトを資産として考える</w:t>
+      </w:r>
+    </w:p>
+    <w:p/>
+    <w:p>
+      <w:r>
+        <w:t>Project Sakuraでは、良いプロンプトができたら、その場限りで終わらせません。</w:t>
+      </w:r>
+    </w:p>
+    <w:p/>
+    <w:p>
+      <w:r>
+        <w:t>例えば、</w:t>
+      </w:r>
+    </w:p>
+    <w:p/>
+    <w:p>
+      <w:r>
+        <w:t>記事構成用プロンプト</w:t>
+      </w:r>
+    </w:p>
+    <w:p>
+      <w:r>
+        <w:t>↓</w:t>
+      </w:r>
+    </w:p>
+    <w:p>
+      <w:r>
+        <w:t>タイトル案作成用プロンプト</w:t>
+      </w:r>
+    </w:p>
+    <w:p>
+      <w:r>
+        <w:t>↓</w:t>
+      </w:r>
+    </w:p>
+    <w:p>
+      <w:r>
+        <w:t>文章確認用プロンプト</w:t>
+      </w:r>
+    </w:p>
+    <w:p>
+      <w:r>
+        <w:t>↓</w:t>
+      </w:r>
+    </w:p>
+    <w:p>
+      <w:r>
+        <w:t>画像制作支援用プロンプト</w:t>
+      </w:r>
+    </w:p>
+    <w:p>
+      <w:r>
+        <w:t>↓</w:t>
+      </w:r>
+    </w:p>
+    <w:p>
+      <w:r>
+        <w:t>Python作成支援用プロンプト</w:t>
+      </w:r>
+    </w:p>
+    <w:p/>
+    <w:p>
+      <w:r>
+        <w:t>などを整理して保存できます。</w:t>
+      </w:r>
+    </w:p>
+    <w:p/>
+    <w:p>
+      <w:r>
+        <w:t>同じ作業を何度も行う場合、毎回ゼロから指示を考える必要がなくなります。</w:t>
+      </w:r>
+    </w:p>
+    <w:p/>
+    <w:p>
+      <w:r>
+        <w:t>これは、第5章で説明した「作業手順を記録する」という考え方にもつながります。</w:t>
+      </w:r>
+    </w:p>
+    <w:p/>
+    <w:p>
+      <w:r>
+        <w:br w:type="page"/>
+      </w:r>
+    </w:p>
+    <w:p/>
+    <w:p>
+      <w:pPr>
+        <w:pStyle w:val="Heading2"/>
+      </w:pPr>
+      <w:r>
+        <w:t>6.28　プロンプトを改善する</w:t>
+      </w:r>
+    </w:p>
+    <w:p/>
+    <w:p>
+      <w:r>
+        <w:t>最初に作ったプロンプトが完璧である必要はありません。</w:t>
+      </w:r>
+    </w:p>
+    <w:p/>
+    <w:p>
+      <w:r>
+        <w:t>実際に使って、</w:t>
+      </w:r>
+    </w:p>
+    <w:p/>
+    <w:p>
+      <w:r>
+        <w:t>「この指示では情報が足りない」</w:t>
+      </w:r>
+    </w:p>
+    <w:p/>
+    <w:p>
+      <w:r>
+        <w:t>「出力が長すぎる」</w:t>
+      </w:r>
+    </w:p>
+    <w:p/>
+    <w:p>
+      <w:r>
+        <w:t>「初心者向けになっていない」</w:t>
+      </w:r>
+    </w:p>
+    <w:p/>
+    <w:p>
+      <w:r>
+        <w:t>などの問題があれば修正します。</w:t>
+      </w:r>
+    </w:p>
+    <w:p/>
+    <w:p>
+      <w:r>
+        <w:t>そして、</w:t>
+      </w:r>
+    </w:p>
+    <w:p/>
+    <w:p>
+      <w:r>
+        <w:t>プロンプト v0.1</w:t>
+      </w:r>
+    </w:p>
+    <w:p>
+      <w:r>
+        <w:t>↓</w:t>
+      </w:r>
+    </w:p>
+    <w:p>
+      <w:r>
+        <w:t>改善</w:t>
+      </w:r>
+    </w:p>
+    <w:p>
+      <w:r>
+        <w:t>↓</w:t>
+      </w:r>
+    </w:p>
+    <w:p>
+      <w:r>
+        <w:t>プロンプト v0.2</w:t>
+      </w:r>
+    </w:p>
+    <w:p>
+      <w:r>
+        <w:t>↓</w:t>
+      </w:r>
+    </w:p>
+    <w:p>
+      <w:r>
+        <w:t>改善</w:t>
+      </w:r>
+    </w:p>
+    <w:p>
+      <w:r>
+        <w:t>↓</w:t>
+      </w:r>
+    </w:p>
+    <w:p>
+      <w:r>
+        <w:t>プロンプト v0.3</w:t>
+      </w:r>
+    </w:p>
+    <w:p/>
+    <w:p>
+      <w:r>
+        <w:t>というように育てていきます。</w:t>
+      </w:r>
+    </w:p>
+    <w:p/>
+    <w:p>
+      <w:r>
+        <w:t>これはProject Sakuraで大切にしている、</w:t>
+      </w:r>
+    </w:p>
+    <w:p/>
+    <w:p>
+      <w:r>
+        <w:t>小さく始める</w:t>
+      </w:r>
+    </w:p>
+    <w:p>
+      <w:r>
+        <w:t>↓</w:t>
+      </w:r>
+    </w:p>
+    <w:p>
+      <w:r>
+        <w:t>実際に使う</w:t>
+      </w:r>
+    </w:p>
+    <w:p>
+      <w:r>
+        <w:t>↓</w:t>
+      </w:r>
+    </w:p>
+    <w:p>
+      <w:r>
+        <w:t>問題を見つける</w:t>
+      </w:r>
+    </w:p>
+    <w:p>
+      <w:r>
+        <w:t>↓</w:t>
+      </w:r>
+    </w:p>
+    <w:p>
+      <w:r>
+        <w:t>改善する</w:t>
+      </w:r>
+    </w:p>
+    <w:p/>
+    <w:p>
+      <w:r>
+        <w:t>という考え方と同じです。</w:t>
+      </w:r>
+    </w:p>
+    <w:p/>
+    <w:p>
+      <w:r>
+        <w:br w:type="page"/>
+      </w:r>
+    </w:p>
+    <w:p/>
+    <w:p>
+      <w:pPr>
+        <w:pStyle w:val="Heading2"/>
+      </w:pPr>
+      <w:r>
+        <w:t>6.29　AIの使い方そのものを仕組み化する</w:t>
+      </w:r>
+    </w:p>
+    <w:p/>
+    <w:p>
+      <w:r>
+        <w:t>Project Sakuraの最終目標は、AIを使うことそのものではありません。</w:t>
+      </w:r>
+    </w:p>
+    <w:p/>
+    <w:p>
+      <w:r>
+        <w:t>AIを利用して、ブログ運営を継続できる仕組みを作ることです。</w:t>
+      </w:r>
+    </w:p>
+    <w:p/>
+    <w:p>
+      <w:r>
+        <w:t>例えば、</w:t>
+      </w:r>
+    </w:p>
+    <w:p/>
+    <w:p>
+      <w:r>
+        <w:t>記事テーマを整理する</w:t>
+      </w:r>
+    </w:p>
+    <w:p/>
+    <w:p>
+      <w:r>
+        <w:t>↓</w:t>
+      </w:r>
+    </w:p>
+    <w:p/>
+    <w:p>
+      <w:r>
+        <w:t>AIに構成案を作ってもらう</w:t>
+      </w:r>
+    </w:p>
+    <w:p/>
+    <w:p>
+      <w:r>
+        <w:t>↓</w:t>
+      </w:r>
+    </w:p>
+    <w:p/>
+    <w:p>
+      <w:r>
+        <w:t>人間が確認する</w:t>
+      </w:r>
+    </w:p>
+    <w:p/>
+    <w:p>
+      <w:r>
+        <w:t>↓</w:t>
+      </w:r>
+    </w:p>
+    <w:p/>
+    <w:p>
+      <w:r>
+        <w:t>AIに文章作成を支援してもらう</w:t>
+      </w:r>
+    </w:p>
+    <w:p/>
+    <w:p>
+      <w:r>
+        <w:t>↓</w:t>
+      </w:r>
+    </w:p>
+    <w:p/>
+    <w:p>
+      <w:r>
+        <w:t>人間が確認する</w:t>
+      </w:r>
+    </w:p>
+    <w:p/>
+    <w:p>
+      <w:r>
+        <w:t>↓</w:t>
+      </w:r>
+    </w:p>
+    <w:p/>
+    <w:p>
+      <w:r>
+        <w:t>画像を作る</w:t>
+      </w:r>
+    </w:p>
+    <w:p/>
+    <w:p>
+      <w:r>
+        <w:t>↓</w:t>
+      </w:r>
+    </w:p>
+    <w:p/>
+    <w:p>
+      <w:r>
+        <w:t>WordPressへ登録する</w:t>
+      </w:r>
+    </w:p>
+    <w:p/>
+    <w:p>
+      <w:r>
+        <w:t>↓</w:t>
+      </w:r>
+    </w:p>
+    <w:p/>
+    <w:p>
+      <w:r>
+        <w:t>公開後のデータを記録する</w:t>
+      </w:r>
+    </w:p>
+    <w:p/>
+    <w:p>
+      <w:r>
+        <w:t>↓</w:t>
+      </w:r>
+    </w:p>
+    <w:p/>
+    <w:p>
+      <w:r>
+        <w:t>次の記事へ反映する</w:t>
+      </w:r>
+    </w:p>
+    <w:p/>
+    <w:p>
+      <w:r>
+        <w:t>という流れです。</w:t>
+      </w:r>
+    </w:p>
+    <w:p/>
+    <w:p>
+      <w:r>
+        <w:t>この流れが安定したら、Pythonなどを利用して、一部の繰り返し作業を効率化できます。</w:t>
+      </w:r>
+    </w:p>
+    <w:p/>
+    <w:p>
+      <w:r>
+        <w:br w:type="page"/>
+      </w:r>
+    </w:p>
+    <w:p/>
+    <w:p>
+      <w:pPr>
+        <w:pStyle w:val="Heading2"/>
+      </w:pPr>
+      <w:r>
+        <w:t>6.30　AIとPythonの関係</w:t>
+      </w:r>
+    </w:p>
+    <w:p/>
+    <w:p>
+      <w:r>
+        <w:t>AIとPythonは、Project Sakuraの中で別々のものではありません。</w:t>
+      </w:r>
+    </w:p>
+    <w:p/>
+    <w:p>
+      <w:r>
+        <w:t>AIは、</w:t>
+      </w:r>
+    </w:p>
+    <w:p/>
+    <w:p>
+      <w:r>
+        <w:t>考える</w:t>
+      </w:r>
+    </w:p>
+    <w:p>
+      <w:r>
+        <w:t>↓</w:t>
+      </w:r>
+    </w:p>
+    <w:p>
+      <w:r>
+        <w:t>整理する</w:t>
+      </w:r>
+    </w:p>
+    <w:p>
+      <w:r>
+        <w:t>↓</w:t>
+      </w:r>
+    </w:p>
+    <w:p>
+      <w:r>
+        <w:t>案を出す</w:t>
+      </w:r>
+    </w:p>
+    <w:p>
+      <w:r>
+        <w:t>↓</w:t>
+      </w:r>
+    </w:p>
+    <w:p>
+      <w:r>
+        <w:t>文章やコードを支援する</w:t>
+      </w:r>
+    </w:p>
+    <w:p/>
+    <w:p>
+      <w:r>
+        <w:t>ために利用できます。</w:t>
+      </w:r>
+    </w:p>
+    <w:p/>
+    <w:p>
+      <w:r>
+        <w:t>Pythonは、</w:t>
+      </w:r>
+    </w:p>
+    <w:p/>
+    <w:p>
+      <w:r>
+        <w:t>ファイルを扱う</w:t>
+      </w:r>
+    </w:p>
+    <w:p>
+      <w:r>
+        <w:t>↓</w:t>
+      </w:r>
+    </w:p>
+    <w:p>
+      <w:r>
+        <w:t>データを処理する</w:t>
+      </w:r>
+    </w:p>
+    <w:p>
+      <w:r>
+        <w:t>↓</w:t>
+      </w:r>
+    </w:p>
+    <w:p>
+      <w:r>
+        <w:t>繰り返し作業を行う</w:t>
+      </w:r>
+    </w:p>
+    <w:p>
+      <w:r>
+        <w:t>↓</w:t>
+      </w:r>
+    </w:p>
+    <w:p>
+      <w:r>
+        <w:t>Webサービスと連携する</w:t>
+      </w:r>
+    </w:p>
+    <w:p/>
+    <w:p>
+      <w:r>
+        <w:t>ために利用します。</w:t>
+      </w:r>
+    </w:p>
+    <w:p/>
+    <w:p>
+      <w:r>
+        <w:t>将来的には、</w:t>
+      </w:r>
+    </w:p>
+    <w:p/>
+    <w:p>
+      <w:r>
+        <w:t>AIが作業を支援する</w:t>
+      </w:r>
+    </w:p>
+    <w:p>
+      <w:r>
+        <w:t>↓</w:t>
+      </w:r>
+    </w:p>
+    <w:p>
+      <w:r>
+        <w:t>Pythonが定型処理を行う</w:t>
+      </w:r>
+    </w:p>
+    <w:p/>
+    <w:p>
+      <w:r>
+        <w:t>という組み合わせも考えられます。</w:t>
+      </w:r>
+    </w:p>
+    <w:p/>
+    <w:p>
+      <w:r>
+        <w:t>ただし、いきなり複雑な仕組みを作るのではありません。</w:t>
+      </w:r>
+    </w:p>
+    <w:p/>
+    <w:p>
+      <w:r>
+        <w:t>まずは、それぞれを小さく理解していきます。</w:t>
+      </w:r>
+    </w:p>
+    <w:p/>
+    <w:p>
+      <w:r>
+        <w:br w:type="page"/>
+      </w:r>
+    </w:p>
+    <w:p/>
+    <w:p>
+      <w:pPr>
+        <w:pStyle w:val="Heading2"/>
+      </w:pPr>
+      <w:r>
+        <w:t>6.31　AIとGitHubの関係</w:t>
+      </w:r>
+    </w:p>
+    <w:p/>
+    <w:p>
+      <w:r>
+        <w:t>GitHubは、Project Sakuraのファイルや変更履歴を管理する場所です。</w:t>
+      </w:r>
+    </w:p>
+    <w:p/>
+    <w:p>
+      <w:r>
+        <w:t>AIは、そのファイルを作ったり改善したりする作業を支援します。</w:t>
+      </w:r>
+    </w:p>
+    <w:p/>
+    <w:p>
+      <w:r>
+        <w:t>例えば、</w:t>
+      </w:r>
+    </w:p>
+    <w:p/>
+    <w:p>
+      <w:r>
+        <w:t>AIにMarkdown原稿の改善案を出してもらう</w:t>
+      </w:r>
+    </w:p>
+    <w:p/>
+    <w:p>
+      <w:r>
+        <w:t>↓</w:t>
+      </w:r>
+    </w:p>
+    <w:p/>
+    <w:p>
+      <w:r>
+        <w:t>人間が内容を確認する</w:t>
+      </w:r>
+    </w:p>
+    <w:p/>
+    <w:p>
+      <w:r>
+        <w:t>↓</w:t>
+      </w:r>
+    </w:p>
+    <w:p/>
+    <w:p>
+      <w:r>
+        <w:t>Chapter06.mdを修正する</w:t>
+      </w:r>
+    </w:p>
+    <w:p/>
+    <w:p>
+      <w:r>
+        <w:t>↓</w:t>
+      </w:r>
+    </w:p>
+    <w:p/>
+    <w:p>
+      <w:r>
+        <w:t>VS Codeで保存する</w:t>
+      </w:r>
+    </w:p>
+    <w:p/>
+    <w:p>
+      <w:r>
+        <w:t>↓</w:t>
+      </w:r>
+    </w:p>
+    <w:p/>
+    <w:p>
+      <w:r>
+        <w:t>GitHub Desktopで変更を確認する</w:t>
+      </w:r>
+    </w:p>
+    <w:p/>
+    <w:p>
+      <w:r>
+        <w:t>↓</w:t>
+      </w:r>
+    </w:p>
+    <w:p/>
+    <w:p>
+      <w:r>
+        <w:t>Commitする</w:t>
+      </w:r>
+    </w:p>
+    <w:p/>
+    <w:p>
+      <w:r>
+        <w:t>↓</w:t>
+      </w:r>
+    </w:p>
+    <w:p/>
+    <w:p>
+      <w:r>
+        <w:t>Pushする</w:t>
+      </w:r>
+    </w:p>
+    <w:p/>
+    <w:p>
+      <w:r>
+        <w:t>という流れです。</w:t>
+      </w:r>
+    </w:p>
+    <w:p/>
+    <w:p>
+      <w:r>
+        <w:t>このように、</w:t>
+      </w:r>
+    </w:p>
+    <w:p/>
+    <w:p>
+      <w:r>
+        <w:t>AI</w:t>
+      </w:r>
+    </w:p>
+    <w:p>
+      <w:r>
+        <w:t>＋</w:t>
+      </w:r>
+    </w:p>
+    <w:p>
+      <w:r>
+        <w:t>VS Code</w:t>
+      </w:r>
+    </w:p>
+    <w:p>
+      <w:r>
+        <w:t>＋</w:t>
+      </w:r>
+    </w:p>
+    <w:p>
+      <w:r>
+        <w:t>GitHub Desktop</w:t>
+      </w:r>
+    </w:p>
+    <w:p>
+      <w:r>
+        <w:t>＋</w:t>
+      </w:r>
+    </w:p>
+    <w:p>
+      <w:r>
+        <w:t>GitHub</w:t>
+      </w:r>
+    </w:p>
+    <w:p/>
+    <w:p>
+      <w:r>
+        <w:t>を組み合わせることで、作成から保存までの流れを整理できます。</w:t>
+      </w:r>
+    </w:p>
+    <w:p/>
+    <w:p>
+      <w:r>
+        <w:br w:type="page"/>
+      </w:r>
+    </w:p>
+    <w:p/>
+    <w:p>
+      <w:pPr>
+        <w:pStyle w:val="Heading2"/>
+      </w:pPr>
+      <w:r>
+        <w:t>6.32　AIとWordPressの関係</w:t>
+      </w:r>
+    </w:p>
+    <w:p/>
+    <w:p>
+      <w:r>
+        <w:t>Project Sakuraでは、最終的にWordPressへ記事を公開します。</w:t>
+      </w:r>
+    </w:p>
+    <w:p/>
+    <w:p>
+      <w:r>
+        <w:t>AIは、</w:t>
+      </w:r>
+    </w:p>
+    <w:p/>
+    <w:p>
+      <w:r>
+        <w:t>記事構成</w:t>
+      </w:r>
+    </w:p>
+    <w:p>
+      <w:r>
+        <w:t>↓</w:t>
+      </w:r>
+    </w:p>
+    <w:p>
+      <w:r>
+        <w:t>文章</w:t>
+      </w:r>
+    </w:p>
+    <w:p>
+      <w:r>
+        <w:t>↓</w:t>
+      </w:r>
+    </w:p>
+    <w:p>
+      <w:r>
+        <w:t>タイトル</w:t>
+      </w:r>
+    </w:p>
+    <w:p>
+      <w:r>
+        <w:t>↓</w:t>
+      </w:r>
+    </w:p>
+    <w:p>
+      <w:r>
+        <w:t>説明文</w:t>
+      </w:r>
+    </w:p>
+    <w:p>
+      <w:r>
+        <w:t>↓</w:t>
+      </w:r>
+    </w:p>
+    <w:p>
+      <w:r>
+        <w:t>画像制作の支援</w:t>
+      </w:r>
+    </w:p>
+    <w:p/>
+    <w:p>
+      <w:r>
+        <w:t>などを担当できます。</w:t>
+      </w:r>
+    </w:p>
+    <w:p/>
+    <w:p>
+      <w:r>
+        <w:t>一方、WordPressは、</w:t>
+      </w:r>
+    </w:p>
+    <w:p/>
+    <w:p>
+      <w:r>
+        <w:t>記事を登録する</w:t>
+      </w:r>
+    </w:p>
+    <w:p>
+      <w:r>
+        <w:t>↓</w:t>
+      </w:r>
+    </w:p>
+    <w:p>
+      <w:r>
+        <w:t>公開する</w:t>
+      </w:r>
+    </w:p>
+    <w:p>
+      <w:r>
+        <w:t>↓</w:t>
+      </w:r>
+    </w:p>
+    <w:p>
+      <w:r>
+        <w:t>Web上で表示する</w:t>
+      </w:r>
+    </w:p>
+    <w:p/>
+    <w:p>
+      <w:r>
+        <w:t>ための場所です。</w:t>
+      </w:r>
+    </w:p>
+    <w:p/>
+    <w:p>
+      <w:r>
+        <w:t>将来的にはPythonなどを利用して、AIによる支援とWordPressの作業を連携させることも考えられます。</w:t>
+      </w:r>
+    </w:p>
+    <w:p/>
+    <w:p>
+      <w:r>
+        <w:t>しかし、最初から完全自動化するのではありません。</w:t>
+      </w:r>
+    </w:p>
+    <w:p/>
+    <w:p>
+      <w:r>
+        <w:t>まず手作業で流れを理解し、その後に必要な部分を自動化します。</w:t>
+      </w:r>
+    </w:p>
+    <w:p/>
+    <w:p>
+      <w:r>
+        <w:br w:type="page"/>
+      </w:r>
+    </w:p>
+    <w:p/>
+    <w:p>
+      <w:pPr>
+        <w:pStyle w:val="Heading2"/>
+      </w:pPr>
+      <w:r>
+        <w:t>6.33　AIを使うときの基本ルール</w:t>
+      </w:r>
+    </w:p>
+    <w:p/>
+    <w:p>
+      <w:r>
+        <w:t>Project Sakuraでは、AIを利用するときに次の基本ルールを設けます。</w:t>
+      </w:r>
+    </w:p>
+    <w:p/>
+    <w:p>
+      <w:r>
+        <w:t>1．AIの回答をそのまま信じない</w:t>
+      </w:r>
+    </w:p>
+    <w:p/>
+    <w:p>
+      <w:r>
+        <w:t>2．重要な情報は確認する</w:t>
+      </w:r>
+    </w:p>
+    <w:p/>
+    <w:p>
+      <w:r>
+        <w:t>3．AIが作った文章をそのまま正式原稿にしない</w:t>
+      </w:r>
+    </w:p>
+    <w:p/>
+    <w:p>
+      <w:r>
+        <w:t>4．目的を明確にしてからAIへ依頼する</w:t>
+      </w:r>
+    </w:p>
+    <w:p/>
+    <w:p>
+      <w:r>
+        <w:t>5．AIと人間の役割を分ける</w:t>
+      </w:r>
+    </w:p>
+    <w:p/>
+    <w:p>
+      <w:r>
+        <w:t>6．分からないことはAIに説明してもらう</w:t>
+      </w:r>
+    </w:p>
+    <w:p/>
+    <w:p>
+      <w:r>
+        <w:t>7．コードは実際に動かして確認する</w:t>
+      </w:r>
+    </w:p>
+    <w:p/>
+    <w:p>
+      <w:r>
+        <w:t>8．画像は記事内容と合っているか確認する</w:t>
+      </w:r>
+    </w:p>
+    <w:p/>
+    <w:p>
+      <w:r>
+        <w:t>9．良いプロンプトは保存する</w:t>
+      </w:r>
+    </w:p>
+    <w:p/>
+    <w:p>
+      <w:r>
+        <w:t>10．使った結果を見てプロンプトを改善する</w:t>
+      </w:r>
+    </w:p>
+    <w:p/>
+    <w:p>
+      <w:r>
+        <w:t>11．作業手順や失敗も記録する</w:t>
+      </w:r>
+    </w:p>
+    <w:p/>
+    <w:p>
+      <w:r>
+        <w:t>12．最終的な判断は人間が行う</w:t>
+      </w:r>
+    </w:p>
+    <w:p/>
+    <w:p>
+      <w:r>
+        <w:t>このルールは、Project Sakuraが成長しても基本的な考え方として維持します。</w:t>
+      </w:r>
+    </w:p>
+    <w:p/>
+    <w:p>
+      <w:r>
+        <w:br w:type="page"/>
+      </w:r>
+    </w:p>
+    <w:p/>
+    <w:p>
+      <w:pPr>
+        <w:pStyle w:val="Heading2"/>
+      </w:pPr>
+      <w:r>
+        <w:t>6.34　AIを使うことで初心者でも進めやすくする</w:t>
+      </w:r>
+    </w:p>
+    <w:p/>
+    <w:p>
+      <w:r>
+        <w:t>Project Sakuraは、プログラミング未経験者でも進められることを目標としています。</w:t>
+      </w:r>
+    </w:p>
+    <w:p/>
+    <w:p>
+      <w:r>
+        <w:t>初心者にとって、</w:t>
+      </w:r>
+    </w:p>
+    <w:p/>
+    <w:p>
+      <w:r>
+        <w:t>エラーが出た</w:t>
+      </w:r>
+    </w:p>
+    <w:p>
+      <w:r>
+        <w:t>↓</w:t>
+      </w:r>
+    </w:p>
+    <w:p>
+      <w:r>
+        <w:t>意味が分からない</w:t>
+      </w:r>
+    </w:p>
+    <w:p>
+      <w:r>
+        <w:t>↓</w:t>
+      </w:r>
+    </w:p>
+    <w:p>
+      <w:r>
+        <w:t>何を調べればよいか分からない</w:t>
+      </w:r>
+    </w:p>
+    <w:p/>
+    <w:p>
+      <w:r>
+        <w:t>という状態は珍しくありません。</w:t>
+      </w:r>
+    </w:p>
+    <w:p/>
+    <w:p>
+      <w:r>
+        <w:t>AIを利用すれば、</w:t>
+      </w:r>
+    </w:p>
+    <w:p/>
+    <w:p>
+      <w:r>
+        <w:t>「このエラーを初心者向けに説明してください」</w:t>
+      </w:r>
+    </w:p>
+    <w:p/>
+    <w:p>
+      <w:r>
+        <w:t>と質問できます。</w:t>
+      </w:r>
+    </w:p>
+    <w:p/>
+    <w:p>
+      <w:r>
+        <w:t>また、</w:t>
+      </w:r>
+    </w:p>
+    <w:p/>
+    <w:p>
+      <w:r>
+        <w:t>「次に何を確認すればよいですか」</w:t>
+      </w:r>
+    </w:p>
+    <w:p/>
+    <w:p>
+      <w:r>
+        <w:t>「このコードは何をしていますか」</w:t>
+      </w:r>
+    </w:p>
+    <w:p/>
+    <w:p>
+      <w:r>
+        <w:t>と質問できます。</w:t>
+      </w:r>
+    </w:p>
+    <w:p/>
+    <w:p>
+      <w:r>
+        <w:t>このように、AIを学習支援にも利用します。</w:t>
+      </w:r>
+    </w:p>
+    <w:p/>
+    <w:p>
+      <w:r>
+        <w:br w:type="page"/>
+      </w:r>
+    </w:p>
+    <w:p/>
+    <w:p>
+      <w:pPr>
+        <w:pStyle w:val="Heading2"/>
+      </w:pPr>
+      <w:r>
+        <w:t>6.35　分からないことを質問できる環境を作る</w:t>
+      </w:r>
+    </w:p>
+    <w:p/>
+    <w:p>
+      <w:r>
+        <w:t>Project Sakuraでは、分からないことを放置しません。</w:t>
+      </w:r>
+    </w:p>
+    <w:p/>
+    <w:p>
+      <w:r>
+        <w:t>分からない</w:t>
+      </w:r>
+    </w:p>
+    <w:p>
+      <w:r>
+        <w:t>↓</w:t>
+      </w:r>
+    </w:p>
+    <w:p>
+      <w:r>
+        <w:t>質問する</w:t>
+      </w:r>
+    </w:p>
+    <w:p>
+      <w:r>
+        <w:t>↓</w:t>
+      </w:r>
+    </w:p>
+    <w:p>
+      <w:r>
+        <w:t>説明を読む</w:t>
+      </w:r>
+    </w:p>
+    <w:p>
+      <w:r>
+        <w:t>↓</w:t>
+      </w:r>
+    </w:p>
+    <w:p>
+      <w:r>
+        <w:t>実際に試す</w:t>
+      </w:r>
+    </w:p>
+    <w:p>
+      <w:r>
+        <w:t>↓</w:t>
+      </w:r>
+    </w:p>
+    <w:p>
+      <w:r>
+        <w:t>結果を確認する</w:t>
+      </w:r>
+    </w:p>
+    <w:p>
+      <w:r>
+        <w:t>↓</w:t>
+      </w:r>
+    </w:p>
+    <w:p>
+      <w:r>
+        <w:t>理解する</w:t>
+      </w:r>
+    </w:p>
+    <w:p/>
+    <w:p>
+      <w:r>
+        <w:t>という流れを作ります。</w:t>
+      </w:r>
+    </w:p>
+    <w:p/>
+    <w:p>
+      <w:r>
+        <w:t>AIは、この「質問する」部分を支援してくれます。</w:t>
+      </w:r>
+    </w:p>
+    <w:p/>
+    <w:p>
+      <w:r>
+        <w:t>ただし、説明を読んだだけで終わらせません。</w:t>
+      </w:r>
+    </w:p>
+    <w:p/>
+    <w:p>
+      <w:r>
+        <w:t>実際に操作して確認します。</w:t>
+      </w:r>
+    </w:p>
+    <w:p/>
+    <w:p>
+      <w:r>
+        <w:t>Project Sakuraでは、</w:t>
+      </w:r>
+    </w:p>
+    <w:p/>
+    <w:p>
+      <w:r>
+        <w:t>説明</w:t>
+      </w:r>
+    </w:p>
+    <w:p>
+      <w:r>
+        <w:t>↓</w:t>
+      </w:r>
+    </w:p>
+    <w:p>
+      <w:r>
+        <w:t>実際に操作</w:t>
+      </w:r>
+    </w:p>
+    <w:p>
+      <w:r>
+        <w:t>↓</w:t>
+      </w:r>
+    </w:p>
+    <w:p>
+      <w:r>
+        <w:t>結果を確認</w:t>
+      </w:r>
+    </w:p>
+    <w:p>
+      <w:r>
+        <w:t>↓</w:t>
+      </w:r>
+    </w:p>
+    <w:p>
+      <w:r>
+        <w:t>問題があれば修正</w:t>
+      </w:r>
+    </w:p>
+    <w:p>
+      <w:r>
+        <w:t>↓</w:t>
+      </w:r>
+    </w:p>
+    <w:p>
+      <w:r>
+        <w:t>次へ進む</w:t>
+      </w:r>
+    </w:p>
+    <w:p/>
+    <w:p>
+      <w:r>
+        <w:t>という学び方を基本とします。</w:t>
+      </w:r>
+    </w:p>
+    <w:p/>
+    <w:p>
+      <w:r>
+        <w:br w:type="page"/>
+      </w:r>
+    </w:p>
+    <w:p/>
+    <w:p>
+      <w:pPr>
+        <w:pStyle w:val="Heading2"/>
+      </w:pPr>
+      <w:r>
+        <w:t>6.36　AIによる学習と実践をつなげる</w:t>
+      </w:r>
+    </w:p>
+    <w:p/>
+    <w:p>
+      <w:r>
+        <w:t>AIに質問すると、いくらでも説明を受けることができます。</w:t>
+      </w:r>
+    </w:p>
+    <w:p/>
+    <w:p>
+      <w:r>
+        <w:t>しかし、説明を読むだけでは、実際に使える知識にならないことがあります。</w:t>
+      </w:r>
+    </w:p>
+    <w:p/>
+    <w:p>
+      <w:r>
+        <w:t>そのため、</w:t>
+      </w:r>
+    </w:p>
+    <w:p/>
+    <w:p>
+      <w:r>
+        <w:t>説明を受ける</w:t>
+      </w:r>
+    </w:p>
+    <w:p>
+      <w:r>
+        <w:t>↓</w:t>
+      </w:r>
+    </w:p>
+    <w:p>
+      <w:r>
+        <w:t>小さな課題を実行する</w:t>
+      </w:r>
+    </w:p>
+    <w:p>
+      <w:r>
+        <w:t>↓</w:t>
+      </w:r>
+    </w:p>
+    <w:p>
+      <w:r>
+        <w:t>結果を見る</w:t>
+      </w:r>
+    </w:p>
+    <w:p>
+      <w:r>
+        <w:t>↓</w:t>
+      </w:r>
+    </w:p>
+    <w:p>
+      <w:r>
+        <w:t>分からない部分を質問する</w:t>
+      </w:r>
+    </w:p>
+    <w:p>
+      <w:r>
+        <w:t>↓</w:t>
+      </w:r>
+    </w:p>
+    <w:p>
+      <w:r>
+        <w:t>もう一度実行する</w:t>
+      </w:r>
+    </w:p>
+    <w:p/>
+    <w:p>
+      <w:r>
+        <w:t>という流れを作ります。</w:t>
+      </w:r>
+    </w:p>
+    <w:p/>
+    <w:p>
+      <w:r>
+        <w:t>例えばPythonなら、</w:t>
+      </w:r>
+    </w:p>
+    <w:p/>
+    <w:p>
+      <w:r>
+        <w:t>AIにコードの説明をしてもらう</w:t>
+      </w:r>
+    </w:p>
+    <w:p/>
+    <w:p>
+      <w:r>
+        <w:t>↓</w:t>
+      </w:r>
+    </w:p>
+    <w:p/>
+    <w:p>
+      <w:r>
+        <w:t>VS Codeに入力する</w:t>
+      </w:r>
+    </w:p>
+    <w:p/>
+    <w:p>
+      <w:r>
+        <w:t>↓</w:t>
+      </w:r>
+    </w:p>
+    <w:p/>
+    <w:p>
+      <w:r>
+        <w:t>保存する</w:t>
+      </w:r>
+    </w:p>
+    <w:p/>
+    <w:p>
+      <w:r>
+        <w:t>↓</w:t>
+      </w:r>
+    </w:p>
+    <w:p/>
+    <w:p>
+      <w:r>
+        <w:t>実行する</w:t>
+      </w:r>
+    </w:p>
+    <w:p/>
+    <w:p>
+      <w:r>
+        <w:t>↓</w:t>
+      </w:r>
+    </w:p>
+    <w:p/>
+    <w:p>
+      <w:r>
+        <w:t>結果を確認する</w:t>
+      </w:r>
+    </w:p>
+    <w:p/>
+    <w:p>
+      <w:r>
+        <w:t>という流れです。</w:t>
+      </w:r>
+    </w:p>
+    <w:p/>
+    <w:p>
+      <w:r>
+        <w:t>Project Sakuraでは、AIを「答えを受け取る場所」ではなく、「実際に作るための支援役」として利用します。</w:t>
+      </w:r>
+    </w:p>
+    <w:p/>
+    <w:p>
+      <w:r>
+        <w:br w:type="page"/>
+      </w:r>
+    </w:p>
+    <w:p/>
+    <w:p>
+      <w:pPr>
+        <w:pStyle w:val="Heading2"/>
+      </w:pPr>
+      <w:r>
+        <w:t>6.37　AI活用の最終的な目的</w:t>
+      </w:r>
+    </w:p>
+    <w:p/>
+    <w:p>
+      <w:r>
+        <w:t>Project SakuraでAIを使う最終的な目的は、</w:t>
+      </w:r>
+    </w:p>
+    <w:p/>
+    <w:p>
+      <w:r>
+        <w:t>「AIを使えるようになること」</w:t>
+      </w:r>
+    </w:p>
+    <w:p/>
+    <w:p>
+      <w:r>
+        <w:t>だけではありません。</w:t>
+      </w:r>
+    </w:p>
+    <w:p/>
+    <w:p>
+      <w:r>
+        <w:t>目指しているのは、</w:t>
+      </w:r>
+    </w:p>
+    <w:p/>
+    <w:p>
+      <w:r>
+        <w:t>AI</w:t>
+      </w:r>
+    </w:p>
+    <w:p>
+      <w:r>
+        <w:t>＋</w:t>
+      </w:r>
+    </w:p>
+    <w:p>
+      <w:r>
+        <w:t>人間</w:t>
+      </w:r>
+    </w:p>
+    <w:p>
+      <w:r>
+        <w:t>＋</w:t>
+      </w:r>
+    </w:p>
+    <w:p>
+      <w:r>
+        <w:t>Python</w:t>
+      </w:r>
+    </w:p>
+    <w:p>
+      <w:r>
+        <w:t>＋</w:t>
+      </w:r>
+    </w:p>
+    <w:p>
+      <w:r>
+        <w:t>GitHub</w:t>
+      </w:r>
+    </w:p>
+    <w:p>
+      <w:r>
+        <w:t>＋</w:t>
+      </w:r>
+    </w:p>
+    <w:p>
+      <w:r>
+        <w:t>WordPress</w:t>
+      </w:r>
+    </w:p>
+    <w:p>
+      <w:r>
+        <w:t>＋</w:t>
+      </w:r>
+    </w:p>
+    <w:p>
+      <w:r>
+        <w:t>データ管理</w:t>
+      </w:r>
+    </w:p>
+    <w:p/>
+    <w:p>
+      <w:r>
+        <w:t>を組み合わせて、ブログ運営を継続できる仕組みを作ることです。</w:t>
+      </w:r>
+    </w:p>
+    <w:p/>
+    <w:p>
+      <w:r>
+        <w:t>AIはその中の重要な一部分です。</w:t>
+      </w:r>
+    </w:p>
+    <w:p/>
+    <w:p>
+      <w:r>
+        <w:t>AIだけで完結するのではなく、他の仕組みとつながることでProject Sakura全体の価値が高まります。</w:t>
+      </w:r>
+    </w:p>
+    <w:p/>
+    <w:p>
+      <w:r>
+        <w:br w:type="page"/>
+      </w:r>
+    </w:p>
+    <w:p/>
+    <w:p>
+      <w:pPr>
+        <w:pStyle w:val="Heading2"/>
+      </w:pPr>
+      <w:r>
+        <w:t>6.38　第6章で決めた基本方針</w:t>
+      </w:r>
+    </w:p>
+    <w:p/>
+    <w:p>
+      <w:r>
+        <w:t>第6章では、AI活用について次の基本方針を決めました。</w:t>
+      </w:r>
+    </w:p>
+    <w:p/>
+    <w:p>
+      <w:r>
+        <w:t>1．AIを文章作成だけの道具として扱わない</w:t>
+      </w:r>
+    </w:p>
+    <w:p/>
+    <w:p>
+      <w:r>
+        <w:t>2．AIをプロジェクト全体の支援役として利用する</w:t>
+      </w:r>
+    </w:p>
+    <w:p/>
+    <w:p>
+      <w:r>
+        <w:t>3．AIと人間の役割を分ける</w:t>
+      </w:r>
+    </w:p>
+    <w:p/>
+    <w:p>
+      <w:r>
+        <w:t>4．AIに目的を明確に伝える</w:t>
+      </w:r>
+    </w:p>
+    <w:p/>
+    <w:p>
+      <w:r>
+        <w:t>5．最初から完璧なプロンプトを作ろうとしない</w:t>
+      </w:r>
+    </w:p>
+    <w:p/>
+    <w:p>
+      <w:r>
+        <w:t>6．AIの回答を確認する</w:t>
+      </w:r>
+    </w:p>
+    <w:p/>
+    <w:p>
+      <w:r>
+        <w:t>7．重要な情報は必要に応じて元情報を確認する</w:t>
+      </w:r>
+    </w:p>
+    <w:p/>
+    <w:p>
+      <w:r>
+        <w:t>8．AIが作った文章をそのまま正式原稿にしない</w:t>
+      </w:r>
+    </w:p>
+    <w:p/>
+    <w:p>
+      <w:r>
+        <w:t>9．AIを記事構成やタイトル案の作成に利用する</w:t>
+      </w:r>
+    </w:p>
+    <w:p/>
+    <w:p>
+      <w:r>
+        <w:t>10．AIを文章改善や確認にも利用する</w:t>
+      </w:r>
+    </w:p>
+    <w:p/>
+    <w:p>
+      <w:r>
+        <w:t>11．AIを画像制作の支援に利用する</w:t>
+      </w:r>
+    </w:p>
+    <w:p/>
+    <w:p>
+      <w:r>
+        <w:t>12．AIをPython作成やエラー調査の支援に利用する</w:t>
+      </w:r>
+    </w:p>
+    <w:p/>
+    <w:p>
+      <w:r>
+        <w:t>13．AIを作業手順の整理にも利用する</w:t>
+      </w:r>
+    </w:p>
+    <w:p/>
+    <w:p>
+      <w:r>
+        <w:t>14．良いプロンプトを保存する</w:t>
+      </w:r>
+    </w:p>
+    <w:p/>
+    <w:p>
+      <w:r>
+        <w:t>15．実際に使ってプロンプトを改善する</w:t>
+      </w:r>
+    </w:p>
+    <w:p/>
+    <w:p>
+      <w:r>
+        <w:t>16．AIとPythonを将来的に組み合わせる</w:t>
+      </w:r>
+    </w:p>
+    <w:p/>
+    <w:p>
+      <w:r>
+        <w:t>17．最初から完全自動化しない</w:t>
+      </w:r>
+    </w:p>
+    <w:p/>
+    <w:p>
+      <w:r>
+        <w:t>18．実際の作業を理解してから自動化する</w:t>
+      </w:r>
+    </w:p>
+    <w:p/>
+    <w:p>
+      <w:r>
+        <w:t>19．AIを学習支援にも利用する</w:t>
+      </w:r>
+    </w:p>
+    <w:p/>
+    <w:p>
+      <w:r>
+        <w:t>20．最終的な判断は人間が行う</w:t>
+      </w:r>
+    </w:p>
+    <w:p/>
+    <w:p>
+      <w:r>
+        <w:br w:type="page"/>
+      </w:r>
+    </w:p>
+    <w:p/>
+    <w:p>
+      <w:pPr>
+        <w:pStyle w:val="Heading2"/>
+      </w:pPr>
+      <w:r>
+        <w:t>6.39　第6章まとめ</w:t>
+      </w:r>
+    </w:p>
+    <w:p/>
+    <w:p>
+      <w:r>
+        <w:t>Project Sakuraでは、AIを単なる文章作成ツールとして利用しません。</w:t>
+      </w:r>
+    </w:p>
+    <w:p/>
+    <w:p>
+      <w:r>
+        <w:t>AIは、</w:t>
+      </w:r>
+    </w:p>
+    <w:p/>
+    <w:p>
+      <w:r>
+        <w:t>アイデア整理</w:t>
+      </w:r>
+    </w:p>
+    <w:p>
+      <w:r>
+        <w:t>↓</w:t>
+      </w:r>
+    </w:p>
+    <w:p>
+      <w:r>
+        <w:t>情報整理</w:t>
+      </w:r>
+    </w:p>
+    <w:p>
+      <w:r>
+        <w:t>↓</w:t>
+      </w:r>
+    </w:p>
+    <w:p>
+      <w:r>
+        <w:t>記事構成</w:t>
+      </w:r>
+    </w:p>
+    <w:p>
+      <w:r>
+        <w:t>↓</w:t>
+      </w:r>
+    </w:p>
+    <w:p>
+      <w:r>
+        <w:t>文章作成</w:t>
+      </w:r>
+    </w:p>
+    <w:p>
+      <w:r>
+        <w:t>↓</w:t>
+      </w:r>
+    </w:p>
+    <w:p>
+      <w:r>
+        <w:t>タイトル作成</w:t>
+      </w:r>
+    </w:p>
+    <w:p>
+      <w:r>
+        <w:t>↓</w:t>
+      </w:r>
+    </w:p>
+    <w:p>
+      <w:r>
+        <w:t>画像制作</w:t>
+      </w:r>
+    </w:p>
+    <w:p>
+      <w:r>
+        <w:t>↓</w:t>
+      </w:r>
+    </w:p>
+    <w:p>
+      <w:r>
+        <w:t>Python作成</w:t>
+      </w:r>
+    </w:p>
+    <w:p>
+      <w:r>
+        <w:t>↓</w:t>
+      </w:r>
+    </w:p>
+    <w:p>
+      <w:r>
+        <w:t>エラー調査</w:t>
+      </w:r>
+    </w:p>
+    <w:p>
+      <w:r>
+        <w:t>↓</w:t>
+      </w:r>
+    </w:p>
+    <w:p>
+      <w:r>
+        <w:t>作業手順整理</w:t>
+      </w:r>
+    </w:p>
+    <w:p/>
+    <w:p>
+      <w:r>
+        <w:t>など、さまざまな場面で利用します。</w:t>
+      </w:r>
+    </w:p>
+    <w:p/>
+    <w:p>
+      <w:r>
+        <w:t>しかし、AIが作ったものをそのまま使用するわけではありません。</w:t>
+      </w:r>
+    </w:p>
+    <w:p/>
+    <w:p>
+      <w:r>
+        <w:t>AIに支援してもらう</w:t>
+      </w:r>
+    </w:p>
+    <w:p>
+      <w:r>
+        <w:t>↓</w:t>
+      </w:r>
+    </w:p>
+    <w:p>
+      <w:r>
+        <w:t>人間が確認する</w:t>
+      </w:r>
+    </w:p>
+    <w:p>
+      <w:r>
+        <w:t>↓</w:t>
+      </w:r>
+    </w:p>
+    <w:p>
+      <w:r>
+        <w:t>必要なら修正する</w:t>
+      </w:r>
+    </w:p>
+    <w:p>
+      <w:r>
+        <w:t>↓</w:t>
+      </w:r>
+    </w:p>
+    <w:p>
+      <w:r>
+        <w:t>実際に使う</w:t>
+      </w:r>
+    </w:p>
+    <w:p>
+      <w:r>
+        <w:t>↓</w:t>
+      </w:r>
+    </w:p>
+    <w:p>
+      <w:r>
+        <w:t>結果を確認する</w:t>
+      </w:r>
+    </w:p>
+    <w:p>
+      <w:r>
+        <w:t>↓</w:t>
+      </w:r>
+    </w:p>
+    <w:p>
+      <w:r>
+        <w:t>改善する</w:t>
+      </w:r>
+    </w:p>
+    <w:p/>
+    <w:p>
+      <w:r>
+        <w:t>という流れを基本とします。</w:t>
+      </w:r>
+    </w:p>
+    <w:p/>
+    <w:p>
+      <w:r>
+        <w:t>また、良いプロンプトや作業手順ができたら、それを保存します。</w:t>
+      </w:r>
+    </w:p>
+    <w:p/>
+    <w:p>
+      <w:r>
+        <w:t>そして、</w:t>
+      </w:r>
+    </w:p>
+    <w:p/>
+    <w:p>
+      <w:r>
+        <w:t>使う</w:t>
+      </w:r>
+    </w:p>
+    <w:p>
+      <w:r>
+        <w:t>↓</w:t>
+      </w:r>
+    </w:p>
+    <w:p>
+      <w:r>
+        <w:t>記録する</w:t>
+      </w:r>
+    </w:p>
+    <w:p>
+      <w:r>
+        <w:t>↓</w:t>
+      </w:r>
+    </w:p>
+    <w:p>
+      <w:r>
+        <w:t>改善する</w:t>
+      </w:r>
+    </w:p>
+    <w:p/>
+    <w:p>
+      <w:r>
+        <w:t>という流れを繰り返します。</w:t>
+      </w:r>
+    </w:p>
+    <w:p/>
+    <w:p>
+      <w:r>
+        <w:t>これはProject Sakura全体の考え方である、</w:t>
+      </w:r>
+    </w:p>
+    <w:p/>
+    <w:p>
+      <w:r>
+        <w:t>小さく始める</w:t>
+      </w:r>
+    </w:p>
+    <w:p>
+      <w:r>
+        <w:t>↓</w:t>
+      </w:r>
+    </w:p>
+    <w:p>
+      <w:r>
+        <w:t>実際に使う</w:t>
+      </w:r>
+    </w:p>
+    <w:p>
+      <w:r>
+        <w:t>↓</w:t>
+      </w:r>
+    </w:p>
+    <w:p>
+      <w:r>
+        <w:t>問題を見つける</w:t>
+      </w:r>
+    </w:p>
+    <w:p>
+      <w:r>
+        <w:t>↓</w:t>
+      </w:r>
+    </w:p>
+    <w:p>
+      <w:r>
+        <w:t>改善する</w:t>
+      </w:r>
+    </w:p>
+    <w:p>
+      <w:r>
+        <w:t>↓</w:t>
+      </w:r>
+    </w:p>
+    <w:p>
+      <w:r>
+        <w:t>必要な部分を自動化する</w:t>
+      </w:r>
+    </w:p>
+    <w:p/>
+    <w:p>
+      <w:r>
+        <w:t>という考え方と同じです。</w:t>
+      </w:r>
+    </w:p>
+    <w:p/>
+    <w:p>
+      <w:r>
+        <w:t>AIを使えば、作業の速度を上げられる可能性があります。</w:t>
+      </w:r>
+    </w:p>
+    <w:p/>
+    <w:p>
+      <w:r>
+        <w:t>しかし、速く作ることだけが目的ではありません。</w:t>
+      </w:r>
+    </w:p>
+    <w:p/>
+    <w:p>
+      <w:r>
+        <w:t>Project Sakuraが目指しているのは、AIを含めた複数の道具を組み合わせて、長期間続けられるブログ運営の仕組みを作ることです。</w:t>
+      </w:r>
+    </w:p>
+    <w:p/>
+    <w:p>
+      <w:r>
+        <w:t>そのためには、</w:t>
+      </w:r>
+    </w:p>
+    <w:p/>
+    <w:p>
+      <w:r>
+        <w:t>AIに何を任せるのか。</w:t>
+      </w:r>
+    </w:p>
+    <w:p/>
+    <w:p>
+      <w:r>
+        <w:t>人間が何を判断するのか。</w:t>
+      </w:r>
+    </w:p>
+    <w:p/>
+    <w:p>
+      <w:r>
+        <w:t>どこを確認するのか。</w:t>
+      </w:r>
+    </w:p>
+    <w:p/>
+    <w:p>
+      <w:r>
+        <w:t>どの作業を記録するのか。</w:t>
+      </w:r>
+    </w:p>
+    <w:p/>
+    <w:p>
+      <w:r>
+        <w:t>どこから自動化するのか。</w:t>
+      </w:r>
+    </w:p>
+    <w:p/>
+    <w:p>
+      <w:r>
+        <w:t>を少しずつ整理していく必要があります。</w:t>
+      </w:r>
+    </w:p>
+    <w:p/>
+    <w:p>
+      <w:r>
+        <w:t>第6章では、その基本的な考え方を整理しました。</w:t>
+      </w:r>
+    </w:p>
+    <w:p/>
+    <w:p>
+      <w:r>
+        <w:t>これからProject Sakuraを実際に進める中で、AIの使い方もさらに具体化していきます。</w:t>
+      </w:r>
+    </w:p>
+    <w:p/>
+    <w:p>
+      <w:r>
+        <w:br w:type="page"/>
+      </w:r>
+    </w:p>
+    <w:p/>
+    <w:p>
+      <w:pPr>
+        <w:pStyle w:val="Heading1"/>
+      </w:pPr>
+      <w:r>
+        <w:t>Chapter Check</w:t>
+      </w:r>
+    </w:p>
+    <w:p/>
+    <w:p>
+      <w:r>
+        <w:t>第6章を読み終えたら、次の質問を確認してみましょう。</w:t>
+      </w:r>
+    </w:p>
+    <w:p/>
+    <w:p>
+      <w:pPr>
+        <w:pStyle w:val="Heading3"/>
+      </w:pPr>
+      <w:r>
+        <w:t>Q1</w:t>
+      </w:r>
+    </w:p>
+    <w:p/>
+    <w:p>
+      <w:r>
+        <w:t>Project Sakuraでは、AIを何のために利用しますか？</w:t>
+      </w:r>
+    </w:p>
+    <w:p/>
+    <w:p>
+      <w:pPr>
+        <w:pStyle w:val="Heading3"/>
+      </w:pPr>
+      <w:r>
+        <w:t>Q2</w:t>
+      </w:r>
+    </w:p>
+    <w:p/>
+    <w:p>
+      <w:r>
+        <w:t>AIと人間の役割を分ける必要があるのはなぜですか？</w:t>
+      </w:r>
+    </w:p>
+    <w:p/>
+    <w:p>
+      <w:pPr>
+        <w:pStyle w:val="Heading3"/>
+      </w:pPr>
+      <w:r>
+        <w:t>Q3</w:t>
+      </w:r>
+    </w:p>
+    <w:p/>
+    <w:p>
+      <w:r>
+        <w:t>AIに作ってもらった文章を、そのまま正式原稿にしないのはなぜですか？</w:t>
+      </w:r>
+    </w:p>
+    <w:p/>
+    <w:p>
+      <w:pPr>
+        <w:pStyle w:val="Heading3"/>
+      </w:pPr>
+      <w:r>
+        <w:t>Q4</w:t>
+      </w:r>
+    </w:p>
+    <w:p/>
+    <w:p>
+      <w:r>
+        <w:t>AIに指示を出すとき、最初に明確にした方がよいものは何ですか？</w:t>
+      </w:r>
+    </w:p>
+    <w:p/>
+    <w:p>
+      <w:pPr>
+        <w:pStyle w:val="Heading3"/>
+      </w:pPr>
+      <w:r>
+        <w:t>Q5</w:t>
+      </w:r>
+    </w:p>
+    <w:p/>
+    <w:p>
+      <w:r>
+        <w:t>プロンプトを改善するとき、どのような流れで進めますか？</w:t>
+      </w:r>
+    </w:p>
+    <w:p/>
+    <w:p>
+      <w:pPr>
+        <w:pStyle w:val="Heading3"/>
+      </w:pPr>
+      <w:r>
+        <w:t>Q6</w:t>
+      </w:r>
+    </w:p>
+    <w:p/>
+    <w:p>
+      <w:r>
+        <w:t>AIを記事構成の作成に利用するメリットは何ですか？</w:t>
+      </w:r>
+    </w:p>
+    <w:p/>
+    <w:p>
+      <w:pPr>
+        <w:pStyle w:val="Heading3"/>
+      </w:pPr>
+      <w:r>
+        <w:t>Q7</w:t>
+      </w:r>
+    </w:p>
+    <w:p/>
+    <w:p>
+      <w:r>
+        <w:t>AIが作った情報を確認する必要があるのはなぜですか？</w:t>
+      </w:r>
+    </w:p>
+    <w:p/>
+    <w:p>
+      <w:pPr>
+        <w:pStyle w:val="Heading3"/>
+      </w:pPr>
+      <w:r>
+        <w:t>Q8</w:t>
+      </w:r>
+    </w:p>
+    <w:p/>
+    <w:p>
+      <w:r>
+        <w:t>AIはPythonの学習やエラー調査にどのように利用できますか？</w:t>
+      </w:r>
+    </w:p>
+    <w:p/>
+    <w:p>
+      <w:pPr>
+        <w:pStyle w:val="Heading3"/>
+      </w:pPr>
+      <w:r>
+        <w:t>Q9</w:t>
+      </w:r>
+    </w:p>
+    <w:p/>
+    <w:p>
+      <w:r>
+        <w:t>良いプロンプトを保存するメリットは何ですか？</w:t>
+      </w:r>
+    </w:p>
+    <w:p/>
+    <w:p>
+      <w:pPr>
+        <w:pStyle w:val="Heading3"/>
+      </w:pPr>
+      <w:r>
+        <w:t>Q10</w:t>
+      </w:r>
+    </w:p>
+    <w:p/>
+    <w:p>
+      <w:r>
+        <w:t>Project Sakuraでは、なぜ最初から完全自動化を目指さないのでしょうか？</w:t>
+      </w:r>
+    </w:p>
+    <w:p/>
+    <w:p>
+      <w:pPr>
+        <w:pStyle w:val="Heading3"/>
+      </w:pPr>
+      <w:r>
+        <w:t>Q11</w:t>
+      </w:r>
+    </w:p>
+    <w:p/>
+    <w:p>
+      <w:r>
+        <w:t>AIとPythonは、Project Sakuraの中でどのように組み合わせられますか？</w:t>
+      </w:r>
+    </w:p>
+    <w:p/>
+    <w:p>
+      <w:pPr>
+        <w:pStyle w:val="Heading3"/>
+      </w:pPr>
+      <w:r>
+        <w:t>Q12</w:t>
+      </w:r>
+    </w:p>
+    <w:p/>
+    <w:p>
+      <w:r>
+        <w:t>AIを利用するとき、最終的な判断を人間が行うのはなぜですか？</w:t>
+      </w:r>
+    </w:p>
+    <w:p/>
+    <w:p>
+      <w:r>
+        <w:br w:type="page"/>
+      </w:r>
+    </w:p>
+    <w:p/>
+    <w:p>
+      <w:pPr>
+        <w:pStyle w:val="Heading1"/>
+      </w:pPr>
+      <w:r>
+        <w:t>第7章への予告</w:t>
+      </w:r>
+    </w:p>
+    <w:p/>
+    <w:p>
+      <w:r>
+        <w:t>第6章では、Project SakuraにおけるAIの役割を整理しました。</w:t>
+      </w:r>
+    </w:p>
+    <w:p/>
+    <w:p>
+      <w:r>
+        <w:t>AIを、</w:t>
+      </w:r>
+    </w:p>
+    <w:p/>
+    <w:p>
+      <w:r>
+        <w:t>「全部やってくれる道具」</w:t>
+      </w:r>
+    </w:p>
+    <w:p/>
+    <w:p>
+      <w:r>
+        <w:t>としてではなく、</w:t>
+      </w:r>
+    </w:p>
+    <w:p/>
+    <w:p>
+      <w:r>
+        <w:t>「作業を一緒に進める支援ツール」</w:t>
+      </w:r>
+    </w:p>
+    <w:p/>
+    <w:p>
+      <w:r>
+        <w:t>として利用することが重要です。</w:t>
+      </w:r>
+    </w:p>
+    <w:p/>
+    <w:p>
+      <w:r>
+        <w:t>また、</w:t>
+      </w:r>
+    </w:p>
+    <w:p/>
+    <w:p>
+      <w:r>
+        <w:t>目的を決める</w:t>
+      </w:r>
+    </w:p>
+    <w:p>
+      <w:r>
+        <w:t>↓</w:t>
+      </w:r>
+    </w:p>
+    <w:p>
+      <w:r>
+        <w:t>AIへ依頼する</w:t>
+      </w:r>
+    </w:p>
+    <w:p>
+      <w:r>
+        <w:t>↓</w:t>
+      </w:r>
+    </w:p>
+    <w:p>
+      <w:r>
+        <w:t>結果を確認する</w:t>
+      </w:r>
+    </w:p>
+    <w:p>
+      <w:r>
+        <w:t>↓</w:t>
+      </w:r>
+    </w:p>
+    <w:p>
+      <w:r>
+        <w:t>修正する</w:t>
+      </w:r>
+    </w:p>
+    <w:p>
+      <w:r>
+        <w:t>↓</w:t>
+      </w:r>
+    </w:p>
+    <w:p>
+      <w:r>
+        <w:t>実際に使う</w:t>
+      </w:r>
+    </w:p>
+    <w:p>
+      <w:r>
+        <w:t>↓</w:t>
+      </w:r>
+    </w:p>
+    <w:p>
+      <w:r>
+        <w:t>改善する</w:t>
+      </w:r>
+    </w:p>
+    <w:p/>
+    <w:p>
+      <w:r>
+        <w:t>という基本的な流れも確認しました。</w:t>
+      </w:r>
+    </w:p>
+    <w:p/>
+    <w:p>
+      <w:r>
+        <w:t>第7章では、ここまで整理したAI活用を、実際の記事制作へさらに具体的につなげていきます。</w:t>
+      </w:r>
+    </w:p>
+    <w:p/>
+    <w:p>
+      <w:r>
+        <w:t>どのような記事テーマを考えるのか。</w:t>
+      </w:r>
+    </w:p>
+    <w:p/>
+    <w:p>
+      <w:r>
+        <w:t>AIにどのような情報整理を依頼するのか。</w:t>
+      </w:r>
+    </w:p>
+    <w:p/>
+    <w:p>
+      <w:r>
+        <w:t>記事構成をどのように作るのか。</w:t>
+      </w:r>
+    </w:p>
+    <w:p/>
+    <w:p>
+      <w:r>
+        <w:t>本文作成をどこまでAIに支援してもらうのか。</w:t>
+      </w:r>
+    </w:p>
+    <w:p/>
+    <w:p>
+      <w:r>
+        <w:t>そして、人間はどの段階で確認するのか。</w:t>
+      </w:r>
+    </w:p>
+    <w:p/>
+    <w:p>
+      <w:r>
+        <w:t>第7章では、</w:t>
+      </w:r>
+    </w:p>
+    <w:p/>
+    <w:p>
+      <w:r>
+        <w:t>**「AIを活用した記事制作実践」**</w:t>
+      </w:r>
+    </w:p>
+    <w:p/>
+    <w:p>
+      <w:r>
+        <w:t>をテーマとして、Project Sakuraの記事を実際に作るための具体的な方法へ進みます。</w:t>
+      </w:r>
+    </w:p>
+    <w:p/>
+    <w:p>
+      <w:r>
+        <w:t>第6章で整理した「AIを支援役として使う」という考え方を、実際の作業に落とし込んでいきます。</w:t>
       </w:r>
     </w:p>
     <w:sectPr>

--- a/docs/Vol01_基礎編/Project_Sakura_Vol1.docx
+++ b/docs/Vol01_基礎編/Project_Sakura_Vol1.docx
@@ -23,7 +23,7 @@
           <w:b/>
           <w:sz w:val="28"/>
         </w:rPr>
-        <w:t>第1章～第7章 正式版</w:t>
+        <w:t>第1章～第8章 正式版</w:t>
       </w:r>
     </w:p>
     <w:p>
@@ -26616,6 +26616,5841 @@
     <w:p>
       <w:r>
         <w:t>第7章で「記事を作る方法」を整理し、第8章では「作った記事を管理する方法」へ進みます。</w:t>
+      </w:r>
+    </w:p>
+    <w:p>
+      <w:r>
+        <w:br w:type="page"/>
+      </w:r>
+    </w:p>
+    <w:p>
+      <w:pPr>
+        <w:pStyle w:val="Heading1"/>
+      </w:pPr>
+      <w:r>
+        <w:t>Project Sakura 第1巻 基礎編 v0.1</w:t>
+      </w:r>
+    </w:p>
+    <w:p/>
+    <w:p>
+      <w:pPr>
+        <w:pStyle w:val="Heading1"/>
+      </w:pPr>
+      <w:r>
+        <w:t>第8章　記事データ管理と制作記録</w:t>
+      </w:r>
+    </w:p>
+    <w:p/>
+    <w:p>
+      <w:pPr>
+        <w:pStyle w:val="Heading2"/>
+      </w:pPr>
+      <w:r>
+        <w:t>8.1　はじめに</w:t>
+      </w:r>
+    </w:p>
+    <w:p/>
+    <w:p>
+      <w:r>
+        <w:t>第7章では、AIを活用して1本の記事を制作する流れを整理しました。</w:t>
+      </w:r>
+    </w:p>
+    <w:p/>
+    <w:p>
+      <w:r>
+        <w:t>テーマを決める。</w:t>
+      </w:r>
+    </w:p>
+    <w:p/>
+    <w:p>
+      <w:r>
+        <w:t>読者を考える。</w:t>
+      </w:r>
+    </w:p>
+    <w:p/>
+    <w:p>
+      <w:r>
+        <w:t>情報を整理する。</w:t>
+      </w:r>
+    </w:p>
+    <w:p/>
+    <w:p>
+      <w:r>
+        <w:t>記事構成を作る。</w:t>
+      </w:r>
+    </w:p>
+    <w:p/>
+    <w:p>
+      <w:r>
+        <w:t>本文を書く。</w:t>
+      </w:r>
+    </w:p>
+    <w:p/>
+    <w:p>
+      <w:r>
+        <w:t>画像を作る。</w:t>
+      </w:r>
+    </w:p>
+    <w:p/>
+    <w:p>
+      <w:r>
+        <w:t>確認する。</w:t>
+      </w:r>
+    </w:p>
+    <w:p/>
+    <w:p>
+      <w:r>
+        <w:t>公開する。</w:t>
+      </w:r>
+    </w:p>
+    <w:p/>
+    <w:p>
+      <w:r>
+        <w:t>そして、公開後に改善する。</w:t>
+      </w:r>
+    </w:p>
+    <w:p/>
+    <w:p>
+      <w:r>
+        <w:t>記事を1本作るだけなら、この流れを手作業で管理しても大きな問題はありません。</w:t>
+      </w:r>
+    </w:p>
+    <w:p/>
+    <w:p>
+      <w:r>
+        <w:t>しかし、記事が2本、3本、10本、50本と増えていくと、別の問題が出てきます。</w:t>
+      </w:r>
+    </w:p>
+    <w:p/>
+    <w:p>
+      <w:r>
+        <w:t>「この記事は今どこまで完成しているのか」</w:t>
+      </w:r>
+    </w:p>
+    <w:p/>
+    <w:p>
+      <w:r>
+        <w:t>「このタイトルは確定しているのか」</w:t>
+      </w:r>
+    </w:p>
+    <w:p/>
+    <w:p>
+      <w:r>
+        <w:t>「いつ公開したのか」</w:t>
+      </w:r>
+    </w:p>
+    <w:p/>
+    <w:p>
+      <w:r>
+        <w:t>「どのプロンプトを使ったのか」</w:t>
+      </w:r>
+    </w:p>
+    <w:p/>
+    <w:p>
+      <w:r>
+        <w:t>「どの画像を使ったのか」</w:t>
+      </w:r>
+    </w:p>
+    <w:p/>
+    <w:p>
+      <w:r>
+        <w:t>「最後にいつ更新したのか」</w:t>
+      </w:r>
+    </w:p>
+    <w:p/>
+    <w:p>
+      <w:r>
+        <w:t>「どこを改善したのか」</w:t>
+      </w:r>
+    </w:p>
+    <w:p/>
+    <w:p>
+      <w:r>
+        <w:t>といった情報を、頭の中だけで管理することが難しくなります。</w:t>
+      </w:r>
+    </w:p>
+    <w:p/>
+    <w:p>
+      <w:r>
+        <w:t>そこで第8章では、記事そのものだけではなく、記事に関係する情報を整理して管理する方法を考えます。</w:t>
+      </w:r>
+    </w:p>
+    <w:p/>
+    <w:p>
+      <w:r>
+        <w:t>Project Sakuraでは、記事を作る仕組みだけではなく、</w:t>
+      </w:r>
+    </w:p>
+    <w:p/>
+    <w:p>
+      <w:r>
+        <w:t>「作った記事を管理できる仕組み」</w:t>
+      </w:r>
+    </w:p>
+    <w:p/>
+    <w:p>
+      <w:r>
+        <w:t>も少しずつ作っていきます。</w:t>
+      </w:r>
+    </w:p>
+    <w:p/>
+    <w:p/>
+    <w:p/>
+    <w:p>
+      <w:pPr>
+        <w:pStyle w:val="Heading2"/>
+      </w:pPr>
+      <w:r>
+        <w:t>8.2　なぜ記事データを管理するのか</w:t>
+      </w:r>
+    </w:p>
+    <w:p/>
+    <w:p>
+      <w:r>
+        <w:t>記事が増えると、ファイルの数も増えます。</w:t>
+      </w:r>
+    </w:p>
+    <w:p/>
+    <w:p>
+      <w:r>
+        <w:t>例えば、</w:t>
+      </w:r>
+    </w:p>
+    <w:p/>
+    <w:p>
+      <w:r>
+        <w:rPr>
+          <w:rFonts w:ascii="Consolas" w:hAnsi="Consolas"/>
+          <w:sz w:val="18"/>
+        </w:rPr>
+        <w:t>記事01</w:t>
+      </w:r>
+    </w:p>
+    <w:p>
+      <w:r>
+        <w:rPr>
+          <w:rFonts w:ascii="Consolas" w:hAnsi="Consolas"/>
+          <w:sz w:val="18"/>
+        </w:rPr>
+        <w:t>記事02</w:t>
+      </w:r>
+    </w:p>
+    <w:p>
+      <w:r>
+        <w:rPr>
+          <w:rFonts w:ascii="Consolas" w:hAnsi="Consolas"/>
+          <w:sz w:val="18"/>
+        </w:rPr>
+        <w:t>記事03</w:t>
+      </w:r>
+    </w:p>
+    <w:p>
+      <w:r>
+        <w:rPr>
+          <w:rFonts w:ascii="Consolas" w:hAnsi="Consolas"/>
+          <w:sz w:val="18"/>
+        </w:rPr>
+        <w:t>記事04</w:t>
+      </w:r>
+    </w:p>
+    <w:p>
+      <w:r>
+        <w:rPr>
+          <w:rFonts w:ascii="Consolas" w:hAnsi="Consolas"/>
+          <w:sz w:val="18"/>
+        </w:rPr>
+        <w:t>記事05</w:t>
+      </w:r>
+    </w:p>
+    <w:p/>
+    <w:p>
+      <w:r>
+        <w:t>という状態になったとします。</w:t>
+      </w:r>
+    </w:p>
+    <w:p/>
+    <w:p>
+      <w:r>
+        <w:t>ファイル名だけでは、それぞれの記事がどのような状態なのか分からない場合があります。</w:t>
+      </w:r>
+    </w:p>
+    <w:p/>
+    <w:p>
+      <w:r>
+        <w:t>そこで、</w:t>
+      </w:r>
+    </w:p>
+    <w:p/>
+    <w:p>
+      <w:pPr>
+        <w:pStyle w:val="ListBullet"/>
+      </w:pPr>
+      <w:r>
+        <w:t>記事タイトル</w:t>
+      </w:r>
+    </w:p>
+    <w:p>
+      <w:pPr>
+        <w:pStyle w:val="ListBullet"/>
+      </w:pPr>
+      <w:r>
+        <w:t>記事ID</w:t>
+      </w:r>
+    </w:p>
+    <w:p>
+      <w:pPr>
+        <w:pStyle w:val="ListBullet"/>
+      </w:pPr>
+      <w:r>
+        <w:t>カテゴリ</w:t>
+      </w:r>
+    </w:p>
+    <w:p>
+      <w:pPr>
+        <w:pStyle w:val="ListBullet"/>
+      </w:pPr>
+      <w:r>
+        <w:t>作成日</w:t>
+      </w:r>
+    </w:p>
+    <w:p>
+      <w:pPr>
+        <w:pStyle w:val="ListBullet"/>
+      </w:pPr>
+      <w:r>
+        <w:t>更新日</w:t>
+      </w:r>
+    </w:p>
+    <w:p>
+      <w:pPr>
+        <w:pStyle w:val="ListBullet"/>
+      </w:pPr>
+      <w:r>
+        <w:t>公開状態</w:t>
+      </w:r>
+    </w:p>
+    <w:p>
+      <w:pPr>
+        <w:pStyle w:val="ListBullet"/>
+      </w:pPr>
+      <w:r>
+        <w:t>使用画像</w:t>
+      </w:r>
+    </w:p>
+    <w:p>
+      <w:pPr>
+        <w:pStyle w:val="ListBullet"/>
+      </w:pPr>
+      <w:r>
+        <w:t>使用プロンプト</w:t>
+      </w:r>
+    </w:p>
+    <w:p>
+      <w:pPr>
+        <w:pStyle w:val="ListBullet"/>
+      </w:pPr>
+      <w:r>
+        <w:t>公開URL</w:t>
+      </w:r>
+    </w:p>
+    <w:p>
+      <w:pPr>
+        <w:pStyle w:val="ListBullet"/>
+      </w:pPr>
+      <w:r>
+        <w:t>改善履歴</w:t>
+      </w:r>
+    </w:p>
+    <w:p/>
+    <w:p>
+      <w:r>
+        <w:t>などを記録します。</w:t>
+      </w:r>
+    </w:p>
+    <w:p/>
+    <w:p>
+      <w:r>
+        <w:t>これらの情報を「記事データ」として扱います。</w:t>
+      </w:r>
+    </w:p>
+    <w:p/>
+    <w:p>
+      <w:r>
+        <w:t>記事データを整理しておくことで、記事数が増えても現在の状況を把握しやすくなります。</w:t>
+      </w:r>
+    </w:p>
+    <w:p/>
+    <w:p/>
+    <w:p/>
+    <w:p>
+      <w:pPr>
+        <w:pStyle w:val="Heading2"/>
+      </w:pPr>
+      <w:r>
+        <w:t>8.3　記事そのものと記事データを分けて考える</w:t>
+      </w:r>
+    </w:p>
+    <w:p/>
+    <w:p>
+      <w:r>
+        <w:t>初心者のうちは、</w:t>
+      </w:r>
+    </w:p>
+    <w:p/>
+    <w:p>
+      <w:r>
+        <w:t>「記事」と「記事に関する情報」は同じものに見えるかもしれません。</w:t>
+      </w:r>
+    </w:p>
+    <w:p/>
+    <w:p>
+      <w:r>
+        <w:t>しかし、Project Sakuraでは分けて考えます。</w:t>
+      </w:r>
+    </w:p>
+    <w:p/>
+    <w:p>
+      <w:r>
+        <w:t>例えば記事本文が、</w:t>
+      </w:r>
+    </w:p>
+    <w:p/>
+    <w:p>
+      <w:r>
+        <w:rPr>
+          <w:rFonts w:ascii="Consolas" w:hAnsi="Consolas"/>
+          <w:sz w:val="18"/>
+        </w:rPr>
+        <w:t>PythonをWindowsで初めて実行する方法</w:t>
+      </w:r>
+    </w:p>
+    <w:p/>
+    <w:p>
+      <w:r>
+        <w:t>だったとします。</w:t>
+      </w:r>
+    </w:p>
+    <w:p/>
+    <w:p>
+      <w:r>
+        <w:t>その記事には、</w:t>
+      </w:r>
+    </w:p>
+    <w:p/>
+    <w:p>
+      <w:r>
+        <w:rPr>
+          <w:rFonts w:ascii="Consolas" w:hAnsi="Consolas"/>
+          <w:sz w:val="18"/>
+        </w:rPr>
+        <w:t>タイトル</w:t>
+      </w:r>
+    </w:p>
+    <w:p>
+      <w:r>
+        <w:rPr>
+          <w:rFonts w:ascii="Consolas" w:hAnsi="Consolas"/>
+          <w:sz w:val="18"/>
+        </w:rPr>
+        <w:t>カテゴリ</w:t>
+      </w:r>
+    </w:p>
+    <w:p>
+      <w:r>
+        <w:rPr>
+          <w:rFonts w:ascii="Consolas" w:hAnsi="Consolas"/>
+          <w:sz w:val="18"/>
+        </w:rPr>
+        <w:t>作成日</w:t>
+      </w:r>
+    </w:p>
+    <w:p>
+      <w:r>
+        <w:rPr>
+          <w:rFonts w:ascii="Consolas" w:hAnsi="Consolas"/>
+          <w:sz w:val="18"/>
+        </w:rPr>
+        <w:t>更新日</w:t>
+      </w:r>
+    </w:p>
+    <w:p>
+      <w:r>
+        <w:rPr>
+          <w:rFonts w:ascii="Consolas" w:hAnsi="Consolas"/>
+          <w:sz w:val="18"/>
+        </w:rPr>
+        <w:t>公開状態</w:t>
+      </w:r>
+    </w:p>
+    <w:p>
+      <w:r>
+        <w:rPr>
+          <w:rFonts w:ascii="Consolas" w:hAnsi="Consolas"/>
+          <w:sz w:val="18"/>
+        </w:rPr>
+        <w:t>URL</w:t>
+      </w:r>
+    </w:p>
+    <w:p>
+      <w:r>
+        <w:rPr>
+          <w:rFonts w:ascii="Consolas" w:hAnsi="Consolas"/>
+          <w:sz w:val="18"/>
+        </w:rPr>
+        <w:t>画像</w:t>
+      </w:r>
+    </w:p>
+    <w:p>
+      <w:r>
+        <w:rPr>
+          <w:rFonts w:ascii="Consolas" w:hAnsi="Consolas"/>
+          <w:sz w:val="18"/>
+        </w:rPr>
+        <w:t>プロンプト</w:t>
+      </w:r>
+    </w:p>
+    <w:p>
+      <w:r>
+        <w:rPr>
+          <w:rFonts w:ascii="Consolas" w:hAnsi="Consolas"/>
+          <w:sz w:val="18"/>
+        </w:rPr>
+        <w:t>メモ</w:t>
+      </w:r>
+    </w:p>
+    <w:p/>
+    <w:p>
+      <w:r>
+        <w:t>などの情報があります。</w:t>
+      </w:r>
+    </w:p>
+    <w:p/>
+    <w:p>
+      <w:r>
+        <w:t>記事本文そのものと、それを管理するための情報を分けて考えることで、後からPythonなどで処理しやすくなります。</w:t>
+      </w:r>
+    </w:p>
+    <w:p/>
+    <w:p/>
+    <w:p/>
+    <w:p>
+      <w:pPr>
+        <w:pStyle w:val="Heading2"/>
+      </w:pPr>
+      <w:r>
+        <w:t>8.4　記事にIDを付ける</w:t>
+      </w:r>
+    </w:p>
+    <w:p/>
+    <w:p>
+      <w:r>
+        <w:t>記事を管理するとき、記事ごとに識別できるIDを付ける方法があります。</w:t>
+      </w:r>
+    </w:p>
+    <w:p/>
+    <w:p>
+      <w:r>
+        <w:t>例えば、</w:t>
+      </w:r>
+    </w:p>
+    <w:p/>
+    <w:p>
+      <w:r>
+        <w:rPr>
+          <w:rFonts w:ascii="Consolas" w:hAnsi="Consolas"/>
+          <w:sz w:val="18"/>
+        </w:rPr>
+        <w:t>ART-0001</w:t>
+      </w:r>
+    </w:p>
+    <w:p>
+      <w:r>
+        <w:rPr>
+          <w:rFonts w:ascii="Consolas" w:hAnsi="Consolas"/>
+          <w:sz w:val="18"/>
+        </w:rPr>
+        <w:t>ART-0002</w:t>
+      </w:r>
+    </w:p>
+    <w:p>
+      <w:r>
+        <w:rPr>
+          <w:rFonts w:ascii="Consolas" w:hAnsi="Consolas"/>
+          <w:sz w:val="18"/>
+        </w:rPr>
+        <w:t>ART-0003</w:t>
+      </w:r>
+    </w:p>
+    <w:p/>
+    <w:p>
+      <w:r>
+        <w:t>のような形式です。</w:t>
+      </w:r>
+    </w:p>
+    <w:p/>
+    <w:p>
+      <w:r>
+        <w:t>タイトルは後から変更される可能性があります。</w:t>
+      </w:r>
+    </w:p>
+    <w:p/>
+    <w:p>
+      <w:r>
+        <w:t>例えば、</w:t>
+      </w:r>
+    </w:p>
+    <w:p/>
+    <w:p>
+      <w:r>
+        <w:t>「Python初心者向け入門」</w:t>
+      </w:r>
+    </w:p>
+    <w:p/>
+    <w:p>
+      <w:r>
+        <w:t>というタイトルを、</w:t>
+      </w:r>
+    </w:p>
+    <w:p/>
+    <w:p>
+      <w:r>
+        <w:t>「PythonをWindowsで初めて実行する方法」</w:t>
+      </w:r>
+    </w:p>
+    <w:p/>
+    <w:p>
+      <w:r>
+        <w:t>に変更することがあります。</w:t>
+      </w:r>
+    </w:p>
+    <w:p/>
+    <w:p>
+      <w:r>
+        <w:t>しかし、記事IDを変えなければ、同じ記事として管理できます。</w:t>
+      </w:r>
+    </w:p>
+    <w:p/>
+    <w:p>
+      <w:r>
+        <w:t>そのため、記事タイトルとは別に、管理用のIDを持たせる方法が便利です。</w:t>
+      </w:r>
+    </w:p>
+    <w:p/>
+    <w:p/>
+    <w:p/>
+    <w:p>
+      <w:pPr>
+        <w:pStyle w:val="Heading2"/>
+      </w:pPr>
+      <w:r>
+        <w:t>8.5　記事データの基本項目</w:t>
+      </w:r>
+    </w:p>
+    <w:p/>
+    <w:p>
+      <w:r>
+        <w:t>最初から大量の項目を作る必要はありません。</w:t>
+      </w:r>
+    </w:p>
+    <w:p/>
+    <w:p>
+      <w:r>
+        <w:t>まずは必要な項目から始めます。</w:t>
+      </w:r>
+    </w:p>
+    <w:p/>
+    <w:p>
+      <w:r>
+        <w:t>例えば、</w:t>
+      </w:r>
+    </w:p>
+    <w:p/>
+    <w:p>
+      <w:r>
+        <w:rPr>
+          <w:rFonts w:ascii="Consolas" w:hAnsi="Consolas"/>
+          <w:sz w:val="18"/>
+        </w:rPr>
+        <w:t>記事ID</w:t>
+      </w:r>
+    </w:p>
+    <w:p>
+      <w:r>
+        <w:rPr>
+          <w:rFonts w:ascii="Consolas" w:hAnsi="Consolas"/>
+          <w:sz w:val="18"/>
+        </w:rPr>
+        <w:t>タイトル</w:t>
+      </w:r>
+    </w:p>
+    <w:p>
+      <w:r>
+        <w:rPr>
+          <w:rFonts w:ascii="Consolas" w:hAnsi="Consolas"/>
+          <w:sz w:val="18"/>
+        </w:rPr>
+        <w:t>カテゴリ</w:t>
+      </w:r>
+    </w:p>
+    <w:p>
+      <w:r>
+        <w:rPr>
+          <w:rFonts w:ascii="Consolas" w:hAnsi="Consolas"/>
+          <w:sz w:val="18"/>
+        </w:rPr>
+        <w:t>ステータス</w:t>
+      </w:r>
+    </w:p>
+    <w:p>
+      <w:r>
+        <w:rPr>
+          <w:rFonts w:ascii="Consolas" w:hAnsi="Consolas"/>
+          <w:sz w:val="18"/>
+        </w:rPr>
+        <w:t>作成日</w:t>
+      </w:r>
+    </w:p>
+    <w:p>
+      <w:r>
+        <w:rPr>
+          <w:rFonts w:ascii="Consolas" w:hAnsi="Consolas"/>
+          <w:sz w:val="18"/>
+        </w:rPr>
+        <w:t>更新日</w:t>
+      </w:r>
+    </w:p>
+    <w:p>
+      <w:r>
+        <w:rPr>
+          <w:rFonts w:ascii="Consolas" w:hAnsi="Consolas"/>
+          <w:sz w:val="18"/>
+        </w:rPr>
+        <w:t>公開日</w:t>
+      </w:r>
+    </w:p>
+    <w:p>
+      <w:r>
+        <w:rPr>
+          <w:rFonts w:ascii="Consolas" w:hAnsi="Consolas"/>
+          <w:sz w:val="18"/>
+        </w:rPr>
+        <w:t>URL</w:t>
+      </w:r>
+    </w:p>
+    <w:p/>
+    <w:p>
+      <w:r>
+        <w:t>などです。</w:t>
+      </w:r>
+    </w:p>
+    <w:p/>
+    <w:p>
+      <w:r>
+        <w:t>Project Sakuraでは、実際に記事を作りながら、必要な項目を追加していきます。</w:t>
+      </w:r>
+    </w:p>
+    <w:p/>
+    <w:p>
+      <w:r>
+        <w:t>最初から完璧なデータベースを設計する必要はありません。</w:t>
+      </w:r>
+    </w:p>
+    <w:p/>
+    <w:p/>
+    <w:p/>
+    <w:p>
+      <w:pPr>
+        <w:pStyle w:val="Heading2"/>
+      </w:pPr>
+      <w:r>
+        <w:t>8.6　記事のステータスを管理する</w:t>
+      </w:r>
+    </w:p>
+    <w:p/>
+    <w:p>
+      <w:r>
+        <w:t>記事制作では、記事がどの状態なのかを管理することが重要です。</w:t>
+      </w:r>
+    </w:p>
+    <w:p/>
+    <w:p>
+      <w:r>
+        <w:t>例えば、</w:t>
+      </w:r>
+    </w:p>
+    <w:p/>
+    <w:p>
+      <w:r>
+        <w:rPr>
+          <w:rFonts w:ascii="Consolas" w:hAnsi="Consolas"/>
+          <w:sz w:val="18"/>
+        </w:rPr>
+        <w:t>企画中</w:t>
+      </w:r>
+    </w:p>
+    <w:p>
+      <w:r>
+        <w:rPr>
+          <w:rFonts w:ascii="Consolas" w:hAnsi="Consolas"/>
+          <w:sz w:val="18"/>
+        </w:rPr>
+        <w:t>↓</w:t>
+      </w:r>
+    </w:p>
+    <w:p>
+      <w:r>
+        <w:rPr>
+          <w:rFonts w:ascii="Consolas" w:hAnsi="Consolas"/>
+          <w:sz w:val="18"/>
+        </w:rPr>
+        <w:t>構成作成中</w:t>
+      </w:r>
+    </w:p>
+    <w:p>
+      <w:r>
+        <w:rPr>
+          <w:rFonts w:ascii="Consolas" w:hAnsi="Consolas"/>
+          <w:sz w:val="18"/>
+        </w:rPr>
+        <w:t>↓</w:t>
+      </w:r>
+    </w:p>
+    <w:p>
+      <w:r>
+        <w:rPr>
+          <w:rFonts w:ascii="Consolas" w:hAnsi="Consolas"/>
+          <w:sz w:val="18"/>
+        </w:rPr>
+        <w:t>執筆中</w:t>
+      </w:r>
+    </w:p>
+    <w:p>
+      <w:r>
+        <w:rPr>
+          <w:rFonts w:ascii="Consolas" w:hAnsi="Consolas"/>
+          <w:sz w:val="18"/>
+        </w:rPr>
+        <w:t>↓</w:t>
+      </w:r>
+    </w:p>
+    <w:p>
+      <w:r>
+        <w:rPr>
+          <w:rFonts w:ascii="Consolas" w:hAnsi="Consolas"/>
+          <w:sz w:val="18"/>
+        </w:rPr>
+        <w:t>確認中</w:t>
+      </w:r>
+    </w:p>
+    <w:p>
+      <w:r>
+        <w:rPr>
+          <w:rFonts w:ascii="Consolas" w:hAnsi="Consolas"/>
+          <w:sz w:val="18"/>
+        </w:rPr>
+        <w:t>↓</w:t>
+      </w:r>
+    </w:p>
+    <w:p>
+      <w:r>
+        <w:rPr>
+          <w:rFonts w:ascii="Consolas" w:hAnsi="Consolas"/>
+          <w:sz w:val="18"/>
+        </w:rPr>
+        <w:t>画像作成中</w:t>
+      </w:r>
+    </w:p>
+    <w:p>
+      <w:r>
+        <w:rPr>
+          <w:rFonts w:ascii="Consolas" w:hAnsi="Consolas"/>
+          <w:sz w:val="18"/>
+        </w:rPr>
+        <w:t>↓</w:t>
+      </w:r>
+    </w:p>
+    <w:p>
+      <w:r>
+        <w:rPr>
+          <w:rFonts w:ascii="Consolas" w:hAnsi="Consolas"/>
+          <w:sz w:val="18"/>
+        </w:rPr>
+        <w:t>公開準備</w:t>
+      </w:r>
+    </w:p>
+    <w:p>
+      <w:r>
+        <w:rPr>
+          <w:rFonts w:ascii="Consolas" w:hAnsi="Consolas"/>
+          <w:sz w:val="18"/>
+        </w:rPr>
+        <w:t>↓</w:t>
+      </w:r>
+    </w:p>
+    <w:p>
+      <w:r>
+        <w:rPr>
+          <w:rFonts w:ascii="Consolas" w:hAnsi="Consolas"/>
+          <w:sz w:val="18"/>
+        </w:rPr>
+        <w:t>公開済み</w:t>
+      </w:r>
+    </w:p>
+    <w:p>
+      <w:r>
+        <w:rPr>
+          <w:rFonts w:ascii="Consolas" w:hAnsi="Consolas"/>
+          <w:sz w:val="18"/>
+        </w:rPr>
+        <w:t>↓</w:t>
+      </w:r>
+    </w:p>
+    <w:p>
+      <w:r>
+        <w:rPr>
+          <w:rFonts w:ascii="Consolas" w:hAnsi="Consolas"/>
+          <w:sz w:val="18"/>
+        </w:rPr>
+        <w:t>改善中</w:t>
+      </w:r>
+    </w:p>
+    <w:p/>
+    <w:p>
+      <w:r>
+        <w:t>という状態があります。</w:t>
+      </w:r>
+    </w:p>
+    <w:p/>
+    <w:p>
+      <w:r>
+        <w:t>これを「ステータス」として管理します。</w:t>
+      </w:r>
+    </w:p>
+    <w:p/>
+    <w:p>
+      <w:r>
+        <w:t>例えば、</w:t>
+      </w:r>
+    </w:p>
+    <w:p/>
+    <w:p>
+      <w:r>
+        <w:rPr>
+          <w:rFonts w:ascii="Consolas" w:hAnsi="Consolas"/>
+          <w:sz w:val="18"/>
+        </w:rPr>
+        <w:t>status = planning</w:t>
+      </w:r>
+    </w:p>
+    <w:p/>
+    <w:p>
+      <w:r>
+        <w:t>なら企画中、</w:t>
+      </w:r>
+    </w:p>
+    <w:p/>
+    <w:p>
+      <w:r>
+        <w:rPr>
+          <w:rFonts w:ascii="Consolas" w:hAnsi="Consolas"/>
+          <w:sz w:val="18"/>
+        </w:rPr>
+        <w:t>status = writing</w:t>
+      </w:r>
+    </w:p>
+    <w:p/>
+    <w:p>
+      <w:r>
+        <w:t>なら執筆中、</w:t>
+      </w:r>
+    </w:p>
+    <w:p/>
+    <w:p>
+      <w:r>
+        <w:rPr>
+          <w:rFonts w:ascii="Consolas" w:hAnsi="Consolas"/>
+          <w:sz w:val="18"/>
+        </w:rPr>
+        <w:t>status = published</w:t>
+      </w:r>
+    </w:p>
+    <w:p/>
+    <w:p>
+      <w:r>
+        <w:t>なら公開済み、</w:t>
+      </w:r>
+    </w:p>
+    <w:p/>
+    <w:p>
+      <w:r>
+        <w:t>というように管理できます。</w:t>
+      </w:r>
+    </w:p>
+    <w:p/>
+    <w:p>
+      <w:r>
+        <w:t>初心者のうちは日本語で管理しても構いません。</w:t>
+      </w:r>
+    </w:p>
+    <w:p/>
+    <w:p>
+      <w:r>
+        <w:t>重要なのは、「今どの状態なのか」が分かることです。</w:t>
+      </w:r>
+    </w:p>
+    <w:p/>
+    <w:p/>
+    <w:p/>
+    <w:p>
+      <w:pPr>
+        <w:pStyle w:val="Heading2"/>
+      </w:pPr>
+      <w:r>
+        <w:t>8.7　記事制作の進捗を見えるようにする</w:t>
+      </w:r>
+    </w:p>
+    <w:p/>
+    <w:p>
+      <w:r>
+        <w:t>ステータスを管理すると、記事制作の進み具合が分かります。</w:t>
+      </w:r>
+    </w:p>
+    <w:p/>
+    <w:p>
+      <w:r>
+        <w:t>例えば、</w:t>
+      </w:r>
+    </w:p>
+    <w:p/>
+    <w:p>
+      <w:r>
+        <w:rPr>
+          <w:rFonts w:ascii="Consolas" w:hAnsi="Consolas"/>
+          <w:sz w:val="18"/>
+        </w:rPr>
+        <w:t>記事01　公開済み</w:t>
+      </w:r>
+    </w:p>
+    <w:p>
+      <w:r>
+        <w:rPr>
+          <w:rFonts w:ascii="Consolas" w:hAnsi="Consolas"/>
+          <w:sz w:val="18"/>
+        </w:rPr>
+        <w:t>記事02　確認中</w:t>
+      </w:r>
+    </w:p>
+    <w:p>
+      <w:r>
+        <w:rPr>
+          <w:rFonts w:ascii="Consolas" w:hAnsi="Consolas"/>
+          <w:sz w:val="18"/>
+        </w:rPr>
+        <w:t>記事03　執筆中</w:t>
+      </w:r>
+    </w:p>
+    <w:p>
+      <w:r>
+        <w:rPr>
+          <w:rFonts w:ascii="Consolas" w:hAnsi="Consolas"/>
+          <w:sz w:val="18"/>
+        </w:rPr>
+        <w:t>記事04　構成作成中</w:t>
+      </w:r>
+    </w:p>
+    <w:p>
+      <w:r>
+        <w:rPr>
+          <w:rFonts w:ascii="Consolas" w:hAnsi="Consolas"/>
+          <w:sz w:val="18"/>
+        </w:rPr>
+        <w:t>記事05　企画中</w:t>
+      </w:r>
+    </w:p>
+    <w:p/>
+    <w:p>
+      <w:r>
+        <w:t>という状態です。</w:t>
+      </w:r>
+    </w:p>
+    <w:p/>
+    <w:p>
+      <w:r>
+        <w:t>これを見るだけで、</w:t>
+      </w:r>
+    </w:p>
+    <w:p/>
+    <w:p>
+      <w:r>
+        <w:t>「次に何をすればよいのか」</w:t>
+      </w:r>
+    </w:p>
+    <w:p/>
+    <w:p>
+      <w:r>
+        <w:t>が分かります。</w:t>
+      </w:r>
+    </w:p>
+    <w:p/>
+    <w:p>
+      <w:r>
+        <w:t>記事数が増えたときには、この進捗管理が非常に重要になります。</w:t>
+      </w:r>
+    </w:p>
+    <w:p/>
+    <w:p/>
+    <w:p/>
+    <w:p>
+      <w:pPr>
+        <w:pStyle w:val="Heading2"/>
+      </w:pPr>
+      <w:r>
+        <w:t>8.8　記事データをMarkdownで管理する</w:t>
+      </w:r>
+    </w:p>
+    <w:p/>
+    <w:p>
+      <w:r>
+        <w:t>Project Sakuraでは、最初から専用のデータベースを用意する必要はありません。</w:t>
+      </w:r>
+    </w:p>
+    <w:p/>
+    <w:p>
+      <w:r>
+        <w:t>Markdownファイルでも情報を整理できます。</w:t>
+      </w:r>
+    </w:p>
+    <w:p/>
+    <w:p>
+      <w:r>
+        <w:t>例えば、</w:t>
+      </w:r>
+    </w:p>
+    <w:p/>
+    <w:p>
+      <w:r>
+        <w:rPr>
+          <w:rFonts w:ascii="Consolas" w:hAnsi="Consolas"/>
+          <w:sz w:val="18"/>
+        </w:rPr>
+        <w:t># 記事情報</w:t>
+      </w:r>
+    </w:p>
+    <w:p>
+      <w:r>
+        <w:rPr>
+          <w:rFonts w:ascii="Consolas" w:hAnsi="Consolas"/>
+          <w:sz w:val="18"/>
+        </w:rPr>
+      </w:r>
+    </w:p>
+    <w:p>
+      <w:r>
+        <w:rPr>
+          <w:rFonts w:ascii="Consolas" w:hAnsi="Consolas"/>
+          <w:sz w:val="18"/>
+        </w:rPr>
+        <w:t>- 記事ID：ART-0001</w:t>
+      </w:r>
+    </w:p>
+    <w:p>
+      <w:r>
+        <w:rPr>
+          <w:rFonts w:ascii="Consolas" w:hAnsi="Consolas"/>
+          <w:sz w:val="18"/>
+        </w:rPr>
+        <w:t>- タイトル：PythonをWindowsで初めて実行する方法</w:t>
+      </w:r>
+    </w:p>
+    <w:p>
+      <w:r>
+        <w:rPr>
+          <w:rFonts w:ascii="Consolas" w:hAnsi="Consolas"/>
+          <w:sz w:val="18"/>
+        </w:rPr>
+        <w:t>- カテゴリ：Python</w:t>
+      </w:r>
+    </w:p>
+    <w:p>
+      <w:r>
+        <w:rPr>
+          <w:rFonts w:ascii="Consolas" w:hAnsi="Consolas"/>
+          <w:sz w:val="18"/>
+        </w:rPr>
+        <w:t>- ステータス：公開済み</w:t>
+      </w:r>
+    </w:p>
+    <w:p>
+      <w:r>
+        <w:rPr>
+          <w:rFonts w:ascii="Consolas" w:hAnsi="Consolas"/>
+          <w:sz w:val="18"/>
+        </w:rPr>
+        <w:t>- 作成日：2026-08-01</w:t>
+      </w:r>
+    </w:p>
+    <w:p>
+      <w:r>
+        <w:rPr>
+          <w:rFonts w:ascii="Consolas" w:hAnsi="Consolas"/>
+          <w:sz w:val="18"/>
+        </w:rPr>
+        <w:t>- 更新日：2026-08-05</w:t>
+      </w:r>
+    </w:p>
+    <w:p>
+      <w:r>
+        <w:rPr>
+          <w:rFonts w:ascii="Consolas" w:hAnsi="Consolas"/>
+          <w:sz w:val="18"/>
+        </w:rPr>
+        <w:t>- 公開日：2026-08-06</w:t>
+      </w:r>
+    </w:p>
+    <w:p/>
+    <w:p>
+      <w:r>
+        <w:t>のように記録できます。</w:t>
+      </w:r>
+    </w:p>
+    <w:p/>
+    <w:p>
+      <w:r>
+        <w:t>人間が読んでも分かりやすく、GitHubでも管理できます。</w:t>
+      </w:r>
+    </w:p>
+    <w:p/>
+    <w:p/>
+    <w:p/>
+    <w:p>
+      <w:pPr>
+        <w:pStyle w:val="Heading2"/>
+      </w:pPr>
+      <w:r>
+        <w:t>8.9　CSVという方法</w:t>
+      </w:r>
+    </w:p>
+    <w:p/>
+    <w:p>
+      <w:r>
+        <w:t>記事データを表形式で管理する方法もあります。</w:t>
+      </w:r>
+    </w:p>
+    <w:p/>
+    <w:p>
+      <w:r>
+        <w:t>その代表的な形式がCSVです。</w:t>
+      </w:r>
+    </w:p>
+    <w:p/>
+    <w:p>
+      <w:r>
+        <w:t>CSVは、</w:t>
+      </w:r>
+    </w:p>
+    <w:p/>
+    <w:p>
+      <w:r>
+        <w:t>Comma-Separated Values</w:t>
+      </w:r>
+    </w:p>
+    <w:p/>
+    <w:p>
+      <w:r>
+        <w:t>の略です。</w:t>
+      </w:r>
+    </w:p>
+    <w:p/>
+    <w:p>
+      <w:r>
+        <w:t>簡単に言えば、表のデータを文字として保存する形式です。</w:t>
+      </w:r>
+    </w:p>
+    <w:p/>
+    <w:p>
+      <w:r>
+        <w:t>例えば、</w:t>
+      </w:r>
+    </w:p>
+    <w:p/>
+    <w:p>
+      <w:r>
+        <w:rPr>
+          <w:rFonts w:ascii="Consolas" w:hAnsi="Consolas"/>
+          <w:sz w:val="18"/>
+        </w:rPr>
+        <w:t>記事ID,タイトル,カテゴリ,ステータス</w:t>
+      </w:r>
+    </w:p>
+    <w:p>
+      <w:r>
+        <w:rPr>
+          <w:rFonts w:ascii="Consolas" w:hAnsi="Consolas"/>
+          <w:sz w:val="18"/>
+        </w:rPr>
+        <w:t>ART-0001,PythonをWindowsで初めて実行する方法,Python,公開済み</w:t>
+      </w:r>
+    </w:p>
+    <w:p>
+      <w:r>
+        <w:rPr>
+          <w:rFonts w:ascii="Consolas" w:hAnsi="Consolas"/>
+          <w:sz w:val="18"/>
+        </w:rPr>
+        <w:t>ART-0002,GitHub初心者向け入門,GitHub,執筆中</w:t>
+      </w:r>
+    </w:p>
+    <w:p/>
+    <w:p>
+      <w:r>
+        <w:t>のように保存できます。</w:t>
+      </w:r>
+    </w:p>
+    <w:p/>
+    <w:p>
+      <w:r>
+        <w:t>Excelなどの表計算ソフトでも扱えます。</w:t>
+      </w:r>
+    </w:p>
+    <w:p/>
+    <w:p/>
+    <w:p/>
+    <w:p>
+      <w:pPr>
+        <w:pStyle w:val="Heading2"/>
+      </w:pPr>
+      <w:r>
+        <w:t>8.10　JSONという方法</w:t>
+      </w:r>
+    </w:p>
+    <w:p/>
+    <w:p>
+      <w:r>
+        <w:t>Pythonなどのプログラムで扱いやすい形式として、JSONがあります。</w:t>
+      </w:r>
+    </w:p>
+    <w:p/>
+    <w:p>
+      <w:r>
+        <w:t>例えば、</w:t>
+      </w:r>
+    </w:p>
+    <w:p/>
+    <w:p>
+      <w:r>
+        <w:rPr>
+          <w:rFonts w:ascii="Consolas" w:hAnsi="Consolas"/>
+          <w:sz w:val="18"/>
+        </w:rPr>
+        <w:t>{</w:t>
+      </w:r>
+    </w:p>
+    <w:p>
+      <w:r>
+        <w:rPr>
+          <w:rFonts w:ascii="Consolas" w:hAnsi="Consolas"/>
+          <w:sz w:val="18"/>
+        </w:rPr>
+        <w:t xml:space="preserve">  "id": "ART-0001",</w:t>
+      </w:r>
+    </w:p>
+    <w:p>
+      <w:r>
+        <w:rPr>
+          <w:rFonts w:ascii="Consolas" w:hAnsi="Consolas"/>
+          <w:sz w:val="18"/>
+        </w:rPr>
+        <w:t xml:space="preserve">  "title": "PythonをWindowsで初めて実行する方法",</w:t>
+      </w:r>
+    </w:p>
+    <w:p>
+      <w:r>
+        <w:rPr>
+          <w:rFonts w:ascii="Consolas" w:hAnsi="Consolas"/>
+          <w:sz w:val="18"/>
+        </w:rPr>
+        <w:t xml:space="preserve">  "category": "Python",</w:t>
+      </w:r>
+    </w:p>
+    <w:p>
+      <w:r>
+        <w:rPr>
+          <w:rFonts w:ascii="Consolas" w:hAnsi="Consolas"/>
+          <w:sz w:val="18"/>
+        </w:rPr>
+        <w:t xml:space="preserve">  "status": "published"</w:t>
+      </w:r>
+    </w:p>
+    <w:p>
+      <w:r>
+        <w:rPr>
+          <w:rFonts w:ascii="Consolas" w:hAnsi="Consolas"/>
+          <w:sz w:val="18"/>
+        </w:rPr>
+        <w:t>}</w:t>
+      </w:r>
+    </w:p>
+    <w:p/>
+    <w:p>
+      <w:r>
+        <w:t>のように記録できます。</w:t>
+      </w:r>
+    </w:p>
+    <w:p/>
+    <w:p>
+      <w:r>
+        <w:t>JSONは、人間が読めるだけでなく、プログラムでも扱いやすい形式です。</w:t>
+      </w:r>
+    </w:p>
+    <w:p/>
+    <w:p>
+      <w:r>
+        <w:t>Project Sakuraでは、将来的にPythonを使って記事データを処理するため、JSONも重要な候補になります。</w:t>
+      </w:r>
+    </w:p>
+    <w:p/>
+    <w:p/>
+    <w:p/>
+    <w:p>
+      <w:pPr>
+        <w:pStyle w:val="Heading2"/>
+      </w:pPr>
+      <w:r>
+        <w:t>8.11　Markdown・CSV・JSONの違い</w:t>
+      </w:r>
+    </w:p>
+    <w:p/>
+    <w:p>
+      <w:r>
+        <w:t>それぞれに向いている用途があります。</w:t>
+      </w:r>
+    </w:p>
+    <w:p/>
+    <w:p>
+      <w:pPr>
+        <w:pStyle w:val="Heading3"/>
+      </w:pPr>
+      <w:r>
+        <w:t>Markdown</w:t>
+      </w:r>
+    </w:p>
+    <w:p/>
+    <w:p>
+      <w:r>
+        <w:t>人間が読むための文章や説明に向いています。</w:t>
+      </w:r>
+    </w:p>
+    <w:p/>
+    <w:p>
+      <w:pPr>
+        <w:pStyle w:val="Heading3"/>
+      </w:pPr>
+      <w:r>
+        <w:t>CSV</w:t>
+      </w:r>
+    </w:p>
+    <w:p/>
+    <w:p>
+      <w:r>
+        <w:t>表形式のデータ管理に向いています。</w:t>
+      </w:r>
+    </w:p>
+    <w:p/>
+    <w:p>
+      <w:pPr>
+        <w:pStyle w:val="Heading3"/>
+      </w:pPr>
+      <w:r>
+        <w:t>JSON</w:t>
+      </w:r>
+    </w:p>
+    <w:p/>
+    <w:p>
+      <w:r>
+        <w:t>プログラムから扱うデータに向いています。</w:t>
+      </w:r>
+    </w:p>
+    <w:p/>
+    <w:p>
+      <w:r>
+        <w:t>例えば、</w:t>
+      </w:r>
+    </w:p>
+    <w:p/>
+    <w:p>
+      <w:r>
+        <w:rPr>
+          <w:rFonts w:ascii="Consolas" w:hAnsi="Consolas"/>
+          <w:sz w:val="18"/>
+        </w:rPr>
+        <w:t>説明書 → Markdown</w:t>
+      </w:r>
+    </w:p>
+    <w:p>
+      <w:r>
+        <w:rPr>
+          <w:rFonts w:ascii="Consolas" w:hAnsi="Consolas"/>
+          <w:sz w:val="18"/>
+        </w:rPr>
+        <w:t>記事一覧 → CSV</w:t>
+      </w:r>
+    </w:p>
+    <w:p>
+      <w:r>
+        <w:rPr>
+          <w:rFonts w:ascii="Consolas" w:hAnsi="Consolas"/>
+          <w:sz w:val="18"/>
+        </w:rPr>
+        <w:t>プログラム用データ → JSON</w:t>
+      </w:r>
+    </w:p>
+    <w:p/>
+    <w:p>
+      <w:r>
+        <w:t>という使い分けが考えられます。</w:t>
+      </w:r>
+    </w:p>
+    <w:p/>
+    <w:p>
+      <w:r>
+        <w:t>ただし、最初からすべての形式を使う必要はありません。</w:t>
+      </w:r>
+    </w:p>
+    <w:p/>
+    <w:p>
+      <w:r>
+        <w:t>Project Sakuraでは、実際の用途を確認しながら選択します。</w:t>
+      </w:r>
+    </w:p>
+    <w:p/>
+    <w:p/>
+    <w:p/>
+    <w:p>
+      <w:pPr>
+        <w:pStyle w:val="Heading2"/>
+      </w:pPr>
+      <w:r>
+        <w:t>8.12　記事ファイルの整理</w:t>
+      </w:r>
+    </w:p>
+    <w:p/>
+    <w:p>
+      <w:r>
+        <w:t>記事本文も、ルールを決めて保存すると管理しやすくなります。</w:t>
+      </w:r>
+    </w:p>
+    <w:p/>
+    <w:p>
+      <w:r>
+        <w:t>例えば、</w:t>
+      </w:r>
+    </w:p>
+    <w:p/>
+    <w:p>
+      <w:r>
+        <w:rPr>
+          <w:rFonts w:ascii="Consolas" w:hAnsi="Consolas"/>
+          <w:sz w:val="18"/>
+        </w:rPr>
+        <w:t>articles</w:t>
+      </w:r>
+    </w:p>
+    <w:p>
+      <w:r>
+        <w:rPr>
+          <w:rFonts w:ascii="Consolas" w:hAnsi="Consolas"/>
+          <w:sz w:val="18"/>
+        </w:rPr>
+        <w:t>│</w:t>
+      </w:r>
+    </w:p>
+    <w:p>
+      <w:r>
+        <w:rPr>
+          <w:rFonts w:ascii="Consolas" w:hAnsi="Consolas"/>
+          <w:sz w:val="18"/>
+        </w:rPr>
+        <w:t>├─ ART-0001</w:t>
+      </w:r>
+    </w:p>
+    <w:p>
+      <w:r>
+        <w:rPr>
+          <w:rFonts w:ascii="Consolas" w:hAnsi="Consolas"/>
+          <w:sz w:val="18"/>
+        </w:rPr>
+        <w:t>│   ├─ article.md</w:t>
+      </w:r>
+    </w:p>
+    <w:p>
+      <w:r>
+        <w:rPr>
+          <w:rFonts w:ascii="Consolas" w:hAnsi="Consolas"/>
+          <w:sz w:val="18"/>
+        </w:rPr>
+        <w:t>│   ├─ images</w:t>
+      </w:r>
+    </w:p>
+    <w:p>
+      <w:r>
+        <w:rPr>
+          <w:rFonts w:ascii="Consolas" w:hAnsi="Consolas"/>
+          <w:sz w:val="18"/>
+        </w:rPr>
+        <w:t>│   └─ notes.md</w:t>
+      </w:r>
+    </w:p>
+    <w:p>
+      <w:r>
+        <w:rPr>
+          <w:rFonts w:ascii="Consolas" w:hAnsi="Consolas"/>
+          <w:sz w:val="18"/>
+        </w:rPr>
+        <w:t>│</w:t>
+      </w:r>
+    </w:p>
+    <w:p>
+      <w:r>
+        <w:rPr>
+          <w:rFonts w:ascii="Consolas" w:hAnsi="Consolas"/>
+          <w:sz w:val="18"/>
+        </w:rPr>
+        <w:t>├─ ART-0002</w:t>
+      </w:r>
+    </w:p>
+    <w:p>
+      <w:r>
+        <w:rPr>
+          <w:rFonts w:ascii="Consolas" w:hAnsi="Consolas"/>
+          <w:sz w:val="18"/>
+        </w:rPr>
+        <w:t>│   ├─ article.md</w:t>
+      </w:r>
+    </w:p>
+    <w:p>
+      <w:r>
+        <w:rPr>
+          <w:rFonts w:ascii="Consolas" w:hAnsi="Consolas"/>
+          <w:sz w:val="18"/>
+        </w:rPr>
+        <w:t>│   ├─ images</w:t>
+      </w:r>
+    </w:p>
+    <w:p>
+      <w:r>
+        <w:rPr>
+          <w:rFonts w:ascii="Consolas" w:hAnsi="Consolas"/>
+          <w:sz w:val="18"/>
+        </w:rPr>
+        <w:t>│   └─ notes.md</w:t>
+      </w:r>
+    </w:p>
+    <w:p>
+      <w:r>
+        <w:rPr>
+          <w:rFonts w:ascii="Consolas" w:hAnsi="Consolas"/>
+          <w:sz w:val="18"/>
+        </w:rPr>
+        <w:t>│</w:t>
+      </w:r>
+    </w:p>
+    <w:p>
+      <w:r>
+        <w:rPr>
+          <w:rFonts w:ascii="Consolas" w:hAnsi="Consolas"/>
+          <w:sz w:val="18"/>
+        </w:rPr>
+        <w:t>└─ ART-0003</w:t>
+      </w:r>
+    </w:p>
+    <w:p>
+      <w:r>
+        <w:rPr>
+          <w:rFonts w:ascii="Consolas" w:hAnsi="Consolas"/>
+          <w:sz w:val="18"/>
+        </w:rPr>
+        <w:t xml:space="preserve">    ├─ article.md</w:t>
+      </w:r>
+    </w:p>
+    <w:p>
+      <w:r>
+        <w:rPr>
+          <w:rFonts w:ascii="Consolas" w:hAnsi="Consolas"/>
+          <w:sz w:val="18"/>
+        </w:rPr>
+        <w:t xml:space="preserve">    ├─ images</w:t>
+      </w:r>
+    </w:p>
+    <w:p>
+      <w:r>
+        <w:rPr>
+          <w:rFonts w:ascii="Consolas" w:hAnsi="Consolas"/>
+          <w:sz w:val="18"/>
+        </w:rPr>
+        <w:t xml:space="preserve">    └─ notes.md</w:t>
+      </w:r>
+    </w:p>
+    <w:p/>
+    <w:p>
+      <w:r>
+        <w:t>という構成です。</w:t>
+      </w:r>
+    </w:p>
+    <w:p/>
+    <w:p>
+      <w:r>
+        <w:t>こうすると、記事ごとの関連ファイルをまとめて管理できます。</w:t>
+      </w:r>
+    </w:p>
+    <w:p/>
+    <w:p/>
+    <w:p/>
+    <w:p>
+      <w:pPr>
+        <w:pStyle w:val="Heading2"/>
+      </w:pPr>
+      <w:r>
+        <w:t>8.13　記事と画像を関連付ける</w:t>
+      </w:r>
+    </w:p>
+    <w:p/>
+    <w:p>
+      <w:r>
+        <w:t>記事に画像を使う場合、どの画像がどの記事のものなのか分かるようにします。</w:t>
+      </w:r>
+    </w:p>
+    <w:p/>
+    <w:p>
+      <w:r>
+        <w:t>例えば、</w:t>
+      </w:r>
+    </w:p>
+    <w:p/>
+    <w:p>
+      <w:r>
+        <w:rPr>
+          <w:rFonts w:ascii="Consolas" w:hAnsi="Consolas"/>
+          <w:sz w:val="18"/>
+        </w:rPr>
+        <w:t>ART-0001-main.png</w:t>
+      </w:r>
+    </w:p>
+    <w:p>
+      <w:r>
+        <w:rPr>
+          <w:rFonts w:ascii="Consolas" w:hAnsi="Consolas"/>
+          <w:sz w:val="18"/>
+        </w:rPr>
+        <w:t>ART-0001-step01.png</w:t>
+      </w:r>
+    </w:p>
+    <w:p>
+      <w:r>
+        <w:rPr>
+          <w:rFonts w:ascii="Consolas" w:hAnsi="Consolas"/>
+          <w:sz w:val="18"/>
+        </w:rPr>
+        <w:t>ART-0001-step02.png</w:t>
+      </w:r>
+    </w:p>
+    <w:p/>
+    <w:p>
+      <w:r>
+        <w:t>のように名前を付けます。</w:t>
+      </w:r>
+    </w:p>
+    <w:p/>
+    <w:p>
+      <w:r>
+        <w:t>このように記事IDをファイル名に含めると、後から探しやすくなります。</w:t>
+      </w:r>
+    </w:p>
+    <w:p/>
+    <w:p>
+      <w:r>
+        <w:t>画像が増えたときにも整理しやすくなります。</w:t>
+      </w:r>
+    </w:p>
+    <w:p/>
+    <w:p/>
+    <w:p/>
+    <w:p>
+      <w:pPr>
+        <w:pStyle w:val="Heading2"/>
+      </w:pPr>
+      <w:r>
+        <w:t>8.14　プロンプトを記事と関連付ける</w:t>
+      </w:r>
+    </w:p>
+    <w:p/>
+    <w:p>
+      <w:r>
+        <w:t>第7章では、記事制作に使用したプロンプトを保存することについて説明しました。</w:t>
+      </w:r>
+    </w:p>
+    <w:p/>
+    <w:p>
+      <w:r>
+        <w:t>第8章では、さらに記事とプロンプトを関連付けます。</w:t>
+      </w:r>
+    </w:p>
+    <w:p/>
+    <w:p>
+      <w:r>
+        <w:t>例えば、</w:t>
+      </w:r>
+    </w:p>
+    <w:p/>
+    <w:p>
+      <w:r>
+        <w:rPr>
+          <w:rFonts w:ascii="Consolas" w:hAnsi="Consolas"/>
+          <w:sz w:val="18"/>
+        </w:rPr>
+        <w:t>ART-0001</w:t>
+      </w:r>
+    </w:p>
+    <w:p>
+      <w:r>
+        <w:rPr>
+          <w:rFonts w:ascii="Consolas" w:hAnsi="Consolas"/>
+          <w:sz w:val="18"/>
+        </w:rPr>
+        <w:t>↓</w:t>
+      </w:r>
+    </w:p>
+    <w:p>
+      <w:r>
+        <w:rPr>
+          <w:rFonts w:ascii="Consolas" w:hAnsi="Consolas"/>
+          <w:sz w:val="18"/>
+        </w:rPr>
+        <w:t>article_idea.md</w:t>
+      </w:r>
+    </w:p>
+    <w:p>
+      <w:r>
+        <w:rPr>
+          <w:rFonts w:ascii="Consolas" w:hAnsi="Consolas"/>
+          <w:sz w:val="18"/>
+        </w:rPr>
+        <w:t>article_outline.md</w:t>
+      </w:r>
+    </w:p>
+    <w:p>
+      <w:r>
+        <w:rPr>
+          <w:rFonts w:ascii="Consolas" w:hAnsi="Consolas"/>
+          <w:sz w:val="18"/>
+        </w:rPr>
+        <w:t>article_title.md</w:t>
+      </w:r>
+    </w:p>
+    <w:p>
+      <w:r>
+        <w:rPr>
+          <w:rFonts w:ascii="Consolas" w:hAnsi="Consolas"/>
+          <w:sz w:val="18"/>
+        </w:rPr>
+        <w:t>article_check.md</w:t>
+      </w:r>
+    </w:p>
+    <w:p/>
+    <w:p>
+      <w:r>
+        <w:t>のようにします。</w:t>
+      </w:r>
+    </w:p>
+    <w:p/>
+    <w:p>
+      <w:r>
+        <w:t>こうすると、</w:t>
+      </w:r>
+    </w:p>
+    <w:p/>
+    <w:p>
+      <w:r>
+        <w:t>「この記事はどのプロンプトを使って作ったのか」</w:t>
+      </w:r>
+    </w:p>
+    <w:p/>
+    <w:p>
+      <w:r>
+        <w:t>を後から確認できます。</w:t>
+      </w:r>
+    </w:p>
+    <w:p/>
+    <w:p/>
+    <w:p/>
+    <w:p>
+      <w:pPr>
+        <w:pStyle w:val="Heading2"/>
+      </w:pPr>
+      <w:r>
+        <w:t>8.15　制作記録を残す</w:t>
+      </w:r>
+    </w:p>
+    <w:p/>
+    <w:p>
+      <w:r>
+        <w:t>記事制作では、完成した記事だけが成果物ではありません。</w:t>
+      </w:r>
+    </w:p>
+    <w:p/>
+    <w:p>
+      <w:r>
+        <w:t>制作途中の記録も重要です。</w:t>
+      </w:r>
+    </w:p>
+    <w:p/>
+    <w:p>
+      <w:r>
+        <w:t>例えば、</w:t>
+      </w:r>
+    </w:p>
+    <w:p/>
+    <w:p>
+      <w:r>
+        <w:rPr>
+          <w:rFonts w:ascii="Consolas" w:hAnsi="Consolas"/>
+          <w:sz w:val="18"/>
+        </w:rPr>
+        <w:t>2026-08-01</w:t>
+      </w:r>
+    </w:p>
+    <w:p>
+      <w:r>
+        <w:rPr>
+          <w:rFonts w:ascii="Consolas" w:hAnsi="Consolas"/>
+          <w:sz w:val="18"/>
+        </w:rPr>
+        <w:t>テーマ候補を作成</w:t>
+      </w:r>
+    </w:p>
+    <w:p>
+      <w:r>
+        <w:rPr>
+          <w:rFonts w:ascii="Consolas" w:hAnsi="Consolas"/>
+          <w:sz w:val="18"/>
+        </w:rPr>
+      </w:r>
+    </w:p>
+    <w:p>
+      <w:r>
+        <w:rPr>
+          <w:rFonts w:ascii="Consolas" w:hAnsi="Consolas"/>
+          <w:sz w:val="18"/>
+        </w:rPr>
+        <w:t>2026-08-02</w:t>
+      </w:r>
+    </w:p>
+    <w:p>
+      <w:r>
+        <w:rPr>
+          <w:rFonts w:ascii="Consolas" w:hAnsi="Consolas"/>
+          <w:sz w:val="18"/>
+        </w:rPr>
+        <w:t>テーマ決定</w:t>
+      </w:r>
+    </w:p>
+    <w:p>
+      <w:r>
+        <w:rPr>
+          <w:rFonts w:ascii="Consolas" w:hAnsi="Consolas"/>
+          <w:sz w:val="18"/>
+        </w:rPr>
+      </w:r>
+    </w:p>
+    <w:p>
+      <w:r>
+        <w:rPr>
+          <w:rFonts w:ascii="Consolas" w:hAnsi="Consolas"/>
+          <w:sz w:val="18"/>
+        </w:rPr>
+        <w:t>2026-08-03</w:t>
+      </w:r>
+    </w:p>
+    <w:p>
+      <w:r>
+        <w:rPr>
+          <w:rFonts w:ascii="Consolas" w:hAnsi="Consolas"/>
+          <w:sz w:val="18"/>
+        </w:rPr>
+        <w:t>記事構成完成</w:t>
+      </w:r>
+    </w:p>
+    <w:p>
+      <w:r>
+        <w:rPr>
+          <w:rFonts w:ascii="Consolas" w:hAnsi="Consolas"/>
+          <w:sz w:val="18"/>
+        </w:rPr>
+      </w:r>
+    </w:p>
+    <w:p>
+      <w:r>
+        <w:rPr>
+          <w:rFonts w:ascii="Consolas" w:hAnsi="Consolas"/>
+          <w:sz w:val="18"/>
+        </w:rPr>
+        <w:t>2026-08-04</w:t>
+      </w:r>
+    </w:p>
+    <w:p>
+      <w:r>
+        <w:rPr>
+          <w:rFonts w:ascii="Consolas" w:hAnsi="Consolas"/>
+          <w:sz w:val="18"/>
+        </w:rPr>
+        <w:t>本文完成</w:t>
+      </w:r>
+    </w:p>
+    <w:p>
+      <w:r>
+        <w:rPr>
+          <w:rFonts w:ascii="Consolas" w:hAnsi="Consolas"/>
+          <w:sz w:val="18"/>
+        </w:rPr>
+      </w:r>
+    </w:p>
+    <w:p>
+      <w:r>
+        <w:rPr>
+          <w:rFonts w:ascii="Consolas" w:hAnsi="Consolas"/>
+          <w:sz w:val="18"/>
+        </w:rPr>
+        <w:t>2026-08-05</w:t>
+      </w:r>
+    </w:p>
+    <w:p>
+      <w:r>
+        <w:rPr>
+          <w:rFonts w:ascii="Consolas" w:hAnsi="Consolas"/>
+          <w:sz w:val="18"/>
+        </w:rPr>
+        <w:t>画像作成</w:t>
+      </w:r>
+    </w:p>
+    <w:p>
+      <w:r>
+        <w:rPr>
+          <w:rFonts w:ascii="Consolas" w:hAnsi="Consolas"/>
+          <w:sz w:val="18"/>
+        </w:rPr>
+      </w:r>
+    </w:p>
+    <w:p>
+      <w:r>
+        <w:rPr>
+          <w:rFonts w:ascii="Consolas" w:hAnsi="Consolas"/>
+          <w:sz w:val="18"/>
+        </w:rPr>
+        <w:t>2026-08-06</w:t>
+      </w:r>
+    </w:p>
+    <w:p>
+      <w:r>
+        <w:rPr>
+          <w:rFonts w:ascii="Consolas" w:hAnsi="Consolas"/>
+          <w:sz w:val="18"/>
+        </w:rPr>
+        <w:t>公開</w:t>
+      </w:r>
+    </w:p>
+    <w:p/>
+    <w:p>
+      <w:r>
+        <w:t>という記録です。</w:t>
+      </w:r>
+    </w:p>
+    <w:p/>
+    <w:p>
+      <w:r>
+        <w:t>このような記録を残しておけば、</w:t>
+      </w:r>
+    </w:p>
+    <w:p/>
+    <w:p>
+      <w:r>
+        <w:t>「記事を1本作るのにどれくらい時間がかかったか」</w:t>
+      </w:r>
+    </w:p>
+    <w:p/>
+    <w:p>
+      <w:r>
+        <w:t>「どの作業に時間がかかったか」</w:t>
+      </w:r>
+    </w:p>
+    <w:p/>
+    <w:p>
+      <w:r>
+        <w:t>なども後から確認できます。</w:t>
+      </w:r>
+    </w:p>
+    <w:p/>
+    <w:p/>
+    <w:p/>
+    <w:p>
+      <w:pPr>
+        <w:pStyle w:val="Heading2"/>
+      </w:pPr>
+      <w:r>
+        <w:t>8.16　作業時間を記録する</w:t>
+      </w:r>
+    </w:p>
+    <w:p/>
+    <w:p>
+      <w:r>
+        <w:t>記事制作では、作業時間を記録する方法もあります。</w:t>
+      </w:r>
+    </w:p>
+    <w:p/>
+    <w:p>
+      <w:r>
+        <w:t>例えば、</w:t>
+      </w:r>
+    </w:p>
+    <w:p/>
+    <w:p>
+      <w:r>
+        <w:rPr>
+          <w:rFonts w:ascii="Consolas" w:hAnsi="Consolas"/>
+          <w:sz w:val="18"/>
+        </w:rPr>
+        <w:t>テーマ決定　20分</w:t>
+      </w:r>
+    </w:p>
+    <w:p>
+      <w:r>
+        <w:rPr>
+          <w:rFonts w:ascii="Consolas" w:hAnsi="Consolas"/>
+          <w:sz w:val="18"/>
+        </w:rPr>
+        <w:t>構成作成　　30分</w:t>
+      </w:r>
+    </w:p>
+    <w:p>
+      <w:r>
+        <w:rPr>
+          <w:rFonts w:ascii="Consolas" w:hAnsi="Consolas"/>
+          <w:sz w:val="18"/>
+        </w:rPr>
+        <w:t>本文作成　　60分</w:t>
+      </w:r>
+    </w:p>
+    <w:p>
+      <w:r>
+        <w:rPr>
+          <w:rFonts w:ascii="Consolas" w:hAnsi="Consolas"/>
+          <w:sz w:val="18"/>
+        </w:rPr>
+        <w:t>画像作成　　30分</w:t>
+      </w:r>
+    </w:p>
+    <w:p>
+      <w:r>
+        <w:rPr>
+          <w:rFonts w:ascii="Consolas" w:hAnsi="Consolas"/>
+          <w:sz w:val="18"/>
+        </w:rPr>
+        <w:t>確認　　　　20分</w:t>
+      </w:r>
+    </w:p>
+    <w:p/>
+    <w:p>
+      <w:r>
+        <w:t>という形です。</w:t>
+      </w:r>
+    </w:p>
+    <w:p/>
+    <w:p>
+      <w:r>
+        <w:t>これを何本か記録すると、</w:t>
+      </w:r>
+    </w:p>
+    <w:p/>
+    <w:p>
+      <w:r>
+        <w:t>「どの作業に時間がかかるのか」</w:t>
+      </w:r>
+    </w:p>
+    <w:p/>
+    <w:p>
+      <w:r>
+        <w:t>が見えてきます。</w:t>
+      </w:r>
+    </w:p>
+    <w:p/>
+    <w:p>
+      <w:r>
+        <w:t>時間がかかっている作業が分かれば、そこを改善できます。</w:t>
+      </w:r>
+    </w:p>
+    <w:p/>
+    <w:p/>
+    <w:p/>
+    <w:p>
+      <w:pPr>
+        <w:pStyle w:val="Heading2"/>
+      </w:pPr>
+      <w:r>
+        <w:t>8.17　失敗記録もデータになる</w:t>
+      </w:r>
+    </w:p>
+    <w:p/>
+    <w:p>
+      <w:r>
+        <w:t>Project Sakuraでは、失敗も記録します。</w:t>
+      </w:r>
+    </w:p>
+    <w:p/>
+    <w:p>
+      <w:r>
+        <w:t>例えば、</w:t>
+      </w:r>
+    </w:p>
+    <w:p/>
+    <w:p>
+      <w:r>
+        <w:rPr>
+          <w:rFonts w:ascii="Consolas" w:hAnsi="Consolas"/>
+          <w:sz w:val="18"/>
+        </w:rPr>
+        <w:t>問題：</w:t>
+      </w:r>
+    </w:p>
+    <w:p>
+      <w:r>
+        <w:rPr>
+          <w:rFonts w:ascii="Consolas" w:hAnsi="Consolas"/>
+          <w:sz w:val="18"/>
+        </w:rPr>
+        <w:t>記事構成が広すぎて本文が長くなった。</w:t>
+      </w:r>
+    </w:p>
+    <w:p>
+      <w:r>
+        <w:rPr>
+          <w:rFonts w:ascii="Consolas" w:hAnsi="Consolas"/>
+          <w:sz w:val="18"/>
+        </w:rPr>
+      </w:r>
+    </w:p>
+    <w:p>
+      <w:r>
+        <w:rPr>
+          <w:rFonts w:ascii="Consolas" w:hAnsi="Consolas"/>
+          <w:sz w:val="18"/>
+        </w:rPr>
+        <w:t>原因：</w:t>
+      </w:r>
+    </w:p>
+    <w:p>
+      <w:r>
+        <w:rPr>
+          <w:rFonts w:ascii="Consolas" w:hAnsi="Consolas"/>
+          <w:sz w:val="18"/>
+        </w:rPr>
+        <w:t>最初に扱う範囲を決めていなかった。</w:t>
+      </w:r>
+    </w:p>
+    <w:p>
+      <w:r>
+        <w:rPr>
+          <w:rFonts w:ascii="Consolas" w:hAnsi="Consolas"/>
+          <w:sz w:val="18"/>
+        </w:rPr>
+      </w:r>
+    </w:p>
+    <w:p>
+      <w:r>
+        <w:rPr>
+          <w:rFonts w:ascii="Consolas" w:hAnsi="Consolas"/>
+          <w:sz w:val="18"/>
+        </w:rPr>
+        <w:t>改善：</w:t>
+      </w:r>
+    </w:p>
+    <w:p>
+      <w:r>
+        <w:rPr>
+          <w:rFonts w:ascii="Consolas" w:hAnsi="Consolas"/>
+          <w:sz w:val="18"/>
+        </w:rPr>
+        <w:t>記事の目的を1つに絞る。</w:t>
+      </w:r>
+    </w:p>
+    <w:p>
+      <w:r>
+        <w:rPr>
+          <w:rFonts w:ascii="Consolas" w:hAnsi="Consolas"/>
+          <w:sz w:val="18"/>
+        </w:rPr>
+      </w:r>
+    </w:p>
+    <w:p>
+      <w:r>
+        <w:rPr>
+          <w:rFonts w:ascii="Consolas" w:hAnsi="Consolas"/>
+          <w:sz w:val="18"/>
+        </w:rPr>
+        <w:t>次回：</w:t>
+      </w:r>
+    </w:p>
+    <w:p>
+      <w:r>
+        <w:rPr>
+          <w:rFonts w:ascii="Consolas" w:hAnsi="Consolas"/>
+          <w:sz w:val="18"/>
+        </w:rPr>
+        <w:t>構成作成前に「この記事で読者ができるようになること」を1つ決める。</w:t>
+      </w:r>
+    </w:p>
+    <w:p/>
+    <w:p>
+      <w:r>
+        <w:t>このような記録も記事データの一部として扱えます。</w:t>
+      </w:r>
+    </w:p>
+    <w:p/>
+    <w:p>
+      <w:r>
+        <w:t>失敗を記録すると、次の記事で同じ問題を避けられます。</w:t>
+      </w:r>
+    </w:p>
+    <w:p/>
+    <w:p/>
+    <w:p/>
+    <w:p>
+      <w:pPr>
+        <w:pStyle w:val="Heading2"/>
+      </w:pPr>
+      <w:r>
+        <w:t>8.18　改善履歴を残す</w:t>
+      </w:r>
+    </w:p>
+    <w:p/>
+    <w:p>
+      <w:r>
+        <w:t>公開後に記事を修正した場合も、その内容を記録します。</w:t>
+      </w:r>
+    </w:p>
+    <w:p/>
+    <w:p>
+      <w:r>
+        <w:t>例えば、</w:t>
+      </w:r>
+    </w:p>
+    <w:p/>
+    <w:p>
+      <w:r>
+        <w:rPr>
+          <w:rFonts w:ascii="Consolas" w:hAnsi="Consolas"/>
+          <w:sz w:val="18"/>
+        </w:rPr>
+        <w:t>2026-08-10</w:t>
+      </w:r>
+    </w:p>
+    <w:p>
+      <w:r>
+        <w:rPr>
+          <w:rFonts w:ascii="Consolas" w:hAnsi="Consolas"/>
+          <w:sz w:val="18"/>
+        </w:rPr>
+        <w:t>見出し2を追加</w:t>
+      </w:r>
+    </w:p>
+    <w:p>
+      <w:r>
+        <w:rPr>
+          <w:rFonts w:ascii="Consolas" w:hAnsi="Consolas"/>
+          <w:sz w:val="18"/>
+        </w:rPr>
+      </w:r>
+    </w:p>
+    <w:p>
+      <w:r>
+        <w:rPr>
+          <w:rFonts w:ascii="Consolas" w:hAnsi="Consolas"/>
+          <w:sz w:val="18"/>
+        </w:rPr>
+        <w:t>理由：</w:t>
+      </w:r>
+    </w:p>
+    <w:p>
+      <w:r>
+        <w:rPr>
+          <w:rFonts w:ascii="Consolas" w:hAnsi="Consolas"/>
+          <w:sz w:val="18"/>
+        </w:rPr>
+        <w:t>初心者向けの説明が不足していたため。</w:t>
+      </w:r>
+    </w:p>
+    <w:p>
+      <w:r>
+        <w:rPr>
+          <w:rFonts w:ascii="Consolas" w:hAnsi="Consolas"/>
+          <w:sz w:val="18"/>
+        </w:rPr>
+      </w:r>
+    </w:p>
+    <w:p>
+      <w:r>
+        <w:rPr>
+          <w:rFonts w:ascii="Consolas" w:hAnsi="Consolas"/>
+          <w:sz w:val="18"/>
+        </w:rPr>
+        <w:t>2026-08-12</w:t>
+      </w:r>
+    </w:p>
+    <w:p>
+      <w:r>
+        <w:rPr>
+          <w:rFonts w:ascii="Consolas" w:hAnsi="Consolas"/>
+          <w:sz w:val="18"/>
+        </w:rPr>
+        <w:t>画像を差し替え</w:t>
+      </w:r>
+    </w:p>
+    <w:p>
+      <w:r>
+        <w:rPr>
+          <w:rFonts w:ascii="Consolas" w:hAnsi="Consolas"/>
+          <w:sz w:val="18"/>
+        </w:rPr>
+      </w:r>
+    </w:p>
+    <w:p>
+      <w:r>
+        <w:rPr>
+          <w:rFonts w:ascii="Consolas" w:hAnsi="Consolas"/>
+          <w:sz w:val="18"/>
+        </w:rPr>
+        <w:t>理由：</w:t>
+      </w:r>
+    </w:p>
+    <w:p>
+      <w:r>
+        <w:rPr>
+          <w:rFonts w:ascii="Consolas" w:hAnsi="Consolas"/>
+          <w:sz w:val="18"/>
+        </w:rPr>
+        <w:t>操作画面が古くなっていたため。</w:t>
+      </w:r>
+    </w:p>
+    <w:p/>
+    <w:p>
+      <w:r>
+        <w:t>という形です。</w:t>
+      </w:r>
+    </w:p>
+    <w:p/>
+    <w:p>
+      <w:r>
+        <w:t>これにより、記事がどのように成長してきたのか分かります。</w:t>
+      </w:r>
+    </w:p>
+    <w:p/>
+    <w:p/>
+    <w:p/>
+    <w:p>
+      <w:pPr>
+        <w:pStyle w:val="Heading2"/>
+      </w:pPr>
+      <w:r>
+        <w:t>8.19　GitHubと記事管理</w:t>
+      </w:r>
+    </w:p>
+    <w:p/>
+    <w:p>
+      <w:r>
+        <w:t>Project Sakuraでは、GitHubが変更履歴を管理する場所として利用されています。</w:t>
+      </w:r>
+    </w:p>
+    <w:p/>
+    <w:p>
+      <w:r>
+        <w:t>記事データについても、GitHubを活用できます。</w:t>
+      </w:r>
+    </w:p>
+    <w:p/>
+    <w:p>
+      <w:r>
+        <w:t>例えば、</w:t>
+      </w:r>
+    </w:p>
+    <w:p/>
+    <w:p>
+      <w:r>
+        <w:rPr>
+          <w:rFonts w:ascii="Consolas" w:hAnsi="Consolas"/>
+          <w:sz w:val="18"/>
+        </w:rPr>
+        <w:t>記事作成</w:t>
+      </w:r>
+    </w:p>
+    <w:p>
+      <w:r>
+        <w:rPr>
+          <w:rFonts w:ascii="Consolas" w:hAnsi="Consolas"/>
+          <w:sz w:val="18"/>
+        </w:rPr>
+        <w:t>↓</w:t>
+      </w:r>
+    </w:p>
+    <w:p>
+      <w:r>
+        <w:rPr>
+          <w:rFonts w:ascii="Consolas" w:hAnsi="Consolas"/>
+          <w:sz w:val="18"/>
+        </w:rPr>
+        <w:t>article.mdを保存</w:t>
+      </w:r>
+    </w:p>
+    <w:p>
+      <w:r>
+        <w:rPr>
+          <w:rFonts w:ascii="Consolas" w:hAnsi="Consolas"/>
+          <w:sz w:val="18"/>
+        </w:rPr>
+        <w:t>↓</w:t>
+      </w:r>
+    </w:p>
+    <w:p>
+      <w:r>
+        <w:rPr>
+          <w:rFonts w:ascii="Consolas" w:hAnsi="Consolas"/>
+          <w:sz w:val="18"/>
+        </w:rPr>
+        <w:t>GitHubへCommit</w:t>
+      </w:r>
+    </w:p>
+    <w:p>
+      <w:r>
+        <w:rPr>
+          <w:rFonts w:ascii="Consolas" w:hAnsi="Consolas"/>
+          <w:sz w:val="18"/>
+        </w:rPr>
+        <w:t>↓</w:t>
+      </w:r>
+    </w:p>
+    <w:p>
+      <w:r>
+        <w:rPr>
+          <w:rFonts w:ascii="Consolas" w:hAnsi="Consolas"/>
+          <w:sz w:val="18"/>
+        </w:rPr>
+        <w:t>記事を修正</w:t>
+      </w:r>
+    </w:p>
+    <w:p>
+      <w:r>
+        <w:rPr>
+          <w:rFonts w:ascii="Consolas" w:hAnsi="Consolas"/>
+          <w:sz w:val="18"/>
+        </w:rPr>
+        <w:t>↓</w:t>
+      </w:r>
+    </w:p>
+    <w:p>
+      <w:r>
+        <w:rPr>
+          <w:rFonts w:ascii="Consolas" w:hAnsi="Consolas"/>
+          <w:sz w:val="18"/>
+        </w:rPr>
+        <w:t>再度Commit</w:t>
+      </w:r>
+    </w:p>
+    <w:p/>
+    <w:p>
+      <w:r>
+        <w:t>という流れです。</w:t>
+      </w:r>
+    </w:p>
+    <w:p/>
+    <w:p>
+      <w:r>
+        <w:t>これにより、</w:t>
+      </w:r>
+    </w:p>
+    <w:p/>
+    <w:p>
+      <w:r>
+        <w:t>「いつ、どんな変更をしたのか」</w:t>
+      </w:r>
+    </w:p>
+    <w:p/>
+    <w:p>
+      <w:r>
+        <w:t>を確認できます。</w:t>
+      </w:r>
+    </w:p>
+    <w:p/>
+    <w:p/>
+    <w:p/>
+    <w:p>
+      <w:pPr>
+        <w:pStyle w:val="Heading2"/>
+      </w:pPr>
+      <w:r>
+        <w:t>8.20　GitHubに保存するもの</w:t>
+      </w:r>
+    </w:p>
+    <w:p/>
+    <w:p>
+      <w:r>
+        <w:t>Project Sakuraでは、次のようなものをGitHubで管理できます。</w:t>
+      </w:r>
+    </w:p>
+    <w:p/>
+    <w:p>
+      <w:r>
+        <w:rPr>
+          <w:rFonts w:ascii="Consolas" w:hAnsi="Consolas"/>
+          <w:sz w:val="18"/>
+        </w:rPr>
+        <w:t>記事原稿</w:t>
+      </w:r>
+    </w:p>
+    <w:p>
+      <w:r>
+        <w:rPr>
+          <w:rFonts w:ascii="Consolas" w:hAnsi="Consolas"/>
+          <w:sz w:val="18"/>
+        </w:rPr>
+        <w:t>プロンプト</w:t>
+      </w:r>
+    </w:p>
+    <w:p>
+      <w:r>
+        <w:rPr>
+          <w:rFonts w:ascii="Consolas" w:hAnsi="Consolas"/>
+          <w:sz w:val="18"/>
+        </w:rPr>
+        <w:t>Pythonプログラム</w:t>
+      </w:r>
+    </w:p>
+    <w:p>
+      <w:r>
+        <w:rPr>
+          <w:rFonts w:ascii="Consolas" w:hAnsi="Consolas"/>
+          <w:sz w:val="18"/>
+        </w:rPr>
+        <w:t>設計書</w:t>
+      </w:r>
+    </w:p>
+    <w:p>
+      <w:r>
+        <w:rPr>
+          <w:rFonts w:ascii="Consolas" w:hAnsi="Consolas"/>
+          <w:sz w:val="18"/>
+        </w:rPr>
+        <w:t>チェックリスト</w:t>
+      </w:r>
+    </w:p>
+    <w:p>
+      <w:r>
+        <w:rPr>
+          <w:rFonts w:ascii="Consolas" w:hAnsi="Consolas"/>
+          <w:sz w:val="18"/>
+        </w:rPr>
+        <w:t>制作記録</w:t>
+      </w:r>
+    </w:p>
+    <w:p>
+      <w:r>
+        <w:rPr>
+          <w:rFonts w:ascii="Consolas" w:hAnsi="Consolas"/>
+          <w:sz w:val="18"/>
+        </w:rPr>
+        <w:t>改善記録</w:t>
+      </w:r>
+    </w:p>
+    <w:p>
+      <w:r>
+        <w:rPr>
+          <w:rFonts w:ascii="Consolas" w:hAnsi="Consolas"/>
+          <w:sz w:val="18"/>
+        </w:rPr>
+        <w:t>README</w:t>
+      </w:r>
+    </w:p>
+    <w:p/>
+    <w:p>
+      <w:r>
+        <w:t>一方で、すべてのデータを無条件にGitHubへ保存するわけではありません。</w:t>
+      </w:r>
+    </w:p>
+    <w:p/>
+    <w:p>
+      <w:r>
+        <w:t>パスワードやAPIキーなどの秘密情報は、公開リポジトリに保存してはいけません。</w:t>
+      </w:r>
+    </w:p>
+    <w:p/>
+    <w:p>
+      <w:r>
+        <w:t>今後外部サービスと連携するときには、秘密情報の管理方法も別途学びます。</w:t>
+      </w:r>
+    </w:p>
+    <w:p/>
+    <w:p/>
+    <w:p/>
+    <w:p>
+      <w:pPr>
+        <w:pStyle w:val="Heading2"/>
+      </w:pPr>
+      <w:r>
+        <w:t>8.21　READMEを活用する</w:t>
+      </w:r>
+    </w:p>
+    <w:p/>
+    <w:p>
+      <w:r>
+        <w:t>フォルダに何が入っているのかを説明するために、READMEを利用できます。</w:t>
+      </w:r>
+    </w:p>
+    <w:p/>
+    <w:p>
+      <w:r>
+        <w:t>例えば、</w:t>
+      </w:r>
+    </w:p>
+    <w:p/>
+    <w:p>
+      <w:r>
+        <w:rPr>
+          <w:rFonts w:ascii="Consolas" w:hAnsi="Consolas"/>
+          <w:sz w:val="18"/>
+        </w:rPr>
+        <w:t># articles</w:t>
+      </w:r>
+    </w:p>
+    <w:p>
+      <w:r>
+        <w:rPr>
+          <w:rFonts w:ascii="Consolas" w:hAnsi="Consolas"/>
+          <w:sz w:val="18"/>
+        </w:rPr>
+      </w:r>
+    </w:p>
+    <w:p>
+      <w:r>
+        <w:rPr>
+          <w:rFonts w:ascii="Consolas" w:hAnsi="Consolas"/>
+          <w:sz w:val="18"/>
+        </w:rPr>
+        <w:t>Project Sakuraの記事原稿を管理するフォルダです。</w:t>
+      </w:r>
+    </w:p>
+    <w:p>
+      <w:r>
+        <w:rPr>
+          <w:rFonts w:ascii="Consolas" w:hAnsi="Consolas"/>
+          <w:sz w:val="18"/>
+        </w:rPr>
+      </w:r>
+    </w:p>
+    <w:p>
+      <w:r>
+        <w:rPr>
+          <w:rFonts w:ascii="Consolas" w:hAnsi="Consolas"/>
+          <w:sz w:val="18"/>
+        </w:rPr>
+        <w:t>## 構成</w:t>
+      </w:r>
+    </w:p>
+    <w:p>
+      <w:r>
+        <w:rPr>
+          <w:rFonts w:ascii="Consolas" w:hAnsi="Consolas"/>
+          <w:sz w:val="18"/>
+        </w:rPr>
+      </w:r>
+    </w:p>
+    <w:p>
+      <w:r>
+        <w:rPr>
+          <w:rFonts w:ascii="Consolas" w:hAnsi="Consolas"/>
+          <w:sz w:val="18"/>
+        </w:rPr>
+        <w:t>- ART-0001：Python関連記事</w:t>
+      </w:r>
+    </w:p>
+    <w:p>
+      <w:r>
+        <w:rPr>
+          <w:rFonts w:ascii="Consolas" w:hAnsi="Consolas"/>
+          <w:sz w:val="18"/>
+        </w:rPr>
+        <w:t>- ART-0002：GitHub関連記事</w:t>
+      </w:r>
+    </w:p>
+    <w:p>
+      <w:r>
+        <w:rPr>
+          <w:rFonts w:ascii="Consolas" w:hAnsi="Consolas"/>
+          <w:sz w:val="18"/>
+        </w:rPr>
+        <w:t>- ART-0003：AI関連記事</w:t>
+      </w:r>
+    </w:p>
+    <w:p/>
+    <w:p>
+      <w:r>
+        <w:t>のように書きます。</w:t>
+      </w:r>
+    </w:p>
+    <w:p/>
+    <w:p>
+      <w:r>
+        <w:t>READMEは、後から自分が見返したときにも役立ちます。</w:t>
+      </w:r>
+    </w:p>
+    <w:p/>
+    <w:p/>
+    <w:p/>
+    <w:p>
+      <w:pPr>
+        <w:pStyle w:val="Heading2"/>
+      </w:pPr>
+      <w:r>
+        <w:t>8.22　記事一覧を作る</w:t>
+      </w:r>
+    </w:p>
+    <w:p/>
+    <w:p>
+      <w:r>
+        <w:t>記事が増えたら、記事一覧を作ります。</w:t>
+      </w:r>
+    </w:p>
+    <w:p/>
+    <w:p>
+      <w:r>
+        <w:t>例えば、</w:t>
+      </w:r>
+    </w:p>
+    <w:p/>
+    <w:p>
+      <w:r>
+        <w:t>| ID | タイトル | カテゴリ | 状態 |</w:t>
+      </w:r>
+    </w:p>
+    <w:p>
+      <w:r>
+        <w:t>|---|---|---|---|</w:t>
+      </w:r>
+    </w:p>
+    <w:p>
+      <w:r>
+        <w:t>| ART-0001 | PythonをWindowsで初めて実行する方法 | Python | 公開済み |</w:t>
+      </w:r>
+    </w:p>
+    <w:p>
+      <w:r>
+        <w:t>| ART-0002 | GitHub初心者向け入門 | GitHub | 執筆中 |</w:t>
+      </w:r>
+    </w:p>
+    <w:p>
+      <w:r>
+        <w:t>| ART-0003 | AIを使った記事制作 | AI | 構成作成中 |</w:t>
+      </w:r>
+    </w:p>
+    <w:p/>
+    <w:p>
+      <w:r>
+        <w:t>という表です。</w:t>
+      </w:r>
+    </w:p>
+    <w:p/>
+    <w:p>
+      <w:r>
+        <w:t>この一覧を見ることで、全体の状況を一度に確認できます。</w:t>
+      </w:r>
+    </w:p>
+    <w:p/>
+    <w:p/>
+    <w:p/>
+    <w:p>
+      <w:pPr>
+        <w:pStyle w:val="Heading2"/>
+      </w:pPr>
+      <w:r>
+        <w:t>8.23　記事一覧を手作業で作る</w:t>
+      </w:r>
+    </w:p>
+    <w:p/>
+    <w:p>
+      <w:r>
+        <w:t>最初は手作業で十分です。</w:t>
+      </w:r>
+    </w:p>
+    <w:p/>
+    <w:p>
+      <w:r>
+        <w:t>ExcelやCSV、Markdownの表などで管理できます。</w:t>
+      </w:r>
+    </w:p>
+    <w:p/>
+    <w:p>
+      <w:r>
+        <w:t>重要なのは、</w:t>
+      </w:r>
+    </w:p>
+    <w:p/>
+    <w:p>
+      <w:r>
+        <w:t>「現在の状態を見えるようにする」</w:t>
+      </w:r>
+    </w:p>
+    <w:p/>
+    <w:p>
+      <w:r>
+        <w:t>ことです。</w:t>
+      </w:r>
+    </w:p>
+    <w:p/>
+    <w:p>
+      <w:r>
+        <w:t>最初からPythonで自動生成する必要はありません。</w:t>
+      </w:r>
+    </w:p>
+    <w:p/>
+    <w:p>
+      <w:r>
+        <w:t>まず手作業で管理してみます。</w:t>
+      </w:r>
+    </w:p>
+    <w:p/>
+    <w:p/>
+    <w:p/>
+    <w:p>
+      <w:pPr>
+        <w:pStyle w:val="Heading2"/>
+      </w:pPr>
+      <w:r>
+        <w:t>8.24　手作業から自動化へ</w:t>
+      </w:r>
+    </w:p>
+    <w:p/>
+    <w:p>
+      <w:r>
+        <w:t>記事数が増えてきたら、</w:t>
+      </w:r>
+    </w:p>
+    <w:p/>
+    <w:p>
+      <w:r>
+        <w:t>「毎回同じ情報を入力している」</w:t>
+      </w:r>
+    </w:p>
+    <w:p/>
+    <w:p>
+      <w:r>
+        <w:t>ということに気づきます。</w:t>
+      </w:r>
+    </w:p>
+    <w:p/>
+    <w:p>
+      <w:r>
+        <w:t>例えば、</w:t>
+      </w:r>
+    </w:p>
+    <w:p/>
+    <w:p>
+      <w:r>
+        <w:t>記事ID</w:t>
+      </w:r>
+    </w:p>
+    <w:p>
+      <w:r>
+        <w:t>タイトル</w:t>
+      </w:r>
+    </w:p>
+    <w:p>
+      <w:r>
+        <w:t>カテゴリ</w:t>
+      </w:r>
+    </w:p>
+    <w:p>
+      <w:r>
+        <w:t>ステータス</w:t>
+      </w:r>
+    </w:p>
+    <w:p>
+      <w:r>
+        <w:t>作成日</w:t>
+      </w:r>
+    </w:p>
+    <w:p/>
+    <w:p>
+      <w:r>
+        <w:t>などです。</w:t>
+      </w:r>
+    </w:p>
+    <w:p/>
+    <w:p>
+      <w:r>
+        <w:t>このような定型作業は、将来的にPythonで自動化できます。</w:t>
+      </w:r>
+    </w:p>
+    <w:p/>
+    <w:p>
+      <w:r>
+        <w:t>例えば、</w:t>
+      </w:r>
+    </w:p>
+    <w:p/>
+    <w:p>
+      <w:r>
+        <w:t>「新しい記事を登録する」</w:t>
+      </w:r>
+    </w:p>
+    <w:p/>
+    <w:p>
+      <w:r>
+        <w:t>という操作をすると、自動的に、</w:t>
+      </w:r>
+    </w:p>
+    <w:p/>
+    <w:p>
+      <w:pPr>
+        <w:pStyle w:val="ListBullet"/>
+      </w:pPr>
+      <w:r>
+        <w:t>記事IDを作る</w:t>
+      </w:r>
+    </w:p>
+    <w:p>
+      <w:pPr>
+        <w:pStyle w:val="ListBullet"/>
+      </w:pPr>
+      <w:r>
+        <w:t>記事フォルダを作る</w:t>
+      </w:r>
+    </w:p>
+    <w:p>
+      <w:pPr>
+        <w:pStyle w:val="ListBullet"/>
+      </w:pPr>
+      <w:r>
+        <w:t>初期ファイルを作る</w:t>
+      </w:r>
+    </w:p>
+    <w:p>
+      <w:pPr>
+        <w:pStyle w:val="ListBullet"/>
+      </w:pPr>
+      <w:r>
+        <w:t>記事一覧を更新する</w:t>
+      </w:r>
+    </w:p>
+    <w:p/>
+    <w:p>
+      <w:r>
+        <w:t>という処理を行う仕組みです。</w:t>
+      </w:r>
+    </w:p>
+    <w:p/>
+    <w:p/>
+    <w:p/>
+    <w:p>
+      <w:pPr>
+        <w:pStyle w:val="Heading2"/>
+      </w:pPr>
+      <w:r>
+        <w:t>8.25　Pythonで記事データを扱う</w:t>
+      </w:r>
+    </w:p>
+    <w:p/>
+    <w:p>
+      <w:r>
+        <w:t>Pythonでは、CSVやJSONなどのデータを読み込んだり、書き込んだりできます。</w:t>
+      </w:r>
+    </w:p>
+    <w:p/>
+    <w:p>
+      <w:r>
+        <w:t>例えば、記事一覧を読み込んで、</w:t>
+      </w:r>
+    </w:p>
+    <w:p/>
+    <w:p>
+      <w:r>
+        <w:rPr>
+          <w:rFonts w:ascii="Consolas" w:hAnsi="Consolas"/>
+          <w:sz w:val="18"/>
+        </w:rPr>
+        <w:t>公開済みの記事だけ表示する</w:t>
+      </w:r>
+    </w:p>
+    <w:p/>
+    <w:p>
+      <w:r>
+        <w:t>という処理を作ることができます。</w:t>
+      </w:r>
+    </w:p>
+    <w:p/>
+    <w:p>
+      <w:r>
+        <w:t>また、</w:t>
+      </w:r>
+    </w:p>
+    <w:p/>
+    <w:p>
+      <w:r>
+        <w:rPr>
+          <w:rFonts w:ascii="Consolas" w:hAnsi="Consolas"/>
+          <w:sz w:val="18"/>
+        </w:rPr>
+        <w:t>執筆中の記事を一覧表示する</w:t>
+      </w:r>
+    </w:p>
+    <w:p/>
+    <w:p>
+      <w:r>
+        <w:t>こともできます。</w:t>
+      </w:r>
+    </w:p>
+    <w:p/>
+    <w:p>
+      <w:r>
+        <w:t>さらに、</w:t>
+      </w:r>
+    </w:p>
+    <w:p/>
+    <w:p>
+      <w:r>
+        <w:rPr>
+          <w:rFonts w:ascii="Consolas" w:hAnsi="Consolas"/>
+          <w:sz w:val="18"/>
+        </w:rPr>
+        <w:t>一定期間更新されていない記事を探す</w:t>
+      </w:r>
+    </w:p>
+    <w:p/>
+    <w:p>
+      <w:r>
+        <w:t>といった処理にも発展できます。</w:t>
+      </w:r>
+    </w:p>
+    <w:p/>
+    <w:p>
+      <w:r>
+        <w:t>これが記事データを「保存する」段階から「活用する」段階への変化です。</w:t>
+      </w:r>
+    </w:p>
+    <w:p/>
+    <w:p/>
+    <w:p/>
+    <w:p>
+      <w:pPr>
+        <w:pStyle w:val="Heading2"/>
+      </w:pPr>
+      <w:r>
+        <w:t>8.26　記事データをAIと組み合わせる</w:t>
+      </w:r>
+    </w:p>
+    <w:p/>
+    <w:p>
+      <w:r>
+        <w:t>記事データが整理されていれば、AIと組み合わせることもできます。</w:t>
+      </w:r>
+    </w:p>
+    <w:p/>
+    <w:p>
+      <w:r>
+        <w:t>例えば、</w:t>
+      </w:r>
+    </w:p>
+    <w:p/>
+    <w:p>
+      <w:r>
+        <w:t>「現在、執筆中の記事を一覧にしてください」</w:t>
+      </w:r>
+    </w:p>
+    <w:p/>
+    <w:p>
+      <w:r>
+        <w:t>「公開済みだが長期間更新していない記事を確認してください」</w:t>
+      </w:r>
+    </w:p>
+    <w:p/>
+    <w:p>
+      <w:r>
+        <w:t>「Pythonカテゴリの記事に不足しているテーマを考えてください」</w:t>
+      </w:r>
+    </w:p>
+    <w:p/>
+    <w:p>
+      <w:r>
+        <w:t>といった支援につなげられます。</w:t>
+      </w:r>
+    </w:p>
+    <w:p/>
+    <w:p>
+      <w:r>
+        <w:t>ただし、AIにデータを渡す場合も、どのデータを使うのかを明確にする必要があります。</w:t>
+      </w:r>
+    </w:p>
+    <w:p/>
+    <w:p>
+      <w:r>
+        <w:t>データが整理されていなければ、AIに渡す情報も整理できません。</w:t>
+      </w:r>
+    </w:p>
+    <w:p/>
+    <w:p>
+      <w:r>
+        <w:t>そのため、AI活用の前提としてデータ管理が重要になります。</w:t>
+      </w:r>
+    </w:p>
+    <w:p/>
+    <w:p/>
+    <w:p/>
+    <w:p>
+      <w:pPr>
+        <w:pStyle w:val="Heading2"/>
+      </w:pPr>
+      <w:r>
+        <w:t>8.27　記事制作の「状態」をデータにする</w:t>
+      </w:r>
+    </w:p>
+    <w:p/>
+    <w:p>
+      <w:r>
+        <w:t>第7章では、記事制作を手順として考えました。</w:t>
+      </w:r>
+    </w:p>
+    <w:p/>
+    <w:p>
+      <w:r>
+        <w:t>第8章では、その状態をデータとして扱います。</w:t>
+      </w:r>
+    </w:p>
+    <w:p/>
+    <w:p>
+      <w:r>
+        <w:t>例えば、</w:t>
+      </w:r>
+    </w:p>
+    <w:p/>
+    <w:p>
+      <w:r>
+        <w:rPr>
+          <w:rFonts w:ascii="Consolas" w:hAnsi="Consolas"/>
+          <w:sz w:val="18"/>
+        </w:rPr>
+        <w:t>planning</w:t>
+      </w:r>
+    </w:p>
+    <w:p>
+      <w:r>
+        <w:rPr>
+          <w:rFonts w:ascii="Consolas" w:hAnsi="Consolas"/>
+          <w:sz w:val="18"/>
+        </w:rPr>
+        <w:t>outlining</w:t>
+      </w:r>
+    </w:p>
+    <w:p>
+      <w:r>
+        <w:rPr>
+          <w:rFonts w:ascii="Consolas" w:hAnsi="Consolas"/>
+          <w:sz w:val="18"/>
+        </w:rPr>
+        <w:t>writing</w:t>
+      </w:r>
+    </w:p>
+    <w:p>
+      <w:r>
+        <w:rPr>
+          <w:rFonts w:ascii="Consolas" w:hAnsi="Consolas"/>
+          <w:sz w:val="18"/>
+        </w:rPr>
+        <w:t>review</w:t>
+      </w:r>
+    </w:p>
+    <w:p>
+      <w:r>
+        <w:rPr>
+          <w:rFonts w:ascii="Consolas" w:hAnsi="Consolas"/>
+          <w:sz w:val="18"/>
+        </w:rPr>
+        <w:t>image</w:t>
+      </w:r>
+    </w:p>
+    <w:p>
+      <w:r>
+        <w:rPr>
+          <w:rFonts w:ascii="Consolas" w:hAnsi="Consolas"/>
+          <w:sz w:val="18"/>
+        </w:rPr>
+        <w:t>ready</w:t>
+      </w:r>
+    </w:p>
+    <w:p>
+      <w:r>
+        <w:rPr>
+          <w:rFonts w:ascii="Consolas" w:hAnsi="Consolas"/>
+          <w:sz w:val="18"/>
+        </w:rPr>
+        <w:t>published</w:t>
+      </w:r>
+    </w:p>
+    <w:p>
+      <w:r>
+        <w:rPr>
+          <w:rFonts w:ascii="Consolas" w:hAnsi="Consolas"/>
+          <w:sz w:val="18"/>
+        </w:rPr>
+        <w:t>improving</w:t>
+      </w:r>
+    </w:p>
+    <w:p/>
+    <w:p>
+      <w:r>
+        <w:t>という状態です。</w:t>
+      </w:r>
+    </w:p>
+    <w:p/>
+    <w:p>
+      <w:r>
+        <w:t>これを記事データに保存します。</w:t>
+      </w:r>
+    </w:p>
+    <w:p/>
+    <w:p>
+      <w:r>
+        <w:t>すると、プログラムから、</w:t>
+      </w:r>
+    </w:p>
+    <w:p/>
+    <w:p>
+      <w:r>
+        <w:t>「statusがwritingの記事だけ取り出す」</w:t>
+      </w:r>
+    </w:p>
+    <w:p/>
+    <w:p>
+      <w:r>
+        <w:t>ということができるようになります。</w:t>
+      </w:r>
+    </w:p>
+    <w:p/>
+    <w:p/>
+    <w:p/>
+    <w:p>
+      <w:pPr>
+        <w:pStyle w:val="Heading2"/>
+      </w:pPr>
+      <w:r>
+        <w:t>8.28　記事管理の最初のルール</w:t>
+      </w:r>
+    </w:p>
+    <w:p/>
+    <w:p>
+      <w:r>
+        <w:t>Project Sakuraでは、記事管理について最初にいくつかのルールを決めます。</w:t>
+      </w:r>
+    </w:p>
+    <w:p/>
+    <w:p>
+      <w:pPr>
+        <w:pStyle w:val="Heading3"/>
+      </w:pPr>
+      <w:r>
+        <w:t>ルール1</w:t>
+      </w:r>
+    </w:p>
+    <w:p/>
+    <w:p>
+      <w:r>
+        <w:t>記事には管理用IDを付ける。</w:t>
+      </w:r>
+    </w:p>
+    <w:p/>
+    <w:p>
+      <w:pPr>
+        <w:pStyle w:val="Heading3"/>
+      </w:pPr>
+      <w:r>
+        <w:t>ルール2</w:t>
+      </w:r>
+    </w:p>
+    <w:p/>
+    <w:p>
+      <w:r>
+        <w:t>記事の状態を記録する。</w:t>
+      </w:r>
+    </w:p>
+    <w:p/>
+    <w:p>
+      <w:pPr>
+        <w:pStyle w:val="Heading3"/>
+      </w:pPr>
+      <w:r>
+        <w:t>ルール3</w:t>
+      </w:r>
+    </w:p>
+    <w:p/>
+    <w:p>
+      <w:r>
+        <w:t>作成日と更新日を記録する。</w:t>
+      </w:r>
+    </w:p>
+    <w:p/>
+    <w:p>
+      <w:pPr>
+        <w:pStyle w:val="Heading3"/>
+      </w:pPr>
+      <w:r>
+        <w:t>ルール4</w:t>
+      </w:r>
+    </w:p>
+    <w:p/>
+    <w:p>
+      <w:r>
+        <w:t>関連する画像やプロンプトを分かるようにする。</w:t>
+      </w:r>
+    </w:p>
+    <w:p/>
+    <w:p>
+      <w:pPr>
+        <w:pStyle w:val="Heading3"/>
+      </w:pPr>
+      <w:r>
+        <w:t>ルール5</w:t>
+      </w:r>
+    </w:p>
+    <w:p/>
+    <w:p>
+      <w:r>
+        <w:t>重要な変更や失敗を記録する。</w:t>
+      </w:r>
+    </w:p>
+    <w:p/>
+    <w:p>
+      <w:pPr>
+        <w:pStyle w:val="Heading3"/>
+      </w:pPr>
+      <w:r>
+        <w:t>ルール6</w:t>
+      </w:r>
+    </w:p>
+    <w:p/>
+    <w:p>
+      <w:r>
+        <w:t>後からPythonで扱える形を意識する。</w:t>
+      </w:r>
+    </w:p>
+    <w:p/>
+    <w:p>
+      <w:r>
+        <w:t>これらを最初の基本ルールとします。</w:t>
+      </w:r>
+    </w:p>
+    <w:p/>
+    <w:p/>
+    <w:p/>
+    <w:p>
+      <w:pPr>
+        <w:pStyle w:val="Heading2"/>
+      </w:pPr>
+      <w:r>
+        <w:t>8.29　最初から複雑にしない</w:t>
+      </w:r>
+    </w:p>
+    <w:p/>
+    <w:p>
+      <w:r>
+        <w:t>記事管理を始めると、</w:t>
+      </w:r>
+    </w:p>
+    <w:p/>
+    <w:p>
+      <w:r>
+        <w:t>「もっと細かく管理したほうがいいのではないか」</w:t>
+      </w:r>
+    </w:p>
+    <w:p/>
+    <w:p>
+      <w:r>
+        <w:t>と考えたくなります。</w:t>
+      </w:r>
+    </w:p>
+    <w:p/>
+    <w:p>
+      <w:r>
+        <w:t>しかし、項目を増やしすぎると、入力作業そのものが大変になります。</w:t>
+      </w:r>
+    </w:p>
+    <w:p/>
+    <w:p>
+      <w:r>
+        <w:t>例えば、最初から30項目を入力する仕組みにすると、記事を作るたびに大量の入力が必要になります。</w:t>
+      </w:r>
+    </w:p>
+    <w:p/>
+    <w:p>
+      <w:r>
+        <w:t>その結果、管理すること自体が負担になる可能性があります。</w:t>
+      </w:r>
+    </w:p>
+    <w:p/>
+    <w:p>
+      <w:r>
+        <w:t>Project Sakuraでは、</w:t>
+      </w:r>
+    </w:p>
+    <w:p/>
+    <w:p>
+      <w:r>
+        <w:t>必要な項目だけ作る</w:t>
+      </w:r>
+    </w:p>
+    <w:p>
+      <w:r>
+        <w:t>↓</w:t>
+      </w:r>
+    </w:p>
+    <w:p>
+      <w:r>
+        <w:t>実際に使う</w:t>
+      </w:r>
+    </w:p>
+    <w:p>
+      <w:r>
+        <w:t>↓</w:t>
+      </w:r>
+    </w:p>
+    <w:p>
+      <w:r>
+        <w:t>問題を見つける</w:t>
+      </w:r>
+    </w:p>
+    <w:p>
+      <w:r>
+        <w:t>↓</w:t>
+      </w:r>
+    </w:p>
+    <w:p>
+      <w:r>
+        <w:t>必要なら項目を追加する</w:t>
+      </w:r>
+    </w:p>
+    <w:p/>
+    <w:p>
+      <w:r>
+        <w:t>という順番にします。</w:t>
+      </w:r>
+    </w:p>
+    <w:p/>
+    <w:p/>
+    <w:p/>
+    <w:p>
+      <w:pPr>
+        <w:pStyle w:val="Heading2"/>
+      </w:pPr>
+      <w:r>
+        <w:t>8.30　記事データを育てる</w:t>
+      </w:r>
+    </w:p>
+    <w:p/>
+    <w:p>
+      <w:r>
+        <w:t>記事管理の仕組みも、記事と同じように少しずつ改善します。</w:t>
+      </w:r>
+    </w:p>
+    <w:p/>
+    <w:p>
+      <w:r>
+        <w:t>最初：</w:t>
+      </w:r>
+    </w:p>
+    <w:p/>
+    <w:p>
+      <w:r>
+        <w:rPr>
+          <w:rFonts w:ascii="Consolas" w:hAnsi="Consolas"/>
+          <w:sz w:val="18"/>
+        </w:rPr>
+        <w:t>ID</w:t>
+      </w:r>
+    </w:p>
+    <w:p>
+      <w:r>
+        <w:rPr>
+          <w:rFonts w:ascii="Consolas" w:hAnsi="Consolas"/>
+          <w:sz w:val="18"/>
+        </w:rPr>
+        <w:t>タイトル</w:t>
+      </w:r>
+    </w:p>
+    <w:p>
+      <w:r>
+        <w:rPr>
+          <w:rFonts w:ascii="Consolas" w:hAnsi="Consolas"/>
+          <w:sz w:val="18"/>
+        </w:rPr>
+        <w:t>状態</w:t>
+      </w:r>
+    </w:p>
+    <w:p/>
+    <w:p>
+      <w:r>
+        <w:t>次に、</w:t>
+      </w:r>
+    </w:p>
+    <w:p/>
+    <w:p>
+      <w:r>
+        <w:rPr>
+          <w:rFonts w:ascii="Consolas" w:hAnsi="Consolas"/>
+          <w:sz w:val="18"/>
+        </w:rPr>
+        <w:t>ID</w:t>
+      </w:r>
+    </w:p>
+    <w:p>
+      <w:r>
+        <w:rPr>
+          <w:rFonts w:ascii="Consolas" w:hAnsi="Consolas"/>
+          <w:sz w:val="18"/>
+        </w:rPr>
+        <w:t>タイトル</w:t>
+      </w:r>
+    </w:p>
+    <w:p>
+      <w:r>
+        <w:rPr>
+          <w:rFonts w:ascii="Consolas" w:hAnsi="Consolas"/>
+          <w:sz w:val="18"/>
+        </w:rPr>
+        <w:t>カテゴリ</w:t>
+      </w:r>
+    </w:p>
+    <w:p>
+      <w:r>
+        <w:rPr>
+          <w:rFonts w:ascii="Consolas" w:hAnsi="Consolas"/>
+          <w:sz w:val="18"/>
+        </w:rPr>
+        <w:t>状態</w:t>
+      </w:r>
+    </w:p>
+    <w:p>
+      <w:r>
+        <w:rPr>
+          <w:rFonts w:ascii="Consolas" w:hAnsi="Consolas"/>
+          <w:sz w:val="18"/>
+        </w:rPr>
+        <w:t>作成日</w:t>
+      </w:r>
+    </w:p>
+    <w:p>
+      <w:r>
+        <w:rPr>
+          <w:rFonts w:ascii="Consolas" w:hAnsi="Consolas"/>
+          <w:sz w:val="18"/>
+        </w:rPr>
+        <w:t>更新日</w:t>
+      </w:r>
+    </w:p>
+    <w:p/>
+    <w:p>
+      <w:r>
+        <w:t>さらに、</w:t>
+      </w:r>
+    </w:p>
+    <w:p/>
+    <w:p>
+      <w:r>
+        <w:rPr>
+          <w:rFonts w:ascii="Consolas" w:hAnsi="Consolas"/>
+          <w:sz w:val="18"/>
+        </w:rPr>
+        <w:t>URL</w:t>
+      </w:r>
+    </w:p>
+    <w:p>
+      <w:r>
+        <w:rPr>
+          <w:rFonts w:ascii="Consolas" w:hAnsi="Consolas"/>
+          <w:sz w:val="18"/>
+        </w:rPr>
+        <w:t>画像</w:t>
+      </w:r>
+    </w:p>
+    <w:p>
+      <w:r>
+        <w:rPr>
+          <w:rFonts w:ascii="Consolas" w:hAnsi="Consolas"/>
+          <w:sz w:val="18"/>
+        </w:rPr>
+        <w:t>プロンプト</w:t>
+      </w:r>
+    </w:p>
+    <w:p>
+      <w:r>
+        <w:rPr>
+          <w:rFonts w:ascii="Consolas" w:hAnsi="Consolas"/>
+          <w:sz w:val="18"/>
+        </w:rPr>
+        <w:t>改善履歴</w:t>
+      </w:r>
+    </w:p>
+    <w:p/>
+    <w:p>
+      <w:r>
+        <w:t>を追加するかもしれません。</w:t>
+      </w:r>
+    </w:p>
+    <w:p/>
+    <w:p>
+      <w:r>
+        <w:t>このように、実際の運用に合わせてデータ項目を増やします。</w:t>
+      </w:r>
+    </w:p>
+    <w:p/>
+    <w:p/>
+    <w:p/>
+    <w:p>
+      <w:pPr>
+        <w:pStyle w:val="Heading2"/>
+      </w:pPr>
+      <w:r>
+        <w:t>8.31　記事管理とブログ運営</w:t>
+      </w:r>
+    </w:p>
+    <w:p/>
+    <w:p>
+      <w:r>
+        <w:t>記事データを管理すると、ブログ全体の状況も見やすくなります。</w:t>
+      </w:r>
+    </w:p>
+    <w:p/>
+    <w:p>
+      <w:r>
+        <w:t>例えば、</w:t>
+      </w:r>
+    </w:p>
+    <w:p/>
+    <w:p>
+      <w:r>
+        <w:rPr>
+          <w:rFonts w:ascii="Consolas" w:hAnsi="Consolas"/>
+          <w:sz w:val="18"/>
+        </w:rPr>
+        <w:t>公開済み　20記事</w:t>
+      </w:r>
+    </w:p>
+    <w:p>
+      <w:r>
+        <w:rPr>
+          <w:rFonts w:ascii="Consolas" w:hAnsi="Consolas"/>
+          <w:sz w:val="18"/>
+        </w:rPr>
+        <w:t>執筆中　　3記事</w:t>
+      </w:r>
+    </w:p>
+    <w:p>
+      <w:r>
+        <w:rPr>
+          <w:rFonts w:ascii="Consolas" w:hAnsi="Consolas"/>
+          <w:sz w:val="18"/>
+        </w:rPr>
+        <w:t>構成作成中 2記事</w:t>
+      </w:r>
+    </w:p>
+    <w:p>
+      <w:r>
+        <w:rPr>
+          <w:rFonts w:ascii="Consolas" w:hAnsi="Consolas"/>
+          <w:sz w:val="18"/>
+        </w:rPr>
+        <w:t>企画中　　5記事</w:t>
+      </w:r>
+    </w:p>
+    <w:p/>
+    <w:p>
+      <w:r>
+        <w:t>というように把握できます。</w:t>
+      </w:r>
+    </w:p>
+    <w:p/>
+    <w:p>
+      <w:r>
+        <w:t>さらにカテゴリ別に、</w:t>
+      </w:r>
+    </w:p>
+    <w:p/>
+    <w:p>
+      <w:r>
+        <w:rPr>
+          <w:rFonts w:ascii="Consolas" w:hAnsi="Consolas"/>
+          <w:sz w:val="18"/>
+        </w:rPr>
+        <w:t>Python　10記事</w:t>
+      </w:r>
+    </w:p>
+    <w:p>
+      <w:r>
+        <w:rPr>
+          <w:rFonts w:ascii="Consolas" w:hAnsi="Consolas"/>
+          <w:sz w:val="18"/>
+        </w:rPr>
+        <w:t>AI　　　8記事</w:t>
+      </w:r>
+    </w:p>
+    <w:p>
+      <w:r>
+        <w:rPr>
+          <w:rFonts w:ascii="Consolas" w:hAnsi="Consolas"/>
+          <w:sz w:val="18"/>
+        </w:rPr>
+        <w:t>GitHub　5記事</w:t>
+      </w:r>
+    </w:p>
+    <w:p>
+      <w:r>
+        <w:rPr>
+          <w:rFonts w:ascii="Consolas" w:hAnsi="Consolas"/>
+          <w:sz w:val="18"/>
+        </w:rPr>
+        <w:t>ブログ　7記事</w:t>
+      </w:r>
+    </w:p>
+    <w:p/>
+    <w:p>
+      <w:r>
+        <w:t>という集計もできます。</w:t>
+      </w:r>
+    </w:p>
+    <w:p/>
+    <w:p>
+      <w:r>
+        <w:t>これにより、</w:t>
+      </w:r>
+    </w:p>
+    <w:p/>
+    <w:p>
+      <w:r>
+        <w:t>「今、どの分野の記事が多いのか」</w:t>
+      </w:r>
+    </w:p>
+    <w:p/>
+    <w:p>
+      <w:r>
+        <w:t>を確認できます。</w:t>
+      </w:r>
+    </w:p>
+    <w:p/>
+    <w:p/>
+    <w:p/>
+    <w:p>
+      <w:pPr>
+        <w:pStyle w:val="Heading2"/>
+      </w:pPr>
+      <w:r>
+        <w:t>8.32　データから次の記事を考える</w:t>
+      </w:r>
+    </w:p>
+    <w:p/>
+    <w:p>
+      <w:r>
+        <w:t>記事データが蓄積されると、新しい記事を考える材料にもなります。</w:t>
+      </w:r>
+    </w:p>
+    <w:p/>
+    <w:p>
+      <w:r>
+        <w:t>例えば、Pythonの記事が多いのにGitHubの記事が少ないことが分かった場合、</w:t>
+      </w:r>
+    </w:p>
+    <w:p/>
+    <w:p>
+      <w:r>
+        <w:t>「GitHub初心者向けの記事を増やす」</w:t>
+      </w:r>
+    </w:p>
+    <w:p/>
+    <w:p>
+      <w:r>
+        <w:t>という判断ができます。</w:t>
+      </w:r>
+    </w:p>
+    <w:p/>
+    <w:p>
+      <w:r>
+        <w:t>また、ある記事に関連する記事が不足している場合、</w:t>
+      </w:r>
+    </w:p>
+    <w:p/>
+    <w:p>
+      <w:r>
+        <w:t>「関連記事を作る」</w:t>
+      </w:r>
+    </w:p>
+    <w:p/>
+    <w:p>
+      <w:r>
+        <w:t>という考え方もできます。</w:t>
+      </w:r>
+    </w:p>
+    <w:p/>
+    <w:p>
+      <w:r>
+        <w:t>つまり、データ管理は単なる整理ではありません。</w:t>
+      </w:r>
+    </w:p>
+    <w:p/>
+    <w:p>
+      <w:r>
+        <w:t>次の行動を決めるための材料にもなります。</w:t>
+      </w:r>
+    </w:p>
+    <w:p/>
+    <w:p/>
+    <w:p/>
+    <w:p>
+      <w:pPr>
+        <w:pStyle w:val="Heading2"/>
+      </w:pPr>
+      <w:r>
+        <w:t>8.33　アクセスデータとの関係</w:t>
+      </w:r>
+    </w:p>
+    <w:p/>
+    <w:p>
+      <w:r>
+        <w:t>将来的には、記事の制作データだけではなく、公開後のデータも管理します。</w:t>
+      </w:r>
+    </w:p>
+    <w:p/>
+    <w:p>
+      <w:r>
+        <w:t>例えば、</w:t>
+      </w:r>
+    </w:p>
+    <w:p/>
+    <w:p>
+      <w:pPr>
+        <w:pStyle w:val="ListBullet"/>
+      </w:pPr>
+      <w:r>
+        <w:t>アクセス数</w:t>
+      </w:r>
+    </w:p>
+    <w:p>
+      <w:pPr>
+        <w:pStyle w:val="ListBullet"/>
+      </w:pPr>
+      <w:r>
+        <w:t>検索からの訪問</w:t>
+      </w:r>
+    </w:p>
+    <w:p>
+      <w:pPr>
+        <w:pStyle w:val="ListBullet"/>
+      </w:pPr>
+      <w:r>
+        <w:t>クリック</w:t>
+      </w:r>
+    </w:p>
+    <w:p>
+      <w:pPr>
+        <w:pStyle w:val="ListBullet"/>
+      </w:pPr>
+      <w:r>
+        <w:t>記事ごとの反応</w:t>
+      </w:r>
+    </w:p>
+    <w:p>
+      <w:pPr>
+        <w:pStyle w:val="ListBullet"/>
+      </w:pPr>
+      <w:r>
+        <w:t>更新日時</w:t>
+      </w:r>
+    </w:p>
+    <w:p/>
+    <w:p>
+      <w:r>
+        <w:t>などです。</w:t>
+      </w:r>
+    </w:p>
+    <w:p/>
+    <w:p>
+      <w:r>
+        <w:t>ただし、これらを第8章ですべて自動取得する必要はありません。</w:t>
+      </w:r>
+    </w:p>
+    <w:p/>
+    <w:p>
+      <w:r>
+        <w:t>まずは、</w:t>
+      </w:r>
+    </w:p>
+    <w:p/>
+    <w:p>
+      <w:r>
+        <w:t>「記事制作データ」</w:t>
+      </w:r>
+    </w:p>
+    <w:p/>
+    <w:p>
+      <w:r>
+        <w:t>を整理することから始めます。</w:t>
+      </w:r>
+    </w:p>
+    <w:p/>
+    <w:p>
+      <w:r>
+        <w:t>公開後のアクセスデータについては、今後の章で段階的に扱います。</w:t>
+      </w:r>
+    </w:p>
+    <w:p/>
+    <w:p/>
+    <w:p/>
+    <w:p>
+      <w:pPr>
+        <w:pStyle w:val="Heading2"/>
+      </w:pPr>
+      <w:r>
+        <w:t>8.34　データを蓄積する意味</w:t>
+      </w:r>
+    </w:p>
+    <w:p/>
+    <w:p>
+      <w:r>
+        <w:t>Project Sakuraの最終目標は、単発の記事制作ではありません。</w:t>
+      </w:r>
+    </w:p>
+    <w:p/>
+    <w:p>
+      <w:r>
+        <w:t>記事を作る。</w:t>
+      </w:r>
+    </w:p>
+    <w:p/>
+    <w:p>
+      <w:r>
+        <w:t>公開する。</w:t>
+      </w:r>
+    </w:p>
+    <w:p/>
+    <w:p>
+      <w:r>
+        <w:t>データを残す。</w:t>
+      </w:r>
+    </w:p>
+    <w:p/>
+    <w:p>
+      <w:r>
+        <w:t>改善する。</w:t>
+      </w:r>
+    </w:p>
+    <w:p/>
+    <w:p>
+      <w:r>
+        <w:t>次の記事を作る。</w:t>
+      </w:r>
+    </w:p>
+    <w:p/>
+    <w:p>
+      <w:r>
+        <w:t>この循環を繰り返します。</w:t>
+      </w:r>
+    </w:p>
+    <w:p/>
+    <w:p>
+      <w:r>
+        <w:t>そのためには、過去の情報が残っている必要があります。</w:t>
+      </w:r>
+    </w:p>
+    <w:p/>
+    <w:p>
+      <w:r>
+        <w:t>データを蓄積することで、</w:t>
+      </w:r>
+    </w:p>
+    <w:p/>
+    <w:p>
+      <w:r>
+        <w:t>「以前どうしたのか」</w:t>
+      </w:r>
+    </w:p>
+    <w:p/>
+    <w:p>
+      <w:r>
+        <w:t>「何がうまくいったのか」</w:t>
+      </w:r>
+    </w:p>
+    <w:p/>
+    <w:p>
+      <w:r>
+        <w:t>「何が問題だったのか」</w:t>
+      </w:r>
+    </w:p>
+    <w:p/>
+    <w:p>
+      <w:r>
+        <w:t>を確認できます。</w:t>
+      </w:r>
+    </w:p>
+    <w:p/>
+    <w:p/>
+    <w:p/>
+    <w:p>
+      <w:pPr>
+        <w:pStyle w:val="Heading2"/>
+      </w:pPr>
+      <w:r>
+        <w:t>8.35　記事制作の再現性を高める</w:t>
+      </w:r>
+    </w:p>
+    <w:p/>
+    <w:p>
+      <w:r>
+        <w:t>記事制作を仕組み化する目的の一つが「再現性」です。</w:t>
+      </w:r>
+    </w:p>
+    <w:p/>
+    <w:p>
+      <w:r>
+        <w:t>例えば、以前の記事を作るときに、</w:t>
+      </w:r>
+    </w:p>
+    <w:p/>
+    <w:p>
+      <w:pPr>
+        <w:pStyle w:val="ListBullet"/>
+      </w:pPr>
+      <w:r>
+        <w:t>テーマ決定</w:t>
+      </w:r>
+    </w:p>
+    <w:p>
+      <w:pPr>
+        <w:pStyle w:val="ListBullet"/>
+      </w:pPr>
+      <w:r>
+        <w:t>構成</w:t>
+      </w:r>
+    </w:p>
+    <w:p>
+      <w:pPr>
+        <w:pStyle w:val="ListBullet"/>
+      </w:pPr>
+      <w:r>
+        <w:t>プロンプト</w:t>
+      </w:r>
+    </w:p>
+    <w:p>
+      <w:pPr>
+        <w:pStyle w:val="ListBullet"/>
+      </w:pPr>
+      <w:r>
+        <w:t>チェック方法</w:t>
+      </w:r>
+    </w:p>
+    <w:p>
+      <w:pPr>
+        <w:pStyle w:val="ListBullet"/>
+      </w:pPr>
+      <w:r>
+        <w:t>画像制作</w:t>
+      </w:r>
+    </w:p>
+    <w:p>
+      <w:pPr>
+        <w:pStyle w:val="ListBullet"/>
+      </w:pPr>
+      <w:r>
+        <w:t>公開手順</w:t>
+      </w:r>
+    </w:p>
+    <w:p/>
+    <w:p>
+      <w:r>
+        <w:t>を記録しておけば、次の記事でも同じ手順を利用できます。</w:t>
+      </w:r>
+    </w:p>
+    <w:p/>
+    <w:p>
+      <w:r>
+        <w:t>毎回ゼロから考える必要がなくなります。</w:t>
+      </w:r>
+    </w:p>
+    <w:p/>
+    <w:p>
+      <w:r>
+        <w:t>これが、作業を「仕組み」に変えていくということです。</w:t>
+      </w:r>
+    </w:p>
+    <w:p/>
+    <w:p/>
+    <w:p/>
+    <w:p>
+      <w:pPr>
+        <w:pStyle w:val="Heading2"/>
+      </w:pPr>
+      <w:r>
+        <w:t>8.36　記事管理の実践例</w:t>
+      </w:r>
+    </w:p>
+    <w:p/>
+    <w:p>
+      <w:r>
+        <w:t>ここまでの内容を、簡単な例でまとめます。</w:t>
+      </w:r>
+    </w:p>
+    <w:p/>
+    <w:p>
+      <w:r>
+        <w:rPr>
+          <w:rFonts w:ascii="Consolas" w:hAnsi="Consolas"/>
+          <w:sz w:val="18"/>
+        </w:rPr>
+        <w:t>記事ID：ART-0001</w:t>
+      </w:r>
+    </w:p>
+    <w:p>
+      <w:r>
+        <w:rPr>
+          <w:rFonts w:ascii="Consolas" w:hAnsi="Consolas"/>
+          <w:sz w:val="18"/>
+        </w:rPr>
+      </w:r>
+    </w:p>
+    <w:p>
+      <w:r>
+        <w:rPr>
+          <w:rFonts w:ascii="Consolas" w:hAnsi="Consolas"/>
+          <w:sz w:val="18"/>
+        </w:rPr>
+        <w:t>タイトル：</w:t>
+      </w:r>
+    </w:p>
+    <w:p>
+      <w:r>
+        <w:rPr>
+          <w:rFonts w:ascii="Consolas" w:hAnsi="Consolas"/>
+          <w:sz w:val="18"/>
+        </w:rPr>
+        <w:t>PythonをWindowsで初めて実行する方法</w:t>
+      </w:r>
+    </w:p>
+    <w:p>
+      <w:r>
+        <w:rPr>
+          <w:rFonts w:ascii="Consolas" w:hAnsi="Consolas"/>
+          <w:sz w:val="18"/>
+        </w:rPr>
+      </w:r>
+    </w:p>
+    <w:p>
+      <w:r>
+        <w:rPr>
+          <w:rFonts w:ascii="Consolas" w:hAnsi="Consolas"/>
+          <w:sz w:val="18"/>
+        </w:rPr>
+        <w:t>カテゴリ：</w:t>
+      </w:r>
+    </w:p>
+    <w:p>
+      <w:r>
+        <w:rPr>
+          <w:rFonts w:ascii="Consolas" w:hAnsi="Consolas"/>
+          <w:sz w:val="18"/>
+        </w:rPr>
+        <w:t>Python</w:t>
+      </w:r>
+    </w:p>
+    <w:p>
+      <w:r>
+        <w:rPr>
+          <w:rFonts w:ascii="Consolas" w:hAnsi="Consolas"/>
+          <w:sz w:val="18"/>
+        </w:rPr>
+      </w:r>
+    </w:p>
+    <w:p>
+      <w:r>
+        <w:rPr>
+          <w:rFonts w:ascii="Consolas" w:hAnsi="Consolas"/>
+          <w:sz w:val="18"/>
+        </w:rPr>
+        <w:t>ステータス：</w:t>
+      </w:r>
+    </w:p>
+    <w:p>
+      <w:r>
+        <w:rPr>
+          <w:rFonts w:ascii="Consolas" w:hAnsi="Consolas"/>
+          <w:sz w:val="18"/>
+        </w:rPr>
+        <w:t>published</w:t>
+      </w:r>
+    </w:p>
+    <w:p>
+      <w:r>
+        <w:rPr>
+          <w:rFonts w:ascii="Consolas" w:hAnsi="Consolas"/>
+          <w:sz w:val="18"/>
+        </w:rPr>
+      </w:r>
+    </w:p>
+    <w:p>
+      <w:r>
+        <w:rPr>
+          <w:rFonts w:ascii="Consolas" w:hAnsi="Consolas"/>
+          <w:sz w:val="18"/>
+        </w:rPr>
+        <w:t>作成日：</w:t>
+      </w:r>
+    </w:p>
+    <w:p>
+      <w:r>
+        <w:rPr>
+          <w:rFonts w:ascii="Consolas" w:hAnsi="Consolas"/>
+          <w:sz w:val="18"/>
+        </w:rPr>
+        <w:t>2026-08-01</w:t>
+      </w:r>
+    </w:p>
+    <w:p>
+      <w:r>
+        <w:rPr>
+          <w:rFonts w:ascii="Consolas" w:hAnsi="Consolas"/>
+          <w:sz w:val="18"/>
+        </w:rPr>
+      </w:r>
+    </w:p>
+    <w:p>
+      <w:r>
+        <w:rPr>
+          <w:rFonts w:ascii="Consolas" w:hAnsi="Consolas"/>
+          <w:sz w:val="18"/>
+        </w:rPr>
+        <w:t>更新日：</w:t>
+      </w:r>
+    </w:p>
+    <w:p>
+      <w:r>
+        <w:rPr>
+          <w:rFonts w:ascii="Consolas" w:hAnsi="Consolas"/>
+          <w:sz w:val="18"/>
+        </w:rPr>
+        <w:t>2026-08-05</w:t>
+      </w:r>
+    </w:p>
+    <w:p>
+      <w:r>
+        <w:rPr>
+          <w:rFonts w:ascii="Consolas" w:hAnsi="Consolas"/>
+          <w:sz w:val="18"/>
+        </w:rPr>
+      </w:r>
+    </w:p>
+    <w:p>
+      <w:r>
+        <w:rPr>
+          <w:rFonts w:ascii="Consolas" w:hAnsi="Consolas"/>
+          <w:sz w:val="18"/>
+        </w:rPr>
+        <w:t>使用画像：</w:t>
+      </w:r>
+    </w:p>
+    <w:p>
+      <w:r>
+        <w:rPr>
+          <w:rFonts w:ascii="Consolas" w:hAnsi="Consolas"/>
+          <w:sz w:val="18"/>
+        </w:rPr>
+        <w:t>ART-0001-main.png</w:t>
+      </w:r>
+    </w:p>
+    <w:p>
+      <w:r>
+        <w:rPr>
+          <w:rFonts w:ascii="Consolas" w:hAnsi="Consolas"/>
+          <w:sz w:val="18"/>
+        </w:rPr>
+        <w:t>ART-0001-step01.png</w:t>
+      </w:r>
+    </w:p>
+    <w:p>
+      <w:r>
+        <w:rPr>
+          <w:rFonts w:ascii="Consolas" w:hAnsi="Consolas"/>
+          <w:sz w:val="18"/>
+        </w:rPr>
+      </w:r>
+    </w:p>
+    <w:p>
+      <w:r>
+        <w:rPr>
+          <w:rFonts w:ascii="Consolas" w:hAnsi="Consolas"/>
+          <w:sz w:val="18"/>
+        </w:rPr>
+        <w:t>使用プロンプト：</w:t>
+      </w:r>
+    </w:p>
+    <w:p>
+      <w:r>
+        <w:rPr>
+          <w:rFonts w:ascii="Consolas" w:hAnsi="Consolas"/>
+          <w:sz w:val="18"/>
+        </w:rPr>
+        <w:t>article_outline.md</w:t>
+      </w:r>
+    </w:p>
+    <w:p>
+      <w:r>
+        <w:rPr>
+          <w:rFonts w:ascii="Consolas" w:hAnsi="Consolas"/>
+          <w:sz w:val="18"/>
+        </w:rPr>
+        <w:t>article_title.md</w:t>
+      </w:r>
+    </w:p>
+    <w:p>
+      <w:r>
+        <w:rPr>
+          <w:rFonts w:ascii="Consolas" w:hAnsi="Consolas"/>
+          <w:sz w:val="18"/>
+        </w:rPr>
+        <w:t>article_check.md</w:t>
+      </w:r>
+    </w:p>
+    <w:p>
+      <w:r>
+        <w:rPr>
+          <w:rFonts w:ascii="Consolas" w:hAnsi="Consolas"/>
+          <w:sz w:val="18"/>
+        </w:rPr>
+      </w:r>
+    </w:p>
+    <w:p>
+      <w:r>
+        <w:rPr>
+          <w:rFonts w:ascii="Consolas" w:hAnsi="Consolas"/>
+          <w:sz w:val="18"/>
+        </w:rPr>
+        <w:t>メモ：</w:t>
+      </w:r>
+    </w:p>
+    <w:p>
+      <w:r>
+        <w:rPr>
+          <w:rFonts w:ascii="Consolas" w:hAnsi="Consolas"/>
+          <w:sz w:val="18"/>
+        </w:rPr>
+        <w:t>初心者向けに説明を追加した。</w:t>
+      </w:r>
+    </w:p>
+    <w:p/>
+    <w:p>
+      <w:r>
+        <w:t>このように情報を整理しておけば、後から記事の状態を確認できます。</w:t>
+      </w:r>
+    </w:p>
+    <w:p/>
+    <w:p/>
+    <w:p/>
+    <w:p>
+      <w:pPr>
+        <w:pStyle w:val="Heading2"/>
+      </w:pPr>
+      <w:r>
+        <w:t>8.37　記事制作記録の実践例</w:t>
+      </w:r>
+    </w:p>
+    <w:p/>
+    <w:p>
+      <w:r>
+        <w:t>記事そのものとは別に、制作記録を残すこともできます。</w:t>
+      </w:r>
+    </w:p>
+    <w:p/>
+    <w:p>
+      <w:r>
+        <w:rPr>
+          <w:rFonts w:ascii="Consolas" w:hAnsi="Consolas"/>
+          <w:sz w:val="18"/>
+        </w:rPr>
+        <w:t>2026-08-01</w:t>
+      </w:r>
+    </w:p>
+    <w:p>
+      <w:r>
+        <w:rPr>
+          <w:rFonts w:ascii="Consolas" w:hAnsi="Consolas"/>
+          <w:sz w:val="18"/>
+        </w:rPr>
+        <w:t>テーマ候補を10個作成。</w:t>
+      </w:r>
+    </w:p>
+    <w:p>
+      <w:r>
+        <w:rPr>
+          <w:rFonts w:ascii="Consolas" w:hAnsi="Consolas"/>
+          <w:sz w:val="18"/>
+        </w:rPr>
+      </w:r>
+    </w:p>
+    <w:p>
+      <w:r>
+        <w:rPr>
+          <w:rFonts w:ascii="Consolas" w:hAnsi="Consolas"/>
+          <w:sz w:val="18"/>
+        </w:rPr>
+        <w:t>2026-08-02</w:t>
+      </w:r>
+    </w:p>
+    <w:p>
+      <w:r>
+        <w:rPr>
+          <w:rFonts w:ascii="Consolas" w:hAnsi="Consolas"/>
+          <w:sz w:val="18"/>
+        </w:rPr>
+        <w:t>Pythonテーマを採用。</w:t>
+      </w:r>
+    </w:p>
+    <w:p>
+      <w:r>
+        <w:rPr>
+          <w:rFonts w:ascii="Consolas" w:hAnsi="Consolas"/>
+          <w:sz w:val="18"/>
+        </w:rPr>
+      </w:r>
+    </w:p>
+    <w:p>
+      <w:r>
+        <w:rPr>
+          <w:rFonts w:ascii="Consolas" w:hAnsi="Consolas"/>
+          <w:sz w:val="18"/>
+        </w:rPr>
+        <w:t>2026-08-03</w:t>
+      </w:r>
+    </w:p>
+    <w:p>
+      <w:r>
+        <w:rPr>
+          <w:rFonts w:ascii="Consolas" w:hAnsi="Consolas"/>
+          <w:sz w:val="18"/>
+        </w:rPr>
+        <w:t>AIを利用して構成案を作成。</w:t>
+      </w:r>
+    </w:p>
+    <w:p>
+      <w:r>
+        <w:rPr>
+          <w:rFonts w:ascii="Consolas" w:hAnsi="Consolas"/>
+          <w:sz w:val="18"/>
+        </w:rPr>
+      </w:r>
+    </w:p>
+    <w:p>
+      <w:r>
+        <w:rPr>
+          <w:rFonts w:ascii="Consolas" w:hAnsi="Consolas"/>
+          <w:sz w:val="18"/>
+        </w:rPr>
+        <w:t>2026-08-04</w:t>
+      </w:r>
+    </w:p>
+    <w:p>
+      <w:r>
+        <w:rPr>
+          <w:rFonts w:ascii="Consolas" w:hAnsi="Consolas"/>
+          <w:sz w:val="18"/>
+        </w:rPr>
+        <w:t>構成を修正。</w:t>
+      </w:r>
+    </w:p>
+    <w:p>
+      <w:r>
+        <w:rPr>
+          <w:rFonts w:ascii="Consolas" w:hAnsi="Consolas"/>
+          <w:sz w:val="18"/>
+        </w:rPr>
+      </w:r>
+    </w:p>
+    <w:p>
+      <w:r>
+        <w:rPr>
+          <w:rFonts w:ascii="Consolas" w:hAnsi="Consolas"/>
+          <w:sz w:val="18"/>
+        </w:rPr>
+        <w:t>2026-08-05</w:t>
+      </w:r>
+    </w:p>
+    <w:p>
+      <w:r>
+        <w:rPr>
+          <w:rFonts w:ascii="Consolas" w:hAnsi="Consolas"/>
+          <w:sz w:val="18"/>
+        </w:rPr>
+        <w:t>本文完成。</w:t>
+      </w:r>
+    </w:p>
+    <w:p>
+      <w:r>
+        <w:rPr>
+          <w:rFonts w:ascii="Consolas" w:hAnsi="Consolas"/>
+          <w:sz w:val="18"/>
+        </w:rPr>
+      </w:r>
+    </w:p>
+    <w:p>
+      <w:r>
+        <w:rPr>
+          <w:rFonts w:ascii="Consolas" w:hAnsi="Consolas"/>
+          <w:sz w:val="18"/>
+        </w:rPr>
+        <w:t>2026-08-06</w:t>
+      </w:r>
+    </w:p>
+    <w:p>
+      <w:r>
+        <w:rPr>
+          <w:rFonts w:ascii="Consolas" w:hAnsi="Consolas"/>
+          <w:sz w:val="18"/>
+        </w:rPr>
+        <w:t>実際の操作を確認。</w:t>
+      </w:r>
+    </w:p>
+    <w:p>
+      <w:r>
+        <w:rPr>
+          <w:rFonts w:ascii="Consolas" w:hAnsi="Consolas"/>
+          <w:sz w:val="18"/>
+        </w:rPr>
+      </w:r>
+    </w:p>
+    <w:p>
+      <w:r>
+        <w:rPr>
+          <w:rFonts w:ascii="Consolas" w:hAnsi="Consolas"/>
+          <w:sz w:val="18"/>
+        </w:rPr>
+        <w:t>2026-08-06</w:t>
+      </w:r>
+    </w:p>
+    <w:p>
+      <w:r>
+        <w:rPr>
+          <w:rFonts w:ascii="Consolas" w:hAnsi="Consolas"/>
+          <w:sz w:val="18"/>
+        </w:rPr>
+        <w:t>画像作成。</w:t>
+      </w:r>
+    </w:p>
+    <w:p>
+      <w:r>
+        <w:rPr>
+          <w:rFonts w:ascii="Consolas" w:hAnsi="Consolas"/>
+          <w:sz w:val="18"/>
+        </w:rPr>
+      </w:r>
+    </w:p>
+    <w:p>
+      <w:r>
+        <w:rPr>
+          <w:rFonts w:ascii="Consolas" w:hAnsi="Consolas"/>
+          <w:sz w:val="18"/>
+        </w:rPr>
+        <w:t>2026-08-07</w:t>
+      </w:r>
+    </w:p>
+    <w:p>
+      <w:r>
+        <w:rPr>
+          <w:rFonts w:ascii="Consolas" w:hAnsi="Consolas"/>
+          <w:sz w:val="18"/>
+        </w:rPr>
+        <w:t>公開。</w:t>
+      </w:r>
+    </w:p>
+    <w:p>
+      <w:r>
+        <w:rPr>
+          <w:rFonts w:ascii="Consolas" w:hAnsi="Consolas"/>
+          <w:sz w:val="18"/>
+        </w:rPr>
+      </w:r>
+    </w:p>
+    <w:p>
+      <w:r>
+        <w:rPr>
+          <w:rFonts w:ascii="Consolas" w:hAnsi="Consolas"/>
+          <w:sz w:val="18"/>
+        </w:rPr>
+        <w:t>2026-08-10</w:t>
+      </w:r>
+    </w:p>
+    <w:p>
+      <w:r>
+        <w:rPr>
+          <w:rFonts w:ascii="Consolas" w:hAnsi="Consolas"/>
+          <w:sz w:val="18"/>
+        </w:rPr>
+        <w:t>初心者向け説明を追加。</w:t>
+      </w:r>
+    </w:p>
+    <w:p/>
+    <w:p>
+      <w:r>
+        <w:t>この記録は、次の記事制作にも利用できます。</w:t>
+      </w:r>
+    </w:p>
+    <w:p/>
+    <w:p/>
+    <w:p/>
+    <w:p>
+      <w:pPr>
+        <w:pStyle w:val="Heading2"/>
+      </w:pPr>
+      <w:r>
+        <w:t>8.38　記事データ管理を将来の自動化につなげる</w:t>
+      </w:r>
+    </w:p>
+    <w:p/>
+    <w:p>
+      <w:r>
+        <w:t>第8章で整理した記事データは、今後の自動化の基礎になります。</w:t>
+      </w:r>
+    </w:p>
+    <w:p/>
+    <w:p>
+      <w:r>
+        <w:t>例えば将来的に、</w:t>
+      </w:r>
+    </w:p>
+    <w:p/>
+    <w:p>
+      <w:r>
+        <w:rPr>
+          <w:rFonts w:ascii="Consolas" w:hAnsi="Consolas"/>
+          <w:sz w:val="18"/>
+        </w:rPr>
+        <w:t>記事データ</w:t>
+      </w:r>
+    </w:p>
+    <w:p>
+      <w:r>
+        <w:rPr>
+          <w:rFonts w:ascii="Consolas" w:hAnsi="Consolas"/>
+          <w:sz w:val="18"/>
+        </w:rPr>
+        <w:t xml:space="preserve">    ↓</w:t>
+      </w:r>
+    </w:p>
+    <w:p>
+      <w:r>
+        <w:rPr>
+          <w:rFonts w:ascii="Consolas" w:hAnsi="Consolas"/>
+          <w:sz w:val="18"/>
+        </w:rPr>
+        <w:t>Python</w:t>
+      </w:r>
+    </w:p>
+    <w:p>
+      <w:r>
+        <w:rPr>
+          <w:rFonts w:ascii="Consolas" w:hAnsi="Consolas"/>
+          <w:sz w:val="18"/>
+        </w:rPr>
+        <w:t xml:space="preserve">    ↓</w:t>
+      </w:r>
+    </w:p>
+    <w:p>
+      <w:r>
+        <w:rPr>
+          <w:rFonts w:ascii="Consolas" w:hAnsi="Consolas"/>
+          <w:sz w:val="18"/>
+        </w:rPr>
+        <w:t>処理</w:t>
+      </w:r>
+    </w:p>
+    <w:p>
+      <w:r>
+        <w:rPr>
+          <w:rFonts w:ascii="Consolas" w:hAnsi="Consolas"/>
+          <w:sz w:val="18"/>
+        </w:rPr>
+        <w:t xml:space="preserve">    ↓</w:t>
+      </w:r>
+    </w:p>
+    <w:p>
+      <w:r>
+        <w:rPr>
+          <w:rFonts w:ascii="Consolas" w:hAnsi="Consolas"/>
+          <w:sz w:val="18"/>
+        </w:rPr>
+        <w:t>AI</w:t>
+      </w:r>
+    </w:p>
+    <w:p>
+      <w:r>
+        <w:rPr>
+          <w:rFonts w:ascii="Consolas" w:hAnsi="Consolas"/>
+          <w:sz w:val="18"/>
+        </w:rPr>
+        <w:t xml:space="preserve">    ↓</w:t>
+      </w:r>
+    </w:p>
+    <w:p>
+      <w:r>
+        <w:rPr>
+          <w:rFonts w:ascii="Consolas" w:hAnsi="Consolas"/>
+          <w:sz w:val="18"/>
+        </w:rPr>
+        <w:t>記事制作支援</w:t>
+      </w:r>
+    </w:p>
+    <w:p>
+      <w:r>
+        <w:rPr>
+          <w:rFonts w:ascii="Consolas" w:hAnsi="Consolas"/>
+          <w:sz w:val="18"/>
+        </w:rPr>
+        <w:t xml:space="preserve">    ↓</w:t>
+      </w:r>
+    </w:p>
+    <w:p>
+      <w:r>
+        <w:rPr>
+          <w:rFonts w:ascii="Consolas" w:hAnsi="Consolas"/>
+          <w:sz w:val="18"/>
+        </w:rPr>
+        <w:t>WordPress</w:t>
+      </w:r>
+    </w:p>
+    <w:p>
+      <w:r>
+        <w:rPr>
+          <w:rFonts w:ascii="Consolas" w:hAnsi="Consolas"/>
+          <w:sz w:val="18"/>
+        </w:rPr>
+        <w:t xml:space="preserve">    ↓</w:t>
+      </w:r>
+    </w:p>
+    <w:p>
+      <w:r>
+        <w:rPr>
+          <w:rFonts w:ascii="Consolas" w:hAnsi="Consolas"/>
+          <w:sz w:val="18"/>
+        </w:rPr>
+        <w:t>公開</w:t>
+      </w:r>
+    </w:p>
+    <w:p>
+      <w:r>
+        <w:rPr>
+          <w:rFonts w:ascii="Consolas" w:hAnsi="Consolas"/>
+          <w:sz w:val="18"/>
+        </w:rPr>
+        <w:t xml:space="preserve">    ↓</w:t>
+      </w:r>
+    </w:p>
+    <w:p>
+      <w:r>
+        <w:rPr>
+          <w:rFonts w:ascii="Consolas" w:hAnsi="Consolas"/>
+          <w:sz w:val="18"/>
+        </w:rPr>
+        <w:t>結果データ</w:t>
+      </w:r>
+    </w:p>
+    <w:p>
+      <w:r>
+        <w:rPr>
+          <w:rFonts w:ascii="Consolas" w:hAnsi="Consolas"/>
+          <w:sz w:val="18"/>
+        </w:rPr>
+        <w:t xml:space="preserve">    ↓</w:t>
+      </w:r>
+    </w:p>
+    <w:p>
+      <w:r>
+        <w:rPr>
+          <w:rFonts w:ascii="Consolas" w:hAnsi="Consolas"/>
+          <w:sz w:val="18"/>
+        </w:rPr>
+        <w:t>記事データへ保存</w:t>
+      </w:r>
+    </w:p>
+    <w:p/>
+    <w:p>
+      <w:r>
+        <w:t>という流れを作ることができます。</w:t>
+      </w:r>
+    </w:p>
+    <w:p/>
+    <w:p>
+      <w:r>
+        <w:t>これは第1章で説明した、</w:t>
+      </w:r>
+    </w:p>
+    <w:p/>
+    <w:p>
+      <w:r>
+        <w:t>「手作業</w:t>
+      </w:r>
+    </w:p>
+    <w:p>
+      <w:r>
+        <w:t>↓</w:t>
+      </w:r>
+    </w:p>
+    <w:p>
+      <w:r>
+        <w:t>手順化</w:t>
+      </w:r>
+    </w:p>
+    <w:p>
+      <w:r>
+        <w:t>↓</w:t>
+      </w:r>
+    </w:p>
+    <w:p>
+      <w:r>
+        <w:t>半自動化</w:t>
+      </w:r>
+    </w:p>
+    <w:p>
+      <w:r>
+        <w:t>↓</w:t>
+      </w:r>
+    </w:p>
+    <w:p>
+      <w:r>
+        <w:t>自動化」</w:t>
+      </w:r>
+    </w:p>
+    <w:p/>
+    <w:p>
+      <w:r>
+        <w:t>という発展にもつながります。</w:t>
+      </w:r>
+    </w:p>
+    <w:p/>
+    <w:p/>
+    <w:p/>
+    <w:p>
+      <w:pPr>
+        <w:pStyle w:val="Heading2"/>
+      </w:pPr>
+      <w:r>
+        <w:t>8.39　自動化する前に手作業で理解する</w:t>
+      </w:r>
+    </w:p>
+    <w:p/>
+    <w:p>
+      <w:r>
+        <w:t>ここで重要なのが、自動化を急がないことです。</w:t>
+      </w:r>
+    </w:p>
+    <w:p/>
+    <w:p>
+      <w:r>
+        <w:t>例えば、</w:t>
+      </w:r>
+    </w:p>
+    <w:p/>
+    <w:p>
+      <w:r>
+        <w:t>「記事登録をPythonで自動化したい」</w:t>
+      </w:r>
+    </w:p>
+    <w:p/>
+    <w:p>
+      <w:r>
+        <w:t>と思ったとしても、まず手作業で記事を登録してみます。</w:t>
+      </w:r>
+    </w:p>
+    <w:p/>
+    <w:p>
+      <w:r>
+        <w:t>その中で、</w:t>
+      </w:r>
+    </w:p>
+    <w:p/>
+    <w:p>
+      <w:r>
+        <w:t>「毎回同じ入力をしている」</w:t>
+      </w:r>
+    </w:p>
+    <w:p/>
+    <w:p>
+      <w:r>
+        <w:t>「同じフォルダを作っている」</w:t>
+      </w:r>
+    </w:p>
+    <w:p/>
+    <w:p>
+      <w:r>
+        <w:t>「同じファイルを作っている」</w:t>
+      </w:r>
+    </w:p>
+    <w:p/>
+    <w:p>
+      <w:r>
+        <w:t>という作業を見つけます。</w:t>
+      </w:r>
+    </w:p>
+    <w:p/>
+    <w:p>
+      <w:r>
+        <w:t>そこから自動化します。</w:t>
+      </w:r>
+    </w:p>
+    <w:p/>
+    <w:p>
+      <w:r>
+        <w:t>自動化する対象を理解せずにプログラムを作ると、必要のない機能まで作ってしまう可能性があります。</w:t>
+      </w:r>
+    </w:p>
+    <w:p/>
+    <w:p/>
+    <w:p/>
+    <w:p>
+      <w:pPr>
+        <w:pStyle w:val="Heading2"/>
+      </w:pPr>
+      <w:r>
+        <w:t>8.40　初心者が最初に作る管理表</w:t>
+      </w:r>
+    </w:p>
+    <w:p/>
+    <w:p>
+      <w:r>
+        <w:t>最初は非常に簡単な表で構いません。</w:t>
+      </w:r>
+    </w:p>
+    <w:p/>
+    <w:p>
+      <w:r>
+        <w:t>例えば、</w:t>
+      </w:r>
+    </w:p>
+    <w:p/>
+    <w:p>
+      <w:r>
+        <w:t>| ID | タイトル | 状態 |</w:t>
+      </w:r>
+    </w:p>
+    <w:p>
+      <w:r>
+        <w:t>|---|---|---|</w:t>
+      </w:r>
+    </w:p>
+    <w:p>
+      <w:r>
+        <w:t>| ART-0001 | PythonをWindowsで初めて実行する方法 | 公開済み |</w:t>
+      </w:r>
+    </w:p>
+    <w:p>
+      <w:r>
+        <w:t>| ART-0002 | GitHub初心者向け入門 | 執筆中 |</w:t>
+      </w:r>
+    </w:p>
+    <w:p>
+      <w:r>
+        <w:t>| ART-0003 | AIを使った記事制作 | 構成作成中 |</w:t>
+      </w:r>
+    </w:p>
+    <w:p/>
+    <w:p>
+      <w:r>
+        <w:t>これだけでも記事の状況が分かります。</w:t>
+      </w:r>
+    </w:p>
+    <w:p/>
+    <w:p>
+      <w:r>
+        <w:t>次に必要になったら、</w:t>
+      </w:r>
+    </w:p>
+    <w:p/>
+    <w:p>
+      <w:r>
+        <w:t>カテゴリ</w:t>
+      </w:r>
+    </w:p>
+    <w:p>
+      <w:r>
+        <w:t>作成日</w:t>
+      </w:r>
+    </w:p>
+    <w:p>
+      <w:r>
+        <w:t>更新日</w:t>
+      </w:r>
+    </w:p>
+    <w:p>
+      <w:r>
+        <w:t>URL</w:t>
+      </w:r>
+    </w:p>
+    <w:p/>
+    <w:p>
+      <w:r>
+        <w:t>などを追加します。</w:t>
+      </w:r>
+    </w:p>
+    <w:p/>
+    <w:p/>
+    <w:p/>
+    <w:p>
+      <w:pPr>
+        <w:pStyle w:val="Heading2"/>
+      </w:pPr>
+      <w:r>
+        <w:t>8.41　記事管理の最初の目標</w:t>
+      </w:r>
+    </w:p>
+    <w:p/>
+    <w:p>
+      <w:r>
+        <w:t>第8章での最初の目標は、複雑な管理システムを作ることではありません。</w:t>
+      </w:r>
+    </w:p>
+    <w:p/>
+    <w:p>
+      <w:r>
+        <w:t>まず、</w:t>
+      </w:r>
+    </w:p>
+    <w:p/>
+    <w:p>
+      <w:r>
+        <w:t>「自分が作っている記事を一覧で確認できる」</w:t>
+      </w:r>
+    </w:p>
+    <w:p/>
+    <w:p>
+      <w:r>
+        <w:t>ことを目標にします。</w:t>
+      </w:r>
+    </w:p>
+    <w:p/>
+    <w:p>
+      <w:r>
+        <w:t>そして、</w:t>
+      </w:r>
+    </w:p>
+    <w:p/>
+    <w:p>
+      <w:r>
+        <w:t>「今どの記事を進めるべきか」</w:t>
+      </w:r>
+    </w:p>
+    <w:p/>
+    <w:p>
+      <w:r>
+        <w:t>「どの記事を修正するべきか」</w:t>
+      </w:r>
+    </w:p>
+    <w:p/>
+    <w:p>
+      <w:r>
+        <w:t>が分かる状態を作ります。</w:t>
+      </w:r>
+    </w:p>
+    <w:p/>
+    <w:p>
+      <w:r>
+        <w:t>それだけでも、記事制作の管理は大きく変わります。</w:t>
+      </w:r>
+    </w:p>
+    <w:p/>
+    <w:p/>
+    <w:p/>
+    <w:p>
+      <w:pPr>
+        <w:pStyle w:val="Heading2"/>
+      </w:pPr>
+      <w:r>
+        <w:t>8.42　第8章まとめ</w:t>
+      </w:r>
+    </w:p>
+    <w:p/>
+    <w:p>
+      <w:r>
+        <w:t>第8章では、記事データ管理と制作記録について整理しました。</w:t>
+      </w:r>
+    </w:p>
+    <w:p/>
+    <w:p>
+      <w:r>
+        <w:t>記事が増えると、</w:t>
+      </w:r>
+    </w:p>
+    <w:p/>
+    <w:p>
+      <w:r>
+        <w:t>「どの記事があるのか」</w:t>
+      </w:r>
+    </w:p>
+    <w:p/>
+    <w:p>
+      <w:r>
+        <w:t>だけではなく、</w:t>
+      </w:r>
+    </w:p>
+    <w:p/>
+    <w:p>
+      <w:r>
+        <w:t>「どの状態なのか」</w:t>
+      </w:r>
+    </w:p>
+    <w:p/>
+    <w:p>
+      <w:r>
+        <w:t>「いつ作ったのか」</w:t>
+      </w:r>
+    </w:p>
+    <w:p/>
+    <w:p>
+      <w:r>
+        <w:t>「いつ更新したのか」</w:t>
+      </w:r>
+    </w:p>
+    <w:p/>
+    <w:p>
+      <w:r>
+        <w:t>「どんなプロンプトを使ったのか」</w:t>
+      </w:r>
+    </w:p>
+    <w:p/>
+    <w:p>
+      <w:r>
+        <w:t>「どんな問題があったのか」</w:t>
+      </w:r>
+    </w:p>
+    <w:p/>
+    <w:p>
+      <w:r>
+        <w:t>などの情報も重要になります。</w:t>
+      </w:r>
+    </w:p>
+    <w:p/>
+    <w:p>
+      <w:r>
+        <w:t>そのため、記事本文と記事に関する情報を分けて管理します。</w:t>
+      </w:r>
+    </w:p>
+    <w:p/>
+    <w:p>
+      <w:r>
+        <w:t>記事IDを付ける。</w:t>
+      </w:r>
+    </w:p>
+    <w:p/>
+    <w:p>
+      <w:r>
+        <w:t>ステータスを記録する。</w:t>
+      </w:r>
+    </w:p>
+    <w:p/>
+    <w:p>
+      <w:r>
+        <w:t>作成日と更新日を記録する。</w:t>
+      </w:r>
+    </w:p>
+    <w:p/>
+    <w:p>
+      <w:r>
+        <w:t>画像やプロンプトを関連付ける。</w:t>
+      </w:r>
+    </w:p>
+    <w:p/>
+    <w:p>
+      <w:r>
+        <w:t>制作記録を残す。</w:t>
+      </w:r>
+    </w:p>
+    <w:p/>
+    <w:p>
+      <w:r>
+        <w:t>改善履歴を残す。</w:t>
+      </w:r>
+    </w:p>
+    <w:p/>
+    <w:p>
+      <w:r>
+        <w:t>これらを少しずつ積み重ねます。</w:t>
+      </w:r>
+    </w:p>
+    <w:p/>
+    <w:p>
+      <w:r>
+        <w:t>データ管理には、</w:t>
+      </w:r>
+    </w:p>
+    <w:p/>
+    <w:p>
+      <w:r>
+        <w:t>Markdown</w:t>
+      </w:r>
+    </w:p>
+    <w:p>
+      <w:r>
+        <w:t>CSV</w:t>
+      </w:r>
+    </w:p>
+    <w:p>
+      <w:r>
+        <w:t>JSON</w:t>
+      </w:r>
+    </w:p>
+    <w:p/>
+    <w:p>
+      <w:r>
+        <w:t>などの方法があります。</w:t>
+      </w:r>
+    </w:p>
+    <w:p/>
+    <w:p>
+      <w:r>
+        <w:t>最初からすべてを使う必要はありません。</w:t>
+      </w:r>
+    </w:p>
+    <w:p/>
+    <w:p>
+      <w:r>
+        <w:t>人間が読みやすい方法から始め、必要になったらPythonで扱いやすい形式へ発展させます。</w:t>
+      </w:r>
+    </w:p>
+    <w:p/>
+    <w:p>
+      <w:r>
+        <w:t>そして、整理された記事データは、将来的なAI活用やPythonによる自動化の基礎になります。</w:t>
+      </w:r>
+    </w:p>
+    <w:p/>
+    <w:p>
+      <w:r>
+        <w:t>Project Sakuraでは、</w:t>
+      </w:r>
+    </w:p>
+    <w:p/>
+    <w:p>
+      <w:r>
+        <w:t>記事を作る</w:t>
+      </w:r>
+    </w:p>
+    <w:p>
+      <w:r>
+        <w:t>↓</w:t>
+      </w:r>
+    </w:p>
+    <w:p>
+      <w:r>
+        <w:t>記事を公開する</w:t>
+      </w:r>
+    </w:p>
+    <w:p>
+      <w:r>
+        <w:t>↓</w:t>
+      </w:r>
+    </w:p>
+    <w:p>
+      <w:r>
+        <w:t>記事データを残す</w:t>
+      </w:r>
+    </w:p>
+    <w:p>
+      <w:r>
+        <w:t>↓</w:t>
+      </w:r>
+    </w:p>
+    <w:p>
+      <w:r>
+        <w:t>結果を確認する</w:t>
+      </w:r>
+    </w:p>
+    <w:p>
+      <w:r>
+        <w:t>↓</w:t>
+      </w:r>
+    </w:p>
+    <w:p>
+      <w:r>
+        <w:t>改善する</w:t>
+      </w:r>
+    </w:p>
+    <w:p>
+      <w:r>
+        <w:t>↓</w:t>
+      </w:r>
+    </w:p>
+    <w:p>
+      <w:r>
+        <w:t>次の記事を作る</w:t>
+      </w:r>
+    </w:p>
+    <w:p/>
+    <w:p>
+      <w:r>
+        <w:t>という循環を作っていきます。</w:t>
+      </w:r>
+    </w:p>
+    <w:p/>
+    <w:p>
+      <w:r>
+        <w:t>記事そのものだけではなく、</w:t>
+      </w:r>
+    </w:p>
+    <w:p/>
+    <w:p>
+      <w:r>
+        <w:t>「記事を作った記録」</w:t>
+      </w:r>
+    </w:p>
+    <w:p/>
+    <w:p>
+      <w:r>
+        <w:t>「記事を改善した記録」</w:t>
+      </w:r>
+    </w:p>
+    <w:p/>
+    <w:p>
+      <w:r>
+        <w:t>「作業方法を改善した記録」</w:t>
+      </w:r>
+    </w:p>
+    <w:p/>
+    <w:p>
+      <w:r>
+        <w:t>も資産として残します。</w:t>
+      </w:r>
+    </w:p>
+    <w:p/>
+    <w:p>
+      <w:r>
+        <w:t>これが、Project Sakuraにおける記事データ管理の基本的な考え方です。</w:t>
+      </w:r>
+    </w:p>
+    <w:p/>
+    <w:p/>
+    <w:p/>
+    <w:p>
+      <w:pPr>
+        <w:pStyle w:val="Heading1"/>
+      </w:pPr>
+      <w:r>
+        <w:t>Chapter Check</w:t>
+      </w:r>
+    </w:p>
+    <w:p/>
+    <w:p>
+      <w:r>
+        <w:t>第8章を読み終えたら、次の質問を確認してみましょう。</w:t>
+      </w:r>
+    </w:p>
+    <w:p/>
+    <w:p>
+      <w:pPr>
+        <w:pStyle w:val="Heading3"/>
+      </w:pPr>
+      <w:r>
+        <w:t>Q1</w:t>
+      </w:r>
+    </w:p>
+    <w:p/>
+    <w:p>
+      <w:r>
+        <w:t>記事数が増えたとき、記事データを管理する必要があるのはなぜですか？</w:t>
+      </w:r>
+    </w:p>
+    <w:p/>
+    <w:p>
+      <w:pPr>
+        <w:pStyle w:val="Heading3"/>
+      </w:pPr>
+      <w:r>
+        <w:t>Q2</w:t>
+      </w:r>
+    </w:p>
+    <w:p/>
+    <w:p>
+      <w:r>
+        <w:t>記事本文と記事データを分けて考えるメリットは何ですか？</w:t>
+      </w:r>
+    </w:p>
+    <w:p/>
+    <w:p>
+      <w:pPr>
+        <w:pStyle w:val="Heading3"/>
+      </w:pPr>
+      <w:r>
+        <w:t>Q3</w:t>
+      </w:r>
+    </w:p>
+    <w:p/>
+    <w:p>
+      <w:r>
+        <w:t>記事IDを付ける理由は何ですか？</w:t>
+      </w:r>
+    </w:p>
+    <w:p/>
+    <w:p>
+      <w:pPr>
+        <w:pStyle w:val="Heading3"/>
+      </w:pPr>
+      <w:r>
+        <w:t>Q4</w:t>
+      </w:r>
+    </w:p>
+    <w:p/>
+    <w:p>
+      <w:r>
+        <w:t>記事の「ステータス」とは何ですか？</w:t>
+      </w:r>
+    </w:p>
+    <w:p/>
+    <w:p>
+      <w:pPr>
+        <w:pStyle w:val="Heading3"/>
+      </w:pPr>
+      <w:r>
+        <w:t>Q5</w:t>
+      </w:r>
+    </w:p>
+    <w:p/>
+    <w:p>
+      <w:r>
+        <w:t>Markdown、CSV、JSONは、それぞれどのような用途に向いていますか？</w:t>
+      </w:r>
+    </w:p>
+    <w:p/>
+    <w:p>
+      <w:pPr>
+        <w:pStyle w:val="Heading3"/>
+      </w:pPr>
+      <w:r>
+        <w:t>Q6</w:t>
+      </w:r>
+    </w:p>
+    <w:p/>
+    <w:p>
+      <w:r>
+        <w:t>記事制作の記録を残すことには、どのようなメリットがありますか？</w:t>
+      </w:r>
+    </w:p>
+    <w:p/>
+    <w:p>
+      <w:pPr>
+        <w:pStyle w:val="Heading3"/>
+      </w:pPr>
+      <w:r>
+        <w:t>Q7</w:t>
+      </w:r>
+    </w:p>
+    <w:p/>
+    <w:p>
+      <w:r>
+        <w:t>失敗や改善履歴も記録するのはなぜですか？</w:t>
+      </w:r>
+    </w:p>
+    <w:p/>
+    <w:p>
+      <w:pPr>
+        <w:pStyle w:val="Heading3"/>
+      </w:pPr>
+      <w:r>
+        <w:t>Q8</w:t>
+      </w:r>
+    </w:p>
+    <w:p/>
+    <w:p>
+      <w:r>
+        <w:t>記事データをPythonで扱えるようにすると、どのようなことができるようになりますか？</w:t>
+      </w:r>
+    </w:p>
+    <w:p/>
+    <w:p>
+      <w:pPr>
+        <w:pStyle w:val="Heading3"/>
+      </w:pPr>
+      <w:r>
+        <w:t>Q9</w:t>
+      </w:r>
+    </w:p>
+    <w:p/>
+    <w:p>
+      <w:r>
+        <w:t>なぜ最初から複雑な記事管理システムを作らないのでしょうか？</w:t>
+      </w:r>
+    </w:p>
+    <w:p/>
+    <w:p>
+      <w:pPr>
+        <w:pStyle w:val="Heading3"/>
+      </w:pPr>
+      <w:r>
+        <w:t>Q10</w:t>
+      </w:r>
+    </w:p>
+    <w:p/>
+    <w:p>
+      <w:r>
+        <w:t>記事データを蓄積することは、次の記事制作にどのように役立ちますか？</w:t>
+      </w:r>
+    </w:p>
+    <w:p/>
+    <w:p>
+      <w:pPr>
+        <w:pStyle w:val="Heading3"/>
+      </w:pPr>
+      <w:r>
+        <w:t>Q11</w:t>
+      </w:r>
+    </w:p>
+    <w:p/>
+    <w:p>
+      <w:r>
+        <w:t>Project Sakuraで、自動化する前に手作業で作業を確認する理由は何ですか？</w:t>
+      </w:r>
+    </w:p>
+    <w:p/>
+    <w:p>
+      <w:pPr>
+        <w:pStyle w:val="Heading3"/>
+      </w:pPr>
+      <w:r>
+        <w:t>Q12</w:t>
+      </w:r>
+    </w:p>
+    <w:p/>
+    <w:p>
+      <w:r>
+        <w:t>第8章で学んだ記事データ管理を、将来どのような自動化につなげられるでしょうか？</w:t>
+      </w:r>
+    </w:p>
+    <w:p/>
+    <w:p/>
+    <w:p/>
+    <w:p>
+      <w:pPr>
+        <w:pStyle w:val="Heading1"/>
+      </w:pPr>
+      <w:r>
+        <w:t>第9章への予告</w:t>
+      </w:r>
+    </w:p>
+    <w:p/>
+    <w:p>
+      <w:r>
+        <w:t>第8章では、記事を作った後に必要となる記事データの管理について整理しました。</w:t>
+      </w:r>
+    </w:p>
+    <w:p/>
+    <w:p>
+      <w:r>
+        <w:t>記事ID。</w:t>
+      </w:r>
+    </w:p>
+    <w:p/>
+    <w:p>
+      <w:r>
+        <w:t>ステータス。</w:t>
+      </w:r>
+    </w:p>
+    <w:p/>
+    <w:p>
+      <w:r>
+        <w:t>作成日。</w:t>
+      </w:r>
+    </w:p>
+    <w:p/>
+    <w:p>
+      <w:r>
+        <w:t>更新日。</w:t>
+      </w:r>
+    </w:p>
+    <w:p/>
+    <w:p>
+      <w:r>
+        <w:t>画像。</w:t>
+      </w:r>
+    </w:p>
+    <w:p/>
+    <w:p>
+      <w:r>
+        <w:t>プロンプト。</w:t>
+      </w:r>
+    </w:p>
+    <w:p/>
+    <w:p>
+      <w:r>
+        <w:t>制作記録。</w:t>
+      </w:r>
+    </w:p>
+    <w:p/>
+    <w:p>
+      <w:r>
+        <w:t>改善履歴。</w:t>
+      </w:r>
+    </w:p>
+    <w:p/>
+    <w:p>
+      <w:r>
+        <w:t>これらを整理することで、記事が増えても全体の状況を把握しやすくなります。</w:t>
+      </w:r>
+    </w:p>
+    <w:p/>
+    <w:p>
+      <w:r>
+        <w:t>しかし、記事データを手作業で管理していると、次第に同じ作業が増えてきます。</w:t>
+      </w:r>
+    </w:p>
+    <w:p/>
+    <w:p>
+      <w:r>
+        <w:t>例えば、</w:t>
+      </w:r>
+    </w:p>
+    <w:p/>
+    <w:p>
+      <w:r>
+        <w:t>「新しい記事を登録する」</w:t>
+      </w:r>
+    </w:p>
+    <w:p/>
+    <w:p>
+      <w:r>
+        <w:t>「記事IDを付ける」</w:t>
+      </w:r>
+    </w:p>
+    <w:p/>
+    <w:p>
+      <w:r>
+        <w:t>「フォルダを作る」</w:t>
+      </w:r>
+    </w:p>
+    <w:p/>
+    <w:p>
+      <w:r>
+        <w:t>「初期ファイルを作る」</w:t>
+      </w:r>
+    </w:p>
+    <w:p/>
+    <w:p>
+      <w:r>
+        <w:t>「一覧を更新する」</w:t>
+      </w:r>
+    </w:p>
+    <w:p/>
+    <w:p>
+      <w:r>
+        <w:t>といった作業です。</w:t>
+      </w:r>
+    </w:p>
+    <w:p/>
+    <w:p>
+      <w:r>
+        <w:t>ここで、Pythonが役立ちます。</w:t>
+      </w:r>
+    </w:p>
+    <w:p/>
+    <w:p>
+      <w:r>
+        <w:t>第9章では、</w:t>
+      </w:r>
+    </w:p>
+    <w:p/>
+    <w:p>
+      <w:r>
+        <w:t>**「Pythonによる記事データ管理」**</w:t>
+      </w:r>
+    </w:p>
+    <w:p/>
+    <w:p>
+      <w:r>
+        <w:t>をテーマとして、実際に小さなプログラムを作りながら記事データを扱っていきます。</w:t>
+      </w:r>
+    </w:p>
+    <w:p/>
+    <w:p>
+      <w:r>
+        <w:t>最初から複雑なシステムは作りません。</w:t>
+      </w:r>
+    </w:p>
+    <w:p/>
+    <w:p>
+      <w:r>
+        <w:t>まずは、</w:t>
+      </w:r>
+    </w:p>
+    <w:p/>
+    <w:p>
+      <w:r>
+        <w:t>データを保存する</w:t>
+      </w:r>
+    </w:p>
+    <w:p>
+      <w:r>
+        <w:t>↓</w:t>
+      </w:r>
+    </w:p>
+    <w:p>
+      <w:r>
+        <w:t>データを読み込む</w:t>
+      </w:r>
+    </w:p>
+    <w:p>
+      <w:r>
+        <w:t>↓</w:t>
+      </w:r>
+    </w:p>
+    <w:p>
+      <w:r>
+        <w:t>データを表示する</w:t>
+      </w:r>
+    </w:p>
+    <w:p>
+      <w:r>
+        <w:t>↓</w:t>
+      </w:r>
+    </w:p>
+    <w:p>
+      <w:r>
+        <w:t>データを追加する</w:t>
+      </w:r>
+    </w:p>
+    <w:p>
+      <w:r>
+        <w:t>↓</w:t>
+      </w:r>
+    </w:p>
+    <w:p>
+      <w:r>
+        <w:t>データを更新する</w:t>
+      </w:r>
+    </w:p>
+    <w:p/>
+    <w:p>
+      <w:r>
+        <w:t>という基本的な処理から始めます。</w:t>
+      </w:r>
+    </w:p>
+    <w:p/>
+    <w:p>
+      <w:r>
+        <w:t>第8章で「何を管理するのか」を整理し、第9章では「Pythonでどう扱うのか」へ進みます。</w:t>
+      </w:r>
+    </w:p>
+    <w:p/>
+    <w:p>
+      <w:r>
+        <w:t>Project Sakuraの自動化は、ここから少しずつプログラムとして形になっていきます。</w:t>
       </w:r>
     </w:p>
     <w:sectPr>
